--- a/fra/docx/37.content.docx
+++ b/fra/docx/37.content.docx
@@ -365,6 +365,20 @@
       </w:r>
       <w:r>
         <w:rPr>
+          <w:lang w:val="fr_FR" w:bidi="fr_FR"/>
+        </w:rPr>
+        <w:t>בִּ⁠שְׁנַ֤ת שְׁתַּ֨יִם֙ לְ⁠דָרְיָ֣וֶשׁ הַ⁠מֶּ֔לֶךְ</w:t>
+      </w:r>
+    </w:p>
+    <w:p>
+      <w:pPr/>
+      <w:r>
+        <w:rPr>
+          <w:lang w:val="fr_FR" w:bidi="fr_FR"/>
+        </w:rPr>
+      </w:r>
+      <w:r>
+        <w:rPr>
           <w:b/>
           <w:lang w:val="fr_FR" w:bidi="fr_FR"/>
         </w:rPr>
@@ -461,6 +475,20 @@
       </w:r>
       <w:r>
         <w:rPr>
+          <w:lang w:val="fr_FR" w:bidi="fr_FR"/>
+        </w:rPr>
+        <w:t>בִּ⁠שְׁנַ֤ת שְׁתַּ֨יִם֙ &amp; בַּ⁠חֹ֨דֶשׁ֙ הַ⁠שִּׁשִּׁ֔י בְּ⁠י֥וֹם אֶחָ֖ד לַ⁠חֹ֑דֶשׁ</w:t>
+      </w:r>
+    </w:p>
+    <w:p>
+      <w:pPr/>
+      <w:r>
+        <w:rPr>
+          <w:lang w:val="fr_FR" w:bidi="fr_FR"/>
+        </w:rPr>
+      </w:r>
+      <w:r>
+        <w:rPr>
           <w:b/>
           <w:lang w:val="fr_FR" w:bidi="fr_FR"/>
         </w:rPr>
@@ -557,6 +585,20 @@
       </w:r>
       <w:r>
         <w:rPr>
+          <w:lang w:val="fr_FR" w:bidi="fr_FR"/>
+        </w:rPr>
+        <w:t>בַּ⁠חֹ֨דֶשׁ֙ הַ⁠שִּׁשִּׁ֔י בְּ⁠י֥וֹם אֶחָ֖ד לַ⁠חֹ֑דֶשׁ</w:t>
+      </w:r>
+    </w:p>
+    <w:p>
+      <w:pPr/>
+      <w:r>
+        <w:rPr>
+          <w:lang w:val="fr_FR" w:bidi="fr_FR"/>
+        </w:rPr>
+      </w:r>
+      <w:r>
+        <w:rPr>
           <w:b/>
           <w:lang w:val="fr_FR" w:bidi="fr_FR"/>
         </w:rPr>
@@ -653,6 +695,20 @@
       </w:r>
       <w:r>
         <w:rPr>
+          <w:lang w:val="fr_FR" w:bidi="fr_FR"/>
+        </w:rPr>
+        <w:t>הָיָ֨ה דְבַר־יְהוָ֜ה בְּ⁠יַד־חַגַּ֣י הַ⁠נָּבִ֗יא</w:t>
+      </w:r>
+    </w:p>
+    <w:p>
+      <w:pPr/>
+      <w:r>
+        <w:rPr>
+          <w:lang w:val="fr_FR" w:bidi="fr_FR"/>
+        </w:rPr>
+      </w:r>
+      <w:r>
+        <w:rPr>
           <w:b/>
           <w:lang w:val="fr_FR" w:bidi="fr_FR"/>
         </w:rPr>
@@ -775,6 +831,20 @@
       </w:r>
       <w:r>
         <w:rPr>
+          <w:lang w:val="fr_FR" w:bidi="fr_FR"/>
+        </w:rPr>
+        <w:t>דְבַר־יְהוָ֜ה</w:t>
+      </w:r>
+    </w:p>
+    <w:p>
+      <w:pPr/>
+      <w:r>
+        <w:rPr>
+          <w:lang w:val="fr_FR" w:bidi="fr_FR"/>
+        </w:rPr>
+      </w:r>
+      <w:r>
+        <w:rPr>
           <w:b/>
           <w:lang w:val="fr_FR" w:bidi="fr_FR"/>
         </w:rPr>
@@ -871,6 +941,20 @@
       </w:r>
       <w:r>
         <w:rPr>
+          <w:lang w:val="fr_FR" w:bidi="fr_FR"/>
+        </w:rPr>
+        <w:t>כֹּ֥ה אָמַ֛ר יְהוָ֥ה צְבָא֖וֹת לֵ⁠אמֹ֑ר הָ⁠עָ֤ם הַ⁠זֶּה֙ אָֽמְר֔וּ לֹ֥א עֶת־בֹּ֛א עֶת־בֵּ֥ית יְהוָ֖ה לְ⁠הִבָּנֽוֹת</w:t>
+      </w:r>
+    </w:p>
+    <w:p>
+      <w:pPr/>
+      <w:r>
+        <w:rPr>
+          <w:lang w:val="fr_FR" w:bidi="fr_FR"/>
+        </w:rPr>
+      </w:r>
+      <w:r>
+        <w:rPr>
           <w:b/>
           <w:lang w:val="fr_FR" w:bidi="fr_FR"/>
         </w:rPr>
@@ -954,6 +1038,20 @@
       </w:r>
       <w:r>
         <w:rPr>
+          <w:lang w:val="fr_FR" w:bidi="fr_FR"/>
+        </w:rPr>
+        <w:t>יְהוָ֥ה צְבָא֖וֹת</w:t>
+      </w:r>
+    </w:p>
+    <w:p>
+      <w:pPr/>
+      <w:r>
+        <w:rPr>
+          <w:lang w:val="fr_FR" w:bidi="fr_FR"/>
+        </w:rPr>
+      </w:r>
+      <w:r>
+        <w:rPr>
           <w:b/>
           <w:lang w:val="fr_FR" w:bidi="fr_FR"/>
         </w:rPr>
@@ -1050,6 +1148,20 @@
       </w:r>
       <w:r>
         <w:rPr>
+          <w:lang w:val="fr_FR" w:bidi="fr_FR"/>
+        </w:rPr>
+        <w:t>הָ⁠עָ֤ם הַ⁠זֶּה֙</w:t>
+      </w:r>
+    </w:p>
+    <w:p>
+      <w:pPr/>
+      <w:r>
+        <w:rPr>
+          <w:lang w:val="fr_FR" w:bidi="fr_FR"/>
+        </w:rPr>
+      </w:r>
+      <w:r>
+        <w:rPr>
           <w:b/>
           <w:lang w:val="fr_FR" w:bidi="fr_FR"/>
         </w:rPr>
@@ -1146,6 +1258,20 @@
       </w:r>
       <w:r>
         <w:rPr>
+          <w:lang w:val="fr_FR" w:bidi="fr_FR"/>
+        </w:rPr>
+        <w:t>עֶת־בֵּ֥ית יְהוָ֖ה</w:t>
+      </w:r>
+    </w:p>
+    <w:p>
+      <w:pPr/>
+      <w:r>
+        <w:rPr>
+          <w:lang w:val="fr_FR" w:bidi="fr_FR"/>
+        </w:rPr>
+      </w:r>
+      <w:r>
+        <w:rPr>
           <w:b/>
           <w:lang w:val="fr_FR" w:bidi="fr_FR"/>
         </w:rPr>
@@ -1231,6 +1357,20 @@
         <w:rPr>
           <w:lang w:val="fr_FR" w:bidi="fr_FR"/>
         </w:rPr>
+      </w:r>
+    </w:p>
+    <w:p>
+      <w:pPr/>
+      <w:r>
+        <w:rPr>
+          <w:lang w:val="fr_FR" w:bidi="fr_FR"/>
+        </w:rPr>
+      </w:r>
+      <w:r>
+        <w:rPr>
+          <w:lang w:val="fr_FR" w:bidi="fr_FR"/>
+        </w:rPr>
+        <w:t>וַֽ⁠יְהִי֙ דְּבַר־יְהוָ֔ה בְּ⁠יַד־חַגַּ֥י הַ⁠נָּבִ֖יא</w:t>
       </w:r>
     </w:p>
     <w:p>
@@ -1357,6 +1497,20 @@
       </w:r>
       <w:r>
         <w:rPr>
+          <w:lang w:val="fr_FR" w:bidi="fr_FR"/>
+        </w:rPr>
+        <w:t>הַ⁠עֵ֤ת לָ⁠כֶם֙ אַתֶּ֔ם לָ⁠שֶׁ֖בֶת בְּ⁠בָתֵּי⁠כֶ֣ם סְפוּנִ֑ים וְ⁠הַ⁠בַּ֥יִת הַ⁠זֶּ֖ה חָרֵֽב</w:t>
+      </w:r>
+    </w:p>
+    <w:p>
+      <w:pPr/>
+      <w:r>
+        <w:rPr>
+          <w:lang w:val="fr_FR" w:bidi="fr_FR"/>
+        </w:rPr>
+      </w:r>
+      <w:r>
+        <w:rPr>
           <w:b/>
           <w:lang w:val="fr_FR" w:bidi="fr_FR"/>
         </w:rPr>
@@ -1440,6 +1594,20 @@
       </w:r>
       <w:r>
         <w:rPr>
+          <w:lang w:val="fr_FR" w:bidi="fr_FR"/>
+        </w:rPr>
+        <w:t>לָ⁠כֶם֙ אַתֶּ֔ם &amp; בְּ⁠בָתֵּי⁠כֶ֣ם</w:t>
+      </w:r>
+    </w:p>
+    <w:p>
+      <w:pPr/>
+      <w:r>
+        <w:rPr>
+          <w:lang w:val="fr_FR" w:bidi="fr_FR"/>
+        </w:rPr>
+      </w:r>
+      <w:r>
+        <w:rPr>
           <w:b/>
           <w:lang w:val="fr_FR" w:bidi="fr_FR"/>
         </w:rPr>
@@ -1575,6 +1743,20 @@
       </w:r>
       <w:r>
         <w:rPr>
+          <w:lang w:val="fr_FR" w:bidi="fr_FR"/>
+        </w:rPr>
+        <w:t>סְפוּנִ֑ים</w:t>
+      </w:r>
+    </w:p>
+    <w:p>
+      <w:pPr/>
+      <w:r>
+        <w:rPr>
+          <w:lang w:val="fr_FR" w:bidi="fr_FR"/>
+        </w:rPr>
+      </w:r>
+      <w:r>
+        <w:rPr>
           <w:b/>
           <w:lang w:val="fr_FR" w:bidi="fr_FR"/>
         </w:rPr>
@@ -1671,6 +1853,20 @@
       </w:r>
       <w:r>
         <w:rPr>
+          <w:lang w:val="fr_FR" w:bidi="fr_FR"/>
+        </w:rPr>
+        <w:t>וְ⁠עַתָּ֕ה כֹּ֥ה אָמַ֖ר יְהוָ֣ה צְבָא֑וֹת שִׂ֥ימוּ לְבַבְ⁠כֶ֖ם עַל־דַּרְכֵי⁠כֶֽם</w:t>
+      </w:r>
+    </w:p>
+    <w:p>
+      <w:pPr/>
+      <w:r>
+        <w:rPr>
+          <w:lang w:val="fr_FR" w:bidi="fr_FR"/>
+        </w:rPr>
+      </w:r>
+      <w:r>
+        <w:rPr>
           <w:b/>
           <w:lang w:val="fr_FR" w:bidi="fr_FR"/>
         </w:rPr>
@@ -1754,6 +1950,20 @@
       </w:r>
       <w:r>
         <w:rPr>
+          <w:lang w:val="fr_FR" w:bidi="fr_FR"/>
+        </w:rPr>
+        <w:t>שִׂ֥ימוּ לְבַבְ⁠כֶ֖ם עַל־דַּרְכֵי⁠כֶֽם</w:t>
+      </w:r>
+    </w:p>
+    <w:p>
+      <w:pPr/>
+      <w:r>
+        <w:rPr>
+          <w:lang w:val="fr_FR" w:bidi="fr_FR"/>
+        </w:rPr>
+      </w:r>
+      <w:r>
+        <w:rPr>
           <w:b/>
           <w:lang w:val="fr_FR" w:bidi="fr_FR"/>
         </w:rPr>
@@ -1850,6 +2060,20 @@
       </w:r>
       <w:r>
         <w:rPr>
+          <w:lang w:val="fr_FR" w:bidi="fr_FR"/>
+        </w:rPr>
+        <w:t>לְבַבְ⁠כֶ֖ם</w:t>
+      </w:r>
+    </w:p>
+    <w:p>
+      <w:pPr/>
+      <w:r>
+        <w:rPr>
+          <w:lang w:val="fr_FR" w:bidi="fr_FR"/>
+        </w:rPr>
+      </w:r>
+      <w:r>
+        <w:rPr>
           <w:b/>
           <w:lang w:val="fr_FR" w:bidi="fr_FR"/>
         </w:rPr>
@@ -1946,6 +2170,20 @@
       </w:r>
       <w:r>
         <w:rPr>
+          <w:lang w:val="fr_FR" w:bidi="fr_FR"/>
+        </w:rPr>
+        <w:t>דַּרְכֵי⁠כֶֽם</w:t>
+      </w:r>
+    </w:p>
+    <w:p>
+      <w:pPr/>
+      <w:r>
+        <w:rPr>
+          <w:lang w:val="fr_FR" w:bidi="fr_FR"/>
+        </w:rPr>
+      </w:r>
+      <w:r>
+        <w:rPr>
           <w:b/>
           <w:lang w:val="fr_FR" w:bidi="fr_FR"/>
         </w:rPr>
@@ -2042,6 +2280,20 @@
       </w:r>
       <w:r>
         <w:rPr>
+          <w:lang w:val="fr_FR" w:bidi="fr_FR"/>
+        </w:rPr>
+        <w:t>וְ⁠אֵין־לְ⁠שָׂבְעָה֙</w:t>
+      </w:r>
+    </w:p>
+    <w:p>
+      <w:pPr/>
+      <w:r>
+        <w:rPr>
+          <w:lang w:val="fr_FR" w:bidi="fr_FR"/>
+        </w:rPr>
+      </w:r>
+      <w:r>
+        <w:rPr>
           <w:b/>
           <w:lang w:val="fr_FR" w:bidi="fr_FR"/>
         </w:rPr>
@@ -2138,6 +2390,20 @@
       </w:r>
       <w:r>
         <w:rPr>
+          <w:lang w:val="fr_FR" w:bidi="fr_FR"/>
+        </w:rPr>
+        <w:t>וְ⁠אֵין־לְ⁠שָׁכְרָ֔ה</w:t>
+      </w:r>
+    </w:p>
+    <w:p>
+      <w:pPr/>
+      <w:r>
+        <w:rPr>
+          <w:lang w:val="fr_FR" w:bidi="fr_FR"/>
+        </w:rPr>
+      </w:r>
+      <w:r>
+        <w:rPr>
           <w:b/>
           <w:lang w:val="fr_FR" w:bidi="fr_FR"/>
         </w:rPr>
@@ -2233,6 +2499,20 @@
       </w:r>
       <w:r>
         <w:rPr>
+          <w:lang w:val="fr_FR" w:bidi="fr_FR"/>
+        </w:rPr>
+        <w:t>לָב֖וֹשׁ וְ⁠אֵין־לְ⁠חֹ֣ם ל֑⁠וֹ</w:t>
+      </w:r>
+    </w:p>
+    <w:p>
+      <w:pPr/>
+      <w:r>
+        <w:rPr>
+          <w:lang w:val="fr_FR" w:bidi="fr_FR"/>
+        </w:rPr>
+      </w:r>
+      <w:r>
+        <w:rPr>
           <w:b/>
           <w:lang w:val="fr_FR" w:bidi="fr_FR"/>
         </w:rPr>
@@ -2316,6 +2596,20 @@
       </w:r>
       <w:r>
         <w:rPr>
+          <w:lang w:val="fr_FR" w:bidi="fr_FR"/>
+        </w:rPr>
+        <w:t>וְ⁠הַ֨⁠מִּשְׂתַּכֵּ֔ר מִשְׂתַּכֵּ֖ר אֶל־צְר֥וֹר נָקֽוּב</w:t>
+      </w:r>
+    </w:p>
+    <w:p>
+      <w:pPr/>
+      <w:r>
+        <w:rPr>
+          <w:lang w:val="fr_FR" w:bidi="fr_FR"/>
+        </w:rPr>
+      </w:r>
+      <w:r>
+        <w:rPr>
           <w:b/>
           <w:lang w:val="fr_FR" w:bidi="fr_FR"/>
         </w:rPr>
@@ -2425,6 +2719,20 @@
       </w:r>
       <w:r>
         <w:rPr>
+          <w:lang w:val="fr_FR" w:bidi="fr_FR"/>
+        </w:rPr>
+        <w:t>וְ⁠הַ֨⁠מִּשְׂתַּכֵּ֔ר מִשְׂתַּכֵּ֖ר אֶל־צְר֥וֹר נָקֽוּב</w:t>
+      </w:r>
+    </w:p>
+    <w:p>
+      <w:pPr/>
+      <w:r>
+        <w:rPr>
+          <w:lang w:val="fr_FR" w:bidi="fr_FR"/>
+        </w:rPr>
+      </w:r>
+      <w:r>
+        <w:rPr>
           <w:b/>
           <w:lang w:val="fr_FR" w:bidi="fr_FR"/>
         </w:rPr>
@@ -2534,6 +2842,20 @@
       </w:r>
       <w:r>
         <w:rPr>
+          <w:lang w:val="fr_FR" w:bidi="fr_FR"/>
+        </w:rPr>
+        <w:t>צְר֥וֹר נָקֽוּב</w:t>
+      </w:r>
+    </w:p>
+    <w:p>
+      <w:pPr/>
+      <w:r>
+        <w:rPr>
+          <w:lang w:val="fr_FR" w:bidi="fr_FR"/>
+        </w:rPr>
+      </w:r>
+      <w:r>
+        <w:rPr>
           <w:b/>
           <w:lang w:val="fr_FR" w:bidi="fr_FR"/>
         </w:rPr>
@@ -2617,6 +2939,20 @@
       </w:r>
       <w:r>
         <w:rPr>
+          <w:lang w:val="fr_FR" w:bidi="fr_FR"/>
+        </w:rPr>
+        <w:t>כֹּ֥ה אָמַ֖ר יְהוָ֣ה צְבָא֑וֹת שִׂ֥ימוּ לְבַבְ⁠כֶ֖ם עַל־דַּרְכֵי⁠כֶֽם</w:t>
+      </w:r>
+    </w:p>
+    <w:p>
+      <w:pPr/>
+      <w:r>
+        <w:rPr>
+          <w:lang w:val="fr_FR" w:bidi="fr_FR"/>
+        </w:rPr>
+      </w:r>
+      <w:r>
+        <w:rPr>
           <w:b/>
           <w:lang w:val="fr_FR" w:bidi="fr_FR"/>
         </w:rPr>
@@ -2696,6 +3032,20 @@
         <w:rPr>
           <w:lang w:val="fr_FR" w:bidi="fr_FR"/>
         </w:rPr>
+      </w:r>
+    </w:p>
+    <w:p>
+      <w:pPr/>
+      <w:r>
+        <w:rPr>
+          <w:lang w:val="fr_FR" w:bidi="fr_FR"/>
+        </w:rPr>
+      </w:r>
+      <w:r>
+        <w:rPr>
+          <w:lang w:val="fr_FR" w:bidi="fr_FR"/>
+        </w:rPr>
+        <w:t>שִׂ֥ימוּ לְבַבְ⁠כֶ֖ם עַל־דַּרְכֵי⁠כֶֽם</w:t>
       </w:r>
     </w:p>
     <w:p>
@@ -2808,6 +3158,20 @@
       </w:r>
       <w:r>
         <w:rPr>
+          <w:lang w:val="fr_FR" w:bidi="fr_FR"/>
+        </w:rPr>
+        <w:t>עֲל֥וּ הָ⁠הָ֛ר וַ⁠הֲבֵאתֶ֥ם עֵ֖ץ וּ⁠בְנ֣וּ הַ⁠בָּ֑יִת וְ⁠אֶרְצֶה־בּ֥⁠וֹ ו⁠אכבד אָמַ֥ר יְהוָֽה</w:t>
+      </w:r>
+    </w:p>
+    <w:p>
+      <w:pPr/>
+      <w:r>
+        <w:rPr>
+          <w:lang w:val="fr_FR" w:bidi="fr_FR"/>
+        </w:rPr>
+      </w:r>
+      <w:r>
+        <w:rPr>
           <w:b/>
           <w:lang w:val="fr_FR" w:bidi="fr_FR"/>
         </w:rPr>
@@ -2891,6 +3255,20 @@
       </w:r>
       <w:r>
         <w:rPr>
+          <w:lang w:val="fr_FR" w:bidi="fr_FR"/>
+        </w:rPr>
+        <w:t>הָ⁠הָ֛ר</w:t>
+      </w:r>
+    </w:p>
+    <w:p>
+      <w:pPr/>
+      <w:r>
+        <w:rPr>
+          <w:lang w:val="fr_FR" w:bidi="fr_FR"/>
+        </w:rPr>
+      </w:r>
+      <w:r>
+        <w:rPr>
           <w:b/>
           <w:lang w:val="fr_FR" w:bidi="fr_FR"/>
         </w:rPr>
@@ -2987,6 +3365,20 @@
       </w:r>
       <w:r>
         <w:rPr>
+          <w:lang w:val="fr_FR" w:bidi="fr_FR"/>
+        </w:rPr>
+        <w:t>ו⁠אכבד</w:t>
+      </w:r>
+    </w:p>
+    <w:p>
+      <w:pPr/>
+      <w:r>
+        <w:rPr>
+          <w:lang w:val="fr_FR" w:bidi="fr_FR"/>
+        </w:rPr>
+      </w:r>
+      <w:r>
+        <w:rPr>
           <w:b/>
           <w:lang w:val="fr_FR" w:bidi="fr_FR"/>
         </w:rPr>
@@ -3083,6 +3475,20 @@
       </w:r>
       <w:r>
         <w:rPr>
+          <w:lang w:val="fr_FR" w:bidi="fr_FR"/>
+        </w:rPr>
+        <w:t>פָּנֹ֤ה אֶל־הַרְבֵּה֙ וְ⁠הִנֵּ֣ה לִ⁠מְעָ֔ט וַ⁠הֲבֵאתֶ֥ם הַ⁠בַּ֖יִת וְ⁠נָפַ֣חְתִּי ב֑⁠וֹ יַ֣עַן מֶ֗ה נְאֻם֙ יְהוָ֣ה צְבָא֔וֹת יַ֗עַן בֵּיתִ⁠י֙ אֲשֶׁר־ה֣וּא חָרֵ֔ב וְ⁠אַתֶּ֥ם רָצִ֖ים אִ֥ישׁ לְ⁠בֵיתֽ⁠וֹ</w:t>
+      </w:r>
+    </w:p>
+    <w:p>
+      <w:pPr/>
+      <w:r>
+        <w:rPr>
+          <w:lang w:val="fr_FR" w:bidi="fr_FR"/>
+        </w:rPr>
+      </w:r>
+      <w:r>
+        <w:rPr>
           <w:b/>
           <w:lang w:val="fr_FR" w:bidi="fr_FR"/>
         </w:rPr>
@@ -3178,6 +3584,20 @@
       </w:r>
       <w:r>
         <w:rPr>
+          <w:lang w:val="fr_FR" w:bidi="fr_FR"/>
+        </w:rPr>
+        <w:t>וְ⁠הִנֵּ֣ה</w:t>
+      </w:r>
+    </w:p>
+    <w:p>
+      <w:pPr/>
+      <w:r>
+        <w:rPr>
+          <w:lang w:val="fr_FR" w:bidi="fr_FR"/>
+        </w:rPr>
+      </w:r>
+      <w:r>
+        <w:rPr>
           <w:b/>
           <w:lang w:val="fr_FR" w:bidi="fr_FR"/>
         </w:rPr>
@@ -3274,6 +3694,20 @@
       </w:r>
       <w:r>
         <w:rPr>
+          <w:lang w:val="fr_FR" w:bidi="fr_FR"/>
+        </w:rPr>
+        <w:t>וְ⁠הִנֵּ֣ה לִ⁠מְעָ֔ט</w:t>
+      </w:r>
+    </w:p>
+    <w:p>
+      <w:pPr/>
+      <w:r>
+        <w:rPr>
+          <w:lang w:val="fr_FR" w:bidi="fr_FR"/>
+        </w:rPr>
+      </w:r>
+      <w:r>
+        <w:rPr>
           <w:b/>
           <w:lang w:val="fr_FR" w:bidi="fr_FR"/>
         </w:rPr>
@@ -3357,6 +3791,20 @@
       </w:r>
       <w:r>
         <w:rPr>
+          <w:lang w:val="fr_FR" w:bidi="fr_FR"/>
+        </w:rPr>
+        <w:t>וְ⁠נָפַ֣חְתִּי ב֑⁠וֹ</w:t>
+      </w:r>
+    </w:p>
+    <w:p>
+      <w:pPr/>
+      <w:r>
+        <w:rPr>
+          <w:lang w:val="fr_FR" w:bidi="fr_FR"/>
+        </w:rPr>
+      </w:r>
+      <w:r>
+        <w:rPr>
           <w:b/>
           <w:lang w:val="fr_FR" w:bidi="fr_FR"/>
         </w:rPr>
@@ -3440,6 +3888,20 @@
       </w:r>
       <w:r>
         <w:rPr>
+          <w:lang w:val="fr_FR" w:bidi="fr_FR"/>
+        </w:rPr>
+        <w:t>יַ֣עַן מֶ֗ה &amp; יַ֗עַן בֵּיתִ⁠י֙</w:t>
+      </w:r>
+    </w:p>
+    <w:p>
+      <w:pPr/>
+      <w:r>
+        <w:rPr>
+          <w:lang w:val="fr_FR" w:bidi="fr_FR"/>
+        </w:rPr>
+      </w:r>
+      <w:r>
+        <w:rPr>
           <w:b/>
           <w:lang w:val="fr_FR" w:bidi="fr_FR"/>
         </w:rPr>
@@ -3536,6 +3998,20 @@
       </w:r>
       <w:r>
         <w:rPr>
+          <w:lang w:val="fr_FR" w:bidi="fr_FR"/>
+        </w:rPr>
+        <w:t>נְאֻם֙ יְהוָ֣ה צְבָא֔וֹת</w:t>
+      </w:r>
+    </w:p>
+    <w:p>
+      <w:pPr/>
+      <w:r>
+        <w:rPr>
+          <w:lang w:val="fr_FR" w:bidi="fr_FR"/>
+        </w:rPr>
+      </w:r>
+      <w:r>
+        <w:rPr>
           <w:b/>
           <w:lang w:val="fr_FR" w:bidi="fr_FR"/>
         </w:rPr>
@@ -3632,6 +4108,20 @@
       </w:r>
       <w:r>
         <w:rPr>
+          <w:lang w:val="fr_FR" w:bidi="fr_FR"/>
+        </w:rPr>
+        <w:t>וְ⁠אַתֶּ֥ם רָצִ֖ים אִ֥ישׁ לְ⁠בֵיתֽ⁠וֹ</w:t>
+      </w:r>
+    </w:p>
+    <w:p>
+      <w:pPr/>
+      <w:r>
+        <w:rPr>
+          <w:lang w:val="fr_FR" w:bidi="fr_FR"/>
+        </w:rPr>
+      </w:r>
+      <w:r>
+        <w:rPr>
           <w:b/>
           <w:lang w:val="fr_FR" w:bidi="fr_FR"/>
         </w:rPr>
@@ -3728,6 +4218,20 @@
       </w:r>
       <w:r>
         <w:rPr>
+          <w:lang w:val="fr_FR" w:bidi="fr_FR"/>
+        </w:rPr>
+        <w:t>וְ⁠אַתֶּ֥ם רָצִ֖ים אִ֥ישׁ לְ⁠בֵיתֽ⁠וֹ</w:t>
+      </w:r>
+    </w:p>
+    <w:p>
+      <w:pPr/>
+      <w:r>
+        <w:rPr>
+          <w:lang w:val="fr_FR" w:bidi="fr_FR"/>
+        </w:rPr>
+      </w:r>
+      <w:r>
+        <w:rPr>
           <w:b/>
           <w:lang w:val="fr_FR" w:bidi="fr_FR"/>
         </w:rPr>
@@ -3837,6 +4341,20 @@
       </w:r>
       <w:r>
         <w:rPr>
+          <w:lang w:val="fr_FR" w:bidi="fr_FR"/>
+        </w:rPr>
+        <w:t>כָּלְא֥וּ שָמַ֖יִם מִ⁠טָּ֑ל וְ⁠הָ⁠אָ֖רֶץ כָּלְאָ֥ה יְבוּלָֽ⁠הּ</w:t>
+      </w:r>
+    </w:p>
+    <w:p>
+      <w:pPr/>
+      <w:r>
+        <w:rPr>
+          <w:lang w:val="fr_FR" w:bidi="fr_FR"/>
+        </w:rPr>
+      </w:r>
+      <w:r>
+        <w:rPr>
           <w:b/>
           <w:lang w:val="fr_FR" w:bidi="fr_FR"/>
         </w:rPr>
@@ -3985,6 +4503,20 @@
       </w:r>
       <w:r>
         <w:rPr>
+          <w:lang w:val="fr_FR" w:bidi="fr_FR"/>
+        </w:rPr>
+        <w:t>עֲלֵי⁠כֶ֔ם כָּלְא֥וּ שָמַ֖יִם מִ⁠טָּ֑ל</w:t>
+      </w:r>
+    </w:p>
+    <w:p>
+      <w:pPr/>
+      <w:r>
+        <w:rPr>
+          <w:lang w:val="fr_FR" w:bidi="fr_FR"/>
+        </w:rPr>
+      </w:r>
+      <w:r>
+        <w:rPr>
           <w:b/>
           <w:lang w:val="fr_FR" w:bidi="fr_FR"/>
         </w:rPr>
@@ -4097,6 +4629,20 @@
         <w:rPr>
           <w:lang w:val="fr_FR" w:bidi="fr_FR"/>
         </w:rPr>
+      </w:r>
+    </w:p>
+    <w:p>
+      <w:pPr/>
+      <w:r>
+        <w:rPr>
+          <w:lang w:val="fr_FR" w:bidi="fr_FR"/>
+        </w:rPr>
+      </w:r>
+      <w:r>
+        <w:rPr>
+          <w:lang w:val="fr_FR" w:bidi="fr_FR"/>
+        </w:rPr>
+        <w:t>עַל־הָ⁠אָ֣רֶץ וְ⁠עַל־הֶ⁠הָרִ֗ים וְ⁠עַל־הַ⁠דָּגָן֙ וְ⁠עַל־הַ⁠תִּיר֣וֹשׁ וְ⁠עַל־הַ⁠יִּצְהָ֔ר וְ⁠עַ֛ל אֲשֶׁ֥ר תּוֹצִ֖יא הָ⁠אֲדָמָ֑ה וְ⁠עַל־הָֽ⁠אָדָם֙ וְ⁠עַל־הַ⁠בְּהֵמָ֔ה וְ⁠עַ֖ל כָּל־יְגִ֥יעַ כַּפָּֽיִם</w:t>
       </w:r>
     </w:p>
     <w:p>
@@ -4252,6 +4798,20 @@
       </w:r>
       <w:r>
         <w:rPr>
+          <w:lang w:val="fr_FR" w:bidi="fr_FR"/>
+        </w:rPr>
+        <w:t>וָ⁠אֶקְרָ֨א חֹ֜רֶב עַל־הָ⁠אָ֣רֶץ וְ⁠עַל־הֶ⁠הָרִ֗ים וְ⁠עַל־הַ⁠דָּגָן֙ וְ⁠עַל־הַ⁠תִּיר֣וֹשׁ וְ⁠עַל־הַ⁠יִּצְהָ֔ר וְ⁠עַ֛ל אֲשֶׁ֥ר תּוֹצִ֖יא הָ⁠אֲדָמָ֑ה וְ⁠עַל־הָֽ⁠אָדָם֙ וְ⁠עַל־הַ⁠בְּהֵמָ֔ה וְ⁠עַ֖ל כָּל־יְגִ֥יעַ כַּפָּֽיִם</w:t>
+      </w:r>
+    </w:p>
+    <w:p>
+      <w:pPr/>
+      <w:r>
+        <w:rPr>
+          <w:lang w:val="fr_FR" w:bidi="fr_FR"/>
+        </w:rPr>
+      </w:r>
+      <w:r>
+        <w:rPr>
           <w:b/>
           <w:lang w:val="fr_FR" w:bidi="fr_FR"/>
         </w:rPr>
@@ -4348,6 +4908,20 @@
       </w:r>
       <w:r>
         <w:rPr>
+          <w:lang w:val="fr_FR" w:bidi="fr_FR"/>
+        </w:rPr>
+        <w:t>וָ⁠אֶקְרָ֨א</w:t>
+      </w:r>
+    </w:p>
+    <w:p>
+      <w:pPr/>
+      <w:r>
+        <w:rPr>
+          <w:lang w:val="fr_FR" w:bidi="fr_FR"/>
+        </w:rPr>
+      </w:r>
+      <w:r>
+        <w:rPr>
           <w:b/>
           <w:lang w:val="fr_FR" w:bidi="fr_FR"/>
         </w:rPr>
@@ -4431,6 +5005,20 @@
       </w:r>
       <w:r>
         <w:rPr>
+          <w:lang w:val="fr_FR" w:bidi="fr_FR"/>
+        </w:rPr>
+        <w:t>וְ⁠עַל־הַ⁠דָּגָן֙ וְ⁠עַל־הַ⁠תִּיר֣וֹשׁ וְ⁠עַל־הַ⁠יִּצְהָ֔ר</w:t>
+      </w:r>
+    </w:p>
+    <w:p>
+      <w:pPr/>
+      <w:r>
+        <w:rPr>
+          <w:lang w:val="fr_FR" w:bidi="fr_FR"/>
+        </w:rPr>
+      </w:r>
+      <w:r>
+        <w:rPr>
           <w:b/>
           <w:lang w:val="fr_FR" w:bidi="fr_FR"/>
         </w:rPr>
@@ -4553,6 +5141,20 @@
       </w:r>
       <w:r>
         <w:rPr>
+          <w:lang w:val="fr_FR" w:bidi="fr_FR"/>
+        </w:rPr>
+        <w:t>וְ⁠עַל־הָֽ⁠אָדָם֙ וְ⁠עַל־הַ⁠בְּהֵמָ֔ה</w:t>
+      </w:r>
+    </w:p>
+    <w:p>
+      <w:pPr/>
+      <w:r>
+        <w:rPr>
+          <w:lang w:val="fr_FR" w:bidi="fr_FR"/>
+        </w:rPr>
+      </w:r>
+      <w:r>
+        <w:rPr>
           <w:b/>
           <w:lang w:val="fr_FR" w:bidi="fr_FR"/>
         </w:rPr>
@@ -4662,6 +5264,20 @@
       </w:r>
       <w:r>
         <w:rPr>
+          <w:lang w:val="fr_FR" w:bidi="fr_FR"/>
+        </w:rPr>
+        <w:t>כַּפָּֽיִם</w:t>
+      </w:r>
+    </w:p>
+    <w:p>
+      <w:pPr/>
+      <w:r>
+        <w:rPr>
+          <w:lang w:val="fr_FR" w:bidi="fr_FR"/>
+        </w:rPr>
+      </w:r>
+      <w:r>
+        <w:rPr>
           <w:b/>
           <w:lang w:val="fr_FR" w:bidi="fr_FR"/>
         </w:rPr>
@@ -4758,6 +5374,20 @@
       </w:r>
       <w:r>
         <w:rPr>
+          <w:lang w:val="fr_FR" w:bidi="fr_FR"/>
+        </w:rPr>
+        <w:t>וַ⁠יִּשְׁמַ֣ע &amp; בְּ⁠קוֹל֙ יְהוָ֣ה אֱלֹֽהֵי⁠הֶ֔ם וְ⁠עַל־דִּבְרֵי֙ חַגַּ֣י הַ⁠נָּבִ֔יא</w:t>
+      </w:r>
+    </w:p>
+    <w:p>
+      <w:pPr/>
+      <w:r>
+        <w:rPr>
+          <w:lang w:val="fr_FR" w:bidi="fr_FR"/>
+        </w:rPr>
+      </w:r>
+      <w:r>
+        <w:rPr>
           <w:b/>
           <w:lang w:val="fr_FR" w:bidi="fr_FR"/>
         </w:rPr>
@@ -4873,6 +5503,20 @@
       </w:r>
       <w:r>
         <w:rPr>
+          <w:lang w:val="fr_FR" w:bidi="fr_FR"/>
+        </w:rPr>
+        <w:t>וַ⁠יִּשְׁמַ֣ע &amp; בְּ⁠קוֹל֙ יְהוָ֣ה אֱלֹֽהֵי⁠הֶ֔ם וְ⁠עַל־דִּבְרֵי֙ חַגַּ֣י הַ⁠נָּבִ֔יא</w:t>
+      </w:r>
+    </w:p>
+    <w:p>
+      <w:pPr/>
+      <w:r>
+        <w:rPr>
+          <w:lang w:val="fr_FR" w:bidi="fr_FR"/>
+        </w:rPr>
+      </w:r>
+      <w:r>
+        <w:rPr>
           <w:b/>
           <w:lang w:val="fr_FR" w:bidi="fr_FR"/>
         </w:rPr>
@@ -4996,6 +5640,20 @@
       </w:r>
       <w:r>
         <w:rPr>
+          <w:lang w:val="fr_FR" w:bidi="fr_FR"/>
+        </w:rPr>
+        <w:t>בְּ⁠קוֹל֙ יְהוָ֣ה אֱלֹֽהֵי⁠הֶ֔ם וְ⁠עַל־דִּבְרֵי֙ חַגַּ֣י הַ⁠נָּבִ֔יא</w:t>
+      </w:r>
+    </w:p>
+    <w:p>
+      <w:pPr/>
+      <w:r>
+        <w:rPr>
+          <w:lang w:val="fr_FR" w:bidi="fr_FR"/>
+        </w:rPr>
+      </w:r>
+      <w:r>
+        <w:rPr>
           <w:b/>
           <w:lang w:val="fr_FR" w:bidi="fr_FR"/>
         </w:rPr>
@@ -5092,6 +5750,20 @@
       </w:r>
       <w:r>
         <w:rPr>
+          <w:lang w:val="fr_FR" w:bidi="fr_FR"/>
+        </w:rPr>
+        <w:t>וַ⁠יִּֽירְא֥וּ הָ⁠עָ֖ם מִ⁠פְּנֵ֥י יְהוָֽה</w:t>
+      </w:r>
+    </w:p>
+    <w:p>
+      <w:pPr/>
+      <w:r>
+        <w:rPr>
+          <w:lang w:val="fr_FR" w:bidi="fr_FR"/>
+        </w:rPr>
+      </w:r>
+      <w:r>
+        <w:rPr>
           <w:b/>
           <w:lang w:val="fr_FR" w:bidi="fr_FR"/>
         </w:rPr>
@@ -5188,6 +5860,20 @@
       </w:r>
       <w:r>
         <w:rPr>
+          <w:lang w:val="fr_FR" w:bidi="fr_FR"/>
+        </w:rPr>
+        <w:t>אֲנִ֥י אִתְּ⁠כֶ֖ם נְאֻם־יְהוָֽה</w:t>
+      </w:r>
+    </w:p>
+    <w:p>
+      <w:pPr/>
+      <w:r>
+        <w:rPr>
+          <w:lang w:val="fr_FR" w:bidi="fr_FR"/>
+        </w:rPr>
+      </w:r>
+      <w:r>
+        <w:rPr>
           <w:b/>
           <w:lang w:val="fr_FR" w:bidi="fr_FR"/>
         </w:rPr>
@@ -5278,6 +5964,20 @@
       </w:r>
       <w:r>
         <w:rPr>
+          <w:lang w:val="fr_FR" w:bidi="fr_FR"/>
+        </w:rPr>
+        <w:t>וַ⁠יָּ֣עַר יְהוָ֡ה אֶת־רוּחַ֩ זְרֻבָּבֶ֨ל בֶּן־שַׁלְתִּיאֵ֜ל פַּחַ֣ת יְהוּדָ֗ה וְ⁠אֶת־ר֨וּחַ֙ יְהוֹשֻׁ֤עַ בֶּן־יְהוֹצָדָק֙ הַ⁠כֹּהֵ֣ן הַ⁠גָּד֔וֹל וְֽ⁠אֶת־ר֔וּחַ כֹּ֖ל שְׁאֵרִ֣ית הָ⁠עָ֑ם</w:t>
+      </w:r>
+    </w:p>
+    <w:p>
+      <w:pPr/>
+      <w:r>
+        <w:rPr>
+          <w:lang w:val="fr_FR" w:bidi="fr_FR"/>
+        </w:rPr>
+      </w:r>
+      <w:r>
+        <w:rPr>
           <w:b/>
           <w:lang w:val="fr_FR" w:bidi="fr_FR"/>
         </w:rPr>
@@ -5374,6 +6074,20 @@
       </w:r>
       <w:r>
         <w:rPr>
+          <w:lang w:val="fr_FR" w:bidi="fr_FR"/>
+        </w:rPr>
+        <w:t>וַ⁠יָּ֣עַר יְהוָ֡ה אֶת־רוּחַ֩ זְרֻבָּבֶ֨ל בֶּן־שַׁלְתִּיאֵ֜ל פַּחַ֣ת יְהוּדָ֗ה וְ⁠אֶת־ר֨וּחַ֙ יְהוֹשֻׁ֤עַ בֶּן־יְהוֹצָדָק֙ הַ⁠כֹּהֵ֣ן הַ⁠גָּד֔וֹל וְֽ⁠אֶת־ר֔וּחַ כֹּ֖ל שְׁאֵרִ֣ית הָ⁠עָ֑ם</w:t>
+      </w:r>
+    </w:p>
+    <w:p>
+      <w:pPr/>
+      <w:r>
+        <w:rPr>
+          <w:lang w:val="fr_FR" w:bidi="fr_FR"/>
+        </w:rPr>
+      </w:r>
+      <w:r>
+        <w:rPr>
           <w:b/>
           <w:lang w:val="fr_FR" w:bidi="fr_FR"/>
         </w:rPr>
@@ -5446,6 +6160,20 @@
         <w:rPr>
           <w:lang w:val="fr_FR" w:bidi="fr_FR"/>
         </w:rPr>
+      </w:r>
+    </w:p>
+    <w:p>
+      <w:pPr/>
+      <w:r>
+        <w:rPr>
+          <w:lang w:val="fr_FR" w:bidi="fr_FR"/>
+        </w:rPr>
+      </w:r>
+      <w:r>
+        <w:rPr>
+          <w:lang w:val="fr_FR" w:bidi="fr_FR"/>
+        </w:rPr>
+        <w:t>בְּ⁠י֨וֹם עֶשְׂרִ֧ים וְ⁠אַרְבָּעָ֛ה לַ⁠חֹ֖דֶשׁ בַּ⁠שִּׁשִּׁ֑י</w:t>
       </w:r>
     </w:p>
     <w:p>
@@ -5571,6 +6299,20 @@
       </w:r>
       <w:r>
         <w:rPr>
+          <w:lang w:val="fr_FR" w:bidi="fr_FR"/>
+        </w:rPr>
+        <w:t>בְּ⁠י֨וֹם עֶשְׂרִ֧ים וְ⁠אַרְבָּעָ֛ה לַ⁠חֹ֖דֶשׁ בַּ⁠שִּׁשִּׁ֑י בִּ⁠שְׁנַ֥ת שְׁתַּ֖יִם</w:t>
+      </w:r>
+    </w:p>
+    <w:p>
+      <w:pPr/>
+      <w:r>
+        <w:rPr>
+          <w:lang w:val="fr_FR" w:bidi="fr_FR"/>
+        </w:rPr>
+      </w:r>
+      <w:r>
+        <w:rPr>
           <w:b/>
           <w:lang w:val="fr_FR" w:bidi="fr_FR"/>
         </w:rPr>
@@ -5763,6 +6505,20 @@
       </w:r>
       <w:r>
         <w:rPr>
+          <w:lang w:val="fr_FR" w:bidi="fr_FR"/>
+        </w:rPr>
+        <w:t>בַּ⁠שְּׁבִיעִ֕י בְּ⁠עֶשְׂרִ֥ים וְ⁠אֶחָ֖ד לַ⁠חֹ֑דֶשׁ</w:t>
+      </w:r>
+    </w:p>
+    <w:p>
+      <w:pPr/>
+      <w:r>
+        <w:rPr>
+          <w:lang w:val="fr_FR" w:bidi="fr_FR"/>
+        </w:rPr>
+      </w:r>
+      <w:r>
+        <w:rPr>
           <w:b/>
           <w:lang w:val="fr_FR" w:bidi="fr_FR"/>
         </w:rPr>
@@ -5846,6 +6602,20 @@
       </w:r>
       <w:r>
         <w:rPr>
+          <w:lang w:val="fr_FR" w:bidi="fr_FR"/>
+        </w:rPr>
+        <w:t>בַּ⁠שְּׁבִיעִ֕י בְּ⁠עֶשְׂרִ֥ים וְ⁠אֶחָ֖ד לַ⁠חֹ֑דֶשׁ</w:t>
+      </w:r>
+    </w:p>
+    <w:p>
+      <w:pPr/>
+      <w:r>
+        <w:rPr>
+          <w:lang w:val="fr_FR" w:bidi="fr_FR"/>
+        </w:rPr>
+      </w:r>
+      <w:r>
+        <w:rPr>
           <w:b/>
           <w:lang w:val="fr_FR" w:bidi="fr_FR"/>
         </w:rPr>
@@ -5918,6 +6688,20 @@
         <w:rPr>
           <w:lang w:val="fr_FR" w:bidi="fr_FR"/>
         </w:rPr>
+      </w:r>
+    </w:p>
+    <w:p>
+      <w:pPr/>
+      <w:r>
+        <w:rPr>
+          <w:lang w:val="fr_FR" w:bidi="fr_FR"/>
+        </w:rPr>
+      </w:r>
+      <w:r>
+        <w:rPr>
+          <w:lang w:val="fr_FR" w:bidi="fr_FR"/>
+        </w:rPr>
+        <w:t>בַּ⁠שְּׁבִיעִ֕י בְּ⁠עֶשְׂרִ֥ים וְ⁠אֶחָ֖ד לַ⁠חֹ֑דֶשׁ</w:t>
       </w:r>
     </w:p>
     <w:p>
@@ -6056,6 +6840,20 @@
       </w:r>
       <w:r>
         <w:rPr>
+          <w:lang w:val="fr_FR" w:bidi="fr_FR"/>
+        </w:rPr>
+        <w:t>הָיָה֙ דְּבַר־יְהוָ֔ה בְּ⁠יַד־חַגַּ֥י הַ⁠נָּבִ֖יא</w:t>
+      </w:r>
+    </w:p>
+    <w:p>
+      <w:pPr/>
+      <w:r>
+        <w:rPr>
+          <w:lang w:val="fr_FR" w:bidi="fr_FR"/>
+        </w:rPr>
+      </w:r>
+      <w:r>
+        <w:rPr>
           <w:b/>
           <w:lang w:val="fr_FR" w:bidi="fr_FR"/>
         </w:rPr>
@@ -6157,6 +6955,20 @@
       </w:r>
       <w:r>
         <w:rPr>
+          <w:lang w:val="fr_FR" w:bidi="fr_FR"/>
+        </w:rPr>
+        <w:t>הָ⁠עָ֖ם לֵ⁠אמֹֽר</w:t>
+      </w:r>
+    </w:p>
+    <w:p>
+      <w:pPr/>
+      <w:r>
+        <w:rPr>
+          <w:lang w:val="fr_FR" w:bidi="fr_FR"/>
+        </w:rPr>
+      </w:r>
+      <w:r>
+        <w:rPr>
           <w:b/>
           <w:lang w:val="fr_FR" w:bidi="fr_FR"/>
         </w:rPr>
@@ -6240,6 +7052,20 @@
       </w:r>
       <w:r>
         <w:rPr>
+          <w:lang w:val="fr_FR" w:bidi="fr_FR"/>
+        </w:rPr>
+        <w:t>מִ֤י בָ⁠כֶם֙ הַ⁠נִּשְׁאָ֔ר אֲשֶׁ֤ר רָאָה֙ אֶת־הַ⁠בַּ֣יִת הַ⁠זֶּ֔ה בִּ⁠כְבוֹד֖⁠וֹ הָ⁠רִאשׁ֑וֹן וּ⁠מָ֨ה אַתֶּ֜ם רֹאִ֤ים אֹת⁠וֹ֙ עַ֔תָּה הֲ⁠ל֥וֹא כָמֹ֛⁠הוּ כְּ⁠אַ֖יִן בְּ⁠עֵינֵי⁠כֶֽם</w:t>
+      </w:r>
+    </w:p>
+    <w:p>
+      <w:pPr/>
+      <w:r>
+        <w:rPr>
+          <w:lang w:val="fr_FR" w:bidi="fr_FR"/>
+        </w:rPr>
+      </w:r>
+      <w:r>
+        <w:rPr>
           <w:b/>
           <w:lang w:val="fr_FR" w:bidi="fr_FR"/>
         </w:rPr>
@@ -6323,6 +7149,20 @@
       </w:r>
       <w:r>
         <w:rPr>
+          <w:lang w:val="fr_FR" w:bidi="fr_FR"/>
+        </w:rPr>
+        <w:t>מִ֤י בָ⁠כֶם֙ הַ⁠נִּשְׁאָ֔ר אֲשֶׁ֤ר רָאָה֙ אֶת־הַ⁠בַּ֣יִת הַ⁠זֶּ֔ה בִּ⁠כְבוֹד֖⁠וֹ הָ⁠רִאשׁ֑וֹן וּ⁠מָ֨ה אַתֶּ֜ם רֹאִ֤ים אֹת⁠וֹ֙ עַ֔תָּה הֲ⁠ל֥וֹא כָמֹ֛⁠הוּ כְּ⁠אַ֖יִן בְּ⁠עֵינֵי⁠כֶֽם</w:t>
+      </w:r>
+    </w:p>
+    <w:p>
+      <w:pPr/>
+      <w:r>
+        <w:rPr>
+          <w:lang w:val="fr_FR" w:bidi="fr_FR"/>
+        </w:rPr>
+      </w:r>
+      <w:r>
+        <w:rPr>
           <w:b/>
           <w:lang w:val="fr_FR" w:bidi="fr_FR"/>
         </w:rPr>
@@ -6406,6 +7246,20 @@
       </w:r>
       <w:r>
         <w:rPr>
+          <w:lang w:val="fr_FR" w:bidi="fr_FR"/>
+        </w:rPr>
+        <w:t>בָ⁠כֶם֙ הַ⁠נִּשְׁאָ֔ר אֲשֶׁ֤ר רָאָה֙ אֶת־הַ⁠בַּ֣יִת הַ⁠זֶּ֔ה</w:t>
+      </w:r>
+    </w:p>
+    <w:p>
+      <w:pPr/>
+      <w:r>
+        <w:rPr>
+          <w:lang w:val="fr_FR" w:bidi="fr_FR"/>
+        </w:rPr>
+      </w:r>
+      <w:r>
+        <w:rPr>
           <w:b/>
           <w:lang w:val="fr_FR" w:bidi="fr_FR"/>
         </w:rPr>
@@ -6495,6 +7349,20 @@
       </w:r>
       <w:r>
         <w:rPr>
+          <w:lang w:val="fr_FR" w:bidi="fr_FR"/>
+        </w:rPr>
+        <w:t>אֲשֶׁ֤ר רָאָה֙ אֶת־הַ⁠בַּ֣יִת הַ⁠זֶּ֔ה בִּ⁠כְבוֹד֖⁠וֹ הָ⁠רִאשׁ֑וֹן</w:t>
+      </w:r>
+    </w:p>
+    <w:p>
+      <w:pPr/>
+      <w:r>
+        <w:rPr>
+          <w:lang w:val="fr_FR" w:bidi="fr_FR"/>
+        </w:rPr>
+      </w:r>
+      <w:r>
+        <w:rPr>
           <w:b/>
           <w:lang w:val="fr_FR" w:bidi="fr_FR"/>
         </w:rPr>
@@ -6591,6 +7459,20 @@
       </w:r>
       <w:r>
         <w:rPr>
+          <w:lang w:val="fr_FR" w:bidi="fr_FR"/>
+        </w:rPr>
+        <w:t>כָמֹ֛⁠הוּ</w:t>
+      </w:r>
+    </w:p>
+    <w:p>
+      <w:pPr/>
+      <w:r>
+        <w:rPr>
+          <w:lang w:val="fr_FR" w:bidi="fr_FR"/>
+        </w:rPr>
+      </w:r>
+      <w:r>
+        <w:rPr>
           <w:b/>
           <w:lang w:val="fr_FR" w:bidi="fr_FR"/>
         </w:rPr>
@@ -6687,6 +7569,20 @@
       </w:r>
       <w:r>
         <w:rPr>
+          <w:lang w:val="fr_FR" w:bidi="fr_FR"/>
+        </w:rPr>
+        <w:t>הֲ⁠ל֥וֹא כָמֹ֛⁠הוּ כְּ⁠אַ֖יִן בְּ⁠עֵינֵי⁠כֶֽם</w:t>
+      </w:r>
+    </w:p>
+    <w:p>
+      <w:pPr/>
+      <w:r>
+        <w:rPr>
+          <w:lang w:val="fr_FR" w:bidi="fr_FR"/>
+        </w:rPr>
+      </w:r>
+      <w:r>
+        <w:rPr>
           <w:b/>
           <w:lang w:val="fr_FR" w:bidi="fr_FR"/>
         </w:rPr>
@@ -6783,6 +7679,20 @@
       </w:r>
       <w:r>
         <w:rPr>
+          <w:lang w:val="fr_FR" w:bidi="fr_FR"/>
+        </w:rPr>
+        <w:t>וְ⁠עַתָּ֣ה חֲזַ֣ק זְרֻבָּבֶ֣ל ׀ נְאֻם־יְהוָ֡ה וַ⁠חֲזַ֣ק יְהוֹשֻׁ֣עַ בֶּן־יְהוֹצָדָק֩ הַ⁠כֹּהֵ֨ן הַ⁠גָּד֜וֹל וַ⁠חֲזַ֨ק כָּל־עַ֥ם הָ⁠אָ֛רֶץ נְאֻם־יְהוָ֖ה וַֽ⁠עֲשׂ֑וּ כִּֽי־אֲנִ֣י אִתְּ⁠כֶ֔ם נְאֻ֖ם יְהוָ֥ה צְבָאֽוֹת</w:t>
+      </w:r>
+    </w:p>
+    <w:p>
+      <w:pPr/>
+      <w:r>
+        <w:rPr>
+          <w:lang w:val="fr_FR" w:bidi="fr_FR"/>
+        </w:rPr>
+      </w:r>
+      <w:r>
+        <w:rPr>
           <w:b/>
           <w:lang w:val="fr_FR" w:bidi="fr_FR"/>
         </w:rPr>
@@ -6867,6 +7777,20 @@
         <w:rPr>
           <w:lang w:val="fr_FR" w:bidi="fr_FR"/>
         </w:rPr>
+      </w:r>
+    </w:p>
+    <w:p>
+      <w:pPr/>
+      <w:r>
+        <w:rPr>
+          <w:lang w:val="fr_FR" w:bidi="fr_FR"/>
+        </w:rPr>
+      </w:r>
+      <w:r>
+        <w:rPr>
+          <w:lang w:val="fr_FR" w:bidi="fr_FR"/>
+        </w:rPr>
+        <w:t>כָּל־עַ֥ם הָ⁠אָ֛רֶץ</w:t>
       </w:r>
     </w:p>
     <w:p>
@@ -6997,6 +7921,20 @@
       </w:r>
       <w:r>
         <w:rPr>
+          <w:lang w:val="fr_FR" w:bidi="fr_FR"/>
+        </w:rPr>
+        <w:t>אֶֽת־הַ⁠דָּבָ֞ר אֲשֶׁר־כָּרַ֤תִּי אִתְּ⁠כֶם֙ בְּ⁠צֵאתְ⁠כֶ֣ם מִ⁠מִּצְרַ֔יִם וְ⁠רוּחִ֖⁠י עֹמֶ֣דֶת בְּ⁠תוֹכְ⁠כֶ֑ם אַל־תִּירָֽאוּ</w:t>
+      </w:r>
+    </w:p>
+    <w:p>
+      <w:pPr/>
+      <w:r>
+        <w:rPr>
+          <w:lang w:val="fr_FR" w:bidi="fr_FR"/>
+        </w:rPr>
+      </w:r>
+      <w:r>
+        <w:rPr>
           <w:b/>
           <w:lang w:val="fr_FR" w:bidi="fr_FR"/>
         </w:rPr>
@@ -7080,6 +8018,20 @@
       </w:r>
       <w:r>
         <w:rPr>
+          <w:lang w:val="fr_FR" w:bidi="fr_FR"/>
+        </w:rPr>
+        <w:t>אֶֽת־הַ⁠דָּבָ֞ר אֲשֶׁר־כָּרַ֤תִּי אִתְּ⁠כֶם֙</w:t>
+      </w:r>
+    </w:p>
+    <w:p>
+      <w:pPr/>
+      <w:r>
+        <w:rPr>
+          <w:lang w:val="fr_FR" w:bidi="fr_FR"/>
+        </w:rPr>
+      </w:r>
+      <w:r>
+        <w:rPr>
           <w:b/>
           <w:lang w:val="fr_FR" w:bidi="fr_FR"/>
         </w:rPr>
@@ -7163,6 +8115,20 @@
       </w:r>
       <w:r>
         <w:rPr>
+          <w:lang w:val="fr_FR" w:bidi="fr_FR"/>
+        </w:rPr>
+        <w:t>אֶֽת־הַ⁠דָּבָ֞ר אֲשֶׁר־כָּרַ֤תִּי אִתְּ⁠כֶם֙</w:t>
+      </w:r>
+    </w:p>
+    <w:p>
+      <w:pPr/>
+      <w:r>
+        <w:rPr>
+          <w:lang w:val="fr_FR" w:bidi="fr_FR"/>
+        </w:rPr>
+      </w:r>
+      <w:r>
+        <w:rPr>
           <w:b/>
           <w:lang w:val="fr_FR" w:bidi="fr_FR"/>
         </w:rPr>
@@ -7262,6 +8228,20 @@
         <w:rPr>
           <w:lang w:val="fr_FR" w:bidi="fr_FR"/>
         </w:rPr>
+      </w:r>
+    </w:p>
+    <w:p>
+      <w:pPr/>
+      <w:r>
+        <w:rPr>
+          <w:lang w:val="fr_FR" w:bidi="fr_FR"/>
+        </w:rPr>
+      </w:r>
+      <w:r>
+        <w:rPr>
+          <w:lang w:val="fr_FR" w:bidi="fr_FR"/>
+        </w:rPr>
+        <w:t>אֶֽת־הַ⁠דָּבָ֞ר אֲשֶׁר־כָּרַ֤תִּי אִתְּ⁠כֶם֙ בְּ⁠צֵאתְ⁠כֶ֣ם מִ⁠מִּצְרַ֔יִם</w:t>
       </w:r>
     </w:p>
     <w:p>
@@ -7400,6 +8380,20 @@
       </w:r>
       <w:r>
         <w:rPr>
+          <w:lang w:val="fr_FR" w:bidi="fr_FR"/>
+        </w:rPr>
+        <w:t>וְ⁠רוּחִ֖⁠י עֹמֶ֣דֶת בְּ⁠תוֹכְ⁠כֶ֑ם</w:t>
+      </w:r>
+    </w:p>
+    <w:p>
+      <w:pPr/>
+      <w:r>
+        <w:rPr>
+          <w:lang w:val="fr_FR" w:bidi="fr_FR"/>
+        </w:rPr>
+      </w:r>
+      <w:r>
+        <w:rPr>
           <w:b/>
           <w:lang w:val="fr_FR" w:bidi="fr_FR"/>
         </w:rPr>
@@ -7489,6 +8483,20 @@
       </w:r>
       <w:r>
         <w:rPr>
+          <w:lang w:val="fr_FR" w:bidi="fr_FR"/>
+        </w:rPr>
+        <w:t>כִּ֣י כֹ֤ה אָמַר֙ יְהוָ֣ה צְבָא֔וֹת ע֥וֹד אַחַ֖ת מְעַ֣ט הִ֑יא וַ⁠אֲנִ֗י מַרְעִישׁ֙ אֶת־הַ⁠שָּׁמַ֣יִם וְ⁠אֶת־הָ⁠אָ֔רֶץ וְ⁠אֶת־הַ⁠יָּ֖ם וְ⁠אֶת־הֶ⁠חָרָבָֽה</w:t>
+      </w:r>
+    </w:p>
+    <w:p>
+      <w:pPr/>
+      <w:r>
+        <w:rPr>
+          <w:lang w:val="fr_FR" w:bidi="fr_FR"/>
+        </w:rPr>
+      </w:r>
+      <w:r>
+        <w:rPr>
           <w:b/>
           <w:lang w:val="fr_FR" w:bidi="fr_FR"/>
         </w:rPr>
@@ -7584,6 +8592,20 @@
       </w:r>
       <w:r>
         <w:rPr>
+          <w:lang w:val="fr_FR" w:bidi="fr_FR"/>
+        </w:rPr>
+        <w:t>ע֥וֹד אַחַ֖ת מְעַ֣ט הִ֑יא וַ⁠אֲנִ֗י מַרְעִישׁ֙</w:t>
+      </w:r>
+    </w:p>
+    <w:p>
+      <w:pPr/>
+      <w:r>
+        <w:rPr>
+          <w:lang w:val="fr_FR" w:bidi="fr_FR"/>
+        </w:rPr>
+      </w:r>
+      <w:r>
+        <w:rPr>
           <w:b/>
           <w:lang w:val="fr_FR" w:bidi="fr_FR"/>
         </w:rPr>
@@ -7679,6 +8701,20 @@
       </w:r>
       <w:r>
         <w:rPr>
+          <w:lang w:val="fr_FR" w:bidi="fr_FR"/>
+        </w:rPr>
+        <w:t>וַ⁠אֲנִ֗י מַרְעִישׁ֙</w:t>
+      </w:r>
+    </w:p>
+    <w:p>
+      <w:pPr/>
+      <w:r>
+        <w:rPr>
+          <w:lang w:val="fr_FR" w:bidi="fr_FR"/>
+        </w:rPr>
+      </w:r>
+      <w:r>
+        <w:rPr>
           <w:b/>
           <w:lang w:val="fr_FR" w:bidi="fr_FR"/>
         </w:rPr>
@@ -7787,6 +8823,20 @@
       </w:r>
       <w:r>
         <w:rPr>
+          <w:lang w:val="fr_FR" w:bidi="fr_FR"/>
+        </w:rPr>
+        <w:t>אֶת־הַ⁠שָּׁמַ֣יִם וְ⁠אֶת־הָ⁠אָ֔רֶץ וְ⁠אֶת־הַ⁠יָּ֖ם וְ⁠אֶת־הֶ⁠חָרָבָֽה</w:t>
+      </w:r>
+    </w:p>
+    <w:p>
+      <w:pPr/>
+      <w:r>
+        <w:rPr>
+          <w:lang w:val="fr_FR" w:bidi="fr_FR"/>
+        </w:rPr>
+      </w:r>
+      <w:r>
+        <w:rPr>
           <w:b/>
           <w:lang w:val="fr_FR" w:bidi="fr_FR"/>
         </w:rPr>
@@ -7922,6 +8972,20 @@
       </w:r>
       <w:r>
         <w:rPr>
+          <w:lang w:val="fr_FR" w:bidi="fr_FR"/>
+        </w:rPr>
+        <w:t>וְ⁠הִרְעַשְׁתִּי֙ אֶת־כָּל־הַ⁠גּוֹיִ֔ם וּ⁠בָ֖אוּ חֶמְדַּ֣ת כָּל־הַ⁠גּוֹיִ֑ם וּ⁠מִלֵּאתִ֞י אֶת־הַ⁠בַּ֤יִת הַ⁠זֶּה֙ כָּב֔וֹד אָמַ֖ר יְהוָ֥ה צְבָאֽוֹת</w:t>
+      </w:r>
+    </w:p>
+    <w:p>
+      <w:pPr/>
+      <w:r>
+        <w:rPr>
+          <w:lang w:val="fr_FR" w:bidi="fr_FR"/>
+        </w:rPr>
+      </w:r>
+      <w:r>
+        <w:rPr>
           <w:b/>
           <w:lang w:val="fr_FR" w:bidi="fr_FR"/>
         </w:rPr>
@@ -8017,6 +9081,20 @@
       </w:r>
       <w:r>
         <w:rPr>
+          <w:lang w:val="fr_FR" w:bidi="fr_FR"/>
+        </w:rPr>
+        <w:t>וְ⁠הִרְעַשְׁתִּי֙ אֶת־כָּל־הַ⁠גּוֹיִ֔ם</w:t>
+      </w:r>
+    </w:p>
+    <w:p>
+      <w:pPr/>
+      <w:r>
+        <w:rPr>
+          <w:lang w:val="fr_FR" w:bidi="fr_FR"/>
+        </w:rPr>
+      </w:r>
+      <w:r>
+        <w:rPr>
           <w:b/>
           <w:lang w:val="fr_FR" w:bidi="fr_FR"/>
         </w:rPr>
@@ -8126,6 +9204,20 @@
       </w:r>
       <w:r>
         <w:rPr>
+          <w:lang w:val="fr_FR" w:bidi="fr_FR"/>
+        </w:rPr>
+        <w:t>וּ⁠מִלֵּאתִ֞י אֶת־הַ⁠בַּ֤יִת הַ⁠זֶּה֙ כָּב֔וֹד</w:t>
+      </w:r>
+    </w:p>
+    <w:p>
+      <w:pPr/>
+      <w:r>
+        <w:rPr>
+          <w:lang w:val="fr_FR" w:bidi="fr_FR"/>
+        </w:rPr>
+      </w:r>
+      <w:r>
+        <w:rPr>
           <w:b/>
           <w:lang w:val="fr_FR" w:bidi="fr_FR"/>
         </w:rPr>
@@ -8261,6 +9353,20 @@
       </w:r>
       <w:r>
         <w:rPr>
+          <w:lang w:val="fr_FR" w:bidi="fr_FR"/>
+        </w:rPr>
+        <w:t>לִ֥⁠י הַ⁠כֶּ֖סֶף וְ⁠לִ֣⁠י הַ⁠זָּהָ֑ב נְאֻ֖ם יְהוָ֥ה צְבָאֽוֹת</w:t>
+      </w:r>
+    </w:p>
+    <w:p>
+      <w:pPr/>
+      <w:r>
+        <w:rPr>
+          <w:lang w:val="fr_FR" w:bidi="fr_FR"/>
+        </w:rPr>
+      </w:r>
+      <w:r>
+        <w:rPr>
           <w:b/>
           <w:lang w:val="fr_FR" w:bidi="fr_FR"/>
         </w:rPr>
@@ -8351,6 +9457,20 @@
       </w:r>
       <w:r>
         <w:rPr>
+          <w:lang w:val="fr_FR" w:bidi="fr_FR"/>
+        </w:rPr>
+        <w:t>לִ֥⁠י הַ⁠כֶּ֖סֶף וְ⁠לִ֣⁠י הַ⁠זָּהָ֑ב</w:t>
+      </w:r>
+    </w:p>
+    <w:p>
+      <w:pPr/>
+      <w:r>
+        <w:rPr>
+          <w:lang w:val="fr_FR" w:bidi="fr_FR"/>
+        </w:rPr>
+      </w:r>
+      <w:r>
+        <w:rPr>
           <w:b/>
           <w:lang w:val="fr_FR" w:bidi="fr_FR"/>
         </w:rPr>
@@ -8434,6 +9554,20 @@
       </w:r>
       <w:r>
         <w:rPr>
+          <w:lang w:val="fr_FR" w:bidi="fr_FR"/>
+        </w:rPr>
+        <w:t>גָּד֣וֹל יִֽהְיֶ֡ה כְּבוֹד֩ הַ⁠בַּ֨יִת הַ⁠זֶּ֤ה הָ⁠אַֽחֲרוֹן֙ מִן־הָ֣⁠רִאשׁ֔וֹן אָמַ֖ר יְהוָ֣ה צְבָא֑וֹת וּ⁠בַ⁠מָּק֤וֹם הַ⁠זֶּה֙ אֶתֵּ֣ן שָׁל֔וֹם נְאֻ֖ם יְהוָ֥ה צְבָאֽוֹת</w:t>
+      </w:r>
+    </w:p>
+    <w:p>
+      <w:pPr/>
+      <w:r>
+        <w:rPr>
+          <w:lang w:val="fr_FR" w:bidi="fr_FR"/>
+        </w:rPr>
+      </w:r>
+      <w:r>
+        <w:rPr>
           <w:b/>
           <w:lang w:val="fr_FR" w:bidi="fr_FR"/>
         </w:rPr>
@@ -8536,6 +9670,20 @@
       </w:r>
       <w:r>
         <w:rPr>
+          <w:lang w:val="fr_FR" w:bidi="fr_FR"/>
+        </w:rPr>
+        <w:t>גָּד֣וֹל יִֽהְיֶ֡ה כְּבוֹד֩ הַ⁠בַּ֨יִת הַ⁠זֶּ֤ה הָ⁠אַֽחֲרוֹן֙ מִן־הָ֣⁠רִאשׁ֔וֹן</w:t>
+      </w:r>
+    </w:p>
+    <w:p>
+      <w:pPr/>
+      <w:r>
+        <w:rPr>
+          <w:lang w:val="fr_FR" w:bidi="fr_FR"/>
+        </w:rPr>
+      </w:r>
+      <w:r>
+        <w:rPr>
           <w:b/>
           <w:lang w:val="fr_FR" w:bidi="fr_FR"/>
         </w:rPr>
@@ -8619,6 +9767,20 @@
       </w:r>
       <w:r>
         <w:rPr>
+          <w:lang w:val="fr_FR" w:bidi="fr_FR"/>
+        </w:rPr>
+        <w:t>גָּד֣וֹל יִֽהְיֶ֡ה כְּבוֹד֩ הַ⁠בַּ֨יִת הַ⁠זֶּ֤ה הָ⁠אַֽחֲרוֹן֙ מִן־הָ֣⁠רִאשׁ֔וֹן</w:t>
+      </w:r>
+    </w:p>
+    <w:p>
+      <w:pPr/>
+      <w:r>
+        <w:rPr>
+          <w:lang w:val="fr_FR" w:bidi="fr_FR"/>
+        </w:rPr>
+      </w:r>
+      <w:r>
+        <w:rPr>
           <w:b/>
           <w:lang w:val="fr_FR" w:bidi="fr_FR"/>
         </w:rPr>
@@ -8715,6 +9877,20 @@
       </w:r>
       <w:r>
         <w:rPr>
+          <w:lang w:val="fr_FR" w:bidi="fr_FR"/>
+        </w:rPr>
+        <w:t>הַ⁠בַּ֨יִת</w:t>
+      </w:r>
+    </w:p>
+    <w:p>
+      <w:pPr/>
+      <w:r>
+        <w:rPr>
+          <w:lang w:val="fr_FR" w:bidi="fr_FR"/>
+        </w:rPr>
+      </w:r>
+      <w:r>
+        <w:rPr>
           <w:b/>
           <w:lang w:val="fr_FR" w:bidi="fr_FR"/>
         </w:rPr>
@@ -8824,6 +10000,20 @@
       </w:r>
       <w:r>
         <w:rPr>
+          <w:lang w:val="fr_FR" w:bidi="fr_FR"/>
+        </w:rPr>
+        <w:t>וּ⁠בַ⁠מָּק֤וֹם הַ⁠זֶּה֙ אֶתֵּ֣ן שָׁל֔וֹם</w:t>
+      </w:r>
+    </w:p>
+    <w:p>
+      <w:pPr/>
+      <w:r>
+        <w:rPr>
+          <w:lang w:val="fr_FR" w:bidi="fr_FR"/>
+        </w:rPr>
+      </w:r>
+      <w:r>
+        <w:rPr>
           <w:b/>
           <w:lang w:val="fr_FR" w:bidi="fr_FR"/>
         </w:rPr>
@@ -8933,6 +10123,20 @@
       </w:r>
       <w:r>
         <w:rPr>
+          <w:lang w:val="fr_FR" w:bidi="fr_FR"/>
+        </w:rPr>
+        <w:t>בְּ⁠עֶשְׂרִ֤ים וְ⁠אַרְבָּעָה֙ לַ⁠תְּשִׁיעִ֔י</w:t>
+      </w:r>
+    </w:p>
+    <w:p>
+      <w:pPr/>
+      <w:r>
+        <w:rPr>
+          <w:lang w:val="fr_FR" w:bidi="fr_FR"/>
+        </w:rPr>
+      </w:r>
+      <w:r>
+        <w:rPr>
           <w:b/>
           <w:lang w:val="fr_FR" w:bidi="fr_FR"/>
         </w:rPr>
@@ -9016,6 +10220,20 @@
       </w:r>
       <w:r>
         <w:rPr>
+          <w:lang w:val="fr_FR" w:bidi="fr_FR"/>
+        </w:rPr>
+        <w:t>בְּ⁠עֶשְׂרִ֤ים וְ⁠אַרְבָּעָה֙ לַ⁠תְּשִׁיעִ֔י בִּ⁠שְׁנַ֥ת שְׁתַּ֖יִם לְ⁠דָרְיָ֑וֶשׁ</w:t>
+      </w:r>
+    </w:p>
+    <w:p>
+      <w:pPr/>
+      <w:r>
+        <w:rPr>
+          <w:lang w:val="fr_FR" w:bidi="fr_FR"/>
+        </w:rPr>
+      </w:r>
+      <w:r>
+        <w:rPr>
           <w:b/>
           <w:lang w:val="fr_FR" w:bidi="fr_FR"/>
         </w:rPr>
@@ -9102,6 +10320,20 @@
         <w:rPr>
           <w:lang w:val="fr_FR" w:bidi="fr_FR"/>
         </w:rPr>
+      </w:r>
+    </w:p>
+    <w:p>
+      <w:pPr/>
+      <w:r>
+        <w:rPr>
+          <w:lang w:val="fr_FR" w:bidi="fr_FR"/>
+        </w:rPr>
+      </w:r>
+      <w:r>
+        <w:rPr>
+          <w:lang w:val="fr_FR" w:bidi="fr_FR"/>
+        </w:rPr>
+        <w:t>בְּ⁠עֶשְׂרִ֤ים וְ⁠אַרְבָּעָה֙ לַ⁠תְּשִׁיעִ֔י</w:t>
       </w:r>
     </w:p>
     <w:p>
@@ -9240,6 +10472,20 @@
       </w:r>
       <w:r>
         <w:rPr>
+          <w:lang w:val="fr_FR" w:bidi="fr_FR"/>
+        </w:rPr>
+        <w:t>הָיָה֙ דְּבַר־יְהוָ֔ה אֶל־חַגַּ֥י הַ⁠נָּבִ֖יא לֵ⁠אמֹֽר</w:t>
+      </w:r>
+    </w:p>
+    <w:p>
+      <w:pPr/>
+      <w:r>
+        <w:rPr>
+          <w:lang w:val="fr_FR" w:bidi="fr_FR"/>
+        </w:rPr>
+      </w:r>
+      <w:r>
+        <w:rPr>
           <w:b/>
           <w:lang w:val="fr_FR" w:bidi="fr_FR"/>
         </w:rPr>
@@ -9341,6 +10587,20 @@
       </w:r>
       <w:r>
         <w:rPr>
+          <w:lang w:val="fr_FR" w:bidi="fr_FR"/>
+        </w:rPr>
+        <w:t>כֹּ֥ה אָמַ֖ר יְהוָ֣ה צְבָא֑וֹת שְׁאַל־נָ֧א אֶת־הַ⁠כֹּהֲנִ֛ים תּוֹרָ֖ה לֵ⁠אמֹֽר</w:t>
+      </w:r>
+    </w:p>
+    <w:p>
+      <w:pPr/>
+      <w:r>
+        <w:rPr>
+          <w:lang w:val="fr_FR" w:bidi="fr_FR"/>
+        </w:rPr>
+      </w:r>
+      <w:r>
+        <w:rPr>
           <w:b/>
           <w:lang w:val="fr_FR" w:bidi="fr_FR"/>
         </w:rPr>
@@ -9424,6 +10684,20 @@
       </w:r>
       <w:r>
         <w:rPr>
+          <w:lang w:val="fr_FR" w:bidi="fr_FR"/>
+        </w:rPr>
+        <w:t>הֵ֣ן ׀ יִשָּׂא־אִ֨ישׁ בְּשַׂר־קֹ֜דֶשׁ בִּ⁠כְנַ֣ף בִּגְד֗⁠וֹ וְ⁠נָגַ֣ע בִּ֠⁠כְנָפ⁠וֹ אֶל־הַ⁠לֶּ֨חֶם וְ⁠אֶל־הַ⁠נָּזִ֜יד וְ⁠אֶל־הַ⁠יַּ֧יִן וְ⁠אֶל־שֶׁ֛מֶן וְ⁠אֶל־כָּל־מַאֲכָ֖ל הֲ⁠יִקְדָּ֑שׁ</w:t>
+      </w:r>
+    </w:p>
+    <w:p>
+      <w:pPr/>
+      <w:r>
+        <w:rPr>
+          <w:lang w:val="fr_FR" w:bidi="fr_FR"/>
+        </w:rPr>
+      </w:r>
+      <w:r>
+        <w:rPr>
           <w:b/>
           <w:lang w:val="fr_FR" w:bidi="fr_FR"/>
         </w:rPr>
@@ -9507,6 +10781,20 @@
       </w:r>
       <w:r>
         <w:rPr>
+          <w:lang w:val="fr_FR" w:bidi="fr_FR"/>
+        </w:rPr>
+        <w:t>הֵ֣ן ׀ יִשָּׂא־אִ֨ישׁ בְּשַׂר־קֹ֜דֶשׁ בִּ⁠כְנַ֣ף בִּגְד֗⁠וֹ וְ⁠נָגַ֣ע בִּ֠⁠כְנָפ⁠וֹ אֶל־הַ⁠לֶּ֨חֶם וְ⁠אֶל־הַ⁠נָּזִ֜יד וְ⁠אֶל־הַ⁠יַּ֧יִן וְ⁠אֶל־שֶׁ֛מֶן וְ⁠אֶל־כָּל־מַאֲכָ֖ל הֲ⁠יִקְדָּ֑שׁ</w:t>
+      </w:r>
+    </w:p>
+    <w:p>
+      <w:pPr/>
+      <w:r>
+        <w:rPr>
+          <w:lang w:val="fr_FR" w:bidi="fr_FR"/>
+        </w:rPr>
+      </w:r>
+      <w:r>
+        <w:rPr>
           <w:b/>
           <w:lang w:val="fr_FR" w:bidi="fr_FR"/>
         </w:rPr>
@@ -9590,6 +10878,20 @@
       </w:r>
       <w:r>
         <w:rPr>
+          <w:lang w:val="fr_FR" w:bidi="fr_FR"/>
+        </w:rPr>
+        <w:t>בְּשַׂר־קֹ֜דֶשׁ</w:t>
+      </w:r>
+    </w:p>
+    <w:p>
+      <w:pPr/>
+      <w:r>
+        <w:rPr>
+          <w:lang w:val="fr_FR" w:bidi="fr_FR"/>
+        </w:rPr>
+      </w:r>
+      <w:r>
+        <w:rPr>
           <w:b/>
           <w:lang w:val="fr_FR" w:bidi="fr_FR"/>
         </w:rPr>
@@ -9675,6 +10977,20 @@
         <w:rPr>
           <w:lang w:val="fr_FR" w:bidi="fr_FR"/>
         </w:rPr>
+      </w:r>
+    </w:p>
+    <w:p>
+      <w:pPr/>
+      <w:r>
+        <w:rPr>
+          <w:lang w:val="fr_FR" w:bidi="fr_FR"/>
+        </w:rPr>
+      </w:r>
+      <w:r>
+        <w:rPr>
+          <w:lang w:val="fr_FR" w:bidi="fr_FR"/>
+        </w:rPr>
+        <w:t>לֹֽא</w:t>
       </w:r>
     </w:p>
     <w:p>
@@ -9800,6 +11116,20 @@
       </w:r>
       <w:r>
         <w:rPr>
+          <w:lang w:val="fr_FR" w:bidi="fr_FR"/>
+        </w:rPr>
+        <w:t>טְמֵא־נֶ֛פֶשׁ</w:t>
+      </w:r>
+    </w:p>
+    <w:p>
+      <w:pPr/>
+      <w:r>
+        <w:rPr>
+          <w:lang w:val="fr_FR" w:bidi="fr_FR"/>
+        </w:rPr>
+      </w:r>
+      <w:r>
+        <w:rPr>
           <w:b/>
           <w:lang w:val="fr_FR" w:bidi="fr_FR"/>
         </w:rPr>
@@ -9896,6 +11226,20 @@
       </w:r>
       <w:r>
         <w:rPr>
+          <w:lang w:val="fr_FR" w:bidi="fr_FR"/>
+        </w:rPr>
+        <w:t>טְמֵא־נֶ֛פֶשׁ</w:t>
+      </w:r>
+    </w:p>
+    <w:p>
+      <w:pPr/>
+      <w:r>
+        <w:rPr>
+          <w:lang w:val="fr_FR" w:bidi="fr_FR"/>
+        </w:rPr>
+      </w:r>
+      <w:r>
+        <w:rPr>
           <w:b/>
           <w:lang w:val="fr_FR" w:bidi="fr_FR"/>
         </w:rPr>
@@ -9981,6 +11325,20 @@
         <w:rPr>
           <w:lang w:val="fr_FR" w:bidi="fr_FR"/>
         </w:rPr>
+      </w:r>
+    </w:p>
+    <w:p>
+      <w:pPr/>
+      <w:r>
+        <w:rPr>
+          <w:lang w:val="fr_FR" w:bidi="fr_FR"/>
+        </w:rPr>
+      </w:r>
+      <w:r>
+        <w:rPr>
+          <w:lang w:val="fr_FR" w:bidi="fr_FR"/>
+        </w:rPr>
+        <w:t>טְמֵא־נֶ֛פֶשׁ</w:t>
       </w:r>
     </w:p>
     <w:p>
@@ -10099,6 +11457,20 @@
       </w:r>
       <w:r>
         <w:rPr>
+          <w:lang w:val="fr_FR" w:bidi="fr_FR"/>
+        </w:rPr>
+        <w:t>בְּ⁠כָל־אֵ֖לֶּה הֲ⁠יִטְמָ֑א</w:t>
+      </w:r>
+    </w:p>
+    <w:p>
+      <w:pPr/>
+      <w:r>
+        <w:rPr>
+          <w:lang w:val="fr_FR" w:bidi="fr_FR"/>
+        </w:rPr>
+      </w:r>
+      <w:r>
+        <w:rPr>
           <w:b/>
           <w:lang w:val="fr_FR" w:bidi="fr_FR"/>
         </w:rPr>
@@ -10202,6 +11574,20 @@
       </w:r>
       <w:r>
         <w:rPr>
+          <w:lang w:val="fr_FR" w:bidi="fr_FR"/>
+        </w:rPr>
+        <w:t>יִטְמָֽא</w:t>
+      </w:r>
+    </w:p>
+    <w:p>
+      <w:pPr/>
+      <w:r>
+        <w:rPr>
+          <w:lang w:val="fr_FR" w:bidi="fr_FR"/>
+        </w:rPr>
+      </w:r>
+      <w:r>
+        <w:rPr>
           <w:b/>
           <w:lang w:val="fr_FR" w:bidi="fr_FR"/>
         </w:rPr>
@@ -10291,6 +11677,20 @@
       </w:r>
       <w:r>
         <w:rPr>
+          <w:lang w:val="fr_FR" w:bidi="fr_FR"/>
+        </w:rPr>
+        <w:t>כֵּ֣ן הָֽ⁠עָם־הַ֠⁠זֶּה וְ⁠כֵן־הַ⁠גּ֨וֹי הַ⁠זֶּ֤ה לְ⁠פָנַ⁠י֙ נְאֻם־יְהוָ֔ה וְ⁠כֵ֖ן כָּל־מַעֲשֵׂ֣ה יְדֵי⁠הֶ֑ם וַ⁠אֲשֶׁ֥ר יַקְרִ֛יבוּ שָׁ֖ם טָמֵ֥א הֽוּא</w:t>
+      </w:r>
+    </w:p>
+    <w:p>
+      <w:pPr/>
+      <w:r>
+        <w:rPr>
+          <w:lang w:val="fr_FR" w:bidi="fr_FR"/>
+        </w:rPr>
+      </w:r>
+      <w:r>
+        <w:rPr>
           <w:b/>
           <w:lang w:val="fr_FR" w:bidi="fr_FR"/>
         </w:rPr>
@@ -10374,6 +11774,20 @@
       </w:r>
       <w:r>
         <w:rPr>
+          <w:lang w:val="fr_FR" w:bidi="fr_FR"/>
+        </w:rPr>
+        <w:t>כֵּ֣ן הָֽ⁠עָם־הַ֠⁠זֶּה וְ⁠כֵן־הַ⁠גּ֨וֹי הַ⁠זֶּ֤ה</w:t>
+      </w:r>
+    </w:p>
+    <w:p>
+      <w:pPr/>
+      <w:r>
+        <w:rPr>
+          <w:lang w:val="fr_FR" w:bidi="fr_FR"/>
+        </w:rPr>
+      </w:r>
+      <w:r>
+        <w:rPr>
           <w:b/>
           <w:lang w:val="fr_FR" w:bidi="fr_FR"/>
         </w:rPr>
@@ -10470,6 +11884,20 @@
       </w:r>
       <w:r>
         <w:rPr>
+          <w:lang w:val="fr_FR" w:bidi="fr_FR"/>
+        </w:rPr>
+        <w:t>כֵּ֣ן הָֽ⁠עָם־הַ֠⁠זֶּה וְ⁠כֵן־הַ⁠גּ֨וֹי הַ⁠זֶּ֤ה</w:t>
+      </w:r>
+    </w:p>
+    <w:p>
+      <w:pPr/>
+      <w:r>
+        <w:rPr>
+          <w:lang w:val="fr_FR" w:bidi="fr_FR"/>
+        </w:rPr>
+      </w:r>
+      <w:r>
+        <w:rPr>
           <w:b/>
           <w:lang w:val="fr_FR" w:bidi="fr_FR"/>
         </w:rPr>
@@ -10579,6 +12007,20 @@
       </w:r>
       <w:r>
         <w:rPr>
+          <w:lang w:val="fr_FR" w:bidi="fr_FR"/>
+        </w:rPr>
+        <w:t>לְ⁠פָנַ⁠י֙</w:t>
+      </w:r>
+    </w:p>
+    <w:p>
+      <w:pPr/>
+      <w:r>
+        <w:rPr>
+          <w:lang w:val="fr_FR" w:bidi="fr_FR"/>
+        </w:rPr>
+      </w:r>
+      <w:r>
+        <w:rPr>
           <w:b/>
           <w:lang w:val="fr_FR" w:bidi="fr_FR"/>
         </w:rPr>
@@ -10675,6 +12117,20 @@
       </w:r>
       <w:r>
         <w:rPr>
+          <w:lang w:val="fr_FR" w:bidi="fr_FR"/>
+        </w:rPr>
+        <w:t>לְ⁠פָנַ⁠י֙</w:t>
+      </w:r>
+    </w:p>
+    <w:p>
+      <w:pPr/>
+      <w:r>
+        <w:rPr>
+          <w:lang w:val="fr_FR" w:bidi="fr_FR"/>
+        </w:rPr>
+      </w:r>
+      <w:r>
+        <w:rPr>
           <w:b/>
           <w:lang w:val="fr_FR" w:bidi="fr_FR"/>
         </w:rPr>
@@ -10758,6 +12214,20 @@
       </w:r>
       <w:r>
         <w:rPr>
+          <w:lang w:val="fr_FR" w:bidi="fr_FR"/>
+        </w:rPr>
+        <w:t>וְ⁠כֵ֖ן כָּל־מַעֲשֵׂ֣ה יְדֵי⁠הֶ֑ם</w:t>
+      </w:r>
+    </w:p>
+    <w:p>
+      <w:pPr/>
+      <w:r>
+        <w:rPr>
+          <w:lang w:val="fr_FR" w:bidi="fr_FR"/>
+        </w:rPr>
+      </w:r>
+      <w:r>
+        <w:rPr>
           <w:b/>
           <w:lang w:val="fr_FR" w:bidi="fr_FR"/>
         </w:rPr>
@@ -10856,6 +12326,20 @@
         <w:rPr>
           <w:lang w:val="fr_FR" w:bidi="fr_FR"/>
         </w:rPr>
+      </w:r>
+    </w:p>
+    <w:p>
+      <w:pPr/>
+      <w:r>
+        <w:rPr>
+          <w:lang w:val="fr_FR" w:bidi="fr_FR"/>
+        </w:rPr>
+      </w:r>
+      <w:r>
+        <w:rPr>
+          <w:lang w:val="fr_FR" w:bidi="fr_FR"/>
+        </w:rPr>
+        <w:t>וַ⁠אֲשֶׁ֥ר יַקְרִ֛יבוּ שָׁ֖ם טָמֵ֥א הֽוּא</w:t>
       </w:r>
     </w:p>
     <w:p>
@@ -10981,6 +12465,20 @@
       </w:r>
       <w:r>
         <w:rPr>
+          <w:lang w:val="fr_FR" w:bidi="fr_FR"/>
+        </w:rPr>
+        <w:t>שִֽׂימוּ־נָ֣א לְבַבְ⁠כֶ֔ם</w:t>
+      </w:r>
+    </w:p>
+    <w:p>
+      <w:pPr/>
+      <w:r>
+        <w:rPr>
+          <w:lang w:val="fr_FR" w:bidi="fr_FR"/>
+        </w:rPr>
+      </w:r>
+      <w:r>
+        <w:rPr>
           <w:b/>
           <w:lang w:val="fr_FR" w:bidi="fr_FR"/>
         </w:rPr>
@@ -11082,6 +12580,20 @@
       </w:r>
       <w:r>
         <w:rPr>
+          <w:lang w:val="fr_FR" w:bidi="fr_FR"/>
+        </w:rPr>
+        <w:t>מִן־הַ⁠יּ֥וֹם הַ⁠זֶּ֖ה וָ⁠מָ֑עְלָ⁠ה</w:t>
+      </w:r>
+    </w:p>
+    <w:p>
+      <w:pPr/>
+      <w:r>
+        <w:rPr>
+          <w:lang w:val="fr_FR" w:bidi="fr_FR"/>
+        </w:rPr>
+      </w:r>
+      <w:r>
+        <w:rPr>
           <w:b/>
           <w:lang w:val="fr_FR" w:bidi="fr_FR"/>
         </w:rPr>
@@ -11178,6 +12690,20 @@
       </w:r>
       <w:r>
         <w:rPr>
+          <w:lang w:val="fr_FR" w:bidi="fr_FR"/>
+        </w:rPr>
+        <w:t>מִ⁠טֶּ֧רֶם שֽׂוּם־אֶ֛בֶן אֶל־אֶ֖בֶן בְּ⁠הֵיכַ֥ל יְהוָֽה</w:t>
+      </w:r>
+    </w:p>
+    <w:p>
+      <w:pPr/>
+      <w:r>
+        <w:rPr>
+          <w:lang w:val="fr_FR" w:bidi="fr_FR"/>
+        </w:rPr>
+      </w:r>
+      <w:r>
+        <w:rPr>
           <w:b/>
           <w:lang w:val="fr_FR" w:bidi="fr_FR"/>
         </w:rPr>
@@ -11261,6 +12787,20 @@
       </w:r>
       <w:r>
         <w:rPr>
+          <w:lang w:val="fr_FR" w:bidi="fr_FR"/>
+        </w:rPr>
+        <w:t>בְּ⁠הֵיכַ֥ל יְהוָֽה</w:t>
+      </w:r>
+    </w:p>
+    <w:p>
+      <w:pPr/>
+      <w:r>
+        <w:rPr>
+          <w:lang w:val="fr_FR" w:bidi="fr_FR"/>
+        </w:rPr>
+      </w:r>
+      <w:r>
+        <w:rPr>
           <w:b/>
           <w:lang w:val="fr_FR" w:bidi="fr_FR"/>
         </w:rPr>
@@ -11344,6 +12884,20 @@
       </w:r>
       <w:r>
         <w:rPr>
+          <w:lang w:val="fr_FR" w:bidi="fr_FR"/>
+        </w:rPr>
+        <w:t>מִֽ⁠הְיוֹתָ֥⁠ם</w:t>
+      </w:r>
+    </w:p>
+    <w:p>
+      <w:pPr/>
+      <w:r>
+        <w:rPr>
+          <w:lang w:val="fr_FR" w:bidi="fr_FR"/>
+        </w:rPr>
+      </w:r>
+      <w:r>
+        <w:rPr>
           <w:b/>
           <w:lang w:val="fr_FR" w:bidi="fr_FR"/>
         </w:rPr>
@@ -11440,6 +12994,20 @@
       </w:r>
       <w:r>
         <w:rPr>
+          <w:lang w:val="fr_FR" w:bidi="fr_FR"/>
+        </w:rPr>
+        <w:t>בָּא֙ אֶל־עֲרֵמַ֣ת עֶשְׂרִ֔ים וְ⁠הָיְתָ֖ה עֲשָׂרָ֑ה</w:t>
+      </w:r>
+    </w:p>
+    <w:p>
+      <w:pPr/>
+      <w:r>
+        <w:rPr>
+          <w:lang w:val="fr_FR" w:bidi="fr_FR"/>
+        </w:rPr>
+      </w:r>
+      <w:r>
+        <w:rPr>
           <w:b/>
           <w:lang w:val="fr_FR" w:bidi="fr_FR"/>
         </w:rPr>
@@ -11537,6 +13105,20 @@
       </w:r>
       <w:r>
         <w:rPr>
+          <w:lang w:val="fr_FR" w:bidi="fr_FR"/>
+        </w:rPr>
+        <w:t>בָּא֙ אֶל־עֲרֵמַ֣ת עֶשְׂרִ֔ים וְ⁠הָיְתָ֖ה עֲשָׂרָ֑ה</w:t>
+      </w:r>
+    </w:p>
+    <w:p>
+      <w:pPr/>
+      <w:r>
+        <w:rPr>
+          <w:lang w:val="fr_FR" w:bidi="fr_FR"/>
+        </w:rPr>
+      </w:r>
+      <w:r>
+        <w:rPr>
           <w:b/>
           <w:lang w:val="fr_FR" w:bidi="fr_FR"/>
         </w:rPr>
@@ -11633,6 +13215,20 @@
       </w:r>
       <w:r>
         <w:rPr>
+          <w:lang w:val="fr_FR" w:bidi="fr_FR"/>
+        </w:rPr>
+        <w:t>בָּ֣א אֶל־הַ⁠יֶּ֗קֶב לַ⁠חְשֹׂף֙ חֲמִשִּׁ֣ים פּוּרָ֔ה וְ⁠הָיְתָ֖ה עֶשְׂרִֽים</w:t>
+      </w:r>
+    </w:p>
+    <w:p>
+      <w:pPr/>
+      <w:r>
+        <w:rPr>
+          <w:lang w:val="fr_FR" w:bidi="fr_FR"/>
+        </w:rPr>
+      </w:r>
+      <w:r>
+        <w:rPr>
           <w:b/>
           <w:lang w:val="fr_FR" w:bidi="fr_FR"/>
         </w:rPr>
@@ -11705,6 +13301,20 @@
         <w:rPr>
           <w:lang w:val="fr_FR" w:bidi="fr_FR"/>
         </w:rPr>
+      </w:r>
+    </w:p>
+    <w:p>
+      <w:pPr/>
+      <w:r>
+        <w:rPr>
+          <w:lang w:val="fr_FR" w:bidi="fr_FR"/>
+        </w:rPr>
+      </w:r>
+      <w:r>
+        <w:rPr>
+          <w:lang w:val="fr_FR" w:bidi="fr_FR"/>
+        </w:rPr>
+        <w:t>חֲמִשִּׁ֣ים פּוּרָ֔ה</w:t>
       </w:r>
     </w:p>
     <w:p>
@@ -11806,6 +13416,20 @@
       </w:r>
       <w:r>
         <w:rPr>
+          <w:lang w:val="fr_FR" w:bidi="fr_FR"/>
+        </w:rPr>
+        <w:t>הִכֵּ֨יתִי אֶתְ⁠כֶ֜ם בַּ⁠שִּׁדָּפ֤וֹן וּ⁠בַ⁠יֵּֽרָקוֹן֙ וּ⁠בַ⁠בָּרָ֔ד אֵ֖ת כָּל־מַעֲשֵׂ֣ה יְדֵי⁠כֶ֑ם וְ⁠אֵין־אֶתְ⁠כֶ֥ם אֵלַ֖⁠י נְאֻם־יְהוָֽה</w:t>
+      </w:r>
+    </w:p>
+    <w:p>
+      <w:pPr/>
+      <w:r>
+        <w:rPr>
+          <w:lang w:val="fr_FR" w:bidi="fr_FR"/>
+        </w:rPr>
+      </w:r>
+      <w:r>
+        <w:rPr>
           <w:b/>
           <w:lang w:val="fr_FR" w:bidi="fr_FR"/>
         </w:rPr>
@@ -11889,6 +13513,20 @@
       </w:r>
       <w:r>
         <w:rPr>
+          <w:lang w:val="fr_FR" w:bidi="fr_FR"/>
+        </w:rPr>
+        <w:t>אֵ֖ת כָּל־מַעֲשֵׂ֣ה יְדֵי⁠כֶ֑ם</w:t>
+      </w:r>
+    </w:p>
+    <w:p>
+      <w:pPr/>
+      <w:r>
+        <w:rPr>
+          <w:lang w:val="fr_FR" w:bidi="fr_FR"/>
+        </w:rPr>
+      </w:r>
+      <w:r>
+        <w:rPr>
           <w:b/>
           <w:lang w:val="fr_FR" w:bidi="fr_FR"/>
         </w:rPr>
@@ -11961,6 +13599,20 @@
         <w:rPr>
           <w:lang w:val="fr_FR" w:bidi="fr_FR"/>
         </w:rPr>
+      </w:r>
+    </w:p>
+    <w:p>
+      <w:pPr/>
+      <w:r>
+        <w:rPr>
+          <w:lang w:val="fr_FR" w:bidi="fr_FR"/>
+        </w:rPr>
+      </w:r>
+      <w:r>
+        <w:rPr>
+          <w:lang w:val="fr_FR" w:bidi="fr_FR"/>
+        </w:rPr>
+        <w:t>אֵ֖ת כָּל־מַעֲשֵׂ֣ה יְדֵי⁠כֶ֑ם</w:t>
       </w:r>
     </w:p>
     <w:p>
@@ -12073,6 +13725,20 @@
       </w:r>
       <w:r>
         <w:rPr>
+          <w:lang w:val="fr_FR" w:bidi="fr_FR"/>
+        </w:rPr>
+        <w:t>וְ⁠אֵין־אֶתְ⁠כֶ֥ם אֵלַ֖⁠י</w:t>
+      </w:r>
+    </w:p>
+    <w:p>
+      <w:pPr/>
+      <w:r>
+        <w:rPr>
+          <w:lang w:val="fr_FR" w:bidi="fr_FR"/>
+        </w:rPr>
+      </w:r>
+      <w:r>
+        <w:rPr>
           <w:b/>
           <w:lang w:val="fr_FR" w:bidi="fr_FR"/>
         </w:rPr>
@@ -12145,6 +13811,20 @@
         <w:rPr>
           <w:lang w:val="fr_FR" w:bidi="fr_FR"/>
         </w:rPr>
+      </w:r>
+    </w:p>
+    <w:p>
+      <w:pPr/>
+      <w:r>
+        <w:rPr>
+          <w:lang w:val="fr_FR" w:bidi="fr_FR"/>
+        </w:rPr>
+      </w:r>
+      <w:r>
+        <w:rPr>
+          <w:lang w:val="fr_FR" w:bidi="fr_FR"/>
+        </w:rPr>
+        <w:t>שִׂימוּ &amp; לְבַבְ⁠כֶ֔ם</w:t>
       </w:r>
     </w:p>
     <w:p>
@@ -12271,6 +13951,20 @@
       </w:r>
       <w:r>
         <w:rPr>
+          <w:lang w:val="fr_FR" w:bidi="fr_FR"/>
+        </w:rPr>
+        <w:t>מִן־הַ⁠יּ֥וֹם הַ⁠זֶּ֖ה וָ⁠מָ֑עְלָ⁠ה מִ⁠יּוֹם֩ עֶשְׂרִ֨ים וְ⁠אַרְבָּעָ֜ה לַ⁠תְּשִׁיעִ֗י לְ⁠מִן־הַ⁠יּ֛וֹם אֲשֶׁר־יֻסַּ֥ד הֵֽיכַל־יְהוָ֖ה</w:t>
+      </w:r>
+    </w:p>
+    <w:p>
+      <w:pPr/>
+      <w:r>
+        <w:rPr>
+          <w:lang w:val="fr_FR" w:bidi="fr_FR"/>
+        </w:rPr>
+      </w:r>
+      <w:r>
+        <w:rPr>
           <w:b/>
           <w:lang w:val="fr_FR" w:bidi="fr_FR"/>
         </w:rPr>
@@ -12416,6 +14110,20 @@
       </w:r>
       <w:r>
         <w:rPr>
+          <w:lang w:val="fr_FR" w:bidi="fr_FR"/>
+        </w:rPr>
+        <w:t>מִ⁠יּוֹם֩ עֶשְׂרִ֨ים וְ⁠אַרְבָּעָ֜ה לַ⁠תְּשִׁיעִ֗י</w:t>
+      </w:r>
+    </w:p>
+    <w:p>
+      <w:pPr/>
+      <w:r>
+        <w:rPr>
+          <w:lang w:val="fr_FR" w:bidi="fr_FR"/>
+        </w:rPr>
+      </w:r>
+      <w:r>
+        <w:rPr>
           <w:b/>
           <w:lang w:val="fr_FR" w:bidi="fr_FR"/>
         </w:rPr>
@@ -12488,6 +14196,20 @@
         <w:rPr>
           <w:lang w:val="fr_FR" w:bidi="fr_FR"/>
         </w:rPr>
+      </w:r>
+    </w:p>
+    <w:p>
+      <w:pPr/>
+      <w:r>
+        <w:rPr>
+          <w:lang w:val="fr_FR" w:bidi="fr_FR"/>
+        </w:rPr>
+      </w:r>
+      <w:r>
+        <w:rPr>
+          <w:lang w:val="fr_FR" w:bidi="fr_FR"/>
+        </w:rPr>
+        <w:t>מִ⁠יּוֹם֩ עֶשְׂרִ֨ים וְ⁠אַרְבָּעָ֜ה לַ⁠תְּשִׁיעִ֗י</w:t>
       </w:r>
     </w:p>
     <w:p>
@@ -12600,6 +14322,20 @@
       </w:r>
       <w:r>
         <w:rPr>
+          <w:lang w:val="fr_FR" w:bidi="fr_FR"/>
+        </w:rPr>
+        <w:t>יֻסַּ֥ד הֵֽיכַל־יְהוָ֖ה</w:t>
+      </w:r>
+    </w:p>
+    <w:p>
+      <w:pPr/>
+      <w:r>
+        <w:rPr>
+          <w:lang w:val="fr_FR" w:bidi="fr_FR"/>
+        </w:rPr>
+      </w:r>
+      <w:r>
+        <w:rPr>
           <w:b/>
           <w:lang w:val="fr_FR" w:bidi="fr_FR"/>
         </w:rPr>
@@ -12683,6 +14419,20 @@
       </w:r>
       <w:r>
         <w:rPr>
+          <w:lang w:val="fr_FR" w:bidi="fr_FR"/>
+        </w:rPr>
+        <w:t>הֵֽיכַל־יְהוָ֖ה</w:t>
+      </w:r>
+    </w:p>
+    <w:p>
+      <w:pPr/>
+      <w:r>
+        <w:rPr>
+          <w:lang w:val="fr_FR" w:bidi="fr_FR"/>
+        </w:rPr>
+      </w:r>
+      <w:r>
+        <w:rPr>
           <w:b/>
           <w:lang w:val="fr_FR" w:bidi="fr_FR"/>
         </w:rPr>
@@ -12755,6 +14505,20 @@
         <w:rPr>
           <w:lang w:val="fr_FR" w:bidi="fr_FR"/>
         </w:rPr>
+      </w:r>
+    </w:p>
+    <w:p>
+      <w:pPr/>
+      <w:r>
+        <w:rPr>
+          <w:lang w:val="fr_FR" w:bidi="fr_FR"/>
+        </w:rPr>
+      </w:r>
+      <w:r>
+        <w:rPr>
+          <w:lang w:val="fr_FR" w:bidi="fr_FR"/>
+        </w:rPr>
+        <w:t>שִׂ֥ימוּ לְבַבְ⁠כֶֽם</w:t>
       </w:r>
     </w:p>
     <w:p>
@@ -12867,6 +14631,20 @@
       </w:r>
       <w:r>
         <w:rPr>
+          <w:lang w:val="fr_FR" w:bidi="fr_FR"/>
+        </w:rPr>
+        <w:t>הַ⁠ע֤וֹד הַ⁠זֶּ֨רַע֙ בַּ⁠מְּגוּרָ֔ה</w:t>
+      </w:r>
+    </w:p>
+    <w:p>
+      <w:pPr/>
+      <w:r>
+        <w:rPr>
+          <w:lang w:val="fr_FR" w:bidi="fr_FR"/>
+        </w:rPr>
+      </w:r>
+      <w:r>
+        <w:rPr>
           <w:b/>
           <w:lang w:val="fr_FR" w:bidi="fr_FR"/>
         </w:rPr>
@@ -12950,6 +14728,20 @@
       </w:r>
       <w:r>
         <w:rPr>
+          <w:lang w:val="fr_FR" w:bidi="fr_FR"/>
+        </w:rPr>
+        <w:t>מִן־הַ⁠יּ֥וֹם הַ⁠זֶּ֖ה אֲבָרֵֽךְ</w:t>
+      </w:r>
+    </w:p>
+    <w:p>
+      <w:pPr/>
+      <w:r>
+        <w:rPr>
+          <w:lang w:val="fr_FR" w:bidi="fr_FR"/>
+        </w:rPr>
+      </w:r>
+      <w:r>
+        <w:rPr>
           <w:b/>
           <w:lang w:val="fr_FR" w:bidi="fr_FR"/>
         </w:rPr>
@@ -13033,6 +14825,20 @@
       </w:r>
       <w:r>
         <w:rPr>
+          <w:lang w:val="fr_FR" w:bidi="fr_FR"/>
+        </w:rPr>
+        <w:t>מִן־הַ⁠יּ֥וֹם הַ⁠זֶּ֖ה</w:t>
+      </w:r>
+    </w:p>
+    <w:p>
+      <w:pPr/>
+      <w:r>
+        <w:rPr>
+          <w:lang w:val="fr_FR" w:bidi="fr_FR"/>
+        </w:rPr>
+      </w:r>
+      <w:r>
+        <w:rPr>
           <w:b/>
           <w:lang w:val="fr_FR" w:bidi="fr_FR"/>
         </w:rPr>
@@ -13118,6 +14924,20 @@
         <w:rPr>
           <w:lang w:val="fr_FR" w:bidi="fr_FR"/>
         </w:rPr>
+      </w:r>
+    </w:p>
+    <w:p>
+      <w:pPr/>
+      <w:r>
+        <w:rPr>
+          <w:lang w:val="fr_FR" w:bidi="fr_FR"/>
+        </w:rPr>
+      </w:r>
+      <w:r>
+        <w:rPr>
+          <w:lang w:val="fr_FR" w:bidi="fr_FR"/>
+        </w:rPr>
+        <w:t>וַ⁠יְהִ֨י דְבַר־יְהוָ֤ה ׀ שֵׁנִית֙ אֶל־חַגַּ֔י</w:t>
       </w:r>
     </w:p>
     <w:p>
@@ -13230,6 +15050,20 @@
       </w:r>
       <w:r>
         <w:rPr>
+          <w:lang w:val="fr_FR" w:bidi="fr_FR"/>
+        </w:rPr>
+        <w:t>שֵׁנִית֙</w:t>
+      </w:r>
+    </w:p>
+    <w:p>
+      <w:pPr/>
+      <w:r>
+        <w:rPr>
+          <w:lang w:val="fr_FR" w:bidi="fr_FR"/>
+        </w:rPr>
+      </w:r>
+      <w:r>
+        <w:rPr>
           <w:b/>
           <w:lang w:val="fr_FR" w:bidi="fr_FR"/>
         </w:rPr>
@@ -13313,6 +15147,20 @@
       </w:r>
       <w:r>
         <w:rPr>
+          <w:lang w:val="fr_FR" w:bidi="fr_FR"/>
+        </w:rPr>
+        <w:t>בְּ⁠עֶשְׂרִ֧ים וְ⁠אַרְבָּעָ֛ה לַ⁠חֹ֖דֶשׁ</w:t>
+      </w:r>
+    </w:p>
+    <w:p>
+      <w:pPr/>
+      <w:r>
+        <w:rPr>
+          <w:lang w:val="fr_FR" w:bidi="fr_FR"/>
+        </w:rPr>
+      </w:r>
+      <w:r>
+        <w:rPr>
           <w:b/>
           <w:lang w:val="fr_FR" w:bidi="fr_FR"/>
         </w:rPr>
@@ -13385,6 +15233,20 @@
         <w:rPr>
           <w:lang w:val="fr_FR" w:bidi="fr_FR"/>
         </w:rPr>
+      </w:r>
+    </w:p>
+    <w:p>
+      <w:pPr/>
+      <w:r>
+        <w:rPr>
+          <w:lang w:val="fr_FR" w:bidi="fr_FR"/>
+        </w:rPr>
+      </w:r>
+      <w:r>
+        <w:rPr>
+          <w:lang w:val="fr_FR" w:bidi="fr_FR"/>
+        </w:rPr>
+        <w:t>בְּ⁠עֶשְׂרִ֧ים וְ⁠אַרְבָּעָ֛ה לַ⁠חֹ֖דֶשׁ</w:t>
       </w:r>
     </w:p>
     <w:p>
@@ -13580,6 +15442,20 @@
       </w:r>
       <w:r>
         <w:rPr>
+          <w:lang w:val="fr_FR" w:bidi="fr_FR"/>
+        </w:rPr>
+        <w:t>אֱמֹ֕ר אֶל־זְרֻבָּבֶ֥ל פַּֽחַת־יְהוּדָ֖ה לֵ⁠אמֹ֑ר אֲנִ֣י מַרְעִ֔ישׁ אֶת־הַ⁠שָּׁמַ֖יִם וְ⁠אֶת־הָ⁠אָֽרֶץ</w:t>
+      </w:r>
+    </w:p>
+    <w:p>
+      <w:pPr/>
+      <w:r>
+        <w:rPr>
+          <w:lang w:val="fr_FR" w:bidi="fr_FR"/>
+        </w:rPr>
+      </w:r>
+      <w:r>
+        <w:rPr>
           <w:b/>
           <w:lang w:val="fr_FR" w:bidi="fr_FR"/>
         </w:rPr>
@@ -13652,6 +15528,20 @@
         <w:rPr>
           <w:lang w:val="fr_FR" w:bidi="fr_FR"/>
         </w:rPr>
+      </w:r>
+    </w:p>
+    <w:p>
+      <w:pPr/>
+      <w:r>
+        <w:rPr>
+          <w:lang w:val="fr_FR" w:bidi="fr_FR"/>
+        </w:rPr>
+      </w:r>
+      <w:r>
+        <w:rPr>
+          <w:lang w:val="fr_FR" w:bidi="fr_FR"/>
+        </w:rPr>
+        <w:t>אֲנִ֣י מַרְעִ֔ישׁ אֶת־הַ⁠שָּׁמַ֖יִם וְ⁠אֶת־הָ⁠אָֽרֶץ</w:t>
       </w:r>
     </w:p>
     <w:p>
@@ -13764,6 +15654,20 @@
       </w:r>
       <w:r>
         <w:rPr>
+          <w:lang w:val="fr_FR" w:bidi="fr_FR"/>
+        </w:rPr>
+        <w:t>אֶת־הַ⁠שָּׁמַ֖יִם וְ⁠אֶת־הָ⁠אָֽרֶץ</w:t>
+      </w:r>
+    </w:p>
+    <w:p>
+      <w:pPr/>
+      <w:r>
+        <w:rPr>
+          <w:lang w:val="fr_FR" w:bidi="fr_FR"/>
+        </w:rPr>
+      </w:r>
+      <w:r>
+        <w:rPr>
           <w:b/>
           <w:lang w:val="fr_FR" w:bidi="fr_FR"/>
         </w:rPr>
@@ -13891,6 +15795,20 @@
       </w:r>
       <w:r>
         <w:rPr>
+          <w:lang w:val="fr_FR" w:bidi="fr_FR"/>
+        </w:rPr>
+        <w:t>כִּסֵּ֣א מַמְלָכ֔וֹת</w:t>
+      </w:r>
+    </w:p>
+    <w:p>
+      <w:pPr/>
+      <w:r>
+        <w:rPr>
+          <w:lang w:val="fr_FR" w:bidi="fr_FR"/>
+        </w:rPr>
+      </w:r>
+      <w:r>
+        <w:rPr>
           <w:b/>
           <w:lang w:val="fr_FR" w:bidi="fr_FR"/>
         </w:rPr>
@@ -14000,6 +15918,20 @@
       </w:r>
       <w:r>
         <w:rPr>
+          <w:lang w:val="fr_FR" w:bidi="fr_FR"/>
+        </w:rPr>
+        <w:t>כִּסֵּ֣א מַמְלָכ֔וֹת</w:t>
+      </w:r>
+    </w:p>
+    <w:p>
+      <w:pPr/>
+      <w:r>
+        <w:rPr>
+          <w:lang w:val="fr_FR" w:bidi="fr_FR"/>
+        </w:rPr>
+      </w:r>
+      <w:r>
+        <w:rPr>
           <w:b/>
           <w:lang w:val="fr_FR" w:bidi="fr_FR"/>
         </w:rPr>
@@ -14109,6 +16041,20 @@
       </w:r>
       <w:r>
         <w:rPr>
+          <w:lang w:val="fr_FR" w:bidi="fr_FR"/>
+        </w:rPr>
+        <w:t>וְ⁠הָפַכְתִּ֤י מֶרְכָּבָה֙ וְ⁠רֹ֣כְבֶ֔י⁠הָ וְ⁠יָרְד֤וּ סוּסִים֙ וְ⁠רֹ֣כְבֵי⁠הֶ֔ם</w:t>
+      </w:r>
+    </w:p>
+    <w:p>
+      <w:pPr/>
+      <w:r>
+        <w:rPr>
+          <w:lang w:val="fr_FR" w:bidi="fr_FR"/>
+        </w:rPr>
+      </w:r>
+      <w:r>
+        <w:rPr>
           <w:b/>
           <w:lang w:val="fr_FR" w:bidi="fr_FR"/>
         </w:rPr>
@@ -14192,6 +16138,20 @@
       </w:r>
       <w:r>
         <w:rPr>
+          <w:lang w:val="fr_FR" w:bidi="fr_FR"/>
+        </w:rPr>
+        <w:t>מֶרְכָּבָה֙ וְ⁠רֹ֣כְבֶ֔י⁠הָ</w:t>
+      </w:r>
+    </w:p>
+    <w:p>
+      <w:pPr/>
+      <w:r>
+        <w:rPr>
+          <w:lang w:val="fr_FR" w:bidi="fr_FR"/>
+        </w:rPr>
+      </w:r>
+      <w:r>
+        <w:rPr>
           <w:b/>
           <w:lang w:val="fr_FR" w:bidi="fr_FR"/>
         </w:rPr>
@@ -14290,6 +16250,20 @@
         <w:rPr>
           <w:lang w:val="fr_FR" w:bidi="fr_FR"/>
         </w:rPr>
+      </w:r>
+    </w:p>
+    <w:p>
+      <w:pPr/>
+      <w:r>
+        <w:rPr>
+          <w:lang w:val="fr_FR" w:bidi="fr_FR"/>
+        </w:rPr>
+      </w:r>
+      <w:r>
+        <w:rPr>
+          <w:lang w:val="fr_FR" w:bidi="fr_FR"/>
+        </w:rPr>
+        <w:t>וְ⁠יָרְד֤וּ</w:t>
       </w:r>
     </w:p>
     <w:p>
@@ -14410,6 +16384,20 @@
         <w:rPr>
           <w:lang w:val="fr_FR" w:bidi="fr_FR"/>
         </w:rPr>
+      </w:r>
+    </w:p>
+    <w:p>
+      <w:pPr/>
+      <w:r>
+        <w:rPr>
+          <w:lang w:val="fr_FR" w:bidi="fr_FR"/>
+        </w:rPr>
+      </w:r>
+      <w:r>
+        <w:rPr>
+          <w:lang w:val="fr_FR" w:bidi="fr_FR"/>
+        </w:rPr>
+        <w:t>אִ֖ישׁ בְּ⁠חֶ֥רֶב אָחִֽי⁠ו</w:t>
       </w:r>
     </w:p>
     <w:p>
@@ -14528,6 +16516,20 @@
       </w:r>
       <w:r>
         <w:rPr>
+          <w:lang w:val="fr_FR" w:bidi="fr_FR"/>
+        </w:rPr>
+        <w:t>אִ֖ישׁ בְּ⁠חֶ֥רֶב אָחִֽי⁠ו</w:t>
+      </w:r>
+    </w:p>
+    <w:p>
+      <w:pPr/>
+      <w:r>
+        <w:rPr>
+          <w:lang w:val="fr_FR" w:bidi="fr_FR"/>
+        </w:rPr>
+      </w:r>
+      <w:r>
+        <w:rPr>
           <w:b/>
           <w:lang w:val="fr_FR" w:bidi="fr_FR"/>
         </w:rPr>
@@ -14624,6 +16626,20 @@
       </w:r>
       <w:r>
         <w:rPr>
+          <w:lang w:val="fr_FR" w:bidi="fr_FR"/>
+        </w:rPr>
+        <w:t>אָחִֽי⁠ו</w:t>
+      </w:r>
+    </w:p>
+    <w:p>
+      <w:pPr/>
+      <w:r>
+        <w:rPr>
+          <w:lang w:val="fr_FR" w:bidi="fr_FR"/>
+        </w:rPr>
+      </w:r>
+      <w:r>
+        <w:rPr>
           <w:b/>
           <w:lang w:val="fr_FR" w:bidi="fr_FR"/>
         </w:rPr>
@@ -14720,6 +16736,20 @@
       </w:r>
       <w:r>
         <w:rPr>
+          <w:lang w:val="fr_FR" w:bidi="fr_FR"/>
+        </w:rPr>
+        <w:t>בַּ⁠יּ֣וֹם הַ⁠ה֣וּא נְאֻם־יְהוָ֣ה צְבָא֡וֹת אֶ֠קָּחֲ⁠ךָ זְרֻבָּבֶ֨ל בֶּן־שְׁאַלְתִּיאֵ֤ל עַבְדִּ⁠י֙ נְאֻם־יְהוָ֔ה וְ⁠שַׂמְתִּ֖י⁠ךָ כַּֽ⁠חוֹתָ֑ם כִּֽי־בְ⁠ךָ֣ בָחַ֔רְתִּי נְאֻ֖ם יְהוָ֥ה צְבָאֽוֹת</w:t>
+      </w:r>
+    </w:p>
+    <w:p>
+      <w:pPr/>
+      <w:r>
+        <w:rPr>
+          <w:lang w:val="fr_FR" w:bidi="fr_FR"/>
+        </w:rPr>
+      </w:r>
+      <w:r>
+        <w:rPr>
           <w:b/>
           <w:lang w:val="fr_FR" w:bidi="fr_FR"/>
         </w:rPr>
@@ -14803,6 +16833,20 @@
       </w:r>
       <w:r>
         <w:rPr>
+          <w:lang w:val="fr_FR" w:bidi="fr_FR"/>
+        </w:rPr>
+        <w:t>בַּ⁠יּ֣וֹם הַ⁠ה֣וּא</w:t>
+      </w:r>
+    </w:p>
+    <w:p>
+      <w:pPr/>
+      <w:r>
+        <w:rPr>
+          <w:lang w:val="fr_FR" w:bidi="fr_FR"/>
+        </w:rPr>
+      </w:r>
+      <w:r>
+        <w:rPr>
           <w:b/>
           <w:lang w:val="fr_FR" w:bidi="fr_FR"/>
         </w:rPr>
@@ -14899,6 +16943,20 @@
       </w:r>
       <w:r>
         <w:rPr>
+          <w:lang w:val="fr_FR" w:bidi="fr_FR"/>
+        </w:rPr>
+        <w:t>אֶ֠קָּחֲ⁠ךָ &amp; וְ⁠שַׂמְתִּ֖י⁠ךָ &amp; בְ⁠ךָ֣ בָחַ֔רְתִּי</w:t>
+      </w:r>
+    </w:p>
+    <w:p>
+      <w:pPr/>
+      <w:r>
+        <w:rPr>
+          <w:lang w:val="fr_FR" w:bidi="fr_FR"/>
+        </w:rPr>
+      </w:r>
+      <w:r>
+        <w:rPr>
           <w:b/>
           <w:lang w:val="fr_FR" w:bidi="fr_FR"/>
         </w:rPr>
@@ -15021,6 +17079,20 @@
       </w:r>
       <w:r>
         <w:rPr>
+          <w:lang w:val="fr_FR" w:bidi="fr_FR"/>
+        </w:rPr>
+        <w:t>כַּֽ⁠חוֹתָ֑ם</w:t>
+      </w:r>
+    </w:p>
+    <w:p>
+      <w:pPr/>
+      <w:r>
+        <w:rPr>
+          <w:lang w:val="fr_FR" w:bidi="fr_FR"/>
+        </w:rPr>
+      </w:r>
+      <w:r>
+        <w:rPr>
           <w:b/>
           <w:lang w:val="fr_FR" w:bidi="fr_FR"/>
         </w:rPr>
@@ -15093,6 +17165,20 @@
         <w:rPr>
           <w:lang w:val="fr_FR" w:bidi="fr_FR"/>
         </w:rPr>
+      </w:r>
+    </w:p>
+    <w:p>
+      <w:pPr/>
+      <w:r>
+        <w:rPr>
+          <w:lang w:val="fr_FR" w:bidi="fr_FR"/>
+        </w:rPr>
+      </w:r>
+      <w:r>
+        <w:rPr>
+          <w:lang w:val="fr_FR" w:bidi="fr_FR"/>
+        </w:rPr>
+        <w:t>כַּֽ⁠חוֹתָ֑ם</w:t>
       </w:r>
     </w:p>
     <w:p>

--- a/fra/docx/37.content.docx
+++ b/fra/docx/37.content.docx
@@ -28,49 +28,15 @@
       </w:r>
     </w:p>
     <w:p>
-      <w:pPr>
-        <w:pStyle w:val="Heading2"/>
-      </w:pPr>
-      <w:r>
-        <w:rPr>
-          <w:lang w:val="fr_FR" w:bidi="fr_FR"/>
-        </w:rPr>
-        <w:t>License Information</w:t>
-      </w:r>
-      <w:r>
-        <w:rPr>
-          <w:lang w:val="fr_FR" w:bidi="fr_FR"/>
-        </w:rPr>
-      </w:r>
-    </w:p>
-    <w:p>
-      <w:pPr/>
-      <w:r>
-        <w:rPr>
-          <w:lang w:val="fr_FR" w:bidi="fr_FR"/>
-        </w:rPr>
-      </w:r>
-      <w:r>
-        <w:rPr>
-          <w:b/>
-          <w:lang w:val="fr_FR" w:bidi="fr_FR"/>
-        </w:rPr>
-        <w:t>Notes de traduction (unfoldingWord)</w:t>
-      </w:r>
-      <w:r>
-        <w:rPr>
-          <w:lang w:val="fr_FR" w:bidi="fr_FR"/>
-        </w:rPr>
-        <w:t xml:space="preserve"> (French) is based on</w:t>
-      </w:r>
-      <w:r>
-        <w:rPr>
-          <w:lang w:val="fr_FR" w:bidi="fr_FR"/>
-        </w:rPr>
-        <w:t xml:space="preserve">: </w:t>
-      </w:r>
-      <w:r>
-        <w:rPr>
+      <w:pPr/>
+      <w:r>
+        <w:rPr>
+          <w:lang w:val="fr_FR" w:bidi="fr_FR"/>
+        </w:rPr>
+      </w:r>
+      <w:r>
+        <w:rPr>
+          <w:b/>
           <w:lang w:val="fr_FR" w:bidi="fr_FR"/>
         </w:rPr>
         <w:t>unfoldingWord® Translation Notes</w:t>
@@ -79,62 +45,31 @@
         <w:rPr>
           <w:lang w:val="fr_FR" w:bidi="fr_FR"/>
         </w:rPr>
-        <w:t xml:space="preserve">, </w:t>
-      </w:r>
-      <w:hyperlink r:id="rId13">
-        <w:r>
-          <w:rPr>
-            <w:lang w:val="fr_FR" w:bidi="fr_FR"/>
-          </w:rPr>
-          <w:rPr>
-            <w:color w:val="0000EE"/>
-            <w:u w:val="single"/>
-          </w:rPr>
-          <w:t>unfoldingWord</w:t>
-        </w:r>
-      </w:hyperlink>
-      <w:r>
-        <w:rPr>
-          <w:lang w:val="fr_FR" w:bidi="fr_FR"/>
-        </w:rPr>
-        <w:t xml:space="preserve">, 2022, which is licensed under a </w:t>
-      </w:r>
-      <w:hyperlink r:id="rId14">
-        <w:r>
-          <w:rPr>
-            <w:lang w:val="fr_FR" w:bidi="fr_FR"/>
-          </w:rPr>
-          <w:rPr>
-            <w:color w:val="0000EE"/>
-            <w:u w:val="single"/>
-          </w:rPr>
-          <w:t>CC BY-SA 4.0 license</w:t>
-        </w:r>
-      </w:hyperlink>
-      <w:r>
-        <w:rPr>
-          <w:lang w:val="fr_FR" w:bidi="fr_FR"/>
-        </w:rPr>
-        <w:t>.</w:t>
-      </w:r>
-      <w:r>
-        <w:rPr>
-          <w:lang w:val="fr_FR" w:bidi="fr_FR"/>
-        </w:rPr>
-      </w:r>
-    </w:p>
-    <w:p>
-      <w:pPr/>
-      <w:r>
-        <w:rPr>
-          <w:lang w:val="fr_FR" w:bidi="fr_FR"/>
-        </w:rPr>
-      </w:r>
-      <w:r>
-        <w:rPr>
-          <w:lang w:val="fr_FR" w:bidi="fr_FR"/>
-        </w:rPr>
-        <w:t>This PDF version is provided under the same license.</w:t>
+        <w:t xml:space="preserve"> © 2022 unfoldingWord. Released under CC BY-SA 4.0 license. </w:t>
+      </w:r>
+      <w:r>
+        <w:rPr>
+          <w:lang w:val="fr_FR" w:bidi="fr_FR"/>
+        </w:rPr>
+        <w:t>unfoldingWord® Translation Notes</w:t>
+      </w:r>
+      <w:r>
+        <w:rPr>
+          <w:lang w:val="fr_FR" w:bidi="fr_FR"/>
+        </w:rPr>
+        <w:t xml:space="preserve"> has been adapted in the following languages: Tok Pisin, Arabic (عربي), French (Français), Hindi (हिंदी), Indonesian (Bahasa Indonesia), Portuguese (Português), Russian (Русский), Spanish (Español), Swahili (Kiswahili), and Simplified Chinese (简体中文) from </w:t>
+      </w:r>
+      <w:r>
+        <w:rPr>
+          <w:lang w:val="fr_FR" w:bidi="fr_FR"/>
+        </w:rPr>
+        <w:t>unfoldingWord® Translation Notes</w:t>
+      </w:r>
+      <w:r>
+        <w:rPr>
+          <w:lang w:val="fr_FR" w:bidi="fr_FR"/>
+        </w:rPr>
+        <w:t xml:space="preserve"> © 2022 unfoldingWord. Released under CC BY-SA 4.0 license by Mission Mutual</w:t>
       </w:r>
       <w:r>
         <w:rPr>
@@ -365,20 +300,6 @@
       </w:r>
       <w:r>
         <w:rPr>
-          <w:lang w:val="fr_FR" w:bidi="fr_FR"/>
-        </w:rPr>
-        <w:t>בִּ⁠שְׁנַ֤ת שְׁתַּ֨יִם֙ לְ⁠דָרְיָ֣וֶשׁ הַ⁠מֶּ֔לֶךְ</w:t>
-      </w:r>
-    </w:p>
-    <w:p>
-      <w:pPr/>
-      <w:r>
-        <w:rPr>
-          <w:lang w:val="fr_FR" w:bidi="fr_FR"/>
-        </w:rPr>
-      </w:r>
-      <w:r>
-        <w:rPr>
           <w:b/>
           <w:lang w:val="fr_FR" w:bidi="fr_FR"/>
         </w:rPr>
@@ -475,20 +396,6 @@
       </w:r>
       <w:r>
         <w:rPr>
-          <w:lang w:val="fr_FR" w:bidi="fr_FR"/>
-        </w:rPr>
-        <w:t>בִּ⁠שְׁנַ֤ת שְׁתַּ֨יִם֙ &amp; בַּ⁠חֹ֨דֶשׁ֙ הַ⁠שִּׁשִּׁ֔י בְּ⁠י֥וֹם אֶחָ֖ד לַ⁠חֹ֑דֶשׁ</w:t>
-      </w:r>
-    </w:p>
-    <w:p>
-      <w:pPr/>
-      <w:r>
-        <w:rPr>
-          <w:lang w:val="fr_FR" w:bidi="fr_FR"/>
-        </w:rPr>
-      </w:r>
-      <w:r>
-        <w:rPr>
           <w:b/>
           <w:lang w:val="fr_FR" w:bidi="fr_FR"/>
         </w:rPr>
@@ -585,20 +492,6 @@
       </w:r>
       <w:r>
         <w:rPr>
-          <w:lang w:val="fr_FR" w:bidi="fr_FR"/>
-        </w:rPr>
-        <w:t>בַּ⁠חֹ֨דֶשׁ֙ הַ⁠שִּׁשִּׁ֔י בְּ⁠י֥וֹם אֶחָ֖ד לַ⁠חֹ֑דֶשׁ</w:t>
-      </w:r>
-    </w:p>
-    <w:p>
-      <w:pPr/>
-      <w:r>
-        <w:rPr>
-          <w:lang w:val="fr_FR" w:bidi="fr_FR"/>
-        </w:rPr>
-      </w:r>
-      <w:r>
-        <w:rPr>
           <w:b/>
           <w:lang w:val="fr_FR" w:bidi="fr_FR"/>
         </w:rPr>
@@ -695,20 +588,6 @@
       </w:r>
       <w:r>
         <w:rPr>
-          <w:lang w:val="fr_FR" w:bidi="fr_FR"/>
-        </w:rPr>
-        <w:t>הָיָ֨ה דְבַר־יְהוָ֜ה בְּ⁠יַד־חַגַּ֣י הַ⁠נָּבִ֗יא</w:t>
-      </w:r>
-    </w:p>
-    <w:p>
-      <w:pPr/>
-      <w:r>
-        <w:rPr>
-          <w:lang w:val="fr_FR" w:bidi="fr_FR"/>
-        </w:rPr>
-      </w:r>
-      <w:r>
-        <w:rPr>
           <w:b/>
           <w:lang w:val="fr_FR" w:bidi="fr_FR"/>
         </w:rPr>
@@ -831,20 +710,6 @@
       </w:r>
       <w:r>
         <w:rPr>
-          <w:lang w:val="fr_FR" w:bidi="fr_FR"/>
-        </w:rPr>
-        <w:t>דְבַר־יְהוָ֜ה</w:t>
-      </w:r>
-    </w:p>
-    <w:p>
-      <w:pPr/>
-      <w:r>
-        <w:rPr>
-          <w:lang w:val="fr_FR" w:bidi="fr_FR"/>
-        </w:rPr>
-      </w:r>
-      <w:r>
-        <w:rPr>
           <w:b/>
           <w:lang w:val="fr_FR" w:bidi="fr_FR"/>
         </w:rPr>
@@ -941,20 +806,6 @@
       </w:r>
       <w:r>
         <w:rPr>
-          <w:lang w:val="fr_FR" w:bidi="fr_FR"/>
-        </w:rPr>
-        <w:t>כֹּ֥ה אָמַ֛ר יְהוָ֥ה צְבָא֖וֹת לֵ⁠אמֹ֑ר הָ⁠עָ֤ם הַ⁠זֶּה֙ אָֽמְר֔וּ לֹ֥א עֶת־בֹּ֛א עֶת־בֵּ֥ית יְהוָ֖ה לְ⁠הִבָּנֽוֹת</w:t>
-      </w:r>
-    </w:p>
-    <w:p>
-      <w:pPr/>
-      <w:r>
-        <w:rPr>
-          <w:lang w:val="fr_FR" w:bidi="fr_FR"/>
-        </w:rPr>
-      </w:r>
-      <w:r>
-        <w:rPr>
           <w:b/>
           <w:lang w:val="fr_FR" w:bidi="fr_FR"/>
         </w:rPr>
@@ -1038,20 +889,6 @@
       </w:r>
       <w:r>
         <w:rPr>
-          <w:lang w:val="fr_FR" w:bidi="fr_FR"/>
-        </w:rPr>
-        <w:t>יְהוָ֥ה צְבָא֖וֹת</w:t>
-      </w:r>
-    </w:p>
-    <w:p>
-      <w:pPr/>
-      <w:r>
-        <w:rPr>
-          <w:lang w:val="fr_FR" w:bidi="fr_FR"/>
-        </w:rPr>
-      </w:r>
-      <w:r>
-        <w:rPr>
           <w:b/>
           <w:lang w:val="fr_FR" w:bidi="fr_FR"/>
         </w:rPr>
@@ -1148,20 +985,6 @@
       </w:r>
       <w:r>
         <w:rPr>
-          <w:lang w:val="fr_FR" w:bidi="fr_FR"/>
-        </w:rPr>
-        <w:t>הָ⁠עָ֤ם הַ⁠זֶּה֙</w:t>
-      </w:r>
-    </w:p>
-    <w:p>
-      <w:pPr/>
-      <w:r>
-        <w:rPr>
-          <w:lang w:val="fr_FR" w:bidi="fr_FR"/>
-        </w:rPr>
-      </w:r>
-      <w:r>
-        <w:rPr>
           <w:b/>
           <w:lang w:val="fr_FR" w:bidi="fr_FR"/>
         </w:rPr>
@@ -1258,20 +1081,6 @@
       </w:r>
       <w:r>
         <w:rPr>
-          <w:lang w:val="fr_FR" w:bidi="fr_FR"/>
-        </w:rPr>
-        <w:t>עֶת־בֵּ֥ית יְהוָ֖ה</w:t>
-      </w:r>
-    </w:p>
-    <w:p>
-      <w:pPr/>
-      <w:r>
-        <w:rPr>
-          <w:lang w:val="fr_FR" w:bidi="fr_FR"/>
-        </w:rPr>
-      </w:r>
-      <w:r>
-        <w:rPr>
           <w:b/>
           <w:lang w:val="fr_FR" w:bidi="fr_FR"/>
         </w:rPr>
@@ -1368,20 +1177,6 @@
       </w:r>
       <w:r>
         <w:rPr>
-          <w:lang w:val="fr_FR" w:bidi="fr_FR"/>
-        </w:rPr>
-        <w:t>וַֽ⁠יְהִי֙ דְּבַר־יְהוָ֔ה בְּ⁠יַד־חַגַּ֥י הַ⁠נָּבִ֖יא</w:t>
-      </w:r>
-    </w:p>
-    <w:p>
-      <w:pPr/>
-      <w:r>
-        <w:rPr>
-          <w:lang w:val="fr_FR" w:bidi="fr_FR"/>
-        </w:rPr>
-      </w:r>
-      <w:r>
-        <w:rPr>
           <w:b/>
           <w:lang w:val="fr_FR" w:bidi="fr_FR"/>
         </w:rPr>
@@ -1415,7 +1210,7 @@
         </w:rPr>
         <w:t xml:space="preserve">Voyez comment vous avez traduit cela dans </w:t>
       </w:r>
-      <w:hyperlink r:id="rId15">
+      <w:hyperlink r:id="rId13">
         <w:r>
           <w:rPr>
             <w:lang w:val="fr_FR" w:bidi="fr_FR"/>
@@ -1497,20 +1292,6 @@
       </w:r>
       <w:r>
         <w:rPr>
-          <w:lang w:val="fr_FR" w:bidi="fr_FR"/>
-        </w:rPr>
-        <w:t>הַ⁠עֵ֤ת לָ⁠כֶם֙ אַתֶּ֔ם לָ⁠שֶׁ֖בֶת בְּ⁠בָתֵּי⁠כֶ֣ם סְפוּנִ֑ים וְ⁠הַ⁠בַּ֥יִת הַ⁠זֶּ֖ה חָרֵֽב</w:t>
-      </w:r>
-    </w:p>
-    <w:p>
-      <w:pPr/>
-      <w:r>
-        <w:rPr>
-          <w:lang w:val="fr_FR" w:bidi="fr_FR"/>
-        </w:rPr>
-      </w:r>
-      <w:r>
-        <w:rPr>
           <w:b/>
           <w:lang w:val="fr_FR" w:bidi="fr_FR"/>
         </w:rPr>
@@ -1594,20 +1375,6 @@
       </w:r>
       <w:r>
         <w:rPr>
-          <w:lang w:val="fr_FR" w:bidi="fr_FR"/>
-        </w:rPr>
-        <w:t>לָ⁠כֶם֙ אַתֶּ֔ם &amp; בְּ⁠בָתֵּי⁠כֶ֣ם</w:t>
-      </w:r>
-    </w:p>
-    <w:p>
-      <w:pPr/>
-      <w:r>
-        <w:rPr>
-          <w:lang w:val="fr_FR" w:bidi="fr_FR"/>
-        </w:rPr>
-      </w:r>
-      <w:r>
-        <w:rPr>
           <w:b/>
           <w:lang w:val="fr_FR" w:bidi="fr_FR"/>
         </w:rPr>
@@ -1743,20 +1510,6 @@
       </w:r>
       <w:r>
         <w:rPr>
-          <w:lang w:val="fr_FR" w:bidi="fr_FR"/>
-        </w:rPr>
-        <w:t>סְפוּנִ֑ים</w:t>
-      </w:r>
-    </w:p>
-    <w:p>
-      <w:pPr/>
-      <w:r>
-        <w:rPr>
-          <w:lang w:val="fr_FR" w:bidi="fr_FR"/>
-        </w:rPr>
-      </w:r>
-      <w:r>
-        <w:rPr>
           <w:b/>
           <w:lang w:val="fr_FR" w:bidi="fr_FR"/>
         </w:rPr>
@@ -1853,20 +1606,6 @@
       </w:r>
       <w:r>
         <w:rPr>
-          <w:lang w:val="fr_FR" w:bidi="fr_FR"/>
-        </w:rPr>
-        <w:t>וְ⁠עַתָּ֕ה כֹּ֥ה אָמַ֖ר יְהוָ֣ה צְבָא֑וֹת שִׂ֥ימוּ לְבַבְ⁠כֶ֖ם עַל־דַּרְכֵי⁠כֶֽם</w:t>
-      </w:r>
-    </w:p>
-    <w:p>
-      <w:pPr/>
-      <w:r>
-        <w:rPr>
-          <w:lang w:val="fr_FR" w:bidi="fr_FR"/>
-        </w:rPr>
-      </w:r>
-      <w:r>
-        <w:rPr>
           <w:b/>
           <w:lang w:val="fr_FR" w:bidi="fr_FR"/>
         </w:rPr>
@@ -1950,20 +1689,6 @@
       </w:r>
       <w:r>
         <w:rPr>
-          <w:lang w:val="fr_FR" w:bidi="fr_FR"/>
-        </w:rPr>
-        <w:t>שִׂ֥ימוּ לְבַבְ⁠כֶ֖ם עַל־דַּרְכֵי⁠כֶֽם</w:t>
-      </w:r>
-    </w:p>
-    <w:p>
-      <w:pPr/>
-      <w:r>
-        <w:rPr>
-          <w:lang w:val="fr_FR" w:bidi="fr_FR"/>
-        </w:rPr>
-      </w:r>
-      <w:r>
-        <w:rPr>
           <w:b/>
           <w:lang w:val="fr_FR" w:bidi="fr_FR"/>
         </w:rPr>
@@ -2060,20 +1785,6 @@
       </w:r>
       <w:r>
         <w:rPr>
-          <w:lang w:val="fr_FR" w:bidi="fr_FR"/>
-        </w:rPr>
-        <w:t>לְבַבְ⁠כֶ֖ם</w:t>
-      </w:r>
-    </w:p>
-    <w:p>
-      <w:pPr/>
-      <w:r>
-        <w:rPr>
-          <w:lang w:val="fr_FR" w:bidi="fr_FR"/>
-        </w:rPr>
-      </w:r>
-      <w:r>
-        <w:rPr>
           <w:b/>
           <w:lang w:val="fr_FR" w:bidi="fr_FR"/>
         </w:rPr>
@@ -2170,20 +1881,6 @@
       </w:r>
       <w:r>
         <w:rPr>
-          <w:lang w:val="fr_FR" w:bidi="fr_FR"/>
-        </w:rPr>
-        <w:t>דַּרְכֵי⁠כֶֽם</w:t>
-      </w:r>
-    </w:p>
-    <w:p>
-      <w:pPr/>
-      <w:r>
-        <w:rPr>
-          <w:lang w:val="fr_FR" w:bidi="fr_FR"/>
-        </w:rPr>
-      </w:r>
-      <w:r>
-        <w:rPr>
           <w:b/>
           <w:lang w:val="fr_FR" w:bidi="fr_FR"/>
         </w:rPr>
@@ -2280,20 +1977,6 @@
       </w:r>
       <w:r>
         <w:rPr>
-          <w:lang w:val="fr_FR" w:bidi="fr_FR"/>
-        </w:rPr>
-        <w:t>וְ⁠אֵין־לְ⁠שָׂבְעָה֙</w:t>
-      </w:r>
-    </w:p>
-    <w:p>
-      <w:pPr/>
-      <w:r>
-        <w:rPr>
-          <w:lang w:val="fr_FR" w:bidi="fr_FR"/>
-        </w:rPr>
-      </w:r>
-      <w:r>
-        <w:rPr>
           <w:b/>
           <w:lang w:val="fr_FR" w:bidi="fr_FR"/>
         </w:rPr>
@@ -2390,20 +2073,6 @@
       </w:r>
       <w:r>
         <w:rPr>
-          <w:lang w:val="fr_FR" w:bidi="fr_FR"/>
-        </w:rPr>
-        <w:t>וְ⁠אֵין־לְ⁠שָׁכְרָ֔ה</w:t>
-      </w:r>
-    </w:p>
-    <w:p>
-      <w:pPr/>
-      <w:r>
-        <w:rPr>
-          <w:lang w:val="fr_FR" w:bidi="fr_FR"/>
-        </w:rPr>
-      </w:r>
-      <w:r>
-        <w:rPr>
           <w:b/>
           <w:lang w:val="fr_FR" w:bidi="fr_FR"/>
         </w:rPr>
@@ -2499,20 +2168,6 @@
       </w:r>
       <w:r>
         <w:rPr>
-          <w:lang w:val="fr_FR" w:bidi="fr_FR"/>
-        </w:rPr>
-        <w:t>לָב֖וֹשׁ וְ⁠אֵין־לְ⁠חֹ֣ם ל֑⁠וֹ</w:t>
-      </w:r>
-    </w:p>
-    <w:p>
-      <w:pPr/>
-      <w:r>
-        <w:rPr>
-          <w:lang w:val="fr_FR" w:bidi="fr_FR"/>
-        </w:rPr>
-      </w:r>
-      <w:r>
-        <w:rPr>
           <w:b/>
           <w:lang w:val="fr_FR" w:bidi="fr_FR"/>
         </w:rPr>
@@ -2596,20 +2251,6 @@
       </w:r>
       <w:r>
         <w:rPr>
-          <w:lang w:val="fr_FR" w:bidi="fr_FR"/>
-        </w:rPr>
-        <w:t>וְ⁠הַ֨⁠מִּשְׂתַּכֵּ֔ר מִשְׂתַּכֵּ֖ר אֶל־צְר֥וֹר נָקֽוּב</w:t>
-      </w:r>
-    </w:p>
-    <w:p>
-      <w:pPr/>
-      <w:r>
-        <w:rPr>
-          <w:lang w:val="fr_FR" w:bidi="fr_FR"/>
-        </w:rPr>
-      </w:r>
-      <w:r>
-        <w:rPr>
           <w:b/>
           <w:lang w:val="fr_FR" w:bidi="fr_FR"/>
         </w:rPr>
@@ -2719,20 +2360,6 @@
       </w:r>
       <w:r>
         <w:rPr>
-          <w:lang w:val="fr_FR" w:bidi="fr_FR"/>
-        </w:rPr>
-        <w:t>וְ⁠הַ֨⁠מִּשְׂתַּכֵּ֔ר מִשְׂתַּכֵּ֖ר אֶל־צְר֥וֹר נָקֽוּב</w:t>
-      </w:r>
-    </w:p>
-    <w:p>
-      <w:pPr/>
-      <w:r>
-        <w:rPr>
-          <w:lang w:val="fr_FR" w:bidi="fr_FR"/>
-        </w:rPr>
-      </w:r>
-      <w:r>
-        <w:rPr>
           <w:b/>
           <w:lang w:val="fr_FR" w:bidi="fr_FR"/>
         </w:rPr>
@@ -2842,20 +2469,6 @@
       </w:r>
       <w:r>
         <w:rPr>
-          <w:lang w:val="fr_FR" w:bidi="fr_FR"/>
-        </w:rPr>
-        <w:t>צְר֥וֹר נָקֽוּב</w:t>
-      </w:r>
-    </w:p>
-    <w:p>
-      <w:pPr/>
-      <w:r>
-        <w:rPr>
-          <w:lang w:val="fr_FR" w:bidi="fr_FR"/>
-        </w:rPr>
-      </w:r>
-      <w:r>
-        <w:rPr>
           <w:b/>
           <w:lang w:val="fr_FR" w:bidi="fr_FR"/>
         </w:rPr>
@@ -2939,20 +2552,6 @@
       </w:r>
       <w:r>
         <w:rPr>
-          <w:lang w:val="fr_FR" w:bidi="fr_FR"/>
-        </w:rPr>
-        <w:t>כֹּ֥ה אָמַ֖ר יְהוָ֣ה צְבָא֑וֹת שִׂ֥ימוּ לְבַבְ⁠כֶ֖ם עַל־דַּרְכֵי⁠כֶֽם</w:t>
-      </w:r>
-    </w:p>
-    <w:p>
-      <w:pPr/>
-      <w:r>
-        <w:rPr>
-          <w:lang w:val="fr_FR" w:bidi="fr_FR"/>
-        </w:rPr>
-      </w:r>
-      <w:r>
-        <w:rPr>
           <w:b/>
           <w:lang w:val="fr_FR" w:bidi="fr_FR"/>
         </w:rPr>
@@ -3043,20 +2642,6 @@
       </w:r>
       <w:r>
         <w:rPr>
-          <w:lang w:val="fr_FR" w:bidi="fr_FR"/>
-        </w:rPr>
-        <w:t>שִׂ֥ימוּ לְבַבְ⁠כֶ֖ם עַל־דַּרְכֵי⁠כֶֽם</w:t>
-      </w:r>
-    </w:p>
-    <w:p>
-      <w:pPr/>
-      <w:r>
-        <w:rPr>
-          <w:lang w:val="fr_FR" w:bidi="fr_FR"/>
-        </w:rPr>
-      </w:r>
-      <w:r>
-        <w:rPr>
           <w:b/>
           <w:lang w:val="fr_FR" w:bidi="fr_FR"/>
         </w:rPr>
@@ -3076,7 +2661,7 @@
         </w:rPr>
         <w:t xml:space="preserve">Voyez comment vous avez traduit cela en </w:t>
       </w:r>
-      <w:hyperlink r:id="rId16">
+      <w:hyperlink r:id="rId14">
         <w:r>
           <w:rPr>
             <w:lang w:val="fr_FR" w:bidi="fr_FR"/>
@@ -3158,20 +2743,6 @@
       </w:r>
       <w:r>
         <w:rPr>
-          <w:lang w:val="fr_FR" w:bidi="fr_FR"/>
-        </w:rPr>
-        <w:t>עֲל֥וּ הָ⁠הָ֛ר וַ⁠הֲבֵאתֶ֥ם עֵ֖ץ וּ⁠בְנ֣וּ הַ⁠בָּ֑יִת וְ⁠אֶרְצֶה־בּ֥⁠וֹ ו⁠אכבד אָמַ֥ר יְהוָֽה</w:t>
-      </w:r>
-    </w:p>
-    <w:p>
-      <w:pPr/>
-      <w:r>
-        <w:rPr>
-          <w:lang w:val="fr_FR" w:bidi="fr_FR"/>
-        </w:rPr>
-      </w:r>
-      <w:r>
-        <w:rPr>
           <w:b/>
           <w:lang w:val="fr_FR" w:bidi="fr_FR"/>
         </w:rPr>
@@ -3255,20 +2826,6 @@
       </w:r>
       <w:r>
         <w:rPr>
-          <w:lang w:val="fr_FR" w:bidi="fr_FR"/>
-        </w:rPr>
-        <w:t>הָ⁠הָ֛ר</w:t>
-      </w:r>
-    </w:p>
-    <w:p>
-      <w:pPr/>
-      <w:r>
-        <w:rPr>
-          <w:lang w:val="fr_FR" w:bidi="fr_FR"/>
-        </w:rPr>
-      </w:r>
-      <w:r>
-        <w:rPr>
           <w:b/>
           <w:lang w:val="fr_FR" w:bidi="fr_FR"/>
         </w:rPr>
@@ -3365,20 +2922,6 @@
       </w:r>
       <w:r>
         <w:rPr>
-          <w:lang w:val="fr_FR" w:bidi="fr_FR"/>
-        </w:rPr>
-        <w:t>ו⁠אכבד</w:t>
-      </w:r>
-    </w:p>
-    <w:p>
-      <w:pPr/>
-      <w:r>
-        <w:rPr>
-          <w:lang w:val="fr_FR" w:bidi="fr_FR"/>
-        </w:rPr>
-      </w:r>
-      <w:r>
-        <w:rPr>
           <w:b/>
           <w:lang w:val="fr_FR" w:bidi="fr_FR"/>
         </w:rPr>
@@ -3475,20 +3018,6 @@
       </w:r>
       <w:r>
         <w:rPr>
-          <w:lang w:val="fr_FR" w:bidi="fr_FR"/>
-        </w:rPr>
-        <w:t>פָּנֹ֤ה אֶל־הַרְבֵּה֙ וְ⁠הִנֵּ֣ה לִ⁠מְעָ֔ט וַ⁠הֲבֵאתֶ֥ם הַ⁠בַּ֖יִת וְ⁠נָפַ֣חְתִּי ב֑⁠וֹ יַ֣עַן מֶ֗ה נְאֻם֙ יְהוָ֣ה צְבָא֔וֹת יַ֗עַן בֵּיתִ⁠י֙ אֲשֶׁר־ה֣וּא חָרֵ֔ב וְ⁠אַתֶּ֥ם רָצִ֖ים אִ֥ישׁ לְ⁠בֵיתֽ⁠וֹ</w:t>
-      </w:r>
-    </w:p>
-    <w:p>
-      <w:pPr/>
-      <w:r>
-        <w:rPr>
-          <w:lang w:val="fr_FR" w:bidi="fr_FR"/>
-        </w:rPr>
-      </w:r>
-      <w:r>
-        <w:rPr>
           <w:b/>
           <w:lang w:val="fr_FR" w:bidi="fr_FR"/>
         </w:rPr>
@@ -3584,20 +3113,6 @@
       </w:r>
       <w:r>
         <w:rPr>
-          <w:lang w:val="fr_FR" w:bidi="fr_FR"/>
-        </w:rPr>
-        <w:t>וְ⁠הִנֵּ֣ה</w:t>
-      </w:r>
-    </w:p>
-    <w:p>
-      <w:pPr/>
-      <w:r>
-        <w:rPr>
-          <w:lang w:val="fr_FR" w:bidi="fr_FR"/>
-        </w:rPr>
-      </w:r>
-      <w:r>
-        <w:rPr>
           <w:b/>
           <w:lang w:val="fr_FR" w:bidi="fr_FR"/>
         </w:rPr>
@@ -3694,20 +3209,6 @@
       </w:r>
       <w:r>
         <w:rPr>
-          <w:lang w:val="fr_FR" w:bidi="fr_FR"/>
-        </w:rPr>
-        <w:t>וְ⁠הִנֵּ֣ה לִ⁠מְעָ֔ט</w:t>
-      </w:r>
-    </w:p>
-    <w:p>
-      <w:pPr/>
-      <w:r>
-        <w:rPr>
-          <w:lang w:val="fr_FR" w:bidi="fr_FR"/>
-        </w:rPr>
-      </w:r>
-      <w:r>
-        <w:rPr>
           <w:b/>
           <w:lang w:val="fr_FR" w:bidi="fr_FR"/>
         </w:rPr>
@@ -3791,20 +3292,6 @@
       </w:r>
       <w:r>
         <w:rPr>
-          <w:lang w:val="fr_FR" w:bidi="fr_FR"/>
-        </w:rPr>
-        <w:t>וְ⁠נָפַ֣חְתִּי ב֑⁠וֹ</w:t>
-      </w:r>
-    </w:p>
-    <w:p>
-      <w:pPr/>
-      <w:r>
-        <w:rPr>
-          <w:lang w:val="fr_FR" w:bidi="fr_FR"/>
-        </w:rPr>
-      </w:r>
-      <w:r>
-        <w:rPr>
           <w:b/>
           <w:lang w:val="fr_FR" w:bidi="fr_FR"/>
         </w:rPr>
@@ -3888,20 +3375,6 @@
       </w:r>
       <w:r>
         <w:rPr>
-          <w:lang w:val="fr_FR" w:bidi="fr_FR"/>
-        </w:rPr>
-        <w:t>יַ֣עַן מֶ֗ה &amp; יַ֗עַן בֵּיתִ⁠י֙</w:t>
-      </w:r>
-    </w:p>
-    <w:p>
-      <w:pPr/>
-      <w:r>
-        <w:rPr>
-          <w:lang w:val="fr_FR" w:bidi="fr_FR"/>
-        </w:rPr>
-      </w:r>
-      <w:r>
-        <w:rPr>
           <w:b/>
           <w:lang w:val="fr_FR" w:bidi="fr_FR"/>
         </w:rPr>
@@ -3998,20 +3471,6 @@
       </w:r>
       <w:r>
         <w:rPr>
-          <w:lang w:val="fr_FR" w:bidi="fr_FR"/>
-        </w:rPr>
-        <w:t>נְאֻם֙ יְהוָ֣ה צְבָא֔וֹת</w:t>
-      </w:r>
-    </w:p>
-    <w:p>
-      <w:pPr/>
-      <w:r>
-        <w:rPr>
-          <w:lang w:val="fr_FR" w:bidi="fr_FR"/>
-        </w:rPr>
-      </w:r>
-      <w:r>
-        <w:rPr>
           <w:b/>
           <w:lang w:val="fr_FR" w:bidi="fr_FR"/>
         </w:rPr>
@@ -4108,20 +3567,6 @@
       </w:r>
       <w:r>
         <w:rPr>
-          <w:lang w:val="fr_FR" w:bidi="fr_FR"/>
-        </w:rPr>
-        <w:t>וְ⁠אַתֶּ֥ם רָצִ֖ים אִ֥ישׁ לְ⁠בֵיתֽ⁠וֹ</w:t>
-      </w:r>
-    </w:p>
-    <w:p>
-      <w:pPr/>
-      <w:r>
-        <w:rPr>
-          <w:lang w:val="fr_FR" w:bidi="fr_FR"/>
-        </w:rPr>
-      </w:r>
-      <w:r>
-        <w:rPr>
           <w:b/>
           <w:lang w:val="fr_FR" w:bidi="fr_FR"/>
         </w:rPr>
@@ -4218,20 +3663,6 @@
       </w:r>
       <w:r>
         <w:rPr>
-          <w:lang w:val="fr_FR" w:bidi="fr_FR"/>
-        </w:rPr>
-        <w:t>וְ⁠אַתֶּ֥ם רָצִ֖ים אִ֥ישׁ לְ⁠בֵיתֽ⁠וֹ</w:t>
-      </w:r>
-    </w:p>
-    <w:p>
-      <w:pPr/>
-      <w:r>
-        <w:rPr>
-          <w:lang w:val="fr_FR" w:bidi="fr_FR"/>
-        </w:rPr>
-      </w:r>
-      <w:r>
-        <w:rPr>
           <w:b/>
           <w:lang w:val="fr_FR" w:bidi="fr_FR"/>
         </w:rPr>
@@ -4341,20 +3772,6 @@
       </w:r>
       <w:r>
         <w:rPr>
-          <w:lang w:val="fr_FR" w:bidi="fr_FR"/>
-        </w:rPr>
-        <w:t>כָּלְא֥וּ שָמַ֖יִם מִ⁠טָּ֑ל וְ⁠הָ⁠אָ֖רֶץ כָּלְאָ֥ה יְבוּלָֽ⁠הּ</w:t>
-      </w:r>
-    </w:p>
-    <w:p>
-      <w:pPr/>
-      <w:r>
-        <w:rPr>
-          <w:lang w:val="fr_FR" w:bidi="fr_FR"/>
-        </w:rPr>
-      </w:r>
-      <w:r>
-        <w:rPr>
           <w:b/>
           <w:lang w:val="fr_FR" w:bidi="fr_FR"/>
         </w:rPr>
@@ -4503,20 +3920,6 @@
       </w:r>
       <w:r>
         <w:rPr>
-          <w:lang w:val="fr_FR" w:bidi="fr_FR"/>
-        </w:rPr>
-        <w:t>עֲלֵי⁠כֶ֔ם כָּלְא֥וּ שָמַ֖יִם מִ⁠טָּ֑ל</w:t>
-      </w:r>
-    </w:p>
-    <w:p>
-      <w:pPr/>
-      <w:r>
-        <w:rPr>
-          <w:lang w:val="fr_FR" w:bidi="fr_FR"/>
-        </w:rPr>
-      </w:r>
-      <w:r>
-        <w:rPr>
           <w:b/>
           <w:lang w:val="fr_FR" w:bidi="fr_FR"/>
         </w:rPr>
@@ -4629,20 +4032,6 @@
         <w:rPr>
           <w:lang w:val="fr_FR" w:bidi="fr_FR"/>
         </w:rPr>
-      </w:r>
-    </w:p>
-    <w:p>
-      <w:pPr/>
-      <w:r>
-        <w:rPr>
-          <w:lang w:val="fr_FR" w:bidi="fr_FR"/>
-        </w:rPr>
-      </w:r>
-      <w:r>
-        <w:rPr>
-          <w:lang w:val="fr_FR" w:bidi="fr_FR"/>
-        </w:rPr>
-        <w:t>עַל־הָ⁠אָ֣רֶץ וְ⁠עַל־הֶ⁠הָרִ֗ים וְ⁠עַל־הַ⁠דָּגָן֙ וְ⁠עַל־הַ⁠תִּיר֣וֹשׁ וְ⁠עַל־הַ⁠יִּצְהָ֔ר וְ⁠עַ֛ל אֲשֶׁ֥ר תּוֹצִ֖יא הָ⁠אֲדָמָ֑ה וְ⁠עַל־הָֽ⁠אָדָם֙ וְ⁠עַל־הַ⁠בְּהֵמָ֔ה וְ⁠עַ֖ל כָּל־יְגִ֥יעַ כַּפָּֽיִם</w:t>
       </w:r>
     </w:p>
     <w:p>
@@ -4798,20 +4187,6 @@
       </w:r>
       <w:r>
         <w:rPr>
-          <w:lang w:val="fr_FR" w:bidi="fr_FR"/>
-        </w:rPr>
-        <w:t>וָ⁠אֶקְרָ֨א חֹ֜רֶב עַל־הָ⁠אָ֣רֶץ וְ⁠עַל־הֶ⁠הָרִ֗ים וְ⁠עַל־הַ⁠דָּגָן֙ וְ⁠עַל־הַ⁠תִּיר֣וֹשׁ וְ⁠עַל־הַ⁠יִּצְהָ֔ר וְ⁠עַ֛ל אֲשֶׁ֥ר תּוֹצִ֖יא הָ⁠אֲדָמָ֑ה וְ⁠עַל־הָֽ⁠אָדָם֙ וְ⁠עַל־הַ⁠בְּהֵמָ֔ה וְ⁠עַ֖ל כָּל־יְגִ֥יעַ כַּפָּֽיִם</w:t>
-      </w:r>
-    </w:p>
-    <w:p>
-      <w:pPr/>
-      <w:r>
-        <w:rPr>
-          <w:lang w:val="fr_FR" w:bidi="fr_FR"/>
-        </w:rPr>
-      </w:r>
-      <w:r>
-        <w:rPr>
           <w:b/>
           <w:lang w:val="fr_FR" w:bidi="fr_FR"/>
         </w:rPr>
@@ -4908,20 +4283,6 @@
       </w:r>
       <w:r>
         <w:rPr>
-          <w:lang w:val="fr_FR" w:bidi="fr_FR"/>
-        </w:rPr>
-        <w:t>וָ⁠אֶקְרָ֨א</w:t>
-      </w:r>
-    </w:p>
-    <w:p>
-      <w:pPr/>
-      <w:r>
-        <w:rPr>
-          <w:lang w:val="fr_FR" w:bidi="fr_FR"/>
-        </w:rPr>
-      </w:r>
-      <w:r>
-        <w:rPr>
           <w:b/>
           <w:lang w:val="fr_FR" w:bidi="fr_FR"/>
         </w:rPr>
@@ -5005,20 +4366,6 @@
       </w:r>
       <w:r>
         <w:rPr>
-          <w:lang w:val="fr_FR" w:bidi="fr_FR"/>
-        </w:rPr>
-        <w:t>וְ⁠עַל־הַ⁠דָּגָן֙ וְ⁠עַל־הַ⁠תִּיר֣וֹשׁ וְ⁠עַל־הַ⁠יִּצְהָ֔ר</w:t>
-      </w:r>
-    </w:p>
-    <w:p>
-      <w:pPr/>
-      <w:r>
-        <w:rPr>
-          <w:lang w:val="fr_FR" w:bidi="fr_FR"/>
-        </w:rPr>
-      </w:r>
-      <w:r>
-        <w:rPr>
           <w:b/>
           <w:lang w:val="fr_FR" w:bidi="fr_FR"/>
         </w:rPr>
@@ -5141,20 +4488,6 @@
       </w:r>
       <w:r>
         <w:rPr>
-          <w:lang w:val="fr_FR" w:bidi="fr_FR"/>
-        </w:rPr>
-        <w:t>וְ⁠עַל־הָֽ⁠אָדָם֙ וְ⁠עַל־הַ⁠בְּהֵמָ֔ה</w:t>
-      </w:r>
-    </w:p>
-    <w:p>
-      <w:pPr/>
-      <w:r>
-        <w:rPr>
-          <w:lang w:val="fr_FR" w:bidi="fr_FR"/>
-        </w:rPr>
-      </w:r>
-      <w:r>
-        <w:rPr>
           <w:b/>
           <w:lang w:val="fr_FR" w:bidi="fr_FR"/>
         </w:rPr>
@@ -5264,20 +4597,6 @@
       </w:r>
       <w:r>
         <w:rPr>
-          <w:lang w:val="fr_FR" w:bidi="fr_FR"/>
-        </w:rPr>
-        <w:t>כַּפָּֽיִם</w:t>
-      </w:r>
-    </w:p>
-    <w:p>
-      <w:pPr/>
-      <w:r>
-        <w:rPr>
-          <w:lang w:val="fr_FR" w:bidi="fr_FR"/>
-        </w:rPr>
-      </w:r>
-      <w:r>
-        <w:rPr>
           <w:b/>
           <w:lang w:val="fr_FR" w:bidi="fr_FR"/>
         </w:rPr>
@@ -5374,20 +4693,6 @@
       </w:r>
       <w:r>
         <w:rPr>
-          <w:lang w:val="fr_FR" w:bidi="fr_FR"/>
-        </w:rPr>
-        <w:t>וַ⁠יִּשְׁמַ֣ע &amp; בְּ⁠קוֹל֙ יְהוָ֣ה אֱלֹֽהֵי⁠הֶ֔ם וְ⁠עַל־דִּבְרֵי֙ חַגַּ֣י הַ⁠נָּבִ֔יא</w:t>
-      </w:r>
-    </w:p>
-    <w:p>
-      <w:pPr/>
-      <w:r>
-        <w:rPr>
-          <w:lang w:val="fr_FR" w:bidi="fr_FR"/>
-        </w:rPr>
-      </w:r>
-      <w:r>
-        <w:rPr>
           <w:b/>
           <w:lang w:val="fr_FR" w:bidi="fr_FR"/>
         </w:rPr>
@@ -5503,20 +4808,6 @@
       </w:r>
       <w:r>
         <w:rPr>
-          <w:lang w:val="fr_FR" w:bidi="fr_FR"/>
-        </w:rPr>
-        <w:t>וַ⁠יִּשְׁמַ֣ע &amp; בְּ⁠קוֹל֙ יְהוָ֣ה אֱלֹֽהֵי⁠הֶ֔ם וְ⁠עַל־דִּבְרֵי֙ חַגַּ֣י הַ⁠נָּבִ֔יא</w:t>
-      </w:r>
-    </w:p>
-    <w:p>
-      <w:pPr/>
-      <w:r>
-        <w:rPr>
-          <w:lang w:val="fr_FR" w:bidi="fr_FR"/>
-        </w:rPr>
-      </w:r>
-      <w:r>
-        <w:rPr>
           <w:b/>
           <w:lang w:val="fr_FR" w:bidi="fr_FR"/>
         </w:rPr>
@@ -5640,20 +4931,6 @@
       </w:r>
       <w:r>
         <w:rPr>
-          <w:lang w:val="fr_FR" w:bidi="fr_FR"/>
-        </w:rPr>
-        <w:t>בְּ⁠קוֹל֙ יְהוָ֣ה אֱלֹֽהֵי⁠הֶ֔ם וְ⁠עַל־דִּבְרֵי֙ חַגַּ֣י הַ⁠נָּבִ֔יא</w:t>
-      </w:r>
-    </w:p>
-    <w:p>
-      <w:pPr/>
-      <w:r>
-        <w:rPr>
-          <w:lang w:val="fr_FR" w:bidi="fr_FR"/>
-        </w:rPr>
-      </w:r>
-      <w:r>
-        <w:rPr>
           <w:b/>
           <w:lang w:val="fr_FR" w:bidi="fr_FR"/>
         </w:rPr>
@@ -5750,20 +5027,6 @@
       </w:r>
       <w:r>
         <w:rPr>
-          <w:lang w:val="fr_FR" w:bidi="fr_FR"/>
-        </w:rPr>
-        <w:t>וַ⁠יִּֽירְא֥וּ הָ⁠עָ֖ם מִ⁠פְּנֵ֥י יְהוָֽה</w:t>
-      </w:r>
-    </w:p>
-    <w:p>
-      <w:pPr/>
-      <w:r>
-        <w:rPr>
-          <w:lang w:val="fr_FR" w:bidi="fr_FR"/>
-        </w:rPr>
-      </w:r>
-      <w:r>
-        <w:rPr>
           <w:b/>
           <w:lang w:val="fr_FR" w:bidi="fr_FR"/>
         </w:rPr>
@@ -5860,20 +5123,6 @@
       </w:r>
       <w:r>
         <w:rPr>
-          <w:lang w:val="fr_FR" w:bidi="fr_FR"/>
-        </w:rPr>
-        <w:t>אֲנִ֥י אִתְּ⁠כֶ֖ם נְאֻם־יְהוָֽה</w:t>
-      </w:r>
-    </w:p>
-    <w:p>
-      <w:pPr/>
-      <w:r>
-        <w:rPr>
-          <w:lang w:val="fr_FR" w:bidi="fr_FR"/>
-        </w:rPr>
-      </w:r>
-      <w:r>
-        <w:rPr>
           <w:b/>
           <w:lang w:val="fr_FR" w:bidi="fr_FR"/>
         </w:rPr>
@@ -5964,20 +5213,6 @@
       </w:r>
       <w:r>
         <w:rPr>
-          <w:lang w:val="fr_FR" w:bidi="fr_FR"/>
-        </w:rPr>
-        <w:t>וַ⁠יָּ֣עַר יְהוָ֡ה אֶת־רוּחַ֩ זְרֻבָּבֶ֨ל בֶּן־שַׁלְתִּיאֵ֜ל פַּחַ֣ת יְהוּדָ֗ה וְ⁠אֶת־ר֨וּחַ֙ יְהוֹשֻׁ֤עַ בֶּן־יְהוֹצָדָק֙ הַ⁠כֹּהֵ֣ן הַ⁠גָּד֔וֹל וְֽ⁠אֶת־ר֔וּחַ כֹּ֖ל שְׁאֵרִ֣ית הָ⁠עָ֑ם</w:t>
-      </w:r>
-    </w:p>
-    <w:p>
-      <w:pPr/>
-      <w:r>
-        <w:rPr>
-          <w:lang w:val="fr_FR" w:bidi="fr_FR"/>
-        </w:rPr>
-      </w:r>
-      <w:r>
-        <w:rPr>
           <w:b/>
           <w:lang w:val="fr_FR" w:bidi="fr_FR"/>
         </w:rPr>
@@ -6074,20 +5309,6 @@
       </w:r>
       <w:r>
         <w:rPr>
-          <w:lang w:val="fr_FR" w:bidi="fr_FR"/>
-        </w:rPr>
-        <w:t>וַ⁠יָּ֣עַר יְהוָ֡ה אֶת־רוּחַ֩ זְרֻבָּבֶ֨ל בֶּן־שַׁלְתִּיאֵ֜ל פַּחַ֣ת יְהוּדָ֗ה וְ⁠אֶת־ר֨וּחַ֙ יְהוֹשֻׁ֤עַ בֶּן־יְהוֹצָדָק֙ הַ⁠כֹּהֵ֣ן הַ⁠גָּד֔וֹל וְֽ⁠אֶת־ר֔וּחַ כֹּ֖ל שְׁאֵרִ֣ית הָ⁠עָ֑ם</w:t>
-      </w:r>
-    </w:p>
-    <w:p>
-      <w:pPr/>
-      <w:r>
-        <w:rPr>
-          <w:lang w:val="fr_FR" w:bidi="fr_FR"/>
-        </w:rPr>
-      </w:r>
-      <w:r>
-        <w:rPr>
           <w:b/>
           <w:lang w:val="fr_FR" w:bidi="fr_FR"/>
         </w:rPr>
@@ -6171,20 +5392,6 @@
       </w:r>
       <w:r>
         <w:rPr>
-          <w:lang w:val="fr_FR" w:bidi="fr_FR"/>
-        </w:rPr>
-        <w:t>בְּ⁠י֨וֹם עֶשְׂרִ֧ים וְ⁠אַרְבָּעָ֛ה לַ⁠חֹ֖דֶשׁ בַּ⁠שִּׁשִּׁ֑י</w:t>
-      </w:r>
-    </w:p>
-    <w:p>
-      <w:pPr/>
-      <w:r>
-        <w:rPr>
-          <w:lang w:val="fr_FR" w:bidi="fr_FR"/>
-        </w:rPr>
-      </w:r>
-      <w:r>
-        <w:rPr>
           <w:b/>
           <w:lang w:val="fr_FR" w:bidi="fr_FR"/>
         </w:rPr>
@@ -6217,7 +5424,7 @@
         </w:rPr>
         <w:t xml:space="preserve"> du calendrier hébraïque comprend les mois d'août et de septembre des calendriers occidentaux. Voyez comment vous avez décidé de traduire la référence semblable à un jour, un mois et une année dans </w:t>
       </w:r>
-      <w:hyperlink r:id="rId15">
+      <w:hyperlink r:id="rId13">
         <w:r>
           <w:rPr>
             <w:lang w:val="fr_FR" w:bidi="fr_FR"/>
@@ -6299,20 +5506,6 @@
       </w:r>
       <w:r>
         <w:rPr>
-          <w:lang w:val="fr_FR" w:bidi="fr_FR"/>
-        </w:rPr>
-        <w:t>בְּ⁠י֨וֹם עֶשְׂרִ֧ים וְ⁠אַרְבָּעָ֛ה לַ⁠חֹ֖דֶשׁ בַּ⁠שִּׁשִּׁ֑י בִּ⁠שְׁנַ֥ת שְׁתַּ֖יִם</w:t>
-      </w:r>
-    </w:p>
-    <w:p>
-      <w:pPr/>
-      <w:r>
-        <w:rPr>
-          <w:lang w:val="fr_FR" w:bidi="fr_FR"/>
-        </w:rPr>
-      </w:r>
-      <w:r>
-        <w:rPr>
           <w:b/>
           <w:lang w:val="fr_FR" w:bidi="fr_FR"/>
         </w:rPr>
@@ -6505,20 +5698,6 @@
       </w:r>
       <w:r>
         <w:rPr>
-          <w:lang w:val="fr_FR" w:bidi="fr_FR"/>
-        </w:rPr>
-        <w:t>בַּ⁠שְּׁבִיעִ֕י בְּ⁠עֶשְׂרִ֥ים וְ⁠אֶחָ֖ד לַ⁠חֹ֑דֶשׁ</w:t>
-      </w:r>
-    </w:p>
-    <w:p>
-      <w:pPr/>
-      <w:r>
-        <w:rPr>
-          <w:lang w:val="fr_FR" w:bidi="fr_FR"/>
-        </w:rPr>
-      </w:r>
-      <w:r>
-        <w:rPr>
           <w:b/>
           <w:lang w:val="fr_FR" w:bidi="fr_FR"/>
         </w:rPr>
@@ -6602,20 +5781,6 @@
       </w:r>
       <w:r>
         <w:rPr>
-          <w:lang w:val="fr_FR" w:bidi="fr_FR"/>
-        </w:rPr>
-        <w:t>בַּ⁠שְּׁבִיעִ֕י בְּ⁠עֶשְׂרִ֥ים וְ⁠אֶחָ֖ד לַ⁠חֹ֑דֶשׁ</w:t>
-      </w:r>
-    </w:p>
-    <w:p>
-      <w:pPr/>
-      <w:r>
-        <w:rPr>
-          <w:lang w:val="fr_FR" w:bidi="fr_FR"/>
-        </w:rPr>
-      </w:r>
-      <w:r>
-        <w:rPr>
           <w:b/>
           <w:lang w:val="fr_FR" w:bidi="fr_FR"/>
         </w:rPr>
@@ -6699,20 +5864,6 @@
       </w:r>
       <w:r>
         <w:rPr>
-          <w:lang w:val="fr_FR" w:bidi="fr_FR"/>
-        </w:rPr>
-        <w:t>בַּ⁠שְּׁבִיעִ֕י בְּ⁠עֶשְׂרִ֥ים וְ⁠אֶחָ֖ד לַ⁠חֹ֑דֶשׁ</w:t>
-      </w:r>
-    </w:p>
-    <w:p>
-      <w:pPr/>
-      <w:r>
-        <w:rPr>
-          <w:lang w:val="fr_FR" w:bidi="fr_FR"/>
-        </w:rPr>
-      </w:r>
-      <w:r>
-        <w:rPr>
           <w:b/>
           <w:lang w:val="fr_FR" w:bidi="fr_FR"/>
         </w:rPr>
@@ -6758,7 +5909,7 @@
         </w:rPr>
         <w:t xml:space="preserve"> mois du calendrier hébraïque se situe vers le milieu du mois d'octobre dans les calendriers occidentaux. Voyez comment vous avez décidé de traduire la référence semblable à un jour et un mois dans </w:t>
       </w:r>
-      <w:hyperlink r:id="rId15">
+      <w:hyperlink r:id="rId13">
         <w:r>
           <w:rPr>
             <w:lang w:val="fr_FR" w:bidi="fr_FR"/>
@@ -6840,20 +5991,6 @@
       </w:r>
       <w:r>
         <w:rPr>
-          <w:lang w:val="fr_FR" w:bidi="fr_FR"/>
-        </w:rPr>
-        <w:t>הָיָה֙ דְּבַר־יְהוָ֔ה בְּ⁠יַד־חַגַּ֥י הַ⁠נָּבִ֖יא</w:t>
-      </w:r>
-    </w:p>
-    <w:p>
-      <w:pPr/>
-      <w:r>
-        <w:rPr>
-          <w:lang w:val="fr_FR" w:bidi="fr_FR"/>
-        </w:rPr>
-      </w:r>
-      <w:r>
-        <w:rPr>
           <w:b/>
           <w:lang w:val="fr_FR" w:bidi="fr_FR"/>
         </w:rPr>
@@ -6873,7 +6010,7 @@
         </w:rPr>
         <w:t xml:space="preserve">Voyez comment vous avez traduit cette même déclaration en </w:t>
       </w:r>
-      <w:hyperlink r:id="rId15">
+      <w:hyperlink r:id="rId13">
         <w:r>
           <w:rPr>
             <w:lang w:val="fr_FR" w:bidi="fr_FR"/>
@@ -6955,20 +6092,6 @@
       </w:r>
       <w:r>
         <w:rPr>
-          <w:lang w:val="fr_FR" w:bidi="fr_FR"/>
-        </w:rPr>
-        <w:t>הָ⁠עָ֖ם לֵ⁠אמֹֽר</w:t>
-      </w:r>
-    </w:p>
-    <w:p>
-      <w:pPr/>
-      <w:r>
-        <w:rPr>
-          <w:lang w:val="fr_FR" w:bidi="fr_FR"/>
-        </w:rPr>
-      </w:r>
-      <w:r>
-        <w:rPr>
           <w:b/>
           <w:lang w:val="fr_FR" w:bidi="fr_FR"/>
         </w:rPr>
@@ -7052,20 +6175,6 @@
       </w:r>
       <w:r>
         <w:rPr>
-          <w:lang w:val="fr_FR" w:bidi="fr_FR"/>
-        </w:rPr>
-        <w:t>מִ֤י בָ⁠כֶם֙ הַ⁠נִּשְׁאָ֔ר אֲשֶׁ֤ר רָאָה֙ אֶת־הַ⁠בַּ֣יִת הַ⁠זֶּ֔ה בִּ⁠כְבוֹד֖⁠וֹ הָ⁠רִאשׁ֑וֹן וּ⁠מָ֨ה אַתֶּ֜ם רֹאִ֤ים אֹת⁠וֹ֙ עַ֔תָּה הֲ⁠ל֥וֹא כָמֹ֛⁠הוּ כְּ⁠אַ֖יִן בְּ⁠עֵינֵי⁠כֶֽם</w:t>
-      </w:r>
-    </w:p>
-    <w:p>
-      <w:pPr/>
-      <w:r>
-        <w:rPr>
-          <w:lang w:val="fr_FR" w:bidi="fr_FR"/>
-        </w:rPr>
-      </w:r>
-      <w:r>
-        <w:rPr>
           <w:b/>
           <w:lang w:val="fr_FR" w:bidi="fr_FR"/>
         </w:rPr>
@@ -7149,20 +6258,6 @@
       </w:r>
       <w:r>
         <w:rPr>
-          <w:lang w:val="fr_FR" w:bidi="fr_FR"/>
-        </w:rPr>
-        <w:t>מִ֤י בָ⁠כֶם֙ הַ⁠נִּשְׁאָ֔ר אֲשֶׁ֤ר רָאָה֙ אֶת־הַ⁠בַּ֣יִת הַ⁠זֶּ֔ה בִּ⁠כְבוֹד֖⁠וֹ הָ⁠רִאשׁ֑וֹן וּ⁠מָ֨ה אַתֶּ֜ם רֹאִ֤ים אֹת⁠וֹ֙ עַ֔תָּה הֲ⁠ל֥וֹא כָמֹ֛⁠הוּ כְּ⁠אַ֖יִן בְּ⁠עֵינֵי⁠כֶֽם</w:t>
-      </w:r>
-    </w:p>
-    <w:p>
-      <w:pPr/>
-      <w:r>
-        <w:rPr>
-          <w:lang w:val="fr_FR" w:bidi="fr_FR"/>
-        </w:rPr>
-      </w:r>
-      <w:r>
-        <w:rPr>
           <w:b/>
           <w:lang w:val="fr_FR" w:bidi="fr_FR"/>
         </w:rPr>
@@ -7246,20 +6341,6 @@
       </w:r>
       <w:r>
         <w:rPr>
-          <w:lang w:val="fr_FR" w:bidi="fr_FR"/>
-        </w:rPr>
-        <w:t>בָ⁠כֶם֙ הַ⁠נִּשְׁאָ֔ר אֲשֶׁ֤ר רָאָה֙ אֶת־הַ⁠בַּ֣יִת הַ⁠זֶּ֔ה</w:t>
-      </w:r>
-    </w:p>
-    <w:p>
-      <w:pPr/>
-      <w:r>
-        <w:rPr>
-          <w:lang w:val="fr_FR" w:bidi="fr_FR"/>
-        </w:rPr>
-      </w:r>
-      <w:r>
-        <w:rPr>
           <w:b/>
           <w:lang w:val="fr_FR" w:bidi="fr_FR"/>
         </w:rPr>
@@ -7349,20 +6430,6 @@
       </w:r>
       <w:r>
         <w:rPr>
-          <w:lang w:val="fr_FR" w:bidi="fr_FR"/>
-        </w:rPr>
-        <w:t>אֲשֶׁ֤ר רָאָה֙ אֶת־הַ⁠בַּ֣יִת הַ⁠זֶּ֔ה בִּ⁠כְבוֹד֖⁠וֹ הָ⁠רִאשׁ֑וֹן</w:t>
-      </w:r>
-    </w:p>
-    <w:p>
-      <w:pPr/>
-      <w:r>
-        <w:rPr>
-          <w:lang w:val="fr_FR" w:bidi="fr_FR"/>
-        </w:rPr>
-      </w:r>
-      <w:r>
-        <w:rPr>
           <w:b/>
           <w:lang w:val="fr_FR" w:bidi="fr_FR"/>
         </w:rPr>
@@ -7459,20 +6526,6 @@
       </w:r>
       <w:r>
         <w:rPr>
-          <w:lang w:val="fr_FR" w:bidi="fr_FR"/>
-        </w:rPr>
-        <w:t>כָמֹ֛⁠הוּ</w:t>
-      </w:r>
-    </w:p>
-    <w:p>
-      <w:pPr/>
-      <w:r>
-        <w:rPr>
-          <w:lang w:val="fr_FR" w:bidi="fr_FR"/>
-        </w:rPr>
-      </w:r>
-      <w:r>
-        <w:rPr>
           <w:b/>
           <w:lang w:val="fr_FR" w:bidi="fr_FR"/>
         </w:rPr>
@@ -7569,20 +6622,6 @@
       </w:r>
       <w:r>
         <w:rPr>
-          <w:lang w:val="fr_FR" w:bidi="fr_FR"/>
-        </w:rPr>
-        <w:t>הֲ⁠ל֥וֹא כָמֹ֛⁠הוּ כְּ⁠אַ֖יִן בְּ⁠עֵינֵי⁠כֶֽם</w:t>
-      </w:r>
-    </w:p>
-    <w:p>
-      <w:pPr/>
-      <w:r>
-        <w:rPr>
-          <w:lang w:val="fr_FR" w:bidi="fr_FR"/>
-        </w:rPr>
-      </w:r>
-      <w:r>
-        <w:rPr>
           <w:b/>
           <w:lang w:val="fr_FR" w:bidi="fr_FR"/>
         </w:rPr>
@@ -7679,20 +6718,6 @@
       </w:r>
       <w:r>
         <w:rPr>
-          <w:lang w:val="fr_FR" w:bidi="fr_FR"/>
-        </w:rPr>
-        <w:t>וְ⁠עַתָּ֣ה חֲזַ֣ק זְרֻבָּבֶ֣ל ׀ נְאֻם־יְהוָ֡ה וַ⁠חֲזַ֣ק יְהוֹשֻׁ֣עַ בֶּן־יְהוֹצָדָק֩ הַ⁠כֹּהֵ֨ן הַ⁠גָּד֜וֹל וַ⁠חֲזַ֨ק כָּל־עַ֥ם הָ⁠אָ֛רֶץ נְאֻם־יְהוָ֖ה וַֽ⁠עֲשׂ֑וּ כִּֽי־אֲנִ֣י אִתְּ⁠כֶ֔ם נְאֻ֖ם יְהוָ֥ה צְבָאֽוֹת</w:t>
-      </w:r>
-    </w:p>
-    <w:p>
-      <w:pPr/>
-      <w:r>
-        <w:rPr>
-          <w:lang w:val="fr_FR" w:bidi="fr_FR"/>
-        </w:rPr>
-      </w:r>
-      <w:r>
-        <w:rPr>
           <w:b/>
           <w:lang w:val="fr_FR" w:bidi="fr_FR"/>
         </w:rPr>
@@ -7788,20 +6813,6 @@
       </w:r>
       <w:r>
         <w:rPr>
-          <w:lang w:val="fr_FR" w:bidi="fr_FR"/>
-        </w:rPr>
-        <w:t>כָּל־עַ֥ם הָ⁠אָ֛רֶץ</w:t>
-      </w:r>
-    </w:p>
-    <w:p>
-      <w:pPr/>
-      <w:r>
-        <w:rPr>
-          <w:lang w:val="fr_FR" w:bidi="fr_FR"/>
-        </w:rPr>
-      </w:r>
-      <w:r>
-        <w:rPr>
           <w:b/>
           <w:lang w:val="fr_FR" w:bidi="fr_FR"/>
         </w:rPr>
@@ -7821,7 +6832,7 @@
         </w:rPr>
         <w:t xml:space="preserve">L'Éternel utilise cette expression pour désigner les Judéens revenus de l'exil. Cette expression a la même signification que le terme « reste » dans </w:t>
       </w:r>
-      <w:hyperlink r:id="rId17">
+      <w:hyperlink r:id="rId15">
         <w:r>
           <w:rPr>
             <w:lang w:val="fr_FR" w:bidi="fr_FR"/>
@@ -7839,7 +6850,7 @@
         </w:rPr>
         <w:t xml:space="preserve"> et </w:t>
       </w:r>
-      <w:hyperlink r:id="rId18">
+      <w:hyperlink r:id="rId16">
         <w:r>
           <w:rPr>
             <w:lang w:val="fr_FR" w:bidi="fr_FR"/>
@@ -7921,20 +6932,6 @@
       </w:r>
       <w:r>
         <w:rPr>
-          <w:lang w:val="fr_FR" w:bidi="fr_FR"/>
-        </w:rPr>
-        <w:t>אֶֽת־הַ⁠דָּבָ֞ר אֲשֶׁר־כָּרַ֤תִּי אִתְּ⁠כֶם֙ בְּ⁠צֵאתְ⁠כֶ֣ם מִ⁠מִּצְרַ֔יִם וְ⁠רוּחִ֖⁠י עֹמֶ֣דֶת בְּ⁠תוֹכְ⁠כֶ֑ם אַל־תִּירָֽאוּ</w:t>
-      </w:r>
-    </w:p>
-    <w:p>
-      <w:pPr/>
-      <w:r>
-        <w:rPr>
-          <w:lang w:val="fr_FR" w:bidi="fr_FR"/>
-        </w:rPr>
-      </w:r>
-      <w:r>
-        <w:rPr>
           <w:b/>
           <w:lang w:val="fr_FR" w:bidi="fr_FR"/>
         </w:rPr>
@@ -8018,20 +7015,6 @@
       </w:r>
       <w:r>
         <w:rPr>
-          <w:lang w:val="fr_FR" w:bidi="fr_FR"/>
-        </w:rPr>
-        <w:t>אֶֽת־הַ⁠דָּבָ֞ר אֲשֶׁר־כָּרַ֤תִּי אִתְּ⁠כֶם֙</w:t>
-      </w:r>
-    </w:p>
-    <w:p>
-      <w:pPr/>
-      <w:r>
-        <w:rPr>
-          <w:lang w:val="fr_FR" w:bidi="fr_FR"/>
-        </w:rPr>
-      </w:r>
-      <w:r>
-        <w:rPr>
           <w:b/>
           <w:lang w:val="fr_FR" w:bidi="fr_FR"/>
         </w:rPr>
@@ -8115,20 +7098,6 @@
       </w:r>
       <w:r>
         <w:rPr>
-          <w:lang w:val="fr_FR" w:bidi="fr_FR"/>
-        </w:rPr>
-        <w:t>אֶֽת־הַ⁠דָּבָ֞ר אֲשֶׁר־כָּרַ֤תִּי אִתְּ⁠כֶם֙</w:t>
-      </w:r>
-    </w:p>
-    <w:p>
-      <w:pPr/>
-      <w:r>
-        <w:rPr>
-          <w:lang w:val="fr_FR" w:bidi="fr_FR"/>
-        </w:rPr>
-      </w:r>
-      <w:r>
-        <w:rPr>
           <w:b/>
           <w:lang w:val="fr_FR" w:bidi="fr_FR"/>
         </w:rPr>
@@ -8239,20 +7208,6 @@
       </w:r>
       <w:r>
         <w:rPr>
-          <w:lang w:val="fr_FR" w:bidi="fr_FR"/>
-        </w:rPr>
-        <w:t>אֶֽת־הַ⁠דָּבָ֞ר אֲשֶׁר־כָּרַ֤תִּי אִתְּ⁠כֶם֙ בְּ⁠צֵאתְ⁠כֶ֣ם מִ⁠מִּצְרַ֔יִם</w:t>
-      </w:r>
-    </w:p>
-    <w:p>
-      <w:pPr/>
-      <w:r>
-        <w:rPr>
-          <w:lang w:val="fr_FR" w:bidi="fr_FR"/>
-        </w:rPr>
-      </w:r>
-      <w:r>
-        <w:rPr>
           <w:b/>
           <w:lang w:val="fr_FR" w:bidi="fr_FR"/>
         </w:rPr>
@@ -8298,7 +7253,7 @@
         </w:rPr>
         <w:t xml:space="preserve">. Voir, par exemple, </w:t>
       </w:r>
-      <w:hyperlink r:id="rId19">
+      <w:hyperlink r:id="rId17">
         <w:r>
           <w:rPr>
             <w:lang w:val="fr_FR" w:bidi="fr_FR"/>
@@ -8380,20 +7335,6 @@
       </w:r>
       <w:r>
         <w:rPr>
-          <w:lang w:val="fr_FR" w:bidi="fr_FR"/>
-        </w:rPr>
-        <w:t>וְ⁠רוּחִ֖⁠י עֹמֶ֣דֶת בְּ⁠תוֹכְ⁠כֶ֑ם</w:t>
-      </w:r>
-    </w:p>
-    <w:p>
-      <w:pPr/>
-      <w:r>
-        <w:rPr>
-          <w:lang w:val="fr_FR" w:bidi="fr_FR"/>
-        </w:rPr>
-      </w:r>
-      <w:r>
-        <w:rPr>
           <w:b/>
           <w:lang w:val="fr_FR" w:bidi="fr_FR"/>
         </w:rPr>
@@ -8483,20 +7424,6 @@
       </w:r>
       <w:r>
         <w:rPr>
-          <w:lang w:val="fr_FR" w:bidi="fr_FR"/>
-        </w:rPr>
-        <w:t>כִּ֣י כֹ֤ה אָמַר֙ יְהוָ֣ה צְבָא֔וֹת ע֥וֹד אַחַ֖ת מְעַ֣ט הִ֑יא וַ⁠אֲנִ֗י מַרְעִישׁ֙ אֶת־הַ⁠שָּׁמַ֣יִם וְ⁠אֶת־הָ⁠אָ֔רֶץ וְ⁠אֶת־הַ⁠יָּ֖ם וְ⁠אֶת־הֶ⁠חָרָבָֽה</w:t>
-      </w:r>
-    </w:p>
-    <w:p>
-      <w:pPr/>
-      <w:r>
-        <w:rPr>
-          <w:lang w:val="fr_FR" w:bidi="fr_FR"/>
-        </w:rPr>
-      </w:r>
-      <w:r>
-        <w:rPr>
           <w:b/>
           <w:lang w:val="fr_FR" w:bidi="fr_FR"/>
         </w:rPr>
@@ -8592,20 +7519,6 @@
       </w:r>
       <w:r>
         <w:rPr>
-          <w:lang w:val="fr_FR" w:bidi="fr_FR"/>
-        </w:rPr>
-        <w:t>ע֥וֹד אַחַ֖ת מְעַ֣ט הִ֑יא וַ⁠אֲנִ֗י מַרְעִישׁ֙</w:t>
-      </w:r>
-    </w:p>
-    <w:p>
-      <w:pPr/>
-      <w:r>
-        <w:rPr>
-          <w:lang w:val="fr_FR" w:bidi="fr_FR"/>
-        </w:rPr>
-      </w:r>
-      <w:r>
-        <w:rPr>
           <w:b/>
           <w:lang w:val="fr_FR" w:bidi="fr_FR"/>
         </w:rPr>
@@ -8701,20 +7614,6 @@
       </w:r>
       <w:r>
         <w:rPr>
-          <w:lang w:val="fr_FR" w:bidi="fr_FR"/>
-        </w:rPr>
-        <w:t>וַ⁠אֲנִ֗י מַרְעִישׁ֙</w:t>
-      </w:r>
-    </w:p>
-    <w:p>
-      <w:pPr/>
-      <w:r>
-        <w:rPr>
-          <w:lang w:val="fr_FR" w:bidi="fr_FR"/>
-        </w:rPr>
-      </w:r>
-      <w:r>
-        <w:rPr>
           <w:b/>
           <w:lang w:val="fr_FR" w:bidi="fr_FR"/>
         </w:rPr>
@@ -8823,20 +7722,6 @@
       </w:r>
       <w:r>
         <w:rPr>
-          <w:lang w:val="fr_FR" w:bidi="fr_FR"/>
-        </w:rPr>
-        <w:t>אֶת־הַ⁠שָּׁמַ֣יִם וְ⁠אֶת־הָ⁠אָ֔רֶץ וְ⁠אֶת־הַ⁠יָּ֖ם וְ⁠אֶת־הֶ⁠חָרָבָֽה</w:t>
-      </w:r>
-    </w:p>
-    <w:p>
-      <w:pPr/>
-      <w:r>
-        <w:rPr>
-          <w:lang w:val="fr_FR" w:bidi="fr_FR"/>
-        </w:rPr>
-      </w:r>
-      <w:r>
-        <w:rPr>
           <w:b/>
           <w:lang w:val="fr_FR" w:bidi="fr_FR"/>
         </w:rPr>
@@ -8972,20 +7857,6 @@
       </w:r>
       <w:r>
         <w:rPr>
-          <w:lang w:val="fr_FR" w:bidi="fr_FR"/>
-        </w:rPr>
-        <w:t>וְ⁠הִרְעַשְׁתִּי֙ אֶת־כָּל־הַ⁠גּוֹיִ֔ם וּ⁠בָ֖אוּ חֶמְדַּ֣ת כָּל־הַ⁠גּוֹיִ֑ם וּ⁠מִלֵּאתִ֞י אֶת־הַ⁠בַּ֤יִת הַ⁠זֶּה֙ כָּב֔וֹד אָמַ֖ר יְהוָ֥ה צְבָאֽוֹת</w:t>
-      </w:r>
-    </w:p>
-    <w:p>
-      <w:pPr/>
-      <w:r>
-        <w:rPr>
-          <w:lang w:val="fr_FR" w:bidi="fr_FR"/>
-        </w:rPr>
-      </w:r>
-      <w:r>
-        <w:rPr>
           <w:b/>
           <w:lang w:val="fr_FR" w:bidi="fr_FR"/>
         </w:rPr>
@@ -9081,20 +7952,6 @@
       </w:r>
       <w:r>
         <w:rPr>
-          <w:lang w:val="fr_FR" w:bidi="fr_FR"/>
-        </w:rPr>
-        <w:t>וְ⁠הִרְעַשְׁתִּי֙ אֶת־כָּל־הַ⁠גּוֹיִ֔ם</w:t>
-      </w:r>
-    </w:p>
-    <w:p>
-      <w:pPr/>
-      <w:r>
-        <w:rPr>
-          <w:lang w:val="fr_FR" w:bidi="fr_FR"/>
-        </w:rPr>
-      </w:r>
-      <w:r>
-        <w:rPr>
           <w:b/>
           <w:lang w:val="fr_FR" w:bidi="fr_FR"/>
         </w:rPr>
@@ -9204,20 +8061,6 @@
       </w:r>
       <w:r>
         <w:rPr>
-          <w:lang w:val="fr_FR" w:bidi="fr_FR"/>
-        </w:rPr>
-        <w:t>וּ⁠מִלֵּאתִ֞י אֶת־הַ⁠בַּ֤יִת הַ⁠זֶּה֙ כָּב֔וֹד</w:t>
-      </w:r>
-    </w:p>
-    <w:p>
-      <w:pPr/>
-      <w:r>
-        <w:rPr>
-          <w:lang w:val="fr_FR" w:bidi="fr_FR"/>
-        </w:rPr>
-      </w:r>
-      <w:r>
-        <w:rPr>
           <w:b/>
           <w:lang w:val="fr_FR" w:bidi="fr_FR"/>
         </w:rPr>
@@ -9353,20 +8196,6 @@
       </w:r>
       <w:r>
         <w:rPr>
-          <w:lang w:val="fr_FR" w:bidi="fr_FR"/>
-        </w:rPr>
-        <w:t>לִ֥⁠י הַ⁠כֶּ֖סֶף וְ⁠לִ֣⁠י הַ⁠זָּהָ֑ב נְאֻ֖ם יְהוָ֥ה צְבָאֽוֹת</w:t>
-      </w:r>
-    </w:p>
-    <w:p>
-      <w:pPr/>
-      <w:r>
-        <w:rPr>
-          <w:lang w:val="fr_FR" w:bidi="fr_FR"/>
-        </w:rPr>
-      </w:r>
-      <w:r>
-        <w:rPr>
           <w:b/>
           <w:lang w:val="fr_FR" w:bidi="fr_FR"/>
         </w:rPr>
@@ -9457,20 +8286,6 @@
       </w:r>
       <w:r>
         <w:rPr>
-          <w:lang w:val="fr_FR" w:bidi="fr_FR"/>
-        </w:rPr>
-        <w:t>לִ֥⁠י הַ⁠כֶּ֖סֶף וְ⁠לִ֣⁠י הַ⁠זָּהָ֑ב</w:t>
-      </w:r>
-    </w:p>
-    <w:p>
-      <w:pPr/>
-      <w:r>
-        <w:rPr>
-          <w:lang w:val="fr_FR" w:bidi="fr_FR"/>
-        </w:rPr>
-      </w:r>
-      <w:r>
-        <w:rPr>
           <w:b/>
           <w:lang w:val="fr_FR" w:bidi="fr_FR"/>
         </w:rPr>
@@ -9554,20 +8369,6 @@
       </w:r>
       <w:r>
         <w:rPr>
-          <w:lang w:val="fr_FR" w:bidi="fr_FR"/>
-        </w:rPr>
-        <w:t>גָּד֣וֹל יִֽהְיֶ֡ה כְּבוֹד֩ הַ⁠בַּ֨יִת הַ⁠זֶּ֤ה הָ⁠אַֽחֲרוֹן֙ מִן־הָ֣⁠רִאשׁ֔וֹן אָמַ֖ר יְהוָ֣ה צְבָא֑וֹת וּ⁠בַ⁠מָּק֤וֹם הַ⁠זֶּה֙ אֶתֵּ֣ן שָׁל֔וֹם נְאֻ֖ם יְהוָ֥ה צְבָאֽוֹת</w:t>
-      </w:r>
-    </w:p>
-    <w:p>
-      <w:pPr/>
-      <w:r>
-        <w:rPr>
-          <w:lang w:val="fr_FR" w:bidi="fr_FR"/>
-        </w:rPr>
-      </w:r>
-      <w:r>
-        <w:rPr>
           <w:b/>
           <w:lang w:val="fr_FR" w:bidi="fr_FR"/>
         </w:rPr>
@@ -9670,20 +8471,6 @@
       </w:r>
       <w:r>
         <w:rPr>
-          <w:lang w:val="fr_FR" w:bidi="fr_FR"/>
-        </w:rPr>
-        <w:t>גָּד֣וֹל יִֽהְיֶ֡ה כְּבוֹד֩ הַ⁠בַּ֨יִת הַ⁠זֶּ֤ה הָ⁠אַֽחֲרוֹן֙ מִן־הָ֣⁠רִאשׁ֔וֹן</w:t>
-      </w:r>
-    </w:p>
-    <w:p>
-      <w:pPr/>
-      <w:r>
-        <w:rPr>
-          <w:lang w:val="fr_FR" w:bidi="fr_FR"/>
-        </w:rPr>
-      </w:r>
-      <w:r>
-        <w:rPr>
           <w:b/>
           <w:lang w:val="fr_FR" w:bidi="fr_FR"/>
         </w:rPr>
@@ -9767,20 +8554,6 @@
       </w:r>
       <w:r>
         <w:rPr>
-          <w:lang w:val="fr_FR" w:bidi="fr_FR"/>
-        </w:rPr>
-        <w:t>גָּד֣וֹל יִֽהְיֶ֡ה כְּבוֹד֩ הַ⁠בַּ֨יִת הַ⁠זֶּ֤ה הָ⁠אַֽחֲרוֹן֙ מִן־הָ֣⁠רִאשׁ֔וֹן</w:t>
-      </w:r>
-    </w:p>
-    <w:p>
-      <w:pPr/>
-      <w:r>
-        <w:rPr>
-          <w:lang w:val="fr_FR" w:bidi="fr_FR"/>
-        </w:rPr>
-      </w:r>
-      <w:r>
-        <w:rPr>
           <w:b/>
           <w:lang w:val="fr_FR" w:bidi="fr_FR"/>
         </w:rPr>
@@ -9877,20 +8650,6 @@
       </w:r>
       <w:r>
         <w:rPr>
-          <w:lang w:val="fr_FR" w:bidi="fr_FR"/>
-        </w:rPr>
-        <w:t>הַ⁠בַּ֨יִת</w:t>
-      </w:r>
-    </w:p>
-    <w:p>
-      <w:pPr/>
-      <w:r>
-        <w:rPr>
-          <w:lang w:val="fr_FR" w:bidi="fr_FR"/>
-        </w:rPr>
-      </w:r>
-      <w:r>
-        <w:rPr>
           <w:b/>
           <w:lang w:val="fr_FR" w:bidi="fr_FR"/>
         </w:rPr>
@@ -10000,20 +8759,6 @@
       </w:r>
       <w:r>
         <w:rPr>
-          <w:lang w:val="fr_FR" w:bidi="fr_FR"/>
-        </w:rPr>
-        <w:t>וּ⁠בַ⁠מָּק֤וֹם הַ⁠זֶּה֙ אֶתֵּ֣ן שָׁל֔וֹם</w:t>
-      </w:r>
-    </w:p>
-    <w:p>
-      <w:pPr/>
-      <w:r>
-        <w:rPr>
-          <w:lang w:val="fr_FR" w:bidi="fr_FR"/>
-        </w:rPr>
-      </w:r>
-      <w:r>
-        <w:rPr>
           <w:b/>
           <w:lang w:val="fr_FR" w:bidi="fr_FR"/>
         </w:rPr>
@@ -10123,20 +8868,6 @@
       </w:r>
       <w:r>
         <w:rPr>
-          <w:lang w:val="fr_FR" w:bidi="fr_FR"/>
-        </w:rPr>
-        <w:t>בְּ⁠עֶשְׂרִ֤ים וְ⁠אַרְבָּעָה֙ לַ⁠תְּשִׁיעִ֔י</w:t>
-      </w:r>
-    </w:p>
-    <w:p>
-      <w:pPr/>
-      <w:r>
-        <w:rPr>
-          <w:lang w:val="fr_FR" w:bidi="fr_FR"/>
-        </w:rPr>
-      </w:r>
-      <w:r>
-        <w:rPr>
           <w:b/>
           <w:lang w:val="fr_FR" w:bidi="fr_FR"/>
         </w:rPr>
@@ -10220,20 +8951,6 @@
       </w:r>
       <w:r>
         <w:rPr>
-          <w:lang w:val="fr_FR" w:bidi="fr_FR"/>
-        </w:rPr>
-        <w:t>בְּ⁠עֶשְׂרִ֤ים וְ⁠אַרְבָּעָה֙ לַ⁠תְּשִׁיעִ֔י בִּ⁠שְׁנַ֥ת שְׁתַּ֖יִם לְ⁠דָרְיָ֑וֶשׁ</w:t>
-      </w:r>
-    </w:p>
-    <w:p>
-      <w:pPr/>
-      <w:r>
-        <w:rPr>
-          <w:lang w:val="fr_FR" w:bidi="fr_FR"/>
-        </w:rPr>
-      </w:r>
-      <w:r>
-        <w:rPr>
           <w:b/>
           <w:lang w:val="fr_FR" w:bidi="fr_FR"/>
         </w:rPr>
@@ -10331,20 +9048,6 @@
       </w:r>
       <w:r>
         <w:rPr>
-          <w:lang w:val="fr_FR" w:bidi="fr_FR"/>
-        </w:rPr>
-        <w:t>בְּ⁠עֶשְׂרִ֤ים וְ⁠אַרְבָּעָה֙ לַ⁠תְּשִׁיעִ֔י</w:t>
-      </w:r>
-    </w:p>
-    <w:p>
-      <w:pPr/>
-      <w:r>
-        <w:rPr>
-          <w:lang w:val="fr_FR" w:bidi="fr_FR"/>
-        </w:rPr>
-      </w:r>
-      <w:r>
-        <w:rPr>
           <w:b/>
           <w:lang w:val="fr_FR" w:bidi="fr_FR"/>
         </w:rPr>
@@ -10390,7 +9093,7 @@
         </w:rPr>
         <w:t xml:space="preserve"> du calendrier hébraïque correspond environ à la mi-décembre des calendriers occidentaux. Voyez comment vous avez choisi de traduire la référence semblable à un jour et un mois dans </w:t>
       </w:r>
-      <w:hyperlink r:id="rId15">
+      <w:hyperlink r:id="rId13">
         <w:r>
           <w:rPr>
             <w:lang w:val="fr_FR" w:bidi="fr_FR"/>
@@ -10472,20 +9175,6 @@
       </w:r>
       <w:r>
         <w:rPr>
-          <w:lang w:val="fr_FR" w:bidi="fr_FR"/>
-        </w:rPr>
-        <w:t>הָיָה֙ דְּבַר־יְהוָ֔ה אֶל־חַגַּ֥י הַ⁠נָּבִ֖יא לֵ⁠אמֹֽר</w:t>
-      </w:r>
-    </w:p>
-    <w:p>
-      <w:pPr/>
-      <w:r>
-        <w:rPr>
-          <w:lang w:val="fr_FR" w:bidi="fr_FR"/>
-        </w:rPr>
-      </w:r>
-      <w:r>
-        <w:rPr>
           <w:b/>
           <w:lang w:val="fr_FR" w:bidi="fr_FR"/>
         </w:rPr>
@@ -10505,7 +9194,7 @@
         </w:rPr>
         <w:t xml:space="preserve">Voyez comment vous avez traduit l'énoncé semblable dans </w:t>
       </w:r>
-      <w:hyperlink r:id="rId15">
+      <w:hyperlink r:id="rId13">
         <w:r>
           <w:rPr>
             <w:lang w:val="fr_FR" w:bidi="fr_FR"/>
@@ -10587,20 +9276,6 @@
       </w:r>
       <w:r>
         <w:rPr>
-          <w:lang w:val="fr_FR" w:bidi="fr_FR"/>
-        </w:rPr>
-        <w:t>כֹּ֥ה אָמַ֖ר יְהוָ֣ה צְבָא֑וֹת שְׁאַל־נָ֧א אֶת־הַ⁠כֹּהֲנִ֛ים תּוֹרָ֖ה לֵ⁠אמֹֽר</w:t>
-      </w:r>
-    </w:p>
-    <w:p>
-      <w:pPr/>
-      <w:r>
-        <w:rPr>
-          <w:lang w:val="fr_FR" w:bidi="fr_FR"/>
-        </w:rPr>
-      </w:r>
-      <w:r>
-        <w:rPr>
           <w:b/>
           <w:lang w:val="fr_FR" w:bidi="fr_FR"/>
         </w:rPr>
@@ -10684,20 +9359,6 @@
       </w:r>
       <w:r>
         <w:rPr>
-          <w:lang w:val="fr_FR" w:bidi="fr_FR"/>
-        </w:rPr>
-        <w:t>הֵ֣ן ׀ יִשָּׂא־אִ֨ישׁ בְּשַׂר־קֹ֜דֶשׁ בִּ⁠כְנַ֣ף בִּגְד֗⁠וֹ וְ⁠נָגַ֣ע בִּ֠⁠כְנָפ⁠וֹ אֶל־הַ⁠לֶּ֨חֶם וְ⁠אֶל־הַ⁠נָּזִ֜יד וְ⁠אֶל־הַ⁠יַּ֧יִן וְ⁠אֶל־שֶׁ֛מֶן וְ⁠אֶל־כָּל־מַאֲכָ֖ל הֲ⁠יִקְדָּ֑שׁ</w:t>
-      </w:r>
-    </w:p>
-    <w:p>
-      <w:pPr/>
-      <w:r>
-        <w:rPr>
-          <w:lang w:val="fr_FR" w:bidi="fr_FR"/>
-        </w:rPr>
-      </w:r>
-      <w:r>
-        <w:rPr>
           <w:b/>
           <w:lang w:val="fr_FR" w:bidi="fr_FR"/>
         </w:rPr>
@@ -10781,20 +9442,6 @@
       </w:r>
       <w:r>
         <w:rPr>
-          <w:lang w:val="fr_FR" w:bidi="fr_FR"/>
-        </w:rPr>
-        <w:t>הֵ֣ן ׀ יִשָּׂא־אִ֨ישׁ בְּשַׂר־קֹ֜דֶשׁ בִּ⁠כְנַ֣ף בִּגְד֗⁠וֹ וְ⁠נָגַ֣ע בִּ֠⁠כְנָפ⁠וֹ אֶל־הַ⁠לֶּ֨חֶם וְ⁠אֶל־הַ⁠נָּזִ֜יד וְ⁠אֶל־הַ⁠יַּ֧יִן וְ⁠אֶל־שֶׁ֛מֶן וְ⁠אֶל־כָּל־מַאֲכָ֖ל הֲ⁠יִקְדָּ֑שׁ</w:t>
-      </w:r>
-    </w:p>
-    <w:p>
-      <w:pPr/>
-      <w:r>
-        <w:rPr>
-          <w:lang w:val="fr_FR" w:bidi="fr_FR"/>
-        </w:rPr>
-      </w:r>
-      <w:r>
-        <w:rPr>
           <w:b/>
           <w:lang w:val="fr_FR" w:bidi="fr_FR"/>
         </w:rPr>
@@ -10878,20 +9525,6 @@
       </w:r>
       <w:r>
         <w:rPr>
-          <w:lang w:val="fr_FR" w:bidi="fr_FR"/>
-        </w:rPr>
-        <w:t>בְּשַׂר־קֹ֜דֶשׁ</w:t>
-      </w:r>
-    </w:p>
-    <w:p>
-      <w:pPr/>
-      <w:r>
-        <w:rPr>
-          <w:lang w:val="fr_FR" w:bidi="fr_FR"/>
-        </w:rPr>
-      </w:r>
-      <w:r>
-        <w:rPr>
           <w:b/>
           <w:lang w:val="fr_FR" w:bidi="fr_FR"/>
         </w:rPr>
@@ -10988,20 +9621,6 @@
       </w:r>
       <w:r>
         <w:rPr>
-          <w:lang w:val="fr_FR" w:bidi="fr_FR"/>
-        </w:rPr>
-        <w:t>לֹֽא</w:t>
-      </w:r>
-    </w:p>
-    <w:p>
-      <w:pPr/>
-      <w:r>
-        <w:rPr>
-          <w:lang w:val="fr_FR" w:bidi="fr_FR"/>
-        </w:rPr>
-      </w:r>
-      <w:r>
-        <w:rPr>
           <w:b/>
           <w:lang w:val="fr_FR" w:bidi="fr_FR"/>
         </w:rPr>
@@ -11034,7 +9653,7 @@
         </w:rPr>
         <w:t xml:space="preserve"> rende une personne « sainte » (et lui confère donc certains privilèges, mais la soumet également à certaines restrictions, voir </w:t>
       </w:r>
-      <w:hyperlink r:id="rId20">
+      <w:hyperlink r:id="rId18">
         <w:r>
           <w:rPr>
             <w:lang w:val="fr_FR" w:bidi="fr_FR"/>
@@ -11116,20 +9735,6 @@
       </w:r>
       <w:r>
         <w:rPr>
-          <w:lang w:val="fr_FR" w:bidi="fr_FR"/>
-        </w:rPr>
-        <w:t>טְמֵא־נֶ֛פֶשׁ</w:t>
-      </w:r>
-    </w:p>
-    <w:p>
-      <w:pPr/>
-      <w:r>
-        <w:rPr>
-          <w:lang w:val="fr_FR" w:bidi="fr_FR"/>
-        </w:rPr>
-      </w:r>
-      <w:r>
-        <w:rPr>
           <w:b/>
           <w:lang w:val="fr_FR" w:bidi="fr_FR"/>
         </w:rPr>
@@ -11226,20 +9831,6 @@
       </w:r>
       <w:r>
         <w:rPr>
-          <w:lang w:val="fr_FR" w:bidi="fr_FR"/>
-        </w:rPr>
-        <w:t>טְמֵא־נֶ֛פֶשׁ</w:t>
-      </w:r>
-    </w:p>
-    <w:p>
-      <w:pPr/>
-      <w:r>
-        <w:rPr>
-          <w:lang w:val="fr_FR" w:bidi="fr_FR"/>
-        </w:rPr>
-      </w:r>
-      <w:r>
-        <w:rPr>
           <w:b/>
           <w:lang w:val="fr_FR" w:bidi="fr_FR"/>
         </w:rPr>
@@ -11336,20 +9927,6 @@
       </w:r>
       <w:r>
         <w:rPr>
-          <w:lang w:val="fr_FR" w:bidi="fr_FR"/>
-        </w:rPr>
-        <w:t>טְמֵא־נֶ֛פֶשׁ</w:t>
-      </w:r>
-    </w:p>
-    <w:p>
-      <w:pPr/>
-      <w:r>
-        <w:rPr>
-          <w:lang w:val="fr_FR" w:bidi="fr_FR"/>
-        </w:rPr>
-      </w:r>
-      <w:r>
-        <w:rPr>
           <w:b/>
           <w:lang w:val="fr_FR" w:bidi="fr_FR"/>
         </w:rPr>
@@ -11375,7 +9952,7 @@
         </w:rPr>
         <w:t xml:space="preserve"> (voir </w:t>
       </w:r>
-      <w:hyperlink r:id="rId21">
+      <w:hyperlink r:id="rId19">
         <w:r>
           <w:rPr>
             <w:lang w:val="fr_FR" w:bidi="fr_FR"/>
@@ -11457,20 +10034,6 @@
       </w:r>
       <w:r>
         <w:rPr>
-          <w:lang w:val="fr_FR" w:bidi="fr_FR"/>
-        </w:rPr>
-        <w:t>בְּ⁠כָל־אֵ֖לֶּה הֲ⁠יִטְמָ֑א</w:t>
-      </w:r>
-    </w:p>
-    <w:p>
-      <w:pPr/>
-      <w:r>
-        <w:rPr>
-          <w:lang w:val="fr_FR" w:bidi="fr_FR"/>
-        </w:rPr>
-      </w:r>
-      <w:r>
-        <w:rPr>
           <w:b/>
           <w:lang w:val="fr_FR" w:bidi="fr_FR"/>
         </w:rPr>
@@ -11574,20 +10137,6 @@
       </w:r>
       <w:r>
         <w:rPr>
-          <w:lang w:val="fr_FR" w:bidi="fr_FR"/>
-        </w:rPr>
-        <w:t>יִטְמָֽא</w:t>
-      </w:r>
-    </w:p>
-    <w:p>
-      <w:pPr/>
-      <w:r>
-        <w:rPr>
-          <w:lang w:val="fr_FR" w:bidi="fr_FR"/>
-        </w:rPr>
-      </w:r>
-      <w:r>
-        <w:rPr>
           <w:b/>
           <w:lang w:val="fr_FR" w:bidi="fr_FR"/>
         </w:rPr>
@@ -11677,20 +10226,6 @@
       </w:r>
       <w:r>
         <w:rPr>
-          <w:lang w:val="fr_FR" w:bidi="fr_FR"/>
-        </w:rPr>
-        <w:t>כֵּ֣ן הָֽ⁠עָם־הַ֠⁠זֶּה וְ⁠כֵן־הַ⁠גּ֨וֹי הַ⁠זֶּ֤ה לְ⁠פָנַ⁠י֙ נְאֻם־יְהוָ֔ה וְ⁠כֵ֖ן כָּל־מַעֲשֵׂ֣ה יְדֵי⁠הֶ֑ם וַ⁠אֲשֶׁ֥ר יַקְרִ֛יבוּ שָׁ֖ם טָמֵ֥א הֽוּא</w:t>
-      </w:r>
-    </w:p>
-    <w:p>
-      <w:pPr/>
-      <w:r>
-        <w:rPr>
-          <w:lang w:val="fr_FR" w:bidi="fr_FR"/>
-        </w:rPr>
-      </w:r>
-      <w:r>
-        <w:rPr>
           <w:b/>
           <w:lang w:val="fr_FR" w:bidi="fr_FR"/>
         </w:rPr>
@@ -11774,20 +10309,6 @@
       </w:r>
       <w:r>
         <w:rPr>
-          <w:lang w:val="fr_FR" w:bidi="fr_FR"/>
-        </w:rPr>
-        <w:t>כֵּ֣ן הָֽ⁠עָם־הַ֠⁠זֶּה וְ⁠כֵן־הַ⁠גּ֨וֹי הַ⁠זֶּ֤ה</w:t>
-      </w:r>
-    </w:p>
-    <w:p>
-      <w:pPr/>
-      <w:r>
-        <w:rPr>
-          <w:lang w:val="fr_FR" w:bidi="fr_FR"/>
-        </w:rPr>
-      </w:r>
-      <w:r>
-        <w:rPr>
           <w:b/>
           <w:lang w:val="fr_FR" w:bidi="fr_FR"/>
         </w:rPr>
@@ -11884,20 +10405,6 @@
       </w:r>
       <w:r>
         <w:rPr>
-          <w:lang w:val="fr_FR" w:bidi="fr_FR"/>
-        </w:rPr>
-        <w:t>כֵּ֣ן הָֽ⁠עָם־הַ֠⁠זֶּה וְ⁠כֵן־הַ⁠גּ֨וֹי הַ⁠זֶּ֤ה</w:t>
-      </w:r>
-    </w:p>
-    <w:p>
-      <w:pPr/>
-      <w:r>
-        <w:rPr>
-          <w:lang w:val="fr_FR" w:bidi="fr_FR"/>
-        </w:rPr>
-      </w:r>
-      <w:r>
-        <w:rPr>
           <w:b/>
           <w:lang w:val="fr_FR" w:bidi="fr_FR"/>
         </w:rPr>
@@ -12007,20 +10514,6 @@
       </w:r>
       <w:r>
         <w:rPr>
-          <w:lang w:val="fr_FR" w:bidi="fr_FR"/>
-        </w:rPr>
-        <w:t>לְ⁠פָנַ⁠י֙</w:t>
-      </w:r>
-    </w:p>
-    <w:p>
-      <w:pPr/>
-      <w:r>
-        <w:rPr>
-          <w:lang w:val="fr_FR" w:bidi="fr_FR"/>
-        </w:rPr>
-      </w:r>
-      <w:r>
-        <w:rPr>
           <w:b/>
           <w:lang w:val="fr_FR" w:bidi="fr_FR"/>
         </w:rPr>
@@ -12117,20 +10610,6 @@
       </w:r>
       <w:r>
         <w:rPr>
-          <w:lang w:val="fr_FR" w:bidi="fr_FR"/>
-        </w:rPr>
-        <w:t>לְ⁠פָנַ⁠י֙</w:t>
-      </w:r>
-    </w:p>
-    <w:p>
-      <w:pPr/>
-      <w:r>
-        <w:rPr>
-          <w:lang w:val="fr_FR" w:bidi="fr_FR"/>
-        </w:rPr>
-      </w:r>
-      <w:r>
-        <w:rPr>
           <w:b/>
           <w:lang w:val="fr_FR" w:bidi="fr_FR"/>
         </w:rPr>
@@ -12214,20 +10693,6 @@
       </w:r>
       <w:r>
         <w:rPr>
-          <w:lang w:val="fr_FR" w:bidi="fr_FR"/>
-        </w:rPr>
-        <w:t>וְ⁠כֵ֖ן כָּל־מַעֲשֵׂ֣ה יְדֵי⁠הֶ֑ם</w:t>
-      </w:r>
-    </w:p>
-    <w:p>
-      <w:pPr/>
-      <w:r>
-        <w:rPr>
-          <w:lang w:val="fr_FR" w:bidi="fr_FR"/>
-        </w:rPr>
-      </w:r>
-      <w:r>
-        <w:rPr>
           <w:b/>
           <w:lang w:val="fr_FR" w:bidi="fr_FR"/>
         </w:rPr>
@@ -12337,20 +10802,6 @@
       </w:r>
       <w:r>
         <w:rPr>
-          <w:lang w:val="fr_FR" w:bidi="fr_FR"/>
-        </w:rPr>
-        <w:t>וַ⁠אֲשֶׁ֥ר יַקְרִ֛יבוּ שָׁ֖ם טָמֵ֥א הֽוּא</w:t>
-      </w:r>
-    </w:p>
-    <w:p>
-      <w:pPr/>
-      <w:r>
-        <w:rPr>
-          <w:lang w:val="fr_FR" w:bidi="fr_FR"/>
-        </w:rPr>
-      </w:r>
-      <w:r>
-        <w:rPr>
           <w:b/>
           <w:lang w:val="fr_FR" w:bidi="fr_FR"/>
         </w:rPr>
@@ -12383,7 +10834,7 @@
         </w:rPr>
         <w:t xml:space="preserve">, Aggée entend implicitement un autel que les personnes revenues d'exil avaient installé sur le site du temple. Cela est décrit dans </w:t>
       </w:r>
-      <w:hyperlink r:id="rId22">
+      <w:hyperlink r:id="rId20">
         <w:r>
           <w:rPr>
             <w:lang w:val="fr_FR" w:bidi="fr_FR"/>
@@ -12465,20 +10916,6 @@
       </w:r>
       <w:r>
         <w:rPr>
-          <w:lang w:val="fr_FR" w:bidi="fr_FR"/>
-        </w:rPr>
-        <w:t>שִֽׂימוּ־נָ֣א לְבַבְ⁠כֶ֔ם</w:t>
-      </w:r>
-    </w:p>
-    <w:p>
-      <w:pPr/>
-      <w:r>
-        <w:rPr>
-          <w:lang w:val="fr_FR" w:bidi="fr_FR"/>
-        </w:rPr>
-      </w:r>
-      <w:r>
-        <w:rPr>
           <w:b/>
           <w:lang w:val="fr_FR" w:bidi="fr_FR"/>
         </w:rPr>
@@ -12498,7 +10935,7 @@
         </w:rPr>
         <w:t xml:space="preserve">Voyez comment vous avez traduit cette expression dans </w:t>
       </w:r>
-      <w:hyperlink r:id="rId16">
+      <w:hyperlink r:id="rId14">
         <w:r>
           <w:rPr>
             <w:lang w:val="fr_FR" w:bidi="fr_FR"/>
@@ -12580,20 +11017,6 @@
       </w:r>
       <w:r>
         <w:rPr>
-          <w:lang w:val="fr_FR" w:bidi="fr_FR"/>
-        </w:rPr>
-        <w:t>מִן־הַ⁠יּ֥וֹם הַ⁠זֶּ֖ה וָ⁠מָ֑עְלָ⁠ה</w:t>
-      </w:r>
-    </w:p>
-    <w:p>
-      <w:pPr/>
-      <w:r>
-        <w:rPr>
-          <w:lang w:val="fr_FR" w:bidi="fr_FR"/>
-        </w:rPr>
-      </w:r>
-      <w:r>
-        <w:rPr>
           <w:b/>
           <w:lang w:val="fr_FR" w:bidi="fr_FR"/>
         </w:rPr>
@@ -12690,20 +11113,6 @@
       </w:r>
       <w:r>
         <w:rPr>
-          <w:lang w:val="fr_FR" w:bidi="fr_FR"/>
-        </w:rPr>
-        <w:t>מִ⁠טֶּ֧רֶם שֽׂוּם־אֶ֛בֶן אֶל־אֶ֖בֶן בְּ⁠הֵיכַ֥ל יְהוָֽה</w:t>
-      </w:r>
-    </w:p>
-    <w:p>
-      <w:pPr/>
-      <w:r>
-        <w:rPr>
-          <w:lang w:val="fr_FR" w:bidi="fr_FR"/>
-        </w:rPr>
-      </w:r>
-      <w:r>
-        <w:rPr>
           <w:b/>
           <w:lang w:val="fr_FR" w:bidi="fr_FR"/>
         </w:rPr>
@@ -12787,20 +11196,6 @@
       </w:r>
       <w:r>
         <w:rPr>
-          <w:lang w:val="fr_FR" w:bidi="fr_FR"/>
-        </w:rPr>
-        <w:t>בְּ⁠הֵיכַ֥ל יְהוָֽה</w:t>
-      </w:r>
-    </w:p>
-    <w:p>
-      <w:pPr/>
-      <w:r>
-        <w:rPr>
-          <w:lang w:val="fr_FR" w:bidi="fr_FR"/>
-        </w:rPr>
-      </w:r>
-      <w:r>
-        <w:rPr>
           <w:b/>
           <w:lang w:val="fr_FR" w:bidi="fr_FR"/>
         </w:rPr>
@@ -12884,20 +11279,6 @@
       </w:r>
       <w:r>
         <w:rPr>
-          <w:lang w:val="fr_FR" w:bidi="fr_FR"/>
-        </w:rPr>
-        <w:t>מִֽ⁠הְיוֹתָ֥⁠ם</w:t>
-      </w:r>
-    </w:p>
-    <w:p>
-      <w:pPr/>
-      <w:r>
-        <w:rPr>
-          <w:lang w:val="fr_FR" w:bidi="fr_FR"/>
-        </w:rPr>
-      </w:r>
-      <w:r>
-        <w:rPr>
           <w:b/>
           <w:lang w:val="fr_FR" w:bidi="fr_FR"/>
         </w:rPr>
@@ -12994,20 +11375,6 @@
       </w:r>
       <w:r>
         <w:rPr>
-          <w:lang w:val="fr_FR" w:bidi="fr_FR"/>
-        </w:rPr>
-        <w:t>בָּא֙ אֶל־עֲרֵמַ֣ת עֶשְׂרִ֔ים וְ⁠הָיְתָ֖ה עֲשָׂרָ֑ה</w:t>
-      </w:r>
-    </w:p>
-    <w:p>
-      <w:pPr/>
-      <w:r>
-        <w:rPr>
-          <w:lang w:val="fr_FR" w:bidi="fr_FR"/>
-        </w:rPr>
-      </w:r>
-      <w:r>
-        <w:rPr>
           <w:b/>
           <w:lang w:val="fr_FR" w:bidi="fr_FR"/>
         </w:rPr>
@@ -13105,20 +11472,6 @@
       </w:r>
       <w:r>
         <w:rPr>
-          <w:lang w:val="fr_FR" w:bidi="fr_FR"/>
-        </w:rPr>
-        <w:t>בָּא֙ אֶל־עֲרֵמַ֣ת עֶשְׂרִ֔ים וְ⁠הָיְתָ֖ה עֲשָׂרָ֑ה</w:t>
-      </w:r>
-    </w:p>
-    <w:p>
-      <w:pPr/>
-      <w:r>
-        <w:rPr>
-          <w:lang w:val="fr_FR" w:bidi="fr_FR"/>
-        </w:rPr>
-      </w:r>
-      <w:r>
-        <w:rPr>
           <w:b/>
           <w:lang w:val="fr_FR" w:bidi="fr_FR"/>
         </w:rPr>
@@ -13215,20 +11568,6 @@
       </w:r>
       <w:r>
         <w:rPr>
-          <w:lang w:val="fr_FR" w:bidi="fr_FR"/>
-        </w:rPr>
-        <w:t>בָּ֣א אֶל־הַ⁠יֶּ֗קֶב לַ⁠חְשֹׂף֙ חֲמִשִּׁ֣ים פּוּרָ֔ה וְ⁠הָיְתָ֖ה עֶשְׂרִֽים</w:t>
-      </w:r>
-    </w:p>
-    <w:p>
-      <w:pPr/>
-      <w:r>
-        <w:rPr>
-          <w:lang w:val="fr_FR" w:bidi="fr_FR"/>
-        </w:rPr>
-      </w:r>
-      <w:r>
-        <w:rPr>
           <w:b/>
           <w:lang w:val="fr_FR" w:bidi="fr_FR"/>
         </w:rPr>
@@ -13301,20 +11640,6 @@
         <w:rPr>
           <w:lang w:val="fr_FR" w:bidi="fr_FR"/>
         </w:rPr>
-      </w:r>
-    </w:p>
-    <w:p>
-      <w:pPr/>
-      <w:r>
-        <w:rPr>
-          <w:lang w:val="fr_FR" w:bidi="fr_FR"/>
-        </w:rPr>
-      </w:r>
-      <w:r>
-        <w:rPr>
-          <w:lang w:val="fr_FR" w:bidi="fr_FR"/>
-        </w:rPr>
-        <w:t>חֲמִשִּׁ֣ים פּוּרָ֔ה</w:t>
       </w:r>
     </w:p>
     <w:p>
@@ -13416,20 +11741,6 @@
       </w:r>
       <w:r>
         <w:rPr>
-          <w:lang w:val="fr_FR" w:bidi="fr_FR"/>
-        </w:rPr>
-        <w:t>הִכֵּ֨יתִי אֶתְ⁠כֶ֜ם בַּ⁠שִּׁדָּפ֤וֹן וּ⁠בַ⁠יֵּֽרָקוֹן֙ וּ⁠בַ⁠בָּרָ֔ד אֵ֖ת כָּל־מַעֲשֵׂ֣ה יְדֵי⁠כֶ֑ם וְ⁠אֵין־אֶתְ⁠כֶ֥ם אֵלַ֖⁠י נְאֻם־יְהוָֽה</w:t>
-      </w:r>
-    </w:p>
-    <w:p>
-      <w:pPr/>
-      <w:r>
-        <w:rPr>
-          <w:lang w:val="fr_FR" w:bidi="fr_FR"/>
-        </w:rPr>
-      </w:r>
-      <w:r>
-        <w:rPr>
           <w:b/>
           <w:lang w:val="fr_FR" w:bidi="fr_FR"/>
         </w:rPr>
@@ -13513,20 +11824,6 @@
       </w:r>
       <w:r>
         <w:rPr>
-          <w:lang w:val="fr_FR" w:bidi="fr_FR"/>
-        </w:rPr>
-        <w:t>אֵ֖ת כָּל־מַעֲשֵׂ֣ה יְדֵי⁠כֶ֑ם</w:t>
-      </w:r>
-    </w:p>
-    <w:p>
-      <w:pPr/>
-      <w:r>
-        <w:rPr>
-          <w:lang w:val="fr_FR" w:bidi="fr_FR"/>
-        </w:rPr>
-      </w:r>
-      <w:r>
-        <w:rPr>
           <w:b/>
           <w:lang w:val="fr_FR" w:bidi="fr_FR"/>
         </w:rPr>
@@ -13610,20 +11907,6 @@
       </w:r>
       <w:r>
         <w:rPr>
-          <w:lang w:val="fr_FR" w:bidi="fr_FR"/>
-        </w:rPr>
-        <w:t>אֵ֖ת כָּל־מַעֲשֵׂ֣ה יְדֵי⁠כֶ֑ם</w:t>
-      </w:r>
-    </w:p>
-    <w:p>
-      <w:pPr/>
-      <w:r>
-        <w:rPr>
-          <w:lang w:val="fr_FR" w:bidi="fr_FR"/>
-        </w:rPr>
-      </w:r>
-      <w:r>
-        <w:rPr>
           <w:b/>
           <w:lang w:val="fr_FR" w:bidi="fr_FR"/>
         </w:rPr>
@@ -13643,7 +11926,7 @@
         </w:rPr>
         <w:t xml:space="preserve">Voyez comment vous avez traduit l'expression semblable en </w:t>
       </w:r>
-      <w:hyperlink r:id="rId23">
+      <w:hyperlink r:id="rId21">
         <w:r>
           <w:rPr>
             <w:lang w:val="fr_FR" w:bidi="fr_FR"/>
@@ -13725,20 +12008,6 @@
       </w:r>
       <w:r>
         <w:rPr>
-          <w:lang w:val="fr_FR" w:bidi="fr_FR"/>
-        </w:rPr>
-        <w:t>וְ⁠אֵין־אֶתְ⁠כֶ֥ם אֵלַ֖⁠י</w:t>
-      </w:r>
-    </w:p>
-    <w:p>
-      <w:pPr/>
-      <w:r>
-        <w:rPr>
-          <w:lang w:val="fr_FR" w:bidi="fr_FR"/>
-        </w:rPr>
-      </w:r>
-      <w:r>
-        <w:rPr>
           <w:b/>
           <w:lang w:val="fr_FR" w:bidi="fr_FR"/>
         </w:rPr>
@@ -13822,20 +12091,6 @@
       </w:r>
       <w:r>
         <w:rPr>
-          <w:lang w:val="fr_FR" w:bidi="fr_FR"/>
-        </w:rPr>
-        <w:t>שִׂימוּ &amp; לְבַבְ⁠כֶ֔ם</w:t>
-      </w:r>
-    </w:p>
-    <w:p>
-      <w:pPr/>
-      <w:r>
-        <w:rPr>
-          <w:lang w:val="fr_FR" w:bidi="fr_FR"/>
-        </w:rPr>
-      </w:r>
-      <w:r>
-        <w:rPr>
           <w:b/>
           <w:lang w:val="fr_FR" w:bidi="fr_FR"/>
         </w:rPr>
@@ -13869,7 +12124,7 @@
         </w:rPr>
         <w:t xml:space="preserve">Voyez comment vous avez traduit l'expression similaire dans </w:t>
       </w:r>
-      <w:hyperlink r:id="rId16">
+      <w:hyperlink r:id="rId14">
         <w:r>
           <w:rPr>
             <w:lang w:val="fr_FR" w:bidi="fr_FR"/>
@@ -13951,20 +12206,6 @@
       </w:r>
       <w:r>
         <w:rPr>
-          <w:lang w:val="fr_FR" w:bidi="fr_FR"/>
-        </w:rPr>
-        <w:t>מִן־הַ⁠יּ֥וֹם הַ⁠זֶּ֖ה וָ⁠מָ֑עְלָ⁠ה מִ⁠יּוֹם֩ עֶשְׂרִ֨ים וְ⁠אַרְבָּעָ֜ה לַ⁠תְּשִׁיעִ֗י לְ⁠מִן־הַ⁠יּ֛וֹם אֲשֶׁר־יֻסַּ֥ד הֵֽיכַל־יְהוָ֖ה</w:t>
-      </w:r>
-    </w:p>
-    <w:p>
-      <w:pPr/>
-      <w:r>
-        <w:rPr>
-          <w:lang w:val="fr_FR" w:bidi="fr_FR"/>
-        </w:rPr>
-      </w:r>
-      <w:r>
-        <w:rPr>
           <w:b/>
           <w:lang w:val="fr_FR" w:bidi="fr_FR"/>
         </w:rPr>
@@ -13984,7 +12225,7 @@
         </w:rPr>
         <w:t xml:space="preserve">Comme dans </w:t>
       </w:r>
-      <w:hyperlink r:id="rId24">
+      <w:hyperlink r:id="rId22">
         <w:r>
           <w:rPr>
             <w:lang w:val="fr_FR" w:bidi="fr_FR"/>
@@ -14028,7 +12269,7 @@
         </w:rPr>
         <w:t xml:space="preserve"> correspond à cette date dans la deuxième année de Darius, comme l'indique </w:t>
       </w:r>
-      <w:hyperlink r:id="rId25">
+      <w:hyperlink r:id="rId23">
         <w:r>
           <w:rPr>
             <w:lang w:val="fr_FR" w:bidi="fr_FR"/>
@@ -14110,20 +12351,6 @@
       </w:r>
       <w:r>
         <w:rPr>
-          <w:lang w:val="fr_FR" w:bidi="fr_FR"/>
-        </w:rPr>
-        <w:t>מִ⁠יּוֹם֩ עֶשְׂרִ֨ים וְ⁠אַרְבָּעָ֜ה לַ⁠תְּשִׁיעִ֗י</w:t>
-      </w:r>
-    </w:p>
-    <w:p>
-      <w:pPr/>
-      <w:r>
-        <w:rPr>
-          <w:lang w:val="fr_FR" w:bidi="fr_FR"/>
-        </w:rPr>
-      </w:r>
-      <w:r>
-        <w:rPr>
           <w:b/>
           <w:lang w:val="fr_FR" w:bidi="fr_FR"/>
         </w:rPr>
@@ -14207,20 +12434,6 @@
       </w:r>
       <w:r>
         <w:rPr>
-          <w:lang w:val="fr_FR" w:bidi="fr_FR"/>
-        </w:rPr>
-        <w:t>מִ⁠יּוֹם֩ עֶשְׂרִ֨ים וְ⁠אַרְבָּעָ֜ה לַ⁠תְּשִׁיעִ֗י</w:t>
-      </w:r>
-    </w:p>
-    <w:p>
-      <w:pPr/>
-      <w:r>
-        <w:rPr>
-          <w:lang w:val="fr_FR" w:bidi="fr_FR"/>
-        </w:rPr>
-      </w:r>
-      <w:r>
-        <w:rPr>
           <w:b/>
           <w:lang w:val="fr_FR" w:bidi="fr_FR"/>
         </w:rPr>
@@ -14240,7 +12453,7 @@
         </w:rPr>
         <w:t xml:space="preserve">Si votre langue n'utilise pas les nombres ordinaux, vous pouvez utiliser ici des nombres cardinaux. Voyez ce que vous avez fait dans </w:t>
       </w:r>
-      <w:hyperlink r:id="rId25">
+      <w:hyperlink r:id="rId23">
         <w:r>
           <w:rPr>
             <w:lang w:val="fr_FR" w:bidi="fr_FR"/>
@@ -14322,20 +12535,6 @@
       </w:r>
       <w:r>
         <w:rPr>
-          <w:lang w:val="fr_FR" w:bidi="fr_FR"/>
-        </w:rPr>
-        <w:t>יֻסַּ֥ד הֵֽיכַל־יְהוָ֖ה</w:t>
-      </w:r>
-    </w:p>
-    <w:p>
-      <w:pPr/>
-      <w:r>
-        <w:rPr>
-          <w:lang w:val="fr_FR" w:bidi="fr_FR"/>
-        </w:rPr>
-      </w:r>
-      <w:r>
-        <w:rPr>
           <w:b/>
           <w:lang w:val="fr_FR" w:bidi="fr_FR"/>
         </w:rPr>
@@ -14419,20 +12618,6 @@
       </w:r>
       <w:r>
         <w:rPr>
-          <w:lang w:val="fr_FR" w:bidi="fr_FR"/>
-        </w:rPr>
-        <w:t>הֵֽיכַל־יְהוָ֖ה</w:t>
-      </w:r>
-    </w:p>
-    <w:p>
-      <w:pPr/>
-      <w:r>
-        <w:rPr>
-          <w:lang w:val="fr_FR" w:bidi="fr_FR"/>
-        </w:rPr>
-      </w:r>
-      <w:r>
-        <w:rPr>
           <w:b/>
           <w:lang w:val="fr_FR" w:bidi="fr_FR"/>
         </w:rPr>
@@ -14516,20 +12701,6 @@
       </w:r>
       <w:r>
         <w:rPr>
-          <w:lang w:val="fr_FR" w:bidi="fr_FR"/>
-        </w:rPr>
-        <w:t>שִׂ֥ימוּ לְבַבְ⁠כֶֽם</w:t>
-      </w:r>
-    </w:p>
-    <w:p>
-      <w:pPr/>
-      <w:r>
-        <w:rPr>
-          <w:lang w:val="fr_FR" w:bidi="fr_FR"/>
-        </w:rPr>
-      </w:r>
-      <w:r>
-        <w:rPr>
           <w:b/>
           <w:lang w:val="fr_FR" w:bidi="fr_FR"/>
         </w:rPr>
@@ -14549,7 +12720,7 @@
         </w:rPr>
         <w:t xml:space="preserve">Voyez comment vous avez traduit cette expression dans </w:t>
       </w:r>
-      <w:hyperlink r:id="rId16">
+      <w:hyperlink r:id="rId14">
         <w:r>
           <w:rPr>
             <w:lang w:val="fr_FR" w:bidi="fr_FR"/>
@@ -14631,20 +12802,6 @@
       </w:r>
       <w:r>
         <w:rPr>
-          <w:lang w:val="fr_FR" w:bidi="fr_FR"/>
-        </w:rPr>
-        <w:t>הַ⁠ע֤וֹד הַ⁠זֶּ֨רַע֙ בַּ⁠מְּגוּרָ֔ה</w:t>
-      </w:r>
-    </w:p>
-    <w:p>
-      <w:pPr/>
-      <w:r>
-        <w:rPr>
-          <w:lang w:val="fr_FR" w:bidi="fr_FR"/>
-        </w:rPr>
-      </w:r>
-      <w:r>
-        <w:rPr>
           <w:b/>
           <w:lang w:val="fr_FR" w:bidi="fr_FR"/>
         </w:rPr>
@@ -14728,20 +12885,6 @@
       </w:r>
       <w:r>
         <w:rPr>
-          <w:lang w:val="fr_FR" w:bidi="fr_FR"/>
-        </w:rPr>
-        <w:t>מִן־הַ⁠יּ֥וֹם הַ⁠זֶּ֖ה אֲבָרֵֽךְ</w:t>
-      </w:r>
-    </w:p>
-    <w:p>
-      <w:pPr/>
-      <w:r>
-        <w:rPr>
-          <w:lang w:val="fr_FR" w:bidi="fr_FR"/>
-        </w:rPr>
-      </w:r>
-      <w:r>
-        <w:rPr>
           <w:b/>
           <w:lang w:val="fr_FR" w:bidi="fr_FR"/>
         </w:rPr>
@@ -14825,20 +12968,6 @@
       </w:r>
       <w:r>
         <w:rPr>
-          <w:lang w:val="fr_FR" w:bidi="fr_FR"/>
-        </w:rPr>
-        <w:t>מִן־הַ⁠יּ֥וֹם הַ⁠זֶּ֖ה</w:t>
-      </w:r>
-    </w:p>
-    <w:p>
-      <w:pPr/>
-      <w:r>
-        <w:rPr>
-          <w:lang w:val="fr_FR" w:bidi="fr_FR"/>
-        </w:rPr>
-      </w:r>
-      <w:r>
-        <w:rPr>
           <w:b/>
           <w:lang w:val="fr_FR" w:bidi="fr_FR"/>
         </w:rPr>
@@ -14935,20 +13064,6 @@
       </w:r>
       <w:r>
         <w:rPr>
-          <w:lang w:val="fr_FR" w:bidi="fr_FR"/>
-        </w:rPr>
-        <w:t>וַ⁠יְהִ֨י דְבַר־יְהוָ֤ה ׀ שֵׁנִית֙ אֶל־חַגַּ֔י</w:t>
-      </w:r>
-    </w:p>
-    <w:p>
-      <w:pPr/>
-      <w:r>
-        <w:rPr>
-          <w:lang w:val="fr_FR" w:bidi="fr_FR"/>
-        </w:rPr>
-      </w:r>
-      <w:r>
-        <w:rPr>
           <w:b/>
           <w:lang w:val="fr_FR" w:bidi="fr_FR"/>
         </w:rPr>
@@ -14968,7 +13083,7 @@
         </w:rPr>
         <w:t xml:space="preserve">Voyez comment vous avez traduit la phrase similaire dans </w:t>
       </w:r>
-      <w:hyperlink r:id="rId25">
+      <w:hyperlink r:id="rId23">
         <w:r>
           <w:rPr>
             <w:lang w:val="fr_FR" w:bidi="fr_FR"/>
@@ -15050,20 +13165,6 @@
       </w:r>
       <w:r>
         <w:rPr>
-          <w:lang w:val="fr_FR" w:bidi="fr_FR"/>
-        </w:rPr>
-        <w:t>שֵׁנִית֙</w:t>
-      </w:r>
-    </w:p>
-    <w:p>
-      <w:pPr/>
-      <w:r>
-        <w:rPr>
-          <w:lang w:val="fr_FR" w:bidi="fr_FR"/>
-        </w:rPr>
-      </w:r>
-      <w:r>
-        <w:rPr>
           <w:b/>
           <w:lang w:val="fr_FR" w:bidi="fr_FR"/>
         </w:rPr>
@@ -15147,20 +13248,6 @@
       </w:r>
       <w:r>
         <w:rPr>
-          <w:lang w:val="fr_FR" w:bidi="fr_FR"/>
-        </w:rPr>
-        <w:t>בְּ⁠עֶשְׂרִ֧ים וְ⁠אַרְבָּעָ֛ה לַ⁠חֹ֖דֶשׁ</w:t>
-      </w:r>
-    </w:p>
-    <w:p>
-      <w:pPr/>
-      <w:r>
-        <w:rPr>
-          <w:lang w:val="fr_FR" w:bidi="fr_FR"/>
-        </w:rPr>
-      </w:r>
-      <w:r>
-        <w:rPr>
           <w:b/>
           <w:lang w:val="fr_FR" w:bidi="fr_FR"/>
         </w:rPr>
@@ -15244,20 +13331,6 @@
       </w:r>
       <w:r>
         <w:rPr>
-          <w:lang w:val="fr_FR" w:bidi="fr_FR"/>
-        </w:rPr>
-        <w:t>בְּ⁠עֶשְׂרִ֧ים וְ⁠אַרְבָּעָ֛ה לַ⁠חֹ֖דֶשׁ</w:t>
-      </w:r>
-    </w:p>
-    <w:p>
-      <w:pPr/>
-      <w:r>
-        <w:rPr>
-          <w:lang w:val="fr_FR" w:bidi="fr_FR"/>
-        </w:rPr>
-      </w:r>
-      <w:r>
-        <w:rPr>
           <w:b/>
           <w:lang w:val="fr_FR" w:bidi="fr_FR"/>
         </w:rPr>
@@ -15360,7 +13433,7 @@
         </w:rPr>
         <w:t xml:space="preserve">Voyez comment vous avez traduit le nom du mois hébreu dans </w:t>
       </w:r>
-      <w:hyperlink r:id="rId25">
+      <w:hyperlink r:id="rId23">
         <w:r>
           <w:rPr>
             <w:lang w:val="fr_FR" w:bidi="fr_FR"/>
@@ -15442,20 +13515,6 @@
       </w:r>
       <w:r>
         <w:rPr>
-          <w:lang w:val="fr_FR" w:bidi="fr_FR"/>
-        </w:rPr>
-        <w:t>אֱמֹ֕ר אֶל־זְרֻבָּבֶ֥ל פַּֽחַת־יְהוּדָ֖ה לֵ⁠אמֹ֑ר אֲנִ֣י מַרְעִ֔ישׁ אֶת־הַ⁠שָּׁמַ֖יִם וְ⁠אֶת־הָ⁠אָֽרֶץ</w:t>
-      </w:r>
-    </w:p>
-    <w:p>
-      <w:pPr/>
-      <w:r>
-        <w:rPr>
-          <w:lang w:val="fr_FR" w:bidi="fr_FR"/>
-        </w:rPr>
-      </w:r>
-      <w:r>
-        <w:rPr>
           <w:b/>
           <w:lang w:val="fr_FR" w:bidi="fr_FR"/>
         </w:rPr>
@@ -15539,20 +13598,6 @@
       </w:r>
       <w:r>
         <w:rPr>
-          <w:lang w:val="fr_FR" w:bidi="fr_FR"/>
-        </w:rPr>
-        <w:t>אֲנִ֣י מַרְעִ֔ישׁ אֶת־הַ⁠שָּׁמַ֖יִם וְ⁠אֶת־הָ⁠אָֽרֶץ</w:t>
-      </w:r>
-    </w:p>
-    <w:p>
-      <w:pPr/>
-      <w:r>
-        <w:rPr>
-          <w:lang w:val="fr_FR" w:bidi="fr_FR"/>
-        </w:rPr>
-      </w:r>
-      <w:r>
-        <w:rPr>
           <w:b/>
           <w:lang w:val="fr_FR" w:bidi="fr_FR"/>
         </w:rPr>
@@ -15572,7 +13617,7 @@
         </w:rPr>
         <w:t xml:space="preserve">Voyez comment vous avez traduit l'expression similaire dans </w:t>
       </w:r>
-      <w:hyperlink r:id="rId26">
+      <w:hyperlink r:id="rId24">
         <w:r>
           <w:rPr>
             <w:lang w:val="fr_FR" w:bidi="fr_FR"/>
@@ -15654,20 +13699,6 @@
       </w:r>
       <w:r>
         <w:rPr>
-          <w:lang w:val="fr_FR" w:bidi="fr_FR"/>
-        </w:rPr>
-        <w:t>אֶת־הַ⁠שָּׁמַ֖יִם וְ⁠אֶת־הָ⁠אָֽרֶץ</w:t>
-      </w:r>
-    </w:p>
-    <w:p>
-      <w:pPr/>
-      <w:r>
-        <w:rPr>
-          <w:lang w:val="fr_FR" w:bidi="fr_FR"/>
-        </w:rPr>
-      </w:r>
-      <w:r>
-        <w:rPr>
           <w:b/>
           <w:lang w:val="fr_FR" w:bidi="fr_FR"/>
         </w:rPr>
@@ -15713,7 +13744,7 @@
         </w:rPr>
         <w:t xml:space="preserve">, pour représenter toute la création. Voyez comment vous avez traduit l'expression similaire dans </w:t>
       </w:r>
-      <w:hyperlink r:id="rId26">
+      <w:hyperlink r:id="rId24">
         <w:r>
           <w:rPr>
             <w:lang w:val="fr_FR" w:bidi="fr_FR"/>
@@ -15795,20 +13826,6 @@
       </w:r>
       <w:r>
         <w:rPr>
-          <w:lang w:val="fr_FR" w:bidi="fr_FR"/>
-        </w:rPr>
-        <w:t>כִּסֵּ֣א מַמְלָכ֔וֹת</w:t>
-      </w:r>
-    </w:p>
-    <w:p>
-      <w:pPr/>
-      <w:r>
-        <w:rPr>
-          <w:lang w:val="fr_FR" w:bidi="fr_FR"/>
-        </w:rPr>
-      </w:r>
-      <w:r>
-        <w:rPr>
           <w:b/>
           <w:lang w:val="fr_FR" w:bidi="fr_FR"/>
         </w:rPr>
@@ -15918,20 +13935,6 @@
       </w:r>
       <w:r>
         <w:rPr>
-          <w:lang w:val="fr_FR" w:bidi="fr_FR"/>
-        </w:rPr>
-        <w:t>כִּסֵּ֣א מַמְלָכ֔וֹת</w:t>
-      </w:r>
-    </w:p>
-    <w:p>
-      <w:pPr/>
-      <w:r>
-        <w:rPr>
-          <w:lang w:val="fr_FR" w:bidi="fr_FR"/>
-        </w:rPr>
-      </w:r>
-      <w:r>
-        <w:rPr>
           <w:b/>
           <w:lang w:val="fr_FR" w:bidi="fr_FR"/>
         </w:rPr>
@@ -16041,20 +14044,6 @@
       </w:r>
       <w:r>
         <w:rPr>
-          <w:lang w:val="fr_FR" w:bidi="fr_FR"/>
-        </w:rPr>
-        <w:t>וְ⁠הָפַכְתִּ֤י מֶרְכָּבָה֙ וְ⁠רֹ֣כְבֶ֔י⁠הָ וְ⁠יָרְד֤וּ סוּסִים֙ וְ⁠רֹ֣כְבֵי⁠הֶ֔ם</w:t>
-      </w:r>
-    </w:p>
-    <w:p>
-      <w:pPr/>
-      <w:r>
-        <w:rPr>
-          <w:lang w:val="fr_FR" w:bidi="fr_FR"/>
-        </w:rPr>
-      </w:r>
-      <w:r>
-        <w:rPr>
           <w:b/>
           <w:lang w:val="fr_FR" w:bidi="fr_FR"/>
         </w:rPr>
@@ -16138,20 +14127,6 @@
       </w:r>
       <w:r>
         <w:rPr>
-          <w:lang w:val="fr_FR" w:bidi="fr_FR"/>
-        </w:rPr>
-        <w:t>מֶרְכָּבָה֙ וְ⁠רֹ֣כְבֶ֔י⁠הָ</w:t>
-      </w:r>
-    </w:p>
-    <w:p>
-      <w:pPr/>
-      <w:r>
-        <w:rPr>
-          <w:lang w:val="fr_FR" w:bidi="fr_FR"/>
-        </w:rPr>
-      </w:r>
-      <w:r>
-        <w:rPr>
           <w:b/>
           <w:lang w:val="fr_FR" w:bidi="fr_FR"/>
         </w:rPr>
@@ -16250,20 +14225,6 @@
         <w:rPr>
           <w:lang w:val="fr_FR" w:bidi="fr_FR"/>
         </w:rPr>
-      </w:r>
-    </w:p>
-    <w:p>
-      <w:pPr/>
-      <w:r>
-        <w:rPr>
-          <w:lang w:val="fr_FR" w:bidi="fr_FR"/>
-        </w:rPr>
-      </w:r>
-      <w:r>
-        <w:rPr>
-          <w:lang w:val="fr_FR" w:bidi="fr_FR"/>
-        </w:rPr>
-        <w:t>וְ⁠יָרְד֤וּ</w:t>
       </w:r>
     </w:p>
     <w:p>
@@ -16395,20 +14356,6 @@
       </w:r>
       <w:r>
         <w:rPr>
-          <w:lang w:val="fr_FR" w:bidi="fr_FR"/>
-        </w:rPr>
-        <w:t>אִ֖ישׁ בְּ⁠חֶ֥רֶב אָחִֽי⁠ו</w:t>
-      </w:r>
-    </w:p>
-    <w:p>
-      <w:pPr/>
-      <w:r>
-        <w:rPr>
-          <w:lang w:val="fr_FR" w:bidi="fr_FR"/>
-        </w:rPr>
-      </w:r>
-      <w:r>
-        <w:rPr>
           <w:b/>
           <w:lang w:val="fr_FR" w:bidi="fr_FR"/>
         </w:rPr>
@@ -16428,7 +14375,7 @@
         </w:rPr>
         <w:t xml:space="preserve">Voyez comment vous avez traduit l'expression « l'un » dans </w:t>
       </w:r>
-      <w:hyperlink r:id="rId27">
+      <w:hyperlink r:id="rId25">
         <w:r>
           <w:rPr>
             <w:lang w:val="fr_FR" w:bidi="fr_FR"/>
@@ -16516,20 +14463,6 @@
       </w:r>
       <w:r>
         <w:rPr>
-          <w:lang w:val="fr_FR" w:bidi="fr_FR"/>
-        </w:rPr>
-        <w:t>אִ֖ישׁ בְּ⁠חֶ֥רֶב אָחִֽי⁠ו</w:t>
-      </w:r>
-    </w:p>
-    <w:p>
-      <w:pPr/>
-      <w:r>
-        <w:rPr>
-          <w:lang w:val="fr_FR" w:bidi="fr_FR"/>
-        </w:rPr>
-      </w:r>
-      <w:r>
-        <w:rPr>
           <w:b/>
           <w:lang w:val="fr_FR" w:bidi="fr_FR"/>
         </w:rPr>
@@ -16626,20 +14559,6 @@
       </w:r>
       <w:r>
         <w:rPr>
-          <w:lang w:val="fr_FR" w:bidi="fr_FR"/>
-        </w:rPr>
-        <w:t>אָחִֽי⁠ו</w:t>
-      </w:r>
-    </w:p>
-    <w:p>
-      <w:pPr/>
-      <w:r>
-        <w:rPr>
-          <w:lang w:val="fr_FR" w:bidi="fr_FR"/>
-        </w:rPr>
-      </w:r>
-      <w:r>
-        <w:rPr>
           <w:b/>
           <w:lang w:val="fr_FR" w:bidi="fr_FR"/>
         </w:rPr>
@@ -16736,20 +14655,6 @@
       </w:r>
       <w:r>
         <w:rPr>
-          <w:lang w:val="fr_FR" w:bidi="fr_FR"/>
-        </w:rPr>
-        <w:t>בַּ⁠יּ֣וֹם הַ⁠ה֣וּא נְאֻם־יְהוָ֣ה צְבָא֡וֹת אֶ֠קָּחֲ⁠ךָ זְרֻבָּבֶ֨ל בֶּן־שְׁאַלְתִּיאֵ֤ל עַבְדִּ⁠י֙ נְאֻם־יְהוָ֔ה וְ⁠שַׂמְתִּ֖י⁠ךָ כַּֽ⁠חוֹתָ֑ם כִּֽי־בְ⁠ךָ֣ בָחַ֔רְתִּי נְאֻ֖ם יְהוָ֥ה צְבָאֽוֹת</w:t>
-      </w:r>
-    </w:p>
-    <w:p>
-      <w:pPr/>
-      <w:r>
-        <w:rPr>
-          <w:lang w:val="fr_FR" w:bidi="fr_FR"/>
-        </w:rPr>
-      </w:r>
-      <w:r>
-        <w:rPr>
           <w:b/>
           <w:lang w:val="fr_FR" w:bidi="fr_FR"/>
         </w:rPr>
@@ -16833,20 +14738,6 @@
       </w:r>
       <w:r>
         <w:rPr>
-          <w:lang w:val="fr_FR" w:bidi="fr_FR"/>
-        </w:rPr>
-        <w:t>בַּ⁠יּ֣וֹם הַ⁠ה֣וּא</w:t>
-      </w:r>
-    </w:p>
-    <w:p>
-      <w:pPr/>
-      <w:r>
-        <w:rPr>
-          <w:lang w:val="fr_FR" w:bidi="fr_FR"/>
-        </w:rPr>
-      </w:r>
-      <w:r>
-        <w:rPr>
           <w:b/>
           <w:lang w:val="fr_FR" w:bidi="fr_FR"/>
         </w:rPr>
@@ -16943,20 +14834,6 @@
       </w:r>
       <w:r>
         <w:rPr>
-          <w:lang w:val="fr_FR" w:bidi="fr_FR"/>
-        </w:rPr>
-        <w:t>אֶ֠קָּחֲ⁠ךָ &amp; וְ⁠שַׂמְתִּ֖י⁠ךָ &amp; בְ⁠ךָ֣ בָחַ֔רְתִּי</w:t>
-      </w:r>
-    </w:p>
-    <w:p>
-      <w:pPr/>
-      <w:r>
-        <w:rPr>
-          <w:lang w:val="fr_FR" w:bidi="fr_FR"/>
-        </w:rPr>
-      </w:r>
-      <w:r>
-        <w:rPr>
           <w:b/>
           <w:lang w:val="fr_FR" w:bidi="fr_FR"/>
         </w:rPr>
@@ -17079,20 +14956,6 @@
       </w:r>
       <w:r>
         <w:rPr>
-          <w:lang w:val="fr_FR" w:bidi="fr_FR"/>
-        </w:rPr>
-        <w:t>כַּֽ⁠חוֹתָ֑ם</w:t>
-      </w:r>
-    </w:p>
-    <w:p>
-      <w:pPr/>
-      <w:r>
-        <w:rPr>
-          <w:lang w:val="fr_FR" w:bidi="fr_FR"/>
-        </w:rPr>
-      </w:r>
-      <w:r>
-        <w:rPr>
           <w:b/>
           <w:lang w:val="fr_FR" w:bidi="fr_FR"/>
         </w:rPr>
@@ -17165,20 +15028,6 @@
         <w:rPr>
           <w:lang w:val="fr_FR" w:bidi="fr_FR"/>
         </w:rPr>
-      </w:r>
-    </w:p>
-    <w:p>
-      <w:pPr/>
-      <w:r>
-        <w:rPr>
-          <w:lang w:val="fr_FR" w:bidi="fr_FR"/>
-        </w:rPr>
-      </w:r>
-      <w:r>
-        <w:rPr>
-          <w:lang w:val="fr_FR" w:bidi="fr_FR"/>
-        </w:rPr>
-        <w:t>כַּֽ⁠חוֹתָ֑ם</w:t>
       </w:r>
     </w:p>
     <w:p>

--- a/fra/docx/37.content.docx
+++ b/fra/docx/37.content.docx
@@ -28,15 +28,49 @@
       </w:r>
     </w:p>
     <w:p>
-      <w:pPr/>
-      <w:r>
-        <w:rPr>
-          <w:lang w:val="fr_FR" w:bidi="fr_FR"/>
-        </w:rPr>
-      </w:r>
-      <w:r>
-        <w:rPr>
-          <w:b/>
+      <w:pPr>
+        <w:pStyle w:val="Heading2"/>
+      </w:pPr>
+      <w:r>
+        <w:rPr>
+          <w:lang w:val="fr_FR" w:bidi="fr_FR"/>
+        </w:rPr>
+        <w:t>License Information</w:t>
+      </w:r>
+      <w:r>
+        <w:rPr>
+          <w:lang w:val="fr_FR" w:bidi="fr_FR"/>
+        </w:rPr>
+      </w:r>
+    </w:p>
+    <w:p>
+      <w:pPr/>
+      <w:r>
+        <w:rPr>
+          <w:lang w:val="fr_FR" w:bidi="fr_FR"/>
+        </w:rPr>
+      </w:r>
+      <w:r>
+        <w:rPr>
+          <w:b/>
+          <w:lang w:val="fr_FR" w:bidi="fr_FR"/>
+        </w:rPr>
+        <w:t>Notes de traduction (unfoldingWord)</w:t>
+      </w:r>
+      <w:r>
+        <w:rPr>
+          <w:lang w:val="fr_FR" w:bidi="fr_FR"/>
+        </w:rPr>
+        <w:t xml:space="preserve"> (French) is based on</w:t>
+      </w:r>
+      <w:r>
+        <w:rPr>
+          <w:lang w:val="fr_FR" w:bidi="fr_FR"/>
+        </w:rPr>
+        <w:t xml:space="preserve">: </w:t>
+      </w:r>
+      <w:r>
+        <w:rPr>
           <w:lang w:val="fr_FR" w:bidi="fr_FR"/>
         </w:rPr>
         <w:t>unfoldingWord® Translation Notes</w:t>
@@ -45,31 +79,62 @@
         <w:rPr>
           <w:lang w:val="fr_FR" w:bidi="fr_FR"/>
         </w:rPr>
-        <w:t xml:space="preserve"> © 2022 unfoldingWord. Released under CC BY-SA 4.0 license. </w:t>
-      </w:r>
-      <w:r>
-        <w:rPr>
-          <w:lang w:val="fr_FR" w:bidi="fr_FR"/>
-        </w:rPr>
-        <w:t>unfoldingWord® Translation Notes</w:t>
-      </w:r>
-      <w:r>
-        <w:rPr>
-          <w:lang w:val="fr_FR" w:bidi="fr_FR"/>
-        </w:rPr>
-        <w:t xml:space="preserve"> has been adapted in the following languages: Tok Pisin, Arabic (عربي), French (Français), Hindi (हिंदी), Indonesian (Bahasa Indonesia), Portuguese (Português), Russian (Русский), Spanish (Español), Swahili (Kiswahili), and Simplified Chinese (简体中文) from </w:t>
-      </w:r>
-      <w:r>
-        <w:rPr>
-          <w:lang w:val="fr_FR" w:bidi="fr_FR"/>
-        </w:rPr>
-        <w:t>unfoldingWord® Translation Notes</w:t>
-      </w:r>
-      <w:r>
-        <w:rPr>
-          <w:lang w:val="fr_FR" w:bidi="fr_FR"/>
-        </w:rPr>
-        <w:t xml:space="preserve"> © 2022 unfoldingWord. Released under CC BY-SA 4.0 license by Mission Mutual</w:t>
+        <w:t xml:space="preserve">, </w:t>
+      </w:r>
+      <w:hyperlink r:id="rId13">
+        <w:r>
+          <w:rPr>
+            <w:lang w:val="fr_FR" w:bidi="fr_FR"/>
+          </w:rPr>
+          <w:rPr>
+            <w:color w:val="0000EE"/>
+            <w:u w:val="single"/>
+          </w:rPr>
+          <w:t>unfoldingWord</w:t>
+        </w:r>
+      </w:hyperlink>
+      <w:r>
+        <w:rPr>
+          <w:lang w:val="fr_FR" w:bidi="fr_FR"/>
+        </w:rPr>
+        <w:t xml:space="preserve">, 2022, which is licensed under a </w:t>
+      </w:r>
+      <w:hyperlink r:id="rId14">
+        <w:r>
+          <w:rPr>
+            <w:lang w:val="fr_FR" w:bidi="fr_FR"/>
+          </w:rPr>
+          <w:rPr>
+            <w:color w:val="0000EE"/>
+            <w:u w:val="single"/>
+          </w:rPr>
+          <w:t>CC BY-SA 4.0 license</w:t>
+        </w:r>
+      </w:hyperlink>
+      <w:r>
+        <w:rPr>
+          <w:lang w:val="fr_FR" w:bidi="fr_FR"/>
+        </w:rPr>
+        <w:t>.</w:t>
+      </w:r>
+      <w:r>
+        <w:rPr>
+          <w:lang w:val="fr_FR" w:bidi="fr_FR"/>
+        </w:rPr>
+      </w:r>
+    </w:p>
+    <w:p>
+      <w:pPr/>
+      <w:r>
+        <w:rPr>
+          <w:lang w:val="fr_FR" w:bidi="fr_FR"/>
+        </w:rPr>
+      </w:r>
+      <w:r>
+        <w:rPr>
+          <w:lang w:val="fr_FR" w:bidi="fr_FR"/>
+        </w:rPr>
+        <w:t>This PDF version is provided under the same license.</w:t>
       </w:r>
       <w:r>
         <w:rPr>
@@ -300,6 +365,20 @@
       </w:r>
       <w:r>
         <w:rPr>
+          <w:lang w:val="fr_FR" w:bidi="fr_FR"/>
+        </w:rPr>
+        <w:t>בִּ⁠שְׁנַ֤ת שְׁתַּ֨יִם֙ לְ⁠דָרְיָ֣וֶשׁ הַ⁠מֶּ֔לֶךְ</w:t>
+      </w:r>
+    </w:p>
+    <w:p>
+      <w:pPr/>
+      <w:r>
+        <w:rPr>
+          <w:lang w:val="fr_FR" w:bidi="fr_FR"/>
+        </w:rPr>
+      </w:r>
+      <w:r>
+        <w:rPr>
           <w:b/>
           <w:lang w:val="fr_FR" w:bidi="fr_FR"/>
         </w:rPr>
@@ -396,6 +475,20 @@
       </w:r>
       <w:r>
         <w:rPr>
+          <w:lang w:val="fr_FR" w:bidi="fr_FR"/>
+        </w:rPr>
+        <w:t>בִּ⁠שְׁנַ֤ת שְׁתַּ֨יִם֙ &amp; בַּ⁠חֹ֨דֶשׁ֙ הַ⁠שִּׁשִּׁ֔י בְּ⁠י֥וֹם אֶחָ֖ד לַ⁠חֹ֑דֶשׁ</w:t>
+      </w:r>
+    </w:p>
+    <w:p>
+      <w:pPr/>
+      <w:r>
+        <w:rPr>
+          <w:lang w:val="fr_FR" w:bidi="fr_FR"/>
+        </w:rPr>
+      </w:r>
+      <w:r>
+        <w:rPr>
           <w:b/>
           <w:lang w:val="fr_FR" w:bidi="fr_FR"/>
         </w:rPr>
@@ -492,6 +585,20 @@
       </w:r>
       <w:r>
         <w:rPr>
+          <w:lang w:val="fr_FR" w:bidi="fr_FR"/>
+        </w:rPr>
+        <w:t>בַּ⁠חֹ֨דֶשׁ֙ הַ⁠שִּׁשִּׁ֔י בְּ⁠י֥וֹם אֶחָ֖ד לַ⁠חֹ֑דֶשׁ</w:t>
+      </w:r>
+    </w:p>
+    <w:p>
+      <w:pPr/>
+      <w:r>
+        <w:rPr>
+          <w:lang w:val="fr_FR" w:bidi="fr_FR"/>
+        </w:rPr>
+      </w:r>
+      <w:r>
+        <w:rPr>
           <w:b/>
           <w:lang w:val="fr_FR" w:bidi="fr_FR"/>
         </w:rPr>
@@ -588,6 +695,20 @@
       </w:r>
       <w:r>
         <w:rPr>
+          <w:lang w:val="fr_FR" w:bidi="fr_FR"/>
+        </w:rPr>
+        <w:t>הָיָ֨ה דְבַר־יְהוָ֜ה בְּ⁠יַד־חַגַּ֣י הַ⁠נָּבִ֗יא</w:t>
+      </w:r>
+    </w:p>
+    <w:p>
+      <w:pPr/>
+      <w:r>
+        <w:rPr>
+          <w:lang w:val="fr_FR" w:bidi="fr_FR"/>
+        </w:rPr>
+      </w:r>
+      <w:r>
+        <w:rPr>
           <w:b/>
           <w:lang w:val="fr_FR" w:bidi="fr_FR"/>
         </w:rPr>
@@ -710,6 +831,20 @@
       </w:r>
       <w:r>
         <w:rPr>
+          <w:lang w:val="fr_FR" w:bidi="fr_FR"/>
+        </w:rPr>
+        <w:t>דְבַר־יְהוָ֜ה</w:t>
+      </w:r>
+    </w:p>
+    <w:p>
+      <w:pPr/>
+      <w:r>
+        <w:rPr>
+          <w:lang w:val="fr_FR" w:bidi="fr_FR"/>
+        </w:rPr>
+      </w:r>
+      <w:r>
+        <w:rPr>
           <w:b/>
           <w:lang w:val="fr_FR" w:bidi="fr_FR"/>
         </w:rPr>
@@ -806,6 +941,20 @@
       </w:r>
       <w:r>
         <w:rPr>
+          <w:lang w:val="fr_FR" w:bidi="fr_FR"/>
+        </w:rPr>
+        <w:t>כֹּ֥ה אָמַ֛ר יְהוָ֥ה צְבָא֖וֹת לֵ⁠אמֹ֑ר הָ⁠עָ֤ם הַ⁠זֶּה֙ אָֽמְר֔וּ לֹ֥א עֶת־בֹּ֛א עֶת־בֵּ֥ית יְהוָ֖ה לְ⁠הִבָּנֽוֹת</w:t>
+      </w:r>
+    </w:p>
+    <w:p>
+      <w:pPr/>
+      <w:r>
+        <w:rPr>
+          <w:lang w:val="fr_FR" w:bidi="fr_FR"/>
+        </w:rPr>
+      </w:r>
+      <w:r>
+        <w:rPr>
           <w:b/>
           <w:lang w:val="fr_FR" w:bidi="fr_FR"/>
         </w:rPr>
@@ -889,6 +1038,20 @@
       </w:r>
       <w:r>
         <w:rPr>
+          <w:lang w:val="fr_FR" w:bidi="fr_FR"/>
+        </w:rPr>
+        <w:t>יְהוָ֥ה צְבָא֖וֹת</w:t>
+      </w:r>
+    </w:p>
+    <w:p>
+      <w:pPr/>
+      <w:r>
+        <w:rPr>
+          <w:lang w:val="fr_FR" w:bidi="fr_FR"/>
+        </w:rPr>
+      </w:r>
+      <w:r>
+        <w:rPr>
           <w:b/>
           <w:lang w:val="fr_FR" w:bidi="fr_FR"/>
         </w:rPr>
@@ -985,6 +1148,20 @@
       </w:r>
       <w:r>
         <w:rPr>
+          <w:lang w:val="fr_FR" w:bidi="fr_FR"/>
+        </w:rPr>
+        <w:t>הָ⁠עָ֤ם הַ⁠זֶּה֙</w:t>
+      </w:r>
+    </w:p>
+    <w:p>
+      <w:pPr/>
+      <w:r>
+        <w:rPr>
+          <w:lang w:val="fr_FR" w:bidi="fr_FR"/>
+        </w:rPr>
+      </w:r>
+      <w:r>
+        <w:rPr>
           <w:b/>
           <w:lang w:val="fr_FR" w:bidi="fr_FR"/>
         </w:rPr>
@@ -1081,6 +1258,20 @@
       </w:r>
       <w:r>
         <w:rPr>
+          <w:lang w:val="fr_FR" w:bidi="fr_FR"/>
+        </w:rPr>
+        <w:t>עֶת־בֵּ֥ית יְהוָ֖ה</w:t>
+      </w:r>
+    </w:p>
+    <w:p>
+      <w:pPr/>
+      <w:r>
+        <w:rPr>
+          <w:lang w:val="fr_FR" w:bidi="fr_FR"/>
+        </w:rPr>
+      </w:r>
+      <w:r>
+        <w:rPr>
           <w:b/>
           <w:lang w:val="fr_FR" w:bidi="fr_FR"/>
         </w:rPr>
@@ -1177,6 +1368,20 @@
       </w:r>
       <w:r>
         <w:rPr>
+          <w:lang w:val="fr_FR" w:bidi="fr_FR"/>
+        </w:rPr>
+        <w:t>וַֽ⁠יְהִי֙ דְּבַר־יְהוָ֔ה בְּ⁠יַד־חַגַּ֥י הַ⁠נָּבִ֖יא</w:t>
+      </w:r>
+    </w:p>
+    <w:p>
+      <w:pPr/>
+      <w:r>
+        <w:rPr>
+          <w:lang w:val="fr_FR" w:bidi="fr_FR"/>
+        </w:rPr>
+      </w:r>
+      <w:r>
+        <w:rPr>
           <w:b/>
           <w:lang w:val="fr_FR" w:bidi="fr_FR"/>
         </w:rPr>
@@ -1210,7 +1415,7 @@
         </w:rPr>
         <w:t xml:space="preserve">Voyez comment vous avez traduit cela dans </w:t>
       </w:r>
-      <w:hyperlink r:id="rId13">
+      <w:hyperlink r:id="rId15">
         <w:r>
           <w:rPr>
             <w:lang w:val="fr_FR" w:bidi="fr_FR"/>
@@ -1292,6 +1497,20 @@
       </w:r>
       <w:r>
         <w:rPr>
+          <w:lang w:val="fr_FR" w:bidi="fr_FR"/>
+        </w:rPr>
+        <w:t>הַ⁠עֵ֤ת לָ⁠כֶם֙ אַתֶּ֔ם לָ⁠שֶׁ֖בֶת בְּ⁠בָתֵּי⁠כֶ֣ם סְפוּנִ֑ים וְ⁠הַ⁠בַּ֥יִת הַ⁠זֶּ֖ה חָרֵֽב</w:t>
+      </w:r>
+    </w:p>
+    <w:p>
+      <w:pPr/>
+      <w:r>
+        <w:rPr>
+          <w:lang w:val="fr_FR" w:bidi="fr_FR"/>
+        </w:rPr>
+      </w:r>
+      <w:r>
+        <w:rPr>
           <w:b/>
           <w:lang w:val="fr_FR" w:bidi="fr_FR"/>
         </w:rPr>
@@ -1375,6 +1594,20 @@
       </w:r>
       <w:r>
         <w:rPr>
+          <w:lang w:val="fr_FR" w:bidi="fr_FR"/>
+        </w:rPr>
+        <w:t>לָ⁠כֶם֙ אַתֶּ֔ם &amp; בְּ⁠בָתֵּי⁠כֶ֣ם</w:t>
+      </w:r>
+    </w:p>
+    <w:p>
+      <w:pPr/>
+      <w:r>
+        <w:rPr>
+          <w:lang w:val="fr_FR" w:bidi="fr_FR"/>
+        </w:rPr>
+      </w:r>
+      <w:r>
+        <w:rPr>
           <w:b/>
           <w:lang w:val="fr_FR" w:bidi="fr_FR"/>
         </w:rPr>
@@ -1510,6 +1743,20 @@
       </w:r>
       <w:r>
         <w:rPr>
+          <w:lang w:val="fr_FR" w:bidi="fr_FR"/>
+        </w:rPr>
+        <w:t>סְפוּנִ֑ים</w:t>
+      </w:r>
+    </w:p>
+    <w:p>
+      <w:pPr/>
+      <w:r>
+        <w:rPr>
+          <w:lang w:val="fr_FR" w:bidi="fr_FR"/>
+        </w:rPr>
+      </w:r>
+      <w:r>
+        <w:rPr>
           <w:b/>
           <w:lang w:val="fr_FR" w:bidi="fr_FR"/>
         </w:rPr>
@@ -1606,6 +1853,20 @@
       </w:r>
       <w:r>
         <w:rPr>
+          <w:lang w:val="fr_FR" w:bidi="fr_FR"/>
+        </w:rPr>
+        <w:t>וְ⁠עַתָּ֕ה כֹּ֥ה אָמַ֖ר יְהוָ֣ה צְבָא֑וֹת שִׂ֥ימוּ לְבַבְ⁠כֶ֖ם עַל־דַּרְכֵי⁠כֶֽם</w:t>
+      </w:r>
+    </w:p>
+    <w:p>
+      <w:pPr/>
+      <w:r>
+        <w:rPr>
+          <w:lang w:val="fr_FR" w:bidi="fr_FR"/>
+        </w:rPr>
+      </w:r>
+      <w:r>
+        <w:rPr>
           <w:b/>
           <w:lang w:val="fr_FR" w:bidi="fr_FR"/>
         </w:rPr>
@@ -1689,6 +1950,20 @@
       </w:r>
       <w:r>
         <w:rPr>
+          <w:lang w:val="fr_FR" w:bidi="fr_FR"/>
+        </w:rPr>
+        <w:t>שִׂ֥ימוּ לְבַבְ⁠כֶ֖ם עַל־דַּרְכֵי⁠כֶֽם</w:t>
+      </w:r>
+    </w:p>
+    <w:p>
+      <w:pPr/>
+      <w:r>
+        <w:rPr>
+          <w:lang w:val="fr_FR" w:bidi="fr_FR"/>
+        </w:rPr>
+      </w:r>
+      <w:r>
+        <w:rPr>
           <w:b/>
           <w:lang w:val="fr_FR" w:bidi="fr_FR"/>
         </w:rPr>
@@ -1785,6 +2060,20 @@
       </w:r>
       <w:r>
         <w:rPr>
+          <w:lang w:val="fr_FR" w:bidi="fr_FR"/>
+        </w:rPr>
+        <w:t>לְבַבְ⁠כֶ֖ם</w:t>
+      </w:r>
+    </w:p>
+    <w:p>
+      <w:pPr/>
+      <w:r>
+        <w:rPr>
+          <w:lang w:val="fr_FR" w:bidi="fr_FR"/>
+        </w:rPr>
+      </w:r>
+      <w:r>
+        <w:rPr>
           <w:b/>
           <w:lang w:val="fr_FR" w:bidi="fr_FR"/>
         </w:rPr>
@@ -1881,6 +2170,20 @@
       </w:r>
       <w:r>
         <w:rPr>
+          <w:lang w:val="fr_FR" w:bidi="fr_FR"/>
+        </w:rPr>
+        <w:t>דַּרְכֵי⁠כֶֽם</w:t>
+      </w:r>
+    </w:p>
+    <w:p>
+      <w:pPr/>
+      <w:r>
+        <w:rPr>
+          <w:lang w:val="fr_FR" w:bidi="fr_FR"/>
+        </w:rPr>
+      </w:r>
+      <w:r>
+        <w:rPr>
           <w:b/>
           <w:lang w:val="fr_FR" w:bidi="fr_FR"/>
         </w:rPr>
@@ -1977,6 +2280,20 @@
       </w:r>
       <w:r>
         <w:rPr>
+          <w:lang w:val="fr_FR" w:bidi="fr_FR"/>
+        </w:rPr>
+        <w:t>וְ⁠אֵין־לְ⁠שָׂבְעָה֙</w:t>
+      </w:r>
+    </w:p>
+    <w:p>
+      <w:pPr/>
+      <w:r>
+        <w:rPr>
+          <w:lang w:val="fr_FR" w:bidi="fr_FR"/>
+        </w:rPr>
+      </w:r>
+      <w:r>
+        <w:rPr>
           <w:b/>
           <w:lang w:val="fr_FR" w:bidi="fr_FR"/>
         </w:rPr>
@@ -2073,6 +2390,20 @@
       </w:r>
       <w:r>
         <w:rPr>
+          <w:lang w:val="fr_FR" w:bidi="fr_FR"/>
+        </w:rPr>
+        <w:t>וְ⁠אֵין־לְ⁠שָׁכְרָ֔ה</w:t>
+      </w:r>
+    </w:p>
+    <w:p>
+      <w:pPr/>
+      <w:r>
+        <w:rPr>
+          <w:lang w:val="fr_FR" w:bidi="fr_FR"/>
+        </w:rPr>
+      </w:r>
+      <w:r>
+        <w:rPr>
           <w:b/>
           <w:lang w:val="fr_FR" w:bidi="fr_FR"/>
         </w:rPr>
@@ -2168,6 +2499,20 @@
       </w:r>
       <w:r>
         <w:rPr>
+          <w:lang w:val="fr_FR" w:bidi="fr_FR"/>
+        </w:rPr>
+        <w:t>לָב֖וֹשׁ וְ⁠אֵין־לְ⁠חֹ֣ם ל֑⁠וֹ</w:t>
+      </w:r>
+    </w:p>
+    <w:p>
+      <w:pPr/>
+      <w:r>
+        <w:rPr>
+          <w:lang w:val="fr_FR" w:bidi="fr_FR"/>
+        </w:rPr>
+      </w:r>
+      <w:r>
+        <w:rPr>
           <w:b/>
           <w:lang w:val="fr_FR" w:bidi="fr_FR"/>
         </w:rPr>
@@ -2251,6 +2596,20 @@
       </w:r>
       <w:r>
         <w:rPr>
+          <w:lang w:val="fr_FR" w:bidi="fr_FR"/>
+        </w:rPr>
+        <w:t>וְ⁠הַ֨⁠מִּשְׂתַּכֵּ֔ר מִשְׂתַּכֵּ֖ר אֶל־צְר֥וֹר נָקֽוּב</w:t>
+      </w:r>
+    </w:p>
+    <w:p>
+      <w:pPr/>
+      <w:r>
+        <w:rPr>
+          <w:lang w:val="fr_FR" w:bidi="fr_FR"/>
+        </w:rPr>
+      </w:r>
+      <w:r>
+        <w:rPr>
           <w:b/>
           <w:lang w:val="fr_FR" w:bidi="fr_FR"/>
         </w:rPr>
@@ -2360,6 +2719,20 @@
       </w:r>
       <w:r>
         <w:rPr>
+          <w:lang w:val="fr_FR" w:bidi="fr_FR"/>
+        </w:rPr>
+        <w:t>וְ⁠הַ֨⁠מִּשְׂתַּכֵּ֔ר מִשְׂתַּכֵּ֖ר אֶל־צְר֥וֹר נָקֽוּב</w:t>
+      </w:r>
+    </w:p>
+    <w:p>
+      <w:pPr/>
+      <w:r>
+        <w:rPr>
+          <w:lang w:val="fr_FR" w:bidi="fr_FR"/>
+        </w:rPr>
+      </w:r>
+      <w:r>
+        <w:rPr>
           <w:b/>
           <w:lang w:val="fr_FR" w:bidi="fr_FR"/>
         </w:rPr>
@@ -2469,6 +2842,20 @@
       </w:r>
       <w:r>
         <w:rPr>
+          <w:lang w:val="fr_FR" w:bidi="fr_FR"/>
+        </w:rPr>
+        <w:t>צְר֥וֹר נָקֽוּב</w:t>
+      </w:r>
+    </w:p>
+    <w:p>
+      <w:pPr/>
+      <w:r>
+        <w:rPr>
+          <w:lang w:val="fr_FR" w:bidi="fr_FR"/>
+        </w:rPr>
+      </w:r>
+      <w:r>
+        <w:rPr>
           <w:b/>
           <w:lang w:val="fr_FR" w:bidi="fr_FR"/>
         </w:rPr>
@@ -2552,6 +2939,20 @@
       </w:r>
       <w:r>
         <w:rPr>
+          <w:lang w:val="fr_FR" w:bidi="fr_FR"/>
+        </w:rPr>
+        <w:t>כֹּ֥ה אָמַ֖ר יְהוָ֣ה צְבָא֑וֹת שִׂ֥ימוּ לְבַבְ⁠כֶ֖ם עַל־דַּרְכֵי⁠כֶֽם</w:t>
+      </w:r>
+    </w:p>
+    <w:p>
+      <w:pPr/>
+      <w:r>
+        <w:rPr>
+          <w:lang w:val="fr_FR" w:bidi="fr_FR"/>
+        </w:rPr>
+      </w:r>
+      <w:r>
+        <w:rPr>
           <w:b/>
           <w:lang w:val="fr_FR" w:bidi="fr_FR"/>
         </w:rPr>
@@ -2642,6 +3043,20 @@
       </w:r>
       <w:r>
         <w:rPr>
+          <w:lang w:val="fr_FR" w:bidi="fr_FR"/>
+        </w:rPr>
+        <w:t>שִׂ֥ימוּ לְבַבְ⁠כֶ֖ם עַל־דַּרְכֵי⁠כֶֽם</w:t>
+      </w:r>
+    </w:p>
+    <w:p>
+      <w:pPr/>
+      <w:r>
+        <w:rPr>
+          <w:lang w:val="fr_FR" w:bidi="fr_FR"/>
+        </w:rPr>
+      </w:r>
+      <w:r>
+        <w:rPr>
           <w:b/>
           <w:lang w:val="fr_FR" w:bidi="fr_FR"/>
         </w:rPr>
@@ -2661,7 +3076,7 @@
         </w:rPr>
         <w:t xml:space="preserve">Voyez comment vous avez traduit cela en </w:t>
       </w:r>
-      <w:hyperlink r:id="rId14">
+      <w:hyperlink r:id="rId16">
         <w:r>
           <w:rPr>
             <w:lang w:val="fr_FR" w:bidi="fr_FR"/>
@@ -2743,6 +3158,20 @@
       </w:r>
       <w:r>
         <w:rPr>
+          <w:lang w:val="fr_FR" w:bidi="fr_FR"/>
+        </w:rPr>
+        <w:t>עֲל֥וּ הָ⁠הָ֛ר וַ⁠הֲבֵאתֶ֥ם עֵ֖ץ וּ⁠בְנ֣וּ הַ⁠בָּ֑יִת וְ⁠אֶרְצֶה־בּ֥⁠וֹ ו⁠אכבד אָמַ֥ר יְהוָֽה</w:t>
+      </w:r>
+    </w:p>
+    <w:p>
+      <w:pPr/>
+      <w:r>
+        <w:rPr>
+          <w:lang w:val="fr_FR" w:bidi="fr_FR"/>
+        </w:rPr>
+      </w:r>
+      <w:r>
+        <w:rPr>
           <w:b/>
           <w:lang w:val="fr_FR" w:bidi="fr_FR"/>
         </w:rPr>
@@ -2826,6 +3255,20 @@
       </w:r>
       <w:r>
         <w:rPr>
+          <w:lang w:val="fr_FR" w:bidi="fr_FR"/>
+        </w:rPr>
+        <w:t>הָ⁠הָ֛ר</w:t>
+      </w:r>
+    </w:p>
+    <w:p>
+      <w:pPr/>
+      <w:r>
+        <w:rPr>
+          <w:lang w:val="fr_FR" w:bidi="fr_FR"/>
+        </w:rPr>
+      </w:r>
+      <w:r>
+        <w:rPr>
           <w:b/>
           <w:lang w:val="fr_FR" w:bidi="fr_FR"/>
         </w:rPr>
@@ -2922,6 +3365,20 @@
       </w:r>
       <w:r>
         <w:rPr>
+          <w:lang w:val="fr_FR" w:bidi="fr_FR"/>
+        </w:rPr>
+        <w:t>ו⁠אכבד</w:t>
+      </w:r>
+    </w:p>
+    <w:p>
+      <w:pPr/>
+      <w:r>
+        <w:rPr>
+          <w:lang w:val="fr_FR" w:bidi="fr_FR"/>
+        </w:rPr>
+      </w:r>
+      <w:r>
+        <w:rPr>
           <w:b/>
           <w:lang w:val="fr_FR" w:bidi="fr_FR"/>
         </w:rPr>
@@ -3018,6 +3475,20 @@
       </w:r>
       <w:r>
         <w:rPr>
+          <w:lang w:val="fr_FR" w:bidi="fr_FR"/>
+        </w:rPr>
+        <w:t>פָּנֹ֤ה אֶל־הַרְבֵּה֙ וְ⁠הִנֵּ֣ה לִ⁠מְעָ֔ט וַ⁠הֲבֵאתֶ֥ם הַ⁠בַּ֖יִת וְ⁠נָפַ֣חְתִּי ב֑⁠וֹ יַ֣עַן מֶ֗ה נְאֻם֙ יְהוָ֣ה צְבָא֔וֹת יַ֗עַן בֵּיתִ⁠י֙ אֲשֶׁר־ה֣וּא חָרֵ֔ב וְ⁠אַתֶּ֥ם רָצִ֖ים אִ֥ישׁ לְ⁠בֵיתֽ⁠וֹ</w:t>
+      </w:r>
+    </w:p>
+    <w:p>
+      <w:pPr/>
+      <w:r>
+        <w:rPr>
+          <w:lang w:val="fr_FR" w:bidi="fr_FR"/>
+        </w:rPr>
+      </w:r>
+      <w:r>
+        <w:rPr>
           <w:b/>
           <w:lang w:val="fr_FR" w:bidi="fr_FR"/>
         </w:rPr>
@@ -3113,6 +3584,20 @@
       </w:r>
       <w:r>
         <w:rPr>
+          <w:lang w:val="fr_FR" w:bidi="fr_FR"/>
+        </w:rPr>
+        <w:t>וְ⁠הִנֵּ֣ה</w:t>
+      </w:r>
+    </w:p>
+    <w:p>
+      <w:pPr/>
+      <w:r>
+        <w:rPr>
+          <w:lang w:val="fr_FR" w:bidi="fr_FR"/>
+        </w:rPr>
+      </w:r>
+      <w:r>
+        <w:rPr>
           <w:b/>
           <w:lang w:val="fr_FR" w:bidi="fr_FR"/>
         </w:rPr>
@@ -3209,6 +3694,20 @@
       </w:r>
       <w:r>
         <w:rPr>
+          <w:lang w:val="fr_FR" w:bidi="fr_FR"/>
+        </w:rPr>
+        <w:t>וְ⁠הִנֵּ֣ה לִ⁠מְעָ֔ט</w:t>
+      </w:r>
+    </w:p>
+    <w:p>
+      <w:pPr/>
+      <w:r>
+        <w:rPr>
+          <w:lang w:val="fr_FR" w:bidi="fr_FR"/>
+        </w:rPr>
+      </w:r>
+      <w:r>
+        <w:rPr>
           <w:b/>
           <w:lang w:val="fr_FR" w:bidi="fr_FR"/>
         </w:rPr>
@@ -3292,6 +3791,20 @@
       </w:r>
       <w:r>
         <w:rPr>
+          <w:lang w:val="fr_FR" w:bidi="fr_FR"/>
+        </w:rPr>
+        <w:t>וְ⁠נָפַ֣חְתִּי ב֑⁠וֹ</w:t>
+      </w:r>
+    </w:p>
+    <w:p>
+      <w:pPr/>
+      <w:r>
+        <w:rPr>
+          <w:lang w:val="fr_FR" w:bidi="fr_FR"/>
+        </w:rPr>
+      </w:r>
+      <w:r>
+        <w:rPr>
           <w:b/>
           <w:lang w:val="fr_FR" w:bidi="fr_FR"/>
         </w:rPr>
@@ -3375,6 +3888,20 @@
       </w:r>
       <w:r>
         <w:rPr>
+          <w:lang w:val="fr_FR" w:bidi="fr_FR"/>
+        </w:rPr>
+        <w:t>יַ֣עַן מֶ֗ה &amp; יַ֗עַן בֵּיתִ⁠י֙</w:t>
+      </w:r>
+    </w:p>
+    <w:p>
+      <w:pPr/>
+      <w:r>
+        <w:rPr>
+          <w:lang w:val="fr_FR" w:bidi="fr_FR"/>
+        </w:rPr>
+      </w:r>
+      <w:r>
+        <w:rPr>
           <w:b/>
           <w:lang w:val="fr_FR" w:bidi="fr_FR"/>
         </w:rPr>
@@ -3471,6 +3998,20 @@
       </w:r>
       <w:r>
         <w:rPr>
+          <w:lang w:val="fr_FR" w:bidi="fr_FR"/>
+        </w:rPr>
+        <w:t>נְאֻם֙ יְהוָ֣ה צְבָא֔וֹת</w:t>
+      </w:r>
+    </w:p>
+    <w:p>
+      <w:pPr/>
+      <w:r>
+        <w:rPr>
+          <w:lang w:val="fr_FR" w:bidi="fr_FR"/>
+        </w:rPr>
+      </w:r>
+      <w:r>
+        <w:rPr>
           <w:b/>
           <w:lang w:val="fr_FR" w:bidi="fr_FR"/>
         </w:rPr>
@@ -3567,6 +4108,20 @@
       </w:r>
       <w:r>
         <w:rPr>
+          <w:lang w:val="fr_FR" w:bidi="fr_FR"/>
+        </w:rPr>
+        <w:t>וְ⁠אַתֶּ֥ם רָצִ֖ים אִ֥ישׁ לְ⁠בֵיתֽ⁠וֹ</w:t>
+      </w:r>
+    </w:p>
+    <w:p>
+      <w:pPr/>
+      <w:r>
+        <w:rPr>
+          <w:lang w:val="fr_FR" w:bidi="fr_FR"/>
+        </w:rPr>
+      </w:r>
+      <w:r>
+        <w:rPr>
           <w:b/>
           <w:lang w:val="fr_FR" w:bidi="fr_FR"/>
         </w:rPr>
@@ -3663,6 +4218,20 @@
       </w:r>
       <w:r>
         <w:rPr>
+          <w:lang w:val="fr_FR" w:bidi="fr_FR"/>
+        </w:rPr>
+        <w:t>וְ⁠אַתֶּ֥ם רָצִ֖ים אִ֥ישׁ לְ⁠בֵיתֽ⁠וֹ</w:t>
+      </w:r>
+    </w:p>
+    <w:p>
+      <w:pPr/>
+      <w:r>
+        <w:rPr>
+          <w:lang w:val="fr_FR" w:bidi="fr_FR"/>
+        </w:rPr>
+      </w:r>
+      <w:r>
+        <w:rPr>
           <w:b/>
           <w:lang w:val="fr_FR" w:bidi="fr_FR"/>
         </w:rPr>
@@ -3772,6 +4341,20 @@
       </w:r>
       <w:r>
         <w:rPr>
+          <w:lang w:val="fr_FR" w:bidi="fr_FR"/>
+        </w:rPr>
+        <w:t>כָּלְא֥וּ שָמַ֖יִם מִ⁠טָּ֑ל וְ⁠הָ⁠אָ֖רֶץ כָּלְאָ֥ה יְבוּלָֽ⁠הּ</w:t>
+      </w:r>
+    </w:p>
+    <w:p>
+      <w:pPr/>
+      <w:r>
+        <w:rPr>
+          <w:lang w:val="fr_FR" w:bidi="fr_FR"/>
+        </w:rPr>
+      </w:r>
+      <w:r>
+        <w:rPr>
           <w:b/>
           <w:lang w:val="fr_FR" w:bidi="fr_FR"/>
         </w:rPr>
@@ -3920,6 +4503,20 @@
       </w:r>
       <w:r>
         <w:rPr>
+          <w:lang w:val="fr_FR" w:bidi="fr_FR"/>
+        </w:rPr>
+        <w:t>עֲלֵי⁠כֶ֔ם כָּלְא֥וּ שָמַ֖יִם מִ⁠טָּ֑ל</w:t>
+      </w:r>
+    </w:p>
+    <w:p>
+      <w:pPr/>
+      <w:r>
+        <w:rPr>
+          <w:lang w:val="fr_FR" w:bidi="fr_FR"/>
+        </w:rPr>
+      </w:r>
+      <w:r>
+        <w:rPr>
           <w:b/>
           <w:lang w:val="fr_FR" w:bidi="fr_FR"/>
         </w:rPr>
@@ -4032,6 +4629,20 @@
         <w:rPr>
           <w:lang w:val="fr_FR" w:bidi="fr_FR"/>
         </w:rPr>
+      </w:r>
+    </w:p>
+    <w:p>
+      <w:pPr/>
+      <w:r>
+        <w:rPr>
+          <w:lang w:val="fr_FR" w:bidi="fr_FR"/>
+        </w:rPr>
+      </w:r>
+      <w:r>
+        <w:rPr>
+          <w:lang w:val="fr_FR" w:bidi="fr_FR"/>
+        </w:rPr>
+        <w:t>עַל־הָ⁠אָ֣רֶץ וְ⁠עַל־הֶ⁠הָרִ֗ים וְ⁠עַל־הַ⁠דָּגָן֙ וְ⁠עַל־הַ⁠תִּיר֣וֹשׁ וְ⁠עַל־הַ⁠יִּצְהָ֔ר וְ⁠עַ֛ל אֲשֶׁ֥ר תּוֹצִ֖יא הָ⁠אֲדָמָ֑ה וְ⁠עַל־הָֽ⁠אָדָם֙ וְ⁠עַל־הַ⁠בְּהֵמָ֔ה וְ⁠עַ֖ל כָּל־יְגִ֥יעַ כַּפָּֽיִם</w:t>
       </w:r>
     </w:p>
     <w:p>
@@ -4187,6 +4798,20 @@
       </w:r>
       <w:r>
         <w:rPr>
+          <w:lang w:val="fr_FR" w:bidi="fr_FR"/>
+        </w:rPr>
+        <w:t>וָ⁠אֶקְרָ֨א חֹ֜רֶב עַל־הָ⁠אָ֣רֶץ וְ⁠עַל־הֶ⁠הָרִ֗ים וְ⁠עַל־הַ⁠דָּגָן֙ וְ⁠עַל־הַ⁠תִּיר֣וֹשׁ וְ⁠עַל־הַ⁠יִּצְהָ֔ר וְ⁠עַ֛ל אֲשֶׁ֥ר תּוֹצִ֖יא הָ⁠אֲדָמָ֑ה וְ⁠עַל־הָֽ⁠אָדָם֙ וְ⁠עַל־הַ⁠בְּהֵמָ֔ה וְ⁠עַ֖ל כָּל־יְגִ֥יעַ כַּפָּֽיִם</w:t>
+      </w:r>
+    </w:p>
+    <w:p>
+      <w:pPr/>
+      <w:r>
+        <w:rPr>
+          <w:lang w:val="fr_FR" w:bidi="fr_FR"/>
+        </w:rPr>
+      </w:r>
+      <w:r>
+        <w:rPr>
           <w:b/>
           <w:lang w:val="fr_FR" w:bidi="fr_FR"/>
         </w:rPr>
@@ -4283,6 +4908,20 @@
       </w:r>
       <w:r>
         <w:rPr>
+          <w:lang w:val="fr_FR" w:bidi="fr_FR"/>
+        </w:rPr>
+        <w:t>וָ⁠אֶקְרָ֨א</w:t>
+      </w:r>
+    </w:p>
+    <w:p>
+      <w:pPr/>
+      <w:r>
+        <w:rPr>
+          <w:lang w:val="fr_FR" w:bidi="fr_FR"/>
+        </w:rPr>
+      </w:r>
+      <w:r>
+        <w:rPr>
           <w:b/>
           <w:lang w:val="fr_FR" w:bidi="fr_FR"/>
         </w:rPr>
@@ -4366,6 +5005,20 @@
       </w:r>
       <w:r>
         <w:rPr>
+          <w:lang w:val="fr_FR" w:bidi="fr_FR"/>
+        </w:rPr>
+        <w:t>וְ⁠עַל־הַ⁠דָּגָן֙ וְ⁠עַל־הַ⁠תִּיר֣וֹשׁ וְ⁠עַל־הַ⁠יִּצְהָ֔ר</w:t>
+      </w:r>
+    </w:p>
+    <w:p>
+      <w:pPr/>
+      <w:r>
+        <w:rPr>
+          <w:lang w:val="fr_FR" w:bidi="fr_FR"/>
+        </w:rPr>
+      </w:r>
+      <w:r>
+        <w:rPr>
           <w:b/>
           <w:lang w:val="fr_FR" w:bidi="fr_FR"/>
         </w:rPr>
@@ -4488,6 +5141,20 @@
       </w:r>
       <w:r>
         <w:rPr>
+          <w:lang w:val="fr_FR" w:bidi="fr_FR"/>
+        </w:rPr>
+        <w:t>וְ⁠עַל־הָֽ⁠אָדָם֙ וְ⁠עַל־הַ⁠בְּהֵמָ֔ה</w:t>
+      </w:r>
+    </w:p>
+    <w:p>
+      <w:pPr/>
+      <w:r>
+        <w:rPr>
+          <w:lang w:val="fr_FR" w:bidi="fr_FR"/>
+        </w:rPr>
+      </w:r>
+      <w:r>
+        <w:rPr>
           <w:b/>
           <w:lang w:val="fr_FR" w:bidi="fr_FR"/>
         </w:rPr>
@@ -4597,6 +5264,20 @@
       </w:r>
       <w:r>
         <w:rPr>
+          <w:lang w:val="fr_FR" w:bidi="fr_FR"/>
+        </w:rPr>
+        <w:t>כַּפָּֽיִם</w:t>
+      </w:r>
+    </w:p>
+    <w:p>
+      <w:pPr/>
+      <w:r>
+        <w:rPr>
+          <w:lang w:val="fr_FR" w:bidi="fr_FR"/>
+        </w:rPr>
+      </w:r>
+      <w:r>
+        <w:rPr>
           <w:b/>
           <w:lang w:val="fr_FR" w:bidi="fr_FR"/>
         </w:rPr>
@@ -4693,6 +5374,20 @@
       </w:r>
       <w:r>
         <w:rPr>
+          <w:lang w:val="fr_FR" w:bidi="fr_FR"/>
+        </w:rPr>
+        <w:t>וַ⁠יִּשְׁמַ֣ע &amp; בְּ⁠קוֹל֙ יְהוָ֣ה אֱלֹֽהֵי⁠הֶ֔ם וְ⁠עַל־דִּבְרֵי֙ חַגַּ֣י הַ⁠נָּבִ֔יא</w:t>
+      </w:r>
+    </w:p>
+    <w:p>
+      <w:pPr/>
+      <w:r>
+        <w:rPr>
+          <w:lang w:val="fr_FR" w:bidi="fr_FR"/>
+        </w:rPr>
+      </w:r>
+      <w:r>
+        <w:rPr>
           <w:b/>
           <w:lang w:val="fr_FR" w:bidi="fr_FR"/>
         </w:rPr>
@@ -4808,6 +5503,20 @@
       </w:r>
       <w:r>
         <w:rPr>
+          <w:lang w:val="fr_FR" w:bidi="fr_FR"/>
+        </w:rPr>
+        <w:t>וַ⁠יִּשְׁמַ֣ע &amp; בְּ⁠קוֹל֙ יְהוָ֣ה אֱלֹֽהֵי⁠הֶ֔ם וְ⁠עַל־דִּבְרֵי֙ חַגַּ֣י הַ⁠נָּבִ֔יא</w:t>
+      </w:r>
+    </w:p>
+    <w:p>
+      <w:pPr/>
+      <w:r>
+        <w:rPr>
+          <w:lang w:val="fr_FR" w:bidi="fr_FR"/>
+        </w:rPr>
+      </w:r>
+      <w:r>
+        <w:rPr>
           <w:b/>
           <w:lang w:val="fr_FR" w:bidi="fr_FR"/>
         </w:rPr>
@@ -4931,6 +5640,20 @@
       </w:r>
       <w:r>
         <w:rPr>
+          <w:lang w:val="fr_FR" w:bidi="fr_FR"/>
+        </w:rPr>
+        <w:t>בְּ⁠קוֹל֙ יְהוָ֣ה אֱלֹֽהֵי⁠הֶ֔ם וְ⁠עַל־דִּבְרֵי֙ חַגַּ֣י הַ⁠נָּבִ֔יא</w:t>
+      </w:r>
+    </w:p>
+    <w:p>
+      <w:pPr/>
+      <w:r>
+        <w:rPr>
+          <w:lang w:val="fr_FR" w:bidi="fr_FR"/>
+        </w:rPr>
+      </w:r>
+      <w:r>
+        <w:rPr>
           <w:b/>
           <w:lang w:val="fr_FR" w:bidi="fr_FR"/>
         </w:rPr>
@@ -5027,6 +5750,20 @@
       </w:r>
       <w:r>
         <w:rPr>
+          <w:lang w:val="fr_FR" w:bidi="fr_FR"/>
+        </w:rPr>
+        <w:t>וַ⁠יִּֽירְא֥וּ הָ⁠עָ֖ם מִ⁠פְּנֵ֥י יְהוָֽה</w:t>
+      </w:r>
+    </w:p>
+    <w:p>
+      <w:pPr/>
+      <w:r>
+        <w:rPr>
+          <w:lang w:val="fr_FR" w:bidi="fr_FR"/>
+        </w:rPr>
+      </w:r>
+      <w:r>
+        <w:rPr>
           <w:b/>
           <w:lang w:val="fr_FR" w:bidi="fr_FR"/>
         </w:rPr>
@@ -5123,6 +5860,20 @@
       </w:r>
       <w:r>
         <w:rPr>
+          <w:lang w:val="fr_FR" w:bidi="fr_FR"/>
+        </w:rPr>
+        <w:t>אֲנִ֥י אִתְּ⁠כֶ֖ם נְאֻם־יְהוָֽה</w:t>
+      </w:r>
+    </w:p>
+    <w:p>
+      <w:pPr/>
+      <w:r>
+        <w:rPr>
+          <w:lang w:val="fr_FR" w:bidi="fr_FR"/>
+        </w:rPr>
+      </w:r>
+      <w:r>
+        <w:rPr>
           <w:b/>
           <w:lang w:val="fr_FR" w:bidi="fr_FR"/>
         </w:rPr>
@@ -5213,6 +5964,20 @@
       </w:r>
       <w:r>
         <w:rPr>
+          <w:lang w:val="fr_FR" w:bidi="fr_FR"/>
+        </w:rPr>
+        <w:t>וַ⁠יָּ֣עַר יְהוָ֡ה אֶת־רוּחַ֩ זְרֻבָּבֶ֨ל בֶּן־שַׁלְתִּיאֵ֜ל פַּחַ֣ת יְהוּדָ֗ה וְ⁠אֶת־ר֨וּחַ֙ יְהוֹשֻׁ֤עַ בֶּן־יְהוֹצָדָק֙ הַ⁠כֹּהֵ֣ן הַ⁠גָּד֔וֹל וְֽ⁠אֶת־ר֔וּחַ כֹּ֖ל שְׁאֵרִ֣ית הָ⁠עָ֑ם</w:t>
+      </w:r>
+    </w:p>
+    <w:p>
+      <w:pPr/>
+      <w:r>
+        <w:rPr>
+          <w:lang w:val="fr_FR" w:bidi="fr_FR"/>
+        </w:rPr>
+      </w:r>
+      <w:r>
+        <w:rPr>
           <w:b/>
           <w:lang w:val="fr_FR" w:bidi="fr_FR"/>
         </w:rPr>
@@ -5309,6 +6074,20 @@
       </w:r>
       <w:r>
         <w:rPr>
+          <w:lang w:val="fr_FR" w:bidi="fr_FR"/>
+        </w:rPr>
+        <w:t>וַ⁠יָּ֣עַר יְהוָ֡ה אֶת־רוּחַ֩ זְרֻבָּבֶ֨ל בֶּן־שַׁלְתִּיאֵ֜ל פַּחַ֣ת יְהוּדָ֗ה וְ⁠אֶת־ר֨וּחַ֙ יְהוֹשֻׁ֤עַ בֶּן־יְהוֹצָדָק֙ הַ⁠כֹּהֵ֣ן הַ⁠גָּד֔וֹל וְֽ⁠אֶת־ר֔וּחַ כֹּ֖ל שְׁאֵרִ֣ית הָ⁠עָ֑ם</w:t>
+      </w:r>
+    </w:p>
+    <w:p>
+      <w:pPr/>
+      <w:r>
+        <w:rPr>
+          <w:lang w:val="fr_FR" w:bidi="fr_FR"/>
+        </w:rPr>
+      </w:r>
+      <w:r>
+        <w:rPr>
           <w:b/>
           <w:lang w:val="fr_FR" w:bidi="fr_FR"/>
         </w:rPr>
@@ -5392,6 +6171,20 @@
       </w:r>
       <w:r>
         <w:rPr>
+          <w:lang w:val="fr_FR" w:bidi="fr_FR"/>
+        </w:rPr>
+        <w:t>בְּ⁠י֨וֹם עֶשְׂרִ֧ים וְ⁠אַרְבָּעָ֛ה לַ⁠חֹ֖דֶשׁ בַּ⁠שִּׁשִּׁ֑י</w:t>
+      </w:r>
+    </w:p>
+    <w:p>
+      <w:pPr/>
+      <w:r>
+        <w:rPr>
+          <w:lang w:val="fr_FR" w:bidi="fr_FR"/>
+        </w:rPr>
+      </w:r>
+      <w:r>
+        <w:rPr>
           <w:b/>
           <w:lang w:val="fr_FR" w:bidi="fr_FR"/>
         </w:rPr>
@@ -5424,7 +6217,7 @@
         </w:rPr>
         <w:t xml:space="preserve"> du calendrier hébraïque comprend les mois d'août et de septembre des calendriers occidentaux. Voyez comment vous avez décidé de traduire la référence semblable à un jour, un mois et une année dans </w:t>
       </w:r>
-      <w:hyperlink r:id="rId13">
+      <w:hyperlink r:id="rId15">
         <w:r>
           <w:rPr>
             <w:lang w:val="fr_FR" w:bidi="fr_FR"/>
@@ -5506,6 +6299,20 @@
       </w:r>
       <w:r>
         <w:rPr>
+          <w:lang w:val="fr_FR" w:bidi="fr_FR"/>
+        </w:rPr>
+        <w:t>בְּ⁠י֨וֹם עֶשְׂרִ֧ים וְ⁠אַרְבָּעָ֛ה לַ⁠חֹ֖דֶשׁ בַּ⁠שִּׁשִּׁ֑י בִּ⁠שְׁנַ֥ת שְׁתַּ֖יִם</w:t>
+      </w:r>
+    </w:p>
+    <w:p>
+      <w:pPr/>
+      <w:r>
+        <w:rPr>
+          <w:lang w:val="fr_FR" w:bidi="fr_FR"/>
+        </w:rPr>
+      </w:r>
+      <w:r>
+        <w:rPr>
           <w:b/>
           <w:lang w:val="fr_FR" w:bidi="fr_FR"/>
         </w:rPr>
@@ -5698,6 +6505,20 @@
       </w:r>
       <w:r>
         <w:rPr>
+          <w:lang w:val="fr_FR" w:bidi="fr_FR"/>
+        </w:rPr>
+        <w:t>בַּ⁠שְּׁבִיעִ֕י בְּ⁠עֶשְׂרִ֥ים וְ⁠אֶחָ֖ד לַ⁠חֹ֑דֶשׁ</w:t>
+      </w:r>
+    </w:p>
+    <w:p>
+      <w:pPr/>
+      <w:r>
+        <w:rPr>
+          <w:lang w:val="fr_FR" w:bidi="fr_FR"/>
+        </w:rPr>
+      </w:r>
+      <w:r>
+        <w:rPr>
           <w:b/>
           <w:lang w:val="fr_FR" w:bidi="fr_FR"/>
         </w:rPr>
@@ -5781,6 +6602,20 @@
       </w:r>
       <w:r>
         <w:rPr>
+          <w:lang w:val="fr_FR" w:bidi="fr_FR"/>
+        </w:rPr>
+        <w:t>בַּ⁠שְּׁבִיעִ֕י בְּ⁠עֶשְׂרִ֥ים וְ⁠אֶחָ֖ד לַ⁠חֹ֑דֶשׁ</w:t>
+      </w:r>
+    </w:p>
+    <w:p>
+      <w:pPr/>
+      <w:r>
+        <w:rPr>
+          <w:lang w:val="fr_FR" w:bidi="fr_FR"/>
+        </w:rPr>
+      </w:r>
+      <w:r>
+        <w:rPr>
           <w:b/>
           <w:lang w:val="fr_FR" w:bidi="fr_FR"/>
         </w:rPr>
@@ -5864,6 +6699,20 @@
       </w:r>
       <w:r>
         <w:rPr>
+          <w:lang w:val="fr_FR" w:bidi="fr_FR"/>
+        </w:rPr>
+        <w:t>בַּ⁠שְּׁבִיעִ֕י בְּ⁠עֶשְׂרִ֥ים וְ⁠אֶחָ֖ד לַ⁠חֹ֑דֶשׁ</w:t>
+      </w:r>
+    </w:p>
+    <w:p>
+      <w:pPr/>
+      <w:r>
+        <w:rPr>
+          <w:lang w:val="fr_FR" w:bidi="fr_FR"/>
+        </w:rPr>
+      </w:r>
+      <w:r>
+        <w:rPr>
           <w:b/>
           <w:lang w:val="fr_FR" w:bidi="fr_FR"/>
         </w:rPr>
@@ -5909,7 +6758,7 @@
         </w:rPr>
         <w:t xml:space="preserve"> mois du calendrier hébraïque se situe vers le milieu du mois d'octobre dans les calendriers occidentaux. Voyez comment vous avez décidé de traduire la référence semblable à un jour et un mois dans </w:t>
       </w:r>
-      <w:hyperlink r:id="rId13">
+      <w:hyperlink r:id="rId15">
         <w:r>
           <w:rPr>
             <w:lang w:val="fr_FR" w:bidi="fr_FR"/>
@@ -5991,6 +6840,20 @@
       </w:r>
       <w:r>
         <w:rPr>
+          <w:lang w:val="fr_FR" w:bidi="fr_FR"/>
+        </w:rPr>
+        <w:t>הָיָה֙ דְּבַר־יְהוָ֔ה בְּ⁠יַד־חַגַּ֥י הַ⁠נָּבִ֖יא</w:t>
+      </w:r>
+    </w:p>
+    <w:p>
+      <w:pPr/>
+      <w:r>
+        <w:rPr>
+          <w:lang w:val="fr_FR" w:bidi="fr_FR"/>
+        </w:rPr>
+      </w:r>
+      <w:r>
+        <w:rPr>
           <w:b/>
           <w:lang w:val="fr_FR" w:bidi="fr_FR"/>
         </w:rPr>
@@ -6010,7 +6873,7 @@
         </w:rPr>
         <w:t xml:space="preserve">Voyez comment vous avez traduit cette même déclaration en </w:t>
       </w:r>
-      <w:hyperlink r:id="rId13">
+      <w:hyperlink r:id="rId15">
         <w:r>
           <w:rPr>
             <w:lang w:val="fr_FR" w:bidi="fr_FR"/>
@@ -6092,6 +6955,20 @@
       </w:r>
       <w:r>
         <w:rPr>
+          <w:lang w:val="fr_FR" w:bidi="fr_FR"/>
+        </w:rPr>
+        <w:t>הָ⁠עָ֖ם לֵ⁠אמֹֽר</w:t>
+      </w:r>
+    </w:p>
+    <w:p>
+      <w:pPr/>
+      <w:r>
+        <w:rPr>
+          <w:lang w:val="fr_FR" w:bidi="fr_FR"/>
+        </w:rPr>
+      </w:r>
+      <w:r>
+        <w:rPr>
           <w:b/>
           <w:lang w:val="fr_FR" w:bidi="fr_FR"/>
         </w:rPr>
@@ -6175,6 +7052,20 @@
       </w:r>
       <w:r>
         <w:rPr>
+          <w:lang w:val="fr_FR" w:bidi="fr_FR"/>
+        </w:rPr>
+        <w:t>מִ֤י בָ⁠כֶם֙ הַ⁠נִּשְׁאָ֔ר אֲשֶׁ֤ר רָאָה֙ אֶת־הַ⁠בַּ֣יִת הַ⁠זֶּ֔ה בִּ⁠כְבוֹד֖⁠וֹ הָ⁠רִאשׁ֑וֹן וּ⁠מָ֨ה אַתֶּ֜ם רֹאִ֤ים אֹת⁠וֹ֙ עַ֔תָּה הֲ⁠ל֥וֹא כָמֹ֛⁠הוּ כְּ⁠אַ֖יִן בְּ⁠עֵינֵי⁠כֶֽם</w:t>
+      </w:r>
+    </w:p>
+    <w:p>
+      <w:pPr/>
+      <w:r>
+        <w:rPr>
+          <w:lang w:val="fr_FR" w:bidi="fr_FR"/>
+        </w:rPr>
+      </w:r>
+      <w:r>
+        <w:rPr>
           <w:b/>
           <w:lang w:val="fr_FR" w:bidi="fr_FR"/>
         </w:rPr>
@@ -6258,6 +7149,20 @@
       </w:r>
       <w:r>
         <w:rPr>
+          <w:lang w:val="fr_FR" w:bidi="fr_FR"/>
+        </w:rPr>
+        <w:t>מִ֤י בָ⁠כֶם֙ הַ⁠נִּשְׁאָ֔ר אֲשֶׁ֤ר רָאָה֙ אֶת־הַ⁠בַּ֣יִת הַ⁠זֶּ֔ה בִּ⁠כְבוֹד֖⁠וֹ הָ⁠רִאשׁ֑וֹן וּ⁠מָ֨ה אַתֶּ֜ם רֹאִ֤ים אֹת⁠וֹ֙ עַ֔תָּה הֲ⁠ל֥וֹא כָמֹ֛⁠הוּ כְּ⁠אַ֖יִן בְּ⁠עֵינֵי⁠כֶֽם</w:t>
+      </w:r>
+    </w:p>
+    <w:p>
+      <w:pPr/>
+      <w:r>
+        <w:rPr>
+          <w:lang w:val="fr_FR" w:bidi="fr_FR"/>
+        </w:rPr>
+      </w:r>
+      <w:r>
+        <w:rPr>
           <w:b/>
           <w:lang w:val="fr_FR" w:bidi="fr_FR"/>
         </w:rPr>
@@ -6341,6 +7246,20 @@
       </w:r>
       <w:r>
         <w:rPr>
+          <w:lang w:val="fr_FR" w:bidi="fr_FR"/>
+        </w:rPr>
+        <w:t>בָ⁠כֶם֙ הַ⁠נִּשְׁאָ֔ר אֲשֶׁ֤ר רָאָה֙ אֶת־הַ⁠בַּ֣יִת הַ⁠זֶּ֔ה</w:t>
+      </w:r>
+    </w:p>
+    <w:p>
+      <w:pPr/>
+      <w:r>
+        <w:rPr>
+          <w:lang w:val="fr_FR" w:bidi="fr_FR"/>
+        </w:rPr>
+      </w:r>
+      <w:r>
+        <w:rPr>
           <w:b/>
           <w:lang w:val="fr_FR" w:bidi="fr_FR"/>
         </w:rPr>
@@ -6430,6 +7349,20 @@
       </w:r>
       <w:r>
         <w:rPr>
+          <w:lang w:val="fr_FR" w:bidi="fr_FR"/>
+        </w:rPr>
+        <w:t>אֲשֶׁ֤ר רָאָה֙ אֶת־הַ⁠בַּ֣יִת הַ⁠זֶּ֔ה בִּ⁠כְבוֹד֖⁠וֹ הָ⁠רִאשׁ֑וֹן</w:t>
+      </w:r>
+    </w:p>
+    <w:p>
+      <w:pPr/>
+      <w:r>
+        <w:rPr>
+          <w:lang w:val="fr_FR" w:bidi="fr_FR"/>
+        </w:rPr>
+      </w:r>
+      <w:r>
+        <w:rPr>
           <w:b/>
           <w:lang w:val="fr_FR" w:bidi="fr_FR"/>
         </w:rPr>
@@ -6526,6 +7459,20 @@
       </w:r>
       <w:r>
         <w:rPr>
+          <w:lang w:val="fr_FR" w:bidi="fr_FR"/>
+        </w:rPr>
+        <w:t>כָמֹ֛⁠הוּ</w:t>
+      </w:r>
+    </w:p>
+    <w:p>
+      <w:pPr/>
+      <w:r>
+        <w:rPr>
+          <w:lang w:val="fr_FR" w:bidi="fr_FR"/>
+        </w:rPr>
+      </w:r>
+      <w:r>
+        <w:rPr>
           <w:b/>
           <w:lang w:val="fr_FR" w:bidi="fr_FR"/>
         </w:rPr>
@@ -6622,6 +7569,20 @@
       </w:r>
       <w:r>
         <w:rPr>
+          <w:lang w:val="fr_FR" w:bidi="fr_FR"/>
+        </w:rPr>
+        <w:t>הֲ⁠ל֥וֹא כָמֹ֛⁠הוּ כְּ⁠אַ֖יִן בְּ⁠עֵינֵי⁠כֶֽם</w:t>
+      </w:r>
+    </w:p>
+    <w:p>
+      <w:pPr/>
+      <w:r>
+        <w:rPr>
+          <w:lang w:val="fr_FR" w:bidi="fr_FR"/>
+        </w:rPr>
+      </w:r>
+      <w:r>
+        <w:rPr>
           <w:b/>
           <w:lang w:val="fr_FR" w:bidi="fr_FR"/>
         </w:rPr>
@@ -6718,6 +7679,20 @@
       </w:r>
       <w:r>
         <w:rPr>
+          <w:lang w:val="fr_FR" w:bidi="fr_FR"/>
+        </w:rPr>
+        <w:t>וְ⁠עַתָּ֣ה חֲזַ֣ק זְרֻבָּבֶ֣ל ׀ נְאֻם־יְהוָ֡ה וַ⁠חֲזַ֣ק יְהוֹשֻׁ֣עַ בֶּן־יְהוֹצָדָק֩ הַ⁠כֹּהֵ֨ן הַ⁠גָּד֜וֹל וַ⁠חֲזַ֨ק כָּל־עַ֥ם הָ⁠אָ֛רֶץ נְאֻם־יְהוָ֖ה וַֽ⁠עֲשׂ֑וּ כִּֽי־אֲנִ֣י אִתְּ⁠כֶ֔ם נְאֻ֖ם יְהוָ֥ה צְבָאֽוֹת</w:t>
+      </w:r>
+    </w:p>
+    <w:p>
+      <w:pPr/>
+      <w:r>
+        <w:rPr>
+          <w:lang w:val="fr_FR" w:bidi="fr_FR"/>
+        </w:rPr>
+      </w:r>
+      <w:r>
+        <w:rPr>
           <w:b/>
           <w:lang w:val="fr_FR" w:bidi="fr_FR"/>
         </w:rPr>
@@ -6813,6 +7788,20 @@
       </w:r>
       <w:r>
         <w:rPr>
+          <w:lang w:val="fr_FR" w:bidi="fr_FR"/>
+        </w:rPr>
+        <w:t>כָּל־עַ֥ם הָ⁠אָ֛רֶץ</w:t>
+      </w:r>
+    </w:p>
+    <w:p>
+      <w:pPr/>
+      <w:r>
+        <w:rPr>
+          <w:lang w:val="fr_FR" w:bidi="fr_FR"/>
+        </w:rPr>
+      </w:r>
+      <w:r>
+        <w:rPr>
           <w:b/>
           <w:lang w:val="fr_FR" w:bidi="fr_FR"/>
         </w:rPr>
@@ -6832,7 +7821,7 @@
         </w:rPr>
         <w:t xml:space="preserve">L'Éternel utilise cette expression pour désigner les Judéens revenus de l'exil. Cette expression a la même signification que le terme « reste » dans </w:t>
       </w:r>
-      <w:hyperlink r:id="rId15">
+      <w:hyperlink r:id="rId17">
         <w:r>
           <w:rPr>
             <w:lang w:val="fr_FR" w:bidi="fr_FR"/>
@@ -6850,7 +7839,7 @@
         </w:rPr>
         <w:t xml:space="preserve"> et </w:t>
       </w:r>
-      <w:hyperlink r:id="rId16">
+      <w:hyperlink r:id="rId18">
         <w:r>
           <w:rPr>
             <w:lang w:val="fr_FR" w:bidi="fr_FR"/>
@@ -6932,6 +7921,20 @@
       </w:r>
       <w:r>
         <w:rPr>
+          <w:lang w:val="fr_FR" w:bidi="fr_FR"/>
+        </w:rPr>
+        <w:t>אֶֽת־הַ⁠דָּבָ֞ר אֲשֶׁר־כָּרַ֤תִּי אִתְּ⁠כֶם֙ בְּ⁠צֵאתְ⁠כֶ֣ם מִ⁠מִּצְרַ֔יִם וְ⁠רוּחִ֖⁠י עֹמֶ֣דֶת בְּ⁠תוֹכְ⁠כֶ֑ם אַל־תִּירָֽאוּ</w:t>
+      </w:r>
+    </w:p>
+    <w:p>
+      <w:pPr/>
+      <w:r>
+        <w:rPr>
+          <w:lang w:val="fr_FR" w:bidi="fr_FR"/>
+        </w:rPr>
+      </w:r>
+      <w:r>
+        <w:rPr>
           <w:b/>
           <w:lang w:val="fr_FR" w:bidi="fr_FR"/>
         </w:rPr>
@@ -7015,6 +8018,20 @@
       </w:r>
       <w:r>
         <w:rPr>
+          <w:lang w:val="fr_FR" w:bidi="fr_FR"/>
+        </w:rPr>
+        <w:t>אֶֽת־הַ⁠דָּבָ֞ר אֲשֶׁר־כָּרַ֤תִּי אִתְּ⁠כֶם֙</w:t>
+      </w:r>
+    </w:p>
+    <w:p>
+      <w:pPr/>
+      <w:r>
+        <w:rPr>
+          <w:lang w:val="fr_FR" w:bidi="fr_FR"/>
+        </w:rPr>
+      </w:r>
+      <w:r>
+        <w:rPr>
           <w:b/>
           <w:lang w:val="fr_FR" w:bidi="fr_FR"/>
         </w:rPr>
@@ -7098,6 +8115,20 @@
       </w:r>
       <w:r>
         <w:rPr>
+          <w:lang w:val="fr_FR" w:bidi="fr_FR"/>
+        </w:rPr>
+        <w:t>אֶֽת־הַ⁠דָּבָ֞ר אֲשֶׁר־כָּרַ֤תִּי אִתְּ⁠כֶם֙</w:t>
+      </w:r>
+    </w:p>
+    <w:p>
+      <w:pPr/>
+      <w:r>
+        <w:rPr>
+          <w:lang w:val="fr_FR" w:bidi="fr_FR"/>
+        </w:rPr>
+      </w:r>
+      <w:r>
+        <w:rPr>
           <w:b/>
           <w:lang w:val="fr_FR" w:bidi="fr_FR"/>
         </w:rPr>
@@ -7208,6 +8239,20 @@
       </w:r>
       <w:r>
         <w:rPr>
+          <w:lang w:val="fr_FR" w:bidi="fr_FR"/>
+        </w:rPr>
+        <w:t>אֶֽת־הַ⁠דָּבָ֞ר אֲשֶׁר־כָּרַ֤תִּי אִתְּ⁠כֶם֙ בְּ⁠צֵאתְ⁠כֶ֣ם מִ⁠מִּצְרַ֔יִם</w:t>
+      </w:r>
+    </w:p>
+    <w:p>
+      <w:pPr/>
+      <w:r>
+        <w:rPr>
+          <w:lang w:val="fr_FR" w:bidi="fr_FR"/>
+        </w:rPr>
+      </w:r>
+      <w:r>
+        <w:rPr>
           <w:b/>
           <w:lang w:val="fr_FR" w:bidi="fr_FR"/>
         </w:rPr>
@@ -7253,7 +8298,7 @@
         </w:rPr>
         <w:t xml:space="preserve">. Voir, par exemple, </w:t>
       </w:r>
-      <w:hyperlink r:id="rId17">
+      <w:hyperlink r:id="rId19">
         <w:r>
           <w:rPr>
             <w:lang w:val="fr_FR" w:bidi="fr_FR"/>
@@ -7335,6 +8380,20 @@
       </w:r>
       <w:r>
         <w:rPr>
+          <w:lang w:val="fr_FR" w:bidi="fr_FR"/>
+        </w:rPr>
+        <w:t>וְ⁠רוּחִ֖⁠י עֹמֶ֣דֶת בְּ⁠תוֹכְ⁠כֶ֑ם</w:t>
+      </w:r>
+    </w:p>
+    <w:p>
+      <w:pPr/>
+      <w:r>
+        <w:rPr>
+          <w:lang w:val="fr_FR" w:bidi="fr_FR"/>
+        </w:rPr>
+      </w:r>
+      <w:r>
+        <w:rPr>
           <w:b/>
           <w:lang w:val="fr_FR" w:bidi="fr_FR"/>
         </w:rPr>
@@ -7424,6 +8483,20 @@
       </w:r>
       <w:r>
         <w:rPr>
+          <w:lang w:val="fr_FR" w:bidi="fr_FR"/>
+        </w:rPr>
+        <w:t>כִּ֣י כֹ֤ה אָמַר֙ יְהוָ֣ה צְבָא֔וֹת ע֥וֹד אַחַ֖ת מְעַ֣ט הִ֑יא וַ⁠אֲנִ֗י מַרְעִישׁ֙ אֶת־הַ⁠שָּׁמַ֣יִם וְ⁠אֶת־הָ⁠אָ֔רֶץ וְ⁠אֶת־הַ⁠יָּ֖ם וְ⁠אֶת־הֶ⁠חָרָבָֽה</w:t>
+      </w:r>
+    </w:p>
+    <w:p>
+      <w:pPr/>
+      <w:r>
+        <w:rPr>
+          <w:lang w:val="fr_FR" w:bidi="fr_FR"/>
+        </w:rPr>
+      </w:r>
+      <w:r>
+        <w:rPr>
           <w:b/>
           <w:lang w:val="fr_FR" w:bidi="fr_FR"/>
         </w:rPr>
@@ -7519,6 +8592,20 @@
       </w:r>
       <w:r>
         <w:rPr>
+          <w:lang w:val="fr_FR" w:bidi="fr_FR"/>
+        </w:rPr>
+        <w:t>ע֥וֹד אַחַ֖ת מְעַ֣ט הִ֑יא וַ⁠אֲנִ֗י מַרְעִישׁ֙</w:t>
+      </w:r>
+    </w:p>
+    <w:p>
+      <w:pPr/>
+      <w:r>
+        <w:rPr>
+          <w:lang w:val="fr_FR" w:bidi="fr_FR"/>
+        </w:rPr>
+      </w:r>
+      <w:r>
+        <w:rPr>
           <w:b/>
           <w:lang w:val="fr_FR" w:bidi="fr_FR"/>
         </w:rPr>
@@ -7614,6 +8701,20 @@
       </w:r>
       <w:r>
         <w:rPr>
+          <w:lang w:val="fr_FR" w:bidi="fr_FR"/>
+        </w:rPr>
+        <w:t>וַ⁠אֲנִ֗י מַרְעִישׁ֙</w:t>
+      </w:r>
+    </w:p>
+    <w:p>
+      <w:pPr/>
+      <w:r>
+        <w:rPr>
+          <w:lang w:val="fr_FR" w:bidi="fr_FR"/>
+        </w:rPr>
+      </w:r>
+      <w:r>
+        <w:rPr>
           <w:b/>
           <w:lang w:val="fr_FR" w:bidi="fr_FR"/>
         </w:rPr>
@@ -7722,6 +8823,20 @@
       </w:r>
       <w:r>
         <w:rPr>
+          <w:lang w:val="fr_FR" w:bidi="fr_FR"/>
+        </w:rPr>
+        <w:t>אֶת־הַ⁠שָּׁמַ֣יִם וְ⁠אֶת־הָ⁠אָ֔רֶץ וְ⁠אֶת־הַ⁠יָּ֖ם וְ⁠אֶת־הֶ⁠חָרָבָֽה</w:t>
+      </w:r>
+    </w:p>
+    <w:p>
+      <w:pPr/>
+      <w:r>
+        <w:rPr>
+          <w:lang w:val="fr_FR" w:bidi="fr_FR"/>
+        </w:rPr>
+      </w:r>
+      <w:r>
+        <w:rPr>
           <w:b/>
           <w:lang w:val="fr_FR" w:bidi="fr_FR"/>
         </w:rPr>
@@ -7857,6 +8972,20 @@
       </w:r>
       <w:r>
         <w:rPr>
+          <w:lang w:val="fr_FR" w:bidi="fr_FR"/>
+        </w:rPr>
+        <w:t>וְ⁠הִרְעַשְׁתִּי֙ אֶת־כָּל־הַ⁠גּוֹיִ֔ם וּ⁠בָ֖אוּ חֶמְדַּ֣ת כָּל־הַ⁠גּוֹיִ֑ם וּ⁠מִלֵּאתִ֞י אֶת־הַ⁠בַּ֤יִת הַ⁠זֶּה֙ כָּב֔וֹד אָמַ֖ר יְהוָ֥ה צְבָאֽוֹת</w:t>
+      </w:r>
+    </w:p>
+    <w:p>
+      <w:pPr/>
+      <w:r>
+        <w:rPr>
+          <w:lang w:val="fr_FR" w:bidi="fr_FR"/>
+        </w:rPr>
+      </w:r>
+      <w:r>
+        <w:rPr>
           <w:b/>
           <w:lang w:val="fr_FR" w:bidi="fr_FR"/>
         </w:rPr>
@@ -7952,6 +9081,20 @@
       </w:r>
       <w:r>
         <w:rPr>
+          <w:lang w:val="fr_FR" w:bidi="fr_FR"/>
+        </w:rPr>
+        <w:t>וְ⁠הִרְעַשְׁתִּי֙ אֶת־כָּל־הַ⁠גּוֹיִ֔ם</w:t>
+      </w:r>
+    </w:p>
+    <w:p>
+      <w:pPr/>
+      <w:r>
+        <w:rPr>
+          <w:lang w:val="fr_FR" w:bidi="fr_FR"/>
+        </w:rPr>
+      </w:r>
+      <w:r>
+        <w:rPr>
           <w:b/>
           <w:lang w:val="fr_FR" w:bidi="fr_FR"/>
         </w:rPr>
@@ -8061,6 +9204,20 @@
       </w:r>
       <w:r>
         <w:rPr>
+          <w:lang w:val="fr_FR" w:bidi="fr_FR"/>
+        </w:rPr>
+        <w:t>וּ⁠מִלֵּאתִ֞י אֶת־הַ⁠בַּ֤יִת הַ⁠זֶּה֙ כָּב֔וֹד</w:t>
+      </w:r>
+    </w:p>
+    <w:p>
+      <w:pPr/>
+      <w:r>
+        <w:rPr>
+          <w:lang w:val="fr_FR" w:bidi="fr_FR"/>
+        </w:rPr>
+      </w:r>
+      <w:r>
+        <w:rPr>
           <w:b/>
           <w:lang w:val="fr_FR" w:bidi="fr_FR"/>
         </w:rPr>
@@ -8196,6 +9353,20 @@
       </w:r>
       <w:r>
         <w:rPr>
+          <w:lang w:val="fr_FR" w:bidi="fr_FR"/>
+        </w:rPr>
+        <w:t>לִ֥⁠י הַ⁠כֶּ֖סֶף וְ⁠לִ֣⁠י הַ⁠זָּהָ֑ב נְאֻ֖ם יְהוָ֥ה צְבָאֽוֹת</w:t>
+      </w:r>
+    </w:p>
+    <w:p>
+      <w:pPr/>
+      <w:r>
+        <w:rPr>
+          <w:lang w:val="fr_FR" w:bidi="fr_FR"/>
+        </w:rPr>
+      </w:r>
+      <w:r>
+        <w:rPr>
           <w:b/>
           <w:lang w:val="fr_FR" w:bidi="fr_FR"/>
         </w:rPr>
@@ -8286,6 +9457,20 @@
       </w:r>
       <w:r>
         <w:rPr>
+          <w:lang w:val="fr_FR" w:bidi="fr_FR"/>
+        </w:rPr>
+        <w:t>לִ֥⁠י הַ⁠כֶּ֖סֶף וְ⁠לִ֣⁠י הַ⁠זָּהָ֑ב</w:t>
+      </w:r>
+    </w:p>
+    <w:p>
+      <w:pPr/>
+      <w:r>
+        <w:rPr>
+          <w:lang w:val="fr_FR" w:bidi="fr_FR"/>
+        </w:rPr>
+      </w:r>
+      <w:r>
+        <w:rPr>
           <w:b/>
           <w:lang w:val="fr_FR" w:bidi="fr_FR"/>
         </w:rPr>
@@ -8369,6 +9554,20 @@
       </w:r>
       <w:r>
         <w:rPr>
+          <w:lang w:val="fr_FR" w:bidi="fr_FR"/>
+        </w:rPr>
+        <w:t>גָּד֣וֹל יִֽהְיֶ֡ה כְּבוֹד֩ הַ⁠בַּ֨יִת הַ⁠זֶּ֤ה הָ⁠אַֽחֲרוֹן֙ מִן־הָ֣⁠רִאשׁ֔וֹן אָמַ֖ר יְהוָ֣ה צְבָא֑וֹת וּ⁠בַ⁠מָּק֤וֹם הַ⁠זֶּה֙ אֶתֵּ֣ן שָׁל֔וֹם נְאֻ֖ם יְהוָ֥ה צְבָאֽוֹת</w:t>
+      </w:r>
+    </w:p>
+    <w:p>
+      <w:pPr/>
+      <w:r>
+        <w:rPr>
+          <w:lang w:val="fr_FR" w:bidi="fr_FR"/>
+        </w:rPr>
+      </w:r>
+      <w:r>
+        <w:rPr>
           <w:b/>
           <w:lang w:val="fr_FR" w:bidi="fr_FR"/>
         </w:rPr>
@@ -8471,6 +9670,20 @@
       </w:r>
       <w:r>
         <w:rPr>
+          <w:lang w:val="fr_FR" w:bidi="fr_FR"/>
+        </w:rPr>
+        <w:t>גָּד֣וֹל יִֽהְיֶ֡ה כְּבוֹד֩ הַ⁠בַּ֨יִת הַ⁠זֶּ֤ה הָ⁠אַֽחֲרוֹן֙ מִן־הָ֣⁠רִאשׁ֔וֹן</w:t>
+      </w:r>
+    </w:p>
+    <w:p>
+      <w:pPr/>
+      <w:r>
+        <w:rPr>
+          <w:lang w:val="fr_FR" w:bidi="fr_FR"/>
+        </w:rPr>
+      </w:r>
+      <w:r>
+        <w:rPr>
           <w:b/>
           <w:lang w:val="fr_FR" w:bidi="fr_FR"/>
         </w:rPr>
@@ -8554,6 +9767,20 @@
       </w:r>
       <w:r>
         <w:rPr>
+          <w:lang w:val="fr_FR" w:bidi="fr_FR"/>
+        </w:rPr>
+        <w:t>גָּד֣וֹל יִֽהְיֶ֡ה כְּבוֹד֩ הַ⁠בַּ֨יִת הַ⁠זֶּ֤ה הָ⁠אַֽחֲרוֹן֙ מִן־הָ֣⁠רִאשׁ֔וֹן</w:t>
+      </w:r>
+    </w:p>
+    <w:p>
+      <w:pPr/>
+      <w:r>
+        <w:rPr>
+          <w:lang w:val="fr_FR" w:bidi="fr_FR"/>
+        </w:rPr>
+      </w:r>
+      <w:r>
+        <w:rPr>
           <w:b/>
           <w:lang w:val="fr_FR" w:bidi="fr_FR"/>
         </w:rPr>
@@ -8650,6 +9877,20 @@
       </w:r>
       <w:r>
         <w:rPr>
+          <w:lang w:val="fr_FR" w:bidi="fr_FR"/>
+        </w:rPr>
+        <w:t>הַ⁠בַּ֨יִת</w:t>
+      </w:r>
+    </w:p>
+    <w:p>
+      <w:pPr/>
+      <w:r>
+        <w:rPr>
+          <w:lang w:val="fr_FR" w:bidi="fr_FR"/>
+        </w:rPr>
+      </w:r>
+      <w:r>
+        <w:rPr>
           <w:b/>
           <w:lang w:val="fr_FR" w:bidi="fr_FR"/>
         </w:rPr>
@@ -8759,6 +10000,20 @@
       </w:r>
       <w:r>
         <w:rPr>
+          <w:lang w:val="fr_FR" w:bidi="fr_FR"/>
+        </w:rPr>
+        <w:t>וּ⁠בַ⁠מָּק֤וֹם הַ⁠זֶּה֙ אֶתֵּ֣ן שָׁל֔וֹם</w:t>
+      </w:r>
+    </w:p>
+    <w:p>
+      <w:pPr/>
+      <w:r>
+        <w:rPr>
+          <w:lang w:val="fr_FR" w:bidi="fr_FR"/>
+        </w:rPr>
+      </w:r>
+      <w:r>
+        <w:rPr>
           <w:b/>
           <w:lang w:val="fr_FR" w:bidi="fr_FR"/>
         </w:rPr>
@@ -8868,6 +10123,20 @@
       </w:r>
       <w:r>
         <w:rPr>
+          <w:lang w:val="fr_FR" w:bidi="fr_FR"/>
+        </w:rPr>
+        <w:t>בְּ⁠עֶשְׂרִ֤ים וְ⁠אַרְבָּעָה֙ לַ⁠תְּשִׁיעִ֔י</w:t>
+      </w:r>
+    </w:p>
+    <w:p>
+      <w:pPr/>
+      <w:r>
+        <w:rPr>
+          <w:lang w:val="fr_FR" w:bidi="fr_FR"/>
+        </w:rPr>
+      </w:r>
+      <w:r>
+        <w:rPr>
           <w:b/>
           <w:lang w:val="fr_FR" w:bidi="fr_FR"/>
         </w:rPr>
@@ -8951,6 +10220,20 @@
       </w:r>
       <w:r>
         <w:rPr>
+          <w:lang w:val="fr_FR" w:bidi="fr_FR"/>
+        </w:rPr>
+        <w:t>בְּ⁠עֶשְׂרִ֤ים וְ⁠אַרְבָּעָה֙ לַ⁠תְּשִׁיעִ֔י בִּ⁠שְׁנַ֥ת שְׁתַּ֖יִם לְ⁠דָרְיָ֑וֶשׁ</w:t>
+      </w:r>
+    </w:p>
+    <w:p>
+      <w:pPr/>
+      <w:r>
+        <w:rPr>
+          <w:lang w:val="fr_FR" w:bidi="fr_FR"/>
+        </w:rPr>
+      </w:r>
+      <w:r>
+        <w:rPr>
           <w:b/>
           <w:lang w:val="fr_FR" w:bidi="fr_FR"/>
         </w:rPr>
@@ -9048,6 +10331,20 @@
       </w:r>
       <w:r>
         <w:rPr>
+          <w:lang w:val="fr_FR" w:bidi="fr_FR"/>
+        </w:rPr>
+        <w:t>בְּ⁠עֶשְׂרִ֤ים וְ⁠אַרְבָּעָה֙ לַ⁠תְּשִׁיעִ֔י</w:t>
+      </w:r>
+    </w:p>
+    <w:p>
+      <w:pPr/>
+      <w:r>
+        <w:rPr>
+          <w:lang w:val="fr_FR" w:bidi="fr_FR"/>
+        </w:rPr>
+      </w:r>
+      <w:r>
+        <w:rPr>
           <w:b/>
           <w:lang w:val="fr_FR" w:bidi="fr_FR"/>
         </w:rPr>
@@ -9093,7 +10390,7 @@
         </w:rPr>
         <w:t xml:space="preserve"> du calendrier hébraïque correspond environ à la mi-décembre des calendriers occidentaux. Voyez comment vous avez choisi de traduire la référence semblable à un jour et un mois dans </w:t>
       </w:r>
-      <w:hyperlink r:id="rId13">
+      <w:hyperlink r:id="rId15">
         <w:r>
           <w:rPr>
             <w:lang w:val="fr_FR" w:bidi="fr_FR"/>
@@ -9175,6 +10472,20 @@
       </w:r>
       <w:r>
         <w:rPr>
+          <w:lang w:val="fr_FR" w:bidi="fr_FR"/>
+        </w:rPr>
+        <w:t>הָיָה֙ דְּבַר־יְהוָ֔ה אֶל־חַגַּ֥י הַ⁠נָּבִ֖יא לֵ⁠אמֹֽר</w:t>
+      </w:r>
+    </w:p>
+    <w:p>
+      <w:pPr/>
+      <w:r>
+        <w:rPr>
+          <w:lang w:val="fr_FR" w:bidi="fr_FR"/>
+        </w:rPr>
+      </w:r>
+      <w:r>
+        <w:rPr>
           <w:b/>
           <w:lang w:val="fr_FR" w:bidi="fr_FR"/>
         </w:rPr>
@@ -9194,7 +10505,7 @@
         </w:rPr>
         <w:t xml:space="preserve">Voyez comment vous avez traduit l'énoncé semblable dans </w:t>
       </w:r>
-      <w:hyperlink r:id="rId13">
+      <w:hyperlink r:id="rId15">
         <w:r>
           <w:rPr>
             <w:lang w:val="fr_FR" w:bidi="fr_FR"/>
@@ -9276,6 +10587,20 @@
       </w:r>
       <w:r>
         <w:rPr>
+          <w:lang w:val="fr_FR" w:bidi="fr_FR"/>
+        </w:rPr>
+        <w:t>כֹּ֥ה אָמַ֖ר יְהוָ֣ה צְבָא֑וֹת שְׁאַל־נָ֧א אֶת־הַ⁠כֹּהֲנִ֛ים תּוֹרָ֖ה לֵ⁠אמֹֽר</w:t>
+      </w:r>
+    </w:p>
+    <w:p>
+      <w:pPr/>
+      <w:r>
+        <w:rPr>
+          <w:lang w:val="fr_FR" w:bidi="fr_FR"/>
+        </w:rPr>
+      </w:r>
+      <w:r>
+        <w:rPr>
           <w:b/>
           <w:lang w:val="fr_FR" w:bidi="fr_FR"/>
         </w:rPr>
@@ -9359,6 +10684,20 @@
       </w:r>
       <w:r>
         <w:rPr>
+          <w:lang w:val="fr_FR" w:bidi="fr_FR"/>
+        </w:rPr>
+        <w:t>הֵ֣ן ׀ יִשָּׂא־אִ֨ישׁ בְּשַׂר־קֹ֜דֶשׁ בִּ⁠כְנַ֣ף בִּגְד֗⁠וֹ וְ⁠נָגַ֣ע בִּ֠⁠כְנָפ⁠וֹ אֶל־הַ⁠לֶּ֨חֶם וְ⁠אֶל־הַ⁠נָּזִ֜יד וְ⁠אֶל־הַ⁠יַּ֧יִן וְ⁠אֶל־שֶׁ֛מֶן וְ⁠אֶל־כָּל־מַאֲכָ֖ל הֲ⁠יִקְדָּ֑שׁ</w:t>
+      </w:r>
+    </w:p>
+    <w:p>
+      <w:pPr/>
+      <w:r>
+        <w:rPr>
+          <w:lang w:val="fr_FR" w:bidi="fr_FR"/>
+        </w:rPr>
+      </w:r>
+      <w:r>
+        <w:rPr>
           <w:b/>
           <w:lang w:val="fr_FR" w:bidi="fr_FR"/>
         </w:rPr>
@@ -9442,6 +10781,20 @@
       </w:r>
       <w:r>
         <w:rPr>
+          <w:lang w:val="fr_FR" w:bidi="fr_FR"/>
+        </w:rPr>
+        <w:t>הֵ֣ן ׀ יִשָּׂא־אִ֨ישׁ בְּשַׂר־קֹ֜דֶשׁ בִּ⁠כְנַ֣ף בִּגְד֗⁠וֹ וְ⁠נָגַ֣ע בִּ֠⁠כְנָפ⁠וֹ אֶל־הַ⁠לֶּ֨חֶם וְ⁠אֶל־הַ⁠נָּזִ֜יד וְ⁠אֶל־הַ⁠יַּ֧יִן וְ⁠אֶל־שֶׁ֛מֶן וְ⁠אֶל־כָּל־מַאֲכָ֖ל הֲ⁠יִקְדָּ֑שׁ</w:t>
+      </w:r>
+    </w:p>
+    <w:p>
+      <w:pPr/>
+      <w:r>
+        <w:rPr>
+          <w:lang w:val="fr_FR" w:bidi="fr_FR"/>
+        </w:rPr>
+      </w:r>
+      <w:r>
+        <w:rPr>
           <w:b/>
           <w:lang w:val="fr_FR" w:bidi="fr_FR"/>
         </w:rPr>
@@ -9525,6 +10878,20 @@
       </w:r>
       <w:r>
         <w:rPr>
+          <w:lang w:val="fr_FR" w:bidi="fr_FR"/>
+        </w:rPr>
+        <w:t>בְּשַׂר־קֹ֜דֶשׁ</w:t>
+      </w:r>
+    </w:p>
+    <w:p>
+      <w:pPr/>
+      <w:r>
+        <w:rPr>
+          <w:lang w:val="fr_FR" w:bidi="fr_FR"/>
+        </w:rPr>
+      </w:r>
+      <w:r>
+        <w:rPr>
           <w:b/>
           <w:lang w:val="fr_FR" w:bidi="fr_FR"/>
         </w:rPr>
@@ -9621,6 +10988,20 @@
       </w:r>
       <w:r>
         <w:rPr>
+          <w:lang w:val="fr_FR" w:bidi="fr_FR"/>
+        </w:rPr>
+        <w:t>לֹֽא</w:t>
+      </w:r>
+    </w:p>
+    <w:p>
+      <w:pPr/>
+      <w:r>
+        <w:rPr>
+          <w:lang w:val="fr_FR" w:bidi="fr_FR"/>
+        </w:rPr>
+      </w:r>
+      <w:r>
+        <w:rPr>
           <w:b/>
           <w:lang w:val="fr_FR" w:bidi="fr_FR"/>
         </w:rPr>
@@ -9653,7 +11034,7 @@
         </w:rPr>
         <w:t xml:space="preserve"> rende une personne « sainte » (et lui confère donc certains privilèges, mais la soumet également à certaines restrictions, voir </w:t>
       </w:r>
-      <w:hyperlink r:id="rId18">
+      <w:hyperlink r:id="rId20">
         <w:r>
           <w:rPr>
             <w:lang w:val="fr_FR" w:bidi="fr_FR"/>
@@ -9735,6 +11116,20 @@
       </w:r>
       <w:r>
         <w:rPr>
+          <w:lang w:val="fr_FR" w:bidi="fr_FR"/>
+        </w:rPr>
+        <w:t>טְמֵא־נֶ֛פֶשׁ</w:t>
+      </w:r>
+    </w:p>
+    <w:p>
+      <w:pPr/>
+      <w:r>
+        <w:rPr>
+          <w:lang w:val="fr_FR" w:bidi="fr_FR"/>
+        </w:rPr>
+      </w:r>
+      <w:r>
+        <w:rPr>
           <w:b/>
           <w:lang w:val="fr_FR" w:bidi="fr_FR"/>
         </w:rPr>
@@ -9831,6 +11226,20 @@
       </w:r>
       <w:r>
         <w:rPr>
+          <w:lang w:val="fr_FR" w:bidi="fr_FR"/>
+        </w:rPr>
+        <w:t>טְמֵא־נֶ֛פֶשׁ</w:t>
+      </w:r>
+    </w:p>
+    <w:p>
+      <w:pPr/>
+      <w:r>
+        <w:rPr>
+          <w:lang w:val="fr_FR" w:bidi="fr_FR"/>
+        </w:rPr>
+      </w:r>
+      <w:r>
+        <w:rPr>
           <w:b/>
           <w:lang w:val="fr_FR" w:bidi="fr_FR"/>
         </w:rPr>
@@ -9927,6 +11336,20 @@
       </w:r>
       <w:r>
         <w:rPr>
+          <w:lang w:val="fr_FR" w:bidi="fr_FR"/>
+        </w:rPr>
+        <w:t>טְמֵא־נֶ֛פֶשׁ</w:t>
+      </w:r>
+    </w:p>
+    <w:p>
+      <w:pPr/>
+      <w:r>
+        <w:rPr>
+          <w:lang w:val="fr_FR" w:bidi="fr_FR"/>
+        </w:rPr>
+      </w:r>
+      <w:r>
+        <w:rPr>
           <w:b/>
           <w:lang w:val="fr_FR" w:bidi="fr_FR"/>
         </w:rPr>
@@ -9952,7 +11375,7 @@
         </w:rPr>
         <w:t xml:space="preserve"> (voir </w:t>
       </w:r>
-      <w:hyperlink r:id="rId19">
+      <w:hyperlink r:id="rId21">
         <w:r>
           <w:rPr>
             <w:lang w:val="fr_FR" w:bidi="fr_FR"/>
@@ -10034,6 +11457,20 @@
       </w:r>
       <w:r>
         <w:rPr>
+          <w:lang w:val="fr_FR" w:bidi="fr_FR"/>
+        </w:rPr>
+        <w:t>בְּ⁠כָל־אֵ֖לֶּה הֲ⁠יִטְמָ֑א</w:t>
+      </w:r>
+    </w:p>
+    <w:p>
+      <w:pPr/>
+      <w:r>
+        <w:rPr>
+          <w:lang w:val="fr_FR" w:bidi="fr_FR"/>
+        </w:rPr>
+      </w:r>
+      <w:r>
+        <w:rPr>
           <w:b/>
           <w:lang w:val="fr_FR" w:bidi="fr_FR"/>
         </w:rPr>
@@ -10137,6 +11574,20 @@
       </w:r>
       <w:r>
         <w:rPr>
+          <w:lang w:val="fr_FR" w:bidi="fr_FR"/>
+        </w:rPr>
+        <w:t>יִטְמָֽא</w:t>
+      </w:r>
+    </w:p>
+    <w:p>
+      <w:pPr/>
+      <w:r>
+        <w:rPr>
+          <w:lang w:val="fr_FR" w:bidi="fr_FR"/>
+        </w:rPr>
+      </w:r>
+      <w:r>
+        <w:rPr>
           <w:b/>
           <w:lang w:val="fr_FR" w:bidi="fr_FR"/>
         </w:rPr>
@@ -10226,6 +11677,20 @@
       </w:r>
       <w:r>
         <w:rPr>
+          <w:lang w:val="fr_FR" w:bidi="fr_FR"/>
+        </w:rPr>
+        <w:t>כֵּ֣ן הָֽ⁠עָם־הַ֠⁠זֶּה וְ⁠כֵן־הַ⁠גּ֨וֹי הַ⁠זֶּ֤ה לְ⁠פָנַ⁠י֙ נְאֻם־יְהוָ֔ה וְ⁠כֵ֖ן כָּל־מַעֲשֵׂ֣ה יְדֵי⁠הֶ֑ם וַ⁠אֲשֶׁ֥ר יַקְרִ֛יבוּ שָׁ֖ם טָמֵ֥א הֽוּא</w:t>
+      </w:r>
+    </w:p>
+    <w:p>
+      <w:pPr/>
+      <w:r>
+        <w:rPr>
+          <w:lang w:val="fr_FR" w:bidi="fr_FR"/>
+        </w:rPr>
+      </w:r>
+      <w:r>
+        <w:rPr>
           <w:b/>
           <w:lang w:val="fr_FR" w:bidi="fr_FR"/>
         </w:rPr>
@@ -10309,6 +11774,20 @@
       </w:r>
       <w:r>
         <w:rPr>
+          <w:lang w:val="fr_FR" w:bidi="fr_FR"/>
+        </w:rPr>
+        <w:t>כֵּ֣ן הָֽ⁠עָם־הַ֠⁠זֶּה וְ⁠כֵן־הַ⁠גּ֨וֹי הַ⁠זֶּ֤ה</w:t>
+      </w:r>
+    </w:p>
+    <w:p>
+      <w:pPr/>
+      <w:r>
+        <w:rPr>
+          <w:lang w:val="fr_FR" w:bidi="fr_FR"/>
+        </w:rPr>
+      </w:r>
+      <w:r>
+        <w:rPr>
           <w:b/>
           <w:lang w:val="fr_FR" w:bidi="fr_FR"/>
         </w:rPr>
@@ -10405,6 +11884,20 @@
       </w:r>
       <w:r>
         <w:rPr>
+          <w:lang w:val="fr_FR" w:bidi="fr_FR"/>
+        </w:rPr>
+        <w:t>כֵּ֣ן הָֽ⁠עָם־הַ֠⁠זֶּה וְ⁠כֵן־הַ⁠גּ֨וֹי הַ⁠זֶּ֤ה</w:t>
+      </w:r>
+    </w:p>
+    <w:p>
+      <w:pPr/>
+      <w:r>
+        <w:rPr>
+          <w:lang w:val="fr_FR" w:bidi="fr_FR"/>
+        </w:rPr>
+      </w:r>
+      <w:r>
+        <w:rPr>
           <w:b/>
           <w:lang w:val="fr_FR" w:bidi="fr_FR"/>
         </w:rPr>
@@ -10514,6 +12007,20 @@
       </w:r>
       <w:r>
         <w:rPr>
+          <w:lang w:val="fr_FR" w:bidi="fr_FR"/>
+        </w:rPr>
+        <w:t>לְ⁠פָנַ⁠י֙</w:t>
+      </w:r>
+    </w:p>
+    <w:p>
+      <w:pPr/>
+      <w:r>
+        <w:rPr>
+          <w:lang w:val="fr_FR" w:bidi="fr_FR"/>
+        </w:rPr>
+      </w:r>
+      <w:r>
+        <w:rPr>
           <w:b/>
           <w:lang w:val="fr_FR" w:bidi="fr_FR"/>
         </w:rPr>
@@ -10610,6 +12117,20 @@
       </w:r>
       <w:r>
         <w:rPr>
+          <w:lang w:val="fr_FR" w:bidi="fr_FR"/>
+        </w:rPr>
+        <w:t>לְ⁠פָנַ⁠י֙</w:t>
+      </w:r>
+    </w:p>
+    <w:p>
+      <w:pPr/>
+      <w:r>
+        <w:rPr>
+          <w:lang w:val="fr_FR" w:bidi="fr_FR"/>
+        </w:rPr>
+      </w:r>
+      <w:r>
+        <w:rPr>
           <w:b/>
           <w:lang w:val="fr_FR" w:bidi="fr_FR"/>
         </w:rPr>
@@ -10693,6 +12214,20 @@
       </w:r>
       <w:r>
         <w:rPr>
+          <w:lang w:val="fr_FR" w:bidi="fr_FR"/>
+        </w:rPr>
+        <w:t>וְ⁠כֵ֖ן כָּל־מַעֲשֵׂ֣ה יְדֵי⁠הֶ֑ם</w:t>
+      </w:r>
+    </w:p>
+    <w:p>
+      <w:pPr/>
+      <w:r>
+        <w:rPr>
+          <w:lang w:val="fr_FR" w:bidi="fr_FR"/>
+        </w:rPr>
+      </w:r>
+      <w:r>
+        <w:rPr>
           <w:b/>
           <w:lang w:val="fr_FR" w:bidi="fr_FR"/>
         </w:rPr>
@@ -10802,6 +12337,20 @@
       </w:r>
       <w:r>
         <w:rPr>
+          <w:lang w:val="fr_FR" w:bidi="fr_FR"/>
+        </w:rPr>
+        <w:t>וַ⁠אֲשֶׁ֥ר יַקְרִ֛יבוּ שָׁ֖ם טָמֵ֥א הֽוּא</w:t>
+      </w:r>
+    </w:p>
+    <w:p>
+      <w:pPr/>
+      <w:r>
+        <w:rPr>
+          <w:lang w:val="fr_FR" w:bidi="fr_FR"/>
+        </w:rPr>
+      </w:r>
+      <w:r>
+        <w:rPr>
           <w:b/>
           <w:lang w:val="fr_FR" w:bidi="fr_FR"/>
         </w:rPr>
@@ -10834,7 +12383,7 @@
         </w:rPr>
         <w:t xml:space="preserve">, Aggée entend implicitement un autel que les personnes revenues d'exil avaient installé sur le site du temple. Cela est décrit dans </w:t>
       </w:r>
-      <w:hyperlink r:id="rId20">
+      <w:hyperlink r:id="rId22">
         <w:r>
           <w:rPr>
             <w:lang w:val="fr_FR" w:bidi="fr_FR"/>
@@ -10916,6 +12465,20 @@
       </w:r>
       <w:r>
         <w:rPr>
+          <w:lang w:val="fr_FR" w:bidi="fr_FR"/>
+        </w:rPr>
+        <w:t>שִֽׂימוּ־נָ֣א לְבַבְ⁠כֶ֔ם</w:t>
+      </w:r>
+    </w:p>
+    <w:p>
+      <w:pPr/>
+      <w:r>
+        <w:rPr>
+          <w:lang w:val="fr_FR" w:bidi="fr_FR"/>
+        </w:rPr>
+      </w:r>
+      <w:r>
+        <w:rPr>
           <w:b/>
           <w:lang w:val="fr_FR" w:bidi="fr_FR"/>
         </w:rPr>
@@ -10935,7 +12498,7 @@
         </w:rPr>
         <w:t xml:space="preserve">Voyez comment vous avez traduit cette expression dans </w:t>
       </w:r>
-      <w:hyperlink r:id="rId14">
+      <w:hyperlink r:id="rId16">
         <w:r>
           <w:rPr>
             <w:lang w:val="fr_FR" w:bidi="fr_FR"/>
@@ -11017,6 +12580,20 @@
       </w:r>
       <w:r>
         <w:rPr>
+          <w:lang w:val="fr_FR" w:bidi="fr_FR"/>
+        </w:rPr>
+        <w:t>מִן־הַ⁠יּ֥וֹם הַ⁠זֶּ֖ה וָ⁠מָ֑עְלָ⁠ה</w:t>
+      </w:r>
+    </w:p>
+    <w:p>
+      <w:pPr/>
+      <w:r>
+        <w:rPr>
+          <w:lang w:val="fr_FR" w:bidi="fr_FR"/>
+        </w:rPr>
+      </w:r>
+      <w:r>
+        <w:rPr>
           <w:b/>
           <w:lang w:val="fr_FR" w:bidi="fr_FR"/>
         </w:rPr>
@@ -11113,6 +12690,20 @@
       </w:r>
       <w:r>
         <w:rPr>
+          <w:lang w:val="fr_FR" w:bidi="fr_FR"/>
+        </w:rPr>
+        <w:t>מִ⁠טֶּ֧רֶם שֽׂוּם־אֶ֛בֶן אֶל־אֶ֖בֶן בְּ⁠הֵיכַ֥ל יְהוָֽה</w:t>
+      </w:r>
+    </w:p>
+    <w:p>
+      <w:pPr/>
+      <w:r>
+        <w:rPr>
+          <w:lang w:val="fr_FR" w:bidi="fr_FR"/>
+        </w:rPr>
+      </w:r>
+      <w:r>
+        <w:rPr>
           <w:b/>
           <w:lang w:val="fr_FR" w:bidi="fr_FR"/>
         </w:rPr>
@@ -11196,6 +12787,20 @@
       </w:r>
       <w:r>
         <w:rPr>
+          <w:lang w:val="fr_FR" w:bidi="fr_FR"/>
+        </w:rPr>
+        <w:t>בְּ⁠הֵיכַ֥ל יְהוָֽה</w:t>
+      </w:r>
+    </w:p>
+    <w:p>
+      <w:pPr/>
+      <w:r>
+        <w:rPr>
+          <w:lang w:val="fr_FR" w:bidi="fr_FR"/>
+        </w:rPr>
+      </w:r>
+      <w:r>
+        <w:rPr>
           <w:b/>
           <w:lang w:val="fr_FR" w:bidi="fr_FR"/>
         </w:rPr>
@@ -11279,6 +12884,20 @@
       </w:r>
       <w:r>
         <w:rPr>
+          <w:lang w:val="fr_FR" w:bidi="fr_FR"/>
+        </w:rPr>
+        <w:t>מִֽ⁠הְיוֹתָ֥⁠ם</w:t>
+      </w:r>
+    </w:p>
+    <w:p>
+      <w:pPr/>
+      <w:r>
+        <w:rPr>
+          <w:lang w:val="fr_FR" w:bidi="fr_FR"/>
+        </w:rPr>
+      </w:r>
+      <w:r>
+        <w:rPr>
           <w:b/>
           <w:lang w:val="fr_FR" w:bidi="fr_FR"/>
         </w:rPr>
@@ -11375,6 +12994,20 @@
       </w:r>
       <w:r>
         <w:rPr>
+          <w:lang w:val="fr_FR" w:bidi="fr_FR"/>
+        </w:rPr>
+        <w:t>בָּא֙ אֶל־עֲרֵמַ֣ת עֶשְׂרִ֔ים וְ⁠הָיְתָ֖ה עֲשָׂרָ֑ה</w:t>
+      </w:r>
+    </w:p>
+    <w:p>
+      <w:pPr/>
+      <w:r>
+        <w:rPr>
+          <w:lang w:val="fr_FR" w:bidi="fr_FR"/>
+        </w:rPr>
+      </w:r>
+      <w:r>
+        <w:rPr>
           <w:b/>
           <w:lang w:val="fr_FR" w:bidi="fr_FR"/>
         </w:rPr>
@@ -11472,6 +13105,20 @@
       </w:r>
       <w:r>
         <w:rPr>
+          <w:lang w:val="fr_FR" w:bidi="fr_FR"/>
+        </w:rPr>
+        <w:t>בָּא֙ אֶל־עֲרֵמַ֣ת עֶשְׂרִ֔ים וְ⁠הָיְתָ֖ה עֲשָׂרָ֑ה</w:t>
+      </w:r>
+    </w:p>
+    <w:p>
+      <w:pPr/>
+      <w:r>
+        <w:rPr>
+          <w:lang w:val="fr_FR" w:bidi="fr_FR"/>
+        </w:rPr>
+      </w:r>
+      <w:r>
+        <w:rPr>
           <w:b/>
           <w:lang w:val="fr_FR" w:bidi="fr_FR"/>
         </w:rPr>
@@ -11568,6 +13215,20 @@
       </w:r>
       <w:r>
         <w:rPr>
+          <w:lang w:val="fr_FR" w:bidi="fr_FR"/>
+        </w:rPr>
+        <w:t>בָּ֣א אֶל־הַ⁠יֶּ֗קֶב לַ⁠חְשֹׂף֙ חֲמִשִּׁ֣ים פּוּרָ֔ה וְ⁠הָיְתָ֖ה עֶשְׂרִֽים</w:t>
+      </w:r>
+    </w:p>
+    <w:p>
+      <w:pPr/>
+      <w:r>
+        <w:rPr>
+          <w:lang w:val="fr_FR" w:bidi="fr_FR"/>
+        </w:rPr>
+      </w:r>
+      <w:r>
+        <w:rPr>
           <w:b/>
           <w:lang w:val="fr_FR" w:bidi="fr_FR"/>
         </w:rPr>
@@ -11640,6 +13301,20 @@
         <w:rPr>
           <w:lang w:val="fr_FR" w:bidi="fr_FR"/>
         </w:rPr>
+      </w:r>
+    </w:p>
+    <w:p>
+      <w:pPr/>
+      <w:r>
+        <w:rPr>
+          <w:lang w:val="fr_FR" w:bidi="fr_FR"/>
+        </w:rPr>
+      </w:r>
+      <w:r>
+        <w:rPr>
+          <w:lang w:val="fr_FR" w:bidi="fr_FR"/>
+        </w:rPr>
+        <w:t>חֲמִשִּׁ֣ים פּוּרָ֔ה</w:t>
       </w:r>
     </w:p>
     <w:p>
@@ -11741,6 +13416,20 @@
       </w:r>
       <w:r>
         <w:rPr>
+          <w:lang w:val="fr_FR" w:bidi="fr_FR"/>
+        </w:rPr>
+        <w:t>הִכֵּ֨יתִי אֶתְ⁠כֶ֜ם בַּ⁠שִּׁדָּפ֤וֹן וּ⁠בַ⁠יֵּֽרָקוֹן֙ וּ⁠בַ⁠בָּרָ֔ד אֵ֖ת כָּל־מַעֲשֵׂ֣ה יְדֵי⁠כֶ֑ם וְ⁠אֵין־אֶתְ⁠כֶ֥ם אֵלַ֖⁠י נְאֻם־יְהוָֽה</w:t>
+      </w:r>
+    </w:p>
+    <w:p>
+      <w:pPr/>
+      <w:r>
+        <w:rPr>
+          <w:lang w:val="fr_FR" w:bidi="fr_FR"/>
+        </w:rPr>
+      </w:r>
+      <w:r>
+        <w:rPr>
           <w:b/>
           <w:lang w:val="fr_FR" w:bidi="fr_FR"/>
         </w:rPr>
@@ -11824,6 +13513,20 @@
       </w:r>
       <w:r>
         <w:rPr>
+          <w:lang w:val="fr_FR" w:bidi="fr_FR"/>
+        </w:rPr>
+        <w:t>אֵ֖ת כָּל־מַעֲשֵׂ֣ה יְדֵי⁠כֶ֑ם</w:t>
+      </w:r>
+    </w:p>
+    <w:p>
+      <w:pPr/>
+      <w:r>
+        <w:rPr>
+          <w:lang w:val="fr_FR" w:bidi="fr_FR"/>
+        </w:rPr>
+      </w:r>
+      <w:r>
+        <w:rPr>
           <w:b/>
           <w:lang w:val="fr_FR" w:bidi="fr_FR"/>
         </w:rPr>
@@ -11907,6 +13610,20 @@
       </w:r>
       <w:r>
         <w:rPr>
+          <w:lang w:val="fr_FR" w:bidi="fr_FR"/>
+        </w:rPr>
+        <w:t>אֵ֖ת כָּל־מַעֲשֵׂ֣ה יְדֵי⁠כֶ֑ם</w:t>
+      </w:r>
+    </w:p>
+    <w:p>
+      <w:pPr/>
+      <w:r>
+        <w:rPr>
+          <w:lang w:val="fr_FR" w:bidi="fr_FR"/>
+        </w:rPr>
+      </w:r>
+      <w:r>
+        <w:rPr>
           <w:b/>
           <w:lang w:val="fr_FR" w:bidi="fr_FR"/>
         </w:rPr>
@@ -11926,7 +13643,7 @@
         </w:rPr>
         <w:t xml:space="preserve">Voyez comment vous avez traduit l'expression semblable en </w:t>
       </w:r>
-      <w:hyperlink r:id="rId21">
+      <w:hyperlink r:id="rId23">
         <w:r>
           <w:rPr>
             <w:lang w:val="fr_FR" w:bidi="fr_FR"/>
@@ -12008,6 +13725,20 @@
       </w:r>
       <w:r>
         <w:rPr>
+          <w:lang w:val="fr_FR" w:bidi="fr_FR"/>
+        </w:rPr>
+        <w:t>וְ⁠אֵין־אֶתְ⁠כֶ֥ם אֵלַ֖⁠י</w:t>
+      </w:r>
+    </w:p>
+    <w:p>
+      <w:pPr/>
+      <w:r>
+        <w:rPr>
+          <w:lang w:val="fr_FR" w:bidi="fr_FR"/>
+        </w:rPr>
+      </w:r>
+      <w:r>
+        <w:rPr>
           <w:b/>
           <w:lang w:val="fr_FR" w:bidi="fr_FR"/>
         </w:rPr>
@@ -12091,6 +13822,20 @@
       </w:r>
       <w:r>
         <w:rPr>
+          <w:lang w:val="fr_FR" w:bidi="fr_FR"/>
+        </w:rPr>
+        <w:t>שִׂימוּ &amp; לְבַבְ⁠כֶ֔ם</w:t>
+      </w:r>
+    </w:p>
+    <w:p>
+      <w:pPr/>
+      <w:r>
+        <w:rPr>
+          <w:lang w:val="fr_FR" w:bidi="fr_FR"/>
+        </w:rPr>
+      </w:r>
+      <w:r>
+        <w:rPr>
           <w:b/>
           <w:lang w:val="fr_FR" w:bidi="fr_FR"/>
         </w:rPr>
@@ -12124,7 +13869,7 @@
         </w:rPr>
         <w:t xml:space="preserve">Voyez comment vous avez traduit l'expression similaire dans </w:t>
       </w:r>
-      <w:hyperlink r:id="rId14">
+      <w:hyperlink r:id="rId16">
         <w:r>
           <w:rPr>
             <w:lang w:val="fr_FR" w:bidi="fr_FR"/>
@@ -12206,6 +13951,20 @@
       </w:r>
       <w:r>
         <w:rPr>
+          <w:lang w:val="fr_FR" w:bidi="fr_FR"/>
+        </w:rPr>
+        <w:t>מִן־הַ⁠יּ֥וֹם הַ⁠זֶּ֖ה וָ⁠מָ֑עְלָ⁠ה מִ⁠יּוֹם֩ עֶשְׂרִ֨ים וְ⁠אַרְבָּעָ֜ה לַ⁠תְּשִׁיעִ֗י לְ⁠מִן־הַ⁠יּ֛וֹם אֲשֶׁר־יֻסַּ֥ד הֵֽיכַל־יְהוָ֖ה</w:t>
+      </w:r>
+    </w:p>
+    <w:p>
+      <w:pPr/>
+      <w:r>
+        <w:rPr>
+          <w:lang w:val="fr_FR" w:bidi="fr_FR"/>
+        </w:rPr>
+      </w:r>
+      <w:r>
+        <w:rPr>
           <w:b/>
           <w:lang w:val="fr_FR" w:bidi="fr_FR"/>
         </w:rPr>
@@ -12225,7 +13984,7 @@
         </w:rPr>
         <w:t xml:space="preserve">Comme dans </w:t>
       </w:r>
-      <w:hyperlink r:id="rId22">
+      <w:hyperlink r:id="rId24">
         <w:r>
           <w:rPr>
             <w:lang w:val="fr_FR" w:bidi="fr_FR"/>
@@ -12269,7 +14028,7 @@
         </w:rPr>
         <w:t xml:space="preserve"> correspond à cette date dans la deuxième année de Darius, comme l'indique </w:t>
       </w:r>
-      <w:hyperlink r:id="rId23">
+      <w:hyperlink r:id="rId25">
         <w:r>
           <w:rPr>
             <w:lang w:val="fr_FR" w:bidi="fr_FR"/>
@@ -12351,6 +14110,20 @@
       </w:r>
       <w:r>
         <w:rPr>
+          <w:lang w:val="fr_FR" w:bidi="fr_FR"/>
+        </w:rPr>
+        <w:t>מִ⁠יּוֹם֩ עֶשְׂרִ֨ים וְ⁠אַרְבָּעָ֜ה לַ⁠תְּשִׁיעִ֗י</w:t>
+      </w:r>
+    </w:p>
+    <w:p>
+      <w:pPr/>
+      <w:r>
+        <w:rPr>
+          <w:lang w:val="fr_FR" w:bidi="fr_FR"/>
+        </w:rPr>
+      </w:r>
+      <w:r>
+        <w:rPr>
           <w:b/>
           <w:lang w:val="fr_FR" w:bidi="fr_FR"/>
         </w:rPr>
@@ -12434,6 +14207,20 @@
       </w:r>
       <w:r>
         <w:rPr>
+          <w:lang w:val="fr_FR" w:bidi="fr_FR"/>
+        </w:rPr>
+        <w:t>מִ⁠יּוֹם֩ עֶשְׂרִ֨ים וְ⁠אַרְבָּעָ֜ה לַ⁠תְּשִׁיעִ֗י</w:t>
+      </w:r>
+    </w:p>
+    <w:p>
+      <w:pPr/>
+      <w:r>
+        <w:rPr>
+          <w:lang w:val="fr_FR" w:bidi="fr_FR"/>
+        </w:rPr>
+      </w:r>
+      <w:r>
+        <w:rPr>
           <w:b/>
           <w:lang w:val="fr_FR" w:bidi="fr_FR"/>
         </w:rPr>
@@ -12453,7 +14240,7 @@
         </w:rPr>
         <w:t xml:space="preserve">Si votre langue n'utilise pas les nombres ordinaux, vous pouvez utiliser ici des nombres cardinaux. Voyez ce que vous avez fait dans </w:t>
       </w:r>
-      <w:hyperlink r:id="rId23">
+      <w:hyperlink r:id="rId25">
         <w:r>
           <w:rPr>
             <w:lang w:val="fr_FR" w:bidi="fr_FR"/>
@@ -12535,6 +14322,20 @@
       </w:r>
       <w:r>
         <w:rPr>
+          <w:lang w:val="fr_FR" w:bidi="fr_FR"/>
+        </w:rPr>
+        <w:t>יֻסַּ֥ד הֵֽיכַל־יְהוָ֖ה</w:t>
+      </w:r>
+    </w:p>
+    <w:p>
+      <w:pPr/>
+      <w:r>
+        <w:rPr>
+          <w:lang w:val="fr_FR" w:bidi="fr_FR"/>
+        </w:rPr>
+      </w:r>
+      <w:r>
+        <w:rPr>
           <w:b/>
           <w:lang w:val="fr_FR" w:bidi="fr_FR"/>
         </w:rPr>
@@ -12618,6 +14419,20 @@
       </w:r>
       <w:r>
         <w:rPr>
+          <w:lang w:val="fr_FR" w:bidi="fr_FR"/>
+        </w:rPr>
+        <w:t>הֵֽיכַל־יְהוָ֖ה</w:t>
+      </w:r>
+    </w:p>
+    <w:p>
+      <w:pPr/>
+      <w:r>
+        <w:rPr>
+          <w:lang w:val="fr_FR" w:bidi="fr_FR"/>
+        </w:rPr>
+      </w:r>
+      <w:r>
+        <w:rPr>
           <w:b/>
           <w:lang w:val="fr_FR" w:bidi="fr_FR"/>
         </w:rPr>
@@ -12701,6 +14516,20 @@
       </w:r>
       <w:r>
         <w:rPr>
+          <w:lang w:val="fr_FR" w:bidi="fr_FR"/>
+        </w:rPr>
+        <w:t>שִׂ֥ימוּ לְבַבְ⁠כֶֽם</w:t>
+      </w:r>
+    </w:p>
+    <w:p>
+      <w:pPr/>
+      <w:r>
+        <w:rPr>
+          <w:lang w:val="fr_FR" w:bidi="fr_FR"/>
+        </w:rPr>
+      </w:r>
+      <w:r>
+        <w:rPr>
           <w:b/>
           <w:lang w:val="fr_FR" w:bidi="fr_FR"/>
         </w:rPr>
@@ -12720,7 +14549,7 @@
         </w:rPr>
         <w:t xml:space="preserve">Voyez comment vous avez traduit cette expression dans </w:t>
       </w:r>
-      <w:hyperlink r:id="rId14">
+      <w:hyperlink r:id="rId16">
         <w:r>
           <w:rPr>
             <w:lang w:val="fr_FR" w:bidi="fr_FR"/>
@@ -12802,6 +14631,20 @@
       </w:r>
       <w:r>
         <w:rPr>
+          <w:lang w:val="fr_FR" w:bidi="fr_FR"/>
+        </w:rPr>
+        <w:t>הַ⁠ע֤וֹד הַ⁠זֶּ֨רַע֙ בַּ⁠מְּגוּרָ֔ה</w:t>
+      </w:r>
+    </w:p>
+    <w:p>
+      <w:pPr/>
+      <w:r>
+        <w:rPr>
+          <w:lang w:val="fr_FR" w:bidi="fr_FR"/>
+        </w:rPr>
+      </w:r>
+      <w:r>
+        <w:rPr>
           <w:b/>
           <w:lang w:val="fr_FR" w:bidi="fr_FR"/>
         </w:rPr>
@@ -12885,6 +14728,20 @@
       </w:r>
       <w:r>
         <w:rPr>
+          <w:lang w:val="fr_FR" w:bidi="fr_FR"/>
+        </w:rPr>
+        <w:t>מִן־הַ⁠יּ֥וֹם הַ⁠זֶּ֖ה אֲבָרֵֽךְ</w:t>
+      </w:r>
+    </w:p>
+    <w:p>
+      <w:pPr/>
+      <w:r>
+        <w:rPr>
+          <w:lang w:val="fr_FR" w:bidi="fr_FR"/>
+        </w:rPr>
+      </w:r>
+      <w:r>
+        <w:rPr>
           <w:b/>
           <w:lang w:val="fr_FR" w:bidi="fr_FR"/>
         </w:rPr>
@@ -12968,6 +14825,20 @@
       </w:r>
       <w:r>
         <w:rPr>
+          <w:lang w:val="fr_FR" w:bidi="fr_FR"/>
+        </w:rPr>
+        <w:t>מִן־הַ⁠יּ֥וֹם הַ⁠זֶּ֖ה</w:t>
+      </w:r>
+    </w:p>
+    <w:p>
+      <w:pPr/>
+      <w:r>
+        <w:rPr>
+          <w:lang w:val="fr_FR" w:bidi="fr_FR"/>
+        </w:rPr>
+      </w:r>
+      <w:r>
+        <w:rPr>
           <w:b/>
           <w:lang w:val="fr_FR" w:bidi="fr_FR"/>
         </w:rPr>
@@ -13064,6 +14935,20 @@
       </w:r>
       <w:r>
         <w:rPr>
+          <w:lang w:val="fr_FR" w:bidi="fr_FR"/>
+        </w:rPr>
+        <w:t>וַ⁠יְהִ֨י דְבַר־יְהוָ֤ה ׀ שֵׁנִית֙ אֶל־חַגַּ֔י</w:t>
+      </w:r>
+    </w:p>
+    <w:p>
+      <w:pPr/>
+      <w:r>
+        <w:rPr>
+          <w:lang w:val="fr_FR" w:bidi="fr_FR"/>
+        </w:rPr>
+      </w:r>
+      <w:r>
+        <w:rPr>
           <w:b/>
           <w:lang w:val="fr_FR" w:bidi="fr_FR"/>
         </w:rPr>
@@ -13083,7 +14968,7 @@
         </w:rPr>
         <w:t xml:space="preserve">Voyez comment vous avez traduit la phrase similaire dans </w:t>
       </w:r>
-      <w:hyperlink r:id="rId23">
+      <w:hyperlink r:id="rId25">
         <w:r>
           <w:rPr>
             <w:lang w:val="fr_FR" w:bidi="fr_FR"/>
@@ -13165,6 +15050,20 @@
       </w:r>
       <w:r>
         <w:rPr>
+          <w:lang w:val="fr_FR" w:bidi="fr_FR"/>
+        </w:rPr>
+        <w:t>שֵׁנִית֙</w:t>
+      </w:r>
+    </w:p>
+    <w:p>
+      <w:pPr/>
+      <w:r>
+        <w:rPr>
+          <w:lang w:val="fr_FR" w:bidi="fr_FR"/>
+        </w:rPr>
+      </w:r>
+      <w:r>
+        <w:rPr>
           <w:b/>
           <w:lang w:val="fr_FR" w:bidi="fr_FR"/>
         </w:rPr>
@@ -13248,6 +15147,20 @@
       </w:r>
       <w:r>
         <w:rPr>
+          <w:lang w:val="fr_FR" w:bidi="fr_FR"/>
+        </w:rPr>
+        <w:t>בְּ⁠עֶשְׂרִ֧ים וְ⁠אַרְבָּעָ֛ה לַ⁠חֹ֖דֶשׁ</w:t>
+      </w:r>
+    </w:p>
+    <w:p>
+      <w:pPr/>
+      <w:r>
+        <w:rPr>
+          <w:lang w:val="fr_FR" w:bidi="fr_FR"/>
+        </w:rPr>
+      </w:r>
+      <w:r>
+        <w:rPr>
           <w:b/>
           <w:lang w:val="fr_FR" w:bidi="fr_FR"/>
         </w:rPr>
@@ -13331,6 +15244,20 @@
       </w:r>
       <w:r>
         <w:rPr>
+          <w:lang w:val="fr_FR" w:bidi="fr_FR"/>
+        </w:rPr>
+        <w:t>בְּ⁠עֶשְׂרִ֧ים וְ⁠אַרְבָּעָ֛ה לַ⁠חֹ֖דֶשׁ</w:t>
+      </w:r>
+    </w:p>
+    <w:p>
+      <w:pPr/>
+      <w:r>
+        <w:rPr>
+          <w:lang w:val="fr_FR" w:bidi="fr_FR"/>
+        </w:rPr>
+      </w:r>
+      <w:r>
+        <w:rPr>
           <w:b/>
           <w:lang w:val="fr_FR" w:bidi="fr_FR"/>
         </w:rPr>
@@ -13433,7 +15360,7 @@
         </w:rPr>
         <w:t xml:space="preserve">Voyez comment vous avez traduit le nom du mois hébreu dans </w:t>
       </w:r>
-      <w:hyperlink r:id="rId23">
+      <w:hyperlink r:id="rId25">
         <w:r>
           <w:rPr>
             <w:lang w:val="fr_FR" w:bidi="fr_FR"/>
@@ -13515,6 +15442,20 @@
       </w:r>
       <w:r>
         <w:rPr>
+          <w:lang w:val="fr_FR" w:bidi="fr_FR"/>
+        </w:rPr>
+        <w:t>אֱמֹ֕ר אֶל־זְרֻבָּבֶ֥ל פַּֽחַת־יְהוּדָ֖ה לֵ⁠אמֹ֑ר אֲנִ֣י מַרְעִ֔ישׁ אֶת־הַ⁠שָּׁמַ֖יִם וְ⁠אֶת־הָ⁠אָֽרֶץ</w:t>
+      </w:r>
+    </w:p>
+    <w:p>
+      <w:pPr/>
+      <w:r>
+        <w:rPr>
+          <w:lang w:val="fr_FR" w:bidi="fr_FR"/>
+        </w:rPr>
+      </w:r>
+      <w:r>
+        <w:rPr>
           <w:b/>
           <w:lang w:val="fr_FR" w:bidi="fr_FR"/>
         </w:rPr>
@@ -13598,6 +15539,20 @@
       </w:r>
       <w:r>
         <w:rPr>
+          <w:lang w:val="fr_FR" w:bidi="fr_FR"/>
+        </w:rPr>
+        <w:t>אֲנִ֣י מַרְעִ֔ישׁ אֶת־הַ⁠שָּׁמַ֖יִם וְ⁠אֶת־הָ⁠אָֽרֶץ</w:t>
+      </w:r>
+    </w:p>
+    <w:p>
+      <w:pPr/>
+      <w:r>
+        <w:rPr>
+          <w:lang w:val="fr_FR" w:bidi="fr_FR"/>
+        </w:rPr>
+      </w:r>
+      <w:r>
+        <w:rPr>
           <w:b/>
           <w:lang w:val="fr_FR" w:bidi="fr_FR"/>
         </w:rPr>
@@ -13617,7 +15572,7 @@
         </w:rPr>
         <w:t xml:space="preserve">Voyez comment vous avez traduit l'expression similaire dans </w:t>
       </w:r>
-      <w:hyperlink r:id="rId24">
+      <w:hyperlink r:id="rId26">
         <w:r>
           <w:rPr>
             <w:lang w:val="fr_FR" w:bidi="fr_FR"/>
@@ -13699,6 +15654,20 @@
       </w:r>
       <w:r>
         <w:rPr>
+          <w:lang w:val="fr_FR" w:bidi="fr_FR"/>
+        </w:rPr>
+        <w:t>אֶת־הַ⁠שָּׁמַ֖יִם וְ⁠אֶת־הָ⁠אָֽרֶץ</w:t>
+      </w:r>
+    </w:p>
+    <w:p>
+      <w:pPr/>
+      <w:r>
+        <w:rPr>
+          <w:lang w:val="fr_FR" w:bidi="fr_FR"/>
+        </w:rPr>
+      </w:r>
+      <w:r>
+        <w:rPr>
           <w:b/>
           <w:lang w:val="fr_FR" w:bidi="fr_FR"/>
         </w:rPr>
@@ -13744,7 +15713,7 @@
         </w:rPr>
         <w:t xml:space="preserve">, pour représenter toute la création. Voyez comment vous avez traduit l'expression similaire dans </w:t>
       </w:r>
-      <w:hyperlink r:id="rId24">
+      <w:hyperlink r:id="rId26">
         <w:r>
           <w:rPr>
             <w:lang w:val="fr_FR" w:bidi="fr_FR"/>
@@ -13826,6 +15795,20 @@
       </w:r>
       <w:r>
         <w:rPr>
+          <w:lang w:val="fr_FR" w:bidi="fr_FR"/>
+        </w:rPr>
+        <w:t>כִּסֵּ֣א מַמְלָכ֔וֹת</w:t>
+      </w:r>
+    </w:p>
+    <w:p>
+      <w:pPr/>
+      <w:r>
+        <w:rPr>
+          <w:lang w:val="fr_FR" w:bidi="fr_FR"/>
+        </w:rPr>
+      </w:r>
+      <w:r>
+        <w:rPr>
           <w:b/>
           <w:lang w:val="fr_FR" w:bidi="fr_FR"/>
         </w:rPr>
@@ -13935,6 +15918,20 @@
       </w:r>
       <w:r>
         <w:rPr>
+          <w:lang w:val="fr_FR" w:bidi="fr_FR"/>
+        </w:rPr>
+        <w:t>כִּסֵּ֣א מַמְלָכ֔וֹת</w:t>
+      </w:r>
+    </w:p>
+    <w:p>
+      <w:pPr/>
+      <w:r>
+        <w:rPr>
+          <w:lang w:val="fr_FR" w:bidi="fr_FR"/>
+        </w:rPr>
+      </w:r>
+      <w:r>
+        <w:rPr>
           <w:b/>
           <w:lang w:val="fr_FR" w:bidi="fr_FR"/>
         </w:rPr>
@@ -14044,6 +16041,20 @@
       </w:r>
       <w:r>
         <w:rPr>
+          <w:lang w:val="fr_FR" w:bidi="fr_FR"/>
+        </w:rPr>
+        <w:t>וְ⁠הָפַכְתִּ֤י מֶרְכָּבָה֙ וְ⁠רֹ֣כְבֶ֔י⁠הָ וְ⁠יָרְד֤וּ סוּסִים֙ וְ⁠רֹ֣כְבֵי⁠הֶ֔ם</w:t>
+      </w:r>
+    </w:p>
+    <w:p>
+      <w:pPr/>
+      <w:r>
+        <w:rPr>
+          <w:lang w:val="fr_FR" w:bidi="fr_FR"/>
+        </w:rPr>
+      </w:r>
+      <w:r>
+        <w:rPr>
           <w:b/>
           <w:lang w:val="fr_FR" w:bidi="fr_FR"/>
         </w:rPr>
@@ -14127,6 +16138,20 @@
       </w:r>
       <w:r>
         <w:rPr>
+          <w:lang w:val="fr_FR" w:bidi="fr_FR"/>
+        </w:rPr>
+        <w:t>מֶרְכָּבָה֙ וְ⁠רֹ֣כְבֶ֔י⁠הָ</w:t>
+      </w:r>
+    </w:p>
+    <w:p>
+      <w:pPr/>
+      <w:r>
+        <w:rPr>
+          <w:lang w:val="fr_FR" w:bidi="fr_FR"/>
+        </w:rPr>
+      </w:r>
+      <w:r>
+        <w:rPr>
           <w:b/>
           <w:lang w:val="fr_FR" w:bidi="fr_FR"/>
         </w:rPr>
@@ -14225,6 +16250,20 @@
         <w:rPr>
           <w:lang w:val="fr_FR" w:bidi="fr_FR"/>
         </w:rPr>
+      </w:r>
+    </w:p>
+    <w:p>
+      <w:pPr/>
+      <w:r>
+        <w:rPr>
+          <w:lang w:val="fr_FR" w:bidi="fr_FR"/>
+        </w:rPr>
+      </w:r>
+      <w:r>
+        <w:rPr>
+          <w:lang w:val="fr_FR" w:bidi="fr_FR"/>
+        </w:rPr>
+        <w:t>וְ⁠יָרְד֤וּ</w:t>
       </w:r>
     </w:p>
     <w:p>
@@ -14356,6 +16395,20 @@
       </w:r>
       <w:r>
         <w:rPr>
+          <w:lang w:val="fr_FR" w:bidi="fr_FR"/>
+        </w:rPr>
+        <w:t>אִ֖ישׁ בְּ⁠חֶ֥רֶב אָחִֽי⁠ו</w:t>
+      </w:r>
+    </w:p>
+    <w:p>
+      <w:pPr/>
+      <w:r>
+        <w:rPr>
+          <w:lang w:val="fr_FR" w:bidi="fr_FR"/>
+        </w:rPr>
+      </w:r>
+      <w:r>
+        <w:rPr>
           <w:b/>
           <w:lang w:val="fr_FR" w:bidi="fr_FR"/>
         </w:rPr>
@@ -14375,7 +16428,7 @@
         </w:rPr>
         <w:t xml:space="preserve">Voyez comment vous avez traduit l'expression « l'un » dans </w:t>
       </w:r>
-      <w:hyperlink r:id="rId25">
+      <w:hyperlink r:id="rId27">
         <w:r>
           <w:rPr>
             <w:lang w:val="fr_FR" w:bidi="fr_FR"/>
@@ -14463,6 +16516,20 @@
       </w:r>
       <w:r>
         <w:rPr>
+          <w:lang w:val="fr_FR" w:bidi="fr_FR"/>
+        </w:rPr>
+        <w:t>אִ֖ישׁ בְּ⁠חֶ֥רֶב אָחִֽי⁠ו</w:t>
+      </w:r>
+    </w:p>
+    <w:p>
+      <w:pPr/>
+      <w:r>
+        <w:rPr>
+          <w:lang w:val="fr_FR" w:bidi="fr_FR"/>
+        </w:rPr>
+      </w:r>
+      <w:r>
+        <w:rPr>
           <w:b/>
           <w:lang w:val="fr_FR" w:bidi="fr_FR"/>
         </w:rPr>
@@ -14559,6 +16626,20 @@
       </w:r>
       <w:r>
         <w:rPr>
+          <w:lang w:val="fr_FR" w:bidi="fr_FR"/>
+        </w:rPr>
+        <w:t>אָחִֽי⁠ו</w:t>
+      </w:r>
+    </w:p>
+    <w:p>
+      <w:pPr/>
+      <w:r>
+        <w:rPr>
+          <w:lang w:val="fr_FR" w:bidi="fr_FR"/>
+        </w:rPr>
+      </w:r>
+      <w:r>
+        <w:rPr>
           <w:b/>
           <w:lang w:val="fr_FR" w:bidi="fr_FR"/>
         </w:rPr>
@@ -14655,6 +16736,20 @@
       </w:r>
       <w:r>
         <w:rPr>
+          <w:lang w:val="fr_FR" w:bidi="fr_FR"/>
+        </w:rPr>
+        <w:t>בַּ⁠יּ֣וֹם הַ⁠ה֣וּא נְאֻם־יְהוָ֣ה צְבָא֡וֹת אֶ֠קָּחֲ⁠ךָ זְרֻבָּבֶ֨ל בֶּן־שְׁאַלְתִּיאֵ֤ל עַבְדִּ⁠י֙ נְאֻם־יְהוָ֔ה וְ⁠שַׂמְתִּ֖י⁠ךָ כַּֽ⁠חוֹתָ֑ם כִּֽי־בְ⁠ךָ֣ בָחַ֔רְתִּי נְאֻ֖ם יְהוָ֥ה צְבָאֽוֹת</w:t>
+      </w:r>
+    </w:p>
+    <w:p>
+      <w:pPr/>
+      <w:r>
+        <w:rPr>
+          <w:lang w:val="fr_FR" w:bidi="fr_FR"/>
+        </w:rPr>
+      </w:r>
+      <w:r>
+        <w:rPr>
           <w:b/>
           <w:lang w:val="fr_FR" w:bidi="fr_FR"/>
         </w:rPr>
@@ -14738,6 +16833,20 @@
       </w:r>
       <w:r>
         <w:rPr>
+          <w:lang w:val="fr_FR" w:bidi="fr_FR"/>
+        </w:rPr>
+        <w:t>בַּ⁠יּ֣וֹם הַ⁠ה֣וּא</w:t>
+      </w:r>
+    </w:p>
+    <w:p>
+      <w:pPr/>
+      <w:r>
+        <w:rPr>
+          <w:lang w:val="fr_FR" w:bidi="fr_FR"/>
+        </w:rPr>
+      </w:r>
+      <w:r>
+        <w:rPr>
           <w:b/>
           <w:lang w:val="fr_FR" w:bidi="fr_FR"/>
         </w:rPr>
@@ -14834,6 +16943,20 @@
       </w:r>
       <w:r>
         <w:rPr>
+          <w:lang w:val="fr_FR" w:bidi="fr_FR"/>
+        </w:rPr>
+        <w:t>אֶ֠קָּחֲ⁠ךָ &amp; וְ⁠שַׂמְתִּ֖י⁠ךָ &amp; בְ⁠ךָ֣ בָחַ֔רְתִּי</w:t>
+      </w:r>
+    </w:p>
+    <w:p>
+      <w:pPr/>
+      <w:r>
+        <w:rPr>
+          <w:lang w:val="fr_FR" w:bidi="fr_FR"/>
+        </w:rPr>
+      </w:r>
+      <w:r>
+        <w:rPr>
           <w:b/>
           <w:lang w:val="fr_FR" w:bidi="fr_FR"/>
         </w:rPr>
@@ -14956,6 +17079,20 @@
       </w:r>
       <w:r>
         <w:rPr>
+          <w:lang w:val="fr_FR" w:bidi="fr_FR"/>
+        </w:rPr>
+        <w:t>כַּֽ⁠חוֹתָ֑ם</w:t>
+      </w:r>
+    </w:p>
+    <w:p>
+      <w:pPr/>
+      <w:r>
+        <w:rPr>
+          <w:lang w:val="fr_FR" w:bidi="fr_FR"/>
+        </w:rPr>
+      </w:r>
+      <w:r>
+        <w:rPr>
           <w:b/>
           <w:lang w:val="fr_FR" w:bidi="fr_FR"/>
         </w:rPr>
@@ -15028,6 +17165,20 @@
         <w:rPr>
           <w:lang w:val="fr_FR" w:bidi="fr_FR"/>
         </w:rPr>
+      </w:r>
+    </w:p>
+    <w:p>
+      <w:pPr/>
+      <w:r>
+        <w:rPr>
+          <w:lang w:val="fr_FR" w:bidi="fr_FR"/>
+        </w:rPr>
+      </w:r>
+      <w:r>
+        <w:rPr>
+          <w:lang w:val="fr_FR" w:bidi="fr_FR"/>
+        </w:rPr>
+        <w:t>כַּֽ⁠חוֹתָ֑ם</w:t>
       </w:r>
     </w:p>
     <w:p>

--- a/fra/docx/37.content.docx
+++ b/fra/docx/37.content.docx
@@ -300,6 +300,20 @@
       </w:r>
       <w:r>
         <w:rPr>
+          <w:lang w:val="fr_FR" w:bidi="fr_FR"/>
+        </w:rPr>
+        <w:t>בִּ⁠שְׁנַ֤ת שְׁתַּ֨יִם֙ לְ⁠דָרְיָ֣וֶשׁ הַ⁠מֶּ֔לֶךְ</w:t>
+      </w:r>
+    </w:p>
+    <w:p>
+      <w:pPr/>
+      <w:r>
+        <w:rPr>
+          <w:lang w:val="fr_FR" w:bidi="fr_FR"/>
+        </w:rPr>
+      </w:r>
+      <w:r>
+        <w:rPr>
           <w:b/>
           <w:lang w:val="fr_FR" w:bidi="fr_FR"/>
         </w:rPr>
@@ -396,6 +410,20 @@
       </w:r>
       <w:r>
         <w:rPr>
+          <w:lang w:val="fr_FR" w:bidi="fr_FR"/>
+        </w:rPr>
+        <w:t>בִּ⁠שְׁנַ֤ת שְׁתַּ֨יִם֙ &amp; בַּ⁠חֹ֨דֶשׁ֙ הַ⁠שִּׁשִּׁ֔י בְּ⁠י֥וֹם אֶחָ֖ד לַ⁠חֹ֑דֶשׁ</w:t>
+      </w:r>
+    </w:p>
+    <w:p>
+      <w:pPr/>
+      <w:r>
+        <w:rPr>
+          <w:lang w:val="fr_FR" w:bidi="fr_FR"/>
+        </w:rPr>
+      </w:r>
+      <w:r>
+        <w:rPr>
           <w:b/>
           <w:lang w:val="fr_FR" w:bidi="fr_FR"/>
         </w:rPr>
@@ -492,6 +520,20 @@
       </w:r>
       <w:r>
         <w:rPr>
+          <w:lang w:val="fr_FR" w:bidi="fr_FR"/>
+        </w:rPr>
+        <w:t>בַּ⁠חֹ֨דֶשׁ֙ הַ⁠שִּׁשִּׁ֔י בְּ⁠י֥וֹם אֶחָ֖ד לַ⁠חֹ֑דֶשׁ</w:t>
+      </w:r>
+    </w:p>
+    <w:p>
+      <w:pPr/>
+      <w:r>
+        <w:rPr>
+          <w:lang w:val="fr_FR" w:bidi="fr_FR"/>
+        </w:rPr>
+      </w:r>
+      <w:r>
+        <w:rPr>
           <w:b/>
           <w:lang w:val="fr_FR" w:bidi="fr_FR"/>
         </w:rPr>
@@ -588,6 +630,20 @@
       </w:r>
       <w:r>
         <w:rPr>
+          <w:lang w:val="fr_FR" w:bidi="fr_FR"/>
+        </w:rPr>
+        <w:t>הָיָ֨ה דְבַר־יְהוָ֜ה בְּ⁠יַד־חַגַּ֣י הַ⁠נָּבִ֗יא</w:t>
+      </w:r>
+    </w:p>
+    <w:p>
+      <w:pPr/>
+      <w:r>
+        <w:rPr>
+          <w:lang w:val="fr_FR" w:bidi="fr_FR"/>
+        </w:rPr>
+      </w:r>
+      <w:r>
+        <w:rPr>
           <w:b/>
           <w:lang w:val="fr_FR" w:bidi="fr_FR"/>
         </w:rPr>
@@ -710,6 +766,20 @@
       </w:r>
       <w:r>
         <w:rPr>
+          <w:lang w:val="fr_FR" w:bidi="fr_FR"/>
+        </w:rPr>
+        <w:t>דְבַר־יְהוָ֜ה</w:t>
+      </w:r>
+    </w:p>
+    <w:p>
+      <w:pPr/>
+      <w:r>
+        <w:rPr>
+          <w:lang w:val="fr_FR" w:bidi="fr_FR"/>
+        </w:rPr>
+      </w:r>
+      <w:r>
+        <w:rPr>
           <w:b/>
           <w:lang w:val="fr_FR" w:bidi="fr_FR"/>
         </w:rPr>
@@ -806,6 +876,20 @@
       </w:r>
       <w:r>
         <w:rPr>
+          <w:lang w:val="fr_FR" w:bidi="fr_FR"/>
+        </w:rPr>
+        <w:t>כֹּ֥ה אָמַ֛ר יְהוָ֥ה צְבָא֖וֹת לֵ⁠אמֹ֑ר הָ⁠עָ֤ם הַ⁠זֶּה֙ אָֽמְר֔וּ לֹ֥א עֶת־בֹּ֛א עֶת־בֵּ֥ית יְהוָ֖ה לְ⁠הִבָּנֽוֹת</w:t>
+      </w:r>
+    </w:p>
+    <w:p>
+      <w:pPr/>
+      <w:r>
+        <w:rPr>
+          <w:lang w:val="fr_FR" w:bidi="fr_FR"/>
+        </w:rPr>
+      </w:r>
+      <w:r>
+        <w:rPr>
           <w:b/>
           <w:lang w:val="fr_FR" w:bidi="fr_FR"/>
         </w:rPr>
@@ -889,6 +973,20 @@
       </w:r>
       <w:r>
         <w:rPr>
+          <w:lang w:val="fr_FR" w:bidi="fr_FR"/>
+        </w:rPr>
+        <w:t>יְהוָ֥ה צְבָא֖וֹת</w:t>
+      </w:r>
+    </w:p>
+    <w:p>
+      <w:pPr/>
+      <w:r>
+        <w:rPr>
+          <w:lang w:val="fr_FR" w:bidi="fr_FR"/>
+        </w:rPr>
+      </w:r>
+      <w:r>
+        <w:rPr>
           <w:b/>
           <w:lang w:val="fr_FR" w:bidi="fr_FR"/>
         </w:rPr>
@@ -985,6 +1083,20 @@
       </w:r>
       <w:r>
         <w:rPr>
+          <w:lang w:val="fr_FR" w:bidi="fr_FR"/>
+        </w:rPr>
+        <w:t>הָ⁠עָ֤ם הַ⁠זֶּה֙</w:t>
+      </w:r>
+    </w:p>
+    <w:p>
+      <w:pPr/>
+      <w:r>
+        <w:rPr>
+          <w:lang w:val="fr_FR" w:bidi="fr_FR"/>
+        </w:rPr>
+      </w:r>
+      <w:r>
+        <w:rPr>
           <w:b/>
           <w:lang w:val="fr_FR" w:bidi="fr_FR"/>
         </w:rPr>
@@ -1081,6 +1193,20 @@
       </w:r>
       <w:r>
         <w:rPr>
+          <w:lang w:val="fr_FR" w:bidi="fr_FR"/>
+        </w:rPr>
+        <w:t>עֶת־בֵּ֥ית יְהוָ֖ה</w:t>
+      </w:r>
+    </w:p>
+    <w:p>
+      <w:pPr/>
+      <w:r>
+        <w:rPr>
+          <w:lang w:val="fr_FR" w:bidi="fr_FR"/>
+        </w:rPr>
+      </w:r>
+      <w:r>
+        <w:rPr>
           <w:b/>
           <w:lang w:val="fr_FR" w:bidi="fr_FR"/>
         </w:rPr>
@@ -1166,6 +1292,20 @@
         <w:rPr>
           <w:lang w:val="fr_FR" w:bidi="fr_FR"/>
         </w:rPr>
+      </w:r>
+    </w:p>
+    <w:p>
+      <w:pPr/>
+      <w:r>
+        <w:rPr>
+          <w:lang w:val="fr_FR" w:bidi="fr_FR"/>
+        </w:rPr>
+      </w:r>
+      <w:r>
+        <w:rPr>
+          <w:lang w:val="fr_FR" w:bidi="fr_FR"/>
+        </w:rPr>
+        <w:t>וַֽ⁠יְהִי֙ דְּבַר־יְהוָ֔ה בְּ⁠יַד־חַגַּ֥י הַ⁠נָּבִ֖יא</w:t>
       </w:r>
     </w:p>
     <w:p>
@@ -1292,6 +1432,20 @@
       </w:r>
       <w:r>
         <w:rPr>
+          <w:lang w:val="fr_FR" w:bidi="fr_FR"/>
+        </w:rPr>
+        <w:t>הַ⁠עֵ֤ת לָ⁠כֶם֙ אַתֶּ֔ם לָ⁠שֶׁ֖בֶת בְּ⁠בָתֵּי⁠כֶ֣ם סְפוּנִ֑ים וְ⁠הַ⁠בַּ֥יִת הַ⁠זֶּ֖ה חָרֵֽב</w:t>
+      </w:r>
+    </w:p>
+    <w:p>
+      <w:pPr/>
+      <w:r>
+        <w:rPr>
+          <w:lang w:val="fr_FR" w:bidi="fr_FR"/>
+        </w:rPr>
+      </w:r>
+      <w:r>
+        <w:rPr>
           <w:b/>
           <w:lang w:val="fr_FR" w:bidi="fr_FR"/>
         </w:rPr>
@@ -1375,6 +1529,20 @@
       </w:r>
       <w:r>
         <w:rPr>
+          <w:lang w:val="fr_FR" w:bidi="fr_FR"/>
+        </w:rPr>
+        <w:t>לָ⁠כֶם֙ אַתֶּ֔ם &amp; בְּ⁠בָתֵּי⁠כֶ֣ם</w:t>
+      </w:r>
+    </w:p>
+    <w:p>
+      <w:pPr/>
+      <w:r>
+        <w:rPr>
+          <w:lang w:val="fr_FR" w:bidi="fr_FR"/>
+        </w:rPr>
+      </w:r>
+      <w:r>
+        <w:rPr>
           <w:b/>
           <w:lang w:val="fr_FR" w:bidi="fr_FR"/>
         </w:rPr>
@@ -1510,6 +1678,20 @@
       </w:r>
       <w:r>
         <w:rPr>
+          <w:lang w:val="fr_FR" w:bidi="fr_FR"/>
+        </w:rPr>
+        <w:t>סְפוּנִ֑ים</w:t>
+      </w:r>
+    </w:p>
+    <w:p>
+      <w:pPr/>
+      <w:r>
+        <w:rPr>
+          <w:lang w:val="fr_FR" w:bidi="fr_FR"/>
+        </w:rPr>
+      </w:r>
+      <w:r>
+        <w:rPr>
           <w:b/>
           <w:lang w:val="fr_FR" w:bidi="fr_FR"/>
         </w:rPr>
@@ -1606,6 +1788,20 @@
       </w:r>
       <w:r>
         <w:rPr>
+          <w:lang w:val="fr_FR" w:bidi="fr_FR"/>
+        </w:rPr>
+        <w:t>וְ⁠עַתָּ֕ה כֹּ֥ה אָמַ֖ר יְהוָ֣ה צְבָא֑וֹת שִׂ֥ימוּ לְבַבְ⁠כֶ֖ם עַל־דַּרְכֵי⁠כֶֽם</w:t>
+      </w:r>
+    </w:p>
+    <w:p>
+      <w:pPr/>
+      <w:r>
+        <w:rPr>
+          <w:lang w:val="fr_FR" w:bidi="fr_FR"/>
+        </w:rPr>
+      </w:r>
+      <w:r>
+        <w:rPr>
           <w:b/>
           <w:lang w:val="fr_FR" w:bidi="fr_FR"/>
         </w:rPr>
@@ -1689,6 +1885,20 @@
       </w:r>
       <w:r>
         <w:rPr>
+          <w:lang w:val="fr_FR" w:bidi="fr_FR"/>
+        </w:rPr>
+        <w:t>שִׂ֥ימוּ לְבַבְ⁠כֶ֖ם עַל־דַּרְכֵי⁠כֶֽם</w:t>
+      </w:r>
+    </w:p>
+    <w:p>
+      <w:pPr/>
+      <w:r>
+        <w:rPr>
+          <w:lang w:val="fr_FR" w:bidi="fr_FR"/>
+        </w:rPr>
+      </w:r>
+      <w:r>
+        <w:rPr>
           <w:b/>
           <w:lang w:val="fr_FR" w:bidi="fr_FR"/>
         </w:rPr>
@@ -1785,6 +1995,20 @@
       </w:r>
       <w:r>
         <w:rPr>
+          <w:lang w:val="fr_FR" w:bidi="fr_FR"/>
+        </w:rPr>
+        <w:t>לְבַבְ⁠כֶ֖ם</w:t>
+      </w:r>
+    </w:p>
+    <w:p>
+      <w:pPr/>
+      <w:r>
+        <w:rPr>
+          <w:lang w:val="fr_FR" w:bidi="fr_FR"/>
+        </w:rPr>
+      </w:r>
+      <w:r>
+        <w:rPr>
           <w:b/>
           <w:lang w:val="fr_FR" w:bidi="fr_FR"/>
         </w:rPr>
@@ -1881,6 +2105,20 @@
       </w:r>
       <w:r>
         <w:rPr>
+          <w:lang w:val="fr_FR" w:bidi="fr_FR"/>
+        </w:rPr>
+        <w:t>דַּרְכֵי⁠כֶֽם</w:t>
+      </w:r>
+    </w:p>
+    <w:p>
+      <w:pPr/>
+      <w:r>
+        <w:rPr>
+          <w:lang w:val="fr_FR" w:bidi="fr_FR"/>
+        </w:rPr>
+      </w:r>
+      <w:r>
+        <w:rPr>
           <w:b/>
           <w:lang w:val="fr_FR" w:bidi="fr_FR"/>
         </w:rPr>
@@ -1977,6 +2215,20 @@
       </w:r>
       <w:r>
         <w:rPr>
+          <w:lang w:val="fr_FR" w:bidi="fr_FR"/>
+        </w:rPr>
+        <w:t>וְ⁠אֵין־לְ⁠שָׂבְעָה֙</w:t>
+      </w:r>
+    </w:p>
+    <w:p>
+      <w:pPr/>
+      <w:r>
+        <w:rPr>
+          <w:lang w:val="fr_FR" w:bidi="fr_FR"/>
+        </w:rPr>
+      </w:r>
+      <w:r>
+        <w:rPr>
           <w:b/>
           <w:lang w:val="fr_FR" w:bidi="fr_FR"/>
         </w:rPr>
@@ -2073,6 +2325,20 @@
       </w:r>
       <w:r>
         <w:rPr>
+          <w:lang w:val="fr_FR" w:bidi="fr_FR"/>
+        </w:rPr>
+        <w:t>וְ⁠אֵין־לְ⁠שָׁכְרָ֔ה</w:t>
+      </w:r>
+    </w:p>
+    <w:p>
+      <w:pPr/>
+      <w:r>
+        <w:rPr>
+          <w:lang w:val="fr_FR" w:bidi="fr_FR"/>
+        </w:rPr>
+      </w:r>
+      <w:r>
+        <w:rPr>
           <w:b/>
           <w:lang w:val="fr_FR" w:bidi="fr_FR"/>
         </w:rPr>
@@ -2168,6 +2434,20 @@
       </w:r>
       <w:r>
         <w:rPr>
+          <w:lang w:val="fr_FR" w:bidi="fr_FR"/>
+        </w:rPr>
+        <w:t>לָב֖וֹשׁ וְ⁠אֵין־לְ⁠חֹ֣ם ל֑⁠וֹ</w:t>
+      </w:r>
+    </w:p>
+    <w:p>
+      <w:pPr/>
+      <w:r>
+        <w:rPr>
+          <w:lang w:val="fr_FR" w:bidi="fr_FR"/>
+        </w:rPr>
+      </w:r>
+      <w:r>
+        <w:rPr>
           <w:b/>
           <w:lang w:val="fr_FR" w:bidi="fr_FR"/>
         </w:rPr>
@@ -2251,6 +2531,20 @@
       </w:r>
       <w:r>
         <w:rPr>
+          <w:lang w:val="fr_FR" w:bidi="fr_FR"/>
+        </w:rPr>
+        <w:t>וְ⁠הַ֨⁠מִּשְׂתַּכֵּ֔ר מִשְׂתַּכֵּ֖ר אֶל־צְר֥וֹר נָקֽוּב</w:t>
+      </w:r>
+    </w:p>
+    <w:p>
+      <w:pPr/>
+      <w:r>
+        <w:rPr>
+          <w:lang w:val="fr_FR" w:bidi="fr_FR"/>
+        </w:rPr>
+      </w:r>
+      <w:r>
+        <w:rPr>
           <w:b/>
           <w:lang w:val="fr_FR" w:bidi="fr_FR"/>
         </w:rPr>
@@ -2360,6 +2654,20 @@
       </w:r>
       <w:r>
         <w:rPr>
+          <w:lang w:val="fr_FR" w:bidi="fr_FR"/>
+        </w:rPr>
+        <w:t>וְ⁠הַ֨⁠מִּשְׂתַּכֵּ֔ר מִשְׂתַּכֵּ֖ר אֶל־צְר֥וֹר נָקֽוּב</w:t>
+      </w:r>
+    </w:p>
+    <w:p>
+      <w:pPr/>
+      <w:r>
+        <w:rPr>
+          <w:lang w:val="fr_FR" w:bidi="fr_FR"/>
+        </w:rPr>
+      </w:r>
+      <w:r>
+        <w:rPr>
           <w:b/>
           <w:lang w:val="fr_FR" w:bidi="fr_FR"/>
         </w:rPr>
@@ -2469,6 +2777,20 @@
       </w:r>
       <w:r>
         <w:rPr>
+          <w:lang w:val="fr_FR" w:bidi="fr_FR"/>
+        </w:rPr>
+        <w:t>צְר֥וֹר נָקֽוּב</w:t>
+      </w:r>
+    </w:p>
+    <w:p>
+      <w:pPr/>
+      <w:r>
+        <w:rPr>
+          <w:lang w:val="fr_FR" w:bidi="fr_FR"/>
+        </w:rPr>
+      </w:r>
+      <w:r>
+        <w:rPr>
           <w:b/>
           <w:lang w:val="fr_FR" w:bidi="fr_FR"/>
         </w:rPr>
@@ -2552,6 +2874,20 @@
       </w:r>
       <w:r>
         <w:rPr>
+          <w:lang w:val="fr_FR" w:bidi="fr_FR"/>
+        </w:rPr>
+        <w:t>כֹּ֥ה אָמַ֖ר יְהוָ֣ה צְבָא֑וֹת שִׂ֥ימוּ לְבַבְ⁠כֶ֖ם עַל־דַּרְכֵי⁠כֶֽם</w:t>
+      </w:r>
+    </w:p>
+    <w:p>
+      <w:pPr/>
+      <w:r>
+        <w:rPr>
+          <w:lang w:val="fr_FR" w:bidi="fr_FR"/>
+        </w:rPr>
+      </w:r>
+      <w:r>
+        <w:rPr>
           <w:b/>
           <w:lang w:val="fr_FR" w:bidi="fr_FR"/>
         </w:rPr>
@@ -2631,6 +2967,20 @@
         <w:rPr>
           <w:lang w:val="fr_FR" w:bidi="fr_FR"/>
         </w:rPr>
+      </w:r>
+    </w:p>
+    <w:p>
+      <w:pPr/>
+      <w:r>
+        <w:rPr>
+          <w:lang w:val="fr_FR" w:bidi="fr_FR"/>
+        </w:rPr>
+      </w:r>
+      <w:r>
+        <w:rPr>
+          <w:lang w:val="fr_FR" w:bidi="fr_FR"/>
+        </w:rPr>
+        <w:t>שִׂ֥ימוּ לְבַבְ⁠כֶ֖ם עַל־דַּרְכֵי⁠כֶֽם</w:t>
       </w:r>
     </w:p>
     <w:p>
@@ -2743,6 +3093,20 @@
       </w:r>
       <w:r>
         <w:rPr>
+          <w:lang w:val="fr_FR" w:bidi="fr_FR"/>
+        </w:rPr>
+        <w:t>עֲל֥וּ הָ⁠הָ֛ר וַ⁠הֲבֵאתֶ֥ם עֵ֖ץ וּ⁠בְנ֣וּ הַ⁠בָּ֑יִת וְ⁠אֶרְצֶה־בּ֥⁠וֹ ו⁠אכבד אָמַ֥ר יְהוָֽה</w:t>
+      </w:r>
+    </w:p>
+    <w:p>
+      <w:pPr/>
+      <w:r>
+        <w:rPr>
+          <w:lang w:val="fr_FR" w:bidi="fr_FR"/>
+        </w:rPr>
+      </w:r>
+      <w:r>
+        <w:rPr>
           <w:b/>
           <w:lang w:val="fr_FR" w:bidi="fr_FR"/>
         </w:rPr>
@@ -2826,6 +3190,20 @@
       </w:r>
       <w:r>
         <w:rPr>
+          <w:lang w:val="fr_FR" w:bidi="fr_FR"/>
+        </w:rPr>
+        <w:t>הָ⁠הָ֛ר</w:t>
+      </w:r>
+    </w:p>
+    <w:p>
+      <w:pPr/>
+      <w:r>
+        <w:rPr>
+          <w:lang w:val="fr_FR" w:bidi="fr_FR"/>
+        </w:rPr>
+      </w:r>
+      <w:r>
+        <w:rPr>
           <w:b/>
           <w:lang w:val="fr_FR" w:bidi="fr_FR"/>
         </w:rPr>
@@ -2922,6 +3300,20 @@
       </w:r>
       <w:r>
         <w:rPr>
+          <w:lang w:val="fr_FR" w:bidi="fr_FR"/>
+        </w:rPr>
+        <w:t>ו⁠אכבד</w:t>
+      </w:r>
+    </w:p>
+    <w:p>
+      <w:pPr/>
+      <w:r>
+        <w:rPr>
+          <w:lang w:val="fr_FR" w:bidi="fr_FR"/>
+        </w:rPr>
+      </w:r>
+      <w:r>
+        <w:rPr>
           <w:b/>
           <w:lang w:val="fr_FR" w:bidi="fr_FR"/>
         </w:rPr>
@@ -3018,6 +3410,20 @@
       </w:r>
       <w:r>
         <w:rPr>
+          <w:lang w:val="fr_FR" w:bidi="fr_FR"/>
+        </w:rPr>
+        <w:t>פָּנֹ֤ה אֶל־הַרְבֵּה֙ וְ⁠הִנֵּ֣ה לִ⁠מְעָ֔ט וַ⁠הֲבֵאתֶ֥ם הַ⁠בַּ֖יִת וְ⁠נָפַ֣חְתִּי ב֑⁠וֹ יַ֣עַן מֶ֗ה נְאֻם֙ יְהוָ֣ה צְבָא֔וֹת יַ֗עַן בֵּיתִ⁠י֙ אֲשֶׁר־ה֣וּא חָרֵ֔ב וְ⁠אַתֶּ֥ם רָצִ֖ים אִ֥ישׁ לְ⁠בֵיתֽ⁠וֹ</w:t>
+      </w:r>
+    </w:p>
+    <w:p>
+      <w:pPr/>
+      <w:r>
+        <w:rPr>
+          <w:lang w:val="fr_FR" w:bidi="fr_FR"/>
+        </w:rPr>
+      </w:r>
+      <w:r>
+        <w:rPr>
           <w:b/>
           <w:lang w:val="fr_FR" w:bidi="fr_FR"/>
         </w:rPr>
@@ -3113,6 +3519,20 @@
       </w:r>
       <w:r>
         <w:rPr>
+          <w:lang w:val="fr_FR" w:bidi="fr_FR"/>
+        </w:rPr>
+        <w:t>וְ⁠הִנֵּ֣ה</w:t>
+      </w:r>
+    </w:p>
+    <w:p>
+      <w:pPr/>
+      <w:r>
+        <w:rPr>
+          <w:lang w:val="fr_FR" w:bidi="fr_FR"/>
+        </w:rPr>
+      </w:r>
+      <w:r>
+        <w:rPr>
           <w:b/>
           <w:lang w:val="fr_FR" w:bidi="fr_FR"/>
         </w:rPr>
@@ -3209,6 +3629,20 @@
       </w:r>
       <w:r>
         <w:rPr>
+          <w:lang w:val="fr_FR" w:bidi="fr_FR"/>
+        </w:rPr>
+        <w:t>וְ⁠הִנֵּ֣ה לִ⁠מְעָ֔ט</w:t>
+      </w:r>
+    </w:p>
+    <w:p>
+      <w:pPr/>
+      <w:r>
+        <w:rPr>
+          <w:lang w:val="fr_FR" w:bidi="fr_FR"/>
+        </w:rPr>
+      </w:r>
+      <w:r>
+        <w:rPr>
           <w:b/>
           <w:lang w:val="fr_FR" w:bidi="fr_FR"/>
         </w:rPr>
@@ -3292,6 +3726,20 @@
       </w:r>
       <w:r>
         <w:rPr>
+          <w:lang w:val="fr_FR" w:bidi="fr_FR"/>
+        </w:rPr>
+        <w:t>וְ⁠נָפַ֣חְתִּי ב֑⁠וֹ</w:t>
+      </w:r>
+    </w:p>
+    <w:p>
+      <w:pPr/>
+      <w:r>
+        <w:rPr>
+          <w:lang w:val="fr_FR" w:bidi="fr_FR"/>
+        </w:rPr>
+      </w:r>
+      <w:r>
+        <w:rPr>
           <w:b/>
           <w:lang w:val="fr_FR" w:bidi="fr_FR"/>
         </w:rPr>
@@ -3375,6 +3823,20 @@
       </w:r>
       <w:r>
         <w:rPr>
+          <w:lang w:val="fr_FR" w:bidi="fr_FR"/>
+        </w:rPr>
+        <w:t>יַ֣עַן מֶ֗ה &amp; יַ֗עַן בֵּיתִ⁠י֙</w:t>
+      </w:r>
+    </w:p>
+    <w:p>
+      <w:pPr/>
+      <w:r>
+        <w:rPr>
+          <w:lang w:val="fr_FR" w:bidi="fr_FR"/>
+        </w:rPr>
+      </w:r>
+      <w:r>
+        <w:rPr>
           <w:b/>
           <w:lang w:val="fr_FR" w:bidi="fr_FR"/>
         </w:rPr>
@@ -3471,6 +3933,20 @@
       </w:r>
       <w:r>
         <w:rPr>
+          <w:lang w:val="fr_FR" w:bidi="fr_FR"/>
+        </w:rPr>
+        <w:t>נְאֻם֙ יְהוָ֣ה צְבָא֔וֹת</w:t>
+      </w:r>
+    </w:p>
+    <w:p>
+      <w:pPr/>
+      <w:r>
+        <w:rPr>
+          <w:lang w:val="fr_FR" w:bidi="fr_FR"/>
+        </w:rPr>
+      </w:r>
+      <w:r>
+        <w:rPr>
           <w:b/>
           <w:lang w:val="fr_FR" w:bidi="fr_FR"/>
         </w:rPr>
@@ -3567,6 +4043,20 @@
       </w:r>
       <w:r>
         <w:rPr>
+          <w:lang w:val="fr_FR" w:bidi="fr_FR"/>
+        </w:rPr>
+        <w:t>וְ⁠אַתֶּ֥ם רָצִ֖ים אִ֥ישׁ לְ⁠בֵיתֽ⁠וֹ</w:t>
+      </w:r>
+    </w:p>
+    <w:p>
+      <w:pPr/>
+      <w:r>
+        <w:rPr>
+          <w:lang w:val="fr_FR" w:bidi="fr_FR"/>
+        </w:rPr>
+      </w:r>
+      <w:r>
+        <w:rPr>
           <w:b/>
           <w:lang w:val="fr_FR" w:bidi="fr_FR"/>
         </w:rPr>
@@ -3663,6 +4153,20 @@
       </w:r>
       <w:r>
         <w:rPr>
+          <w:lang w:val="fr_FR" w:bidi="fr_FR"/>
+        </w:rPr>
+        <w:t>וְ⁠אַתֶּ֥ם רָצִ֖ים אִ֥ישׁ לְ⁠בֵיתֽ⁠וֹ</w:t>
+      </w:r>
+    </w:p>
+    <w:p>
+      <w:pPr/>
+      <w:r>
+        <w:rPr>
+          <w:lang w:val="fr_FR" w:bidi="fr_FR"/>
+        </w:rPr>
+      </w:r>
+      <w:r>
+        <w:rPr>
           <w:b/>
           <w:lang w:val="fr_FR" w:bidi="fr_FR"/>
         </w:rPr>
@@ -3772,6 +4276,20 @@
       </w:r>
       <w:r>
         <w:rPr>
+          <w:lang w:val="fr_FR" w:bidi="fr_FR"/>
+        </w:rPr>
+        <w:t>כָּלְא֥וּ שָמַ֖יִם מִ⁠טָּ֑ל וְ⁠הָ⁠אָ֖רֶץ כָּלְאָ֥ה יְבוּלָֽ⁠הּ</w:t>
+      </w:r>
+    </w:p>
+    <w:p>
+      <w:pPr/>
+      <w:r>
+        <w:rPr>
+          <w:lang w:val="fr_FR" w:bidi="fr_FR"/>
+        </w:rPr>
+      </w:r>
+      <w:r>
+        <w:rPr>
           <w:b/>
           <w:lang w:val="fr_FR" w:bidi="fr_FR"/>
         </w:rPr>
@@ -3920,6 +4438,20 @@
       </w:r>
       <w:r>
         <w:rPr>
+          <w:lang w:val="fr_FR" w:bidi="fr_FR"/>
+        </w:rPr>
+        <w:t>עֲלֵי⁠כֶ֔ם כָּלְא֥וּ שָמַ֖יִם מִ⁠טָּ֑ל</w:t>
+      </w:r>
+    </w:p>
+    <w:p>
+      <w:pPr/>
+      <w:r>
+        <w:rPr>
+          <w:lang w:val="fr_FR" w:bidi="fr_FR"/>
+        </w:rPr>
+      </w:r>
+      <w:r>
+        <w:rPr>
           <w:b/>
           <w:lang w:val="fr_FR" w:bidi="fr_FR"/>
         </w:rPr>
@@ -4032,6 +4564,20 @@
         <w:rPr>
           <w:lang w:val="fr_FR" w:bidi="fr_FR"/>
         </w:rPr>
+      </w:r>
+    </w:p>
+    <w:p>
+      <w:pPr/>
+      <w:r>
+        <w:rPr>
+          <w:lang w:val="fr_FR" w:bidi="fr_FR"/>
+        </w:rPr>
+      </w:r>
+      <w:r>
+        <w:rPr>
+          <w:lang w:val="fr_FR" w:bidi="fr_FR"/>
+        </w:rPr>
+        <w:t>עַל־הָ⁠אָ֣רֶץ וְ⁠עַל־הֶ⁠הָרִ֗ים וְ⁠עַל־הַ⁠דָּגָן֙ וְ⁠עַל־הַ⁠תִּיר֣וֹשׁ וְ⁠עַל־הַ⁠יִּצְהָ֔ר וְ⁠עַ֛ל אֲשֶׁ֥ר תּוֹצִ֖יא הָ⁠אֲדָמָ֑ה וְ⁠עַל־הָֽ⁠אָדָם֙ וְ⁠עַל־הַ⁠בְּהֵמָ֔ה וְ⁠עַ֖ל כָּל־יְגִ֥יעַ כַּפָּֽיִם</w:t>
       </w:r>
     </w:p>
     <w:p>
@@ -4187,6 +4733,20 @@
       </w:r>
       <w:r>
         <w:rPr>
+          <w:lang w:val="fr_FR" w:bidi="fr_FR"/>
+        </w:rPr>
+        <w:t>וָ⁠אֶקְרָ֨א חֹ֜רֶב עַל־הָ⁠אָ֣רֶץ וְ⁠עַל־הֶ⁠הָרִ֗ים וְ⁠עַל־הַ⁠דָּגָן֙ וְ⁠עַל־הַ⁠תִּיר֣וֹשׁ וְ⁠עַל־הַ⁠יִּצְהָ֔ר וְ⁠עַ֛ל אֲשֶׁ֥ר תּוֹצִ֖יא הָ⁠אֲדָמָ֑ה וְ⁠עַל־הָֽ⁠אָדָם֙ וְ⁠עַל־הַ⁠בְּהֵמָ֔ה וְ⁠עַ֖ל כָּל־יְגִ֥יעַ כַּפָּֽיִם</w:t>
+      </w:r>
+    </w:p>
+    <w:p>
+      <w:pPr/>
+      <w:r>
+        <w:rPr>
+          <w:lang w:val="fr_FR" w:bidi="fr_FR"/>
+        </w:rPr>
+      </w:r>
+      <w:r>
+        <w:rPr>
           <w:b/>
           <w:lang w:val="fr_FR" w:bidi="fr_FR"/>
         </w:rPr>
@@ -4283,6 +4843,20 @@
       </w:r>
       <w:r>
         <w:rPr>
+          <w:lang w:val="fr_FR" w:bidi="fr_FR"/>
+        </w:rPr>
+        <w:t>וָ⁠אֶקְרָ֨א</w:t>
+      </w:r>
+    </w:p>
+    <w:p>
+      <w:pPr/>
+      <w:r>
+        <w:rPr>
+          <w:lang w:val="fr_FR" w:bidi="fr_FR"/>
+        </w:rPr>
+      </w:r>
+      <w:r>
+        <w:rPr>
           <w:b/>
           <w:lang w:val="fr_FR" w:bidi="fr_FR"/>
         </w:rPr>
@@ -4366,6 +4940,20 @@
       </w:r>
       <w:r>
         <w:rPr>
+          <w:lang w:val="fr_FR" w:bidi="fr_FR"/>
+        </w:rPr>
+        <w:t>וְ⁠עַל־הַ⁠דָּגָן֙ וְ⁠עַל־הַ⁠תִּיר֣וֹשׁ וְ⁠עַל־הַ⁠יִּצְהָ֔ר</w:t>
+      </w:r>
+    </w:p>
+    <w:p>
+      <w:pPr/>
+      <w:r>
+        <w:rPr>
+          <w:lang w:val="fr_FR" w:bidi="fr_FR"/>
+        </w:rPr>
+      </w:r>
+      <w:r>
+        <w:rPr>
           <w:b/>
           <w:lang w:val="fr_FR" w:bidi="fr_FR"/>
         </w:rPr>
@@ -4488,6 +5076,20 @@
       </w:r>
       <w:r>
         <w:rPr>
+          <w:lang w:val="fr_FR" w:bidi="fr_FR"/>
+        </w:rPr>
+        <w:t>וְ⁠עַל־הָֽ⁠אָדָם֙ וְ⁠עַל־הַ⁠בְּהֵמָ֔ה</w:t>
+      </w:r>
+    </w:p>
+    <w:p>
+      <w:pPr/>
+      <w:r>
+        <w:rPr>
+          <w:lang w:val="fr_FR" w:bidi="fr_FR"/>
+        </w:rPr>
+      </w:r>
+      <w:r>
+        <w:rPr>
           <w:b/>
           <w:lang w:val="fr_FR" w:bidi="fr_FR"/>
         </w:rPr>
@@ -4597,6 +5199,20 @@
       </w:r>
       <w:r>
         <w:rPr>
+          <w:lang w:val="fr_FR" w:bidi="fr_FR"/>
+        </w:rPr>
+        <w:t>כַּפָּֽיִם</w:t>
+      </w:r>
+    </w:p>
+    <w:p>
+      <w:pPr/>
+      <w:r>
+        <w:rPr>
+          <w:lang w:val="fr_FR" w:bidi="fr_FR"/>
+        </w:rPr>
+      </w:r>
+      <w:r>
+        <w:rPr>
           <w:b/>
           <w:lang w:val="fr_FR" w:bidi="fr_FR"/>
         </w:rPr>
@@ -4693,6 +5309,20 @@
       </w:r>
       <w:r>
         <w:rPr>
+          <w:lang w:val="fr_FR" w:bidi="fr_FR"/>
+        </w:rPr>
+        <w:t>וַ⁠יִּשְׁמַ֣ע &amp; בְּ⁠קוֹל֙ יְהוָ֣ה אֱלֹֽהֵי⁠הֶ֔ם וְ⁠עַל־דִּבְרֵי֙ חַגַּ֣י הַ⁠נָּבִ֔יא</w:t>
+      </w:r>
+    </w:p>
+    <w:p>
+      <w:pPr/>
+      <w:r>
+        <w:rPr>
+          <w:lang w:val="fr_FR" w:bidi="fr_FR"/>
+        </w:rPr>
+      </w:r>
+      <w:r>
+        <w:rPr>
           <w:b/>
           <w:lang w:val="fr_FR" w:bidi="fr_FR"/>
         </w:rPr>
@@ -4808,6 +5438,20 @@
       </w:r>
       <w:r>
         <w:rPr>
+          <w:lang w:val="fr_FR" w:bidi="fr_FR"/>
+        </w:rPr>
+        <w:t>וַ⁠יִּשְׁמַ֣ע &amp; בְּ⁠קוֹל֙ יְהוָ֣ה אֱלֹֽהֵי⁠הֶ֔ם וְ⁠עַל־דִּבְרֵי֙ חַגַּ֣י הַ⁠נָּבִ֔יא</w:t>
+      </w:r>
+    </w:p>
+    <w:p>
+      <w:pPr/>
+      <w:r>
+        <w:rPr>
+          <w:lang w:val="fr_FR" w:bidi="fr_FR"/>
+        </w:rPr>
+      </w:r>
+      <w:r>
+        <w:rPr>
           <w:b/>
           <w:lang w:val="fr_FR" w:bidi="fr_FR"/>
         </w:rPr>
@@ -4931,6 +5575,20 @@
       </w:r>
       <w:r>
         <w:rPr>
+          <w:lang w:val="fr_FR" w:bidi="fr_FR"/>
+        </w:rPr>
+        <w:t>בְּ⁠קוֹל֙ יְהוָ֣ה אֱלֹֽהֵי⁠הֶ֔ם וְ⁠עַל־דִּבְרֵי֙ חַגַּ֣י הַ⁠נָּבִ֔יא</w:t>
+      </w:r>
+    </w:p>
+    <w:p>
+      <w:pPr/>
+      <w:r>
+        <w:rPr>
+          <w:lang w:val="fr_FR" w:bidi="fr_FR"/>
+        </w:rPr>
+      </w:r>
+      <w:r>
+        <w:rPr>
           <w:b/>
           <w:lang w:val="fr_FR" w:bidi="fr_FR"/>
         </w:rPr>
@@ -5027,6 +5685,20 @@
       </w:r>
       <w:r>
         <w:rPr>
+          <w:lang w:val="fr_FR" w:bidi="fr_FR"/>
+        </w:rPr>
+        <w:t>וַ⁠יִּֽירְא֥וּ הָ⁠עָ֖ם מִ⁠פְּנֵ֥י יְהוָֽה</w:t>
+      </w:r>
+    </w:p>
+    <w:p>
+      <w:pPr/>
+      <w:r>
+        <w:rPr>
+          <w:lang w:val="fr_FR" w:bidi="fr_FR"/>
+        </w:rPr>
+      </w:r>
+      <w:r>
+        <w:rPr>
           <w:b/>
           <w:lang w:val="fr_FR" w:bidi="fr_FR"/>
         </w:rPr>
@@ -5123,6 +5795,20 @@
       </w:r>
       <w:r>
         <w:rPr>
+          <w:lang w:val="fr_FR" w:bidi="fr_FR"/>
+        </w:rPr>
+        <w:t>אֲנִ֥י אִתְּ⁠כֶ֖ם נְאֻם־יְהוָֽה</w:t>
+      </w:r>
+    </w:p>
+    <w:p>
+      <w:pPr/>
+      <w:r>
+        <w:rPr>
+          <w:lang w:val="fr_FR" w:bidi="fr_FR"/>
+        </w:rPr>
+      </w:r>
+      <w:r>
+        <w:rPr>
           <w:b/>
           <w:lang w:val="fr_FR" w:bidi="fr_FR"/>
         </w:rPr>
@@ -5213,6 +5899,20 @@
       </w:r>
       <w:r>
         <w:rPr>
+          <w:lang w:val="fr_FR" w:bidi="fr_FR"/>
+        </w:rPr>
+        <w:t>וַ⁠יָּ֣עַר יְהוָ֡ה אֶת־רוּחַ֩ זְרֻבָּבֶ֨ל בֶּן־שַׁלְתִּיאֵ֜ל פַּחַ֣ת יְהוּדָ֗ה וְ⁠אֶת־ר֨וּחַ֙ יְהוֹשֻׁ֤עַ בֶּן־יְהוֹצָדָק֙ הַ⁠כֹּהֵ֣ן הַ⁠גָּד֔וֹל וְֽ⁠אֶת־ר֔וּחַ כֹּ֖ל שְׁאֵרִ֣ית הָ⁠עָ֑ם</w:t>
+      </w:r>
+    </w:p>
+    <w:p>
+      <w:pPr/>
+      <w:r>
+        <w:rPr>
+          <w:lang w:val="fr_FR" w:bidi="fr_FR"/>
+        </w:rPr>
+      </w:r>
+      <w:r>
+        <w:rPr>
           <w:b/>
           <w:lang w:val="fr_FR" w:bidi="fr_FR"/>
         </w:rPr>
@@ -5309,6 +6009,20 @@
       </w:r>
       <w:r>
         <w:rPr>
+          <w:lang w:val="fr_FR" w:bidi="fr_FR"/>
+        </w:rPr>
+        <w:t>וַ⁠יָּ֣עַר יְהוָ֡ה אֶת־רוּחַ֩ זְרֻבָּבֶ֨ל בֶּן־שַׁלְתִּיאֵ֜ל פַּחַ֣ת יְהוּדָ֗ה וְ⁠אֶת־ר֨וּחַ֙ יְהוֹשֻׁ֤עַ בֶּן־יְהוֹצָדָק֙ הַ⁠כֹּהֵ֣ן הַ⁠גָּד֔וֹל וְֽ⁠אֶת־ר֔וּחַ כֹּ֖ל שְׁאֵרִ֣ית הָ⁠עָ֑ם</w:t>
+      </w:r>
+    </w:p>
+    <w:p>
+      <w:pPr/>
+      <w:r>
+        <w:rPr>
+          <w:lang w:val="fr_FR" w:bidi="fr_FR"/>
+        </w:rPr>
+      </w:r>
+      <w:r>
+        <w:rPr>
           <w:b/>
           <w:lang w:val="fr_FR" w:bidi="fr_FR"/>
         </w:rPr>
@@ -5381,6 +6095,20 @@
         <w:rPr>
           <w:lang w:val="fr_FR" w:bidi="fr_FR"/>
         </w:rPr>
+      </w:r>
+    </w:p>
+    <w:p>
+      <w:pPr/>
+      <w:r>
+        <w:rPr>
+          <w:lang w:val="fr_FR" w:bidi="fr_FR"/>
+        </w:rPr>
+      </w:r>
+      <w:r>
+        <w:rPr>
+          <w:lang w:val="fr_FR" w:bidi="fr_FR"/>
+        </w:rPr>
+        <w:t>בְּ⁠י֨וֹם עֶשְׂרִ֧ים וְ⁠אַרְבָּעָ֛ה לַ⁠חֹ֖דֶשׁ בַּ⁠שִּׁשִּׁ֑י</w:t>
       </w:r>
     </w:p>
     <w:p>
@@ -5506,6 +6234,20 @@
       </w:r>
       <w:r>
         <w:rPr>
+          <w:lang w:val="fr_FR" w:bidi="fr_FR"/>
+        </w:rPr>
+        <w:t>בְּ⁠י֨וֹם עֶשְׂרִ֧ים וְ⁠אַרְבָּעָ֛ה לַ⁠חֹ֖דֶשׁ בַּ⁠שִּׁשִּׁ֑י בִּ⁠שְׁנַ֥ת שְׁתַּ֖יִם</w:t>
+      </w:r>
+    </w:p>
+    <w:p>
+      <w:pPr/>
+      <w:r>
+        <w:rPr>
+          <w:lang w:val="fr_FR" w:bidi="fr_FR"/>
+        </w:rPr>
+      </w:r>
+      <w:r>
+        <w:rPr>
           <w:b/>
           <w:lang w:val="fr_FR" w:bidi="fr_FR"/>
         </w:rPr>
@@ -5698,6 +6440,20 @@
       </w:r>
       <w:r>
         <w:rPr>
+          <w:lang w:val="fr_FR" w:bidi="fr_FR"/>
+        </w:rPr>
+        <w:t>בַּ⁠שְּׁבִיעִ֕י בְּ⁠עֶשְׂרִ֥ים וְ⁠אֶחָ֖ד לַ⁠חֹ֑דֶשׁ</w:t>
+      </w:r>
+    </w:p>
+    <w:p>
+      <w:pPr/>
+      <w:r>
+        <w:rPr>
+          <w:lang w:val="fr_FR" w:bidi="fr_FR"/>
+        </w:rPr>
+      </w:r>
+      <w:r>
+        <w:rPr>
           <w:b/>
           <w:lang w:val="fr_FR" w:bidi="fr_FR"/>
         </w:rPr>
@@ -5781,6 +6537,20 @@
       </w:r>
       <w:r>
         <w:rPr>
+          <w:lang w:val="fr_FR" w:bidi="fr_FR"/>
+        </w:rPr>
+        <w:t>בַּ⁠שְּׁבִיעִ֕י בְּ⁠עֶשְׂרִ֥ים וְ⁠אֶחָ֖ד לַ⁠חֹ֑דֶשׁ</w:t>
+      </w:r>
+    </w:p>
+    <w:p>
+      <w:pPr/>
+      <w:r>
+        <w:rPr>
+          <w:lang w:val="fr_FR" w:bidi="fr_FR"/>
+        </w:rPr>
+      </w:r>
+      <w:r>
+        <w:rPr>
           <w:b/>
           <w:lang w:val="fr_FR" w:bidi="fr_FR"/>
         </w:rPr>
@@ -5853,6 +6623,20 @@
         <w:rPr>
           <w:lang w:val="fr_FR" w:bidi="fr_FR"/>
         </w:rPr>
+      </w:r>
+    </w:p>
+    <w:p>
+      <w:pPr/>
+      <w:r>
+        <w:rPr>
+          <w:lang w:val="fr_FR" w:bidi="fr_FR"/>
+        </w:rPr>
+      </w:r>
+      <w:r>
+        <w:rPr>
+          <w:lang w:val="fr_FR" w:bidi="fr_FR"/>
+        </w:rPr>
+        <w:t>בַּ⁠שְּׁבִיעִ֕י בְּ⁠עֶשְׂרִ֥ים וְ⁠אֶחָ֖ד לַ⁠חֹ֑דֶשׁ</w:t>
       </w:r>
     </w:p>
     <w:p>
@@ -5991,6 +6775,20 @@
       </w:r>
       <w:r>
         <w:rPr>
+          <w:lang w:val="fr_FR" w:bidi="fr_FR"/>
+        </w:rPr>
+        <w:t>הָיָה֙ דְּבַר־יְהוָ֔ה בְּ⁠יַד־חַגַּ֥י הַ⁠נָּבִ֖יא</w:t>
+      </w:r>
+    </w:p>
+    <w:p>
+      <w:pPr/>
+      <w:r>
+        <w:rPr>
+          <w:lang w:val="fr_FR" w:bidi="fr_FR"/>
+        </w:rPr>
+      </w:r>
+      <w:r>
+        <w:rPr>
           <w:b/>
           <w:lang w:val="fr_FR" w:bidi="fr_FR"/>
         </w:rPr>
@@ -6092,6 +6890,20 @@
       </w:r>
       <w:r>
         <w:rPr>
+          <w:lang w:val="fr_FR" w:bidi="fr_FR"/>
+        </w:rPr>
+        <w:t>הָ⁠עָ֖ם לֵ⁠אמֹֽר</w:t>
+      </w:r>
+    </w:p>
+    <w:p>
+      <w:pPr/>
+      <w:r>
+        <w:rPr>
+          <w:lang w:val="fr_FR" w:bidi="fr_FR"/>
+        </w:rPr>
+      </w:r>
+      <w:r>
+        <w:rPr>
           <w:b/>
           <w:lang w:val="fr_FR" w:bidi="fr_FR"/>
         </w:rPr>
@@ -6175,6 +6987,20 @@
       </w:r>
       <w:r>
         <w:rPr>
+          <w:lang w:val="fr_FR" w:bidi="fr_FR"/>
+        </w:rPr>
+        <w:t>מִ֤י בָ⁠כֶם֙ הַ⁠נִּשְׁאָ֔ר אֲשֶׁ֤ר רָאָה֙ אֶת־הַ⁠בַּ֣יִת הַ⁠זֶּ֔ה בִּ⁠כְבוֹד֖⁠וֹ הָ⁠רִאשׁ֑וֹן וּ⁠מָ֨ה אַתֶּ֜ם רֹאִ֤ים אֹת⁠וֹ֙ עַ֔תָּה הֲ⁠ל֥וֹא כָמֹ֛⁠הוּ כְּ⁠אַ֖יִן בְּ⁠עֵינֵי⁠כֶֽם</w:t>
+      </w:r>
+    </w:p>
+    <w:p>
+      <w:pPr/>
+      <w:r>
+        <w:rPr>
+          <w:lang w:val="fr_FR" w:bidi="fr_FR"/>
+        </w:rPr>
+      </w:r>
+      <w:r>
+        <w:rPr>
           <w:b/>
           <w:lang w:val="fr_FR" w:bidi="fr_FR"/>
         </w:rPr>
@@ -6258,6 +7084,20 @@
       </w:r>
       <w:r>
         <w:rPr>
+          <w:lang w:val="fr_FR" w:bidi="fr_FR"/>
+        </w:rPr>
+        <w:t>מִ֤י בָ⁠כֶם֙ הַ⁠נִּשְׁאָ֔ר אֲשֶׁ֤ר רָאָה֙ אֶת־הַ⁠בַּ֣יִת הַ⁠זֶּ֔ה בִּ⁠כְבוֹד֖⁠וֹ הָ⁠רִאשׁ֑וֹן וּ⁠מָ֨ה אַתֶּ֜ם רֹאִ֤ים אֹת⁠וֹ֙ עַ֔תָּה הֲ⁠ל֥וֹא כָמֹ֛⁠הוּ כְּ⁠אַ֖יִן בְּ⁠עֵינֵי⁠כֶֽם</w:t>
+      </w:r>
+    </w:p>
+    <w:p>
+      <w:pPr/>
+      <w:r>
+        <w:rPr>
+          <w:lang w:val="fr_FR" w:bidi="fr_FR"/>
+        </w:rPr>
+      </w:r>
+      <w:r>
+        <w:rPr>
           <w:b/>
           <w:lang w:val="fr_FR" w:bidi="fr_FR"/>
         </w:rPr>
@@ -6341,6 +7181,20 @@
       </w:r>
       <w:r>
         <w:rPr>
+          <w:lang w:val="fr_FR" w:bidi="fr_FR"/>
+        </w:rPr>
+        <w:t>בָ⁠כֶם֙ הַ⁠נִּשְׁאָ֔ר אֲשֶׁ֤ר רָאָה֙ אֶת־הַ⁠בַּ֣יִת הַ⁠זֶּ֔ה</w:t>
+      </w:r>
+    </w:p>
+    <w:p>
+      <w:pPr/>
+      <w:r>
+        <w:rPr>
+          <w:lang w:val="fr_FR" w:bidi="fr_FR"/>
+        </w:rPr>
+      </w:r>
+      <w:r>
+        <w:rPr>
           <w:b/>
           <w:lang w:val="fr_FR" w:bidi="fr_FR"/>
         </w:rPr>
@@ -6430,6 +7284,20 @@
       </w:r>
       <w:r>
         <w:rPr>
+          <w:lang w:val="fr_FR" w:bidi="fr_FR"/>
+        </w:rPr>
+        <w:t>אֲשֶׁ֤ר רָאָה֙ אֶת־הַ⁠בַּ֣יִת הַ⁠זֶּ֔ה בִּ⁠כְבוֹד֖⁠וֹ הָ⁠רִאשׁ֑וֹן</w:t>
+      </w:r>
+    </w:p>
+    <w:p>
+      <w:pPr/>
+      <w:r>
+        <w:rPr>
+          <w:lang w:val="fr_FR" w:bidi="fr_FR"/>
+        </w:rPr>
+      </w:r>
+      <w:r>
+        <w:rPr>
           <w:b/>
           <w:lang w:val="fr_FR" w:bidi="fr_FR"/>
         </w:rPr>
@@ -6526,6 +7394,20 @@
       </w:r>
       <w:r>
         <w:rPr>
+          <w:lang w:val="fr_FR" w:bidi="fr_FR"/>
+        </w:rPr>
+        <w:t>כָמֹ֛⁠הוּ</w:t>
+      </w:r>
+    </w:p>
+    <w:p>
+      <w:pPr/>
+      <w:r>
+        <w:rPr>
+          <w:lang w:val="fr_FR" w:bidi="fr_FR"/>
+        </w:rPr>
+      </w:r>
+      <w:r>
+        <w:rPr>
           <w:b/>
           <w:lang w:val="fr_FR" w:bidi="fr_FR"/>
         </w:rPr>
@@ -6622,6 +7504,20 @@
       </w:r>
       <w:r>
         <w:rPr>
+          <w:lang w:val="fr_FR" w:bidi="fr_FR"/>
+        </w:rPr>
+        <w:t>הֲ⁠ל֥וֹא כָמֹ֛⁠הוּ כְּ⁠אַ֖יִן בְּ⁠עֵינֵי⁠כֶֽם</w:t>
+      </w:r>
+    </w:p>
+    <w:p>
+      <w:pPr/>
+      <w:r>
+        <w:rPr>
+          <w:lang w:val="fr_FR" w:bidi="fr_FR"/>
+        </w:rPr>
+      </w:r>
+      <w:r>
+        <w:rPr>
           <w:b/>
           <w:lang w:val="fr_FR" w:bidi="fr_FR"/>
         </w:rPr>
@@ -6718,6 +7614,20 @@
       </w:r>
       <w:r>
         <w:rPr>
+          <w:lang w:val="fr_FR" w:bidi="fr_FR"/>
+        </w:rPr>
+        <w:t>וְ⁠עַתָּ֣ה חֲזַ֣ק זְרֻבָּבֶ֣ל ׀ נְאֻם־יְהוָ֡ה וַ⁠חֲזַ֣ק יְהוֹשֻׁ֣עַ בֶּן־יְהוֹצָדָק֩ הַ⁠כֹּהֵ֨ן הַ⁠גָּד֜וֹל וַ⁠חֲזַ֨ק כָּל־עַ֥ם הָ⁠אָ֛רֶץ נְאֻם־יְהוָ֖ה וַֽ⁠עֲשׂ֑וּ כִּֽי־אֲנִ֣י אִתְּ⁠כֶ֔ם נְאֻ֖ם יְהוָ֥ה צְבָאֽוֹת</w:t>
+      </w:r>
+    </w:p>
+    <w:p>
+      <w:pPr/>
+      <w:r>
+        <w:rPr>
+          <w:lang w:val="fr_FR" w:bidi="fr_FR"/>
+        </w:rPr>
+      </w:r>
+      <w:r>
+        <w:rPr>
           <w:b/>
           <w:lang w:val="fr_FR" w:bidi="fr_FR"/>
         </w:rPr>
@@ -6802,6 +7712,20 @@
         <w:rPr>
           <w:lang w:val="fr_FR" w:bidi="fr_FR"/>
         </w:rPr>
+      </w:r>
+    </w:p>
+    <w:p>
+      <w:pPr/>
+      <w:r>
+        <w:rPr>
+          <w:lang w:val="fr_FR" w:bidi="fr_FR"/>
+        </w:rPr>
+      </w:r>
+      <w:r>
+        <w:rPr>
+          <w:lang w:val="fr_FR" w:bidi="fr_FR"/>
+        </w:rPr>
+        <w:t>כָּל־עַ֥ם הָ⁠אָ֛רֶץ</w:t>
       </w:r>
     </w:p>
     <w:p>
@@ -6932,6 +7856,20 @@
       </w:r>
       <w:r>
         <w:rPr>
+          <w:lang w:val="fr_FR" w:bidi="fr_FR"/>
+        </w:rPr>
+        <w:t>אֶֽת־הַ⁠דָּבָ֞ר אֲשֶׁר־כָּרַ֤תִּי אִתְּ⁠כֶם֙ בְּ⁠צֵאתְ⁠כֶ֣ם מִ⁠מִּצְרַ֔יִם וְ⁠רוּחִ֖⁠י עֹמֶ֣דֶת בְּ⁠תוֹכְ⁠כֶ֑ם אַל־תִּירָֽאוּ</w:t>
+      </w:r>
+    </w:p>
+    <w:p>
+      <w:pPr/>
+      <w:r>
+        <w:rPr>
+          <w:lang w:val="fr_FR" w:bidi="fr_FR"/>
+        </w:rPr>
+      </w:r>
+      <w:r>
+        <w:rPr>
           <w:b/>
           <w:lang w:val="fr_FR" w:bidi="fr_FR"/>
         </w:rPr>
@@ -7015,6 +7953,20 @@
       </w:r>
       <w:r>
         <w:rPr>
+          <w:lang w:val="fr_FR" w:bidi="fr_FR"/>
+        </w:rPr>
+        <w:t>אֶֽת־הַ⁠דָּבָ֞ר אֲשֶׁר־כָּרַ֤תִּי אִתְּ⁠כֶם֙</w:t>
+      </w:r>
+    </w:p>
+    <w:p>
+      <w:pPr/>
+      <w:r>
+        <w:rPr>
+          <w:lang w:val="fr_FR" w:bidi="fr_FR"/>
+        </w:rPr>
+      </w:r>
+      <w:r>
+        <w:rPr>
           <w:b/>
           <w:lang w:val="fr_FR" w:bidi="fr_FR"/>
         </w:rPr>
@@ -7098,6 +8050,20 @@
       </w:r>
       <w:r>
         <w:rPr>
+          <w:lang w:val="fr_FR" w:bidi="fr_FR"/>
+        </w:rPr>
+        <w:t>אֶֽת־הַ⁠דָּבָ֞ר אֲשֶׁר־כָּרַ֤תִּי אִתְּ⁠כֶם֙</w:t>
+      </w:r>
+    </w:p>
+    <w:p>
+      <w:pPr/>
+      <w:r>
+        <w:rPr>
+          <w:lang w:val="fr_FR" w:bidi="fr_FR"/>
+        </w:rPr>
+      </w:r>
+      <w:r>
+        <w:rPr>
           <w:b/>
           <w:lang w:val="fr_FR" w:bidi="fr_FR"/>
         </w:rPr>
@@ -7197,6 +8163,20 @@
         <w:rPr>
           <w:lang w:val="fr_FR" w:bidi="fr_FR"/>
         </w:rPr>
+      </w:r>
+    </w:p>
+    <w:p>
+      <w:pPr/>
+      <w:r>
+        <w:rPr>
+          <w:lang w:val="fr_FR" w:bidi="fr_FR"/>
+        </w:rPr>
+      </w:r>
+      <w:r>
+        <w:rPr>
+          <w:lang w:val="fr_FR" w:bidi="fr_FR"/>
+        </w:rPr>
+        <w:t>אֶֽת־הַ⁠דָּבָ֞ר אֲשֶׁר־כָּרַ֤תִּי אִתְּ⁠כֶם֙ בְּ⁠צֵאתְ⁠כֶ֣ם מִ⁠מִּצְרַ֔יִם</w:t>
       </w:r>
     </w:p>
     <w:p>
@@ -7335,6 +8315,20 @@
       </w:r>
       <w:r>
         <w:rPr>
+          <w:lang w:val="fr_FR" w:bidi="fr_FR"/>
+        </w:rPr>
+        <w:t>וְ⁠רוּחִ֖⁠י עֹמֶ֣דֶת בְּ⁠תוֹכְ⁠כֶ֑ם</w:t>
+      </w:r>
+    </w:p>
+    <w:p>
+      <w:pPr/>
+      <w:r>
+        <w:rPr>
+          <w:lang w:val="fr_FR" w:bidi="fr_FR"/>
+        </w:rPr>
+      </w:r>
+      <w:r>
+        <w:rPr>
           <w:b/>
           <w:lang w:val="fr_FR" w:bidi="fr_FR"/>
         </w:rPr>
@@ -7424,6 +8418,20 @@
       </w:r>
       <w:r>
         <w:rPr>
+          <w:lang w:val="fr_FR" w:bidi="fr_FR"/>
+        </w:rPr>
+        <w:t>כִּ֣י כֹ֤ה אָמַר֙ יְהוָ֣ה צְבָא֔וֹת ע֥וֹד אַחַ֖ת מְעַ֣ט הִ֑יא וַ⁠אֲנִ֗י מַרְעִישׁ֙ אֶת־הַ⁠שָּׁמַ֣יִם וְ⁠אֶת־הָ⁠אָ֔רֶץ וְ⁠אֶת־הַ⁠יָּ֖ם וְ⁠אֶת־הֶ⁠חָרָבָֽה</w:t>
+      </w:r>
+    </w:p>
+    <w:p>
+      <w:pPr/>
+      <w:r>
+        <w:rPr>
+          <w:lang w:val="fr_FR" w:bidi="fr_FR"/>
+        </w:rPr>
+      </w:r>
+      <w:r>
+        <w:rPr>
           <w:b/>
           <w:lang w:val="fr_FR" w:bidi="fr_FR"/>
         </w:rPr>
@@ -7519,6 +8527,20 @@
       </w:r>
       <w:r>
         <w:rPr>
+          <w:lang w:val="fr_FR" w:bidi="fr_FR"/>
+        </w:rPr>
+        <w:t>ע֥וֹד אַחַ֖ת מְעַ֣ט הִ֑יא וַ⁠אֲנִ֗י מַרְעִישׁ֙</w:t>
+      </w:r>
+    </w:p>
+    <w:p>
+      <w:pPr/>
+      <w:r>
+        <w:rPr>
+          <w:lang w:val="fr_FR" w:bidi="fr_FR"/>
+        </w:rPr>
+      </w:r>
+      <w:r>
+        <w:rPr>
           <w:b/>
           <w:lang w:val="fr_FR" w:bidi="fr_FR"/>
         </w:rPr>
@@ -7614,6 +8636,20 @@
       </w:r>
       <w:r>
         <w:rPr>
+          <w:lang w:val="fr_FR" w:bidi="fr_FR"/>
+        </w:rPr>
+        <w:t>וַ⁠אֲנִ֗י מַרְעִישׁ֙</w:t>
+      </w:r>
+    </w:p>
+    <w:p>
+      <w:pPr/>
+      <w:r>
+        <w:rPr>
+          <w:lang w:val="fr_FR" w:bidi="fr_FR"/>
+        </w:rPr>
+      </w:r>
+      <w:r>
+        <w:rPr>
           <w:b/>
           <w:lang w:val="fr_FR" w:bidi="fr_FR"/>
         </w:rPr>
@@ -7722,6 +8758,20 @@
       </w:r>
       <w:r>
         <w:rPr>
+          <w:lang w:val="fr_FR" w:bidi="fr_FR"/>
+        </w:rPr>
+        <w:t>אֶת־הַ⁠שָּׁמַ֣יִם וְ⁠אֶת־הָ⁠אָ֔רֶץ וְ⁠אֶת־הַ⁠יָּ֖ם וְ⁠אֶת־הֶ⁠חָרָבָֽה</w:t>
+      </w:r>
+    </w:p>
+    <w:p>
+      <w:pPr/>
+      <w:r>
+        <w:rPr>
+          <w:lang w:val="fr_FR" w:bidi="fr_FR"/>
+        </w:rPr>
+      </w:r>
+      <w:r>
+        <w:rPr>
           <w:b/>
           <w:lang w:val="fr_FR" w:bidi="fr_FR"/>
         </w:rPr>
@@ -7857,6 +8907,20 @@
       </w:r>
       <w:r>
         <w:rPr>
+          <w:lang w:val="fr_FR" w:bidi="fr_FR"/>
+        </w:rPr>
+        <w:t>וְ⁠הִרְעַשְׁתִּי֙ אֶת־כָּל־הַ⁠גּוֹיִ֔ם וּ⁠בָ֖אוּ חֶמְדַּ֣ת כָּל־הַ⁠גּוֹיִ֑ם וּ⁠מִלֵּאתִ֞י אֶת־הַ⁠בַּ֤יִת הַ⁠זֶּה֙ כָּב֔וֹד אָמַ֖ר יְהוָ֥ה צְבָאֽוֹת</w:t>
+      </w:r>
+    </w:p>
+    <w:p>
+      <w:pPr/>
+      <w:r>
+        <w:rPr>
+          <w:lang w:val="fr_FR" w:bidi="fr_FR"/>
+        </w:rPr>
+      </w:r>
+      <w:r>
+        <w:rPr>
           <w:b/>
           <w:lang w:val="fr_FR" w:bidi="fr_FR"/>
         </w:rPr>
@@ -7952,6 +9016,20 @@
       </w:r>
       <w:r>
         <w:rPr>
+          <w:lang w:val="fr_FR" w:bidi="fr_FR"/>
+        </w:rPr>
+        <w:t>וְ⁠הִרְעַשְׁתִּי֙ אֶת־כָּל־הַ⁠גּוֹיִ֔ם</w:t>
+      </w:r>
+    </w:p>
+    <w:p>
+      <w:pPr/>
+      <w:r>
+        <w:rPr>
+          <w:lang w:val="fr_FR" w:bidi="fr_FR"/>
+        </w:rPr>
+      </w:r>
+      <w:r>
+        <w:rPr>
           <w:b/>
           <w:lang w:val="fr_FR" w:bidi="fr_FR"/>
         </w:rPr>
@@ -8061,6 +9139,20 @@
       </w:r>
       <w:r>
         <w:rPr>
+          <w:lang w:val="fr_FR" w:bidi="fr_FR"/>
+        </w:rPr>
+        <w:t>וּ⁠מִלֵּאתִ֞י אֶת־הַ⁠בַּ֤יִת הַ⁠זֶּה֙ כָּב֔וֹד</w:t>
+      </w:r>
+    </w:p>
+    <w:p>
+      <w:pPr/>
+      <w:r>
+        <w:rPr>
+          <w:lang w:val="fr_FR" w:bidi="fr_FR"/>
+        </w:rPr>
+      </w:r>
+      <w:r>
+        <w:rPr>
           <w:b/>
           <w:lang w:val="fr_FR" w:bidi="fr_FR"/>
         </w:rPr>
@@ -8196,6 +9288,20 @@
       </w:r>
       <w:r>
         <w:rPr>
+          <w:lang w:val="fr_FR" w:bidi="fr_FR"/>
+        </w:rPr>
+        <w:t>לִ֥⁠י הַ⁠כֶּ֖סֶף וְ⁠לִ֣⁠י הַ⁠זָּהָ֑ב נְאֻ֖ם יְהוָ֥ה צְבָאֽוֹת</w:t>
+      </w:r>
+    </w:p>
+    <w:p>
+      <w:pPr/>
+      <w:r>
+        <w:rPr>
+          <w:lang w:val="fr_FR" w:bidi="fr_FR"/>
+        </w:rPr>
+      </w:r>
+      <w:r>
+        <w:rPr>
           <w:b/>
           <w:lang w:val="fr_FR" w:bidi="fr_FR"/>
         </w:rPr>
@@ -8286,6 +9392,20 @@
       </w:r>
       <w:r>
         <w:rPr>
+          <w:lang w:val="fr_FR" w:bidi="fr_FR"/>
+        </w:rPr>
+        <w:t>לִ֥⁠י הַ⁠כֶּ֖סֶף וְ⁠לִ֣⁠י הַ⁠זָּהָ֑ב</w:t>
+      </w:r>
+    </w:p>
+    <w:p>
+      <w:pPr/>
+      <w:r>
+        <w:rPr>
+          <w:lang w:val="fr_FR" w:bidi="fr_FR"/>
+        </w:rPr>
+      </w:r>
+      <w:r>
+        <w:rPr>
           <w:b/>
           <w:lang w:val="fr_FR" w:bidi="fr_FR"/>
         </w:rPr>
@@ -8369,6 +9489,20 @@
       </w:r>
       <w:r>
         <w:rPr>
+          <w:lang w:val="fr_FR" w:bidi="fr_FR"/>
+        </w:rPr>
+        <w:t>גָּד֣וֹל יִֽהְיֶ֡ה כְּבוֹד֩ הַ⁠בַּ֨יִת הַ⁠זֶּ֤ה הָ⁠אַֽחֲרוֹן֙ מִן־הָ֣⁠רִאשׁ֔וֹן אָמַ֖ר יְהוָ֣ה צְבָא֑וֹת וּ⁠בַ⁠מָּק֤וֹם הַ⁠זֶּה֙ אֶתֵּ֣ן שָׁל֔וֹם נְאֻ֖ם יְהוָ֥ה צְבָאֽוֹת</w:t>
+      </w:r>
+    </w:p>
+    <w:p>
+      <w:pPr/>
+      <w:r>
+        <w:rPr>
+          <w:lang w:val="fr_FR" w:bidi="fr_FR"/>
+        </w:rPr>
+      </w:r>
+      <w:r>
+        <w:rPr>
           <w:b/>
           <w:lang w:val="fr_FR" w:bidi="fr_FR"/>
         </w:rPr>
@@ -8471,6 +9605,20 @@
       </w:r>
       <w:r>
         <w:rPr>
+          <w:lang w:val="fr_FR" w:bidi="fr_FR"/>
+        </w:rPr>
+        <w:t>גָּד֣וֹל יִֽהְיֶ֡ה כְּבוֹד֩ הַ⁠בַּ֨יִת הַ⁠זֶּ֤ה הָ⁠אַֽחֲרוֹן֙ מִן־הָ֣⁠רִאשׁ֔וֹן</w:t>
+      </w:r>
+    </w:p>
+    <w:p>
+      <w:pPr/>
+      <w:r>
+        <w:rPr>
+          <w:lang w:val="fr_FR" w:bidi="fr_FR"/>
+        </w:rPr>
+      </w:r>
+      <w:r>
+        <w:rPr>
           <w:b/>
           <w:lang w:val="fr_FR" w:bidi="fr_FR"/>
         </w:rPr>
@@ -8554,6 +9702,20 @@
       </w:r>
       <w:r>
         <w:rPr>
+          <w:lang w:val="fr_FR" w:bidi="fr_FR"/>
+        </w:rPr>
+        <w:t>גָּד֣וֹל יִֽהְיֶ֡ה כְּבוֹד֩ הַ⁠בַּ֨יִת הַ⁠זֶּ֤ה הָ⁠אַֽחֲרוֹן֙ מִן־הָ֣⁠רִאשׁ֔וֹן</w:t>
+      </w:r>
+    </w:p>
+    <w:p>
+      <w:pPr/>
+      <w:r>
+        <w:rPr>
+          <w:lang w:val="fr_FR" w:bidi="fr_FR"/>
+        </w:rPr>
+      </w:r>
+      <w:r>
+        <w:rPr>
           <w:b/>
           <w:lang w:val="fr_FR" w:bidi="fr_FR"/>
         </w:rPr>
@@ -8650,6 +9812,20 @@
       </w:r>
       <w:r>
         <w:rPr>
+          <w:lang w:val="fr_FR" w:bidi="fr_FR"/>
+        </w:rPr>
+        <w:t>הַ⁠בַּ֨יִת</w:t>
+      </w:r>
+    </w:p>
+    <w:p>
+      <w:pPr/>
+      <w:r>
+        <w:rPr>
+          <w:lang w:val="fr_FR" w:bidi="fr_FR"/>
+        </w:rPr>
+      </w:r>
+      <w:r>
+        <w:rPr>
           <w:b/>
           <w:lang w:val="fr_FR" w:bidi="fr_FR"/>
         </w:rPr>
@@ -8759,6 +9935,20 @@
       </w:r>
       <w:r>
         <w:rPr>
+          <w:lang w:val="fr_FR" w:bidi="fr_FR"/>
+        </w:rPr>
+        <w:t>וּ⁠בַ⁠מָּק֤וֹם הַ⁠זֶּה֙ אֶתֵּ֣ן שָׁל֔וֹם</w:t>
+      </w:r>
+    </w:p>
+    <w:p>
+      <w:pPr/>
+      <w:r>
+        <w:rPr>
+          <w:lang w:val="fr_FR" w:bidi="fr_FR"/>
+        </w:rPr>
+      </w:r>
+      <w:r>
+        <w:rPr>
           <w:b/>
           <w:lang w:val="fr_FR" w:bidi="fr_FR"/>
         </w:rPr>
@@ -8868,6 +10058,20 @@
       </w:r>
       <w:r>
         <w:rPr>
+          <w:lang w:val="fr_FR" w:bidi="fr_FR"/>
+        </w:rPr>
+        <w:t>בְּ⁠עֶשְׂרִ֤ים וְ⁠אַרְבָּעָה֙ לַ⁠תְּשִׁיעִ֔י</w:t>
+      </w:r>
+    </w:p>
+    <w:p>
+      <w:pPr/>
+      <w:r>
+        <w:rPr>
+          <w:lang w:val="fr_FR" w:bidi="fr_FR"/>
+        </w:rPr>
+      </w:r>
+      <w:r>
+        <w:rPr>
           <w:b/>
           <w:lang w:val="fr_FR" w:bidi="fr_FR"/>
         </w:rPr>
@@ -8951,6 +10155,20 @@
       </w:r>
       <w:r>
         <w:rPr>
+          <w:lang w:val="fr_FR" w:bidi="fr_FR"/>
+        </w:rPr>
+        <w:t>בְּ⁠עֶשְׂרִ֤ים וְ⁠אַרְבָּעָה֙ לַ⁠תְּשִׁיעִ֔י בִּ⁠שְׁנַ֥ת שְׁתַּ֖יִם לְ⁠דָרְיָ֑וֶשׁ</w:t>
+      </w:r>
+    </w:p>
+    <w:p>
+      <w:pPr/>
+      <w:r>
+        <w:rPr>
+          <w:lang w:val="fr_FR" w:bidi="fr_FR"/>
+        </w:rPr>
+      </w:r>
+      <w:r>
+        <w:rPr>
           <w:b/>
           <w:lang w:val="fr_FR" w:bidi="fr_FR"/>
         </w:rPr>
@@ -9037,6 +10255,20 @@
         <w:rPr>
           <w:lang w:val="fr_FR" w:bidi="fr_FR"/>
         </w:rPr>
+      </w:r>
+    </w:p>
+    <w:p>
+      <w:pPr/>
+      <w:r>
+        <w:rPr>
+          <w:lang w:val="fr_FR" w:bidi="fr_FR"/>
+        </w:rPr>
+      </w:r>
+      <w:r>
+        <w:rPr>
+          <w:lang w:val="fr_FR" w:bidi="fr_FR"/>
+        </w:rPr>
+        <w:t>בְּ⁠עֶשְׂרִ֤ים וְ⁠אַרְבָּעָה֙ לַ⁠תְּשִׁיעִ֔י</w:t>
       </w:r>
     </w:p>
     <w:p>
@@ -9175,6 +10407,20 @@
       </w:r>
       <w:r>
         <w:rPr>
+          <w:lang w:val="fr_FR" w:bidi="fr_FR"/>
+        </w:rPr>
+        <w:t>הָיָה֙ דְּבַר־יְהוָ֔ה אֶל־חַגַּ֥י הַ⁠נָּבִ֖יא לֵ⁠אמֹֽר</w:t>
+      </w:r>
+    </w:p>
+    <w:p>
+      <w:pPr/>
+      <w:r>
+        <w:rPr>
+          <w:lang w:val="fr_FR" w:bidi="fr_FR"/>
+        </w:rPr>
+      </w:r>
+      <w:r>
+        <w:rPr>
           <w:b/>
           <w:lang w:val="fr_FR" w:bidi="fr_FR"/>
         </w:rPr>
@@ -9276,6 +10522,20 @@
       </w:r>
       <w:r>
         <w:rPr>
+          <w:lang w:val="fr_FR" w:bidi="fr_FR"/>
+        </w:rPr>
+        <w:t>כֹּ֥ה אָמַ֖ר יְהוָ֣ה צְבָא֑וֹת שְׁאַל־נָ֧א אֶת־הַ⁠כֹּהֲנִ֛ים תּוֹרָ֖ה לֵ⁠אמֹֽר</w:t>
+      </w:r>
+    </w:p>
+    <w:p>
+      <w:pPr/>
+      <w:r>
+        <w:rPr>
+          <w:lang w:val="fr_FR" w:bidi="fr_FR"/>
+        </w:rPr>
+      </w:r>
+      <w:r>
+        <w:rPr>
           <w:b/>
           <w:lang w:val="fr_FR" w:bidi="fr_FR"/>
         </w:rPr>
@@ -9359,6 +10619,20 @@
       </w:r>
       <w:r>
         <w:rPr>
+          <w:lang w:val="fr_FR" w:bidi="fr_FR"/>
+        </w:rPr>
+        <w:t>הֵ֣ן ׀ יִשָּׂא־אִ֨ישׁ בְּשַׂר־קֹ֜דֶשׁ בִּ⁠כְנַ֣ף בִּגְד֗⁠וֹ וְ⁠נָגַ֣ע בִּ֠⁠כְנָפ⁠וֹ אֶל־הַ⁠לֶּ֨חֶם וְ⁠אֶל־הַ⁠נָּזִ֜יד וְ⁠אֶל־הַ⁠יַּ֧יִן וְ⁠אֶל־שֶׁ֛מֶן וְ⁠אֶל־כָּל־מַאֲכָ֖ל הֲ⁠יִקְדָּ֑שׁ</w:t>
+      </w:r>
+    </w:p>
+    <w:p>
+      <w:pPr/>
+      <w:r>
+        <w:rPr>
+          <w:lang w:val="fr_FR" w:bidi="fr_FR"/>
+        </w:rPr>
+      </w:r>
+      <w:r>
+        <w:rPr>
           <w:b/>
           <w:lang w:val="fr_FR" w:bidi="fr_FR"/>
         </w:rPr>
@@ -9442,6 +10716,20 @@
       </w:r>
       <w:r>
         <w:rPr>
+          <w:lang w:val="fr_FR" w:bidi="fr_FR"/>
+        </w:rPr>
+        <w:t>הֵ֣ן ׀ יִשָּׂא־אִ֨ישׁ בְּשַׂר־קֹ֜דֶשׁ בִּ⁠כְנַ֣ף בִּגְד֗⁠וֹ וְ⁠נָגַ֣ע בִּ֠⁠כְנָפ⁠וֹ אֶל־הַ⁠לֶּ֨חֶם וְ⁠אֶל־הַ⁠נָּזִ֜יד וְ⁠אֶל־הַ⁠יַּ֧יִן וְ⁠אֶל־שֶׁ֛מֶן וְ⁠אֶל־כָּל־מַאֲכָ֖ל הֲ⁠יִקְדָּ֑שׁ</w:t>
+      </w:r>
+    </w:p>
+    <w:p>
+      <w:pPr/>
+      <w:r>
+        <w:rPr>
+          <w:lang w:val="fr_FR" w:bidi="fr_FR"/>
+        </w:rPr>
+      </w:r>
+      <w:r>
+        <w:rPr>
           <w:b/>
           <w:lang w:val="fr_FR" w:bidi="fr_FR"/>
         </w:rPr>
@@ -9525,6 +10813,20 @@
       </w:r>
       <w:r>
         <w:rPr>
+          <w:lang w:val="fr_FR" w:bidi="fr_FR"/>
+        </w:rPr>
+        <w:t>בְּשַׂר־קֹ֜דֶשׁ</w:t>
+      </w:r>
+    </w:p>
+    <w:p>
+      <w:pPr/>
+      <w:r>
+        <w:rPr>
+          <w:lang w:val="fr_FR" w:bidi="fr_FR"/>
+        </w:rPr>
+      </w:r>
+      <w:r>
+        <w:rPr>
           <w:b/>
           <w:lang w:val="fr_FR" w:bidi="fr_FR"/>
         </w:rPr>
@@ -9610,6 +10912,20 @@
         <w:rPr>
           <w:lang w:val="fr_FR" w:bidi="fr_FR"/>
         </w:rPr>
+      </w:r>
+    </w:p>
+    <w:p>
+      <w:pPr/>
+      <w:r>
+        <w:rPr>
+          <w:lang w:val="fr_FR" w:bidi="fr_FR"/>
+        </w:rPr>
+      </w:r>
+      <w:r>
+        <w:rPr>
+          <w:lang w:val="fr_FR" w:bidi="fr_FR"/>
+        </w:rPr>
+        <w:t>לֹֽא</w:t>
       </w:r>
     </w:p>
     <w:p>
@@ -9735,6 +11051,20 @@
       </w:r>
       <w:r>
         <w:rPr>
+          <w:lang w:val="fr_FR" w:bidi="fr_FR"/>
+        </w:rPr>
+        <w:t>טְמֵא־נֶ֛פֶשׁ</w:t>
+      </w:r>
+    </w:p>
+    <w:p>
+      <w:pPr/>
+      <w:r>
+        <w:rPr>
+          <w:lang w:val="fr_FR" w:bidi="fr_FR"/>
+        </w:rPr>
+      </w:r>
+      <w:r>
+        <w:rPr>
           <w:b/>
           <w:lang w:val="fr_FR" w:bidi="fr_FR"/>
         </w:rPr>
@@ -9831,6 +11161,20 @@
       </w:r>
       <w:r>
         <w:rPr>
+          <w:lang w:val="fr_FR" w:bidi="fr_FR"/>
+        </w:rPr>
+        <w:t>טְמֵא־נֶ֛פֶשׁ</w:t>
+      </w:r>
+    </w:p>
+    <w:p>
+      <w:pPr/>
+      <w:r>
+        <w:rPr>
+          <w:lang w:val="fr_FR" w:bidi="fr_FR"/>
+        </w:rPr>
+      </w:r>
+      <w:r>
+        <w:rPr>
           <w:b/>
           <w:lang w:val="fr_FR" w:bidi="fr_FR"/>
         </w:rPr>
@@ -9916,6 +11260,20 @@
         <w:rPr>
           <w:lang w:val="fr_FR" w:bidi="fr_FR"/>
         </w:rPr>
+      </w:r>
+    </w:p>
+    <w:p>
+      <w:pPr/>
+      <w:r>
+        <w:rPr>
+          <w:lang w:val="fr_FR" w:bidi="fr_FR"/>
+        </w:rPr>
+      </w:r>
+      <w:r>
+        <w:rPr>
+          <w:lang w:val="fr_FR" w:bidi="fr_FR"/>
+        </w:rPr>
+        <w:t>טְמֵא־נֶ֛פֶשׁ</w:t>
       </w:r>
     </w:p>
     <w:p>
@@ -10034,6 +11392,20 @@
       </w:r>
       <w:r>
         <w:rPr>
+          <w:lang w:val="fr_FR" w:bidi="fr_FR"/>
+        </w:rPr>
+        <w:t>בְּ⁠כָל־אֵ֖לֶּה הֲ⁠יִטְמָ֑א</w:t>
+      </w:r>
+    </w:p>
+    <w:p>
+      <w:pPr/>
+      <w:r>
+        <w:rPr>
+          <w:lang w:val="fr_FR" w:bidi="fr_FR"/>
+        </w:rPr>
+      </w:r>
+      <w:r>
+        <w:rPr>
           <w:b/>
           <w:lang w:val="fr_FR" w:bidi="fr_FR"/>
         </w:rPr>
@@ -10137,6 +11509,20 @@
       </w:r>
       <w:r>
         <w:rPr>
+          <w:lang w:val="fr_FR" w:bidi="fr_FR"/>
+        </w:rPr>
+        <w:t>יִטְמָֽא</w:t>
+      </w:r>
+    </w:p>
+    <w:p>
+      <w:pPr/>
+      <w:r>
+        <w:rPr>
+          <w:lang w:val="fr_FR" w:bidi="fr_FR"/>
+        </w:rPr>
+      </w:r>
+      <w:r>
+        <w:rPr>
           <w:b/>
           <w:lang w:val="fr_FR" w:bidi="fr_FR"/>
         </w:rPr>
@@ -10226,6 +11612,20 @@
       </w:r>
       <w:r>
         <w:rPr>
+          <w:lang w:val="fr_FR" w:bidi="fr_FR"/>
+        </w:rPr>
+        <w:t>כֵּ֣ן הָֽ⁠עָם־הַ֠⁠זֶּה וְ⁠כֵן־הַ⁠גּ֨וֹי הַ⁠זֶּ֤ה לְ⁠פָנַ⁠י֙ נְאֻם־יְהוָ֔ה וְ⁠כֵ֖ן כָּל־מַעֲשֵׂ֣ה יְדֵי⁠הֶ֑ם וַ⁠אֲשֶׁ֥ר יַקְרִ֛יבוּ שָׁ֖ם טָמֵ֥א הֽוּא</w:t>
+      </w:r>
+    </w:p>
+    <w:p>
+      <w:pPr/>
+      <w:r>
+        <w:rPr>
+          <w:lang w:val="fr_FR" w:bidi="fr_FR"/>
+        </w:rPr>
+      </w:r>
+      <w:r>
+        <w:rPr>
           <w:b/>
           <w:lang w:val="fr_FR" w:bidi="fr_FR"/>
         </w:rPr>
@@ -10309,6 +11709,20 @@
       </w:r>
       <w:r>
         <w:rPr>
+          <w:lang w:val="fr_FR" w:bidi="fr_FR"/>
+        </w:rPr>
+        <w:t>כֵּ֣ן הָֽ⁠עָם־הַ֠⁠זֶּה וְ⁠כֵן־הַ⁠גּ֨וֹי הַ⁠זֶּ֤ה</w:t>
+      </w:r>
+    </w:p>
+    <w:p>
+      <w:pPr/>
+      <w:r>
+        <w:rPr>
+          <w:lang w:val="fr_FR" w:bidi="fr_FR"/>
+        </w:rPr>
+      </w:r>
+      <w:r>
+        <w:rPr>
           <w:b/>
           <w:lang w:val="fr_FR" w:bidi="fr_FR"/>
         </w:rPr>
@@ -10405,6 +11819,20 @@
       </w:r>
       <w:r>
         <w:rPr>
+          <w:lang w:val="fr_FR" w:bidi="fr_FR"/>
+        </w:rPr>
+        <w:t>כֵּ֣ן הָֽ⁠עָם־הַ֠⁠זֶּה וְ⁠כֵן־הַ⁠גּ֨וֹי הַ⁠זֶּ֤ה</w:t>
+      </w:r>
+    </w:p>
+    <w:p>
+      <w:pPr/>
+      <w:r>
+        <w:rPr>
+          <w:lang w:val="fr_FR" w:bidi="fr_FR"/>
+        </w:rPr>
+      </w:r>
+      <w:r>
+        <w:rPr>
           <w:b/>
           <w:lang w:val="fr_FR" w:bidi="fr_FR"/>
         </w:rPr>
@@ -10514,6 +11942,20 @@
       </w:r>
       <w:r>
         <w:rPr>
+          <w:lang w:val="fr_FR" w:bidi="fr_FR"/>
+        </w:rPr>
+        <w:t>לְ⁠פָנַ⁠י֙</w:t>
+      </w:r>
+    </w:p>
+    <w:p>
+      <w:pPr/>
+      <w:r>
+        <w:rPr>
+          <w:lang w:val="fr_FR" w:bidi="fr_FR"/>
+        </w:rPr>
+      </w:r>
+      <w:r>
+        <w:rPr>
           <w:b/>
           <w:lang w:val="fr_FR" w:bidi="fr_FR"/>
         </w:rPr>
@@ -10610,6 +12052,20 @@
       </w:r>
       <w:r>
         <w:rPr>
+          <w:lang w:val="fr_FR" w:bidi="fr_FR"/>
+        </w:rPr>
+        <w:t>לְ⁠פָנַ⁠י֙</w:t>
+      </w:r>
+    </w:p>
+    <w:p>
+      <w:pPr/>
+      <w:r>
+        <w:rPr>
+          <w:lang w:val="fr_FR" w:bidi="fr_FR"/>
+        </w:rPr>
+      </w:r>
+      <w:r>
+        <w:rPr>
           <w:b/>
           <w:lang w:val="fr_FR" w:bidi="fr_FR"/>
         </w:rPr>
@@ -10693,6 +12149,20 @@
       </w:r>
       <w:r>
         <w:rPr>
+          <w:lang w:val="fr_FR" w:bidi="fr_FR"/>
+        </w:rPr>
+        <w:t>וְ⁠כֵ֖ן כָּל־מַעֲשֵׂ֣ה יְדֵי⁠הֶ֑ם</w:t>
+      </w:r>
+    </w:p>
+    <w:p>
+      <w:pPr/>
+      <w:r>
+        <w:rPr>
+          <w:lang w:val="fr_FR" w:bidi="fr_FR"/>
+        </w:rPr>
+      </w:r>
+      <w:r>
+        <w:rPr>
           <w:b/>
           <w:lang w:val="fr_FR" w:bidi="fr_FR"/>
         </w:rPr>
@@ -10791,6 +12261,20 @@
         <w:rPr>
           <w:lang w:val="fr_FR" w:bidi="fr_FR"/>
         </w:rPr>
+      </w:r>
+    </w:p>
+    <w:p>
+      <w:pPr/>
+      <w:r>
+        <w:rPr>
+          <w:lang w:val="fr_FR" w:bidi="fr_FR"/>
+        </w:rPr>
+      </w:r>
+      <w:r>
+        <w:rPr>
+          <w:lang w:val="fr_FR" w:bidi="fr_FR"/>
+        </w:rPr>
+        <w:t>וַ⁠אֲשֶׁ֥ר יַקְרִ֛יבוּ שָׁ֖ם טָמֵ֥א הֽוּא</w:t>
       </w:r>
     </w:p>
     <w:p>
@@ -10916,6 +12400,20 @@
       </w:r>
       <w:r>
         <w:rPr>
+          <w:lang w:val="fr_FR" w:bidi="fr_FR"/>
+        </w:rPr>
+        <w:t>שִֽׂימוּ־נָ֣א לְבַבְ⁠כֶ֔ם</w:t>
+      </w:r>
+    </w:p>
+    <w:p>
+      <w:pPr/>
+      <w:r>
+        <w:rPr>
+          <w:lang w:val="fr_FR" w:bidi="fr_FR"/>
+        </w:rPr>
+      </w:r>
+      <w:r>
+        <w:rPr>
           <w:b/>
           <w:lang w:val="fr_FR" w:bidi="fr_FR"/>
         </w:rPr>
@@ -11017,6 +12515,20 @@
       </w:r>
       <w:r>
         <w:rPr>
+          <w:lang w:val="fr_FR" w:bidi="fr_FR"/>
+        </w:rPr>
+        <w:t>מִן־הַ⁠יּ֥וֹם הַ⁠זֶּ֖ה וָ⁠מָ֑עְלָ⁠ה</w:t>
+      </w:r>
+    </w:p>
+    <w:p>
+      <w:pPr/>
+      <w:r>
+        <w:rPr>
+          <w:lang w:val="fr_FR" w:bidi="fr_FR"/>
+        </w:rPr>
+      </w:r>
+      <w:r>
+        <w:rPr>
           <w:b/>
           <w:lang w:val="fr_FR" w:bidi="fr_FR"/>
         </w:rPr>
@@ -11113,6 +12625,20 @@
       </w:r>
       <w:r>
         <w:rPr>
+          <w:lang w:val="fr_FR" w:bidi="fr_FR"/>
+        </w:rPr>
+        <w:t>מִ⁠טֶּ֧רֶם שֽׂוּם־אֶ֛בֶן אֶל־אֶ֖בֶן בְּ⁠הֵיכַ֥ל יְהוָֽה</w:t>
+      </w:r>
+    </w:p>
+    <w:p>
+      <w:pPr/>
+      <w:r>
+        <w:rPr>
+          <w:lang w:val="fr_FR" w:bidi="fr_FR"/>
+        </w:rPr>
+      </w:r>
+      <w:r>
+        <w:rPr>
           <w:b/>
           <w:lang w:val="fr_FR" w:bidi="fr_FR"/>
         </w:rPr>
@@ -11196,6 +12722,20 @@
       </w:r>
       <w:r>
         <w:rPr>
+          <w:lang w:val="fr_FR" w:bidi="fr_FR"/>
+        </w:rPr>
+        <w:t>בְּ⁠הֵיכַ֥ל יְהוָֽה</w:t>
+      </w:r>
+    </w:p>
+    <w:p>
+      <w:pPr/>
+      <w:r>
+        <w:rPr>
+          <w:lang w:val="fr_FR" w:bidi="fr_FR"/>
+        </w:rPr>
+      </w:r>
+      <w:r>
+        <w:rPr>
           <w:b/>
           <w:lang w:val="fr_FR" w:bidi="fr_FR"/>
         </w:rPr>
@@ -11279,6 +12819,20 @@
       </w:r>
       <w:r>
         <w:rPr>
+          <w:lang w:val="fr_FR" w:bidi="fr_FR"/>
+        </w:rPr>
+        <w:t>מִֽ⁠הְיוֹתָ֥⁠ם</w:t>
+      </w:r>
+    </w:p>
+    <w:p>
+      <w:pPr/>
+      <w:r>
+        <w:rPr>
+          <w:lang w:val="fr_FR" w:bidi="fr_FR"/>
+        </w:rPr>
+      </w:r>
+      <w:r>
+        <w:rPr>
           <w:b/>
           <w:lang w:val="fr_FR" w:bidi="fr_FR"/>
         </w:rPr>
@@ -11375,6 +12929,20 @@
       </w:r>
       <w:r>
         <w:rPr>
+          <w:lang w:val="fr_FR" w:bidi="fr_FR"/>
+        </w:rPr>
+        <w:t>בָּא֙ אֶל־עֲרֵמַ֣ת עֶשְׂרִ֔ים וְ⁠הָיְתָ֖ה עֲשָׂרָ֑ה</w:t>
+      </w:r>
+    </w:p>
+    <w:p>
+      <w:pPr/>
+      <w:r>
+        <w:rPr>
+          <w:lang w:val="fr_FR" w:bidi="fr_FR"/>
+        </w:rPr>
+      </w:r>
+      <w:r>
+        <w:rPr>
           <w:b/>
           <w:lang w:val="fr_FR" w:bidi="fr_FR"/>
         </w:rPr>
@@ -11472,6 +13040,20 @@
       </w:r>
       <w:r>
         <w:rPr>
+          <w:lang w:val="fr_FR" w:bidi="fr_FR"/>
+        </w:rPr>
+        <w:t>בָּא֙ אֶל־עֲרֵמַ֣ת עֶשְׂרִ֔ים וְ⁠הָיְתָ֖ה עֲשָׂרָ֑ה</w:t>
+      </w:r>
+    </w:p>
+    <w:p>
+      <w:pPr/>
+      <w:r>
+        <w:rPr>
+          <w:lang w:val="fr_FR" w:bidi="fr_FR"/>
+        </w:rPr>
+      </w:r>
+      <w:r>
+        <w:rPr>
           <w:b/>
           <w:lang w:val="fr_FR" w:bidi="fr_FR"/>
         </w:rPr>
@@ -11568,6 +13150,20 @@
       </w:r>
       <w:r>
         <w:rPr>
+          <w:lang w:val="fr_FR" w:bidi="fr_FR"/>
+        </w:rPr>
+        <w:t>בָּ֣א אֶל־הַ⁠יֶּ֗קֶב לַ⁠חְשֹׂף֙ חֲמִשִּׁ֣ים פּוּרָ֔ה וְ⁠הָיְתָ֖ה עֶשְׂרִֽים</w:t>
+      </w:r>
+    </w:p>
+    <w:p>
+      <w:pPr/>
+      <w:r>
+        <w:rPr>
+          <w:lang w:val="fr_FR" w:bidi="fr_FR"/>
+        </w:rPr>
+      </w:r>
+      <w:r>
+        <w:rPr>
           <w:b/>
           <w:lang w:val="fr_FR" w:bidi="fr_FR"/>
         </w:rPr>
@@ -11640,6 +13236,20 @@
         <w:rPr>
           <w:lang w:val="fr_FR" w:bidi="fr_FR"/>
         </w:rPr>
+      </w:r>
+    </w:p>
+    <w:p>
+      <w:pPr/>
+      <w:r>
+        <w:rPr>
+          <w:lang w:val="fr_FR" w:bidi="fr_FR"/>
+        </w:rPr>
+      </w:r>
+      <w:r>
+        <w:rPr>
+          <w:lang w:val="fr_FR" w:bidi="fr_FR"/>
+        </w:rPr>
+        <w:t>חֲמִשִּׁ֣ים פּוּרָ֔ה</w:t>
       </w:r>
     </w:p>
     <w:p>
@@ -11741,6 +13351,20 @@
       </w:r>
       <w:r>
         <w:rPr>
+          <w:lang w:val="fr_FR" w:bidi="fr_FR"/>
+        </w:rPr>
+        <w:t>הִכֵּ֨יתִי אֶתְ⁠כֶ֜ם בַּ⁠שִּׁדָּפ֤וֹן וּ⁠בַ⁠יֵּֽרָקוֹן֙ וּ⁠בַ⁠בָּרָ֔ד אֵ֖ת כָּל־מַעֲשֵׂ֣ה יְדֵי⁠כֶ֑ם וְ⁠אֵין־אֶתְ⁠כֶ֥ם אֵלַ֖⁠י נְאֻם־יְהוָֽה</w:t>
+      </w:r>
+    </w:p>
+    <w:p>
+      <w:pPr/>
+      <w:r>
+        <w:rPr>
+          <w:lang w:val="fr_FR" w:bidi="fr_FR"/>
+        </w:rPr>
+      </w:r>
+      <w:r>
+        <w:rPr>
           <w:b/>
           <w:lang w:val="fr_FR" w:bidi="fr_FR"/>
         </w:rPr>
@@ -11824,6 +13448,20 @@
       </w:r>
       <w:r>
         <w:rPr>
+          <w:lang w:val="fr_FR" w:bidi="fr_FR"/>
+        </w:rPr>
+        <w:t>אֵ֖ת כָּל־מַעֲשֵׂ֣ה יְדֵי⁠כֶ֑ם</w:t>
+      </w:r>
+    </w:p>
+    <w:p>
+      <w:pPr/>
+      <w:r>
+        <w:rPr>
+          <w:lang w:val="fr_FR" w:bidi="fr_FR"/>
+        </w:rPr>
+      </w:r>
+      <w:r>
+        <w:rPr>
           <w:b/>
           <w:lang w:val="fr_FR" w:bidi="fr_FR"/>
         </w:rPr>
@@ -11896,6 +13534,20 @@
         <w:rPr>
           <w:lang w:val="fr_FR" w:bidi="fr_FR"/>
         </w:rPr>
+      </w:r>
+    </w:p>
+    <w:p>
+      <w:pPr/>
+      <w:r>
+        <w:rPr>
+          <w:lang w:val="fr_FR" w:bidi="fr_FR"/>
+        </w:rPr>
+      </w:r>
+      <w:r>
+        <w:rPr>
+          <w:lang w:val="fr_FR" w:bidi="fr_FR"/>
+        </w:rPr>
+        <w:t>אֵ֖ת כָּל־מַעֲשֵׂ֣ה יְדֵי⁠כֶ֑ם</w:t>
       </w:r>
     </w:p>
     <w:p>
@@ -12008,6 +13660,20 @@
       </w:r>
       <w:r>
         <w:rPr>
+          <w:lang w:val="fr_FR" w:bidi="fr_FR"/>
+        </w:rPr>
+        <w:t>וְ⁠אֵין־אֶתְ⁠כֶ֥ם אֵלַ֖⁠י</w:t>
+      </w:r>
+    </w:p>
+    <w:p>
+      <w:pPr/>
+      <w:r>
+        <w:rPr>
+          <w:lang w:val="fr_FR" w:bidi="fr_FR"/>
+        </w:rPr>
+      </w:r>
+      <w:r>
+        <w:rPr>
           <w:b/>
           <w:lang w:val="fr_FR" w:bidi="fr_FR"/>
         </w:rPr>
@@ -12080,6 +13746,20 @@
         <w:rPr>
           <w:lang w:val="fr_FR" w:bidi="fr_FR"/>
         </w:rPr>
+      </w:r>
+    </w:p>
+    <w:p>
+      <w:pPr/>
+      <w:r>
+        <w:rPr>
+          <w:lang w:val="fr_FR" w:bidi="fr_FR"/>
+        </w:rPr>
+      </w:r>
+      <w:r>
+        <w:rPr>
+          <w:lang w:val="fr_FR" w:bidi="fr_FR"/>
+        </w:rPr>
+        <w:t>שִׂימוּ &amp; לְבַבְ⁠כֶ֔ם</w:t>
       </w:r>
     </w:p>
     <w:p>
@@ -12206,6 +13886,20 @@
       </w:r>
       <w:r>
         <w:rPr>
+          <w:lang w:val="fr_FR" w:bidi="fr_FR"/>
+        </w:rPr>
+        <w:t>מִן־הַ⁠יּ֥וֹם הַ⁠זֶּ֖ה וָ⁠מָ֑עְלָ⁠ה מִ⁠יּוֹם֩ עֶשְׂרִ֨ים וְ⁠אַרְבָּעָ֜ה לַ⁠תְּשִׁיעִ֗י לְ⁠מִן־הַ⁠יּ֛וֹם אֲשֶׁר־יֻסַּ֥ד הֵֽיכַל־יְהוָ֖ה</w:t>
+      </w:r>
+    </w:p>
+    <w:p>
+      <w:pPr/>
+      <w:r>
+        <w:rPr>
+          <w:lang w:val="fr_FR" w:bidi="fr_FR"/>
+        </w:rPr>
+      </w:r>
+      <w:r>
+        <w:rPr>
           <w:b/>
           <w:lang w:val="fr_FR" w:bidi="fr_FR"/>
         </w:rPr>
@@ -12351,6 +14045,20 @@
       </w:r>
       <w:r>
         <w:rPr>
+          <w:lang w:val="fr_FR" w:bidi="fr_FR"/>
+        </w:rPr>
+        <w:t>מִ⁠יּוֹם֩ עֶשְׂרִ֨ים וְ⁠אַרְבָּעָ֜ה לַ⁠תְּשִׁיעִ֗י</w:t>
+      </w:r>
+    </w:p>
+    <w:p>
+      <w:pPr/>
+      <w:r>
+        <w:rPr>
+          <w:lang w:val="fr_FR" w:bidi="fr_FR"/>
+        </w:rPr>
+      </w:r>
+      <w:r>
+        <w:rPr>
           <w:b/>
           <w:lang w:val="fr_FR" w:bidi="fr_FR"/>
         </w:rPr>
@@ -12423,6 +14131,20 @@
         <w:rPr>
           <w:lang w:val="fr_FR" w:bidi="fr_FR"/>
         </w:rPr>
+      </w:r>
+    </w:p>
+    <w:p>
+      <w:pPr/>
+      <w:r>
+        <w:rPr>
+          <w:lang w:val="fr_FR" w:bidi="fr_FR"/>
+        </w:rPr>
+      </w:r>
+      <w:r>
+        <w:rPr>
+          <w:lang w:val="fr_FR" w:bidi="fr_FR"/>
+        </w:rPr>
+        <w:t>מִ⁠יּוֹם֩ עֶשְׂרִ֨ים וְ⁠אַרְבָּעָ֜ה לַ⁠תְּשִׁיעִ֗י</w:t>
       </w:r>
     </w:p>
     <w:p>
@@ -12535,6 +14257,20 @@
       </w:r>
       <w:r>
         <w:rPr>
+          <w:lang w:val="fr_FR" w:bidi="fr_FR"/>
+        </w:rPr>
+        <w:t>יֻסַּ֥ד הֵֽיכַל־יְהוָ֖ה</w:t>
+      </w:r>
+    </w:p>
+    <w:p>
+      <w:pPr/>
+      <w:r>
+        <w:rPr>
+          <w:lang w:val="fr_FR" w:bidi="fr_FR"/>
+        </w:rPr>
+      </w:r>
+      <w:r>
+        <w:rPr>
           <w:b/>
           <w:lang w:val="fr_FR" w:bidi="fr_FR"/>
         </w:rPr>
@@ -12618,6 +14354,20 @@
       </w:r>
       <w:r>
         <w:rPr>
+          <w:lang w:val="fr_FR" w:bidi="fr_FR"/>
+        </w:rPr>
+        <w:t>הֵֽיכַל־יְהוָ֖ה</w:t>
+      </w:r>
+    </w:p>
+    <w:p>
+      <w:pPr/>
+      <w:r>
+        <w:rPr>
+          <w:lang w:val="fr_FR" w:bidi="fr_FR"/>
+        </w:rPr>
+      </w:r>
+      <w:r>
+        <w:rPr>
           <w:b/>
           <w:lang w:val="fr_FR" w:bidi="fr_FR"/>
         </w:rPr>
@@ -12690,6 +14440,20 @@
         <w:rPr>
           <w:lang w:val="fr_FR" w:bidi="fr_FR"/>
         </w:rPr>
+      </w:r>
+    </w:p>
+    <w:p>
+      <w:pPr/>
+      <w:r>
+        <w:rPr>
+          <w:lang w:val="fr_FR" w:bidi="fr_FR"/>
+        </w:rPr>
+      </w:r>
+      <w:r>
+        <w:rPr>
+          <w:lang w:val="fr_FR" w:bidi="fr_FR"/>
+        </w:rPr>
+        <w:t>שִׂ֥ימוּ לְבַבְ⁠כֶֽם</w:t>
       </w:r>
     </w:p>
     <w:p>
@@ -12802,6 +14566,20 @@
       </w:r>
       <w:r>
         <w:rPr>
+          <w:lang w:val="fr_FR" w:bidi="fr_FR"/>
+        </w:rPr>
+        <w:t>הַ⁠ע֤וֹד הַ⁠זֶּ֨רַע֙ בַּ⁠מְּגוּרָ֔ה</w:t>
+      </w:r>
+    </w:p>
+    <w:p>
+      <w:pPr/>
+      <w:r>
+        <w:rPr>
+          <w:lang w:val="fr_FR" w:bidi="fr_FR"/>
+        </w:rPr>
+      </w:r>
+      <w:r>
+        <w:rPr>
           <w:b/>
           <w:lang w:val="fr_FR" w:bidi="fr_FR"/>
         </w:rPr>
@@ -12885,6 +14663,20 @@
       </w:r>
       <w:r>
         <w:rPr>
+          <w:lang w:val="fr_FR" w:bidi="fr_FR"/>
+        </w:rPr>
+        <w:t>מִן־הַ⁠יּ֥וֹם הַ⁠זֶּ֖ה אֲבָרֵֽךְ</w:t>
+      </w:r>
+    </w:p>
+    <w:p>
+      <w:pPr/>
+      <w:r>
+        <w:rPr>
+          <w:lang w:val="fr_FR" w:bidi="fr_FR"/>
+        </w:rPr>
+      </w:r>
+      <w:r>
+        <w:rPr>
           <w:b/>
           <w:lang w:val="fr_FR" w:bidi="fr_FR"/>
         </w:rPr>
@@ -12968,6 +14760,20 @@
       </w:r>
       <w:r>
         <w:rPr>
+          <w:lang w:val="fr_FR" w:bidi="fr_FR"/>
+        </w:rPr>
+        <w:t>מִן־הַ⁠יּ֥וֹם הַ⁠זֶּ֖ה</w:t>
+      </w:r>
+    </w:p>
+    <w:p>
+      <w:pPr/>
+      <w:r>
+        <w:rPr>
+          <w:lang w:val="fr_FR" w:bidi="fr_FR"/>
+        </w:rPr>
+      </w:r>
+      <w:r>
+        <w:rPr>
           <w:b/>
           <w:lang w:val="fr_FR" w:bidi="fr_FR"/>
         </w:rPr>
@@ -13053,6 +14859,20 @@
         <w:rPr>
           <w:lang w:val="fr_FR" w:bidi="fr_FR"/>
         </w:rPr>
+      </w:r>
+    </w:p>
+    <w:p>
+      <w:pPr/>
+      <w:r>
+        <w:rPr>
+          <w:lang w:val="fr_FR" w:bidi="fr_FR"/>
+        </w:rPr>
+      </w:r>
+      <w:r>
+        <w:rPr>
+          <w:lang w:val="fr_FR" w:bidi="fr_FR"/>
+        </w:rPr>
+        <w:t>וַ⁠יְהִ֨י דְבַר־יְהוָ֤ה ׀ שֵׁנִית֙ אֶל־חַגַּ֔י</w:t>
       </w:r>
     </w:p>
     <w:p>
@@ -13165,6 +14985,20 @@
       </w:r>
       <w:r>
         <w:rPr>
+          <w:lang w:val="fr_FR" w:bidi="fr_FR"/>
+        </w:rPr>
+        <w:t>שֵׁנִית֙</w:t>
+      </w:r>
+    </w:p>
+    <w:p>
+      <w:pPr/>
+      <w:r>
+        <w:rPr>
+          <w:lang w:val="fr_FR" w:bidi="fr_FR"/>
+        </w:rPr>
+      </w:r>
+      <w:r>
+        <w:rPr>
           <w:b/>
           <w:lang w:val="fr_FR" w:bidi="fr_FR"/>
         </w:rPr>
@@ -13248,6 +15082,20 @@
       </w:r>
       <w:r>
         <w:rPr>
+          <w:lang w:val="fr_FR" w:bidi="fr_FR"/>
+        </w:rPr>
+        <w:t>בְּ⁠עֶשְׂרִ֧ים וְ⁠אַרְבָּעָ֛ה לַ⁠חֹ֖דֶשׁ</w:t>
+      </w:r>
+    </w:p>
+    <w:p>
+      <w:pPr/>
+      <w:r>
+        <w:rPr>
+          <w:lang w:val="fr_FR" w:bidi="fr_FR"/>
+        </w:rPr>
+      </w:r>
+      <w:r>
+        <w:rPr>
           <w:b/>
           <w:lang w:val="fr_FR" w:bidi="fr_FR"/>
         </w:rPr>
@@ -13320,6 +15168,20 @@
         <w:rPr>
           <w:lang w:val="fr_FR" w:bidi="fr_FR"/>
         </w:rPr>
+      </w:r>
+    </w:p>
+    <w:p>
+      <w:pPr/>
+      <w:r>
+        <w:rPr>
+          <w:lang w:val="fr_FR" w:bidi="fr_FR"/>
+        </w:rPr>
+      </w:r>
+      <w:r>
+        <w:rPr>
+          <w:lang w:val="fr_FR" w:bidi="fr_FR"/>
+        </w:rPr>
+        <w:t>בְּ⁠עֶשְׂרִ֧ים וְ⁠אַרְבָּעָ֛ה לַ⁠חֹ֖דֶשׁ</w:t>
       </w:r>
     </w:p>
     <w:p>
@@ -13515,6 +15377,20 @@
       </w:r>
       <w:r>
         <w:rPr>
+          <w:lang w:val="fr_FR" w:bidi="fr_FR"/>
+        </w:rPr>
+        <w:t>אֱמֹ֕ר אֶל־זְרֻבָּבֶ֥ל פַּֽחַת־יְהוּדָ֖ה לֵ⁠אמֹ֑ר אֲנִ֣י מַרְעִ֔ישׁ אֶת־הַ⁠שָּׁמַ֖יִם וְ⁠אֶת־הָ⁠אָֽרֶץ</w:t>
+      </w:r>
+    </w:p>
+    <w:p>
+      <w:pPr/>
+      <w:r>
+        <w:rPr>
+          <w:lang w:val="fr_FR" w:bidi="fr_FR"/>
+        </w:rPr>
+      </w:r>
+      <w:r>
+        <w:rPr>
           <w:b/>
           <w:lang w:val="fr_FR" w:bidi="fr_FR"/>
         </w:rPr>
@@ -13587,6 +15463,20 @@
         <w:rPr>
           <w:lang w:val="fr_FR" w:bidi="fr_FR"/>
         </w:rPr>
+      </w:r>
+    </w:p>
+    <w:p>
+      <w:pPr/>
+      <w:r>
+        <w:rPr>
+          <w:lang w:val="fr_FR" w:bidi="fr_FR"/>
+        </w:rPr>
+      </w:r>
+      <w:r>
+        <w:rPr>
+          <w:lang w:val="fr_FR" w:bidi="fr_FR"/>
+        </w:rPr>
+        <w:t>אֲנִ֣י מַרְעִ֔ישׁ אֶת־הַ⁠שָּׁמַ֖יִם וְ⁠אֶת־הָ⁠אָֽרֶץ</w:t>
       </w:r>
     </w:p>
     <w:p>
@@ -13699,6 +15589,20 @@
       </w:r>
       <w:r>
         <w:rPr>
+          <w:lang w:val="fr_FR" w:bidi="fr_FR"/>
+        </w:rPr>
+        <w:t>אֶת־הַ⁠שָּׁמַ֖יִם וְ⁠אֶת־הָ⁠אָֽרֶץ</w:t>
+      </w:r>
+    </w:p>
+    <w:p>
+      <w:pPr/>
+      <w:r>
+        <w:rPr>
+          <w:lang w:val="fr_FR" w:bidi="fr_FR"/>
+        </w:rPr>
+      </w:r>
+      <w:r>
+        <w:rPr>
           <w:b/>
           <w:lang w:val="fr_FR" w:bidi="fr_FR"/>
         </w:rPr>
@@ -13826,6 +15730,20 @@
       </w:r>
       <w:r>
         <w:rPr>
+          <w:lang w:val="fr_FR" w:bidi="fr_FR"/>
+        </w:rPr>
+        <w:t>כִּסֵּ֣א מַמְלָכ֔וֹת</w:t>
+      </w:r>
+    </w:p>
+    <w:p>
+      <w:pPr/>
+      <w:r>
+        <w:rPr>
+          <w:lang w:val="fr_FR" w:bidi="fr_FR"/>
+        </w:rPr>
+      </w:r>
+      <w:r>
+        <w:rPr>
           <w:b/>
           <w:lang w:val="fr_FR" w:bidi="fr_FR"/>
         </w:rPr>
@@ -13935,6 +15853,20 @@
       </w:r>
       <w:r>
         <w:rPr>
+          <w:lang w:val="fr_FR" w:bidi="fr_FR"/>
+        </w:rPr>
+        <w:t>כִּסֵּ֣א מַמְלָכ֔וֹת</w:t>
+      </w:r>
+    </w:p>
+    <w:p>
+      <w:pPr/>
+      <w:r>
+        <w:rPr>
+          <w:lang w:val="fr_FR" w:bidi="fr_FR"/>
+        </w:rPr>
+      </w:r>
+      <w:r>
+        <w:rPr>
           <w:b/>
           <w:lang w:val="fr_FR" w:bidi="fr_FR"/>
         </w:rPr>
@@ -14044,6 +15976,20 @@
       </w:r>
       <w:r>
         <w:rPr>
+          <w:lang w:val="fr_FR" w:bidi="fr_FR"/>
+        </w:rPr>
+        <w:t>וְ⁠הָפַכְתִּ֤י מֶרְכָּבָה֙ וְ⁠רֹ֣כְבֶ֔י⁠הָ וְ⁠יָרְד֤וּ סוּסִים֙ וְ⁠רֹ֣כְבֵי⁠הֶ֔ם</w:t>
+      </w:r>
+    </w:p>
+    <w:p>
+      <w:pPr/>
+      <w:r>
+        <w:rPr>
+          <w:lang w:val="fr_FR" w:bidi="fr_FR"/>
+        </w:rPr>
+      </w:r>
+      <w:r>
+        <w:rPr>
           <w:b/>
           <w:lang w:val="fr_FR" w:bidi="fr_FR"/>
         </w:rPr>
@@ -14127,6 +16073,20 @@
       </w:r>
       <w:r>
         <w:rPr>
+          <w:lang w:val="fr_FR" w:bidi="fr_FR"/>
+        </w:rPr>
+        <w:t>מֶרְכָּבָה֙ וְ⁠רֹ֣כְבֶ֔י⁠הָ</w:t>
+      </w:r>
+    </w:p>
+    <w:p>
+      <w:pPr/>
+      <w:r>
+        <w:rPr>
+          <w:lang w:val="fr_FR" w:bidi="fr_FR"/>
+        </w:rPr>
+      </w:r>
+      <w:r>
+        <w:rPr>
           <w:b/>
           <w:lang w:val="fr_FR" w:bidi="fr_FR"/>
         </w:rPr>
@@ -14225,6 +16185,20 @@
         <w:rPr>
           <w:lang w:val="fr_FR" w:bidi="fr_FR"/>
         </w:rPr>
+      </w:r>
+    </w:p>
+    <w:p>
+      <w:pPr/>
+      <w:r>
+        <w:rPr>
+          <w:lang w:val="fr_FR" w:bidi="fr_FR"/>
+        </w:rPr>
+      </w:r>
+      <w:r>
+        <w:rPr>
+          <w:lang w:val="fr_FR" w:bidi="fr_FR"/>
+        </w:rPr>
+        <w:t>וְ⁠יָרְד֤וּ</w:t>
       </w:r>
     </w:p>
     <w:p>
@@ -14345,6 +16319,20 @@
         <w:rPr>
           <w:lang w:val="fr_FR" w:bidi="fr_FR"/>
         </w:rPr>
+      </w:r>
+    </w:p>
+    <w:p>
+      <w:pPr/>
+      <w:r>
+        <w:rPr>
+          <w:lang w:val="fr_FR" w:bidi="fr_FR"/>
+        </w:rPr>
+      </w:r>
+      <w:r>
+        <w:rPr>
+          <w:lang w:val="fr_FR" w:bidi="fr_FR"/>
+        </w:rPr>
+        <w:t>אִ֖ישׁ בְּ⁠חֶ֥רֶב אָחִֽי⁠ו</w:t>
       </w:r>
     </w:p>
     <w:p>
@@ -14463,6 +16451,20 @@
       </w:r>
       <w:r>
         <w:rPr>
+          <w:lang w:val="fr_FR" w:bidi="fr_FR"/>
+        </w:rPr>
+        <w:t>אִ֖ישׁ בְּ⁠חֶ֥רֶב אָחִֽי⁠ו</w:t>
+      </w:r>
+    </w:p>
+    <w:p>
+      <w:pPr/>
+      <w:r>
+        <w:rPr>
+          <w:lang w:val="fr_FR" w:bidi="fr_FR"/>
+        </w:rPr>
+      </w:r>
+      <w:r>
+        <w:rPr>
           <w:b/>
           <w:lang w:val="fr_FR" w:bidi="fr_FR"/>
         </w:rPr>
@@ -14559,6 +16561,20 @@
       </w:r>
       <w:r>
         <w:rPr>
+          <w:lang w:val="fr_FR" w:bidi="fr_FR"/>
+        </w:rPr>
+        <w:t>אָחִֽי⁠ו</w:t>
+      </w:r>
+    </w:p>
+    <w:p>
+      <w:pPr/>
+      <w:r>
+        <w:rPr>
+          <w:lang w:val="fr_FR" w:bidi="fr_FR"/>
+        </w:rPr>
+      </w:r>
+      <w:r>
+        <w:rPr>
           <w:b/>
           <w:lang w:val="fr_FR" w:bidi="fr_FR"/>
         </w:rPr>
@@ -14655,6 +16671,20 @@
       </w:r>
       <w:r>
         <w:rPr>
+          <w:lang w:val="fr_FR" w:bidi="fr_FR"/>
+        </w:rPr>
+        <w:t>בַּ⁠יּ֣וֹם הַ⁠ה֣וּא נְאֻם־יְהוָ֣ה צְבָא֡וֹת אֶ֠קָּחֲ⁠ךָ זְרֻבָּבֶ֨ל בֶּן־שְׁאַלְתִּיאֵ֤ל עַבְדִּ⁠י֙ נְאֻם־יְהוָ֔ה וְ⁠שַׂמְתִּ֖י⁠ךָ כַּֽ⁠חוֹתָ֑ם כִּֽי־בְ⁠ךָ֣ בָחַ֔רְתִּי נְאֻ֖ם יְהוָ֥ה צְבָאֽוֹת</w:t>
+      </w:r>
+    </w:p>
+    <w:p>
+      <w:pPr/>
+      <w:r>
+        <w:rPr>
+          <w:lang w:val="fr_FR" w:bidi="fr_FR"/>
+        </w:rPr>
+      </w:r>
+      <w:r>
+        <w:rPr>
           <w:b/>
           <w:lang w:val="fr_FR" w:bidi="fr_FR"/>
         </w:rPr>
@@ -14738,6 +16768,20 @@
       </w:r>
       <w:r>
         <w:rPr>
+          <w:lang w:val="fr_FR" w:bidi="fr_FR"/>
+        </w:rPr>
+        <w:t>בַּ⁠יּ֣וֹם הַ⁠ה֣וּא</w:t>
+      </w:r>
+    </w:p>
+    <w:p>
+      <w:pPr/>
+      <w:r>
+        <w:rPr>
+          <w:lang w:val="fr_FR" w:bidi="fr_FR"/>
+        </w:rPr>
+      </w:r>
+      <w:r>
+        <w:rPr>
           <w:b/>
           <w:lang w:val="fr_FR" w:bidi="fr_FR"/>
         </w:rPr>
@@ -14834,6 +16878,20 @@
       </w:r>
       <w:r>
         <w:rPr>
+          <w:lang w:val="fr_FR" w:bidi="fr_FR"/>
+        </w:rPr>
+        <w:t>אֶ֠קָּחֲ⁠ךָ &amp; וְ⁠שַׂמְתִּ֖י⁠ךָ &amp; בְ⁠ךָ֣ בָחַ֔רְתִּי</w:t>
+      </w:r>
+    </w:p>
+    <w:p>
+      <w:pPr/>
+      <w:r>
+        <w:rPr>
+          <w:lang w:val="fr_FR" w:bidi="fr_FR"/>
+        </w:rPr>
+      </w:r>
+      <w:r>
+        <w:rPr>
           <w:b/>
           <w:lang w:val="fr_FR" w:bidi="fr_FR"/>
         </w:rPr>
@@ -14956,6 +17014,20 @@
       </w:r>
       <w:r>
         <w:rPr>
+          <w:lang w:val="fr_FR" w:bidi="fr_FR"/>
+        </w:rPr>
+        <w:t>כַּֽ⁠חוֹתָ֑ם</w:t>
+      </w:r>
+    </w:p>
+    <w:p>
+      <w:pPr/>
+      <w:r>
+        <w:rPr>
+          <w:lang w:val="fr_FR" w:bidi="fr_FR"/>
+        </w:rPr>
+      </w:r>
+      <w:r>
+        <w:rPr>
           <w:b/>
           <w:lang w:val="fr_FR" w:bidi="fr_FR"/>
         </w:rPr>
@@ -15028,6 +17100,20 @@
         <w:rPr>
           <w:lang w:val="fr_FR" w:bidi="fr_FR"/>
         </w:rPr>
+      </w:r>
+    </w:p>
+    <w:p>
+      <w:pPr/>
+      <w:r>
+        <w:rPr>
+          <w:lang w:val="fr_FR" w:bidi="fr_FR"/>
+        </w:rPr>
+      </w:r>
+      <w:r>
+        <w:rPr>
+          <w:lang w:val="fr_FR" w:bidi="fr_FR"/>
+        </w:rPr>
+        <w:t>כַּֽ⁠חוֹתָ֑ם</w:t>
       </w:r>
     </w:p>
     <w:p>

--- a/fra/docx/37.content.docx
+++ b/fra/docx/37.content.docx
@@ -28,49 +28,15 @@
       </w:r>
     </w:p>
     <w:p>
-      <w:pPr>
-        <w:pStyle w:val="Heading2"/>
-      </w:pPr>
-      <w:r>
-        <w:rPr>
-          <w:lang w:val="fr_FR" w:bidi="fr_FR"/>
-        </w:rPr>
-        <w:t>License Information</w:t>
-      </w:r>
-      <w:r>
-        <w:rPr>
-          <w:lang w:val="fr_FR" w:bidi="fr_FR"/>
-        </w:rPr>
-      </w:r>
-    </w:p>
-    <w:p>
-      <w:pPr/>
-      <w:r>
-        <w:rPr>
-          <w:lang w:val="fr_FR" w:bidi="fr_FR"/>
-        </w:rPr>
-      </w:r>
-      <w:r>
-        <w:rPr>
-          <w:b/>
-          <w:lang w:val="fr_FR" w:bidi="fr_FR"/>
-        </w:rPr>
-        <w:t>Notes de traduction (unfoldingWord)</w:t>
-      </w:r>
-      <w:r>
-        <w:rPr>
-          <w:lang w:val="fr_FR" w:bidi="fr_FR"/>
-        </w:rPr>
-        <w:t xml:space="preserve"> (French) is based on</w:t>
-      </w:r>
-      <w:r>
-        <w:rPr>
-          <w:lang w:val="fr_FR" w:bidi="fr_FR"/>
-        </w:rPr>
-        <w:t xml:space="preserve">: </w:t>
-      </w:r>
-      <w:r>
-        <w:rPr>
+      <w:pPr/>
+      <w:r>
+        <w:rPr>
+          <w:lang w:val="fr_FR" w:bidi="fr_FR"/>
+        </w:rPr>
+      </w:r>
+      <w:r>
+        <w:rPr>
+          <w:b/>
           <w:lang w:val="fr_FR" w:bidi="fr_FR"/>
         </w:rPr>
         <w:t>unfoldingWord® Translation Notes</w:t>
@@ -79,62 +45,31 @@
         <w:rPr>
           <w:lang w:val="fr_FR" w:bidi="fr_FR"/>
         </w:rPr>
-        <w:t xml:space="preserve">, </w:t>
-      </w:r>
-      <w:hyperlink r:id="rId13">
-        <w:r>
-          <w:rPr>
-            <w:lang w:val="fr_FR" w:bidi="fr_FR"/>
-          </w:rPr>
-          <w:rPr>
-            <w:color w:val="0000EE"/>
-            <w:u w:val="single"/>
-          </w:rPr>
-          <w:t>unfoldingWord</w:t>
-        </w:r>
-      </w:hyperlink>
-      <w:r>
-        <w:rPr>
-          <w:lang w:val="fr_FR" w:bidi="fr_FR"/>
-        </w:rPr>
-        <w:t xml:space="preserve">, 2022, which is licensed under a </w:t>
-      </w:r>
-      <w:hyperlink r:id="rId14">
-        <w:r>
-          <w:rPr>
-            <w:lang w:val="fr_FR" w:bidi="fr_FR"/>
-          </w:rPr>
-          <w:rPr>
-            <w:color w:val="0000EE"/>
-            <w:u w:val="single"/>
-          </w:rPr>
-          <w:t>CC BY-SA 4.0 license</w:t>
-        </w:r>
-      </w:hyperlink>
-      <w:r>
-        <w:rPr>
-          <w:lang w:val="fr_FR" w:bidi="fr_FR"/>
-        </w:rPr>
-        <w:t>.</w:t>
-      </w:r>
-      <w:r>
-        <w:rPr>
-          <w:lang w:val="fr_FR" w:bidi="fr_FR"/>
-        </w:rPr>
-      </w:r>
-    </w:p>
-    <w:p>
-      <w:pPr/>
-      <w:r>
-        <w:rPr>
-          <w:lang w:val="fr_FR" w:bidi="fr_FR"/>
-        </w:rPr>
-      </w:r>
-      <w:r>
-        <w:rPr>
-          <w:lang w:val="fr_FR" w:bidi="fr_FR"/>
-        </w:rPr>
-        <w:t>This PDF version is provided under the same license.</w:t>
+        <w:t xml:space="preserve"> © 2022 unfoldingWord. Released under CC BY-SA 4.0 license. </w:t>
+      </w:r>
+      <w:r>
+        <w:rPr>
+          <w:lang w:val="fr_FR" w:bidi="fr_FR"/>
+        </w:rPr>
+        <w:t>unfoldingWord® Translation Notes</w:t>
+      </w:r>
+      <w:r>
+        <w:rPr>
+          <w:lang w:val="fr_FR" w:bidi="fr_FR"/>
+        </w:rPr>
+        <w:t xml:space="preserve"> has been adapted in the following languages: Tok Pisin, Arabic (عربي), French (Français), Hindi (हिंदी), Indonesian (Bahasa Indonesia), Portuguese (Português), Russian (Русский), Spanish (Español), Swahili (Kiswahili), and Simplified Chinese (简体中文) from </w:t>
+      </w:r>
+      <w:r>
+        <w:rPr>
+          <w:lang w:val="fr_FR" w:bidi="fr_FR"/>
+        </w:rPr>
+        <w:t>unfoldingWord® Translation Notes</w:t>
+      </w:r>
+      <w:r>
+        <w:rPr>
+          <w:lang w:val="fr_FR" w:bidi="fr_FR"/>
+        </w:rPr>
+        <w:t xml:space="preserve"> © 2022 unfoldingWord. Released under CC BY-SA 4.0 license by Mission Mutual</w:t>
       </w:r>
       <w:r>
         <w:rPr>
@@ -1415,7 +1350,7 @@
         </w:rPr>
         <w:t xml:space="preserve">Voyez comment vous avez traduit cela dans </w:t>
       </w:r>
-      <w:hyperlink r:id="rId15">
+      <w:hyperlink r:id="rId13">
         <w:r>
           <w:rPr>
             <w:lang w:val="fr_FR" w:bidi="fr_FR"/>
@@ -3076,7 +3011,7 @@
         </w:rPr>
         <w:t xml:space="preserve">Voyez comment vous avez traduit cela en </w:t>
       </w:r>
-      <w:hyperlink r:id="rId16">
+      <w:hyperlink r:id="rId14">
         <w:r>
           <w:rPr>
             <w:lang w:val="fr_FR" w:bidi="fr_FR"/>
@@ -6217,7 +6152,7 @@
         </w:rPr>
         <w:t xml:space="preserve"> du calendrier hébraïque comprend les mois d'août et de septembre des calendriers occidentaux. Voyez comment vous avez décidé de traduire la référence semblable à un jour, un mois et une année dans </w:t>
       </w:r>
-      <w:hyperlink r:id="rId15">
+      <w:hyperlink r:id="rId13">
         <w:r>
           <w:rPr>
             <w:lang w:val="fr_FR" w:bidi="fr_FR"/>
@@ -6758,7 +6693,7 @@
         </w:rPr>
         <w:t xml:space="preserve"> mois du calendrier hébraïque se situe vers le milieu du mois d'octobre dans les calendriers occidentaux. Voyez comment vous avez décidé de traduire la référence semblable à un jour et un mois dans </w:t>
       </w:r>
-      <w:hyperlink r:id="rId15">
+      <w:hyperlink r:id="rId13">
         <w:r>
           <w:rPr>
             <w:lang w:val="fr_FR" w:bidi="fr_FR"/>
@@ -6873,7 +6808,7 @@
         </w:rPr>
         <w:t xml:space="preserve">Voyez comment vous avez traduit cette même déclaration en </w:t>
       </w:r>
-      <w:hyperlink r:id="rId15">
+      <w:hyperlink r:id="rId13">
         <w:r>
           <w:rPr>
             <w:lang w:val="fr_FR" w:bidi="fr_FR"/>
@@ -7821,7 +7756,7 @@
         </w:rPr>
         <w:t xml:space="preserve">L'Éternel utilise cette expression pour désigner les Judéens revenus de l'exil. Cette expression a la même signification que le terme « reste » dans </w:t>
       </w:r>
-      <w:hyperlink r:id="rId17">
+      <w:hyperlink r:id="rId15">
         <w:r>
           <w:rPr>
             <w:lang w:val="fr_FR" w:bidi="fr_FR"/>
@@ -7839,7 +7774,7 @@
         </w:rPr>
         <w:t xml:space="preserve"> et </w:t>
       </w:r>
-      <w:hyperlink r:id="rId18">
+      <w:hyperlink r:id="rId16">
         <w:r>
           <w:rPr>
             <w:lang w:val="fr_FR" w:bidi="fr_FR"/>
@@ -8298,7 +8233,7 @@
         </w:rPr>
         <w:t xml:space="preserve">. Voir, par exemple, </w:t>
       </w:r>
-      <w:hyperlink r:id="rId19">
+      <w:hyperlink r:id="rId17">
         <w:r>
           <w:rPr>
             <w:lang w:val="fr_FR" w:bidi="fr_FR"/>
@@ -10390,7 +10325,7 @@
         </w:rPr>
         <w:t xml:space="preserve"> du calendrier hébraïque correspond environ à la mi-décembre des calendriers occidentaux. Voyez comment vous avez choisi de traduire la référence semblable à un jour et un mois dans </w:t>
       </w:r>
-      <w:hyperlink r:id="rId15">
+      <w:hyperlink r:id="rId13">
         <w:r>
           <w:rPr>
             <w:lang w:val="fr_FR" w:bidi="fr_FR"/>
@@ -10505,7 +10440,7 @@
         </w:rPr>
         <w:t xml:space="preserve">Voyez comment vous avez traduit l'énoncé semblable dans </w:t>
       </w:r>
-      <w:hyperlink r:id="rId15">
+      <w:hyperlink r:id="rId13">
         <w:r>
           <w:rPr>
             <w:lang w:val="fr_FR" w:bidi="fr_FR"/>
@@ -11034,7 +10969,7 @@
         </w:rPr>
         <w:t xml:space="preserve"> rende une personne « sainte » (et lui confère donc certains privilèges, mais la soumet également à certaines restrictions, voir </w:t>
       </w:r>
-      <w:hyperlink r:id="rId20">
+      <w:hyperlink r:id="rId18">
         <w:r>
           <w:rPr>
             <w:lang w:val="fr_FR" w:bidi="fr_FR"/>
@@ -11375,7 +11310,7 @@
         </w:rPr>
         <w:t xml:space="preserve"> (voir </w:t>
       </w:r>
-      <w:hyperlink r:id="rId21">
+      <w:hyperlink r:id="rId19">
         <w:r>
           <w:rPr>
             <w:lang w:val="fr_FR" w:bidi="fr_FR"/>
@@ -12383,7 +12318,7 @@
         </w:rPr>
         <w:t xml:space="preserve">, Aggée entend implicitement un autel que les personnes revenues d'exil avaient installé sur le site du temple. Cela est décrit dans </w:t>
       </w:r>
-      <w:hyperlink r:id="rId22">
+      <w:hyperlink r:id="rId20">
         <w:r>
           <w:rPr>
             <w:lang w:val="fr_FR" w:bidi="fr_FR"/>
@@ -12498,7 +12433,7 @@
         </w:rPr>
         <w:t xml:space="preserve">Voyez comment vous avez traduit cette expression dans </w:t>
       </w:r>
-      <w:hyperlink r:id="rId16">
+      <w:hyperlink r:id="rId14">
         <w:r>
           <w:rPr>
             <w:lang w:val="fr_FR" w:bidi="fr_FR"/>
@@ -13643,7 +13578,7 @@
         </w:rPr>
         <w:t xml:space="preserve">Voyez comment vous avez traduit l'expression semblable en </w:t>
       </w:r>
-      <w:hyperlink r:id="rId23">
+      <w:hyperlink r:id="rId21">
         <w:r>
           <w:rPr>
             <w:lang w:val="fr_FR" w:bidi="fr_FR"/>
@@ -13869,7 +13804,7 @@
         </w:rPr>
         <w:t xml:space="preserve">Voyez comment vous avez traduit l'expression similaire dans </w:t>
       </w:r>
-      <w:hyperlink r:id="rId16">
+      <w:hyperlink r:id="rId14">
         <w:r>
           <w:rPr>
             <w:lang w:val="fr_FR" w:bidi="fr_FR"/>
@@ -13984,7 +13919,7 @@
         </w:rPr>
         <w:t xml:space="preserve">Comme dans </w:t>
       </w:r>
-      <w:hyperlink r:id="rId24">
+      <w:hyperlink r:id="rId22">
         <w:r>
           <w:rPr>
             <w:lang w:val="fr_FR" w:bidi="fr_FR"/>
@@ -14028,7 +13963,7 @@
         </w:rPr>
         <w:t xml:space="preserve"> correspond à cette date dans la deuxième année de Darius, comme l'indique </w:t>
       </w:r>
-      <w:hyperlink r:id="rId25">
+      <w:hyperlink r:id="rId23">
         <w:r>
           <w:rPr>
             <w:lang w:val="fr_FR" w:bidi="fr_FR"/>
@@ -14240,7 +14175,7 @@
         </w:rPr>
         <w:t xml:space="preserve">Si votre langue n'utilise pas les nombres ordinaux, vous pouvez utiliser ici des nombres cardinaux. Voyez ce que vous avez fait dans </w:t>
       </w:r>
-      <w:hyperlink r:id="rId25">
+      <w:hyperlink r:id="rId23">
         <w:r>
           <w:rPr>
             <w:lang w:val="fr_FR" w:bidi="fr_FR"/>
@@ -14549,7 +14484,7 @@
         </w:rPr>
         <w:t xml:space="preserve">Voyez comment vous avez traduit cette expression dans </w:t>
       </w:r>
-      <w:hyperlink r:id="rId16">
+      <w:hyperlink r:id="rId14">
         <w:r>
           <w:rPr>
             <w:lang w:val="fr_FR" w:bidi="fr_FR"/>
@@ -14968,7 +14903,7 @@
         </w:rPr>
         <w:t xml:space="preserve">Voyez comment vous avez traduit la phrase similaire dans </w:t>
       </w:r>
-      <w:hyperlink r:id="rId25">
+      <w:hyperlink r:id="rId23">
         <w:r>
           <w:rPr>
             <w:lang w:val="fr_FR" w:bidi="fr_FR"/>
@@ -15360,7 +15295,7 @@
         </w:rPr>
         <w:t xml:space="preserve">Voyez comment vous avez traduit le nom du mois hébreu dans </w:t>
       </w:r>
-      <w:hyperlink r:id="rId25">
+      <w:hyperlink r:id="rId23">
         <w:r>
           <w:rPr>
             <w:lang w:val="fr_FR" w:bidi="fr_FR"/>
@@ -15572,7 +15507,7 @@
         </w:rPr>
         <w:t xml:space="preserve">Voyez comment vous avez traduit l'expression similaire dans </w:t>
       </w:r>
-      <w:hyperlink r:id="rId26">
+      <w:hyperlink r:id="rId24">
         <w:r>
           <w:rPr>
             <w:lang w:val="fr_FR" w:bidi="fr_FR"/>
@@ -15713,7 +15648,7 @@
         </w:rPr>
         <w:t xml:space="preserve">, pour représenter toute la création. Voyez comment vous avez traduit l'expression similaire dans </w:t>
       </w:r>
-      <w:hyperlink r:id="rId26">
+      <w:hyperlink r:id="rId24">
         <w:r>
           <w:rPr>
             <w:lang w:val="fr_FR" w:bidi="fr_FR"/>
@@ -16428,7 +16363,7 @@
         </w:rPr>
         <w:t xml:space="preserve">Voyez comment vous avez traduit l'expression « l'un » dans </w:t>
       </w:r>
-      <w:hyperlink r:id="rId27">
+      <w:hyperlink r:id="rId25">
         <w:r>
           <w:rPr>
             <w:lang w:val="fr_FR" w:bidi="fr_FR"/>

--- a/fra/docx/37.content.docx
+++ b/fra/docx/37.content.docx
@@ -141,13 +141,6 @@
         <w:rPr>
           <w:lang w:val="fr_FR" w:bidi="fr_FR"/>
         </w:rPr>
-      </w:r>
-      <w:r>
-        <w:rPr>
-          <w:i/>
-          <w:lang w:val="fr_FR" w:bidi="fr_FR"/>
-        </w:rPr>
-        <w:t>Aggée - Chapitre 1 Introduction, Aggée 1.1 (#1), Aggée 1.1 (#2), Aggée 1.1 (#3), Aggée 1.1 (#4), Aggée 1.1 (#5), Aggée 1.2 (#1), Aggée 1.2 (#2), Aggée 1.2 (#3), Aggée 1.2 (#4), Aggée 1.3 (#1), Aggée 1.4 (#1), Aggée 1.4 (#2), Aggée 1.4 (#3), Aggée 1.5 (#1), Aggée 1.5 (#2), Aggée 1.5 (#3), Aggée 1.5 (#4), Aggée 1.6 (#1), Aggée 1.6 (#2), Aggée 1.6 (#3), Aggée 1.6 (#4), Aggée 1.6 (#5), Aggée 1.6 (#6), Aggée 1.7 (#1), Aggée 1.7 (#2), Aggée 1.8 (#1), Aggée 1.8 (#2), Aggée 1.8 (#3), Aggée 1.9 (#1), Aggée 1.9 (#2), Aggée 1.9 (#3), Aggée 1.9 (#4), Aggée 1.9 (#5), Aggée 1.9 (#6), Aggée 1.9 (#7), Aggée 1.9 (#8), Aggée 1.10 (#1), Aggée 1.10 (#2), Aggée 1.11 (#1), Aggée 1.11 (#2), Aggée 1.11 (#3), Aggée 1.11 (#4), Aggée 1.11 (#5), Aggée 1.11 (#6), Aggée 1.12 (#1), Aggée 1.12 (#2), Aggée 1.12 (#3), Aggée 1.12 (#4), Aggée 1.13 (#1), Aggée 1.14 (#1), Aggée 1.14 (#2), Aggée 1.15 (#1), Aggée 1.15 (#2), Aggée - Chapitre 2 Introduction, Aggée 2.1 (#1), Aggée 2.1 (#2), Aggée 2.1 (#3), Aggée 2.1 (#4), Aggée 2.2 (#1), Aggée 2.3 (#1), Aggée 2.3 (#2), Aggée 2.3 (#3), Aggée 2.3 (#4), Aggée 2.3 (#5), Aggée 2.3 (#6), Aggée 2.4 (#1), Aggée 2.4 (#2), Aggée 2.5 (#1), Aggée 2.5 (#2), Aggée 2.5 (#3), Aggée 2.5 (#4), Aggée 2.5 (#5), Aggée 2.6 (#1), Aggée 2.6 (#2), Aggée 2.6 (#3), Aggée 2.6 (#4), Aggée 2.7 (#1), Aggée 2.7 (#2), Aggée 2.7 (#3), Aggée 2.8 (#1), Aggée 2.8 (#2), Aggée 2.9 (#1), Aggée 2.9 (#2), Aggée 2.9 (#3), Aggée 2.9 (#4), Aggée 2.9 (#5), Aggée 2.10 (#1), Aggée 2.10 (#2), Aggée 2.10 (#3), Aggée 2.10 (#4), Aggée 2.11 (#1), Aggée 2.12 (#1), Aggée 2.12 (#2), Aggée 2.12 (#3), Aggée 2.12 (#4), Aggée 2.13 (#1), Aggée 2.13 (#2), Aggée 2.13 (#3), Aggée 2.13 (#4), Aggée 2.13 (#5), Aggée 2.14 (#1), Aggée 2.14 (#2), Aggée 2.14 (#3), Aggée 2.14 (#4), Aggée 2.14 (#5), Aggée 2.14 (#6), Aggée 2.14 (#7), Aggée 2.15 (#1), Aggée 2.15 (#2), Aggée 2.15 (#3), Aggée 2.15 (#4), Aggée 2.16 (#1), Aggée 2.16 (#2), Aggée 2.16 (#3), Aggée 2.16 (#4), Aggée 2.16 (#5), Aggée 2.17 (#1), Aggée 2.17 (#2), Aggée 2.17 (#3), Aggée 2.17 (#4), Aggée 2.18 (#1), Aggée 2.18 (#2), Aggée 2.18 (#3), Aggée 2.18 (#4), Aggée 2.18 (#5), Aggée 2.18 (#6), Aggée 2.18 (#7), Aggée 2.19 (#1), Aggée 2.19 (#2), Aggée 2.19 (#3), Aggée 2.20 (#1), Aggée 2.20 (#2), Aggée 2.20 (#3), Aggée 2.20 (#4), Aggée 2.20 (#5), Aggée 2.21 (#1), Aggée 2.21 (#2), Aggée 2.21 (#3), Aggée 2.22 (#1), Aggée 2:22 (#2), Aggée 2.22 (#3), Aggée 2.22 (#4), Aggée 2.22 (#5), Aggée 2.22 (#6), Aggée 2.22 (#7), Aggée 2.22 (#8), Aggée 2.23 (#1), Aggée 2.23 (#2), Aggée 2.23 (#3), Aggée 2.23 (#4), Aggée 2.23 (#5)</w:t>
       </w:r>
       <w:r>
         <w:rPr>

--- a/fra/docx/37.content.docx
+++ b/fra/docx/37.content.docx
@@ -146,19 +146,6 @@
         <w:rPr>
           <w:lang w:val="fr_FR" w:bidi="fr_FR"/>
         </w:rPr>
-      </w:r>
-    </w:p>
-    <w:p>
-      <w:pPr/>
-      <w:r>
-        <w:rPr>
-          <w:lang w:val="fr_FR" w:bidi="fr_FR"/>
-        </w:rPr>
-      </w:r>
-      <w:r>
-        <w:rPr>
-          <w:lang w:val="fr_FR" w:bidi="fr_FR"/>
-        </w:rPr>
         <w:t xml:space="preserve"> </w:t>
       </w:r>
       <w:r>
@@ -203,51 +190,74 @@
         <w:rPr>
           <w:lang w:val="fr_FR" w:bidi="fr_FR"/>
         </w:rPr>
-        <w:t>Aggée - Chapitre 1 Introduction</w:t>
-      </w:r>
-      <w:r>
-        <w:rPr>
-          <w:lang w:val="fr_FR" w:bidi="fr_FR"/>
-        </w:rPr>
-      </w:r>
-    </w:p>
-    <w:p>
-      <w:pPr>
-        <w:pStyle w:val="Heading3"/>
-      </w:pPr>
-      <w:r>
-        <w:rPr>
-          <w:lang w:val="fr_FR" w:bidi="fr_FR"/>
-        </w:rPr>
-        <w:t>Structure et mise en forme</w:t>
-      </w:r>
-    </w:p>
-    <w:p>
-      <w:pPr/>
-      <w:r>
-        <w:rPr>
-          <w:lang w:val="fr_FR" w:bidi="fr_FR"/>
-        </w:rPr>
-      </w:r>
-      <w:r>
-        <w:rPr>
-          <w:lang w:val="fr_FR" w:bidi="fr_FR"/>
-        </w:rPr>
-        <w:t>Ce chapitre contient le premier oracle qu'Aggée a délivré de la part de l'Éternel aux Judéens revenus d'exil.</w:t>
-      </w:r>
-    </w:p>
-    <w:p>
-      <w:pPr/>
-      <w:r>
-        <w:rPr>
-          <w:lang w:val="fr_FR" w:bidi="fr_FR"/>
-        </w:rPr>
-      </w:r>
-      <w:r>
-        <w:rPr>
-          <w:lang w:val="fr_FR" w:bidi="fr_FR"/>
-        </w:rPr>
-        <w:t>Certaines traductions placent chaque ligne de poésie plus à droite que le reste du texte pour en faciliter la lecture. C'est ce que fait l'ULT pour les versets 4, 6 et 8 à 11.</w:t>
+        <w:t>Aggée 1.1 (#1)</w:t>
+      </w:r>
+      <w:r>
+        <w:rPr>
+          <w:lang w:val="fr_FR" w:bidi="fr_FR"/>
+        </w:rPr>
+      </w:r>
+    </w:p>
+    <w:p>
+      <w:pPr/>
+      <w:r>
+        <w:rPr>
+          <w:lang w:val="fr_FR" w:bidi="fr_FR"/>
+        </w:rPr>
+      </w:r>
+      <w:r>
+        <w:rPr>
+          <w:b/>
+          <w:lang w:val="fr_FR" w:bidi="fr_FR"/>
+        </w:rPr>
+        <w:t>« La seconde année du roi Darius »</w:t>
+      </w:r>
+    </w:p>
+    <w:p>
+      <w:pPr/>
+      <w:r>
+        <w:rPr>
+          <w:lang w:val="fr_FR" w:bidi="fr_FR"/>
+        </w:rPr>
+      </w:r>
+      <w:r>
+        <w:rPr>
+          <w:lang w:val="fr_FR" w:bidi="fr_FR"/>
+        </w:rPr>
+        <w:t xml:space="preserve">La </w:t>
+      </w:r>
+      <w:r>
+        <w:rPr>
+          <w:b/>
+          <w:lang w:val="fr_FR" w:bidi="fr_FR"/>
+        </w:rPr>
+        <w:t>seconde année du roi Darius</w:t>
+      </w:r>
+      <w:r>
+        <w:rPr>
+          <w:lang w:val="fr_FR" w:bidi="fr_FR"/>
+        </w:rPr>
+        <w:t xml:space="preserve"> signifie implicitement la deuxième année du règne de Darius en tant que roi. Vous pouvez ajouter cette information si cela peut être utile à vos lecteurs, ici et dans 1.15 et 2.10. Traduction alternative : « La deuxième année du règne du roi Darius »</w:t>
+      </w:r>
+    </w:p>
+    <w:p>
+      <w:pPr/>
+      <w:r>
+        <w:rPr>
+          <w:lang w:val="fr_FR" w:bidi="fr_FR"/>
+        </w:rPr>
+      </w:r>
+      <w:r>
+        <w:rPr>
+          <w:lang w:val="fr_FR" w:bidi="fr_FR"/>
+        </w:rPr>
+        <w:t xml:space="preserve">Voir : </w:t>
+      </w:r>
+      <w:r>
+        <w:rPr>
+          <w:lang w:val="fr_FR" w:bidi="fr_FR"/>
+        </w:rPr>
+        <w:t>Connaissances présumées et informations sous-entendues</w:t>
       </w:r>
       <w:r>
         <w:rPr>
@@ -276,68 +286,54 @@
         <w:rPr>
           <w:lang w:val="fr_FR" w:bidi="fr_FR"/>
         </w:rPr>
-        <w:t>Aggée 1.1 (#1)</w:t>
-      </w:r>
-      <w:r>
-        <w:rPr>
-          <w:lang w:val="fr_FR" w:bidi="fr_FR"/>
-        </w:rPr>
-      </w:r>
-    </w:p>
-    <w:p>
-      <w:pPr/>
-      <w:r>
-        <w:rPr>
-          <w:lang w:val="fr_FR" w:bidi="fr_FR"/>
-        </w:rPr>
-      </w:r>
-      <w:r>
-        <w:rPr>
-          <w:lang w:val="fr_FR" w:bidi="fr_FR"/>
-        </w:rPr>
-        <w:t>בִּ⁠שְׁנַ֤ת שְׁתַּ֨יִם֙ לְ⁠דָרְיָ֣וֶשׁ הַ⁠מֶּ֔לֶךְ</w:t>
-      </w:r>
-    </w:p>
-    <w:p>
-      <w:pPr/>
-      <w:r>
-        <w:rPr>
-          <w:lang w:val="fr_FR" w:bidi="fr_FR"/>
-        </w:rPr>
-      </w:r>
-      <w:r>
-        <w:rPr>
-          <w:b/>
-          <w:lang w:val="fr_FR" w:bidi="fr_FR"/>
-        </w:rPr>
-        <w:t>« La seconde année du roi Darius »</w:t>
-      </w:r>
-    </w:p>
-    <w:p>
-      <w:pPr/>
-      <w:r>
-        <w:rPr>
-          <w:lang w:val="fr_FR" w:bidi="fr_FR"/>
-        </w:rPr>
-      </w:r>
-      <w:r>
-        <w:rPr>
-          <w:lang w:val="fr_FR" w:bidi="fr_FR"/>
-        </w:rPr>
-        <w:t xml:space="preserve">La </w:t>
-      </w:r>
-      <w:r>
-        <w:rPr>
-          <w:b/>
-          <w:lang w:val="fr_FR" w:bidi="fr_FR"/>
-        </w:rPr>
-        <w:t>seconde année du roi Darius</w:t>
-      </w:r>
-      <w:r>
-        <w:rPr>
-          <w:lang w:val="fr_FR" w:bidi="fr_FR"/>
-        </w:rPr>
-        <w:t xml:space="preserve"> signifie implicitement la deuxième année du règne de Darius en tant que roi. Vous pouvez ajouter cette information si cela peut être utile à vos lecteurs, ici et dans 1.15 et 2.10. Traduction alternative : « La deuxième année du règne du roi Darius »</w:t>
+        <w:t>Aggée 1.1 (#2)</w:t>
+      </w:r>
+      <w:r>
+        <w:rPr>
+          <w:lang w:val="fr_FR" w:bidi="fr_FR"/>
+        </w:rPr>
+      </w:r>
+    </w:p>
+    <w:p>
+      <w:pPr/>
+      <w:r>
+        <w:rPr>
+          <w:lang w:val="fr_FR" w:bidi="fr_FR"/>
+        </w:rPr>
+      </w:r>
+      <w:r>
+        <w:rPr>
+          <w:b/>
+          <w:lang w:val="fr_FR" w:bidi="fr_FR"/>
+        </w:rPr>
+        <w:t>« La seconde année »</w:t>
+      </w:r>
+      <w:r>
+        <w:rPr>
+          <w:lang w:val="fr_FR" w:bidi="fr_FR"/>
+        </w:rPr>
+        <w:t xml:space="preserve"> - </w:t>
+      </w:r>
+      <w:r>
+        <w:rPr>
+          <w:b/>
+          <w:lang w:val="fr_FR" w:bidi="fr_FR"/>
+        </w:rPr>
+        <w:t>« le premier jour du sixième mois »</w:t>
+      </w:r>
+    </w:p>
+    <w:p>
+      <w:pPr/>
+      <w:r>
+        <w:rPr>
+          <w:lang w:val="fr_FR" w:bidi="fr_FR"/>
+        </w:rPr>
+      </w:r>
+      <w:r>
+        <w:rPr>
+          <w:lang w:val="fr_FR" w:bidi="fr_FR"/>
+        </w:rPr>
+        <w:t>Si votre langue n'utilise pas de nombres ordinaux, vous pouvez utiliser dans votre traduction des nombres cardinaux ou des expressions équivalentes. Traduction alternative : « Pendant l'année deux... le jour un du mois six »</w:t>
       </w:r>
     </w:p>
     <w:p>
@@ -357,6 +353,595 @@
         <w:rPr>
           <w:lang w:val="fr_FR" w:bidi="fr_FR"/>
         </w:rPr>
+        <w:t>Les nombres ordinaux</w:t>
+      </w:r>
+      <w:r>
+        <w:rPr>
+          <w:lang w:val="fr_FR" w:bidi="fr_FR"/>
+        </w:rPr>
+      </w:r>
+      <w:r>
+        <w:rPr>
+          <w:lang w:val="fr_FR" w:bidi="fr_FR"/>
+        </w:rPr>
+      </w:r>
+    </w:p>
+    <w:p>
+      <w:pPr/>
+      <w:r>
+        <w:rPr>
+          <w:lang w:val="fr_FR" w:bidi="fr_FR"/>
+        </w:rPr>
+      </w:r>
+    </w:p>
+    <w:p>
+      <w:pPr>
+        <w:pStyle w:val="Heading2"/>
+      </w:pPr>
+      <w:r>
+        <w:rPr>
+          <w:lang w:val="fr_FR" w:bidi="fr_FR"/>
+        </w:rPr>
+        <w:t>Aggée 1.1 (#3)</w:t>
+      </w:r>
+      <w:r>
+        <w:rPr>
+          <w:lang w:val="fr_FR" w:bidi="fr_FR"/>
+        </w:rPr>
+      </w:r>
+    </w:p>
+    <w:p>
+      <w:pPr/>
+      <w:r>
+        <w:rPr>
+          <w:lang w:val="fr_FR" w:bidi="fr_FR"/>
+        </w:rPr>
+      </w:r>
+      <w:r>
+        <w:rPr>
+          <w:b/>
+          <w:lang w:val="fr_FR" w:bidi="fr_FR"/>
+        </w:rPr>
+        <w:t>« le premier jour du sixième mois »</w:t>
+      </w:r>
+    </w:p>
+    <w:p>
+      <w:pPr/>
+      <w:r>
+        <w:rPr>
+          <w:lang w:val="fr_FR" w:bidi="fr_FR"/>
+        </w:rPr>
+      </w:r>
+      <w:r>
+        <w:rPr>
+          <w:lang w:val="fr_FR" w:bidi="fr_FR"/>
+        </w:rPr>
+        <w:t xml:space="preserve">Le </w:t>
+      </w:r>
+      <w:r>
+        <w:rPr>
+          <w:b/>
+          <w:lang w:val="fr_FR" w:bidi="fr_FR"/>
+        </w:rPr>
+        <w:t>sixième</w:t>
+      </w:r>
+      <w:r>
+        <w:rPr>
+          <w:lang w:val="fr_FR" w:bidi="fr_FR"/>
+        </w:rPr>
+        <w:t xml:space="preserve"> mois du calendrier hébraïque comprend les mois d'août et de septembre des calendriers occidentaux. Voir l'introduction générale sur Aggée pour une discussion sur la manière dont vous pouvez exprimer cette date dans votre traduction.</w:t>
+      </w:r>
+    </w:p>
+    <w:p>
+      <w:pPr/>
+      <w:r>
+        <w:rPr>
+          <w:lang w:val="fr_FR" w:bidi="fr_FR"/>
+        </w:rPr>
+      </w:r>
+      <w:r>
+        <w:rPr>
+          <w:lang w:val="fr_FR" w:bidi="fr_FR"/>
+        </w:rPr>
+        <w:t xml:space="preserve">Voir : </w:t>
+      </w:r>
+      <w:r>
+        <w:rPr>
+          <w:lang w:val="fr_FR" w:bidi="fr_FR"/>
+        </w:rPr>
+        <w:t>Les mois du calendrier hébreu</w:t>
+      </w:r>
+      <w:r>
+        <w:rPr>
+          <w:lang w:val="fr_FR" w:bidi="fr_FR"/>
+        </w:rPr>
+      </w:r>
+      <w:r>
+        <w:rPr>
+          <w:lang w:val="fr_FR" w:bidi="fr_FR"/>
+        </w:rPr>
+      </w:r>
+    </w:p>
+    <w:p>
+      <w:pPr/>
+      <w:r>
+        <w:rPr>
+          <w:lang w:val="fr_FR" w:bidi="fr_FR"/>
+        </w:rPr>
+      </w:r>
+    </w:p>
+    <w:p>
+      <w:pPr>
+        <w:pStyle w:val="Heading2"/>
+      </w:pPr>
+      <w:r>
+        <w:rPr>
+          <w:lang w:val="fr_FR" w:bidi="fr_FR"/>
+        </w:rPr>
+        <w:t>Aggée 1.1 (#4)</w:t>
+      </w:r>
+      <w:r>
+        <w:rPr>
+          <w:lang w:val="fr_FR" w:bidi="fr_FR"/>
+        </w:rPr>
+      </w:r>
+    </w:p>
+    <w:p>
+      <w:pPr/>
+      <w:r>
+        <w:rPr>
+          <w:lang w:val="fr_FR" w:bidi="fr_FR"/>
+        </w:rPr>
+      </w:r>
+      <w:r>
+        <w:rPr>
+          <w:b/>
+          <w:lang w:val="fr_FR" w:bidi="fr_FR"/>
+        </w:rPr>
+        <w:t>« la parole de l’Éternel fut adressée par Aggée, le prophète »</w:t>
+      </w:r>
+    </w:p>
+    <w:p>
+      <w:pPr/>
+      <w:r>
+        <w:rPr>
+          <w:lang w:val="fr_FR" w:bidi="fr_FR"/>
+        </w:rPr>
+      </w:r>
+      <w:r>
+        <w:rPr>
+          <w:lang w:val="fr_FR" w:bidi="fr_FR"/>
+        </w:rPr>
+        <w:t xml:space="preserve">Dans le texte hébreu, il est dit que la parole de l'Éternel fut adressée par la </w:t>
+      </w:r>
+      <w:r>
+        <w:rPr>
+          <w:b/>
+          <w:lang w:val="fr_FR" w:bidi="fr_FR"/>
+        </w:rPr>
+        <w:t>main</w:t>
+      </w:r>
+      <w:r>
+        <w:rPr>
+          <w:lang w:val="fr_FR" w:bidi="fr_FR"/>
+        </w:rPr>
+        <w:t xml:space="preserve"> d'Aggée</w:t>
+      </w:r>
+      <w:r>
+        <w:rPr>
+          <w:b/>
+          <w:lang w:val="fr_FR" w:bidi="fr_FR"/>
+        </w:rPr>
+        <w:t xml:space="preserve">. </w:t>
+      </w:r>
+      <w:r>
+        <w:rPr>
+          <w:lang w:val="fr_FR" w:bidi="fr_FR"/>
+        </w:rPr>
+        <w:t xml:space="preserve">Sa main représente tout l'être d'Aggée qui apporte la </w:t>
+      </w:r>
+      <w:r>
+        <w:rPr>
+          <w:b/>
+          <w:lang w:val="fr_FR" w:bidi="fr_FR"/>
+        </w:rPr>
+        <w:t>parole de l'Éternel</w:t>
+      </w:r>
+      <w:r>
+        <w:rPr>
+          <w:lang w:val="fr_FR" w:bidi="fr_FR"/>
+        </w:rPr>
+        <w:t xml:space="preserve"> aux exilés revenus. Si cela est utile dans votre langue, vous pouvez utiliser une expression équivalente de votre culture ou exprimer le sens clairement comme dans la LSG. Traduction alternative : « Aggée le prophète a apporté la parole de l'Éternel »</w:t>
+      </w:r>
+    </w:p>
+    <w:p>
+      <w:pPr/>
+      <w:r>
+        <w:rPr>
+          <w:lang w:val="fr_FR" w:bidi="fr_FR"/>
+        </w:rPr>
+      </w:r>
+      <w:r>
+        <w:rPr>
+          <w:lang w:val="fr_FR" w:bidi="fr_FR"/>
+        </w:rPr>
+        <w:t xml:space="preserve">Voir : </w:t>
+      </w:r>
+      <w:r>
+        <w:rPr>
+          <w:lang w:val="fr_FR" w:bidi="fr_FR"/>
+        </w:rPr>
+        <w:t>Synecdoque</w:t>
+      </w:r>
+      <w:r>
+        <w:rPr>
+          <w:lang w:val="fr_FR" w:bidi="fr_FR"/>
+        </w:rPr>
+      </w:r>
+      <w:r>
+        <w:rPr>
+          <w:lang w:val="fr_FR" w:bidi="fr_FR"/>
+        </w:rPr>
+      </w:r>
+    </w:p>
+    <w:p>
+      <w:pPr/>
+      <w:r>
+        <w:rPr>
+          <w:lang w:val="fr_FR" w:bidi="fr_FR"/>
+        </w:rPr>
+      </w:r>
+    </w:p>
+    <w:p>
+      <w:pPr>
+        <w:pStyle w:val="Heading2"/>
+      </w:pPr>
+      <w:r>
+        <w:rPr>
+          <w:lang w:val="fr_FR" w:bidi="fr_FR"/>
+        </w:rPr>
+        <w:t>Aggée 1.1 (#5)</w:t>
+      </w:r>
+      <w:r>
+        <w:rPr>
+          <w:lang w:val="fr_FR" w:bidi="fr_FR"/>
+        </w:rPr>
+      </w:r>
+    </w:p>
+    <w:p>
+      <w:pPr/>
+      <w:r>
+        <w:rPr>
+          <w:lang w:val="fr_FR" w:bidi="fr_FR"/>
+        </w:rPr>
+      </w:r>
+      <w:r>
+        <w:rPr>
+          <w:b/>
+          <w:lang w:val="fr_FR" w:bidi="fr_FR"/>
+        </w:rPr>
+        <w:t>« la parole de l'Éternel »</w:t>
+      </w:r>
+    </w:p>
+    <w:p>
+      <w:pPr/>
+      <w:r>
+        <w:rPr>
+          <w:lang w:val="fr_FR" w:bidi="fr_FR"/>
+        </w:rPr>
+      </w:r>
+      <w:r>
+        <w:rPr>
+          <w:lang w:val="fr_FR" w:bidi="fr_FR"/>
+        </w:rPr>
+        <w:t xml:space="preserve">Le terme </w:t>
+      </w:r>
+      <w:r>
+        <w:rPr>
+          <w:b/>
+          <w:lang w:val="fr_FR" w:bidi="fr_FR"/>
+        </w:rPr>
+        <w:t>parole</w:t>
+      </w:r>
+      <w:r>
+        <w:rPr>
+          <w:lang w:val="fr_FR" w:bidi="fr_FR"/>
+        </w:rPr>
+        <w:t xml:space="preserve"> (ou « mot » dans le texte hébreu) recouvre un message que l'Éternel a transmis en utilisant des mots. Si cela peut être utile dans votre langue, vous pouvez en exprimer le sens clairement. Traduction alternative : « un message de l'Éternel »</w:t>
+      </w:r>
+    </w:p>
+    <w:p>
+      <w:pPr/>
+      <w:r>
+        <w:rPr>
+          <w:lang w:val="fr_FR" w:bidi="fr_FR"/>
+        </w:rPr>
+      </w:r>
+      <w:r>
+        <w:rPr>
+          <w:lang w:val="fr_FR" w:bidi="fr_FR"/>
+        </w:rPr>
+        <w:t xml:space="preserve">Voir : </w:t>
+      </w:r>
+      <w:r>
+        <w:rPr>
+          <w:lang w:val="fr_FR" w:bidi="fr_FR"/>
+        </w:rPr>
+        <w:t>Métonymie</w:t>
+      </w:r>
+      <w:r>
+        <w:rPr>
+          <w:lang w:val="fr_FR" w:bidi="fr_FR"/>
+        </w:rPr>
+      </w:r>
+      <w:r>
+        <w:rPr>
+          <w:lang w:val="fr_FR" w:bidi="fr_FR"/>
+        </w:rPr>
+      </w:r>
+    </w:p>
+    <w:p>
+      <w:pPr/>
+      <w:r>
+        <w:rPr>
+          <w:lang w:val="fr_FR" w:bidi="fr_FR"/>
+        </w:rPr>
+      </w:r>
+    </w:p>
+    <w:p>
+      <w:pPr>
+        <w:pStyle w:val="Heading2"/>
+      </w:pPr>
+      <w:r>
+        <w:rPr>
+          <w:lang w:val="fr_FR" w:bidi="fr_FR"/>
+        </w:rPr>
+        <w:t>Aggée 1.2 (#1)</w:t>
+      </w:r>
+      <w:r>
+        <w:rPr>
+          <w:lang w:val="fr_FR" w:bidi="fr_FR"/>
+        </w:rPr>
+      </w:r>
+    </w:p>
+    <w:p>
+      <w:pPr/>
+      <w:r>
+        <w:rPr>
+          <w:lang w:val="fr_FR" w:bidi="fr_FR"/>
+        </w:rPr>
+      </w:r>
+      <w:r>
+        <w:rPr>
+          <w:b/>
+          <w:lang w:val="fr_FR" w:bidi="fr_FR"/>
+        </w:rPr>
+        <w:t>« Ainsi parle l’Éternel des armées: Ce peuple dit: Le temps n’est pas venu, le temps de rebâtir la maison de l’Éternel »</w:t>
+      </w:r>
+    </w:p>
+    <w:p>
+      <w:pPr/>
+      <w:r>
+        <w:rPr>
+          <w:lang w:val="fr_FR" w:bidi="fr_FR"/>
+        </w:rPr>
+      </w:r>
+      <w:r>
+        <w:rPr>
+          <w:lang w:val="fr_FR" w:bidi="fr_FR"/>
+        </w:rPr>
+        <w:t>Si cela est plus clair dans votre langue, vous pouvez traduire en évitant qu'il y ait une citation dans la citation. Traduction alternative : « l'Éternel des armées est préoccupé par le fait que ce peuple dit que le temps n'est pas venu de rebâtir la maison de l'Éternel ».</w:t>
+      </w:r>
+    </w:p>
+    <w:p>
+      <w:pPr/>
+      <w:r>
+        <w:rPr>
+          <w:lang w:val="fr_FR" w:bidi="fr_FR"/>
+        </w:rPr>
+      </w:r>
+      <w:r>
+        <w:rPr>
+          <w:lang w:val="fr_FR" w:bidi="fr_FR"/>
+        </w:rPr>
+        <w:t xml:space="preserve">Voir : </w:t>
+      </w:r>
+      <w:r>
+        <w:rPr>
+          <w:lang w:val="fr_FR" w:bidi="fr_FR"/>
+        </w:rPr>
+        <w:t>Citations à l’intérieur des citations</w:t>
+      </w:r>
+      <w:r>
+        <w:rPr>
+          <w:lang w:val="fr_FR" w:bidi="fr_FR"/>
+        </w:rPr>
+      </w:r>
+      <w:r>
+        <w:rPr>
+          <w:lang w:val="fr_FR" w:bidi="fr_FR"/>
+        </w:rPr>
+      </w:r>
+    </w:p>
+    <w:p>
+      <w:pPr/>
+      <w:r>
+        <w:rPr>
+          <w:lang w:val="fr_FR" w:bidi="fr_FR"/>
+        </w:rPr>
+      </w:r>
+    </w:p>
+    <w:p>
+      <w:pPr>
+        <w:pStyle w:val="Heading2"/>
+      </w:pPr>
+      <w:r>
+        <w:rPr>
+          <w:lang w:val="fr_FR" w:bidi="fr_FR"/>
+        </w:rPr>
+        <w:t>Aggée 1.2 (#2)</w:t>
+      </w:r>
+      <w:r>
+        <w:rPr>
+          <w:lang w:val="fr_FR" w:bidi="fr_FR"/>
+        </w:rPr>
+      </w:r>
+    </w:p>
+    <w:p>
+      <w:pPr/>
+      <w:r>
+        <w:rPr>
+          <w:lang w:val="fr_FR" w:bidi="fr_FR"/>
+        </w:rPr>
+      </w:r>
+      <w:r>
+        <w:rPr>
+          <w:b/>
+          <w:lang w:val="fr_FR" w:bidi="fr_FR"/>
+        </w:rPr>
+        <w:t>« l'Éternel des Armées »</w:t>
+      </w:r>
+    </w:p>
+    <w:p>
+      <w:pPr/>
+      <w:r>
+        <w:rPr>
+          <w:lang w:val="fr_FR" w:bidi="fr_FR"/>
+        </w:rPr>
+      </w:r>
+      <w:r>
+        <w:rPr>
+          <w:lang w:val="fr_FR" w:bidi="fr_FR"/>
+        </w:rPr>
+        <w:t xml:space="preserve">L'expression </w:t>
+      </w:r>
+      <w:r>
+        <w:rPr>
+          <w:b/>
+          <w:lang w:val="fr_FR" w:bidi="fr_FR"/>
+        </w:rPr>
+        <w:t>l'Éternel des Armées</w:t>
+      </w:r>
+      <w:r>
+        <w:rPr>
+          <w:lang w:val="fr_FR" w:bidi="fr_FR"/>
+        </w:rPr>
+        <w:t xml:space="preserve"> est un titre pour Dieu qui indique sa grande puissance. Elle le dépeint comme le commandant des armées célestes. Si une traduction de la Bible existe dans votre région, elle a peut-être une manière particulière de traduire cette expression, et vous pouvez choisir de l'utiliser dans votre traduction. Si une traduction de la Bible n'existe pas dans votre région, vous pouvez choisir d'exprimer le sens de cette expression d'une autre manière, ici et tout au long du livre. Traduction alternative : « Yahweh le Tout-Puissant »</w:t>
+      </w:r>
+    </w:p>
+    <w:p>
+      <w:pPr/>
+      <w:r>
+        <w:rPr>
+          <w:lang w:val="fr_FR" w:bidi="fr_FR"/>
+        </w:rPr>
+      </w:r>
+      <w:r>
+        <w:rPr>
+          <w:lang w:val="fr_FR" w:bidi="fr_FR"/>
+        </w:rPr>
+        <w:t xml:space="preserve">Voir : </w:t>
+      </w:r>
+      <w:r>
+        <w:rPr>
+          <w:lang w:val="fr_FR" w:bidi="fr_FR"/>
+        </w:rPr>
+        <w:t>Comment traduire les noms</w:t>
+      </w:r>
+      <w:r>
+        <w:rPr>
+          <w:lang w:val="fr_FR" w:bidi="fr_FR"/>
+        </w:rPr>
+      </w:r>
+      <w:r>
+        <w:rPr>
+          <w:lang w:val="fr_FR" w:bidi="fr_FR"/>
+        </w:rPr>
+      </w:r>
+    </w:p>
+    <w:p>
+      <w:pPr/>
+      <w:r>
+        <w:rPr>
+          <w:lang w:val="fr_FR" w:bidi="fr_FR"/>
+        </w:rPr>
+      </w:r>
+    </w:p>
+    <w:p>
+      <w:pPr>
+        <w:pStyle w:val="Heading2"/>
+      </w:pPr>
+      <w:r>
+        <w:rPr>
+          <w:lang w:val="fr_FR" w:bidi="fr_FR"/>
+        </w:rPr>
+        <w:t>Aggée 1.2 (#3)</w:t>
+      </w:r>
+      <w:r>
+        <w:rPr>
+          <w:lang w:val="fr_FR" w:bidi="fr_FR"/>
+        </w:rPr>
+      </w:r>
+    </w:p>
+    <w:p>
+      <w:pPr/>
+      <w:r>
+        <w:rPr>
+          <w:lang w:val="fr_FR" w:bidi="fr_FR"/>
+        </w:rPr>
+      </w:r>
+      <w:r>
+        <w:rPr>
+          <w:b/>
+          <w:lang w:val="fr_FR" w:bidi="fr_FR"/>
+        </w:rPr>
+        <w:t>« Ce peuple »</w:t>
+      </w:r>
+    </w:p>
+    <w:p>
+      <w:pPr/>
+      <w:r>
+        <w:rPr>
+          <w:lang w:val="fr_FR" w:bidi="fr_FR"/>
+        </w:rPr>
+      </w:r>
+      <w:r>
+        <w:rPr>
+          <w:lang w:val="fr_FR" w:bidi="fr_FR"/>
+        </w:rPr>
+        <w:t xml:space="preserve">L'expression </w:t>
+      </w:r>
+      <w:r>
+        <w:rPr>
+          <w:b/>
+          <w:lang w:val="fr_FR" w:bidi="fr_FR"/>
+        </w:rPr>
+        <w:t>Ce peuple</w:t>
+      </w:r>
+      <w:r>
+        <w:rPr>
+          <w:lang w:val="fr_FR" w:bidi="fr_FR"/>
+        </w:rPr>
+        <w:t xml:space="preserve"> désigne le peuple de Juda qui est revenu de l'exil à Babylone. Vous pouvez l'indiquer dans votre traduction si cela peut être utile à vos lecteurs. Traduction alternative : « Ces exilés judéens qui sont revenus »</w:t>
+      </w:r>
+    </w:p>
+    <w:p>
+      <w:pPr/>
+      <w:r>
+        <w:rPr>
+          <w:lang w:val="fr_FR" w:bidi="fr_FR"/>
+        </w:rPr>
+      </w:r>
+      <w:r>
+        <w:rPr>
+          <w:lang w:val="fr_FR" w:bidi="fr_FR"/>
+        </w:rPr>
+        <w:t xml:space="preserve">Voir : </w:t>
+      </w:r>
+      <w:r>
+        <w:rPr>
+          <w:lang w:val="fr_FR" w:bidi="fr_FR"/>
+        </w:rPr>
         <w:t>Connaissances présumées et informations sous-entendues</w:t>
       </w:r>
       <w:r>
@@ -386,68 +971,54 @@
         <w:rPr>
           <w:lang w:val="fr_FR" w:bidi="fr_FR"/>
         </w:rPr>
-        <w:t>Aggée 1.1 (#2)</w:t>
-      </w:r>
-      <w:r>
-        <w:rPr>
-          <w:lang w:val="fr_FR" w:bidi="fr_FR"/>
-        </w:rPr>
-      </w:r>
-    </w:p>
-    <w:p>
-      <w:pPr/>
-      <w:r>
-        <w:rPr>
-          <w:lang w:val="fr_FR" w:bidi="fr_FR"/>
-        </w:rPr>
-      </w:r>
-      <w:r>
-        <w:rPr>
-          <w:lang w:val="fr_FR" w:bidi="fr_FR"/>
-        </w:rPr>
-        <w:t>בִּ⁠שְׁנַ֤ת שְׁתַּ֨יִם֙ &amp; בַּ⁠חֹ֨דֶשׁ֙ הַ⁠שִּׁשִּׁ֔י בְּ⁠י֥וֹם אֶחָ֖ד לַ⁠חֹ֑דֶשׁ</w:t>
-      </w:r>
-    </w:p>
-    <w:p>
-      <w:pPr/>
-      <w:r>
-        <w:rPr>
-          <w:lang w:val="fr_FR" w:bidi="fr_FR"/>
-        </w:rPr>
-      </w:r>
-      <w:r>
-        <w:rPr>
-          <w:b/>
-          <w:lang w:val="fr_FR" w:bidi="fr_FR"/>
-        </w:rPr>
-        <w:t>« La seconde année »</w:t>
-      </w:r>
-      <w:r>
-        <w:rPr>
-          <w:lang w:val="fr_FR" w:bidi="fr_FR"/>
-        </w:rPr>
-        <w:t xml:space="preserve"> - </w:t>
-      </w:r>
-      <w:r>
-        <w:rPr>
-          <w:b/>
-          <w:lang w:val="fr_FR" w:bidi="fr_FR"/>
-        </w:rPr>
-        <w:t>« le premier jour du sixième mois »</w:t>
-      </w:r>
-    </w:p>
-    <w:p>
-      <w:pPr/>
-      <w:r>
-        <w:rPr>
-          <w:lang w:val="fr_FR" w:bidi="fr_FR"/>
-        </w:rPr>
-      </w:r>
-      <w:r>
-        <w:rPr>
-          <w:lang w:val="fr_FR" w:bidi="fr_FR"/>
-        </w:rPr>
-        <w:t>Si votre langue n'utilise pas de nombres ordinaux, vous pouvez utiliser dans votre traduction des nombres cardinaux ou des expressions équivalentes. Traduction alternative : « Pendant l'année deux... le jour un du mois six »</w:t>
+        <w:t>Aggée 1.2 (#4)</w:t>
+      </w:r>
+      <w:r>
+        <w:rPr>
+          <w:lang w:val="fr_FR" w:bidi="fr_FR"/>
+        </w:rPr>
+      </w:r>
+    </w:p>
+    <w:p>
+      <w:pPr/>
+      <w:r>
+        <w:rPr>
+          <w:lang w:val="fr_FR" w:bidi="fr_FR"/>
+        </w:rPr>
+      </w:r>
+      <w:r>
+        <w:rPr>
+          <w:b/>
+          <w:lang w:val="fr_FR" w:bidi="fr_FR"/>
+        </w:rPr>
+        <w:t>« la maison de l'Éternel »</w:t>
+      </w:r>
+    </w:p>
+    <w:p>
+      <w:pPr/>
+      <w:r>
+        <w:rPr>
+          <w:lang w:val="fr_FR" w:bidi="fr_FR"/>
+        </w:rPr>
+      </w:r>
+      <w:r>
+        <w:rPr>
+          <w:lang w:val="fr_FR" w:bidi="fr_FR"/>
+        </w:rPr>
+        <w:t xml:space="preserve">Comme expliqué dans l'Introduction générale à Aggée, le mot </w:t>
+      </w:r>
+      <w:r>
+        <w:rPr>
+          <w:b/>
+          <w:lang w:val="fr_FR" w:bidi="fr_FR"/>
+        </w:rPr>
+        <w:t>maison</w:t>
+      </w:r>
+      <w:r>
+        <w:rPr>
+          <w:lang w:val="fr_FR" w:bidi="fr_FR"/>
+        </w:rPr>
+        <w:t xml:space="preserve"> signifie ici « temple », comme souvent dans tout le livre d'Aggée. Les gens parlent du temple comme s'il s'agissait d'une maison dans laquelle Dieu vit, puisque la présence de Dieu s'y trouve. Traduction alternative : « le temple de l'Éternel »</w:t>
       </w:r>
     </w:p>
     <w:p>
@@ -467,7 +1038,7 @@
         <w:rPr>
           <w:lang w:val="fr_FR" w:bidi="fr_FR"/>
         </w:rPr>
-        <w:t>Les nombres ordinaux</w:t>
+        <w:t>Métaphore</w:t>
       </w:r>
       <w:r>
         <w:rPr>
@@ -496,809 +1067,12 @@
         <w:rPr>
           <w:lang w:val="fr_FR" w:bidi="fr_FR"/>
         </w:rPr>
-        <w:t>Aggée 1.1 (#3)</w:t>
-      </w:r>
-      <w:r>
-        <w:rPr>
-          <w:lang w:val="fr_FR" w:bidi="fr_FR"/>
-        </w:rPr>
-      </w:r>
-    </w:p>
-    <w:p>
-      <w:pPr/>
-      <w:r>
-        <w:rPr>
-          <w:lang w:val="fr_FR" w:bidi="fr_FR"/>
-        </w:rPr>
-      </w:r>
-      <w:r>
-        <w:rPr>
-          <w:lang w:val="fr_FR" w:bidi="fr_FR"/>
-        </w:rPr>
-        <w:t>בַּ⁠חֹ֨דֶשׁ֙ הַ⁠שִּׁשִּׁ֔י בְּ⁠י֥וֹם אֶחָ֖ד לַ⁠חֹ֑דֶשׁ</w:t>
-      </w:r>
-    </w:p>
-    <w:p>
-      <w:pPr/>
-      <w:r>
-        <w:rPr>
-          <w:lang w:val="fr_FR" w:bidi="fr_FR"/>
-        </w:rPr>
-      </w:r>
-      <w:r>
-        <w:rPr>
-          <w:b/>
-          <w:lang w:val="fr_FR" w:bidi="fr_FR"/>
-        </w:rPr>
-        <w:t>« le premier jour du sixième mois »</w:t>
-      </w:r>
-    </w:p>
-    <w:p>
-      <w:pPr/>
-      <w:r>
-        <w:rPr>
-          <w:lang w:val="fr_FR" w:bidi="fr_FR"/>
-        </w:rPr>
-      </w:r>
-      <w:r>
-        <w:rPr>
-          <w:lang w:val="fr_FR" w:bidi="fr_FR"/>
-        </w:rPr>
-        <w:t xml:space="preserve">Le </w:t>
-      </w:r>
-      <w:r>
-        <w:rPr>
-          <w:b/>
-          <w:lang w:val="fr_FR" w:bidi="fr_FR"/>
-        </w:rPr>
-        <w:t>sixième</w:t>
-      </w:r>
-      <w:r>
-        <w:rPr>
-          <w:lang w:val="fr_FR" w:bidi="fr_FR"/>
-        </w:rPr>
-        <w:t xml:space="preserve"> mois du calendrier hébraïque comprend les mois d'août et de septembre des calendriers occidentaux. Voir l'introduction générale sur Aggée pour une discussion sur la manière dont vous pouvez exprimer cette date dans votre traduction.</w:t>
-      </w:r>
-    </w:p>
-    <w:p>
-      <w:pPr/>
-      <w:r>
-        <w:rPr>
-          <w:lang w:val="fr_FR" w:bidi="fr_FR"/>
-        </w:rPr>
-      </w:r>
-      <w:r>
-        <w:rPr>
-          <w:lang w:val="fr_FR" w:bidi="fr_FR"/>
-        </w:rPr>
-        <w:t xml:space="preserve">Voir : </w:t>
-      </w:r>
-      <w:r>
-        <w:rPr>
-          <w:lang w:val="fr_FR" w:bidi="fr_FR"/>
-        </w:rPr>
-        <w:t>Les mois du calendrier hébreu</w:t>
-      </w:r>
-      <w:r>
-        <w:rPr>
-          <w:lang w:val="fr_FR" w:bidi="fr_FR"/>
-        </w:rPr>
-      </w:r>
-      <w:r>
-        <w:rPr>
-          <w:lang w:val="fr_FR" w:bidi="fr_FR"/>
-        </w:rPr>
-      </w:r>
-    </w:p>
-    <w:p>
-      <w:pPr/>
-      <w:r>
-        <w:rPr>
-          <w:lang w:val="fr_FR" w:bidi="fr_FR"/>
-        </w:rPr>
-      </w:r>
-    </w:p>
-    <w:p>
-      <w:pPr>
-        <w:pStyle w:val="Heading2"/>
-      </w:pPr>
-      <w:r>
-        <w:rPr>
-          <w:lang w:val="fr_FR" w:bidi="fr_FR"/>
-        </w:rPr>
-        <w:t>Aggée 1.1 (#4)</w:t>
-      </w:r>
-      <w:r>
-        <w:rPr>
-          <w:lang w:val="fr_FR" w:bidi="fr_FR"/>
-        </w:rPr>
-      </w:r>
-    </w:p>
-    <w:p>
-      <w:pPr/>
-      <w:r>
-        <w:rPr>
-          <w:lang w:val="fr_FR" w:bidi="fr_FR"/>
-        </w:rPr>
-      </w:r>
-      <w:r>
-        <w:rPr>
-          <w:lang w:val="fr_FR" w:bidi="fr_FR"/>
-        </w:rPr>
-        <w:t>הָיָ֨ה דְבַר־יְהוָ֜ה בְּ⁠יַד־חַגַּ֣י הַ⁠נָּבִ֗יא</w:t>
-      </w:r>
-    </w:p>
-    <w:p>
-      <w:pPr/>
-      <w:r>
-        <w:rPr>
-          <w:lang w:val="fr_FR" w:bidi="fr_FR"/>
-        </w:rPr>
-      </w:r>
-      <w:r>
-        <w:rPr>
-          <w:b/>
-          <w:lang w:val="fr_FR" w:bidi="fr_FR"/>
-        </w:rPr>
-        <w:t>« la parole de l’Éternel fut adressée par Aggée, le prophète »</w:t>
-      </w:r>
-    </w:p>
-    <w:p>
-      <w:pPr/>
-      <w:r>
-        <w:rPr>
-          <w:lang w:val="fr_FR" w:bidi="fr_FR"/>
-        </w:rPr>
-      </w:r>
-      <w:r>
-        <w:rPr>
-          <w:lang w:val="fr_FR" w:bidi="fr_FR"/>
-        </w:rPr>
-        <w:t xml:space="preserve">Dans le texte hébreu, il est dit que la parole de l'Éternel fut adressée par la </w:t>
-      </w:r>
-      <w:r>
-        <w:rPr>
-          <w:b/>
-          <w:lang w:val="fr_FR" w:bidi="fr_FR"/>
-        </w:rPr>
-        <w:t>main</w:t>
-      </w:r>
-      <w:r>
-        <w:rPr>
-          <w:lang w:val="fr_FR" w:bidi="fr_FR"/>
-        </w:rPr>
-        <w:t xml:space="preserve"> d'Aggée</w:t>
-      </w:r>
-      <w:r>
-        <w:rPr>
-          <w:b/>
-          <w:lang w:val="fr_FR" w:bidi="fr_FR"/>
-        </w:rPr>
-        <w:t xml:space="preserve">. </w:t>
-      </w:r>
-      <w:r>
-        <w:rPr>
-          <w:lang w:val="fr_FR" w:bidi="fr_FR"/>
-        </w:rPr>
-        <w:t xml:space="preserve">Sa main représente tout l'être d'Aggée qui apporte la </w:t>
-      </w:r>
-      <w:r>
-        <w:rPr>
-          <w:b/>
-          <w:lang w:val="fr_FR" w:bidi="fr_FR"/>
-        </w:rPr>
-        <w:t>parole de l'Éternel</w:t>
-      </w:r>
-      <w:r>
-        <w:rPr>
-          <w:lang w:val="fr_FR" w:bidi="fr_FR"/>
-        </w:rPr>
-        <w:t xml:space="preserve"> aux exilés revenus. Si cela est utile dans votre langue, vous pouvez utiliser une expression équivalente de votre culture ou exprimer le sens clairement comme dans la LSG. Traduction alternative : « Aggée le prophète a apporté la parole de l'Éternel »</w:t>
-      </w:r>
-    </w:p>
-    <w:p>
-      <w:pPr/>
-      <w:r>
-        <w:rPr>
-          <w:lang w:val="fr_FR" w:bidi="fr_FR"/>
-        </w:rPr>
-      </w:r>
-      <w:r>
-        <w:rPr>
-          <w:lang w:val="fr_FR" w:bidi="fr_FR"/>
-        </w:rPr>
-        <w:t xml:space="preserve">Voir : </w:t>
-      </w:r>
-      <w:r>
-        <w:rPr>
-          <w:lang w:val="fr_FR" w:bidi="fr_FR"/>
-        </w:rPr>
-        <w:t>Synecdoque</w:t>
-      </w:r>
-      <w:r>
-        <w:rPr>
-          <w:lang w:val="fr_FR" w:bidi="fr_FR"/>
-        </w:rPr>
-      </w:r>
-      <w:r>
-        <w:rPr>
-          <w:lang w:val="fr_FR" w:bidi="fr_FR"/>
-        </w:rPr>
-      </w:r>
-    </w:p>
-    <w:p>
-      <w:pPr/>
-      <w:r>
-        <w:rPr>
-          <w:lang w:val="fr_FR" w:bidi="fr_FR"/>
-        </w:rPr>
-      </w:r>
-    </w:p>
-    <w:p>
-      <w:pPr>
-        <w:pStyle w:val="Heading2"/>
-      </w:pPr>
-      <w:r>
-        <w:rPr>
-          <w:lang w:val="fr_FR" w:bidi="fr_FR"/>
-        </w:rPr>
-        <w:t>Aggée 1.1 (#5)</w:t>
-      </w:r>
-      <w:r>
-        <w:rPr>
-          <w:lang w:val="fr_FR" w:bidi="fr_FR"/>
-        </w:rPr>
-      </w:r>
-    </w:p>
-    <w:p>
-      <w:pPr/>
-      <w:r>
-        <w:rPr>
-          <w:lang w:val="fr_FR" w:bidi="fr_FR"/>
-        </w:rPr>
-      </w:r>
-      <w:r>
-        <w:rPr>
-          <w:lang w:val="fr_FR" w:bidi="fr_FR"/>
-        </w:rPr>
-        <w:t>דְבַר־יְהוָ֜ה</w:t>
-      </w:r>
-    </w:p>
-    <w:p>
-      <w:pPr/>
-      <w:r>
-        <w:rPr>
-          <w:lang w:val="fr_FR" w:bidi="fr_FR"/>
-        </w:rPr>
-      </w:r>
-      <w:r>
-        <w:rPr>
-          <w:b/>
-          <w:lang w:val="fr_FR" w:bidi="fr_FR"/>
-        </w:rPr>
-        <w:t>« la parole de l'Éternel »</w:t>
-      </w:r>
-    </w:p>
-    <w:p>
-      <w:pPr/>
-      <w:r>
-        <w:rPr>
-          <w:lang w:val="fr_FR" w:bidi="fr_FR"/>
-        </w:rPr>
-      </w:r>
-      <w:r>
-        <w:rPr>
-          <w:lang w:val="fr_FR" w:bidi="fr_FR"/>
-        </w:rPr>
-        <w:t xml:space="preserve">Le terme </w:t>
-      </w:r>
-      <w:r>
-        <w:rPr>
-          <w:b/>
-          <w:lang w:val="fr_FR" w:bidi="fr_FR"/>
-        </w:rPr>
-        <w:t>parole</w:t>
-      </w:r>
-      <w:r>
-        <w:rPr>
-          <w:lang w:val="fr_FR" w:bidi="fr_FR"/>
-        </w:rPr>
-        <w:t xml:space="preserve"> (ou « mot » dans le texte hébreu) recouvre un message que l'Éternel a transmis en utilisant des mots. Si cela peut être utile dans votre langue, vous pouvez en exprimer le sens clairement. Traduction alternative : « un message de l'Éternel »</w:t>
-      </w:r>
-    </w:p>
-    <w:p>
-      <w:pPr/>
-      <w:r>
-        <w:rPr>
-          <w:lang w:val="fr_FR" w:bidi="fr_FR"/>
-        </w:rPr>
-      </w:r>
-      <w:r>
-        <w:rPr>
-          <w:lang w:val="fr_FR" w:bidi="fr_FR"/>
-        </w:rPr>
-        <w:t xml:space="preserve">Voir : </w:t>
-      </w:r>
-      <w:r>
-        <w:rPr>
-          <w:lang w:val="fr_FR" w:bidi="fr_FR"/>
-        </w:rPr>
-        <w:t>Métonymie</w:t>
-      </w:r>
-      <w:r>
-        <w:rPr>
-          <w:lang w:val="fr_FR" w:bidi="fr_FR"/>
-        </w:rPr>
-      </w:r>
-      <w:r>
-        <w:rPr>
-          <w:lang w:val="fr_FR" w:bidi="fr_FR"/>
-        </w:rPr>
-      </w:r>
-    </w:p>
-    <w:p>
-      <w:pPr/>
-      <w:r>
-        <w:rPr>
-          <w:lang w:val="fr_FR" w:bidi="fr_FR"/>
-        </w:rPr>
-      </w:r>
-    </w:p>
-    <w:p>
-      <w:pPr>
-        <w:pStyle w:val="Heading2"/>
-      </w:pPr>
-      <w:r>
-        <w:rPr>
-          <w:lang w:val="fr_FR" w:bidi="fr_FR"/>
-        </w:rPr>
-        <w:t>Aggée 1.2 (#1)</w:t>
-      </w:r>
-      <w:r>
-        <w:rPr>
-          <w:lang w:val="fr_FR" w:bidi="fr_FR"/>
-        </w:rPr>
-      </w:r>
-    </w:p>
-    <w:p>
-      <w:pPr/>
-      <w:r>
-        <w:rPr>
-          <w:lang w:val="fr_FR" w:bidi="fr_FR"/>
-        </w:rPr>
-      </w:r>
-      <w:r>
-        <w:rPr>
-          <w:lang w:val="fr_FR" w:bidi="fr_FR"/>
-        </w:rPr>
-        <w:t>כֹּ֥ה אָמַ֛ר יְהוָ֥ה צְבָא֖וֹת לֵ⁠אמֹ֑ר הָ⁠עָ֤ם הַ⁠זֶּה֙ אָֽמְר֔וּ לֹ֥א עֶת־בֹּ֛א עֶת־בֵּ֥ית יְהוָ֖ה לְ⁠הִבָּנֽוֹת</w:t>
-      </w:r>
-    </w:p>
-    <w:p>
-      <w:pPr/>
-      <w:r>
-        <w:rPr>
-          <w:lang w:val="fr_FR" w:bidi="fr_FR"/>
-        </w:rPr>
-      </w:r>
-      <w:r>
-        <w:rPr>
-          <w:b/>
-          <w:lang w:val="fr_FR" w:bidi="fr_FR"/>
-        </w:rPr>
-        <w:t>« Ainsi parle l’Éternel des armées: Ce peuple dit: Le temps n’est pas venu, le temps de rebâtir la maison de l’Éternel »</w:t>
-      </w:r>
-    </w:p>
-    <w:p>
-      <w:pPr/>
-      <w:r>
-        <w:rPr>
-          <w:lang w:val="fr_FR" w:bidi="fr_FR"/>
-        </w:rPr>
-      </w:r>
-      <w:r>
-        <w:rPr>
-          <w:lang w:val="fr_FR" w:bidi="fr_FR"/>
-        </w:rPr>
-        <w:t>Si cela est plus clair dans votre langue, vous pouvez traduire en évitant qu'il y ait une citation dans la citation. Traduction alternative : « l'Éternel des armées est préoccupé par le fait que ce peuple dit que le temps n'est pas venu de rebâtir la maison de l'Éternel ».</w:t>
-      </w:r>
-    </w:p>
-    <w:p>
-      <w:pPr/>
-      <w:r>
-        <w:rPr>
-          <w:lang w:val="fr_FR" w:bidi="fr_FR"/>
-        </w:rPr>
-      </w:r>
-      <w:r>
-        <w:rPr>
-          <w:lang w:val="fr_FR" w:bidi="fr_FR"/>
-        </w:rPr>
-        <w:t xml:space="preserve">Voir : </w:t>
-      </w:r>
-      <w:r>
-        <w:rPr>
-          <w:lang w:val="fr_FR" w:bidi="fr_FR"/>
-        </w:rPr>
-        <w:t>Citations à l’intérieur des citations</w:t>
-      </w:r>
-      <w:r>
-        <w:rPr>
-          <w:lang w:val="fr_FR" w:bidi="fr_FR"/>
-        </w:rPr>
-      </w:r>
-      <w:r>
-        <w:rPr>
-          <w:lang w:val="fr_FR" w:bidi="fr_FR"/>
-        </w:rPr>
-      </w:r>
-    </w:p>
-    <w:p>
-      <w:pPr/>
-      <w:r>
-        <w:rPr>
-          <w:lang w:val="fr_FR" w:bidi="fr_FR"/>
-        </w:rPr>
-      </w:r>
-    </w:p>
-    <w:p>
-      <w:pPr>
-        <w:pStyle w:val="Heading2"/>
-      </w:pPr>
-      <w:r>
-        <w:rPr>
-          <w:lang w:val="fr_FR" w:bidi="fr_FR"/>
-        </w:rPr>
-        <w:t>Aggée 1.2 (#2)</w:t>
-      </w:r>
-      <w:r>
-        <w:rPr>
-          <w:lang w:val="fr_FR" w:bidi="fr_FR"/>
-        </w:rPr>
-      </w:r>
-    </w:p>
-    <w:p>
-      <w:pPr/>
-      <w:r>
-        <w:rPr>
-          <w:lang w:val="fr_FR" w:bidi="fr_FR"/>
-        </w:rPr>
-      </w:r>
-      <w:r>
-        <w:rPr>
-          <w:lang w:val="fr_FR" w:bidi="fr_FR"/>
-        </w:rPr>
-        <w:t>יְהוָ֥ה צְבָא֖וֹת</w:t>
-      </w:r>
-    </w:p>
-    <w:p>
-      <w:pPr/>
-      <w:r>
-        <w:rPr>
-          <w:lang w:val="fr_FR" w:bidi="fr_FR"/>
-        </w:rPr>
-      </w:r>
-      <w:r>
-        <w:rPr>
-          <w:b/>
-          <w:lang w:val="fr_FR" w:bidi="fr_FR"/>
-        </w:rPr>
-        <w:t>« l'Éternel des Armées »</w:t>
-      </w:r>
-    </w:p>
-    <w:p>
-      <w:pPr/>
-      <w:r>
-        <w:rPr>
-          <w:lang w:val="fr_FR" w:bidi="fr_FR"/>
-        </w:rPr>
-      </w:r>
-      <w:r>
-        <w:rPr>
-          <w:lang w:val="fr_FR" w:bidi="fr_FR"/>
-        </w:rPr>
-        <w:t xml:space="preserve">L'expression </w:t>
-      </w:r>
-      <w:r>
-        <w:rPr>
-          <w:b/>
-          <w:lang w:val="fr_FR" w:bidi="fr_FR"/>
-        </w:rPr>
-        <w:t>l'Éternel des Armées</w:t>
-      </w:r>
-      <w:r>
-        <w:rPr>
-          <w:lang w:val="fr_FR" w:bidi="fr_FR"/>
-        </w:rPr>
-        <w:t xml:space="preserve"> est un titre pour Dieu qui indique sa grande puissance. Elle le dépeint comme le commandant des armées célestes. Si une traduction de la Bible existe dans votre région, elle a peut-être une manière particulière de traduire cette expression, et vous pouvez choisir de l'utiliser dans votre traduction. Si une traduction de la Bible n'existe pas dans votre région, vous pouvez choisir d'exprimer le sens de cette expression d'une autre manière, ici et tout au long du livre. Traduction alternative : « Yahweh le Tout-Puissant »</w:t>
-      </w:r>
-    </w:p>
-    <w:p>
-      <w:pPr/>
-      <w:r>
-        <w:rPr>
-          <w:lang w:val="fr_FR" w:bidi="fr_FR"/>
-        </w:rPr>
-      </w:r>
-      <w:r>
-        <w:rPr>
-          <w:lang w:val="fr_FR" w:bidi="fr_FR"/>
-        </w:rPr>
-        <w:t xml:space="preserve">Voir : </w:t>
-      </w:r>
-      <w:r>
-        <w:rPr>
-          <w:lang w:val="fr_FR" w:bidi="fr_FR"/>
-        </w:rPr>
-        <w:t>Comment traduire les noms</w:t>
-      </w:r>
-      <w:r>
-        <w:rPr>
-          <w:lang w:val="fr_FR" w:bidi="fr_FR"/>
-        </w:rPr>
-      </w:r>
-      <w:r>
-        <w:rPr>
-          <w:lang w:val="fr_FR" w:bidi="fr_FR"/>
-        </w:rPr>
-      </w:r>
-    </w:p>
-    <w:p>
-      <w:pPr/>
-      <w:r>
-        <w:rPr>
-          <w:lang w:val="fr_FR" w:bidi="fr_FR"/>
-        </w:rPr>
-      </w:r>
-    </w:p>
-    <w:p>
-      <w:pPr>
-        <w:pStyle w:val="Heading2"/>
-      </w:pPr>
-      <w:r>
-        <w:rPr>
-          <w:lang w:val="fr_FR" w:bidi="fr_FR"/>
-        </w:rPr>
-        <w:t>Aggée 1.2 (#3)</w:t>
-      </w:r>
-      <w:r>
-        <w:rPr>
-          <w:lang w:val="fr_FR" w:bidi="fr_FR"/>
-        </w:rPr>
-      </w:r>
-    </w:p>
-    <w:p>
-      <w:pPr/>
-      <w:r>
-        <w:rPr>
-          <w:lang w:val="fr_FR" w:bidi="fr_FR"/>
-        </w:rPr>
-      </w:r>
-      <w:r>
-        <w:rPr>
-          <w:lang w:val="fr_FR" w:bidi="fr_FR"/>
-        </w:rPr>
-        <w:t>הָ⁠עָ֤ם הַ⁠זֶּה֙</w:t>
-      </w:r>
-    </w:p>
-    <w:p>
-      <w:pPr/>
-      <w:r>
-        <w:rPr>
-          <w:lang w:val="fr_FR" w:bidi="fr_FR"/>
-        </w:rPr>
-      </w:r>
-      <w:r>
-        <w:rPr>
-          <w:b/>
-          <w:lang w:val="fr_FR" w:bidi="fr_FR"/>
-        </w:rPr>
-        <w:t>« Ce peuple »</w:t>
-      </w:r>
-    </w:p>
-    <w:p>
-      <w:pPr/>
-      <w:r>
-        <w:rPr>
-          <w:lang w:val="fr_FR" w:bidi="fr_FR"/>
-        </w:rPr>
-      </w:r>
-      <w:r>
-        <w:rPr>
-          <w:lang w:val="fr_FR" w:bidi="fr_FR"/>
-        </w:rPr>
-        <w:t xml:space="preserve">L'expression </w:t>
-      </w:r>
-      <w:r>
-        <w:rPr>
-          <w:b/>
-          <w:lang w:val="fr_FR" w:bidi="fr_FR"/>
-        </w:rPr>
-        <w:t>Ce peuple</w:t>
-      </w:r>
-      <w:r>
-        <w:rPr>
-          <w:lang w:val="fr_FR" w:bidi="fr_FR"/>
-        </w:rPr>
-        <w:t xml:space="preserve"> désigne le peuple de Juda qui est revenu de l'exil à Babylone. Vous pouvez l'indiquer dans votre traduction si cela peut être utile à vos lecteurs. Traduction alternative : « Ces exilés judéens qui sont revenus »</w:t>
-      </w:r>
-    </w:p>
-    <w:p>
-      <w:pPr/>
-      <w:r>
-        <w:rPr>
-          <w:lang w:val="fr_FR" w:bidi="fr_FR"/>
-        </w:rPr>
-      </w:r>
-      <w:r>
-        <w:rPr>
-          <w:lang w:val="fr_FR" w:bidi="fr_FR"/>
-        </w:rPr>
-        <w:t xml:space="preserve">Voir : </w:t>
-      </w:r>
-      <w:r>
-        <w:rPr>
-          <w:lang w:val="fr_FR" w:bidi="fr_FR"/>
-        </w:rPr>
-        <w:t>Connaissances présumées et informations sous-entendues</w:t>
-      </w:r>
-      <w:r>
-        <w:rPr>
-          <w:lang w:val="fr_FR" w:bidi="fr_FR"/>
-        </w:rPr>
-      </w:r>
-      <w:r>
-        <w:rPr>
-          <w:lang w:val="fr_FR" w:bidi="fr_FR"/>
-        </w:rPr>
-      </w:r>
-    </w:p>
-    <w:p>
-      <w:pPr/>
-      <w:r>
-        <w:rPr>
-          <w:lang w:val="fr_FR" w:bidi="fr_FR"/>
-        </w:rPr>
-      </w:r>
-    </w:p>
-    <w:p>
-      <w:pPr>
-        <w:pStyle w:val="Heading2"/>
-      </w:pPr>
-      <w:r>
-        <w:rPr>
-          <w:lang w:val="fr_FR" w:bidi="fr_FR"/>
-        </w:rPr>
-        <w:t>Aggée 1.2 (#4)</w:t>
-      </w:r>
-      <w:r>
-        <w:rPr>
-          <w:lang w:val="fr_FR" w:bidi="fr_FR"/>
-        </w:rPr>
-      </w:r>
-    </w:p>
-    <w:p>
-      <w:pPr/>
-      <w:r>
-        <w:rPr>
-          <w:lang w:val="fr_FR" w:bidi="fr_FR"/>
-        </w:rPr>
-      </w:r>
-      <w:r>
-        <w:rPr>
-          <w:lang w:val="fr_FR" w:bidi="fr_FR"/>
-        </w:rPr>
-        <w:t>עֶת־בֵּ֥ית יְהוָ֖ה</w:t>
-      </w:r>
-    </w:p>
-    <w:p>
-      <w:pPr/>
-      <w:r>
-        <w:rPr>
-          <w:lang w:val="fr_FR" w:bidi="fr_FR"/>
-        </w:rPr>
-      </w:r>
-      <w:r>
-        <w:rPr>
-          <w:b/>
-          <w:lang w:val="fr_FR" w:bidi="fr_FR"/>
-        </w:rPr>
-        <w:t>« la maison de l'Éternel »</w:t>
-      </w:r>
-    </w:p>
-    <w:p>
-      <w:pPr/>
-      <w:r>
-        <w:rPr>
-          <w:lang w:val="fr_FR" w:bidi="fr_FR"/>
-        </w:rPr>
-      </w:r>
-      <w:r>
-        <w:rPr>
-          <w:lang w:val="fr_FR" w:bidi="fr_FR"/>
-        </w:rPr>
-        <w:t xml:space="preserve">Comme expliqué dans l'Introduction générale à Aggée, le mot </w:t>
-      </w:r>
-      <w:r>
-        <w:rPr>
-          <w:b/>
-          <w:lang w:val="fr_FR" w:bidi="fr_FR"/>
-        </w:rPr>
-        <w:t>maison</w:t>
-      </w:r>
-      <w:r>
-        <w:rPr>
-          <w:lang w:val="fr_FR" w:bidi="fr_FR"/>
-        </w:rPr>
-        <w:t xml:space="preserve"> signifie ici « temple », comme souvent dans tout le livre d'Aggée. Les gens parlent du temple comme s'il s'agissait d'une maison dans laquelle Dieu vit, puisque la présence de Dieu s'y trouve. Traduction alternative : « le temple de l'Éternel »</w:t>
-      </w:r>
-    </w:p>
-    <w:p>
-      <w:pPr/>
-      <w:r>
-        <w:rPr>
-          <w:lang w:val="fr_FR" w:bidi="fr_FR"/>
-        </w:rPr>
-      </w:r>
-      <w:r>
-        <w:rPr>
-          <w:lang w:val="fr_FR" w:bidi="fr_FR"/>
-        </w:rPr>
-        <w:t xml:space="preserve">Voir : </w:t>
-      </w:r>
-      <w:r>
-        <w:rPr>
-          <w:lang w:val="fr_FR" w:bidi="fr_FR"/>
-        </w:rPr>
-        <w:t>Métaphore</w:t>
-      </w:r>
-      <w:r>
-        <w:rPr>
-          <w:lang w:val="fr_FR" w:bidi="fr_FR"/>
-        </w:rPr>
-      </w:r>
-      <w:r>
-        <w:rPr>
-          <w:lang w:val="fr_FR" w:bidi="fr_FR"/>
-        </w:rPr>
-      </w:r>
-    </w:p>
-    <w:p>
-      <w:pPr/>
-      <w:r>
-        <w:rPr>
-          <w:lang w:val="fr_FR" w:bidi="fr_FR"/>
-        </w:rPr>
-      </w:r>
-    </w:p>
-    <w:p>
-      <w:pPr>
-        <w:pStyle w:val="Heading2"/>
-      </w:pPr>
-      <w:r>
-        <w:rPr>
-          <w:lang w:val="fr_FR" w:bidi="fr_FR"/>
-        </w:rPr>
         <w:t>Aggée 1.3 (#1)</w:t>
       </w:r>
       <w:r>
         <w:rPr>
           <w:lang w:val="fr_FR" w:bidi="fr_FR"/>
         </w:rPr>
-      </w:r>
-    </w:p>
-    <w:p>
-      <w:pPr/>
-      <w:r>
-        <w:rPr>
-          <w:lang w:val="fr_FR" w:bidi="fr_FR"/>
-        </w:rPr>
-      </w:r>
-      <w:r>
-        <w:rPr>
-          <w:lang w:val="fr_FR" w:bidi="fr_FR"/>
-        </w:rPr>
-        <w:t>וַֽ⁠יְהִי֙ דְּבַר־יְהוָ֔ה בְּ⁠יַד־חַגַּ֥י הַ⁠נָּבִ֖יא</w:t>
       </w:r>
     </w:p>
     <w:p>
@@ -1425,20 +1199,6 @@
       </w:r>
       <w:r>
         <w:rPr>
-          <w:lang w:val="fr_FR" w:bidi="fr_FR"/>
-        </w:rPr>
-        <w:t>הַ⁠עֵ֤ת לָ⁠כֶם֙ אַתֶּ֔ם לָ⁠שֶׁ֖בֶת בְּ⁠בָתֵּי⁠כֶ֣ם סְפוּנִ֑ים וְ⁠הַ⁠בַּ֥יִת הַ⁠זֶּ֖ה חָרֵֽב</w:t>
-      </w:r>
-    </w:p>
-    <w:p>
-      <w:pPr/>
-      <w:r>
-        <w:rPr>
-          <w:lang w:val="fr_FR" w:bidi="fr_FR"/>
-        </w:rPr>
-      </w:r>
-      <w:r>
-        <w:rPr>
           <w:b/>
           <w:lang w:val="fr_FR" w:bidi="fr_FR"/>
         </w:rPr>
@@ -1522,20 +1282,6 @@
       </w:r>
       <w:r>
         <w:rPr>
-          <w:lang w:val="fr_FR" w:bidi="fr_FR"/>
-        </w:rPr>
-        <w:t>לָ⁠כֶם֙ אַתֶּ֔ם &amp; בְּ⁠בָתֵּי⁠כֶ֣ם</w:t>
-      </w:r>
-    </w:p>
-    <w:p>
-      <w:pPr/>
-      <w:r>
-        <w:rPr>
-          <w:lang w:val="fr_FR" w:bidi="fr_FR"/>
-        </w:rPr>
-      </w:r>
-      <w:r>
-        <w:rPr>
           <w:b/>
           <w:lang w:val="fr_FR" w:bidi="fr_FR"/>
         </w:rPr>
@@ -1671,20 +1417,6 @@
       </w:r>
       <w:r>
         <w:rPr>
-          <w:lang w:val="fr_FR" w:bidi="fr_FR"/>
-        </w:rPr>
-        <w:t>סְפוּנִ֑ים</w:t>
-      </w:r>
-    </w:p>
-    <w:p>
-      <w:pPr/>
-      <w:r>
-        <w:rPr>
-          <w:lang w:val="fr_FR" w:bidi="fr_FR"/>
-        </w:rPr>
-      </w:r>
-      <w:r>
-        <w:rPr>
           <w:b/>
           <w:lang w:val="fr_FR" w:bidi="fr_FR"/>
         </w:rPr>
@@ -1781,20 +1513,6 @@
       </w:r>
       <w:r>
         <w:rPr>
-          <w:lang w:val="fr_FR" w:bidi="fr_FR"/>
-        </w:rPr>
-        <w:t>וְ⁠עַתָּ֕ה כֹּ֥ה אָמַ֖ר יְהוָ֣ה צְבָא֑וֹת שִׂ֥ימוּ לְבַבְ⁠כֶ֖ם עַל־דַּרְכֵי⁠כֶֽם</w:t>
-      </w:r>
-    </w:p>
-    <w:p>
-      <w:pPr/>
-      <w:r>
-        <w:rPr>
-          <w:lang w:val="fr_FR" w:bidi="fr_FR"/>
-        </w:rPr>
-      </w:r>
-      <w:r>
-        <w:rPr>
           <w:b/>
           <w:lang w:val="fr_FR" w:bidi="fr_FR"/>
         </w:rPr>
@@ -1878,20 +1596,6 @@
       </w:r>
       <w:r>
         <w:rPr>
-          <w:lang w:val="fr_FR" w:bidi="fr_FR"/>
-        </w:rPr>
-        <w:t>שִׂ֥ימוּ לְבַבְ⁠כֶ֖ם עַל־דַּרְכֵי⁠כֶֽם</w:t>
-      </w:r>
-    </w:p>
-    <w:p>
-      <w:pPr/>
-      <w:r>
-        <w:rPr>
-          <w:lang w:val="fr_FR" w:bidi="fr_FR"/>
-        </w:rPr>
-      </w:r>
-      <w:r>
-        <w:rPr>
           <w:b/>
           <w:lang w:val="fr_FR" w:bidi="fr_FR"/>
         </w:rPr>
@@ -1988,20 +1692,6 @@
       </w:r>
       <w:r>
         <w:rPr>
-          <w:lang w:val="fr_FR" w:bidi="fr_FR"/>
-        </w:rPr>
-        <w:t>לְבַבְ⁠כֶ֖ם</w:t>
-      </w:r>
-    </w:p>
-    <w:p>
-      <w:pPr/>
-      <w:r>
-        <w:rPr>
-          <w:lang w:val="fr_FR" w:bidi="fr_FR"/>
-        </w:rPr>
-      </w:r>
-      <w:r>
-        <w:rPr>
           <w:b/>
           <w:lang w:val="fr_FR" w:bidi="fr_FR"/>
         </w:rPr>
@@ -2098,20 +1788,6 @@
       </w:r>
       <w:r>
         <w:rPr>
-          <w:lang w:val="fr_FR" w:bidi="fr_FR"/>
-        </w:rPr>
-        <w:t>דַּרְכֵי⁠כֶֽם</w:t>
-      </w:r>
-    </w:p>
-    <w:p>
-      <w:pPr/>
-      <w:r>
-        <w:rPr>
-          <w:lang w:val="fr_FR" w:bidi="fr_FR"/>
-        </w:rPr>
-      </w:r>
-      <w:r>
-        <w:rPr>
           <w:b/>
           <w:lang w:val="fr_FR" w:bidi="fr_FR"/>
         </w:rPr>
@@ -2208,20 +1884,6 @@
       </w:r>
       <w:r>
         <w:rPr>
-          <w:lang w:val="fr_FR" w:bidi="fr_FR"/>
-        </w:rPr>
-        <w:t>וְ⁠אֵין־לְ⁠שָׂבְעָה֙</w:t>
-      </w:r>
-    </w:p>
-    <w:p>
-      <w:pPr/>
-      <w:r>
-        <w:rPr>
-          <w:lang w:val="fr_FR" w:bidi="fr_FR"/>
-        </w:rPr>
-      </w:r>
-      <w:r>
-        <w:rPr>
           <w:b/>
           <w:lang w:val="fr_FR" w:bidi="fr_FR"/>
         </w:rPr>
@@ -2318,20 +1980,6 @@
       </w:r>
       <w:r>
         <w:rPr>
-          <w:lang w:val="fr_FR" w:bidi="fr_FR"/>
-        </w:rPr>
-        <w:t>וְ⁠אֵין־לְ⁠שָׁכְרָ֔ה</w:t>
-      </w:r>
-    </w:p>
-    <w:p>
-      <w:pPr/>
-      <w:r>
-        <w:rPr>
-          <w:lang w:val="fr_FR" w:bidi="fr_FR"/>
-        </w:rPr>
-      </w:r>
-      <w:r>
-        <w:rPr>
           <w:b/>
           <w:lang w:val="fr_FR" w:bidi="fr_FR"/>
         </w:rPr>
@@ -2427,20 +2075,6 @@
       </w:r>
       <w:r>
         <w:rPr>
-          <w:lang w:val="fr_FR" w:bidi="fr_FR"/>
-        </w:rPr>
-        <w:t>לָב֖וֹשׁ וְ⁠אֵין־לְ⁠חֹ֣ם ל֑⁠וֹ</w:t>
-      </w:r>
-    </w:p>
-    <w:p>
-      <w:pPr/>
-      <w:r>
-        <w:rPr>
-          <w:lang w:val="fr_FR" w:bidi="fr_FR"/>
-        </w:rPr>
-      </w:r>
-      <w:r>
-        <w:rPr>
           <w:b/>
           <w:lang w:val="fr_FR" w:bidi="fr_FR"/>
         </w:rPr>
@@ -2524,20 +2158,6 @@
       </w:r>
       <w:r>
         <w:rPr>
-          <w:lang w:val="fr_FR" w:bidi="fr_FR"/>
-        </w:rPr>
-        <w:t>וְ⁠הַ֨⁠מִּשְׂתַּכֵּ֔ר מִשְׂתַּכֵּ֖ר אֶל־צְר֥וֹר נָקֽוּב</w:t>
-      </w:r>
-    </w:p>
-    <w:p>
-      <w:pPr/>
-      <w:r>
-        <w:rPr>
-          <w:lang w:val="fr_FR" w:bidi="fr_FR"/>
-        </w:rPr>
-      </w:r>
-      <w:r>
-        <w:rPr>
           <w:b/>
           <w:lang w:val="fr_FR" w:bidi="fr_FR"/>
         </w:rPr>
@@ -2647,20 +2267,6 @@
       </w:r>
       <w:r>
         <w:rPr>
-          <w:lang w:val="fr_FR" w:bidi="fr_FR"/>
-        </w:rPr>
-        <w:t>וְ⁠הַ֨⁠מִּשְׂתַּכֵּ֔ר מִשְׂתַּכֵּ֖ר אֶל־צְר֥וֹר נָקֽוּב</w:t>
-      </w:r>
-    </w:p>
-    <w:p>
-      <w:pPr/>
-      <w:r>
-        <w:rPr>
-          <w:lang w:val="fr_FR" w:bidi="fr_FR"/>
-        </w:rPr>
-      </w:r>
-      <w:r>
-        <w:rPr>
           <w:b/>
           <w:lang w:val="fr_FR" w:bidi="fr_FR"/>
         </w:rPr>
@@ -2770,20 +2376,6 @@
       </w:r>
       <w:r>
         <w:rPr>
-          <w:lang w:val="fr_FR" w:bidi="fr_FR"/>
-        </w:rPr>
-        <w:t>צְר֥וֹר נָקֽוּב</w:t>
-      </w:r>
-    </w:p>
-    <w:p>
-      <w:pPr/>
-      <w:r>
-        <w:rPr>
-          <w:lang w:val="fr_FR" w:bidi="fr_FR"/>
-        </w:rPr>
-      </w:r>
-      <w:r>
-        <w:rPr>
           <w:b/>
           <w:lang w:val="fr_FR" w:bidi="fr_FR"/>
         </w:rPr>
@@ -2867,20 +2459,6 @@
       </w:r>
       <w:r>
         <w:rPr>
-          <w:lang w:val="fr_FR" w:bidi="fr_FR"/>
-        </w:rPr>
-        <w:t>כֹּ֥ה אָמַ֖ר יְהוָ֣ה צְבָא֑וֹת שִׂ֥ימוּ לְבַבְ⁠כֶ֖ם עַל־דַּרְכֵי⁠כֶֽם</w:t>
-      </w:r>
-    </w:p>
-    <w:p>
-      <w:pPr/>
-      <w:r>
-        <w:rPr>
-          <w:lang w:val="fr_FR" w:bidi="fr_FR"/>
-        </w:rPr>
-      </w:r>
-      <w:r>
-        <w:rPr>
           <w:b/>
           <w:lang w:val="fr_FR" w:bidi="fr_FR"/>
         </w:rPr>
@@ -2960,20 +2538,6 @@
         <w:rPr>
           <w:lang w:val="fr_FR" w:bidi="fr_FR"/>
         </w:rPr>
-      </w:r>
-    </w:p>
-    <w:p>
-      <w:pPr/>
-      <w:r>
-        <w:rPr>
-          <w:lang w:val="fr_FR" w:bidi="fr_FR"/>
-        </w:rPr>
-      </w:r>
-      <w:r>
-        <w:rPr>
-          <w:lang w:val="fr_FR" w:bidi="fr_FR"/>
-        </w:rPr>
-        <w:t>שִׂ֥ימוּ לְבַבְ⁠כֶ֖ם עַל־דַּרְכֵי⁠כֶֽם</w:t>
       </w:r>
     </w:p>
     <w:p>
@@ -3086,20 +2650,6 @@
       </w:r>
       <w:r>
         <w:rPr>
-          <w:lang w:val="fr_FR" w:bidi="fr_FR"/>
-        </w:rPr>
-        <w:t>עֲל֥וּ הָ⁠הָ֛ר וַ⁠הֲבֵאתֶ֥ם עֵ֖ץ וּ⁠בְנ֣וּ הַ⁠בָּ֑יִת וְ⁠אֶרְצֶה־בּ֥⁠וֹ ו⁠אכבד אָמַ֥ר יְהוָֽה</w:t>
-      </w:r>
-    </w:p>
-    <w:p>
-      <w:pPr/>
-      <w:r>
-        <w:rPr>
-          <w:lang w:val="fr_FR" w:bidi="fr_FR"/>
-        </w:rPr>
-      </w:r>
-      <w:r>
-        <w:rPr>
           <w:b/>
           <w:lang w:val="fr_FR" w:bidi="fr_FR"/>
         </w:rPr>
@@ -3183,20 +2733,6 @@
       </w:r>
       <w:r>
         <w:rPr>
-          <w:lang w:val="fr_FR" w:bidi="fr_FR"/>
-        </w:rPr>
-        <w:t>הָ⁠הָ֛ר</w:t>
-      </w:r>
-    </w:p>
-    <w:p>
-      <w:pPr/>
-      <w:r>
-        <w:rPr>
-          <w:lang w:val="fr_FR" w:bidi="fr_FR"/>
-        </w:rPr>
-      </w:r>
-      <w:r>
-        <w:rPr>
           <w:b/>
           <w:lang w:val="fr_FR" w:bidi="fr_FR"/>
         </w:rPr>
@@ -3293,20 +2829,6 @@
       </w:r>
       <w:r>
         <w:rPr>
-          <w:lang w:val="fr_FR" w:bidi="fr_FR"/>
-        </w:rPr>
-        <w:t>ו⁠אכבד</w:t>
-      </w:r>
-    </w:p>
-    <w:p>
-      <w:pPr/>
-      <w:r>
-        <w:rPr>
-          <w:lang w:val="fr_FR" w:bidi="fr_FR"/>
-        </w:rPr>
-      </w:r>
-      <w:r>
-        <w:rPr>
           <w:b/>
           <w:lang w:val="fr_FR" w:bidi="fr_FR"/>
         </w:rPr>
@@ -3403,20 +2925,6 @@
       </w:r>
       <w:r>
         <w:rPr>
-          <w:lang w:val="fr_FR" w:bidi="fr_FR"/>
-        </w:rPr>
-        <w:t>פָּנֹ֤ה אֶל־הַרְבֵּה֙ וְ⁠הִנֵּ֣ה לִ⁠מְעָ֔ט וַ⁠הֲבֵאתֶ֥ם הַ⁠בַּ֖יִת וְ⁠נָפַ֣חְתִּי ב֑⁠וֹ יַ֣עַן מֶ֗ה נְאֻם֙ יְהוָ֣ה צְבָא֔וֹת יַ֗עַן בֵּיתִ⁠י֙ אֲשֶׁר־ה֣וּא חָרֵ֔ב וְ⁠אַתֶּ֥ם רָצִ֖ים אִ֥ישׁ לְ⁠בֵיתֽ⁠וֹ</w:t>
-      </w:r>
-    </w:p>
-    <w:p>
-      <w:pPr/>
-      <w:r>
-        <w:rPr>
-          <w:lang w:val="fr_FR" w:bidi="fr_FR"/>
-        </w:rPr>
-      </w:r>
-      <w:r>
-        <w:rPr>
           <w:b/>
           <w:lang w:val="fr_FR" w:bidi="fr_FR"/>
         </w:rPr>
@@ -3512,20 +3020,6 @@
       </w:r>
       <w:r>
         <w:rPr>
-          <w:lang w:val="fr_FR" w:bidi="fr_FR"/>
-        </w:rPr>
-        <w:t>וְ⁠הִנֵּ֣ה</w:t>
-      </w:r>
-    </w:p>
-    <w:p>
-      <w:pPr/>
-      <w:r>
-        <w:rPr>
-          <w:lang w:val="fr_FR" w:bidi="fr_FR"/>
-        </w:rPr>
-      </w:r>
-      <w:r>
-        <w:rPr>
           <w:b/>
           <w:lang w:val="fr_FR" w:bidi="fr_FR"/>
         </w:rPr>
@@ -3622,20 +3116,6 @@
       </w:r>
       <w:r>
         <w:rPr>
-          <w:lang w:val="fr_FR" w:bidi="fr_FR"/>
-        </w:rPr>
-        <w:t>וְ⁠הִנֵּ֣ה לִ⁠מְעָ֔ט</w:t>
-      </w:r>
-    </w:p>
-    <w:p>
-      <w:pPr/>
-      <w:r>
-        <w:rPr>
-          <w:lang w:val="fr_FR" w:bidi="fr_FR"/>
-        </w:rPr>
-      </w:r>
-      <w:r>
-        <w:rPr>
           <w:b/>
           <w:lang w:val="fr_FR" w:bidi="fr_FR"/>
         </w:rPr>
@@ -3719,20 +3199,6 @@
       </w:r>
       <w:r>
         <w:rPr>
-          <w:lang w:val="fr_FR" w:bidi="fr_FR"/>
-        </w:rPr>
-        <w:t>וְ⁠נָפַ֣חְתִּי ב֑⁠וֹ</w:t>
-      </w:r>
-    </w:p>
-    <w:p>
-      <w:pPr/>
-      <w:r>
-        <w:rPr>
-          <w:lang w:val="fr_FR" w:bidi="fr_FR"/>
-        </w:rPr>
-      </w:r>
-      <w:r>
-        <w:rPr>
           <w:b/>
           <w:lang w:val="fr_FR" w:bidi="fr_FR"/>
         </w:rPr>
@@ -3816,20 +3282,6 @@
       </w:r>
       <w:r>
         <w:rPr>
-          <w:lang w:val="fr_FR" w:bidi="fr_FR"/>
-        </w:rPr>
-        <w:t>יַ֣עַן מֶ֗ה &amp; יַ֗עַן בֵּיתִ⁠י֙</w:t>
-      </w:r>
-    </w:p>
-    <w:p>
-      <w:pPr/>
-      <w:r>
-        <w:rPr>
-          <w:lang w:val="fr_FR" w:bidi="fr_FR"/>
-        </w:rPr>
-      </w:r>
-      <w:r>
-        <w:rPr>
           <w:b/>
           <w:lang w:val="fr_FR" w:bidi="fr_FR"/>
         </w:rPr>
@@ -3926,20 +3378,6 @@
       </w:r>
       <w:r>
         <w:rPr>
-          <w:lang w:val="fr_FR" w:bidi="fr_FR"/>
-        </w:rPr>
-        <w:t>נְאֻם֙ יְהוָ֣ה צְבָא֔וֹת</w:t>
-      </w:r>
-    </w:p>
-    <w:p>
-      <w:pPr/>
-      <w:r>
-        <w:rPr>
-          <w:lang w:val="fr_FR" w:bidi="fr_FR"/>
-        </w:rPr>
-      </w:r>
-      <w:r>
-        <w:rPr>
           <w:b/>
           <w:lang w:val="fr_FR" w:bidi="fr_FR"/>
         </w:rPr>
@@ -4036,20 +3474,6 @@
       </w:r>
       <w:r>
         <w:rPr>
-          <w:lang w:val="fr_FR" w:bidi="fr_FR"/>
-        </w:rPr>
-        <w:t>וְ⁠אַתֶּ֥ם רָצִ֖ים אִ֥ישׁ לְ⁠בֵיתֽ⁠וֹ</w:t>
-      </w:r>
-    </w:p>
-    <w:p>
-      <w:pPr/>
-      <w:r>
-        <w:rPr>
-          <w:lang w:val="fr_FR" w:bidi="fr_FR"/>
-        </w:rPr>
-      </w:r>
-      <w:r>
-        <w:rPr>
           <w:b/>
           <w:lang w:val="fr_FR" w:bidi="fr_FR"/>
         </w:rPr>
@@ -4146,20 +3570,6 @@
       </w:r>
       <w:r>
         <w:rPr>
-          <w:lang w:val="fr_FR" w:bidi="fr_FR"/>
-        </w:rPr>
-        <w:t>וְ⁠אַתֶּ֥ם רָצִ֖ים אִ֥ישׁ לְ⁠בֵיתֽ⁠וֹ</w:t>
-      </w:r>
-    </w:p>
-    <w:p>
-      <w:pPr/>
-      <w:r>
-        <w:rPr>
-          <w:lang w:val="fr_FR" w:bidi="fr_FR"/>
-        </w:rPr>
-      </w:r>
-      <w:r>
-        <w:rPr>
           <w:b/>
           <w:lang w:val="fr_FR" w:bidi="fr_FR"/>
         </w:rPr>
@@ -4269,20 +3679,6 @@
       </w:r>
       <w:r>
         <w:rPr>
-          <w:lang w:val="fr_FR" w:bidi="fr_FR"/>
-        </w:rPr>
-        <w:t>כָּלְא֥וּ שָמַ֖יִם מִ⁠טָּ֑ל וְ⁠הָ⁠אָ֖רֶץ כָּלְאָ֥ה יְבוּלָֽ⁠הּ</w:t>
-      </w:r>
-    </w:p>
-    <w:p>
-      <w:pPr/>
-      <w:r>
-        <w:rPr>
-          <w:lang w:val="fr_FR" w:bidi="fr_FR"/>
-        </w:rPr>
-      </w:r>
-      <w:r>
-        <w:rPr>
           <w:b/>
           <w:lang w:val="fr_FR" w:bidi="fr_FR"/>
         </w:rPr>
@@ -4431,20 +3827,6 @@
       </w:r>
       <w:r>
         <w:rPr>
-          <w:lang w:val="fr_FR" w:bidi="fr_FR"/>
-        </w:rPr>
-        <w:t>עֲלֵי⁠כֶ֔ם כָּלְא֥וּ שָמַ֖יִם מִ⁠טָּ֑ל</w:t>
-      </w:r>
-    </w:p>
-    <w:p>
-      <w:pPr/>
-      <w:r>
-        <w:rPr>
-          <w:lang w:val="fr_FR" w:bidi="fr_FR"/>
-        </w:rPr>
-      </w:r>
-      <w:r>
-        <w:rPr>
           <w:b/>
           <w:lang w:val="fr_FR" w:bidi="fr_FR"/>
         </w:rPr>
@@ -4557,20 +3939,6 @@
         <w:rPr>
           <w:lang w:val="fr_FR" w:bidi="fr_FR"/>
         </w:rPr>
-      </w:r>
-    </w:p>
-    <w:p>
-      <w:pPr/>
-      <w:r>
-        <w:rPr>
-          <w:lang w:val="fr_FR" w:bidi="fr_FR"/>
-        </w:rPr>
-      </w:r>
-      <w:r>
-        <w:rPr>
-          <w:lang w:val="fr_FR" w:bidi="fr_FR"/>
-        </w:rPr>
-        <w:t>עַל־הָ⁠אָ֣רֶץ וְ⁠עַל־הֶ⁠הָרִ֗ים וְ⁠עַל־הַ⁠דָּגָן֙ וְ⁠עַל־הַ⁠תִּיר֣וֹשׁ וְ⁠עַל־הַ⁠יִּצְהָ֔ר וְ⁠עַ֛ל אֲשֶׁ֥ר תּוֹצִ֖יא הָ⁠אֲדָמָ֑ה וְ⁠עַל־הָֽ⁠אָדָם֙ וְ⁠עַל־הַ⁠בְּהֵמָ֔ה וְ⁠עַ֖ל כָּל־יְגִ֥יעַ כַּפָּֽיִם</w:t>
       </w:r>
     </w:p>
     <w:p>
@@ -4726,20 +4094,6 @@
       </w:r>
       <w:r>
         <w:rPr>
-          <w:lang w:val="fr_FR" w:bidi="fr_FR"/>
-        </w:rPr>
-        <w:t>וָ⁠אֶקְרָ֨א חֹ֜רֶב עַל־הָ⁠אָ֣רֶץ וְ⁠עַל־הֶ⁠הָרִ֗ים וְ⁠עַל־הַ⁠דָּגָן֙ וְ⁠עַל־הַ⁠תִּיר֣וֹשׁ וְ⁠עַל־הַ⁠יִּצְהָ֔ר וְ⁠עַ֛ל אֲשֶׁ֥ר תּוֹצִ֖יא הָ⁠אֲדָמָ֑ה וְ⁠עַל־הָֽ⁠אָדָם֙ וְ⁠עַל־הַ⁠בְּהֵמָ֔ה וְ⁠עַ֖ל כָּל־יְגִ֥יעַ כַּפָּֽיִם</w:t>
-      </w:r>
-    </w:p>
-    <w:p>
-      <w:pPr/>
-      <w:r>
-        <w:rPr>
-          <w:lang w:val="fr_FR" w:bidi="fr_FR"/>
-        </w:rPr>
-      </w:r>
-      <w:r>
-        <w:rPr>
           <w:b/>
           <w:lang w:val="fr_FR" w:bidi="fr_FR"/>
         </w:rPr>
@@ -4836,20 +4190,6 @@
       </w:r>
       <w:r>
         <w:rPr>
-          <w:lang w:val="fr_FR" w:bidi="fr_FR"/>
-        </w:rPr>
-        <w:t>וָ⁠אֶקְרָ֨א</w:t>
-      </w:r>
-    </w:p>
-    <w:p>
-      <w:pPr/>
-      <w:r>
-        <w:rPr>
-          <w:lang w:val="fr_FR" w:bidi="fr_FR"/>
-        </w:rPr>
-      </w:r>
-      <w:r>
-        <w:rPr>
           <w:b/>
           <w:lang w:val="fr_FR" w:bidi="fr_FR"/>
         </w:rPr>
@@ -4933,20 +4273,6 @@
       </w:r>
       <w:r>
         <w:rPr>
-          <w:lang w:val="fr_FR" w:bidi="fr_FR"/>
-        </w:rPr>
-        <w:t>וְ⁠עַל־הַ⁠דָּגָן֙ וְ⁠עַל־הַ⁠תִּיר֣וֹשׁ וְ⁠עַל־הַ⁠יִּצְהָ֔ר</w:t>
-      </w:r>
-    </w:p>
-    <w:p>
-      <w:pPr/>
-      <w:r>
-        <w:rPr>
-          <w:lang w:val="fr_FR" w:bidi="fr_FR"/>
-        </w:rPr>
-      </w:r>
-      <w:r>
-        <w:rPr>
           <w:b/>
           <w:lang w:val="fr_FR" w:bidi="fr_FR"/>
         </w:rPr>
@@ -5069,20 +4395,6 @@
       </w:r>
       <w:r>
         <w:rPr>
-          <w:lang w:val="fr_FR" w:bidi="fr_FR"/>
-        </w:rPr>
-        <w:t>וְ⁠עַל־הָֽ⁠אָדָם֙ וְ⁠עַל־הַ⁠בְּהֵמָ֔ה</w:t>
-      </w:r>
-    </w:p>
-    <w:p>
-      <w:pPr/>
-      <w:r>
-        <w:rPr>
-          <w:lang w:val="fr_FR" w:bidi="fr_FR"/>
-        </w:rPr>
-      </w:r>
-      <w:r>
-        <w:rPr>
           <w:b/>
           <w:lang w:val="fr_FR" w:bidi="fr_FR"/>
         </w:rPr>
@@ -5192,20 +4504,6 @@
       </w:r>
       <w:r>
         <w:rPr>
-          <w:lang w:val="fr_FR" w:bidi="fr_FR"/>
-        </w:rPr>
-        <w:t>כַּפָּֽיִם</w:t>
-      </w:r>
-    </w:p>
-    <w:p>
-      <w:pPr/>
-      <w:r>
-        <w:rPr>
-          <w:lang w:val="fr_FR" w:bidi="fr_FR"/>
-        </w:rPr>
-      </w:r>
-      <w:r>
-        <w:rPr>
           <w:b/>
           <w:lang w:val="fr_FR" w:bidi="fr_FR"/>
         </w:rPr>
@@ -5302,20 +4600,6 @@
       </w:r>
       <w:r>
         <w:rPr>
-          <w:lang w:val="fr_FR" w:bidi="fr_FR"/>
-        </w:rPr>
-        <w:t>וַ⁠יִּשְׁמַ֣ע &amp; בְּ⁠קוֹל֙ יְהוָ֣ה אֱלֹֽהֵי⁠הֶ֔ם וְ⁠עַל־דִּבְרֵי֙ חַגַּ֣י הַ⁠נָּבִ֔יא</w:t>
-      </w:r>
-    </w:p>
-    <w:p>
-      <w:pPr/>
-      <w:r>
-        <w:rPr>
-          <w:lang w:val="fr_FR" w:bidi="fr_FR"/>
-        </w:rPr>
-      </w:r>
-      <w:r>
-        <w:rPr>
           <w:b/>
           <w:lang w:val="fr_FR" w:bidi="fr_FR"/>
         </w:rPr>
@@ -5431,20 +4715,6 @@
       </w:r>
       <w:r>
         <w:rPr>
-          <w:lang w:val="fr_FR" w:bidi="fr_FR"/>
-        </w:rPr>
-        <w:t>וַ⁠יִּשְׁמַ֣ע &amp; בְּ⁠קוֹל֙ יְהוָ֣ה אֱלֹֽהֵי⁠הֶ֔ם וְ⁠עַל־דִּבְרֵי֙ חַגַּ֣י הַ⁠נָּבִ֔יא</w:t>
-      </w:r>
-    </w:p>
-    <w:p>
-      <w:pPr/>
-      <w:r>
-        <w:rPr>
-          <w:lang w:val="fr_FR" w:bidi="fr_FR"/>
-        </w:rPr>
-      </w:r>
-      <w:r>
-        <w:rPr>
           <w:b/>
           <w:lang w:val="fr_FR" w:bidi="fr_FR"/>
         </w:rPr>
@@ -5568,20 +4838,6 @@
       </w:r>
       <w:r>
         <w:rPr>
-          <w:lang w:val="fr_FR" w:bidi="fr_FR"/>
-        </w:rPr>
-        <w:t>בְּ⁠קוֹל֙ יְהוָ֣ה אֱלֹֽהֵי⁠הֶ֔ם וְ⁠עַל־דִּבְרֵי֙ חַגַּ֣י הַ⁠נָּבִ֔יא</w:t>
-      </w:r>
-    </w:p>
-    <w:p>
-      <w:pPr/>
-      <w:r>
-        <w:rPr>
-          <w:lang w:val="fr_FR" w:bidi="fr_FR"/>
-        </w:rPr>
-      </w:r>
-      <w:r>
-        <w:rPr>
           <w:b/>
           <w:lang w:val="fr_FR" w:bidi="fr_FR"/>
         </w:rPr>
@@ -5678,20 +4934,6 @@
       </w:r>
       <w:r>
         <w:rPr>
-          <w:lang w:val="fr_FR" w:bidi="fr_FR"/>
-        </w:rPr>
-        <w:t>וַ⁠יִּֽירְא֥וּ הָ⁠עָ֖ם מִ⁠פְּנֵ֥י יְהוָֽה</w:t>
-      </w:r>
-    </w:p>
-    <w:p>
-      <w:pPr/>
-      <w:r>
-        <w:rPr>
-          <w:lang w:val="fr_FR" w:bidi="fr_FR"/>
-        </w:rPr>
-      </w:r>
-      <w:r>
-        <w:rPr>
           <w:b/>
           <w:lang w:val="fr_FR" w:bidi="fr_FR"/>
         </w:rPr>
@@ -5788,20 +5030,6 @@
       </w:r>
       <w:r>
         <w:rPr>
-          <w:lang w:val="fr_FR" w:bidi="fr_FR"/>
-        </w:rPr>
-        <w:t>אֲנִ֥י אִתְּ⁠כֶ֖ם נְאֻם־יְהוָֽה</w:t>
-      </w:r>
-    </w:p>
-    <w:p>
-      <w:pPr/>
-      <w:r>
-        <w:rPr>
-          <w:lang w:val="fr_FR" w:bidi="fr_FR"/>
-        </w:rPr>
-      </w:r>
-      <w:r>
-        <w:rPr>
           <w:b/>
           <w:lang w:val="fr_FR" w:bidi="fr_FR"/>
         </w:rPr>
@@ -5892,20 +5120,6 @@
       </w:r>
       <w:r>
         <w:rPr>
-          <w:lang w:val="fr_FR" w:bidi="fr_FR"/>
-        </w:rPr>
-        <w:t>וַ⁠יָּ֣עַר יְהוָ֡ה אֶת־רוּחַ֩ זְרֻבָּבֶ֨ל בֶּן־שַׁלְתִּיאֵ֜ל פַּחַ֣ת יְהוּדָ֗ה וְ⁠אֶת־ר֨וּחַ֙ יְהוֹשֻׁ֤עַ בֶּן־יְהוֹצָדָק֙ הַ⁠כֹּהֵ֣ן הַ⁠גָּד֔וֹל וְֽ⁠אֶת־ר֔וּחַ כֹּ֖ל שְׁאֵרִ֣ית הָ⁠עָ֑ם</w:t>
-      </w:r>
-    </w:p>
-    <w:p>
-      <w:pPr/>
-      <w:r>
-        <w:rPr>
-          <w:lang w:val="fr_FR" w:bidi="fr_FR"/>
-        </w:rPr>
-      </w:r>
-      <w:r>
-        <w:rPr>
           <w:b/>
           <w:lang w:val="fr_FR" w:bidi="fr_FR"/>
         </w:rPr>
@@ -6002,20 +5216,6 @@
       </w:r>
       <w:r>
         <w:rPr>
-          <w:lang w:val="fr_FR" w:bidi="fr_FR"/>
-        </w:rPr>
-        <w:t>וַ⁠יָּ֣עַר יְהוָ֡ה אֶת־רוּחַ֩ זְרֻבָּבֶ֨ל בֶּן־שַׁלְתִּיאֵ֜ל פַּחַ֣ת יְהוּדָ֗ה וְ⁠אֶת־ר֨וּחַ֙ יְהוֹשֻׁ֤עַ בֶּן־יְהוֹצָדָק֙ הַ⁠כֹּהֵ֣ן הַ⁠גָּד֔וֹל וְֽ⁠אֶת־ר֔וּחַ כֹּ֖ל שְׁאֵרִ֣ית הָ⁠עָ֑ם</w:t>
-      </w:r>
-    </w:p>
-    <w:p>
-      <w:pPr/>
-      <w:r>
-        <w:rPr>
-          <w:lang w:val="fr_FR" w:bidi="fr_FR"/>
-        </w:rPr>
-      </w:r>
-      <w:r>
-        <w:rPr>
           <w:b/>
           <w:lang w:val="fr_FR" w:bidi="fr_FR"/>
         </w:rPr>
@@ -6088,20 +5288,6 @@
         <w:rPr>
           <w:lang w:val="fr_FR" w:bidi="fr_FR"/>
         </w:rPr>
-      </w:r>
-    </w:p>
-    <w:p>
-      <w:pPr/>
-      <w:r>
-        <w:rPr>
-          <w:lang w:val="fr_FR" w:bidi="fr_FR"/>
-        </w:rPr>
-      </w:r>
-      <w:r>
-        <w:rPr>
-          <w:lang w:val="fr_FR" w:bidi="fr_FR"/>
-        </w:rPr>
-        <w:t>בְּ⁠י֨וֹם עֶשְׂרִ֧ים וְ⁠אַרְבָּעָ֛ה לַ⁠חֹ֖דֶשׁ בַּ⁠שִּׁשִּׁ֑י</w:t>
       </w:r>
     </w:p>
     <w:p>
@@ -6227,20 +5413,6 @@
       </w:r>
       <w:r>
         <w:rPr>
-          <w:lang w:val="fr_FR" w:bidi="fr_FR"/>
-        </w:rPr>
-        <w:t>בְּ⁠י֨וֹם עֶשְׂרִ֧ים וְ⁠אַרְבָּעָ֛ה לַ⁠חֹ֖דֶשׁ בַּ⁠שִּׁשִּׁ֑י בִּ⁠שְׁנַ֥ת שְׁתַּ֖יִם</w:t>
-      </w:r>
-    </w:p>
-    <w:p>
-      <w:pPr/>
-      <w:r>
-        <w:rPr>
-          <w:lang w:val="fr_FR" w:bidi="fr_FR"/>
-        </w:rPr>
-      </w:r>
-      <w:r>
-        <w:rPr>
           <w:b/>
           <w:lang w:val="fr_FR" w:bidi="fr_FR"/>
         </w:rPr>
@@ -6307,87 +5479,61 @@
         <w:rPr>
           <w:lang w:val="fr_FR" w:bidi="fr_FR"/>
         </w:rPr>
-        <w:t>Aggée - Chapitre 2 Introduction</w:t>
-      </w:r>
-      <w:r>
-        <w:rPr>
-          <w:lang w:val="fr_FR" w:bidi="fr_FR"/>
-        </w:rPr>
-      </w:r>
-    </w:p>
-    <w:p>
-      <w:pPr>
-        <w:pStyle w:val="Heading3"/>
-      </w:pPr>
-      <w:r>
-        <w:rPr>
-          <w:lang w:val="fr_FR" w:bidi="fr_FR"/>
-        </w:rPr>
-        <w:t>Structure et mise et forme</w:t>
-      </w:r>
-    </w:p>
-    <w:p>
-      <w:pPr/>
-      <w:r>
-        <w:rPr>
-          <w:lang w:val="fr_FR" w:bidi="fr_FR"/>
-        </w:rPr>
-      </w:r>
-      <w:r>
-        <w:rPr>
-          <w:lang w:val="fr_FR" w:bidi="fr_FR"/>
-        </w:rPr>
-        <w:t>Ce chapitre contient le deuxième oracle (2.1–9), le troisième oracle (2.10–19) et le quatrième oracle (2.20–23) qu'Aggée a délivrés de la part de l'Éternel aux Judéens revenus de l'exil.</w:t>
-      </w:r>
-    </w:p>
-    <w:p>
-      <w:pPr/>
-      <w:r>
-        <w:rPr>
-          <w:lang w:val="fr_FR" w:bidi="fr_FR"/>
-        </w:rPr>
-      </w:r>
-      <w:r>
-        <w:rPr>
-          <w:lang w:val="fr_FR" w:bidi="fr_FR"/>
-        </w:rPr>
-        <w:t>Certaines traductions placent chaque ligne de poésie plus à droite que le reste du texte pour en faciliter la lecture. L'ULT applique cette mise en forme à la poésie dans les versets 6–7 et 21–22.</w:t>
-      </w:r>
-    </w:p>
-    <w:p>
-      <w:pPr>
-        <w:pStyle w:val="Heading3"/>
-      </w:pPr>
-      <w:r>
-        <w:rPr>
-          <w:lang w:val="fr_FR" w:bidi="fr_FR"/>
-        </w:rPr>
-        <w:t>Problèmes de traduction dans ce chapitre</w:t>
-      </w:r>
-    </w:p>
-    <w:p>
-      <w:pPr>
-        <w:pStyle w:val="Heading4"/>
-      </w:pPr>
-      <w:r>
-        <w:rPr>
-          <w:lang w:val="fr_FR" w:bidi="fr_FR"/>
-        </w:rPr>
-        <w:t>L'exemple de l'impureté (versets 12–14)</w:t>
-      </w:r>
-    </w:p>
-    <w:p>
-      <w:pPr/>
-      <w:r>
-        <w:rPr>
-          <w:lang w:val="fr_FR" w:bidi="fr_FR"/>
-        </w:rPr>
-      </w:r>
-      <w:r>
-        <w:rPr>
-          <w:lang w:val="fr_FR" w:bidi="fr_FR"/>
-        </w:rPr>
-        <w:t>Dans le troisième oracle, l'Éternel fait parler Aggée avec les prêtres devant le peuple afin de l'instruire à l'aide d'un exemple. Aggée fait confirmer par les prêtres qu'une personne en état de sainteté ne transmet pas cet état saint aux aliments qu'elle touche. Aggée fait ensuite confirmer par les prêtres qu'une personne en état d'impureté transmet cet état impur aux aliments qu'elle touche. Aggée dit alors au peuple que Yahvé les considère comme impurs, c'est-à-dire qu'ils ne sont pas dans un état approprié pour participer au culte, car ils ne lui ont pas obéi et n'ont pas reconstruit le temple. Ils ont transmis cet état impur aux aliments qu'ils ont offerts en sacrifice, et ces sacrifices ne sont donc pas acceptables pour l'Éternel. En termes clairs, le message de cet exemple est que les sacrifices que le peuple offre sur l'autel ne compensent pas leur désobéissance à reconstruire le temple. Au contraire, leur désobéissance à reconstruire le temple rend leurs sacrifices inacceptables. Les notes concernant les versets 11–14 proposent des moyens d'indiquer ce sens dans votre traduction.</w:t>
+        <w:t>Aggée 2.1 (#1)</w:t>
+      </w:r>
+      <w:r>
+        <w:rPr>
+          <w:lang w:val="fr_FR" w:bidi="fr_FR"/>
+        </w:rPr>
+      </w:r>
+    </w:p>
+    <w:p>
+      <w:pPr/>
+      <w:r>
+        <w:rPr>
+          <w:lang w:val="fr_FR" w:bidi="fr_FR"/>
+        </w:rPr>
+      </w:r>
+      <w:r>
+        <w:rPr>
+          <w:b/>
+          <w:lang w:val="fr_FR" w:bidi="fr_FR"/>
+        </w:rPr>
+        <w:t>« Le vingt et unième jour du septième mois »</w:t>
+      </w:r>
+    </w:p>
+    <w:p>
+      <w:pPr/>
+      <w:r>
+        <w:rPr>
+          <w:lang w:val="fr_FR" w:bidi="fr_FR"/>
+        </w:rPr>
+      </w:r>
+      <w:r>
+        <w:rPr>
+          <w:lang w:val="fr_FR" w:bidi="fr_FR"/>
+        </w:rPr>
+        <w:t>Le texte hébreu dit littéralement : « dans le septième, le vingt et unième jour du mois ». Dans ce texte, il manque certains des mots dont une phrase a besoin dans de nombreuses langues pour être complète. Vous pouvez ajouter ces mots en les choisissant à partir du contexte si cela est plus clair dans votre langue, comme le fait la LSG. Traduction alternative : « au septième mois, le vingt et unième jour du mois »</w:t>
+      </w:r>
+    </w:p>
+    <w:p>
+      <w:pPr/>
+      <w:r>
+        <w:rPr>
+          <w:lang w:val="fr_FR" w:bidi="fr_FR"/>
+        </w:rPr>
+      </w:r>
+      <w:r>
+        <w:rPr>
+          <w:lang w:val="fr_FR" w:bidi="fr_FR"/>
+        </w:rPr>
+        <w:t xml:space="preserve">Voir : </w:t>
+      </w:r>
+      <w:r>
+        <w:rPr>
+          <w:lang w:val="fr_FR" w:bidi="fr_FR"/>
+        </w:rPr>
+        <w:t>Ellipse</w:t>
       </w:r>
       <w:r>
         <w:rPr>
@@ -6416,26 +5562,12 @@
         <w:rPr>
           <w:lang w:val="fr_FR" w:bidi="fr_FR"/>
         </w:rPr>
-        <w:t>Aggée 2.1 (#1)</w:t>
-      </w:r>
-      <w:r>
-        <w:rPr>
-          <w:lang w:val="fr_FR" w:bidi="fr_FR"/>
-        </w:rPr>
-      </w:r>
-    </w:p>
-    <w:p>
-      <w:pPr/>
-      <w:r>
-        <w:rPr>
-          <w:lang w:val="fr_FR" w:bidi="fr_FR"/>
-        </w:rPr>
-      </w:r>
-      <w:r>
-        <w:rPr>
-          <w:lang w:val="fr_FR" w:bidi="fr_FR"/>
-        </w:rPr>
-        <w:t>בַּ⁠שְּׁבִיעִ֕י בְּ⁠עֶשְׂרִ֥ים וְ⁠אֶחָ֖ד לַ⁠חֹ֑דֶשׁ</w:t>
+        <w:t>Aggée 2.1 (#2)</w:t>
+      </w:r>
+      <w:r>
+        <w:rPr>
+          <w:lang w:val="fr_FR" w:bidi="fr_FR"/>
+        </w:rPr>
       </w:r>
     </w:p>
     <w:p>
@@ -6464,7 +5596,7 @@
         <w:rPr>
           <w:lang w:val="fr_FR" w:bidi="fr_FR"/>
         </w:rPr>
-        <w:t>Le texte hébreu dit littéralement : « dans le septième, le vingt et unième jour du mois ». Dans ce texte, il manque certains des mots dont une phrase a besoin dans de nombreuses langues pour être complète. Vous pouvez ajouter ces mots en les choisissant à partir du contexte si cela est plus clair dans votre langue, comme le fait la LSG. Traduction alternative : « au septième mois, le vingt et unième jour du mois »</w:t>
+        <w:t>Si votre langue n'utilise pas de nombres ordinaux, vous pouvez utiliser des nombres cardinaux ici. Traduction alternative : « le jour 21 du mois sept »</w:t>
       </w:r>
     </w:p>
     <w:p>
@@ -6484,7 +5616,7 @@
         <w:rPr>
           <w:lang w:val="fr_FR" w:bidi="fr_FR"/>
         </w:rPr>
-        <w:t>Ellipse</w:t>
+        <w:t>Les nombres ordinaux</w:t>
       </w:r>
       <w:r>
         <w:rPr>
@@ -6513,123 +5645,12 @@
         <w:rPr>
           <w:lang w:val="fr_FR" w:bidi="fr_FR"/>
         </w:rPr>
-        <w:t>Aggée 2.1 (#2)</w:t>
-      </w:r>
-      <w:r>
-        <w:rPr>
-          <w:lang w:val="fr_FR" w:bidi="fr_FR"/>
-        </w:rPr>
-      </w:r>
-    </w:p>
-    <w:p>
-      <w:pPr/>
-      <w:r>
-        <w:rPr>
-          <w:lang w:val="fr_FR" w:bidi="fr_FR"/>
-        </w:rPr>
-      </w:r>
-      <w:r>
-        <w:rPr>
-          <w:lang w:val="fr_FR" w:bidi="fr_FR"/>
-        </w:rPr>
-        <w:t>בַּ⁠שְּׁבִיעִ֕י בְּ⁠עֶשְׂרִ֥ים וְ⁠אֶחָ֖ד לַ⁠חֹ֑דֶשׁ</w:t>
-      </w:r>
-    </w:p>
-    <w:p>
-      <w:pPr/>
-      <w:r>
-        <w:rPr>
-          <w:lang w:val="fr_FR" w:bidi="fr_FR"/>
-        </w:rPr>
-      </w:r>
-      <w:r>
-        <w:rPr>
-          <w:b/>
-          <w:lang w:val="fr_FR" w:bidi="fr_FR"/>
-        </w:rPr>
-        <w:t>« Le vingt et unième jour du septième mois »</w:t>
-      </w:r>
-    </w:p>
-    <w:p>
-      <w:pPr/>
-      <w:r>
-        <w:rPr>
-          <w:lang w:val="fr_FR" w:bidi="fr_FR"/>
-        </w:rPr>
-      </w:r>
-      <w:r>
-        <w:rPr>
-          <w:lang w:val="fr_FR" w:bidi="fr_FR"/>
-        </w:rPr>
-        <w:t>Si votre langue n'utilise pas de nombres ordinaux, vous pouvez utiliser des nombres cardinaux ici. Traduction alternative : « le jour 21 du mois sept »</w:t>
-      </w:r>
-    </w:p>
-    <w:p>
-      <w:pPr/>
-      <w:r>
-        <w:rPr>
-          <w:lang w:val="fr_FR" w:bidi="fr_FR"/>
-        </w:rPr>
-      </w:r>
-      <w:r>
-        <w:rPr>
-          <w:lang w:val="fr_FR" w:bidi="fr_FR"/>
-        </w:rPr>
-        <w:t xml:space="preserve">Voir : </w:t>
-      </w:r>
-      <w:r>
-        <w:rPr>
-          <w:lang w:val="fr_FR" w:bidi="fr_FR"/>
-        </w:rPr>
-        <w:t>Les nombres ordinaux</w:t>
-      </w:r>
-      <w:r>
-        <w:rPr>
-          <w:lang w:val="fr_FR" w:bidi="fr_FR"/>
-        </w:rPr>
-      </w:r>
-      <w:r>
-        <w:rPr>
-          <w:lang w:val="fr_FR" w:bidi="fr_FR"/>
-        </w:rPr>
-      </w:r>
-    </w:p>
-    <w:p>
-      <w:pPr/>
-      <w:r>
-        <w:rPr>
-          <w:lang w:val="fr_FR" w:bidi="fr_FR"/>
-        </w:rPr>
-      </w:r>
-    </w:p>
-    <w:p>
-      <w:pPr>
-        <w:pStyle w:val="Heading2"/>
-      </w:pPr>
-      <w:r>
-        <w:rPr>
-          <w:lang w:val="fr_FR" w:bidi="fr_FR"/>
-        </w:rPr>
         <w:t>Aggée 2.1 (#3)</w:t>
       </w:r>
       <w:r>
         <w:rPr>
           <w:lang w:val="fr_FR" w:bidi="fr_FR"/>
         </w:rPr>
-      </w:r>
-    </w:p>
-    <w:p>
-      <w:pPr/>
-      <w:r>
-        <w:rPr>
-          <w:lang w:val="fr_FR" w:bidi="fr_FR"/>
-        </w:rPr>
-      </w:r>
-      <w:r>
-        <w:rPr>
-          <w:lang w:val="fr_FR" w:bidi="fr_FR"/>
-        </w:rPr>
-        <w:t>בַּ⁠שְּׁבִיעִ֕י בְּ⁠עֶשְׂרִ֥ים וְ⁠אֶחָ֖ד לַ⁠חֹ֑דֶשׁ</w:t>
       </w:r>
     </w:p>
     <w:p>
@@ -6768,20 +5789,6 @@
       </w:r>
       <w:r>
         <w:rPr>
-          <w:lang w:val="fr_FR" w:bidi="fr_FR"/>
-        </w:rPr>
-        <w:t>הָיָה֙ דְּבַר־יְהוָ֔ה בְּ⁠יַד־חַגַּ֥י הַ⁠נָּבִ֖יא</w:t>
-      </w:r>
-    </w:p>
-    <w:p>
-      <w:pPr/>
-      <w:r>
-        <w:rPr>
-          <w:lang w:val="fr_FR" w:bidi="fr_FR"/>
-        </w:rPr>
-      </w:r>
-      <w:r>
-        <w:rPr>
           <w:b/>
           <w:lang w:val="fr_FR" w:bidi="fr_FR"/>
         </w:rPr>
@@ -6883,20 +5890,6 @@
       </w:r>
       <w:r>
         <w:rPr>
-          <w:lang w:val="fr_FR" w:bidi="fr_FR"/>
-        </w:rPr>
-        <w:t>הָ⁠עָ֖ם לֵ⁠אמֹֽר</w:t>
-      </w:r>
-    </w:p>
-    <w:p>
-      <w:pPr/>
-      <w:r>
-        <w:rPr>
-          <w:lang w:val="fr_FR" w:bidi="fr_FR"/>
-        </w:rPr>
-      </w:r>
-      <w:r>
-        <w:rPr>
           <w:b/>
           <w:lang w:val="fr_FR" w:bidi="fr_FR"/>
         </w:rPr>
@@ -6980,20 +5973,6 @@
       </w:r>
       <w:r>
         <w:rPr>
-          <w:lang w:val="fr_FR" w:bidi="fr_FR"/>
-        </w:rPr>
-        <w:t>מִ֤י בָ⁠כֶם֙ הַ⁠נִּשְׁאָ֔ר אֲשֶׁ֤ר רָאָה֙ אֶת־הַ⁠בַּ֣יִת הַ⁠זֶּ֔ה בִּ⁠כְבוֹד֖⁠וֹ הָ⁠רִאשׁ֑וֹן וּ⁠מָ֨ה אַתֶּ֜ם רֹאִ֤ים אֹת⁠וֹ֙ עַ֔תָּה הֲ⁠ל֥וֹא כָמֹ֛⁠הוּ כְּ⁠אַ֖יִן בְּ⁠עֵינֵי⁠כֶֽם</w:t>
-      </w:r>
-    </w:p>
-    <w:p>
-      <w:pPr/>
-      <w:r>
-        <w:rPr>
-          <w:lang w:val="fr_FR" w:bidi="fr_FR"/>
-        </w:rPr>
-      </w:r>
-      <w:r>
-        <w:rPr>
           <w:b/>
           <w:lang w:val="fr_FR" w:bidi="fr_FR"/>
         </w:rPr>
@@ -7077,20 +6056,6 @@
       </w:r>
       <w:r>
         <w:rPr>
-          <w:lang w:val="fr_FR" w:bidi="fr_FR"/>
-        </w:rPr>
-        <w:t>מִ֤י בָ⁠כֶם֙ הַ⁠נִּשְׁאָ֔ר אֲשֶׁ֤ר רָאָה֙ אֶת־הַ⁠בַּ֣יִת הַ⁠זֶּ֔ה בִּ⁠כְבוֹד֖⁠וֹ הָ⁠רִאשׁ֑וֹן וּ⁠מָ֨ה אַתֶּ֜ם רֹאִ֤ים אֹת⁠וֹ֙ עַ֔תָּה הֲ⁠ל֥וֹא כָמֹ֛⁠הוּ כְּ⁠אַ֖יִן בְּ⁠עֵינֵי⁠כֶֽם</w:t>
-      </w:r>
-    </w:p>
-    <w:p>
-      <w:pPr/>
-      <w:r>
-        <w:rPr>
-          <w:lang w:val="fr_FR" w:bidi="fr_FR"/>
-        </w:rPr>
-      </w:r>
-      <w:r>
-        <w:rPr>
           <w:b/>
           <w:lang w:val="fr_FR" w:bidi="fr_FR"/>
         </w:rPr>
@@ -7174,20 +6139,6 @@
       </w:r>
       <w:r>
         <w:rPr>
-          <w:lang w:val="fr_FR" w:bidi="fr_FR"/>
-        </w:rPr>
-        <w:t>בָ⁠כֶם֙ הַ⁠נִּשְׁאָ֔ר אֲשֶׁ֤ר רָאָה֙ אֶת־הַ⁠בַּ֣יִת הַ⁠זֶּ֔ה</w:t>
-      </w:r>
-    </w:p>
-    <w:p>
-      <w:pPr/>
-      <w:r>
-        <w:rPr>
-          <w:lang w:val="fr_FR" w:bidi="fr_FR"/>
-        </w:rPr>
-      </w:r>
-      <w:r>
-        <w:rPr>
           <w:b/>
           <w:lang w:val="fr_FR" w:bidi="fr_FR"/>
         </w:rPr>
@@ -7277,20 +6228,6 @@
       </w:r>
       <w:r>
         <w:rPr>
-          <w:lang w:val="fr_FR" w:bidi="fr_FR"/>
-        </w:rPr>
-        <w:t>אֲשֶׁ֤ר רָאָה֙ אֶת־הַ⁠בַּ֣יִת הַ⁠זֶּ֔ה בִּ⁠כְבוֹד֖⁠וֹ הָ⁠רִאשׁ֑וֹן</w:t>
-      </w:r>
-    </w:p>
-    <w:p>
-      <w:pPr/>
-      <w:r>
-        <w:rPr>
-          <w:lang w:val="fr_FR" w:bidi="fr_FR"/>
-        </w:rPr>
-      </w:r>
-      <w:r>
-        <w:rPr>
           <w:b/>
           <w:lang w:val="fr_FR" w:bidi="fr_FR"/>
         </w:rPr>
@@ -7387,20 +6324,6 @@
       </w:r>
       <w:r>
         <w:rPr>
-          <w:lang w:val="fr_FR" w:bidi="fr_FR"/>
-        </w:rPr>
-        <w:t>כָמֹ֛⁠הוּ</w:t>
-      </w:r>
-    </w:p>
-    <w:p>
-      <w:pPr/>
-      <w:r>
-        <w:rPr>
-          <w:lang w:val="fr_FR" w:bidi="fr_FR"/>
-        </w:rPr>
-      </w:r>
-      <w:r>
-        <w:rPr>
           <w:b/>
           <w:lang w:val="fr_FR" w:bidi="fr_FR"/>
         </w:rPr>
@@ -7497,20 +6420,6 @@
       </w:r>
       <w:r>
         <w:rPr>
-          <w:lang w:val="fr_FR" w:bidi="fr_FR"/>
-        </w:rPr>
-        <w:t>הֲ⁠ל֥וֹא כָמֹ֛⁠הוּ כְּ⁠אַ֖יִן בְּ⁠עֵינֵי⁠כֶֽם</w:t>
-      </w:r>
-    </w:p>
-    <w:p>
-      <w:pPr/>
-      <w:r>
-        <w:rPr>
-          <w:lang w:val="fr_FR" w:bidi="fr_FR"/>
-        </w:rPr>
-      </w:r>
-      <w:r>
-        <w:rPr>
           <w:b/>
           <w:lang w:val="fr_FR" w:bidi="fr_FR"/>
         </w:rPr>
@@ -7607,20 +6516,6 @@
       </w:r>
       <w:r>
         <w:rPr>
-          <w:lang w:val="fr_FR" w:bidi="fr_FR"/>
-        </w:rPr>
-        <w:t>וְ⁠עַתָּ֣ה חֲזַ֣ק זְרֻבָּבֶ֣ל ׀ נְאֻם־יְהוָ֡ה וַ⁠חֲזַ֣ק יְהוֹשֻׁ֣עַ בֶּן־יְהוֹצָדָק֩ הַ⁠כֹּהֵ֨ן הַ⁠גָּד֜וֹל וַ⁠חֲזַ֨ק כָּל־עַ֥ם הָ⁠אָ֛רֶץ נְאֻם־יְהוָ֖ה וַֽ⁠עֲשׂ֑וּ כִּֽי־אֲנִ֣י אִתְּ⁠כֶ֔ם נְאֻ֖ם יְהוָ֥ה צְבָאֽוֹת</w:t>
-      </w:r>
-    </w:p>
-    <w:p>
-      <w:pPr/>
-      <w:r>
-        <w:rPr>
-          <w:lang w:val="fr_FR" w:bidi="fr_FR"/>
-        </w:rPr>
-      </w:r>
-      <w:r>
-        <w:rPr>
           <w:b/>
           <w:lang w:val="fr_FR" w:bidi="fr_FR"/>
         </w:rPr>
@@ -7705,20 +6600,6 @@
         <w:rPr>
           <w:lang w:val="fr_FR" w:bidi="fr_FR"/>
         </w:rPr>
-      </w:r>
-    </w:p>
-    <w:p>
-      <w:pPr/>
-      <w:r>
-        <w:rPr>
-          <w:lang w:val="fr_FR" w:bidi="fr_FR"/>
-        </w:rPr>
-      </w:r>
-      <w:r>
-        <w:rPr>
-          <w:lang w:val="fr_FR" w:bidi="fr_FR"/>
-        </w:rPr>
-        <w:t>כָּל־עַ֥ם הָ⁠אָ֛רֶץ</w:t>
       </w:r>
     </w:p>
     <w:p>
@@ -7849,20 +6730,6 @@
       </w:r>
       <w:r>
         <w:rPr>
-          <w:lang w:val="fr_FR" w:bidi="fr_FR"/>
-        </w:rPr>
-        <w:t>אֶֽת־הַ⁠דָּבָ֞ר אֲשֶׁר־כָּרַ֤תִּי אִתְּ⁠כֶם֙ בְּ⁠צֵאתְ⁠כֶ֣ם מִ⁠מִּצְרַ֔יִם וְ⁠רוּחִ֖⁠י עֹמֶ֣דֶת בְּ⁠תוֹכְ⁠כֶ֑ם אַל־תִּירָֽאוּ</w:t>
-      </w:r>
-    </w:p>
-    <w:p>
-      <w:pPr/>
-      <w:r>
-        <w:rPr>
-          <w:lang w:val="fr_FR" w:bidi="fr_FR"/>
-        </w:rPr>
-      </w:r>
-      <w:r>
-        <w:rPr>
           <w:b/>
           <w:lang w:val="fr_FR" w:bidi="fr_FR"/>
         </w:rPr>
@@ -7946,20 +6813,6 @@
       </w:r>
       <w:r>
         <w:rPr>
-          <w:lang w:val="fr_FR" w:bidi="fr_FR"/>
-        </w:rPr>
-        <w:t>אֶֽת־הַ⁠דָּבָ֞ר אֲשֶׁר־כָּרַ֤תִּי אִתְּ⁠כֶם֙</w:t>
-      </w:r>
-    </w:p>
-    <w:p>
-      <w:pPr/>
-      <w:r>
-        <w:rPr>
-          <w:lang w:val="fr_FR" w:bidi="fr_FR"/>
-        </w:rPr>
-      </w:r>
-      <w:r>
-        <w:rPr>
           <w:b/>
           <w:lang w:val="fr_FR" w:bidi="fr_FR"/>
         </w:rPr>
@@ -8043,20 +6896,6 @@
       </w:r>
       <w:r>
         <w:rPr>
-          <w:lang w:val="fr_FR" w:bidi="fr_FR"/>
-        </w:rPr>
-        <w:t>אֶֽת־הַ⁠דָּבָ֞ר אֲשֶׁר־כָּרַ֤תִּי אִתְּ⁠כֶם֙</w:t>
-      </w:r>
-    </w:p>
-    <w:p>
-      <w:pPr/>
-      <w:r>
-        <w:rPr>
-          <w:lang w:val="fr_FR" w:bidi="fr_FR"/>
-        </w:rPr>
-      </w:r>
-      <w:r>
-        <w:rPr>
           <w:b/>
           <w:lang w:val="fr_FR" w:bidi="fr_FR"/>
         </w:rPr>
@@ -8156,20 +6995,6 @@
         <w:rPr>
           <w:lang w:val="fr_FR" w:bidi="fr_FR"/>
         </w:rPr>
-      </w:r>
-    </w:p>
-    <w:p>
-      <w:pPr/>
-      <w:r>
-        <w:rPr>
-          <w:lang w:val="fr_FR" w:bidi="fr_FR"/>
-        </w:rPr>
-      </w:r>
-      <w:r>
-        <w:rPr>
-          <w:lang w:val="fr_FR" w:bidi="fr_FR"/>
-        </w:rPr>
-        <w:t>אֶֽת־הַ⁠דָּבָ֞ר אֲשֶׁר־כָּרַ֤תִּי אִתְּ⁠כֶם֙ בְּ⁠צֵאתְ⁠כֶ֣ם מִ⁠מִּצְרַ֔יִם</w:t>
       </w:r>
     </w:p>
     <w:p>
@@ -8308,20 +7133,6 @@
       </w:r>
       <w:r>
         <w:rPr>
-          <w:lang w:val="fr_FR" w:bidi="fr_FR"/>
-        </w:rPr>
-        <w:t>וְ⁠רוּחִ֖⁠י עֹמֶ֣דֶת בְּ⁠תוֹכְ⁠כֶ֑ם</w:t>
-      </w:r>
-    </w:p>
-    <w:p>
-      <w:pPr/>
-      <w:r>
-        <w:rPr>
-          <w:lang w:val="fr_FR" w:bidi="fr_FR"/>
-        </w:rPr>
-      </w:r>
-      <w:r>
-        <w:rPr>
           <w:b/>
           <w:lang w:val="fr_FR" w:bidi="fr_FR"/>
         </w:rPr>
@@ -8411,20 +7222,6 @@
       </w:r>
       <w:r>
         <w:rPr>
-          <w:lang w:val="fr_FR" w:bidi="fr_FR"/>
-        </w:rPr>
-        <w:t>כִּ֣י כֹ֤ה אָמַר֙ יְהוָ֣ה צְבָא֔וֹת ע֥וֹד אַחַ֖ת מְעַ֣ט הִ֑יא וַ⁠אֲנִ֗י מַרְעִישׁ֙ אֶת־הַ⁠שָּׁמַ֣יִם וְ⁠אֶת־הָ⁠אָ֔רֶץ וְ⁠אֶת־הַ⁠יָּ֖ם וְ⁠אֶת־הֶ⁠חָרָבָֽה</w:t>
-      </w:r>
-    </w:p>
-    <w:p>
-      <w:pPr/>
-      <w:r>
-        <w:rPr>
-          <w:lang w:val="fr_FR" w:bidi="fr_FR"/>
-        </w:rPr>
-      </w:r>
-      <w:r>
-        <w:rPr>
           <w:b/>
           <w:lang w:val="fr_FR" w:bidi="fr_FR"/>
         </w:rPr>
@@ -8520,20 +7317,6 @@
       </w:r>
       <w:r>
         <w:rPr>
-          <w:lang w:val="fr_FR" w:bidi="fr_FR"/>
-        </w:rPr>
-        <w:t>ע֥וֹד אַחַ֖ת מְעַ֣ט הִ֑יא וַ⁠אֲנִ֗י מַרְעִישׁ֙</w:t>
-      </w:r>
-    </w:p>
-    <w:p>
-      <w:pPr/>
-      <w:r>
-        <w:rPr>
-          <w:lang w:val="fr_FR" w:bidi="fr_FR"/>
-        </w:rPr>
-      </w:r>
-      <w:r>
-        <w:rPr>
           <w:b/>
           <w:lang w:val="fr_FR" w:bidi="fr_FR"/>
         </w:rPr>
@@ -8629,20 +7412,6 @@
       </w:r>
       <w:r>
         <w:rPr>
-          <w:lang w:val="fr_FR" w:bidi="fr_FR"/>
-        </w:rPr>
-        <w:t>וַ⁠אֲנִ֗י מַרְעִישׁ֙</w:t>
-      </w:r>
-    </w:p>
-    <w:p>
-      <w:pPr/>
-      <w:r>
-        <w:rPr>
-          <w:lang w:val="fr_FR" w:bidi="fr_FR"/>
-        </w:rPr>
-      </w:r>
-      <w:r>
-        <w:rPr>
           <w:b/>
           <w:lang w:val="fr_FR" w:bidi="fr_FR"/>
         </w:rPr>
@@ -8751,20 +7520,6 @@
       </w:r>
       <w:r>
         <w:rPr>
-          <w:lang w:val="fr_FR" w:bidi="fr_FR"/>
-        </w:rPr>
-        <w:t>אֶת־הַ⁠שָּׁמַ֣יִם וְ⁠אֶת־הָ⁠אָ֔רֶץ וְ⁠אֶת־הַ⁠יָּ֖ם וְ⁠אֶת־הֶ⁠חָרָבָֽה</w:t>
-      </w:r>
-    </w:p>
-    <w:p>
-      <w:pPr/>
-      <w:r>
-        <w:rPr>
-          <w:lang w:val="fr_FR" w:bidi="fr_FR"/>
-        </w:rPr>
-      </w:r>
-      <w:r>
-        <w:rPr>
           <w:b/>
           <w:lang w:val="fr_FR" w:bidi="fr_FR"/>
         </w:rPr>
@@ -8900,20 +7655,6 @@
       </w:r>
       <w:r>
         <w:rPr>
-          <w:lang w:val="fr_FR" w:bidi="fr_FR"/>
-        </w:rPr>
-        <w:t>וְ⁠הִרְעַשְׁתִּי֙ אֶת־כָּל־הַ⁠גּוֹיִ֔ם וּ⁠בָ֖אוּ חֶמְדַּ֣ת כָּל־הַ⁠גּוֹיִ֑ם וּ⁠מִלֵּאתִ֞י אֶת־הַ⁠בַּ֤יִת הַ⁠זֶּה֙ כָּב֔וֹד אָמַ֖ר יְהוָ֥ה צְבָאֽוֹת</w:t>
-      </w:r>
-    </w:p>
-    <w:p>
-      <w:pPr/>
-      <w:r>
-        <w:rPr>
-          <w:lang w:val="fr_FR" w:bidi="fr_FR"/>
-        </w:rPr>
-      </w:r>
-      <w:r>
-        <w:rPr>
           <w:b/>
           <w:lang w:val="fr_FR" w:bidi="fr_FR"/>
         </w:rPr>
@@ -9009,20 +7750,6 @@
       </w:r>
       <w:r>
         <w:rPr>
-          <w:lang w:val="fr_FR" w:bidi="fr_FR"/>
-        </w:rPr>
-        <w:t>וְ⁠הִרְעַשְׁתִּי֙ אֶת־כָּל־הַ⁠גּוֹיִ֔ם</w:t>
-      </w:r>
-    </w:p>
-    <w:p>
-      <w:pPr/>
-      <w:r>
-        <w:rPr>
-          <w:lang w:val="fr_FR" w:bidi="fr_FR"/>
-        </w:rPr>
-      </w:r>
-      <w:r>
-        <w:rPr>
           <w:b/>
           <w:lang w:val="fr_FR" w:bidi="fr_FR"/>
         </w:rPr>
@@ -9132,20 +7859,6 @@
       </w:r>
       <w:r>
         <w:rPr>
-          <w:lang w:val="fr_FR" w:bidi="fr_FR"/>
-        </w:rPr>
-        <w:t>וּ⁠מִלֵּאתִ֞י אֶת־הַ⁠בַּ֤יִת הַ⁠זֶּה֙ כָּב֔וֹד</w:t>
-      </w:r>
-    </w:p>
-    <w:p>
-      <w:pPr/>
-      <w:r>
-        <w:rPr>
-          <w:lang w:val="fr_FR" w:bidi="fr_FR"/>
-        </w:rPr>
-      </w:r>
-      <w:r>
-        <w:rPr>
           <w:b/>
           <w:lang w:val="fr_FR" w:bidi="fr_FR"/>
         </w:rPr>
@@ -9281,20 +7994,6 @@
       </w:r>
       <w:r>
         <w:rPr>
-          <w:lang w:val="fr_FR" w:bidi="fr_FR"/>
-        </w:rPr>
-        <w:t>לִ֥⁠י הַ⁠כֶּ֖סֶף וְ⁠לִ֣⁠י הַ⁠זָּהָ֑ב נְאֻ֖ם יְהוָ֥ה צְבָאֽוֹת</w:t>
-      </w:r>
-    </w:p>
-    <w:p>
-      <w:pPr/>
-      <w:r>
-        <w:rPr>
-          <w:lang w:val="fr_FR" w:bidi="fr_FR"/>
-        </w:rPr>
-      </w:r>
-      <w:r>
-        <w:rPr>
           <w:b/>
           <w:lang w:val="fr_FR" w:bidi="fr_FR"/>
         </w:rPr>
@@ -9385,20 +8084,6 @@
       </w:r>
       <w:r>
         <w:rPr>
-          <w:lang w:val="fr_FR" w:bidi="fr_FR"/>
-        </w:rPr>
-        <w:t>לִ֥⁠י הַ⁠כֶּ֖סֶף וְ⁠לִ֣⁠י הַ⁠זָּהָ֑ב</w:t>
-      </w:r>
-    </w:p>
-    <w:p>
-      <w:pPr/>
-      <w:r>
-        <w:rPr>
-          <w:lang w:val="fr_FR" w:bidi="fr_FR"/>
-        </w:rPr>
-      </w:r>
-      <w:r>
-        <w:rPr>
           <w:b/>
           <w:lang w:val="fr_FR" w:bidi="fr_FR"/>
         </w:rPr>
@@ -9482,20 +8167,6 @@
       </w:r>
       <w:r>
         <w:rPr>
-          <w:lang w:val="fr_FR" w:bidi="fr_FR"/>
-        </w:rPr>
-        <w:t>גָּד֣וֹל יִֽהְיֶ֡ה כְּבוֹד֩ הַ⁠בַּ֨יִת הַ⁠זֶּ֤ה הָ⁠אַֽחֲרוֹן֙ מִן־הָ֣⁠רִאשׁ֔וֹן אָמַ֖ר יְהוָ֣ה צְבָא֑וֹת וּ⁠בַ⁠מָּק֤וֹם הַ⁠זֶּה֙ אֶתֵּ֣ן שָׁל֔וֹם נְאֻ֖ם יְהוָ֥ה צְבָאֽוֹת</w:t>
-      </w:r>
-    </w:p>
-    <w:p>
-      <w:pPr/>
-      <w:r>
-        <w:rPr>
-          <w:lang w:val="fr_FR" w:bidi="fr_FR"/>
-        </w:rPr>
-      </w:r>
-      <w:r>
-        <w:rPr>
           <w:b/>
           <w:lang w:val="fr_FR" w:bidi="fr_FR"/>
         </w:rPr>
@@ -9598,20 +8269,6 @@
       </w:r>
       <w:r>
         <w:rPr>
-          <w:lang w:val="fr_FR" w:bidi="fr_FR"/>
-        </w:rPr>
-        <w:t>גָּד֣וֹל יִֽהְיֶ֡ה כְּבוֹד֩ הַ⁠בַּ֨יִת הַ⁠זֶּ֤ה הָ⁠אַֽחֲרוֹן֙ מִן־הָ֣⁠רִאשׁ֔וֹן</w:t>
-      </w:r>
-    </w:p>
-    <w:p>
-      <w:pPr/>
-      <w:r>
-        <w:rPr>
-          <w:lang w:val="fr_FR" w:bidi="fr_FR"/>
-        </w:rPr>
-      </w:r>
-      <w:r>
-        <w:rPr>
           <w:b/>
           <w:lang w:val="fr_FR" w:bidi="fr_FR"/>
         </w:rPr>
@@ -9695,20 +8352,6 @@
       </w:r>
       <w:r>
         <w:rPr>
-          <w:lang w:val="fr_FR" w:bidi="fr_FR"/>
-        </w:rPr>
-        <w:t>גָּד֣וֹל יִֽהְיֶ֡ה כְּבוֹד֩ הַ⁠בַּ֨יִת הַ⁠זֶּ֤ה הָ⁠אַֽחֲרוֹן֙ מִן־הָ֣⁠רִאשׁ֔וֹן</w:t>
-      </w:r>
-    </w:p>
-    <w:p>
-      <w:pPr/>
-      <w:r>
-        <w:rPr>
-          <w:lang w:val="fr_FR" w:bidi="fr_FR"/>
-        </w:rPr>
-      </w:r>
-      <w:r>
-        <w:rPr>
           <w:b/>
           <w:lang w:val="fr_FR" w:bidi="fr_FR"/>
         </w:rPr>
@@ -9805,20 +8448,6 @@
       </w:r>
       <w:r>
         <w:rPr>
-          <w:lang w:val="fr_FR" w:bidi="fr_FR"/>
-        </w:rPr>
-        <w:t>הַ⁠בַּ֨יִת</w:t>
-      </w:r>
-    </w:p>
-    <w:p>
-      <w:pPr/>
-      <w:r>
-        <w:rPr>
-          <w:lang w:val="fr_FR" w:bidi="fr_FR"/>
-        </w:rPr>
-      </w:r>
-      <w:r>
-        <w:rPr>
           <w:b/>
           <w:lang w:val="fr_FR" w:bidi="fr_FR"/>
         </w:rPr>
@@ -9928,20 +8557,6 @@
       </w:r>
       <w:r>
         <w:rPr>
-          <w:lang w:val="fr_FR" w:bidi="fr_FR"/>
-        </w:rPr>
-        <w:t>וּ⁠בַ⁠מָּק֤וֹם הַ⁠זֶּה֙ אֶתֵּ֣ן שָׁל֔וֹם</w:t>
-      </w:r>
-    </w:p>
-    <w:p>
-      <w:pPr/>
-      <w:r>
-        <w:rPr>
-          <w:lang w:val="fr_FR" w:bidi="fr_FR"/>
-        </w:rPr>
-      </w:r>
-      <w:r>
-        <w:rPr>
           <w:b/>
           <w:lang w:val="fr_FR" w:bidi="fr_FR"/>
         </w:rPr>
@@ -10051,20 +8666,6 @@
       </w:r>
       <w:r>
         <w:rPr>
-          <w:lang w:val="fr_FR" w:bidi="fr_FR"/>
-        </w:rPr>
-        <w:t>בְּ⁠עֶשְׂרִ֤ים וְ⁠אַרְבָּעָה֙ לַ⁠תְּשִׁיעִ֔י</w:t>
-      </w:r>
-    </w:p>
-    <w:p>
-      <w:pPr/>
-      <w:r>
-        <w:rPr>
-          <w:lang w:val="fr_FR" w:bidi="fr_FR"/>
-        </w:rPr>
-      </w:r>
-      <w:r>
-        <w:rPr>
           <w:b/>
           <w:lang w:val="fr_FR" w:bidi="fr_FR"/>
         </w:rPr>
@@ -10148,20 +8749,6 @@
       </w:r>
       <w:r>
         <w:rPr>
-          <w:lang w:val="fr_FR" w:bidi="fr_FR"/>
-        </w:rPr>
-        <w:t>בְּ⁠עֶשְׂרִ֤ים וְ⁠אַרְבָּעָה֙ לַ⁠תְּשִׁיעִ֔י בִּ⁠שְׁנַ֥ת שְׁתַּ֖יִם לְ⁠דָרְיָ֑וֶשׁ</w:t>
-      </w:r>
-    </w:p>
-    <w:p>
-      <w:pPr/>
-      <w:r>
-        <w:rPr>
-          <w:lang w:val="fr_FR" w:bidi="fr_FR"/>
-        </w:rPr>
-      </w:r>
-      <w:r>
-        <w:rPr>
           <w:b/>
           <w:lang w:val="fr_FR" w:bidi="fr_FR"/>
         </w:rPr>
@@ -10248,20 +8835,6 @@
         <w:rPr>
           <w:lang w:val="fr_FR" w:bidi="fr_FR"/>
         </w:rPr>
-      </w:r>
-    </w:p>
-    <w:p>
-      <w:pPr/>
-      <w:r>
-        <w:rPr>
-          <w:lang w:val="fr_FR" w:bidi="fr_FR"/>
-        </w:rPr>
-      </w:r>
-      <w:r>
-        <w:rPr>
-          <w:lang w:val="fr_FR" w:bidi="fr_FR"/>
-        </w:rPr>
-        <w:t>בְּ⁠עֶשְׂרִ֤ים וְ⁠אַרְבָּעָה֙ לַ⁠תְּשִׁיעִ֔י</w:t>
       </w:r>
     </w:p>
     <w:p>
@@ -10400,20 +8973,6 @@
       </w:r>
       <w:r>
         <w:rPr>
-          <w:lang w:val="fr_FR" w:bidi="fr_FR"/>
-        </w:rPr>
-        <w:t>הָיָה֙ דְּבַר־יְהוָ֔ה אֶל־חַגַּ֥י הַ⁠נָּבִ֖יא לֵ⁠אמֹֽר</w:t>
-      </w:r>
-    </w:p>
-    <w:p>
-      <w:pPr/>
-      <w:r>
-        <w:rPr>
-          <w:lang w:val="fr_FR" w:bidi="fr_FR"/>
-        </w:rPr>
-      </w:r>
-      <w:r>
-        <w:rPr>
           <w:b/>
           <w:lang w:val="fr_FR" w:bidi="fr_FR"/>
         </w:rPr>
@@ -10515,20 +9074,6 @@
       </w:r>
       <w:r>
         <w:rPr>
-          <w:lang w:val="fr_FR" w:bidi="fr_FR"/>
-        </w:rPr>
-        <w:t>כֹּ֥ה אָמַ֖ר יְהוָ֣ה צְבָא֑וֹת שְׁאַל־נָ֧א אֶת־הַ⁠כֹּהֲנִ֛ים תּוֹרָ֖ה לֵ⁠אמֹֽר</w:t>
-      </w:r>
-    </w:p>
-    <w:p>
-      <w:pPr/>
-      <w:r>
-        <w:rPr>
-          <w:lang w:val="fr_FR" w:bidi="fr_FR"/>
-        </w:rPr>
-      </w:r>
-      <w:r>
-        <w:rPr>
           <w:b/>
           <w:lang w:val="fr_FR" w:bidi="fr_FR"/>
         </w:rPr>
@@ -10612,20 +9157,6 @@
       </w:r>
       <w:r>
         <w:rPr>
-          <w:lang w:val="fr_FR" w:bidi="fr_FR"/>
-        </w:rPr>
-        <w:t>הֵ֣ן ׀ יִשָּׂא־אִ֨ישׁ בְּשַׂר־קֹ֜דֶשׁ בִּ⁠כְנַ֣ף בִּגְד֗⁠וֹ וְ⁠נָגַ֣ע בִּ֠⁠כְנָפ⁠וֹ אֶל־הַ⁠לֶּ֨חֶם וְ⁠אֶל־הַ⁠נָּזִ֜יד וְ⁠אֶל־הַ⁠יַּ֧יִן וְ⁠אֶל־שֶׁ֛מֶן וְ⁠אֶל־כָּל־מַאֲכָ֖ל הֲ⁠יִקְדָּ֑שׁ</w:t>
-      </w:r>
-    </w:p>
-    <w:p>
-      <w:pPr/>
-      <w:r>
-        <w:rPr>
-          <w:lang w:val="fr_FR" w:bidi="fr_FR"/>
-        </w:rPr>
-      </w:r>
-      <w:r>
-        <w:rPr>
           <w:b/>
           <w:lang w:val="fr_FR" w:bidi="fr_FR"/>
         </w:rPr>
@@ -10709,20 +9240,6 @@
       </w:r>
       <w:r>
         <w:rPr>
-          <w:lang w:val="fr_FR" w:bidi="fr_FR"/>
-        </w:rPr>
-        <w:t>הֵ֣ן ׀ יִשָּׂא־אִ֨ישׁ בְּשַׂר־קֹ֜דֶשׁ בִּ⁠כְנַ֣ף בִּגְד֗⁠וֹ וְ⁠נָגַ֣ע בִּ֠⁠כְנָפ⁠וֹ אֶל־הַ⁠לֶּ֨חֶם וְ⁠אֶל־הַ⁠נָּזִ֜יד וְ⁠אֶל־הַ⁠יַּ֧יִן וְ⁠אֶל־שֶׁ֛מֶן וְ⁠אֶל־כָּל־מַאֲכָ֖ל הֲ⁠יִקְדָּ֑שׁ</w:t>
-      </w:r>
-    </w:p>
-    <w:p>
-      <w:pPr/>
-      <w:r>
-        <w:rPr>
-          <w:lang w:val="fr_FR" w:bidi="fr_FR"/>
-        </w:rPr>
-      </w:r>
-      <w:r>
-        <w:rPr>
           <w:b/>
           <w:lang w:val="fr_FR" w:bidi="fr_FR"/>
         </w:rPr>
@@ -10806,20 +9323,6 @@
       </w:r>
       <w:r>
         <w:rPr>
-          <w:lang w:val="fr_FR" w:bidi="fr_FR"/>
-        </w:rPr>
-        <w:t>בְּשַׂר־קֹ֜דֶשׁ</w:t>
-      </w:r>
-    </w:p>
-    <w:p>
-      <w:pPr/>
-      <w:r>
-        <w:rPr>
-          <w:lang w:val="fr_FR" w:bidi="fr_FR"/>
-        </w:rPr>
-      </w:r>
-      <w:r>
-        <w:rPr>
           <w:b/>
           <w:lang w:val="fr_FR" w:bidi="fr_FR"/>
         </w:rPr>
@@ -10905,20 +9408,6 @@
         <w:rPr>
           <w:lang w:val="fr_FR" w:bidi="fr_FR"/>
         </w:rPr>
-      </w:r>
-    </w:p>
-    <w:p>
-      <w:pPr/>
-      <w:r>
-        <w:rPr>
-          <w:lang w:val="fr_FR" w:bidi="fr_FR"/>
-        </w:rPr>
-      </w:r>
-      <w:r>
-        <w:rPr>
-          <w:lang w:val="fr_FR" w:bidi="fr_FR"/>
-        </w:rPr>
-        <w:t>לֹֽא</w:t>
       </w:r>
     </w:p>
     <w:p>
@@ -11044,20 +9533,6 @@
       </w:r>
       <w:r>
         <w:rPr>
-          <w:lang w:val="fr_FR" w:bidi="fr_FR"/>
-        </w:rPr>
-        <w:t>טְמֵא־נֶ֛פֶשׁ</w:t>
-      </w:r>
-    </w:p>
-    <w:p>
-      <w:pPr/>
-      <w:r>
-        <w:rPr>
-          <w:lang w:val="fr_FR" w:bidi="fr_FR"/>
-        </w:rPr>
-      </w:r>
-      <w:r>
-        <w:rPr>
           <w:b/>
           <w:lang w:val="fr_FR" w:bidi="fr_FR"/>
         </w:rPr>
@@ -11154,20 +9629,6 @@
       </w:r>
       <w:r>
         <w:rPr>
-          <w:lang w:val="fr_FR" w:bidi="fr_FR"/>
-        </w:rPr>
-        <w:t>טְמֵא־נֶ֛פֶשׁ</w:t>
-      </w:r>
-    </w:p>
-    <w:p>
-      <w:pPr/>
-      <w:r>
-        <w:rPr>
-          <w:lang w:val="fr_FR" w:bidi="fr_FR"/>
-        </w:rPr>
-      </w:r>
-      <w:r>
-        <w:rPr>
           <w:b/>
           <w:lang w:val="fr_FR" w:bidi="fr_FR"/>
         </w:rPr>
@@ -11253,20 +9714,6 @@
         <w:rPr>
           <w:lang w:val="fr_FR" w:bidi="fr_FR"/>
         </w:rPr>
-      </w:r>
-    </w:p>
-    <w:p>
-      <w:pPr/>
-      <w:r>
-        <w:rPr>
-          <w:lang w:val="fr_FR" w:bidi="fr_FR"/>
-        </w:rPr>
-      </w:r>
-      <w:r>
-        <w:rPr>
-          <w:lang w:val="fr_FR" w:bidi="fr_FR"/>
-        </w:rPr>
-        <w:t>טְמֵא־נֶ֛פֶשׁ</w:t>
       </w:r>
     </w:p>
     <w:p>
@@ -11385,20 +9832,6 @@
       </w:r>
       <w:r>
         <w:rPr>
-          <w:lang w:val="fr_FR" w:bidi="fr_FR"/>
-        </w:rPr>
-        <w:t>בְּ⁠כָל־אֵ֖לֶּה הֲ⁠יִטְמָ֑א</w:t>
-      </w:r>
-    </w:p>
-    <w:p>
-      <w:pPr/>
-      <w:r>
-        <w:rPr>
-          <w:lang w:val="fr_FR" w:bidi="fr_FR"/>
-        </w:rPr>
-      </w:r>
-      <w:r>
-        <w:rPr>
           <w:b/>
           <w:lang w:val="fr_FR" w:bidi="fr_FR"/>
         </w:rPr>
@@ -11502,20 +9935,6 @@
       </w:r>
       <w:r>
         <w:rPr>
-          <w:lang w:val="fr_FR" w:bidi="fr_FR"/>
-        </w:rPr>
-        <w:t>יִטְמָֽא</w:t>
-      </w:r>
-    </w:p>
-    <w:p>
-      <w:pPr/>
-      <w:r>
-        <w:rPr>
-          <w:lang w:val="fr_FR" w:bidi="fr_FR"/>
-        </w:rPr>
-      </w:r>
-      <w:r>
-        <w:rPr>
           <w:b/>
           <w:lang w:val="fr_FR" w:bidi="fr_FR"/>
         </w:rPr>
@@ -11605,20 +10024,6 @@
       </w:r>
       <w:r>
         <w:rPr>
-          <w:lang w:val="fr_FR" w:bidi="fr_FR"/>
-        </w:rPr>
-        <w:t>כֵּ֣ן הָֽ⁠עָם־הַ֠⁠זֶּה וְ⁠כֵן־הַ⁠גּ֨וֹי הַ⁠זֶּ֤ה לְ⁠פָנַ⁠י֙ נְאֻם־יְהוָ֔ה וְ⁠כֵ֖ן כָּל־מַעֲשֵׂ֣ה יְדֵי⁠הֶ֑ם וַ⁠אֲשֶׁ֥ר יַקְרִ֛יבוּ שָׁ֖ם טָמֵ֥א הֽוּא</w:t>
-      </w:r>
-    </w:p>
-    <w:p>
-      <w:pPr/>
-      <w:r>
-        <w:rPr>
-          <w:lang w:val="fr_FR" w:bidi="fr_FR"/>
-        </w:rPr>
-      </w:r>
-      <w:r>
-        <w:rPr>
           <w:b/>
           <w:lang w:val="fr_FR" w:bidi="fr_FR"/>
         </w:rPr>
@@ -11702,20 +10107,6 @@
       </w:r>
       <w:r>
         <w:rPr>
-          <w:lang w:val="fr_FR" w:bidi="fr_FR"/>
-        </w:rPr>
-        <w:t>כֵּ֣ן הָֽ⁠עָם־הַ֠⁠זֶּה וְ⁠כֵן־הַ⁠גּ֨וֹי הַ⁠זֶּ֤ה</w:t>
-      </w:r>
-    </w:p>
-    <w:p>
-      <w:pPr/>
-      <w:r>
-        <w:rPr>
-          <w:lang w:val="fr_FR" w:bidi="fr_FR"/>
-        </w:rPr>
-      </w:r>
-      <w:r>
-        <w:rPr>
           <w:b/>
           <w:lang w:val="fr_FR" w:bidi="fr_FR"/>
         </w:rPr>
@@ -11812,20 +10203,6 @@
       </w:r>
       <w:r>
         <w:rPr>
-          <w:lang w:val="fr_FR" w:bidi="fr_FR"/>
-        </w:rPr>
-        <w:t>כֵּ֣ן הָֽ⁠עָם־הַ֠⁠זֶּה וְ⁠כֵן־הַ⁠גּ֨וֹי הַ⁠זֶּ֤ה</w:t>
-      </w:r>
-    </w:p>
-    <w:p>
-      <w:pPr/>
-      <w:r>
-        <w:rPr>
-          <w:lang w:val="fr_FR" w:bidi="fr_FR"/>
-        </w:rPr>
-      </w:r>
-      <w:r>
-        <w:rPr>
           <w:b/>
           <w:lang w:val="fr_FR" w:bidi="fr_FR"/>
         </w:rPr>
@@ -11935,20 +10312,6 @@
       </w:r>
       <w:r>
         <w:rPr>
-          <w:lang w:val="fr_FR" w:bidi="fr_FR"/>
-        </w:rPr>
-        <w:t>לְ⁠פָנַ⁠י֙</w:t>
-      </w:r>
-    </w:p>
-    <w:p>
-      <w:pPr/>
-      <w:r>
-        <w:rPr>
-          <w:lang w:val="fr_FR" w:bidi="fr_FR"/>
-        </w:rPr>
-      </w:r>
-      <w:r>
-        <w:rPr>
           <w:b/>
           <w:lang w:val="fr_FR" w:bidi="fr_FR"/>
         </w:rPr>
@@ -12045,20 +10408,6 @@
       </w:r>
       <w:r>
         <w:rPr>
-          <w:lang w:val="fr_FR" w:bidi="fr_FR"/>
-        </w:rPr>
-        <w:t>לְ⁠פָנַ⁠י֙</w:t>
-      </w:r>
-    </w:p>
-    <w:p>
-      <w:pPr/>
-      <w:r>
-        <w:rPr>
-          <w:lang w:val="fr_FR" w:bidi="fr_FR"/>
-        </w:rPr>
-      </w:r>
-      <w:r>
-        <w:rPr>
           <w:b/>
           <w:lang w:val="fr_FR" w:bidi="fr_FR"/>
         </w:rPr>
@@ -12142,20 +10491,6 @@
       </w:r>
       <w:r>
         <w:rPr>
-          <w:lang w:val="fr_FR" w:bidi="fr_FR"/>
-        </w:rPr>
-        <w:t>וְ⁠כֵ֖ן כָּל־מַעֲשֵׂ֣ה יְדֵי⁠הֶ֑ם</w:t>
-      </w:r>
-    </w:p>
-    <w:p>
-      <w:pPr/>
-      <w:r>
-        <w:rPr>
-          <w:lang w:val="fr_FR" w:bidi="fr_FR"/>
-        </w:rPr>
-      </w:r>
-      <w:r>
-        <w:rPr>
           <w:b/>
           <w:lang w:val="fr_FR" w:bidi="fr_FR"/>
         </w:rPr>
@@ -12254,20 +10589,6 @@
         <w:rPr>
           <w:lang w:val="fr_FR" w:bidi="fr_FR"/>
         </w:rPr>
-      </w:r>
-    </w:p>
-    <w:p>
-      <w:pPr/>
-      <w:r>
-        <w:rPr>
-          <w:lang w:val="fr_FR" w:bidi="fr_FR"/>
-        </w:rPr>
-      </w:r>
-      <w:r>
-        <w:rPr>
-          <w:lang w:val="fr_FR" w:bidi="fr_FR"/>
-        </w:rPr>
-        <w:t>וַ⁠אֲשֶׁ֥ר יַקְרִ֛יבוּ שָׁ֖ם טָמֵ֥א הֽוּא</w:t>
       </w:r>
     </w:p>
     <w:p>
@@ -12393,20 +10714,6 @@
       </w:r>
       <w:r>
         <w:rPr>
-          <w:lang w:val="fr_FR" w:bidi="fr_FR"/>
-        </w:rPr>
-        <w:t>שִֽׂימוּ־נָ֣א לְבַבְ⁠כֶ֔ם</w:t>
-      </w:r>
-    </w:p>
-    <w:p>
-      <w:pPr/>
-      <w:r>
-        <w:rPr>
-          <w:lang w:val="fr_FR" w:bidi="fr_FR"/>
-        </w:rPr>
-      </w:r>
-      <w:r>
-        <w:rPr>
           <w:b/>
           <w:lang w:val="fr_FR" w:bidi="fr_FR"/>
         </w:rPr>
@@ -12508,20 +10815,6 @@
       </w:r>
       <w:r>
         <w:rPr>
-          <w:lang w:val="fr_FR" w:bidi="fr_FR"/>
-        </w:rPr>
-        <w:t>מִן־הַ⁠יּ֥וֹם הַ⁠זֶּ֖ה וָ⁠מָ֑עְלָ⁠ה</w:t>
-      </w:r>
-    </w:p>
-    <w:p>
-      <w:pPr/>
-      <w:r>
-        <w:rPr>
-          <w:lang w:val="fr_FR" w:bidi="fr_FR"/>
-        </w:rPr>
-      </w:r>
-      <w:r>
-        <w:rPr>
           <w:b/>
           <w:lang w:val="fr_FR" w:bidi="fr_FR"/>
         </w:rPr>
@@ -12618,20 +10911,6 @@
       </w:r>
       <w:r>
         <w:rPr>
-          <w:lang w:val="fr_FR" w:bidi="fr_FR"/>
-        </w:rPr>
-        <w:t>מִ⁠טֶּ֧רֶם שֽׂוּם־אֶ֛בֶן אֶל־אֶ֖בֶן בְּ⁠הֵיכַ֥ל יְהוָֽה</w:t>
-      </w:r>
-    </w:p>
-    <w:p>
-      <w:pPr/>
-      <w:r>
-        <w:rPr>
-          <w:lang w:val="fr_FR" w:bidi="fr_FR"/>
-        </w:rPr>
-      </w:r>
-      <w:r>
-        <w:rPr>
           <w:b/>
           <w:lang w:val="fr_FR" w:bidi="fr_FR"/>
         </w:rPr>
@@ -12715,20 +10994,6 @@
       </w:r>
       <w:r>
         <w:rPr>
-          <w:lang w:val="fr_FR" w:bidi="fr_FR"/>
-        </w:rPr>
-        <w:t>בְּ⁠הֵיכַ֥ל יְהוָֽה</w:t>
-      </w:r>
-    </w:p>
-    <w:p>
-      <w:pPr/>
-      <w:r>
-        <w:rPr>
-          <w:lang w:val="fr_FR" w:bidi="fr_FR"/>
-        </w:rPr>
-      </w:r>
-      <w:r>
-        <w:rPr>
           <w:b/>
           <w:lang w:val="fr_FR" w:bidi="fr_FR"/>
         </w:rPr>
@@ -12812,20 +11077,6 @@
       </w:r>
       <w:r>
         <w:rPr>
-          <w:lang w:val="fr_FR" w:bidi="fr_FR"/>
-        </w:rPr>
-        <w:t>מִֽ⁠הְיוֹתָ֥⁠ם</w:t>
-      </w:r>
-    </w:p>
-    <w:p>
-      <w:pPr/>
-      <w:r>
-        <w:rPr>
-          <w:lang w:val="fr_FR" w:bidi="fr_FR"/>
-        </w:rPr>
-      </w:r>
-      <w:r>
-        <w:rPr>
           <w:b/>
           <w:lang w:val="fr_FR" w:bidi="fr_FR"/>
         </w:rPr>
@@ -12922,20 +11173,6 @@
       </w:r>
       <w:r>
         <w:rPr>
-          <w:lang w:val="fr_FR" w:bidi="fr_FR"/>
-        </w:rPr>
-        <w:t>בָּא֙ אֶל־עֲרֵמַ֣ת עֶשְׂרִ֔ים וְ⁠הָיְתָ֖ה עֲשָׂרָ֑ה</w:t>
-      </w:r>
-    </w:p>
-    <w:p>
-      <w:pPr/>
-      <w:r>
-        <w:rPr>
-          <w:lang w:val="fr_FR" w:bidi="fr_FR"/>
-        </w:rPr>
-      </w:r>
-      <w:r>
-        <w:rPr>
           <w:b/>
           <w:lang w:val="fr_FR" w:bidi="fr_FR"/>
         </w:rPr>
@@ -13033,20 +11270,6 @@
       </w:r>
       <w:r>
         <w:rPr>
-          <w:lang w:val="fr_FR" w:bidi="fr_FR"/>
-        </w:rPr>
-        <w:t>בָּא֙ אֶל־עֲרֵמַ֣ת עֶשְׂרִ֔ים וְ⁠הָיְתָ֖ה עֲשָׂרָ֑ה</w:t>
-      </w:r>
-    </w:p>
-    <w:p>
-      <w:pPr/>
-      <w:r>
-        <w:rPr>
-          <w:lang w:val="fr_FR" w:bidi="fr_FR"/>
-        </w:rPr>
-      </w:r>
-      <w:r>
-        <w:rPr>
           <w:b/>
           <w:lang w:val="fr_FR" w:bidi="fr_FR"/>
         </w:rPr>
@@ -13143,20 +11366,6 @@
       </w:r>
       <w:r>
         <w:rPr>
-          <w:lang w:val="fr_FR" w:bidi="fr_FR"/>
-        </w:rPr>
-        <w:t>בָּ֣א אֶל־הַ⁠יֶּ֗קֶב לַ⁠חְשֹׂף֙ חֲמִשִּׁ֣ים פּוּרָ֔ה וְ⁠הָיְתָ֖ה עֶשְׂרִֽים</w:t>
-      </w:r>
-    </w:p>
-    <w:p>
-      <w:pPr/>
-      <w:r>
-        <w:rPr>
-          <w:lang w:val="fr_FR" w:bidi="fr_FR"/>
-        </w:rPr>
-      </w:r>
-      <w:r>
-        <w:rPr>
           <w:b/>
           <w:lang w:val="fr_FR" w:bidi="fr_FR"/>
         </w:rPr>
@@ -13229,20 +11438,6 @@
         <w:rPr>
           <w:lang w:val="fr_FR" w:bidi="fr_FR"/>
         </w:rPr>
-      </w:r>
-    </w:p>
-    <w:p>
-      <w:pPr/>
-      <w:r>
-        <w:rPr>
-          <w:lang w:val="fr_FR" w:bidi="fr_FR"/>
-        </w:rPr>
-      </w:r>
-      <w:r>
-        <w:rPr>
-          <w:lang w:val="fr_FR" w:bidi="fr_FR"/>
-        </w:rPr>
-        <w:t>חֲמִשִּׁ֣ים פּוּרָ֔ה</w:t>
       </w:r>
     </w:p>
     <w:p>
@@ -13344,20 +11539,6 @@
       </w:r>
       <w:r>
         <w:rPr>
-          <w:lang w:val="fr_FR" w:bidi="fr_FR"/>
-        </w:rPr>
-        <w:t>הִכֵּ֨יתִי אֶתְ⁠כֶ֜ם בַּ⁠שִּׁדָּפ֤וֹן וּ⁠בַ⁠יֵּֽרָקוֹן֙ וּ⁠בַ⁠בָּרָ֔ד אֵ֖ת כָּל־מַעֲשֵׂ֣ה יְדֵי⁠כֶ֑ם וְ⁠אֵין־אֶתְ⁠כֶ֥ם אֵלַ֖⁠י נְאֻם־יְהוָֽה</w:t>
-      </w:r>
-    </w:p>
-    <w:p>
-      <w:pPr/>
-      <w:r>
-        <w:rPr>
-          <w:lang w:val="fr_FR" w:bidi="fr_FR"/>
-        </w:rPr>
-      </w:r>
-      <w:r>
-        <w:rPr>
           <w:b/>
           <w:lang w:val="fr_FR" w:bidi="fr_FR"/>
         </w:rPr>
@@ -13441,20 +11622,6 @@
       </w:r>
       <w:r>
         <w:rPr>
-          <w:lang w:val="fr_FR" w:bidi="fr_FR"/>
-        </w:rPr>
-        <w:t>אֵ֖ת כָּל־מַעֲשֵׂ֣ה יְדֵי⁠כֶ֑ם</w:t>
-      </w:r>
-    </w:p>
-    <w:p>
-      <w:pPr/>
-      <w:r>
-        <w:rPr>
-          <w:lang w:val="fr_FR" w:bidi="fr_FR"/>
-        </w:rPr>
-      </w:r>
-      <w:r>
-        <w:rPr>
           <w:b/>
           <w:lang w:val="fr_FR" w:bidi="fr_FR"/>
         </w:rPr>
@@ -13527,20 +11694,6 @@
         <w:rPr>
           <w:lang w:val="fr_FR" w:bidi="fr_FR"/>
         </w:rPr>
-      </w:r>
-    </w:p>
-    <w:p>
-      <w:pPr/>
-      <w:r>
-        <w:rPr>
-          <w:lang w:val="fr_FR" w:bidi="fr_FR"/>
-        </w:rPr>
-      </w:r>
-      <w:r>
-        <w:rPr>
-          <w:lang w:val="fr_FR" w:bidi="fr_FR"/>
-        </w:rPr>
-        <w:t>אֵ֖ת כָּל־מַעֲשֵׂ֣ה יְדֵי⁠כֶ֑ם</w:t>
       </w:r>
     </w:p>
     <w:p>
@@ -13653,20 +11806,6 @@
       </w:r>
       <w:r>
         <w:rPr>
-          <w:lang w:val="fr_FR" w:bidi="fr_FR"/>
-        </w:rPr>
-        <w:t>וְ⁠אֵין־אֶתְ⁠כֶ֥ם אֵלַ֖⁠י</w:t>
-      </w:r>
-    </w:p>
-    <w:p>
-      <w:pPr/>
-      <w:r>
-        <w:rPr>
-          <w:lang w:val="fr_FR" w:bidi="fr_FR"/>
-        </w:rPr>
-      </w:r>
-      <w:r>
-        <w:rPr>
           <w:b/>
           <w:lang w:val="fr_FR" w:bidi="fr_FR"/>
         </w:rPr>
@@ -13739,20 +11878,6 @@
         <w:rPr>
           <w:lang w:val="fr_FR" w:bidi="fr_FR"/>
         </w:rPr>
-      </w:r>
-    </w:p>
-    <w:p>
-      <w:pPr/>
-      <w:r>
-        <w:rPr>
-          <w:lang w:val="fr_FR" w:bidi="fr_FR"/>
-        </w:rPr>
-      </w:r>
-      <w:r>
-        <w:rPr>
-          <w:lang w:val="fr_FR" w:bidi="fr_FR"/>
-        </w:rPr>
-        <w:t>שִׂימוּ &amp; לְבַבְ⁠כֶ֔ם</w:t>
       </w:r>
     </w:p>
     <w:p>
@@ -13879,20 +12004,6 @@
       </w:r>
       <w:r>
         <w:rPr>
-          <w:lang w:val="fr_FR" w:bidi="fr_FR"/>
-        </w:rPr>
-        <w:t>מִן־הַ⁠יּ֥וֹם הַ⁠זֶּ֖ה וָ⁠מָ֑עְלָ⁠ה מִ⁠יּוֹם֩ עֶשְׂרִ֨ים וְ⁠אַרְבָּעָ֜ה לַ⁠תְּשִׁיעִ֗י לְ⁠מִן־הַ⁠יּ֛וֹם אֲשֶׁר־יֻסַּ֥ד הֵֽיכַל־יְהוָ֖ה</w:t>
-      </w:r>
-    </w:p>
-    <w:p>
-      <w:pPr/>
-      <w:r>
-        <w:rPr>
-          <w:lang w:val="fr_FR" w:bidi="fr_FR"/>
-        </w:rPr>
-      </w:r>
-      <w:r>
-        <w:rPr>
           <w:b/>
           <w:lang w:val="fr_FR" w:bidi="fr_FR"/>
         </w:rPr>
@@ -14038,20 +12149,6 @@
       </w:r>
       <w:r>
         <w:rPr>
-          <w:lang w:val="fr_FR" w:bidi="fr_FR"/>
-        </w:rPr>
-        <w:t>מִ⁠יּוֹם֩ עֶשְׂרִ֨ים וְ⁠אַרְבָּעָ֜ה לַ⁠תְּשִׁיעִ֗י</w:t>
-      </w:r>
-    </w:p>
-    <w:p>
-      <w:pPr/>
-      <w:r>
-        <w:rPr>
-          <w:lang w:val="fr_FR" w:bidi="fr_FR"/>
-        </w:rPr>
-      </w:r>
-      <w:r>
-        <w:rPr>
           <w:b/>
           <w:lang w:val="fr_FR" w:bidi="fr_FR"/>
         </w:rPr>
@@ -14124,20 +12221,6 @@
         <w:rPr>
           <w:lang w:val="fr_FR" w:bidi="fr_FR"/>
         </w:rPr>
-      </w:r>
-    </w:p>
-    <w:p>
-      <w:pPr/>
-      <w:r>
-        <w:rPr>
-          <w:lang w:val="fr_FR" w:bidi="fr_FR"/>
-        </w:rPr>
-      </w:r>
-      <w:r>
-        <w:rPr>
-          <w:lang w:val="fr_FR" w:bidi="fr_FR"/>
-        </w:rPr>
-        <w:t>מִ⁠יּוֹם֩ עֶשְׂרִ֨ים וְ⁠אַרְבָּעָ֜ה לַ⁠תְּשִׁיעִ֗י</w:t>
       </w:r>
     </w:p>
     <w:p>
@@ -14250,20 +12333,6 @@
       </w:r>
       <w:r>
         <w:rPr>
-          <w:lang w:val="fr_FR" w:bidi="fr_FR"/>
-        </w:rPr>
-        <w:t>יֻסַּ֥ד הֵֽיכַל־יְהוָ֖ה</w:t>
-      </w:r>
-    </w:p>
-    <w:p>
-      <w:pPr/>
-      <w:r>
-        <w:rPr>
-          <w:lang w:val="fr_FR" w:bidi="fr_FR"/>
-        </w:rPr>
-      </w:r>
-      <w:r>
-        <w:rPr>
           <w:b/>
           <w:lang w:val="fr_FR" w:bidi="fr_FR"/>
         </w:rPr>
@@ -14347,20 +12416,6 @@
       </w:r>
       <w:r>
         <w:rPr>
-          <w:lang w:val="fr_FR" w:bidi="fr_FR"/>
-        </w:rPr>
-        <w:t>הֵֽיכַל־יְהוָ֖ה</w:t>
-      </w:r>
-    </w:p>
-    <w:p>
-      <w:pPr/>
-      <w:r>
-        <w:rPr>
-          <w:lang w:val="fr_FR" w:bidi="fr_FR"/>
-        </w:rPr>
-      </w:r>
-      <w:r>
-        <w:rPr>
           <w:b/>
           <w:lang w:val="fr_FR" w:bidi="fr_FR"/>
         </w:rPr>
@@ -14433,20 +12488,6 @@
         <w:rPr>
           <w:lang w:val="fr_FR" w:bidi="fr_FR"/>
         </w:rPr>
-      </w:r>
-    </w:p>
-    <w:p>
-      <w:pPr/>
-      <w:r>
-        <w:rPr>
-          <w:lang w:val="fr_FR" w:bidi="fr_FR"/>
-        </w:rPr>
-      </w:r>
-      <w:r>
-        <w:rPr>
-          <w:lang w:val="fr_FR" w:bidi="fr_FR"/>
-        </w:rPr>
-        <w:t>שִׂ֥ימוּ לְבַבְ⁠כֶֽם</w:t>
       </w:r>
     </w:p>
     <w:p>
@@ -14559,20 +12600,6 @@
       </w:r>
       <w:r>
         <w:rPr>
-          <w:lang w:val="fr_FR" w:bidi="fr_FR"/>
-        </w:rPr>
-        <w:t>הַ⁠ע֤וֹד הַ⁠זֶּ֨רַע֙ בַּ⁠מְּגוּרָ֔ה</w:t>
-      </w:r>
-    </w:p>
-    <w:p>
-      <w:pPr/>
-      <w:r>
-        <w:rPr>
-          <w:lang w:val="fr_FR" w:bidi="fr_FR"/>
-        </w:rPr>
-      </w:r>
-      <w:r>
-        <w:rPr>
           <w:b/>
           <w:lang w:val="fr_FR" w:bidi="fr_FR"/>
         </w:rPr>
@@ -14656,20 +12683,6 @@
       </w:r>
       <w:r>
         <w:rPr>
-          <w:lang w:val="fr_FR" w:bidi="fr_FR"/>
-        </w:rPr>
-        <w:t>מִן־הַ⁠יּ֥וֹם הַ⁠זֶּ֖ה אֲבָרֵֽךְ</w:t>
-      </w:r>
-    </w:p>
-    <w:p>
-      <w:pPr/>
-      <w:r>
-        <w:rPr>
-          <w:lang w:val="fr_FR" w:bidi="fr_FR"/>
-        </w:rPr>
-      </w:r>
-      <w:r>
-        <w:rPr>
           <w:b/>
           <w:lang w:val="fr_FR" w:bidi="fr_FR"/>
         </w:rPr>
@@ -14753,20 +12766,6 @@
       </w:r>
       <w:r>
         <w:rPr>
-          <w:lang w:val="fr_FR" w:bidi="fr_FR"/>
-        </w:rPr>
-        <w:t>מִן־הַ⁠יּ֥וֹם הַ⁠זֶּ֖ה</w:t>
-      </w:r>
-    </w:p>
-    <w:p>
-      <w:pPr/>
-      <w:r>
-        <w:rPr>
-          <w:lang w:val="fr_FR" w:bidi="fr_FR"/>
-        </w:rPr>
-      </w:r>
-      <w:r>
-        <w:rPr>
           <w:b/>
           <w:lang w:val="fr_FR" w:bidi="fr_FR"/>
         </w:rPr>
@@ -14852,20 +12851,6 @@
         <w:rPr>
           <w:lang w:val="fr_FR" w:bidi="fr_FR"/>
         </w:rPr>
-      </w:r>
-    </w:p>
-    <w:p>
-      <w:pPr/>
-      <w:r>
-        <w:rPr>
-          <w:lang w:val="fr_FR" w:bidi="fr_FR"/>
-        </w:rPr>
-      </w:r>
-      <w:r>
-        <w:rPr>
-          <w:lang w:val="fr_FR" w:bidi="fr_FR"/>
-        </w:rPr>
-        <w:t>וַ⁠יְהִ֨י דְבַר־יְהוָ֤ה ׀ שֵׁנִית֙ אֶל־חַגַּ֔י</w:t>
       </w:r>
     </w:p>
     <w:p>
@@ -14978,20 +12963,6 @@
       </w:r>
       <w:r>
         <w:rPr>
-          <w:lang w:val="fr_FR" w:bidi="fr_FR"/>
-        </w:rPr>
-        <w:t>שֵׁנִית֙</w:t>
-      </w:r>
-    </w:p>
-    <w:p>
-      <w:pPr/>
-      <w:r>
-        <w:rPr>
-          <w:lang w:val="fr_FR" w:bidi="fr_FR"/>
-        </w:rPr>
-      </w:r>
-      <w:r>
-        <w:rPr>
           <w:b/>
           <w:lang w:val="fr_FR" w:bidi="fr_FR"/>
         </w:rPr>
@@ -15075,20 +13046,6 @@
       </w:r>
       <w:r>
         <w:rPr>
-          <w:lang w:val="fr_FR" w:bidi="fr_FR"/>
-        </w:rPr>
-        <w:t>בְּ⁠עֶשְׂרִ֧ים וְ⁠אַרְבָּעָ֛ה לַ⁠חֹ֖דֶשׁ</w:t>
-      </w:r>
-    </w:p>
-    <w:p>
-      <w:pPr/>
-      <w:r>
-        <w:rPr>
-          <w:lang w:val="fr_FR" w:bidi="fr_FR"/>
-        </w:rPr>
-      </w:r>
-      <w:r>
-        <w:rPr>
           <w:b/>
           <w:lang w:val="fr_FR" w:bidi="fr_FR"/>
         </w:rPr>
@@ -15161,20 +13118,6 @@
         <w:rPr>
           <w:lang w:val="fr_FR" w:bidi="fr_FR"/>
         </w:rPr>
-      </w:r>
-    </w:p>
-    <w:p>
-      <w:pPr/>
-      <w:r>
-        <w:rPr>
-          <w:lang w:val="fr_FR" w:bidi="fr_FR"/>
-        </w:rPr>
-      </w:r>
-      <w:r>
-        <w:rPr>
-          <w:lang w:val="fr_FR" w:bidi="fr_FR"/>
-        </w:rPr>
-        <w:t>בְּ⁠עֶשְׂרִ֧ים וְ⁠אַרְבָּעָ֛ה לַ⁠חֹ֖דֶשׁ</w:t>
       </w:r>
     </w:p>
     <w:p>
@@ -15370,20 +13313,6 @@
       </w:r>
       <w:r>
         <w:rPr>
-          <w:lang w:val="fr_FR" w:bidi="fr_FR"/>
-        </w:rPr>
-        <w:t>אֱמֹ֕ר אֶל־זְרֻבָּבֶ֥ל פַּֽחַת־יְהוּדָ֖ה לֵ⁠אמֹ֑ר אֲנִ֣י מַרְעִ֔ישׁ אֶת־הַ⁠שָּׁמַ֖יִם וְ⁠אֶת־הָ⁠אָֽרֶץ</w:t>
-      </w:r>
-    </w:p>
-    <w:p>
-      <w:pPr/>
-      <w:r>
-        <w:rPr>
-          <w:lang w:val="fr_FR" w:bidi="fr_FR"/>
-        </w:rPr>
-      </w:r>
-      <w:r>
-        <w:rPr>
           <w:b/>
           <w:lang w:val="fr_FR" w:bidi="fr_FR"/>
         </w:rPr>
@@ -15456,20 +13385,6 @@
         <w:rPr>
           <w:lang w:val="fr_FR" w:bidi="fr_FR"/>
         </w:rPr>
-      </w:r>
-    </w:p>
-    <w:p>
-      <w:pPr/>
-      <w:r>
-        <w:rPr>
-          <w:lang w:val="fr_FR" w:bidi="fr_FR"/>
-        </w:rPr>
-      </w:r>
-      <w:r>
-        <w:rPr>
-          <w:lang w:val="fr_FR" w:bidi="fr_FR"/>
-        </w:rPr>
-        <w:t>אֲנִ֣י מַרְעִ֔ישׁ אֶת־הַ⁠שָּׁמַ֖יִם וְ⁠אֶת־הָ⁠אָֽרֶץ</w:t>
       </w:r>
     </w:p>
     <w:p>
@@ -15582,20 +13497,6 @@
       </w:r>
       <w:r>
         <w:rPr>
-          <w:lang w:val="fr_FR" w:bidi="fr_FR"/>
-        </w:rPr>
-        <w:t>אֶת־הַ⁠שָּׁמַ֖יִם וְ⁠אֶת־הָ⁠אָֽרֶץ</w:t>
-      </w:r>
-    </w:p>
-    <w:p>
-      <w:pPr/>
-      <w:r>
-        <w:rPr>
-          <w:lang w:val="fr_FR" w:bidi="fr_FR"/>
-        </w:rPr>
-      </w:r>
-      <w:r>
-        <w:rPr>
           <w:b/>
           <w:lang w:val="fr_FR" w:bidi="fr_FR"/>
         </w:rPr>
@@ -15723,20 +13624,6 @@
       </w:r>
       <w:r>
         <w:rPr>
-          <w:lang w:val="fr_FR" w:bidi="fr_FR"/>
-        </w:rPr>
-        <w:t>כִּסֵּ֣א מַמְלָכ֔וֹת</w:t>
-      </w:r>
-    </w:p>
-    <w:p>
-      <w:pPr/>
-      <w:r>
-        <w:rPr>
-          <w:lang w:val="fr_FR" w:bidi="fr_FR"/>
-        </w:rPr>
-      </w:r>
-      <w:r>
-        <w:rPr>
           <w:b/>
           <w:lang w:val="fr_FR" w:bidi="fr_FR"/>
         </w:rPr>
@@ -15846,20 +13733,6 @@
       </w:r>
       <w:r>
         <w:rPr>
-          <w:lang w:val="fr_FR" w:bidi="fr_FR"/>
-        </w:rPr>
-        <w:t>כִּסֵּ֣א מַמְלָכ֔וֹת</w:t>
-      </w:r>
-    </w:p>
-    <w:p>
-      <w:pPr/>
-      <w:r>
-        <w:rPr>
-          <w:lang w:val="fr_FR" w:bidi="fr_FR"/>
-        </w:rPr>
-      </w:r>
-      <w:r>
-        <w:rPr>
           <w:b/>
           <w:lang w:val="fr_FR" w:bidi="fr_FR"/>
         </w:rPr>
@@ -15969,20 +13842,6 @@
       </w:r>
       <w:r>
         <w:rPr>
-          <w:lang w:val="fr_FR" w:bidi="fr_FR"/>
-        </w:rPr>
-        <w:t>וְ⁠הָפַכְתִּ֤י מֶרְכָּבָה֙ וְ⁠רֹ֣כְבֶ֔י⁠הָ וְ⁠יָרְד֤וּ סוּסִים֙ וְ⁠רֹ֣כְבֵי⁠הֶ֔ם</w:t>
-      </w:r>
-    </w:p>
-    <w:p>
-      <w:pPr/>
-      <w:r>
-        <w:rPr>
-          <w:lang w:val="fr_FR" w:bidi="fr_FR"/>
-        </w:rPr>
-      </w:r>
-      <w:r>
-        <w:rPr>
           <w:b/>
           <w:lang w:val="fr_FR" w:bidi="fr_FR"/>
         </w:rPr>
@@ -16066,20 +13925,6 @@
       </w:r>
       <w:r>
         <w:rPr>
-          <w:lang w:val="fr_FR" w:bidi="fr_FR"/>
-        </w:rPr>
-        <w:t>מֶרְכָּבָה֙ וְ⁠רֹ֣כְבֶ֔י⁠הָ</w:t>
-      </w:r>
-    </w:p>
-    <w:p>
-      <w:pPr/>
-      <w:r>
-        <w:rPr>
-          <w:lang w:val="fr_FR" w:bidi="fr_FR"/>
-        </w:rPr>
-      </w:r>
-      <w:r>
-        <w:rPr>
           <w:b/>
           <w:lang w:val="fr_FR" w:bidi="fr_FR"/>
         </w:rPr>
@@ -16178,20 +14023,6 @@
         <w:rPr>
           <w:lang w:val="fr_FR" w:bidi="fr_FR"/>
         </w:rPr>
-      </w:r>
-    </w:p>
-    <w:p>
-      <w:pPr/>
-      <w:r>
-        <w:rPr>
-          <w:lang w:val="fr_FR" w:bidi="fr_FR"/>
-        </w:rPr>
-      </w:r>
-      <w:r>
-        <w:rPr>
-          <w:lang w:val="fr_FR" w:bidi="fr_FR"/>
-        </w:rPr>
-        <w:t>וְ⁠יָרְד֤וּ</w:t>
       </w:r>
     </w:p>
     <w:p>
@@ -16312,20 +14143,6 @@
         <w:rPr>
           <w:lang w:val="fr_FR" w:bidi="fr_FR"/>
         </w:rPr>
-      </w:r>
-    </w:p>
-    <w:p>
-      <w:pPr/>
-      <w:r>
-        <w:rPr>
-          <w:lang w:val="fr_FR" w:bidi="fr_FR"/>
-        </w:rPr>
-      </w:r>
-      <w:r>
-        <w:rPr>
-          <w:lang w:val="fr_FR" w:bidi="fr_FR"/>
-        </w:rPr>
-        <w:t>אִ֖ישׁ בְּ⁠חֶ֥רֶב אָחִֽי⁠ו</w:t>
       </w:r>
     </w:p>
     <w:p>
@@ -16444,20 +14261,6 @@
       </w:r>
       <w:r>
         <w:rPr>
-          <w:lang w:val="fr_FR" w:bidi="fr_FR"/>
-        </w:rPr>
-        <w:t>אִ֖ישׁ בְּ⁠חֶ֥רֶב אָחִֽי⁠ו</w:t>
-      </w:r>
-    </w:p>
-    <w:p>
-      <w:pPr/>
-      <w:r>
-        <w:rPr>
-          <w:lang w:val="fr_FR" w:bidi="fr_FR"/>
-        </w:rPr>
-      </w:r>
-      <w:r>
-        <w:rPr>
           <w:b/>
           <w:lang w:val="fr_FR" w:bidi="fr_FR"/>
         </w:rPr>
@@ -16554,20 +14357,6 @@
       </w:r>
       <w:r>
         <w:rPr>
-          <w:lang w:val="fr_FR" w:bidi="fr_FR"/>
-        </w:rPr>
-        <w:t>אָחִֽי⁠ו</w:t>
-      </w:r>
-    </w:p>
-    <w:p>
-      <w:pPr/>
-      <w:r>
-        <w:rPr>
-          <w:lang w:val="fr_FR" w:bidi="fr_FR"/>
-        </w:rPr>
-      </w:r>
-      <w:r>
-        <w:rPr>
           <w:b/>
           <w:lang w:val="fr_FR" w:bidi="fr_FR"/>
         </w:rPr>
@@ -16664,20 +14453,6 @@
       </w:r>
       <w:r>
         <w:rPr>
-          <w:lang w:val="fr_FR" w:bidi="fr_FR"/>
-        </w:rPr>
-        <w:t>בַּ⁠יּ֣וֹם הַ⁠ה֣וּא נְאֻם־יְהוָ֣ה צְבָא֡וֹת אֶ֠קָּחֲ⁠ךָ זְרֻבָּבֶ֨ל בֶּן־שְׁאַלְתִּיאֵ֤ל עַבְדִּ⁠י֙ נְאֻם־יְהוָ֔ה וְ⁠שַׂמְתִּ֖י⁠ךָ כַּֽ⁠חוֹתָ֑ם כִּֽי־בְ⁠ךָ֣ בָחַ֔רְתִּי נְאֻ֖ם יְהוָ֥ה צְבָאֽוֹת</w:t>
-      </w:r>
-    </w:p>
-    <w:p>
-      <w:pPr/>
-      <w:r>
-        <w:rPr>
-          <w:lang w:val="fr_FR" w:bidi="fr_FR"/>
-        </w:rPr>
-      </w:r>
-      <w:r>
-        <w:rPr>
           <w:b/>
           <w:lang w:val="fr_FR" w:bidi="fr_FR"/>
         </w:rPr>
@@ -16761,20 +14536,6 @@
       </w:r>
       <w:r>
         <w:rPr>
-          <w:lang w:val="fr_FR" w:bidi="fr_FR"/>
-        </w:rPr>
-        <w:t>בַּ⁠יּ֣וֹם הַ⁠ה֣וּא</w:t>
-      </w:r>
-    </w:p>
-    <w:p>
-      <w:pPr/>
-      <w:r>
-        <w:rPr>
-          <w:lang w:val="fr_FR" w:bidi="fr_FR"/>
-        </w:rPr>
-      </w:r>
-      <w:r>
-        <w:rPr>
           <w:b/>
           <w:lang w:val="fr_FR" w:bidi="fr_FR"/>
         </w:rPr>
@@ -16871,20 +14632,6 @@
       </w:r>
       <w:r>
         <w:rPr>
-          <w:lang w:val="fr_FR" w:bidi="fr_FR"/>
-        </w:rPr>
-        <w:t>אֶ֠קָּחֲ⁠ךָ &amp; וְ⁠שַׂמְתִּ֖י⁠ךָ &amp; בְ⁠ךָ֣ בָחַ֔רְתִּי</w:t>
-      </w:r>
-    </w:p>
-    <w:p>
-      <w:pPr/>
-      <w:r>
-        <w:rPr>
-          <w:lang w:val="fr_FR" w:bidi="fr_FR"/>
-        </w:rPr>
-      </w:r>
-      <w:r>
-        <w:rPr>
           <w:b/>
           <w:lang w:val="fr_FR" w:bidi="fr_FR"/>
         </w:rPr>
@@ -17007,20 +14754,6 @@
       </w:r>
       <w:r>
         <w:rPr>
-          <w:lang w:val="fr_FR" w:bidi="fr_FR"/>
-        </w:rPr>
-        <w:t>כַּֽ⁠חוֹתָ֑ם</w:t>
-      </w:r>
-    </w:p>
-    <w:p>
-      <w:pPr/>
-      <w:r>
-        <w:rPr>
-          <w:lang w:val="fr_FR" w:bidi="fr_FR"/>
-        </w:rPr>
-      </w:r>
-      <w:r>
-        <w:rPr>
           <w:b/>
           <w:lang w:val="fr_FR" w:bidi="fr_FR"/>
         </w:rPr>
@@ -17104,20 +14837,6 @@
       </w:r>
       <w:r>
         <w:rPr>
-          <w:lang w:val="fr_FR" w:bidi="fr_FR"/>
-        </w:rPr>
-        <w:t>כַּֽ⁠חוֹתָ֑ם</w:t>
-      </w:r>
-    </w:p>
-    <w:p>
-      <w:pPr/>
-      <w:r>
-        <w:rPr>
-          <w:lang w:val="fr_FR" w:bidi="fr_FR"/>
-        </w:rPr>
-      </w:r>
-      <w:r>
-        <w:rPr>
           <w:b/>
           <w:lang w:val="fr_FR" w:bidi="fr_FR"/>
         </w:rPr>
@@ -17169,6 +14888,188 @@
           <w:lang w:val="fr_FR" w:bidi="fr_FR"/>
         </w:rPr>
         <w:t>Comparaison</w:t>
+      </w:r>
+      <w:r>
+        <w:rPr>
+          <w:lang w:val="fr_FR" w:bidi="fr_FR"/>
+        </w:rPr>
+      </w:r>
+      <w:r>
+        <w:rPr>
+          <w:lang w:val="fr_FR" w:bidi="fr_FR"/>
+        </w:rPr>
+      </w:r>
+    </w:p>
+    <w:p>
+      <w:pPr/>
+      <w:r>
+        <w:rPr>
+          <w:lang w:val="fr_FR" w:bidi="fr_FR"/>
+        </w:rPr>
+      </w:r>
+    </w:p>
+    <w:p>
+      <w:pPr>
+        <w:pStyle w:val="Heading2"/>
+      </w:pPr>
+      <w:r>
+        <w:rPr>
+          <w:lang w:val="fr_FR" w:bidi="fr_FR"/>
+        </w:rPr>
+        <w:t>Aggée - Chapitre 1 Introduction</w:t>
+      </w:r>
+      <w:r>
+        <w:rPr>
+          <w:lang w:val="fr_FR" w:bidi="fr_FR"/>
+        </w:rPr>
+      </w:r>
+    </w:p>
+    <w:p>
+      <w:pPr>
+        <w:pStyle w:val="Heading3"/>
+      </w:pPr>
+      <w:r>
+        <w:rPr>
+          <w:lang w:val="fr_FR" w:bidi="fr_FR"/>
+        </w:rPr>
+        <w:t>Structure et mise en forme</w:t>
+      </w:r>
+    </w:p>
+    <w:p>
+      <w:pPr/>
+      <w:r>
+        <w:rPr>
+          <w:lang w:val="fr_FR" w:bidi="fr_FR"/>
+        </w:rPr>
+      </w:r>
+      <w:r>
+        <w:rPr>
+          <w:lang w:val="fr_FR" w:bidi="fr_FR"/>
+        </w:rPr>
+        <w:t>Ce chapitre contient le premier oracle qu'Aggée a délivré de la part de l'Éternel aux Judéens revenus d'exil.</w:t>
+      </w:r>
+    </w:p>
+    <w:p>
+      <w:pPr/>
+      <w:r>
+        <w:rPr>
+          <w:lang w:val="fr_FR" w:bidi="fr_FR"/>
+        </w:rPr>
+      </w:r>
+      <w:r>
+        <w:rPr>
+          <w:lang w:val="fr_FR" w:bidi="fr_FR"/>
+        </w:rPr>
+        <w:t>Certaines traductions placent chaque ligne de poésie plus à droite que le reste du texte pour en faciliter la lecture. C'est ce que fait l'ULT pour les versets 4, 6 et 8 à 11.</w:t>
+      </w:r>
+      <w:r>
+        <w:rPr>
+          <w:lang w:val="fr_FR" w:bidi="fr_FR"/>
+        </w:rPr>
+      </w:r>
+      <w:r>
+        <w:rPr>
+          <w:lang w:val="fr_FR" w:bidi="fr_FR"/>
+        </w:rPr>
+      </w:r>
+    </w:p>
+    <w:p>
+      <w:pPr/>
+      <w:r>
+        <w:rPr>
+          <w:lang w:val="fr_FR" w:bidi="fr_FR"/>
+        </w:rPr>
+      </w:r>
+    </w:p>
+    <w:p>
+      <w:pPr>
+        <w:pStyle w:val="Heading2"/>
+      </w:pPr>
+      <w:r>
+        <w:rPr>
+          <w:lang w:val="fr_FR" w:bidi="fr_FR"/>
+        </w:rPr>
+        <w:t>Aggée - Chapitre 2 Introduction</w:t>
+      </w:r>
+      <w:r>
+        <w:rPr>
+          <w:lang w:val="fr_FR" w:bidi="fr_FR"/>
+        </w:rPr>
+      </w:r>
+    </w:p>
+    <w:p>
+      <w:pPr>
+        <w:pStyle w:val="Heading3"/>
+      </w:pPr>
+      <w:r>
+        <w:rPr>
+          <w:lang w:val="fr_FR" w:bidi="fr_FR"/>
+        </w:rPr>
+        <w:t>Structure et mise et forme</w:t>
+      </w:r>
+    </w:p>
+    <w:p>
+      <w:pPr/>
+      <w:r>
+        <w:rPr>
+          <w:lang w:val="fr_FR" w:bidi="fr_FR"/>
+        </w:rPr>
+      </w:r>
+      <w:r>
+        <w:rPr>
+          <w:lang w:val="fr_FR" w:bidi="fr_FR"/>
+        </w:rPr>
+        <w:t>Ce chapitre contient le deuxième oracle (2.1–9), le troisième oracle (2.10–19) et le quatrième oracle (2.20–23) qu'Aggée a délivrés de la part de l'Éternel aux Judéens revenus de l'exil.</w:t>
+      </w:r>
+    </w:p>
+    <w:p>
+      <w:pPr/>
+      <w:r>
+        <w:rPr>
+          <w:lang w:val="fr_FR" w:bidi="fr_FR"/>
+        </w:rPr>
+      </w:r>
+      <w:r>
+        <w:rPr>
+          <w:lang w:val="fr_FR" w:bidi="fr_FR"/>
+        </w:rPr>
+        <w:t>Certaines traductions placent chaque ligne de poésie plus à droite que le reste du texte pour en faciliter la lecture. L'ULT applique cette mise en forme à la poésie dans les versets 6–7 et 21–22.</w:t>
+      </w:r>
+    </w:p>
+    <w:p>
+      <w:pPr>
+        <w:pStyle w:val="Heading3"/>
+      </w:pPr>
+      <w:r>
+        <w:rPr>
+          <w:lang w:val="fr_FR" w:bidi="fr_FR"/>
+        </w:rPr>
+        <w:t>Problèmes de traduction dans ce chapitre</w:t>
+      </w:r>
+    </w:p>
+    <w:p>
+      <w:pPr>
+        <w:pStyle w:val="Heading4"/>
+      </w:pPr>
+      <w:r>
+        <w:rPr>
+          <w:lang w:val="fr_FR" w:bidi="fr_FR"/>
+        </w:rPr>
+        <w:t>L'exemple de l'impureté (versets 12–14)</w:t>
+      </w:r>
+    </w:p>
+    <w:p>
+      <w:pPr/>
+      <w:r>
+        <w:rPr>
+          <w:lang w:val="fr_FR" w:bidi="fr_FR"/>
+        </w:rPr>
+      </w:r>
+      <w:r>
+        <w:rPr>
+          <w:lang w:val="fr_FR" w:bidi="fr_FR"/>
+        </w:rPr>
+        <w:t>Dans le troisième oracle, l'Éternel fait parler Aggée avec les prêtres devant le peuple afin de l'instruire à l'aide d'un exemple. Aggée fait confirmer par les prêtres qu'une personne en état de sainteté ne transmet pas cet état saint aux aliments qu'elle touche. Aggée fait ensuite confirmer par les prêtres qu'une personne en état d'impureté transmet cet état impur aux aliments qu'elle touche. Aggée dit alors au peuple que Yahvé les considère comme impurs, c'est-à-dire qu'ils ne sont pas dans un état approprié pour participer au culte, car ils ne lui ont pas obéi et n'ont pas reconstruit le temple. Ils ont transmis cet état impur aux aliments qu'ils ont offerts en sacrifice, et ces sacrifices ne sont donc pas acceptables pour l'Éternel. En termes clairs, le message de cet exemple est que les sacrifices que le peuple offre sur l'autel ne compensent pas leur désobéissance à reconstruire le temple. Au contraire, leur désobéissance à reconstruire le temple rend leurs sacrifices inacceptables. Les notes concernant les versets 11–14 proposent des moyens d'indiquer ce sens dans votre traduction.</w:t>
       </w:r>
       <w:r>
         <w:rPr>

--- a/fra/docx/37.content.docx
+++ b/fra/docx/37.content.docx
@@ -19,7 +19,7 @@
         <w:rPr>
           <w:lang w:val="fr_FR" w:bidi="fr_FR"/>
         </w:rPr>
-        <w:t>Resource: Notes de traduction (unfoldingWord)</w:t>
+        <w:t>Resource: unfoldingWord® Translation Notes</w:t>
       </w:r>
       <w:r>
         <w:rPr>
@@ -90,7 +90,7 @@
         <w:rPr>
           <w:lang w:val="fr_FR" w:bidi="fr_FR"/>
         </w:rPr>
-        <w:t>Notes de traduction (unfoldingWord)</w:t>
+        <w:t>unfoldingWord® Translation Notes</w:t>
       </w:r>
     </w:p>
     <w:p>

--- a/fra/docx/37.content.docx
+++ b/fra/docx/37.content.docx
@@ -207,6 +207,20 @@
       </w:r>
       <w:r>
         <w:rPr>
+          <w:lang w:val="fr_FR" w:bidi="fr_FR"/>
+        </w:rPr>
+        <w:t>בִּ⁠שְׁנַ֤ת שְׁתַּ֨יִם֙ לְ⁠דָרְיָ֣וֶשׁ הַ⁠מֶּ֔לֶךְ</w:t>
+      </w:r>
+    </w:p>
+    <w:p>
+      <w:pPr/>
+      <w:r>
+        <w:rPr>
+          <w:lang w:val="fr_FR" w:bidi="fr_FR"/>
+        </w:rPr>
+      </w:r>
+      <w:r>
+        <w:rPr>
           <w:b/>
           <w:lang w:val="fr_FR" w:bidi="fr_FR"/>
         </w:rPr>
@@ -303,6 +317,20 @@
       </w:r>
       <w:r>
         <w:rPr>
+          <w:lang w:val="fr_FR" w:bidi="fr_FR"/>
+        </w:rPr>
+        <w:t>בִּ⁠שְׁנַ֤ת שְׁתַּ֨יִם֙ &amp; בַּ⁠חֹ֨דֶשׁ֙ הַ⁠שִּׁשִּׁ֔י בְּ⁠י֥וֹם אֶחָ֖ד לַ⁠חֹ֑דֶשׁ</w:t>
+      </w:r>
+    </w:p>
+    <w:p>
+      <w:pPr/>
+      <w:r>
+        <w:rPr>
+          <w:lang w:val="fr_FR" w:bidi="fr_FR"/>
+        </w:rPr>
+      </w:r>
+      <w:r>
+        <w:rPr>
           <w:b/>
           <w:lang w:val="fr_FR" w:bidi="fr_FR"/>
         </w:rPr>
@@ -399,6 +427,20 @@
       </w:r>
       <w:r>
         <w:rPr>
+          <w:lang w:val="fr_FR" w:bidi="fr_FR"/>
+        </w:rPr>
+        <w:t>בַּ⁠חֹ֨דֶשׁ֙ הַ⁠שִּׁשִּׁ֔י בְּ⁠י֥וֹם אֶחָ֖ד לַ⁠חֹ֑דֶשׁ</w:t>
+      </w:r>
+    </w:p>
+    <w:p>
+      <w:pPr/>
+      <w:r>
+        <w:rPr>
+          <w:lang w:val="fr_FR" w:bidi="fr_FR"/>
+        </w:rPr>
+      </w:r>
+      <w:r>
+        <w:rPr>
           <w:b/>
           <w:lang w:val="fr_FR" w:bidi="fr_FR"/>
         </w:rPr>
@@ -495,6 +537,20 @@
       </w:r>
       <w:r>
         <w:rPr>
+          <w:lang w:val="fr_FR" w:bidi="fr_FR"/>
+        </w:rPr>
+        <w:t>הָיָ֨ה דְבַר־יְהוָ֜ה בְּ⁠יַד־חַגַּ֣י הַ⁠נָּבִ֗יא</w:t>
+      </w:r>
+    </w:p>
+    <w:p>
+      <w:pPr/>
+      <w:r>
+        <w:rPr>
+          <w:lang w:val="fr_FR" w:bidi="fr_FR"/>
+        </w:rPr>
+      </w:r>
+      <w:r>
+        <w:rPr>
           <w:b/>
           <w:lang w:val="fr_FR" w:bidi="fr_FR"/>
         </w:rPr>
@@ -617,6 +673,20 @@
       </w:r>
       <w:r>
         <w:rPr>
+          <w:lang w:val="fr_FR" w:bidi="fr_FR"/>
+        </w:rPr>
+        <w:t>דְבַר־יְהוָ֜ה</w:t>
+      </w:r>
+    </w:p>
+    <w:p>
+      <w:pPr/>
+      <w:r>
+        <w:rPr>
+          <w:lang w:val="fr_FR" w:bidi="fr_FR"/>
+        </w:rPr>
+      </w:r>
+      <w:r>
+        <w:rPr>
           <w:b/>
           <w:lang w:val="fr_FR" w:bidi="fr_FR"/>
         </w:rPr>
@@ -713,6 +783,20 @@
       </w:r>
       <w:r>
         <w:rPr>
+          <w:lang w:val="fr_FR" w:bidi="fr_FR"/>
+        </w:rPr>
+        <w:t>כֹּ֥ה אָמַ֛ר יְהוָ֥ה צְבָא֖וֹת לֵ⁠אמֹ֑ר הָ⁠עָ֤ם הַ⁠זֶּה֙ אָֽמְר֔וּ לֹ֥א עֶת־בֹּ֛א עֶת־בֵּ֥ית יְהוָ֖ה לְ⁠הִבָּנֽוֹת</w:t>
+      </w:r>
+    </w:p>
+    <w:p>
+      <w:pPr/>
+      <w:r>
+        <w:rPr>
+          <w:lang w:val="fr_FR" w:bidi="fr_FR"/>
+        </w:rPr>
+      </w:r>
+      <w:r>
+        <w:rPr>
           <w:b/>
           <w:lang w:val="fr_FR" w:bidi="fr_FR"/>
         </w:rPr>
@@ -796,6 +880,20 @@
       </w:r>
       <w:r>
         <w:rPr>
+          <w:lang w:val="fr_FR" w:bidi="fr_FR"/>
+        </w:rPr>
+        <w:t>יְהוָ֥ה צְבָא֖וֹת</w:t>
+      </w:r>
+    </w:p>
+    <w:p>
+      <w:pPr/>
+      <w:r>
+        <w:rPr>
+          <w:lang w:val="fr_FR" w:bidi="fr_FR"/>
+        </w:rPr>
+      </w:r>
+      <w:r>
+        <w:rPr>
           <w:b/>
           <w:lang w:val="fr_FR" w:bidi="fr_FR"/>
         </w:rPr>
@@ -892,6 +990,20 @@
       </w:r>
       <w:r>
         <w:rPr>
+          <w:lang w:val="fr_FR" w:bidi="fr_FR"/>
+        </w:rPr>
+        <w:t>הָ⁠עָ֤ם הַ⁠זֶּה֙</w:t>
+      </w:r>
+    </w:p>
+    <w:p>
+      <w:pPr/>
+      <w:r>
+        <w:rPr>
+          <w:lang w:val="fr_FR" w:bidi="fr_FR"/>
+        </w:rPr>
+      </w:r>
+      <w:r>
+        <w:rPr>
           <w:b/>
           <w:lang w:val="fr_FR" w:bidi="fr_FR"/>
         </w:rPr>
@@ -988,6 +1100,20 @@
       </w:r>
       <w:r>
         <w:rPr>
+          <w:lang w:val="fr_FR" w:bidi="fr_FR"/>
+        </w:rPr>
+        <w:t>עֶת־בֵּ֥ית יְהוָ֖ה</w:t>
+      </w:r>
+    </w:p>
+    <w:p>
+      <w:pPr/>
+      <w:r>
+        <w:rPr>
+          <w:lang w:val="fr_FR" w:bidi="fr_FR"/>
+        </w:rPr>
+      </w:r>
+      <w:r>
+        <w:rPr>
           <w:b/>
           <w:lang w:val="fr_FR" w:bidi="fr_FR"/>
         </w:rPr>
@@ -1073,6 +1199,20 @@
         <w:rPr>
           <w:lang w:val="fr_FR" w:bidi="fr_FR"/>
         </w:rPr>
+      </w:r>
+    </w:p>
+    <w:p>
+      <w:pPr/>
+      <w:r>
+        <w:rPr>
+          <w:lang w:val="fr_FR" w:bidi="fr_FR"/>
+        </w:rPr>
+      </w:r>
+      <w:r>
+        <w:rPr>
+          <w:lang w:val="fr_FR" w:bidi="fr_FR"/>
+        </w:rPr>
+        <w:t>וַֽ⁠יְהִי֙ דְּבַר־יְהוָ֔ה בְּ⁠יַד־חַגַּ֥י הַ⁠נָּבִ֖יא</w:t>
       </w:r>
     </w:p>
     <w:p>
@@ -1199,6 +1339,20 @@
       </w:r>
       <w:r>
         <w:rPr>
+          <w:lang w:val="fr_FR" w:bidi="fr_FR"/>
+        </w:rPr>
+        <w:t>הַ⁠עֵ֤ת לָ⁠כֶם֙ אַתֶּ֔ם לָ⁠שֶׁ֖בֶת בְּ⁠בָתֵּי⁠כֶ֣ם סְפוּנִ֑ים וְ⁠הַ⁠בַּ֥יִת הַ⁠זֶּ֖ה חָרֵֽב</w:t>
+      </w:r>
+    </w:p>
+    <w:p>
+      <w:pPr/>
+      <w:r>
+        <w:rPr>
+          <w:lang w:val="fr_FR" w:bidi="fr_FR"/>
+        </w:rPr>
+      </w:r>
+      <w:r>
+        <w:rPr>
           <w:b/>
           <w:lang w:val="fr_FR" w:bidi="fr_FR"/>
         </w:rPr>
@@ -1282,6 +1436,20 @@
       </w:r>
       <w:r>
         <w:rPr>
+          <w:lang w:val="fr_FR" w:bidi="fr_FR"/>
+        </w:rPr>
+        <w:t>לָ⁠כֶם֙ אַתֶּ֔ם &amp; בְּ⁠בָתֵּי⁠כֶ֣ם</w:t>
+      </w:r>
+    </w:p>
+    <w:p>
+      <w:pPr/>
+      <w:r>
+        <w:rPr>
+          <w:lang w:val="fr_FR" w:bidi="fr_FR"/>
+        </w:rPr>
+      </w:r>
+      <w:r>
+        <w:rPr>
           <w:b/>
           <w:lang w:val="fr_FR" w:bidi="fr_FR"/>
         </w:rPr>
@@ -1417,6 +1585,20 @@
       </w:r>
       <w:r>
         <w:rPr>
+          <w:lang w:val="fr_FR" w:bidi="fr_FR"/>
+        </w:rPr>
+        <w:t>סְפוּנִ֑ים</w:t>
+      </w:r>
+    </w:p>
+    <w:p>
+      <w:pPr/>
+      <w:r>
+        <w:rPr>
+          <w:lang w:val="fr_FR" w:bidi="fr_FR"/>
+        </w:rPr>
+      </w:r>
+      <w:r>
+        <w:rPr>
           <w:b/>
           <w:lang w:val="fr_FR" w:bidi="fr_FR"/>
         </w:rPr>
@@ -1513,6 +1695,20 @@
       </w:r>
       <w:r>
         <w:rPr>
+          <w:lang w:val="fr_FR" w:bidi="fr_FR"/>
+        </w:rPr>
+        <w:t>וְ⁠עַתָּ֕ה כֹּ֥ה אָמַ֖ר יְהוָ֣ה צְבָא֑וֹת שִׂ֥ימוּ לְבַבְ⁠כֶ֖ם עַל־דַּרְכֵי⁠כֶֽם</w:t>
+      </w:r>
+    </w:p>
+    <w:p>
+      <w:pPr/>
+      <w:r>
+        <w:rPr>
+          <w:lang w:val="fr_FR" w:bidi="fr_FR"/>
+        </w:rPr>
+      </w:r>
+      <w:r>
+        <w:rPr>
           <w:b/>
           <w:lang w:val="fr_FR" w:bidi="fr_FR"/>
         </w:rPr>
@@ -1596,6 +1792,20 @@
       </w:r>
       <w:r>
         <w:rPr>
+          <w:lang w:val="fr_FR" w:bidi="fr_FR"/>
+        </w:rPr>
+        <w:t>שִׂ֥ימוּ לְבַבְ⁠כֶ֖ם עַל־דַּרְכֵי⁠כֶֽם</w:t>
+      </w:r>
+    </w:p>
+    <w:p>
+      <w:pPr/>
+      <w:r>
+        <w:rPr>
+          <w:lang w:val="fr_FR" w:bidi="fr_FR"/>
+        </w:rPr>
+      </w:r>
+      <w:r>
+        <w:rPr>
           <w:b/>
           <w:lang w:val="fr_FR" w:bidi="fr_FR"/>
         </w:rPr>
@@ -1692,6 +1902,20 @@
       </w:r>
       <w:r>
         <w:rPr>
+          <w:lang w:val="fr_FR" w:bidi="fr_FR"/>
+        </w:rPr>
+        <w:t>לְבַבְ⁠כֶ֖ם</w:t>
+      </w:r>
+    </w:p>
+    <w:p>
+      <w:pPr/>
+      <w:r>
+        <w:rPr>
+          <w:lang w:val="fr_FR" w:bidi="fr_FR"/>
+        </w:rPr>
+      </w:r>
+      <w:r>
+        <w:rPr>
           <w:b/>
           <w:lang w:val="fr_FR" w:bidi="fr_FR"/>
         </w:rPr>
@@ -1788,6 +2012,20 @@
       </w:r>
       <w:r>
         <w:rPr>
+          <w:lang w:val="fr_FR" w:bidi="fr_FR"/>
+        </w:rPr>
+        <w:t>דַּרְכֵי⁠כֶֽם</w:t>
+      </w:r>
+    </w:p>
+    <w:p>
+      <w:pPr/>
+      <w:r>
+        <w:rPr>
+          <w:lang w:val="fr_FR" w:bidi="fr_FR"/>
+        </w:rPr>
+      </w:r>
+      <w:r>
+        <w:rPr>
           <w:b/>
           <w:lang w:val="fr_FR" w:bidi="fr_FR"/>
         </w:rPr>
@@ -1884,6 +2122,20 @@
       </w:r>
       <w:r>
         <w:rPr>
+          <w:lang w:val="fr_FR" w:bidi="fr_FR"/>
+        </w:rPr>
+        <w:t>וְ⁠אֵין־לְ⁠שָׂבְעָה֙</w:t>
+      </w:r>
+    </w:p>
+    <w:p>
+      <w:pPr/>
+      <w:r>
+        <w:rPr>
+          <w:lang w:val="fr_FR" w:bidi="fr_FR"/>
+        </w:rPr>
+      </w:r>
+      <w:r>
+        <w:rPr>
           <w:b/>
           <w:lang w:val="fr_FR" w:bidi="fr_FR"/>
         </w:rPr>
@@ -1980,6 +2232,20 @@
       </w:r>
       <w:r>
         <w:rPr>
+          <w:lang w:val="fr_FR" w:bidi="fr_FR"/>
+        </w:rPr>
+        <w:t>וְ⁠אֵין־לְ⁠שָׁכְרָ֔ה</w:t>
+      </w:r>
+    </w:p>
+    <w:p>
+      <w:pPr/>
+      <w:r>
+        <w:rPr>
+          <w:lang w:val="fr_FR" w:bidi="fr_FR"/>
+        </w:rPr>
+      </w:r>
+      <w:r>
+        <w:rPr>
           <w:b/>
           <w:lang w:val="fr_FR" w:bidi="fr_FR"/>
         </w:rPr>
@@ -2075,6 +2341,20 @@
       </w:r>
       <w:r>
         <w:rPr>
+          <w:lang w:val="fr_FR" w:bidi="fr_FR"/>
+        </w:rPr>
+        <w:t>לָב֖וֹשׁ וְ⁠אֵין־לְ⁠חֹ֣ם ל֑⁠וֹ</w:t>
+      </w:r>
+    </w:p>
+    <w:p>
+      <w:pPr/>
+      <w:r>
+        <w:rPr>
+          <w:lang w:val="fr_FR" w:bidi="fr_FR"/>
+        </w:rPr>
+      </w:r>
+      <w:r>
+        <w:rPr>
           <w:b/>
           <w:lang w:val="fr_FR" w:bidi="fr_FR"/>
         </w:rPr>
@@ -2158,6 +2438,20 @@
       </w:r>
       <w:r>
         <w:rPr>
+          <w:lang w:val="fr_FR" w:bidi="fr_FR"/>
+        </w:rPr>
+        <w:t>וְ⁠הַ֨⁠מִּשְׂתַּכֵּ֔ר מִשְׂתַּכֵּ֖ר אֶל־צְר֥וֹר נָקֽוּב</w:t>
+      </w:r>
+    </w:p>
+    <w:p>
+      <w:pPr/>
+      <w:r>
+        <w:rPr>
+          <w:lang w:val="fr_FR" w:bidi="fr_FR"/>
+        </w:rPr>
+      </w:r>
+      <w:r>
+        <w:rPr>
           <w:b/>
           <w:lang w:val="fr_FR" w:bidi="fr_FR"/>
         </w:rPr>
@@ -2267,6 +2561,20 @@
       </w:r>
       <w:r>
         <w:rPr>
+          <w:lang w:val="fr_FR" w:bidi="fr_FR"/>
+        </w:rPr>
+        <w:t>וְ⁠הַ֨⁠מִּשְׂתַּכֵּ֔ר מִשְׂתַּכֵּ֖ר אֶל־צְר֥וֹר נָקֽוּב</w:t>
+      </w:r>
+    </w:p>
+    <w:p>
+      <w:pPr/>
+      <w:r>
+        <w:rPr>
+          <w:lang w:val="fr_FR" w:bidi="fr_FR"/>
+        </w:rPr>
+      </w:r>
+      <w:r>
+        <w:rPr>
           <w:b/>
           <w:lang w:val="fr_FR" w:bidi="fr_FR"/>
         </w:rPr>
@@ -2376,6 +2684,20 @@
       </w:r>
       <w:r>
         <w:rPr>
+          <w:lang w:val="fr_FR" w:bidi="fr_FR"/>
+        </w:rPr>
+        <w:t>צְר֥וֹר נָקֽוּב</w:t>
+      </w:r>
+    </w:p>
+    <w:p>
+      <w:pPr/>
+      <w:r>
+        <w:rPr>
+          <w:lang w:val="fr_FR" w:bidi="fr_FR"/>
+        </w:rPr>
+      </w:r>
+      <w:r>
+        <w:rPr>
           <w:b/>
           <w:lang w:val="fr_FR" w:bidi="fr_FR"/>
         </w:rPr>
@@ -2459,6 +2781,20 @@
       </w:r>
       <w:r>
         <w:rPr>
+          <w:lang w:val="fr_FR" w:bidi="fr_FR"/>
+        </w:rPr>
+        <w:t>כֹּ֥ה אָמַ֖ר יְהוָ֣ה צְבָא֑וֹת שִׂ֥ימוּ לְבַבְ⁠כֶ֖ם עַל־דַּרְכֵי⁠כֶֽם</w:t>
+      </w:r>
+    </w:p>
+    <w:p>
+      <w:pPr/>
+      <w:r>
+        <w:rPr>
+          <w:lang w:val="fr_FR" w:bidi="fr_FR"/>
+        </w:rPr>
+      </w:r>
+      <w:r>
+        <w:rPr>
           <w:b/>
           <w:lang w:val="fr_FR" w:bidi="fr_FR"/>
         </w:rPr>
@@ -2538,6 +2874,20 @@
         <w:rPr>
           <w:lang w:val="fr_FR" w:bidi="fr_FR"/>
         </w:rPr>
+      </w:r>
+    </w:p>
+    <w:p>
+      <w:pPr/>
+      <w:r>
+        <w:rPr>
+          <w:lang w:val="fr_FR" w:bidi="fr_FR"/>
+        </w:rPr>
+      </w:r>
+      <w:r>
+        <w:rPr>
+          <w:lang w:val="fr_FR" w:bidi="fr_FR"/>
+        </w:rPr>
+        <w:t>שִׂ֥ימוּ לְבַבְ⁠כֶ֖ם עַל־דַּרְכֵי⁠כֶֽם</w:t>
       </w:r>
     </w:p>
     <w:p>
@@ -2650,6 +3000,20 @@
       </w:r>
       <w:r>
         <w:rPr>
+          <w:lang w:val="fr_FR" w:bidi="fr_FR"/>
+        </w:rPr>
+        <w:t>עֲל֥וּ הָ⁠הָ֛ר וַ⁠הֲבֵאתֶ֥ם עֵ֖ץ וּ⁠בְנ֣וּ הַ⁠בָּ֑יִת וְ⁠אֶרְצֶה־בּ֥⁠וֹ ו⁠אכבד אָמַ֥ר יְהוָֽה</w:t>
+      </w:r>
+    </w:p>
+    <w:p>
+      <w:pPr/>
+      <w:r>
+        <w:rPr>
+          <w:lang w:val="fr_FR" w:bidi="fr_FR"/>
+        </w:rPr>
+      </w:r>
+      <w:r>
+        <w:rPr>
           <w:b/>
           <w:lang w:val="fr_FR" w:bidi="fr_FR"/>
         </w:rPr>
@@ -2733,6 +3097,20 @@
       </w:r>
       <w:r>
         <w:rPr>
+          <w:lang w:val="fr_FR" w:bidi="fr_FR"/>
+        </w:rPr>
+        <w:t>הָ⁠הָ֛ר</w:t>
+      </w:r>
+    </w:p>
+    <w:p>
+      <w:pPr/>
+      <w:r>
+        <w:rPr>
+          <w:lang w:val="fr_FR" w:bidi="fr_FR"/>
+        </w:rPr>
+      </w:r>
+      <w:r>
+        <w:rPr>
           <w:b/>
           <w:lang w:val="fr_FR" w:bidi="fr_FR"/>
         </w:rPr>
@@ -2829,6 +3207,20 @@
       </w:r>
       <w:r>
         <w:rPr>
+          <w:lang w:val="fr_FR" w:bidi="fr_FR"/>
+        </w:rPr>
+        <w:t>ו⁠אכבד</w:t>
+      </w:r>
+    </w:p>
+    <w:p>
+      <w:pPr/>
+      <w:r>
+        <w:rPr>
+          <w:lang w:val="fr_FR" w:bidi="fr_FR"/>
+        </w:rPr>
+      </w:r>
+      <w:r>
+        <w:rPr>
           <w:b/>
           <w:lang w:val="fr_FR" w:bidi="fr_FR"/>
         </w:rPr>
@@ -2925,6 +3317,20 @@
       </w:r>
       <w:r>
         <w:rPr>
+          <w:lang w:val="fr_FR" w:bidi="fr_FR"/>
+        </w:rPr>
+        <w:t>פָּנֹ֤ה אֶל־הַרְבֵּה֙ וְ⁠הִנֵּ֣ה לִ⁠מְעָ֔ט וַ⁠הֲבֵאתֶ֥ם הַ⁠בַּ֖יִת וְ⁠נָפַ֣חְתִּי ב֑⁠וֹ יַ֣עַן מֶ֗ה נְאֻם֙ יְהוָ֣ה צְבָא֔וֹת יַ֗עַן בֵּיתִ⁠י֙ אֲשֶׁר־ה֣וּא חָרֵ֔ב וְ⁠אַתֶּ֥ם רָצִ֖ים אִ֥ישׁ לְ⁠בֵיתֽ⁠וֹ</w:t>
+      </w:r>
+    </w:p>
+    <w:p>
+      <w:pPr/>
+      <w:r>
+        <w:rPr>
+          <w:lang w:val="fr_FR" w:bidi="fr_FR"/>
+        </w:rPr>
+      </w:r>
+      <w:r>
+        <w:rPr>
           <w:b/>
           <w:lang w:val="fr_FR" w:bidi="fr_FR"/>
         </w:rPr>
@@ -3020,6 +3426,20 @@
       </w:r>
       <w:r>
         <w:rPr>
+          <w:lang w:val="fr_FR" w:bidi="fr_FR"/>
+        </w:rPr>
+        <w:t>וְ⁠הִנֵּ֣ה</w:t>
+      </w:r>
+    </w:p>
+    <w:p>
+      <w:pPr/>
+      <w:r>
+        <w:rPr>
+          <w:lang w:val="fr_FR" w:bidi="fr_FR"/>
+        </w:rPr>
+      </w:r>
+      <w:r>
+        <w:rPr>
           <w:b/>
           <w:lang w:val="fr_FR" w:bidi="fr_FR"/>
         </w:rPr>
@@ -3116,6 +3536,20 @@
       </w:r>
       <w:r>
         <w:rPr>
+          <w:lang w:val="fr_FR" w:bidi="fr_FR"/>
+        </w:rPr>
+        <w:t>וְ⁠הִנֵּ֣ה לִ⁠מְעָ֔ט</w:t>
+      </w:r>
+    </w:p>
+    <w:p>
+      <w:pPr/>
+      <w:r>
+        <w:rPr>
+          <w:lang w:val="fr_FR" w:bidi="fr_FR"/>
+        </w:rPr>
+      </w:r>
+      <w:r>
+        <w:rPr>
           <w:b/>
           <w:lang w:val="fr_FR" w:bidi="fr_FR"/>
         </w:rPr>
@@ -3199,6 +3633,20 @@
       </w:r>
       <w:r>
         <w:rPr>
+          <w:lang w:val="fr_FR" w:bidi="fr_FR"/>
+        </w:rPr>
+        <w:t>וְ⁠נָפַ֣חְתִּי ב֑⁠וֹ</w:t>
+      </w:r>
+    </w:p>
+    <w:p>
+      <w:pPr/>
+      <w:r>
+        <w:rPr>
+          <w:lang w:val="fr_FR" w:bidi="fr_FR"/>
+        </w:rPr>
+      </w:r>
+      <w:r>
+        <w:rPr>
           <w:b/>
           <w:lang w:val="fr_FR" w:bidi="fr_FR"/>
         </w:rPr>
@@ -3282,6 +3730,20 @@
       </w:r>
       <w:r>
         <w:rPr>
+          <w:lang w:val="fr_FR" w:bidi="fr_FR"/>
+        </w:rPr>
+        <w:t>יַ֣עַן מֶ֗ה &amp; יַ֗עַן בֵּיתִ⁠י֙</w:t>
+      </w:r>
+    </w:p>
+    <w:p>
+      <w:pPr/>
+      <w:r>
+        <w:rPr>
+          <w:lang w:val="fr_FR" w:bidi="fr_FR"/>
+        </w:rPr>
+      </w:r>
+      <w:r>
+        <w:rPr>
           <w:b/>
           <w:lang w:val="fr_FR" w:bidi="fr_FR"/>
         </w:rPr>
@@ -3378,6 +3840,20 @@
       </w:r>
       <w:r>
         <w:rPr>
+          <w:lang w:val="fr_FR" w:bidi="fr_FR"/>
+        </w:rPr>
+        <w:t>נְאֻם֙ יְהוָ֣ה צְבָא֔וֹת</w:t>
+      </w:r>
+    </w:p>
+    <w:p>
+      <w:pPr/>
+      <w:r>
+        <w:rPr>
+          <w:lang w:val="fr_FR" w:bidi="fr_FR"/>
+        </w:rPr>
+      </w:r>
+      <w:r>
+        <w:rPr>
           <w:b/>
           <w:lang w:val="fr_FR" w:bidi="fr_FR"/>
         </w:rPr>
@@ -3474,6 +3950,20 @@
       </w:r>
       <w:r>
         <w:rPr>
+          <w:lang w:val="fr_FR" w:bidi="fr_FR"/>
+        </w:rPr>
+        <w:t>וְ⁠אַתֶּ֥ם רָצִ֖ים אִ֥ישׁ לְ⁠בֵיתֽ⁠וֹ</w:t>
+      </w:r>
+    </w:p>
+    <w:p>
+      <w:pPr/>
+      <w:r>
+        <w:rPr>
+          <w:lang w:val="fr_FR" w:bidi="fr_FR"/>
+        </w:rPr>
+      </w:r>
+      <w:r>
+        <w:rPr>
           <w:b/>
           <w:lang w:val="fr_FR" w:bidi="fr_FR"/>
         </w:rPr>
@@ -3570,6 +4060,20 @@
       </w:r>
       <w:r>
         <w:rPr>
+          <w:lang w:val="fr_FR" w:bidi="fr_FR"/>
+        </w:rPr>
+        <w:t>וְ⁠אַתֶּ֥ם רָצִ֖ים אִ֥ישׁ לְ⁠בֵיתֽ⁠וֹ</w:t>
+      </w:r>
+    </w:p>
+    <w:p>
+      <w:pPr/>
+      <w:r>
+        <w:rPr>
+          <w:lang w:val="fr_FR" w:bidi="fr_FR"/>
+        </w:rPr>
+      </w:r>
+      <w:r>
+        <w:rPr>
           <w:b/>
           <w:lang w:val="fr_FR" w:bidi="fr_FR"/>
         </w:rPr>
@@ -3679,6 +4183,20 @@
       </w:r>
       <w:r>
         <w:rPr>
+          <w:lang w:val="fr_FR" w:bidi="fr_FR"/>
+        </w:rPr>
+        <w:t>כָּלְא֥וּ שָמַ֖יִם מִ⁠טָּ֑ל וְ⁠הָ⁠אָ֖רֶץ כָּלְאָ֥ה יְבוּלָֽ⁠הּ</w:t>
+      </w:r>
+    </w:p>
+    <w:p>
+      <w:pPr/>
+      <w:r>
+        <w:rPr>
+          <w:lang w:val="fr_FR" w:bidi="fr_FR"/>
+        </w:rPr>
+      </w:r>
+      <w:r>
+        <w:rPr>
           <w:b/>
           <w:lang w:val="fr_FR" w:bidi="fr_FR"/>
         </w:rPr>
@@ -3827,6 +4345,20 @@
       </w:r>
       <w:r>
         <w:rPr>
+          <w:lang w:val="fr_FR" w:bidi="fr_FR"/>
+        </w:rPr>
+        <w:t>עֲלֵי⁠כֶ֔ם כָּלְא֥וּ שָמַ֖יִם מִ⁠טָּ֑ל</w:t>
+      </w:r>
+    </w:p>
+    <w:p>
+      <w:pPr/>
+      <w:r>
+        <w:rPr>
+          <w:lang w:val="fr_FR" w:bidi="fr_FR"/>
+        </w:rPr>
+      </w:r>
+      <w:r>
+        <w:rPr>
           <w:b/>
           <w:lang w:val="fr_FR" w:bidi="fr_FR"/>
         </w:rPr>
@@ -3939,6 +4471,20 @@
         <w:rPr>
           <w:lang w:val="fr_FR" w:bidi="fr_FR"/>
         </w:rPr>
+      </w:r>
+    </w:p>
+    <w:p>
+      <w:pPr/>
+      <w:r>
+        <w:rPr>
+          <w:lang w:val="fr_FR" w:bidi="fr_FR"/>
+        </w:rPr>
+      </w:r>
+      <w:r>
+        <w:rPr>
+          <w:lang w:val="fr_FR" w:bidi="fr_FR"/>
+        </w:rPr>
+        <w:t>עַל־הָ⁠אָ֣רֶץ וְ⁠עַל־הֶ⁠הָרִ֗ים וְ⁠עַל־הַ⁠דָּגָן֙ וְ⁠עַל־הַ⁠תִּיר֣וֹשׁ וְ⁠עַל־הַ⁠יִּצְהָ֔ר וְ⁠עַ֛ל אֲשֶׁ֥ר תּוֹצִ֖יא הָ⁠אֲדָמָ֑ה וְ⁠עַל־הָֽ⁠אָדָם֙ וְ⁠עַל־הַ⁠בְּהֵמָ֔ה וְ⁠עַ֖ל כָּל־יְגִ֥יעַ כַּפָּֽיִם</w:t>
       </w:r>
     </w:p>
     <w:p>
@@ -4094,6 +4640,20 @@
       </w:r>
       <w:r>
         <w:rPr>
+          <w:lang w:val="fr_FR" w:bidi="fr_FR"/>
+        </w:rPr>
+        <w:t>וָ⁠אֶקְרָ֨א חֹ֜רֶב עַל־הָ⁠אָ֣רֶץ וְ⁠עַל־הֶ⁠הָרִ֗ים וְ⁠עַל־הַ⁠דָּגָן֙ וְ⁠עַל־הַ⁠תִּיר֣וֹשׁ וְ⁠עַל־הַ⁠יִּצְהָ֔ר וְ⁠עַ֛ל אֲשֶׁ֥ר תּוֹצִ֖יא הָ⁠אֲדָמָ֑ה וְ⁠עַל־הָֽ⁠אָדָם֙ וְ⁠עַל־הַ⁠בְּהֵמָ֔ה וְ⁠עַ֖ל כָּל־יְגִ֥יעַ כַּפָּֽיִם</w:t>
+      </w:r>
+    </w:p>
+    <w:p>
+      <w:pPr/>
+      <w:r>
+        <w:rPr>
+          <w:lang w:val="fr_FR" w:bidi="fr_FR"/>
+        </w:rPr>
+      </w:r>
+      <w:r>
+        <w:rPr>
           <w:b/>
           <w:lang w:val="fr_FR" w:bidi="fr_FR"/>
         </w:rPr>
@@ -4190,6 +4750,20 @@
       </w:r>
       <w:r>
         <w:rPr>
+          <w:lang w:val="fr_FR" w:bidi="fr_FR"/>
+        </w:rPr>
+        <w:t>וָ⁠אֶקְרָ֨א</w:t>
+      </w:r>
+    </w:p>
+    <w:p>
+      <w:pPr/>
+      <w:r>
+        <w:rPr>
+          <w:lang w:val="fr_FR" w:bidi="fr_FR"/>
+        </w:rPr>
+      </w:r>
+      <w:r>
+        <w:rPr>
           <w:b/>
           <w:lang w:val="fr_FR" w:bidi="fr_FR"/>
         </w:rPr>
@@ -4273,6 +4847,20 @@
       </w:r>
       <w:r>
         <w:rPr>
+          <w:lang w:val="fr_FR" w:bidi="fr_FR"/>
+        </w:rPr>
+        <w:t>וְ⁠עַל־הַ⁠דָּגָן֙ וְ⁠עַל־הַ⁠תִּיר֣וֹשׁ וְ⁠עַל־הַ⁠יִּצְהָ֔ר</w:t>
+      </w:r>
+    </w:p>
+    <w:p>
+      <w:pPr/>
+      <w:r>
+        <w:rPr>
+          <w:lang w:val="fr_FR" w:bidi="fr_FR"/>
+        </w:rPr>
+      </w:r>
+      <w:r>
+        <w:rPr>
           <w:b/>
           <w:lang w:val="fr_FR" w:bidi="fr_FR"/>
         </w:rPr>
@@ -4395,6 +4983,20 @@
       </w:r>
       <w:r>
         <w:rPr>
+          <w:lang w:val="fr_FR" w:bidi="fr_FR"/>
+        </w:rPr>
+        <w:t>וְ⁠עַל־הָֽ⁠אָדָם֙ וְ⁠עַל־הַ⁠בְּהֵמָ֔ה</w:t>
+      </w:r>
+    </w:p>
+    <w:p>
+      <w:pPr/>
+      <w:r>
+        <w:rPr>
+          <w:lang w:val="fr_FR" w:bidi="fr_FR"/>
+        </w:rPr>
+      </w:r>
+      <w:r>
+        <w:rPr>
           <w:b/>
           <w:lang w:val="fr_FR" w:bidi="fr_FR"/>
         </w:rPr>
@@ -4504,6 +5106,20 @@
       </w:r>
       <w:r>
         <w:rPr>
+          <w:lang w:val="fr_FR" w:bidi="fr_FR"/>
+        </w:rPr>
+        <w:t>כַּפָּֽיִם</w:t>
+      </w:r>
+    </w:p>
+    <w:p>
+      <w:pPr/>
+      <w:r>
+        <w:rPr>
+          <w:lang w:val="fr_FR" w:bidi="fr_FR"/>
+        </w:rPr>
+      </w:r>
+      <w:r>
+        <w:rPr>
           <w:b/>
           <w:lang w:val="fr_FR" w:bidi="fr_FR"/>
         </w:rPr>
@@ -4600,6 +5216,20 @@
       </w:r>
       <w:r>
         <w:rPr>
+          <w:lang w:val="fr_FR" w:bidi="fr_FR"/>
+        </w:rPr>
+        <w:t>וַ⁠יִּשְׁמַ֣ע &amp; בְּ⁠קוֹל֙ יְהוָ֣ה אֱלֹֽהֵי⁠הֶ֔ם וְ⁠עַל־דִּבְרֵי֙ חַגַּ֣י הַ⁠נָּבִ֔יא</w:t>
+      </w:r>
+    </w:p>
+    <w:p>
+      <w:pPr/>
+      <w:r>
+        <w:rPr>
+          <w:lang w:val="fr_FR" w:bidi="fr_FR"/>
+        </w:rPr>
+      </w:r>
+      <w:r>
+        <w:rPr>
           <w:b/>
           <w:lang w:val="fr_FR" w:bidi="fr_FR"/>
         </w:rPr>
@@ -4715,6 +5345,20 @@
       </w:r>
       <w:r>
         <w:rPr>
+          <w:lang w:val="fr_FR" w:bidi="fr_FR"/>
+        </w:rPr>
+        <w:t>וַ⁠יִּשְׁמַ֣ע &amp; בְּ⁠קוֹל֙ יְהוָ֣ה אֱלֹֽהֵי⁠הֶ֔ם וְ⁠עַל־דִּבְרֵי֙ חַגַּ֣י הַ⁠נָּבִ֔יא</w:t>
+      </w:r>
+    </w:p>
+    <w:p>
+      <w:pPr/>
+      <w:r>
+        <w:rPr>
+          <w:lang w:val="fr_FR" w:bidi="fr_FR"/>
+        </w:rPr>
+      </w:r>
+      <w:r>
+        <w:rPr>
           <w:b/>
           <w:lang w:val="fr_FR" w:bidi="fr_FR"/>
         </w:rPr>
@@ -4838,6 +5482,20 @@
       </w:r>
       <w:r>
         <w:rPr>
+          <w:lang w:val="fr_FR" w:bidi="fr_FR"/>
+        </w:rPr>
+        <w:t>בְּ⁠קוֹל֙ יְהוָ֣ה אֱלֹֽהֵי⁠הֶ֔ם וְ⁠עַל־דִּבְרֵי֙ חַגַּ֣י הַ⁠נָּבִ֔יא</w:t>
+      </w:r>
+    </w:p>
+    <w:p>
+      <w:pPr/>
+      <w:r>
+        <w:rPr>
+          <w:lang w:val="fr_FR" w:bidi="fr_FR"/>
+        </w:rPr>
+      </w:r>
+      <w:r>
+        <w:rPr>
           <w:b/>
           <w:lang w:val="fr_FR" w:bidi="fr_FR"/>
         </w:rPr>
@@ -4934,6 +5592,20 @@
       </w:r>
       <w:r>
         <w:rPr>
+          <w:lang w:val="fr_FR" w:bidi="fr_FR"/>
+        </w:rPr>
+        <w:t>וַ⁠יִּֽירְא֥וּ הָ⁠עָ֖ם מִ⁠פְּנֵ֥י יְהוָֽה</w:t>
+      </w:r>
+    </w:p>
+    <w:p>
+      <w:pPr/>
+      <w:r>
+        <w:rPr>
+          <w:lang w:val="fr_FR" w:bidi="fr_FR"/>
+        </w:rPr>
+      </w:r>
+      <w:r>
+        <w:rPr>
           <w:b/>
           <w:lang w:val="fr_FR" w:bidi="fr_FR"/>
         </w:rPr>
@@ -5030,6 +5702,20 @@
       </w:r>
       <w:r>
         <w:rPr>
+          <w:lang w:val="fr_FR" w:bidi="fr_FR"/>
+        </w:rPr>
+        <w:t>אֲנִ֥י אִתְּ⁠כֶ֖ם נְאֻם־יְהוָֽה</w:t>
+      </w:r>
+    </w:p>
+    <w:p>
+      <w:pPr/>
+      <w:r>
+        <w:rPr>
+          <w:lang w:val="fr_FR" w:bidi="fr_FR"/>
+        </w:rPr>
+      </w:r>
+      <w:r>
+        <w:rPr>
           <w:b/>
           <w:lang w:val="fr_FR" w:bidi="fr_FR"/>
         </w:rPr>
@@ -5120,6 +5806,20 @@
       </w:r>
       <w:r>
         <w:rPr>
+          <w:lang w:val="fr_FR" w:bidi="fr_FR"/>
+        </w:rPr>
+        <w:t>וַ⁠יָּ֣עַר יְהוָ֡ה אֶת־רוּחַ֩ זְרֻבָּבֶ֨ל בֶּן־שַׁלְתִּיאֵ֜ל פַּחַ֣ת יְהוּדָ֗ה וְ⁠אֶת־ר֨וּחַ֙ יְהוֹשֻׁ֤עַ בֶּן־יְהוֹצָדָק֙ הַ⁠כֹּהֵ֣ן הַ⁠גָּד֔וֹל וְֽ⁠אֶת־ר֔וּחַ כֹּ֖ל שְׁאֵרִ֣ית הָ⁠עָ֑ם</w:t>
+      </w:r>
+    </w:p>
+    <w:p>
+      <w:pPr/>
+      <w:r>
+        <w:rPr>
+          <w:lang w:val="fr_FR" w:bidi="fr_FR"/>
+        </w:rPr>
+      </w:r>
+      <w:r>
+        <w:rPr>
           <w:b/>
           <w:lang w:val="fr_FR" w:bidi="fr_FR"/>
         </w:rPr>
@@ -5216,6 +5916,20 @@
       </w:r>
       <w:r>
         <w:rPr>
+          <w:lang w:val="fr_FR" w:bidi="fr_FR"/>
+        </w:rPr>
+        <w:t>וַ⁠יָּ֣עַר יְהוָ֡ה אֶת־רוּחַ֩ זְרֻבָּבֶ֨ל בֶּן־שַׁלְתִּיאֵ֜ל פַּחַ֣ת יְהוּדָ֗ה וְ⁠אֶת־ר֨וּחַ֙ יְהוֹשֻׁ֤עַ בֶּן־יְהוֹצָדָק֙ הַ⁠כֹּהֵ֣ן הַ⁠גָּד֔וֹל וְֽ⁠אֶת־ר֔וּחַ כֹּ֖ל שְׁאֵרִ֣ית הָ⁠עָ֑ם</w:t>
+      </w:r>
+    </w:p>
+    <w:p>
+      <w:pPr/>
+      <w:r>
+        <w:rPr>
+          <w:lang w:val="fr_FR" w:bidi="fr_FR"/>
+        </w:rPr>
+      </w:r>
+      <w:r>
+        <w:rPr>
           <w:b/>
           <w:lang w:val="fr_FR" w:bidi="fr_FR"/>
         </w:rPr>
@@ -5288,6 +6002,20 @@
         <w:rPr>
           <w:lang w:val="fr_FR" w:bidi="fr_FR"/>
         </w:rPr>
+      </w:r>
+    </w:p>
+    <w:p>
+      <w:pPr/>
+      <w:r>
+        <w:rPr>
+          <w:lang w:val="fr_FR" w:bidi="fr_FR"/>
+        </w:rPr>
+      </w:r>
+      <w:r>
+        <w:rPr>
+          <w:lang w:val="fr_FR" w:bidi="fr_FR"/>
+        </w:rPr>
+        <w:t>בְּ⁠י֨וֹם עֶשְׂרִ֧ים וְ⁠אַרְבָּעָ֛ה לַ⁠חֹ֖דֶשׁ בַּ⁠שִּׁשִּׁ֑י</w:t>
       </w:r>
     </w:p>
     <w:p>
@@ -5413,6 +6141,20 @@
       </w:r>
       <w:r>
         <w:rPr>
+          <w:lang w:val="fr_FR" w:bidi="fr_FR"/>
+        </w:rPr>
+        <w:t>בְּ⁠י֨וֹם עֶשְׂרִ֧ים וְ⁠אַרְבָּעָ֛ה לַ⁠חֹ֖דֶשׁ בַּ⁠שִּׁשִּׁ֑י בִּ⁠שְׁנַ֥ת שְׁתַּ֖יִם</w:t>
+      </w:r>
+    </w:p>
+    <w:p>
+      <w:pPr/>
+      <w:r>
+        <w:rPr>
+          <w:lang w:val="fr_FR" w:bidi="fr_FR"/>
+        </w:rPr>
+      </w:r>
+      <w:r>
+        <w:rPr>
           <w:b/>
           <w:lang w:val="fr_FR" w:bidi="fr_FR"/>
         </w:rPr>
@@ -5496,6 +6238,20 @@
       </w:r>
       <w:r>
         <w:rPr>
+          <w:lang w:val="fr_FR" w:bidi="fr_FR"/>
+        </w:rPr>
+        <w:t>בַּ⁠שְּׁבִיעִ֕י בְּ⁠עֶשְׂרִ֥ים וְ⁠אֶחָ֖ד לַ⁠חֹ֑דֶשׁ</w:t>
+      </w:r>
+    </w:p>
+    <w:p>
+      <w:pPr/>
+      <w:r>
+        <w:rPr>
+          <w:lang w:val="fr_FR" w:bidi="fr_FR"/>
+        </w:rPr>
+      </w:r>
+      <w:r>
+        <w:rPr>
           <w:b/>
           <w:lang w:val="fr_FR" w:bidi="fr_FR"/>
         </w:rPr>
@@ -5579,6 +6335,20 @@
       </w:r>
       <w:r>
         <w:rPr>
+          <w:lang w:val="fr_FR" w:bidi="fr_FR"/>
+        </w:rPr>
+        <w:t>בַּ⁠שְּׁבִיעִ֕י בְּ⁠עֶשְׂרִ֥ים וְ⁠אֶחָ֖ד לַ⁠חֹ֑דֶשׁ</w:t>
+      </w:r>
+    </w:p>
+    <w:p>
+      <w:pPr/>
+      <w:r>
+        <w:rPr>
+          <w:lang w:val="fr_FR" w:bidi="fr_FR"/>
+        </w:rPr>
+      </w:r>
+      <w:r>
+        <w:rPr>
           <w:b/>
           <w:lang w:val="fr_FR" w:bidi="fr_FR"/>
         </w:rPr>
@@ -5651,6 +6421,20 @@
         <w:rPr>
           <w:lang w:val="fr_FR" w:bidi="fr_FR"/>
         </w:rPr>
+      </w:r>
+    </w:p>
+    <w:p>
+      <w:pPr/>
+      <w:r>
+        <w:rPr>
+          <w:lang w:val="fr_FR" w:bidi="fr_FR"/>
+        </w:rPr>
+      </w:r>
+      <w:r>
+        <w:rPr>
+          <w:lang w:val="fr_FR" w:bidi="fr_FR"/>
+        </w:rPr>
+        <w:t>בַּ⁠שְּׁבִיעִ֕י בְּ⁠עֶשְׂרִ֥ים וְ⁠אֶחָ֖ד לַ⁠חֹ֑דֶשׁ</w:t>
       </w:r>
     </w:p>
     <w:p>
@@ -5789,6 +6573,20 @@
       </w:r>
       <w:r>
         <w:rPr>
+          <w:lang w:val="fr_FR" w:bidi="fr_FR"/>
+        </w:rPr>
+        <w:t>הָיָה֙ דְּבַר־יְהוָ֔ה בְּ⁠יַד־חַגַּ֥י הַ⁠נָּבִ֖יא</w:t>
+      </w:r>
+    </w:p>
+    <w:p>
+      <w:pPr/>
+      <w:r>
+        <w:rPr>
+          <w:lang w:val="fr_FR" w:bidi="fr_FR"/>
+        </w:rPr>
+      </w:r>
+      <w:r>
+        <w:rPr>
           <w:b/>
           <w:lang w:val="fr_FR" w:bidi="fr_FR"/>
         </w:rPr>
@@ -5890,6 +6688,20 @@
       </w:r>
       <w:r>
         <w:rPr>
+          <w:lang w:val="fr_FR" w:bidi="fr_FR"/>
+        </w:rPr>
+        <w:t>הָ⁠עָ֖ם לֵ⁠אמֹֽר</w:t>
+      </w:r>
+    </w:p>
+    <w:p>
+      <w:pPr/>
+      <w:r>
+        <w:rPr>
+          <w:lang w:val="fr_FR" w:bidi="fr_FR"/>
+        </w:rPr>
+      </w:r>
+      <w:r>
+        <w:rPr>
           <w:b/>
           <w:lang w:val="fr_FR" w:bidi="fr_FR"/>
         </w:rPr>
@@ -5973,6 +6785,20 @@
       </w:r>
       <w:r>
         <w:rPr>
+          <w:lang w:val="fr_FR" w:bidi="fr_FR"/>
+        </w:rPr>
+        <w:t>מִ֤י בָ⁠כֶם֙ הַ⁠נִּשְׁאָ֔ר אֲשֶׁ֤ר רָאָה֙ אֶת־הַ⁠בַּ֣יִת הַ⁠זֶּ֔ה בִּ⁠כְבוֹד֖⁠וֹ הָ⁠רִאשׁ֑וֹן וּ⁠מָ֨ה אַתֶּ֜ם רֹאִ֤ים אֹת⁠וֹ֙ עַ֔תָּה הֲ⁠ל֥וֹא כָמֹ֛⁠הוּ כְּ⁠אַ֖יִן בְּ⁠עֵינֵי⁠כֶֽם</w:t>
+      </w:r>
+    </w:p>
+    <w:p>
+      <w:pPr/>
+      <w:r>
+        <w:rPr>
+          <w:lang w:val="fr_FR" w:bidi="fr_FR"/>
+        </w:rPr>
+      </w:r>
+      <w:r>
+        <w:rPr>
           <w:b/>
           <w:lang w:val="fr_FR" w:bidi="fr_FR"/>
         </w:rPr>
@@ -6056,6 +6882,20 @@
       </w:r>
       <w:r>
         <w:rPr>
+          <w:lang w:val="fr_FR" w:bidi="fr_FR"/>
+        </w:rPr>
+        <w:t>מִ֤י בָ⁠כֶם֙ הַ⁠נִּשְׁאָ֔ר אֲשֶׁ֤ר רָאָה֙ אֶת־הַ⁠בַּ֣יִת הַ⁠זֶּ֔ה בִּ⁠כְבוֹד֖⁠וֹ הָ⁠רִאשׁ֑וֹן וּ⁠מָ֨ה אַתֶּ֜ם רֹאִ֤ים אֹת⁠וֹ֙ עַ֔תָּה הֲ⁠ל֥וֹא כָמֹ֛⁠הוּ כְּ⁠אַ֖יִן בְּ⁠עֵינֵי⁠כֶֽם</w:t>
+      </w:r>
+    </w:p>
+    <w:p>
+      <w:pPr/>
+      <w:r>
+        <w:rPr>
+          <w:lang w:val="fr_FR" w:bidi="fr_FR"/>
+        </w:rPr>
+      </w:r>
+      <w:r>
+        <w:rPr>
           <w:b/>
           <w:lang w:val="fr_FR" w:bidi="fr_FR"/>
         </w:rPr>
@@ -6139,6 +6979,20 @@
       </w:r>
       <w:r>
         <w:rPr>
+          <w:lang w:val="fr_FR" w:bidi="fr_FR"/>
+        </w:rPr>
+        <w:t>בָ⁠כֶם֙ הַ⁠נִּשְׁאָ֔ר אֲשֶׁ֤ר רָאָה֙ אֶת־הַ⁠בַּ֣יִת הַ⁠זֶּ֔ה</w:t>
+      </w:r>
+    </w:p>
+    <w:p>
+      <w:pPr/>
+      <w:r>
+        <w:rPr>
+          <w:lang w:val="fr_FR" w:bidi="fr_FR"/>
+        </w:rPr>
+      </w:r>
+      <w:r>
+        <w:rPr>
           <w:b/>
           <w:lang w:val="fr_FR" w:bidi="fr_FR"/>
         </w:rPr>
@@ -6228,6 +7082,20 @@
       </w:r>
       <w:r>
         <w:rPr>
+          <w:lang w:val="fr_FR" w:bidi="fr_FR"/>
+        </w:rPr>
+        <w:t>אֲשֶׁ֤ר רָאָה֙ אֶת־הַ⁠בַּ֣יִת הַ⁠זֶּ֔ה בִּ⁠כְבוֹד֖⁠וֹ הָ⁠רִאשׁ֑וֹן</w:t>
+      </w:r>
+    </w:p>
+    <w:p>
+      <w:pPr/>
+      <w:r>
+        <w:rPr>
+          <w:lang w:val="fr_FR" w:bidi="fr_FR"/>
+        </w:rPr>
+      </w:r>
+      <w:r>
+        <w:rPr>
           <w:b/>
           <w:lang w:val="fr_FR" w:bidi="fr_FR"/>
         </w:rPr>
@@ -6324,6 +7192,20 @@
       </w:r>
       <w:r>
         <w:rPr>
+          <w:lang w:val="fr_FR" w:bidi="fr_FR"/>
+        </w:rPr>
+        <w:t>כָמֹ֛⁠הוּ</w:t>
+      </w:r>
+    </w:p>
+    <w:p>
+      <w:pPr/>
+      <w:r>
+        <w:rPr>
+          <w:lang w:val="fr_FR" w:bidi="fr_FR"/>
+        </w:rPr>
+      </w:r>
+      <w:r>
+        <w:rPr>
           <w:b/>
           <w:lang w:val="fr_FR" w:bidi="fr_FR"/>
         </w:rPr>
@@ -6420,6 +7302,20 @@
       </w:r>
       <w:r>
         <w:rPr>
+          <w:lang w:val="fr_FR" w:bidi="fr_FR"/>
+        </w:rPr>
+        <w:t>הֲ⁠ל֥וֹא כָמֹ֛⁠הוּ כְּ⁠אַ֖יִן בְּ⁠עֵינֵי⁠כֶֽם</w:t>
+      </w:r>
+    </w:p>
+    <w:p>
+      <w:pPr/>
+      <w:r>
+        <w:rPr>
+          <w:lang w:val="fr_FR" w:bidi="fr_FR"/>
+        </w:rPr>
+      </w:r>
+      <w:r>
+        <w:rPr>
           <w:b/>
           <w:lang w:val="fr_FR" w:bidi="fr_FR"/>
         </w:rPr>
@@ -6516,6 +7412,20 @@
       </w:r>
       <w:r>
         <w:rPr>
+          <w:lang w:val="fr_FR" w:bidi="fr_FR"/>
+        </w:rPr>
+        <w:t>וְ⁠עַתָּ֣ה חֲזַ֣ק זְרֻבָּבֶ֣ל ׀ נְאֻם־יְהוָ֡ה וַ⁠חֲזַ֣ק יְהוֹשֻׁ֣עַ בֶּן־יְהוֹצָדָק֩ הַ⁠כֹּהֵ֨ן הַ⁠גָּד֜וֹל וַ⁠חֲזַ֨ק כָּל־עַ֥ם הָ⁠אָ֛רֶץ נְאֻם־יְהוָ֖ה וַֽ⁠עֲשׂ֑וּ כִּֽי־אֲנִ֣י אִתְּ⁠כֶ֔ם נְאֻ֖ם יְהוָ֥ה צְבָאֽוֹת</w:t>
+      </w:r>
+    </w:p>
+    <w:p>
+      <w:pPr/>
+      <w:r>
+        <w:rPr>
+          <w:lang w:val="fr_FR" w:bidi="fr_FR"/>
+        </w:rPr>
+      </w:r>
+      <w:r>
+        <w:rPr>
           <w:b/>
           <w:lang w:val="fr_FR" w:bidi="fr_FR"/>
         </w:rPr>
@@ -6600,6 +7510,20 @@
         <w:rPr>
           <w:lang w:val="fr_FR" w:bidi="fr_FR"/>
         </w:rPr>
+      </w:r>
+    </w:p>
+    <w:p>
+      <w:pPr/>
+      <w:r>
+        <w:rPr>
+          <w:lang w:val="fr_FR" w:bidi="fr_FR"/>
+        </w:rPr>
+      </w:r>
+      <w:r>
+        <w:rPr>
+          <w:lang w:val="fr_FR" w:bidi="fr_FR"/>
+        </w:rPr>
+        <w:t>כָּל־עַ֥ם הָ⁠אָ֛רֶץ</w:t>
       </w:r>
     </w:p>
     <w:p>
@@ -6730,6 +7654,20 @@
       </w:r>
       <w:r>
         <w:rPr>
+          <w:lang w:val="fr_FR" w:bidi="fr_FR"/>
+        </w:rPr>
+        <w:t>אֶֽת־הַ⁠דָּבָ֞ר אֲשֶׁר־כָּרַ֤תִּי אִתְּ⁠כֶם֙ בְּ⁠צֵאתְ⁠כֶ֣ם מִ⁠מִּצְרַ֔יִם וְ⁠רוּחִ֖⁠י עֹמֶ֣דֶת בְּ⁠תוֹכְ⁠כֶ֑ם אַל־תִּירָֽאוּ</w:t>
+      </w:r>
+    </w:p>
+    <w:p>
+      <w:pPr/>
+      <w:r>
+        <w:rPr>
+          <w:lang w:val="fr_FR" w:bidi="fr_FR"/>
+        </w:rPr>
+      </w:r>
+      <w:r>
+        <w:rPr>
           <w:b/>
           <w:lang w:val="fr_FR" w:bidi="fr_FR"/>
         </w:rPr>
@@ -6813,6 +7751,20 @@
       </w:r>
       <w:r>
         <w:rPr>
+          <w:lang w:val="fr_FR" w:bidi="fr_FR"/>
+        </w:rPr>
+        <w:t>אֶֽת־הַ⁠דָּבָ֞ר אֲשֶׁר־כָּרַ֤תִּי אִתְּ⁠כֶם֙</w:t>
+      </w:r>
+    </w:p>
+    <w:p>
+      <w:pPr/>
+      <w:r>
+        <w:rPr>
+          <w:lang w:val="fr_FR" w:bidi="fr_FR"/>
+        </w:rPr>
+      </w:r>
+      <w:r>
+        <w:rPr>
           <w:b/>
           <w:lang w:val="fr_FR" w:bidi="fr_FR"/>
         </w:rPr>
@@ -6896,6 +7848,20 @@
       </w:r>
       <w:r>
         <w:rPr>
+          <w:lang w:val="fr_FR" w:bidi="fr_FR"/>
+        </w:rPr>
+        <w:t>אֶֽת־הַ⁠דָּבָ֞ר אֲשֶׁר־כָּרַ֤תִּי אִתְּ⁠כֶם֙</w:t>
+      </w:r>
+    </w:p>
+    <w:p>
+      <w:pPr/>
+      <w:r>
+        <w:rPr>
+          <w:lang w:val="fr_FR" w:bidi="fr_FR"/>
+        </w:rPr>
+      </w:r>
+      <w:r>
+        <w:rPr>
           <w:b/>
           <w:lang w:val="fr_FR" w:bidi="fr_FR"/>
         </w:rPr>
@@ -6995,6 +7961,20 @@
         <w:rPr>
           <w:lang w:val="fr_FR" w:bidi="fr_FR"/>
         </w:rPr>
+      </w:r>
+    </w:p>
+    <w:p>
+      <w:pPr/>
+      <w:r>
+        <w:rPr>
+          <w:lang w:val="fr_FR" w:bidi="fr_FR"/>
+        </w:rPr>
+      </w:r>
+      <w:r>
+        <w:rPr>
+          <w:lang w:val="fr_FR" w:bidi="fr_FR"/>
+        </w:rPr>
+        <w:t>אֶֽת־הַ⁠דָּבָ֞ר אֲשֶׁר־כָּרַ֤תִּי אִתְּ⁠כֶם֙ בְּ⁠צֵאתְ⁠כֶ֣ם מִ⁠מִּצְרַ֔יִם</w:t>
       </w:r>
     </w:p>
     <w:p>
@@ -7133,6 +8113,20 @@
       </w:r>
       <w:r>
         <w:rPr>
+          <w:lang w:val="fr_FR" w:bidi="fr_FR"/>
+        </w:rPr>
+        <w:t>וְ⁠רוּחִ֖⁠י עֹמֶ֣דֶת בְּ⁠תוֹכְ⁠כֶ֑ם</w:t>
+      </w:r>
+    </w:p>
+    <w:p>
+      <w:pPr/>
+      <w:r>
+        <w:rPr>
+          <w:lang w:val="fr_FR" w:bidi="fr_FR"/>
+        </w:rPr>
+      </w:r>
+      <w:r>
+        <w:rPr>
           <w:b/>
           <w:lang w:val="fr_FR" w:bidi="fr_FR"/>
         </w:rPr>
@@ -7222,6 +8216,20 @@
       </w:r>
       <w:r>
         <w:rPr>
+          <w:lang w:val="fr_FR" w:bidi="fr_FR"/>
+        </w:rPr>
+        <w:t>כִּ֣י כֹ֤ה אָמַר֙ יְהוָ֣ה צְבָא֔וֹת ע֥וֹד אַחַ֖ת מְעַ֣ט הִ֑יא וַ⁠אֲנִ֗י מַרְעִישׁ֙ אֶת־הַ⁠שָּׁמַ֣יִם וְ⁠אֶת־הָ⁠אָ֔רֶץ וְ⁠אֶת־הַ⁠יָּ֖ם וְ⁠אֶת־הֶ⁠חָרָבָֽה</w:t>
+      </w:r>
+    </w:p>
+    <w:p>
+      <w:pPr/>
+      <w:r>
+        <w:rPr>
+          <w:lang w:val="fr_FR" w:bidi="fr_FR"/>
+        </w:rPr>
+      </w:r>
+      <w:r>
+        <w:rPr>
           <w:b/>
           <w:lang w:val="fr_FR" w:bidi="fr_FR"/>
         </w:rPr>
@@ -7317,6 +8325,20 @@
       </w:r>
       <w:r>
         <w:rPr>
+          <w:lang w:val="fr_FR" w:bidi="fr_FR"/>
+        </w:rPr>
+        <w:t>ע֥וֹד אַחַ֖ת מְעַ֣ט הִ֑יא וַ⁠אֲנִ֗י מַרְעִישׁ֙</w:t>
+      </w:r>
+    </w:p>
+    <w:p>
+      <w:pPr/>
+      <w:r>
+        <w:rPr>
+          <w:lang w:val="fr_FR" w:bidi="fr_FR"/>
+        </w:rPr>
+      </w:r>
+      <w:r>
+        <w:rPr>
           <w:b/>
           <w:lang w:val="fr_FR" w:bidi="fr_FR"/>
         </w:rPr>
@@ -7412,6 +8434,20 @@
       </w:r>
       <w:r>
         <w:rPr>
+          <w:lang w:val="fr_FR" w:bidi="fr_FR"/>
+        </w:rPr>
+        <w:t>וַ⁠אֲנִ֗י מַרְעִישׁ֙</w:t>
+      </w:r>
+    </w:p>
+    <w:p>
+      <w:pPr/>
+      <w:r>
+        <w:rPr>
+          <w:lang w:val="fr_FR" w:bidi="fr_FR"/>
+        </w:rPr>
+      </w:r>
+      <w:r>
+        <w:rPr>
           <w:b/>
           <w:lang w:val="fr_FR" w:bidi="fr_FR"/>
         </w:rPr>
@@ -7520,6 +8556,20 @@
       </w:r>
       <w:r>
         <w:rPr>
+          <w:lang w:val="fr_FR" w:bidi="fr_FR"/>
+        </w:rPr>
+        <w:t>אֶת־הַ⁠שָּׁמַ֣יִם וְ⁠אֶת־הָ⁠אָ֔רֶץ וְ⁠אֶת־הַ⁠יָּ֖ם וְ⁠אֶת־הֶ⁠חָרָבָֽה</w:t>
+      </w:r>
+    </w:p>
+    <w:p>
+      <w:pPr/>
+      <w:r>
+        <w:rPr>
+          <w:lang w:val="fr_FR" w:bidi="fr_FR"/>
+        </w:rPr>
+      </w:r>
+      <w:r>
+        <w:rPr>
           <w:b/>
           <w:lang w:val="fr_FR" w:bidi="fr_FR"/>
         </w:rPr>
@@ -7655,6 +8705,20 @@
       </w:r>
       <w:r>
         <w:rPr>
+          <w:lang w:val="fr_FR" w:bidi="fr_FR"/>
+        </w:rPr>
+        <w:t>וְ⁠הִרְעַשְׁתִּי֙ אֶת־כָּל־הַ⁠גּוֹיִ֔ם וּ⁠בָ֖אוּ חֶמְדַּ֣ת כָּל־הַ⁠גּוֹיִ֑ם וּ⁠מִלֵּאתִ֞י אֶת־הַ⁠בַּ֤יִת הַ⁠זֶּה֙ כָּב֔וֹד אָמַ֖ר יְהוָ֥ה צְבָאֽוֹת</w:t>
+      </w:r>
+    </w:p>
+    <w:p>
+      <w:pPr/>
+      <w:r>
+        <w:rPr>
+          <w:lang w:val="fr_FR" w:bidi="fr_FR"/>
+        </w:rPr>
+      </w:r>
+      <w:r>
+        <w:rPr>
           <w:b/>
           <w:lang w:val="fr_FR" w:bidi="fr_FR"/>
         </w:rPr>
@@ -7750,6 +8814,20 @@
       </w:r>
       <w:r>
         <w:rPr>
+          <w:lang w:val="fr_FR" w:bidi="fr_FR"/>
+        </w:rPr>
+        <w:t>וְ⁠הִרְעַשְׁתִּי֙ אֶת־כָּל־הַ⁠גּוֹיִ֔ם</w:t>
+      </w:r>
+    </w:p>
+    <w:p>
+      <w:pPr/>
+      <w:r>
+        <w:rPr>
+          <w:lang w:val="fr_FR" w:bidi="fr_FR"/>
+        </w:rPr>
+      </w:r>
+      <w:r>
+        <w:rPr>
           <w:b/>
           <w:lang w:val="fr_FR" w:bidi="fr_FR"/>
         </w:rPr>
@@ -7859,6 +8937,20 @@
       </w:r>
       <w:r>
         <w:rPr>
+          <w:lang w:val="fr_FR" w:bidi="fr_FR"/>
+        </w:rPr>
+        <w:t>וּ⁠מִלֵּאתִ֞י אֶת־הַ⁠בַּ֤יִת הַ⁠זֶּה֙ כָּב֔וֹד</w:t>
+      </w:r>
+    </w:p>
+    <w:p>
+      <w:pPr/>
+      <w:r>
+        <w:rPr>
+          <w:lang w:val="fr_FR" w:bidi="fr_FR"/>
+        </w:rPr>
+      </w:r>
+      <w:r>
+        <w:rPr>
           <w:b/>
           <w:lang w:val="fr_FR" w:bidi="fr_FR"/>
         </w:rPr>
@@ -7994,6 +9086,20 @@
       </w:r>
       <w:r>
         <w:rPr>
+          <w:lang w:val="fr_FR" w:bidi="fr_FR"/>
+        </w:rPr>
+        <w:t>לִ֥⁠י הַ⁠כֶּ֖סֶף וְ⁠לִ֣⁠י הַ⁠זָּהָ֑ב נְאֻ֖ם יְהוָ֥ה צְבָאֽוֹת</w:t>
+      </w:r>
+    </w:p>
+    <w:p>
+      <w:pPr/>
+      <w:r>
+        <w:rPr>
+          <w:lang w:val="fr_FR" w:bidi="fr_FR"/>
+        </w:rPr>
+      </w:r>
+      <w:r>
+        <w:rPr>
           <w:b/>
           <w:lang w:val="fr_FR" w:bidi="fr_FR"/>
         </w:rPr>
@@ -8084,6 +9190,20 @@
       </w:r>
       <w:r>
         <w:rPr>
+          <w:lang w:val="fr_FR" w:bidi="fr_FR"/>
+        </w:rPr>
+        <w:t>לִ֥⁠י הַ⁠כֶּ֖סֶף וְ⁠לִ֣⁠י הַ⁠זָּהָ֑ב</w:t>
+      </w:r>
+    </w:p>
+    <w:p>
+      <w:pPr/>
+      <w:r>
+        <w:rPr>
+          <w:lang w:val="fr_FR" w:bidi="fr_FR"/>
+        </w:rPr>
+      </w:r>
+      <w:r>
+        <w:rPr>
           <w:b/>
           <w:lang w:val="fr_FR" w:bidi="fr_FR"/>
         </w:rPr>
@@ -8167,6 +9287,20 @@
       </w:r>
       <w:r>
         <w:rPr>
+          <w:lang w:val="fr_FR" w:bidi="fr_FR"/>
+        </w:rPr>
+        <w:t>גָּד֣וֹל יִֽהְיֶ֡ה כְּבוֹד֩ הַ⁠בַּ֨יִת הַ⁠זֶּ֤ה הָ⁠אַֽחֲרוֹן֙ מִן־הָ֣⁠רִאשׁ֔וֹן אָמַ֖ר יְהוָ֣ה צְבָא֑וֹת וּ⁠בַ⁠מָּק֤וֹם הַ⁠זֶּה֙ אֶתֵּ֣ן שָׁל֔וֹם נְאֻ֖ם יְהוָ֥ה צְבָאֽוֹת</w:t>
+      </w:r>
+    </w:p>
+    <w:p>
+      <w:pPr/>
+      <w:r>
+        <w:rPr>
+          <w:lang w:val="fr_FR" w:bidi="fr_FR"/>
+        </w:rPr>
+      </w:r>
+      <w:r>
+        <w:rPr>
           <w:b/>
           <w:lang w:val="fr_FR" w:bidi="fr_FR"/>
         </w:rPr>
@@ -8269,6 +9403,20 @@
       </w:r>
       <w:r>
         <w:rPr>
+          <w:lang w:val="fr_FR" w:bidi="fr_FR"/>
+        </w:rPr>
+        <w:t>גָּד֣וֹל יִֽהְיֶ֡ה כְּבוֹד֩ הַ⁠בַּ֨יִת הַ⁠זֶּ֤ה הָ⁠אַֽחֲרוֹן֙ מִן־הָ֣⁠רִאשׁ֔וֹן</w:t>
+      </w:r>
+    </w:p>
+    <w:p>
+      <w:pPr/>
+      <w:r>
+        <w:rPr>
+          <w:lang w:val="fr_FR" w:bidi="fr_FR"/>
+        </w:rPr>
+      </w:r>
+      <w:r>
+        <w:rPr>
           <w:b/>
           <w:lang w:val="fr_FR" w:bidi="fr_FR"/>
         </w:rPr>
@@ -8352,6 +9500,20 @@
       </w:r>
       <w:r>
         <w:rPr>
+          <w:lang w:val="fr_FR" w:bidi="fr_FR"/>
+        </w:rPr>
+        <w:t>גָּד֣וֹל יִֽהְיֶ֡ה כְּבוֹד֩ הַ⁠בַּ֨יִת הַ⁠זֶּ֤ה הָ⁠אַֽחֲרוֹן֙ מִן־הָ֣⁠רִאשׁ֔וֹן</w:t>
+      </w:r>
+    </w:p>
+    <w:p>
+      <w:pPr/>
+      <w:r>
+        <w:rPr>
+          <w:lang w:val="fr_FR" w:bidi="fr_FR"/>
+        </w:rPr>
+      </w:r>
+      <w:r>
+        <w:rPr>
           <w:b/>
           <w:lang w:val="fr_FR" w:bidi="fr_FR"/>
         </w:rPr>
@@ -8448,6 +9610,20 @@
       </w:r>
       <w:r>
         <w:rPr>
+          <w:lang w:val="fr_FR" w:bidi="fr_FR"/>
+        </w:rPr>
+        <w:t>הַ⁠בַּ֨יִת</w:t>
+      </w:r>
+    </w:p>
+    <w:p>
+      <w:pPr/>
+      <w:r>
+        <w:rPr>
+          <w:lang w:val="fr_FR" w:bidi="fr_FR"/>
+        </w:rPr>
+      </w:r>
+      <w:r>
+        <w:rPr>
           <w:b/>
           <w:lang w:val="fr_FR" w:bidi="fr_FR"/>
         </w:rPr>
@@ -8557,6 +9733,20 @@
       </w:r>
       <w:r>
         <w:rPr>
+          <w:lang w:val="fr_FR" w:bidi="fr_FR"/>
+        </w:rPr>
+        <w:t>וּ⁠בַ⁠מָּק֤וֹם הַ⁠זֶּה֙ אֶתֵּ֣ן שָׁל֔וֹם</w:t>
+      </w:r>
+    </w:p>
+    <w:p>
+      <w:pPr/>
+      <w:r>
+        <w:rPr>
+          <w:lang w:val="fr_FR" w:bidi="fr_FR"/>
+        </w:rPr>
+      </w:r>
+      <w:r>
+        <w:rPr>
           <w:b/>
           <w:lang w:val="fr_FR" w:bidi="fr_FR"/>
         </w:rPr>
@@ -8666,6 +9856,20 @@
       </w:r>
       <w:r>
         <w:rPr>
+          <w:lang w:val="fr_FR" w:bidi="fr_FR"/>
+        </w:rPr>
+        <w:t>בְּ⁠עֶשְׂרִ֤ים וְ⁠אַרְבָּעָה֙ לַ⁠תְּשִׁיעִ֔י</w:t>
+      </w:r>
+    </w:p>
+    <w:p>
+      <w:pPr/>
+      <w:r>
+        <w:rPr>
+          <w:lang w:val="fr_FR" w:bidi="fr_FR"/>
+        </w:rPr>
+      </w:r>
+      <w:r>
+        <w:rPr>
           <w:b/>
           <w:lang w:val="fr_FR" w:bidi="fr_FR"/>
         </w:rPr>
@@ -8749,6 +9953,20 @@
       </w:r>
       <w:r>
         <w:rPr>
+          <w:lang w:val="fr_FR" w:bidi="fr_FR"/>
+        </w:rPr>
+        <w:t>בְּ⁠עֶשְׂרִ֤ים וְ⁠אַרְבָּעָה֙ לַ⁠תְּשִׁיעִ֔י בִּ⁠שְׁנַ֥ת שְׁתַּ֖יִם לְ⁠דָרְיָ֑וֶשׁ</w:t>
+      </w:r>
+    </w:p>
+    <w:p>
+      <w:pPr/>
+      <w:r>
+        <w:rPr>
+          <w:lang w:val="fr_FR" w:bidi="fr_FR"/>
+        </w:rPr>
+      </w:r>
+      <w:r>
+        <w:rPr>
           <w:b/>
           <w:lang w:val="fr_FR" w:bidi="fr_FR"/>
         </w:rPr>
@@ -8835,6 +10053,20 @@
         <w:rPr>
           <w:lang w:val="fr_FR" w:bidi="fr_FR"/>
         </w:rPr>
+      </w:r>
+    </w:p>
+    <w:p>
+      <w:pPr/>
+      <w:r>
+        <w:rPr>
+          <w:lang w:val="fr_FR" w:bidi="fr_FR"/>
+        </w:rPr>
+      </w:r>
+      <w:r>
+        <w:rPr>
+          <w:lang w:val="fr_FR" w:bidi="fr_FR"/>
+        </w:rPr>
+        <w:t>בְּ⁠עֶשְׂרִ֤ים וְ⁠אַרְבָּעָה֙ לַ⁠תְּשִׁיעִ֔י</w:t>
       </w:r>
     </w:p>
     <w:p>
@@ -8973,6 +10205,20 @@
       </w:r>
       <w:r>
         <w:rPr>
+          <w:lang w:val="fr_FR" w:bidi="fr_FR"/>
+        </w:rPr>
+        <w:t>הָיָה֙ דְּבַר־יְהוָ֔ה אֶל־חַגַּ֥י הַ⁠נָּבִ֖יא לֵ⁠אמֹֽר</w:t>
+      </w:r>
+    </w:p>
+    <w:p>
+      <w:pPr/>
+      <w:r>
+        <w:rPr>
+          <w:lang w:val="fr_FR" w:bidi="fr_FR"/>
+        </w:rPr>
+      </w:r>
+      <w:r>
+        <w:rPr>
           <w:b/>
           <w:lang w:val="fr_FR" w:bidi="fr_FR"/>
         </w:rPr>
@@ -9074,6 +10320,20 @@
       </w:r>
       <w:r>
         <w:rPr>
+          <w:lang w:val="fr_FR" w:bidi="fr_FR"/>
+        </w:rPr>
+        <w:t>כֹּ֥ה אָמַ֖ר יְהוָ֣ה צְבָא֑וֹת שְׁאַל־נָ֧א אֶת־הַ⁠כֹּהֲנִ֛ים תּוֹרָ֖ה לֵ⁠אמֹֽר</w:t>
+      </w:r>
+    </w:p>
+    <w:p>
+      <w:pPr/>
+      <w:r>
+        <w:rPr>
+          <w:lang w:val="fr_FR" w:bidi="fr_FR"/>
+        </w:rPr>
+      </w:r>
+      <w:r>
+        <w:rPr>
           <w:b/>
           <w:lang w:val="fr_FR" w:bidi="fr_FR"/>
         </w:rPr>
@@ -9157,6 +10417,20 @@
       </w:r>
       <w:r>
         <w:rPr>
+          <w:lang w:val="fr_FR" w:bidi="fr_FR"/>
+        </w:rPr>
+        <w:t>הֵ֣ן ׀ יִשָּׂא־אִ֨ישׁ בְּשַׂר־קֹ֜דֶשׁ בִּ⁠כְנַ֣ף בִּגְד֗⁠וֹ וְ⁠נָגַ֣ע בִּ֠⁠כְנָפ⁠וֹ אֶל־הַ⁠לֶּ֨חֶם וְ⁠אֶל־הַ⁠נָּזִ֜יד וְ⁠אֶל־הַ⁠יַּ֧יִן וְ⁠אֶל־שֶׁ֛מֶן וְ⁠אֶל־כָּל־מַאֲכָ֖ל הֲ⁠יִקְדָּ֑שׁ</w:t>
+      </w:r>
+    </w:p>
+    <w:p>
+      <w:pPr/>
+      <w:r>
+        <w:rPr>
+          <w:lang w:val="fr_FR" w:bidi="fr_FR"/>
+        </w:rPr>
+      </w:r>
+      <w:r>
+        <w:rPr>
           <w:b/>
           <w:lang w:val="fr_FR" w:bidi="fr_FR"/>
         </w:rPr>
@@ -9240,6 +10514,20 @@
       </w:r>
       <w:r>
         <w:rPr>
+          <w:lang w:val="fr_FR" w:bidi="fr_FR"/>
+        </w:rPr>
+        <w:t>הֵ֣ן ׀ יִשָּׂא־אִ֨ישׁ בְּשַׂר־קֹ֜דֶשׁ בִּ⁠כְנַ֣ף בִּגְד֗⁠וֹ וְ⁠נָגַ֣ע בִּ֠⁠כְנָפ⁠וֹ אֶל־הַ⁠לֶּ֨חֶם וְ⁠אֶל־הַ⁠נָּזִ֜יד וְ⁠אֶל־הַ⁠יַּ֧יִן וְ⁠אֶל־שֶׁ֛מֶן וְ⁠אֶל־כָּל־מַאֲכָ֖ל הֲ⁠יִקְדָּ֑שׁ</w:t>
+      </w:r>
+    </w:p>
+    <w:p>
+      <w:pPr/>
+      <w:r>
+        <w:rPr>
+          <w:lang w:val="fr_FR" w:bidi="fr_FR"/>
+        </w:rPr>
+      </w:r>
+      <w:r>
+        <w:rPr>
           <w:b/>
           <w:lang w:val="fr_FR" w:bidi="fr_FR"/>
         </w:rPr>
@@ -9323,6 +10611,20 @@
       </w:r>
       <w:r>
         <w:rPr>
+          <w:lang w:val="fr_FR" w:bidi="fr_FR"/>
+        </w:rPr>
+        <w:t>בְּשַׂר־קֹ֜דֶשׁ</w:t>
+      </w:r>
+    </w:p>
+    <w:p>
+      <w:pPr/>
+      <w:r>
+        <w:rPr>
+          <w:lang w:val="fr_FR" w:bidi="fr_FR"/>
+        </w:rPr>
+      </w:r>
+      <w:r>
+        <w:rPr>
           <w:b/>
           <w:lang w:val="fr_FR" w:bidi="fr_FR"/>
         </w:rPr>
@@ -9408,6 +10710,20 @@
         <w:rPr>
           <w:lang w:val="fr_FR" w:bidi="fr_FR"/>
         </w:rPr>
+      </w:r>
+    </w:p>
+    <w:p>
+      <w:pPr/>
+      <w:r>
+        <w:rPr>
+          <w:lang w:val="fr_FR" w:bidi="fr_FR"/>
+        </w:rPr>
+      </w:r>
+      <w:r>
+        <w:rPr>
+          <w:lang w:val="fr_FR" w:bidi="fr_FR"/>
+        </w:rPr>
+        <w:t>לֹֽא</w:t>
       </w:r>
     </w:p>
     <w:p>
@@ -9533,6 +10849,20 @@
       </w:r>
       <w:r>
         <w:rPr>
+          <w:lang w:val="fr_FR" w:bidi="fr_FR"/>
+        </w:rPr>
+        <w:t>טְמֵא־נֶ֛פֶשׁ</w:t>
+      </w:r>
+    </w:p>
+    <w:p>
+      <w:pPr/>
+      <w:r>
+        <w:rPr>
+          <w:lang w:val="fr_FR" w:bidi="fr_FR"/>
+        </w:rPr>
+      </w:r>
+      <w:r>
+        <w:rPr>
           <w:b/>
           <w:lang w:val="fr_FR" w:bidi="fr_FR"/>
         </w:rPr>
@@ -9629,6 +10959,20 @@
       </w:r>
       <w:r>
         <w:rPr>
+          <w:lang w:val="fr_FR" w:bidi="fr_FR"/>
+        </w:rPr>
+        <w:t>טְמֵא־נֶ֛פֶשׁ</w:t>
+      </w:r>
+    </w:p>
+    <w:p>
+      <w:pPr/>
+      <w:r>
+        <w:rPr>
+          <w:lang w:val="fr_FR" w:bidi="fr_FR"/>
+        </w:rPr>
+      </w:r>
+      <w:r>
+        <w:rPr>
           <w:b/>
           <w:lang w:val="fr_FR" w:bidi="fr_FR"/>
         </w:rPr>
@@ -9714,6 +11058,20 @@
         <w:rPr>
           <w:lang w:val="fr_FR" w:bidi="fr_FR"/>
         </w:rPr>
+      </w:r>
+    </w:p>
+    <w:p>
+      <w:pPr/>
+      <w:r>
+        <w:rPr>
+          <w:lang w:val="fr_FR" w:bidi="fr_FR"/>
+        </w:rPr>
+      </w:r>
+      <w:r>
+        <w:rPr>
+          <w:lang w:val="fr_FR" w:bidi="fr_FR"/>
+        </w:rPr>
+        <w:t>טְמֵא־נֶ֛פֶשׁ</w:t>
       </w:r>
     </w:p>
     <w:p>
@@ -9832,6 +11190,20 @@
       </w:r>
       <w:r>
         <w:rPr>
+          <w:lang w:val="fr_FR" w:bidi="fr_FR"/>
+        </w:rPr>
+        <w:t>בְּ⁠כָל־אֵ֖לֶּה הֲ⁠יִטְמָ֑א</w:t>
+      </w:r>
+    </w:p>
+    <w:p>
+      <w:pPr/>
+      <w:r>
+        <w:rPr>
+          <w:lang w:val="fr_FR" w:bidi="fr_FR"/>
+        </w:rPr>
+      </w:r>
+      <w:r>
+        <w:rPr>
           <w:b/>
           <w:lang w:val="fr_FR" w:bidi="fr_FR"/>
         </w:rPr>
@@ -9935,6 +11307,20 @@
       </w:r>
       <w:r>
         <w:rPr>
+          <w:lang w:val="fr_FR" w:bidi="fr_FR"/>
+        </w:rPr>
+        <w:t>יִטְמָֽא</w:t>
+      </w:r>
+    </w:p>
+    <w:p>
+      <w:pPr/>
+      <w:r>
+        <w:rPr>
+          <w:lang w:val="fr_FR" w:bidi="fr_FR"/>
+        </w:rPr>
+      </w:r>
+      <w:r>
+        <w:rPr>
           <w:b/>
           <w:lang w:val="fr_FR" w:bidi="fr_FR"/>
         </w:rPr>
@@ -10024,6 +11410,20 @@
       </w:r>
       <w:r>
         <w:rPr>
+          <w:lang w:val="fr_FR" w:bidi="fr_FR"/>
+        </w:rPr>
+        <w:t>כֵּ֣ן הָֽ⁠עָם־הַ֠⁠זֶּה וְ⁠כֵן־הַ⁠גּ֨וֹי הַ⁠זֶּ֤ה לְ⁠פָנַ⁠י֙ נְאֻם־יְהוָ֔ה וְ⁠כֵ֖ן כָּל־מַעֲשֵׂ֣ה יְדֵי⁠הֶ֑ם וַ⁠אֲשֶׁ֥ר יַקְרִ֛יבוּ שָׁ֖ם טָמֵ֥א הֽוּא</w:t>
+      </w:r>
+    </w:p>
+    <w:p>
+      <w:pPr/>
+      <w:r>
+        <w:rPr>
+          <w:lang w:val="fr_FR" w:bidi="fr_FR"/>
+        </w:rPr>
+      </w:r>
+      <w:r>
+        <w:rPr>
           <w:b/>
           <w:lang w:val="fr_FR" w:bidi="fr_FR"/>
         </w:rPr>
@@ -10107,6 +11507,20 @@
       </w:r>
       <w:r>
         <w:rPr>
+          <w:lang w:val="fr_FR" w:bidi="fr_FR"/>
+        </w:rPr>
+        <w:t>כֵּ֣ן הָֽ⁠עָם־הַ֠⁠זֶּה וְ⁠כֵן־הַ⁠גּ֨וֹי הַ⁠זֶּ֤ה</w:t>
+      </w:r>
+    </w:p>
+    <w:p>
+      <w:pPr/>
+      <w:r>
+        <w:rPr>
+          <w:lang w:val="fr_FR" w:bidi="fr_FR"/>
+        </w:rPr>
+      </w:r>
+      <w:r>
+        <w:rPr>
           <w:b/>
           <w:lang w:val="fr_FR" w:bidi="fr_FR"/>
         </w:rPr>
@@ -10203,6 +11617,20 @@
       </w:r>
       <w:r>
         <w:rPr>
+          <w:lang w:val="fr_FR" w:bidi="fr_FR"/>
+        </w:rPr>
+        <w:t>כֵּ֣ן הָֽ⁠עָם־הַ֠⁠זֶּה וְ⁠כֵן־הַ⁠גּ֨וֹי הַ⁠זֶּ֤ה</w:t>
+      </w:r>
+    </w:p>
+    <w:p>
+      <w:pPr/>
+      <w:r>
+        <w:rPr>
+          <w:lang w:val="fr_FR" w:bidi="fr_FR"/>
+        </w:rPr>
+      </w:r>
+      <w:r>
+        <w:rPr>
           <w:b/>
           <w:lang w:val="fr_FR" w:bidi="fr_FR"/>
         </w:rPr>
@@ -10312,6 +11740,20 @@
       </w:r>
       <w:r>
         <w:rPr>
+          <w:lang w:val="fr_FR" w:bidi="fr_FR"/>
+        </w:rPr>
+        <w:t>לְ⁠פָנַ⁠י֙</w:t>
+      </w:r>
+    </w:p>
+    <w:p>
+      <w:pPr/>
+      <w:r>
+        <w:rPr>
+          <w:lang w:val="fr_FR" w:bidi="fr_FR"/>
+        </w:rPr>
+      </w:r>
+      <w:r>
+        <w:rPr>
           <w:b/>
           <w:lang w:val="fr_FR" w:bidi="fr_FR"/>
         </w:rPr>
@@ -10408,6 +11850,20 @@
       </w:r>
       <w:r>
         <w:rPr>
+          <w:lang w:val="fr_FR" w:bidi="fr_FR"/>
+        </w:rPr>
+        <w:t>לְ⁠פָנַ⁠י֙</w:t>
+      </w:r>
+    </w:p>
+    <w:p>
+      <w:pPr/>
+      <w:r>
+        <w:rPr>
+          <w:lang w:val="fr_FR" w:bidi="fr_FR"/>
+        </w:rPr>
+      </w:r>
+      <w:r>
+        <w:rPr>
           <w:b/>
           <w:lang w:val="fr_FR" w:bidi="fr_FR"/>
         </w:rPr>
@@ -10491,6 +11947,20 @@
       </w:r>
       <w:r>
         <w:rPr>
+          <w:lang w:val="fr_FR" w:bidi="fr_FR"/>
+        </w:rPr>
+        <w:t>וְ⁠כֵ֖ן כָּל־מַעֲשֵׂ֣ה יְדֵי⁠הֶ֑ם</w:t>
+      </w:r>
+    </w:p>
+    <w:p>
+      <w:pPr/>
+      <w:r>
+        <w:rPr>
+          <w:lang w:val="fr_FR" w:bidi="fr_FR"/>
+        </w:rPr>
+      </w:r>
+      <w:r>
+        <w:rPr>
           <w:b/>
           <w:lang w:val="fr_FR" w:bidi="fr_FR"/>
         </w:rPr>
@@ -10589,6 +12059,20 @@
         <w:rPr>
           <w:lang w:val="fr_FR" w:bidi="fr_FR"/>
         </w:rPr>
+      </w:r>
+    </w:p>
+    <w:p>
+      <w:pPr/>
+      <w:r>
+        <w:rPr>
+          <w:lang w:val="fr_FR" w:bidi="fr_FR"/>
+        </w:rPr>
+      </w:r>
+      <w:r>
+        <w:rPr>
+          <w:lang w:val="fr_FR" w:bidi="fr_FR"/>
+        </w:rPr>
+        <w:t>וַ⁠אֲשֶׁ֥ר יַקְרִ֛יבוּ שָׁ֖ם טָמֵ֥א הֽוּא</w:t>
       </w:r>
     </w:p>
     <w:p>
@@ -10714,6 +12198,20 @@
       </w:r>
       <w:r>
         <w:rPr>
+          <w:lang w:val="fr_FR" w:bidi="fr_FR"/>
+        </w:rPr>
+        <w:t>שִֽׂימוּ־נָ֣א לְבַבְ⁠כֶ֔ם</w:t>
+      </w:r>
+    </w:p>
+    <w:p>
+      <w:pPr/>
+      <w:r>
+        <w:rPr>
+          <w:lang w:val="fr_FR" w:bidi="fr_FR"/>
+        </w:rPr>
+      </w:r>
+      <w:r>
+        <w:rPr>
           <w:b/>
           <w:lang w:val="fr_FR" w:bidi="fr_FR"/>
         </w:rPr>
@@ -10815,6 +12313,20 @@
       </w:r>
       <w:r>
         <w:rPr>
+          <w:lang w:val="fr_FR" w:bidi="fr_FR"/>
+        </w:rPr>
+        <w:t>מִן־הַ⁠יּ֥וֹם הַ⁠זֶּ֖ה וָ⁠מָ֑עְלָ⁠ה</w:t>
+      </w:r>
+    </w:p>
+    <w:p>
+      <w:pPr/>
+      <w:r>
+        <w:rPr>
+          <w:lang w:val="fr_FR" w:bidi="fr_FR"/>
+        </w:rPr>
+      </w:r>
+      <w:r>
+        <w:rPr>
           <w:b/>
           <w:lang w:val="fr_FR" w:bidi="fr_FR"/>
         </w:rPr>
@@ -10911,6 +12423,20 @@
       </w:r>
       <w:r>
         <w:rPr>
+          <w:lang w:val="fr_FR" w:bidi="fr_FR"/>
+        </w:rPr>
+        <w:t>מִ⁠טֶּ֧רֶם שֽׂוּם־אֶ֛בֶן אֶל־אֶ֖בֶן בְּ⁠הֵיכַ֥ל יְהוָֽה</w:t>
+      </w:r>
+    </w:p>
+    <w:p>
+      <w:pPr/>
+      <w:r>
+        <w:rPr>
+          <w:lang w:val="fr_FR" w:bidi="fr_FR"/>
+        </w:rPr>
+      </w:r>
+      <w:r>
+        <w:rPr>
           <w:b/>
           <w:lang w:val="fr_FR" w:bidi="fr_FR"/>
         </w:rPr>
@@ -10994,6 +12520,20 @@
       </w:r>
       <w:r>
         <w:rPr>
+          <w:lang w:val="fr_FR" w:bidi="fr_FR"/>
+        </w:rPr>
+        <w:t>בְּ⁠הֵיכַ֥ל יְהוָֽה</w:t>
+      </w:r>
+    </w:p>
+    <w:p>
+      <w:pPr/>
+      <w:r>
+        <w:rPr>
+          <w:lang w:val="fr_FR" w:bidi="fr_FR"/>
+        </w:rPr>
+      </w:r>
+      <w:r>
+        <w:rPr>
           <w:b/>
           <w:lang w:val="fr_FR" w:bidi="fr_FR"/>
         </w:rPr>
@@ -11077,6 +12617,20 @@
       </w:r>
       <w:r>
         <w:rPr>
+          <w:lang w:val="fr_FR" w:bidi="fr_FR"/>
+        </w:rPr>
+        <w:t>מִֽ⁠הְיוֹתָ֥⁠ם</w:t>
+      </w:r>
+    </w:p>
+    <w:p>
+      <w:pPr/>
+      <w:r>
+        <w:rPr>
+          <w:lang w:val="fr_FR" w:bidi="fr_FR"/>
+        </w:rPr>
+      </w:r>
+      <w:r>
+        <w:rPr>
           <w:b/>
           <w:lang w:val="fr_FR" w:bidi="fr_FR"/>
         </w:rPr>
@@ -11173,6 +12727,20 @@
       </w:r>
       <w:r>
         <w:rPr>
+          <w:lang w:val="fr_FR" w:bidi="fr_FR"/>
+        </w:rPr>
+        <w:t>בָּא֙ אֶל־עֲרֵמַ֣ת עֶשְׂרִ֔ים וְ⁠הָיְתָ֖ה עֲשָׂרָ֑ה</w:t>
+      </w:r>
+    </w:p>
+    <w:p>
+      <w:pPr/>
+      <w:r>
+        <w:rPr>
+          <w:lang w:val="fr_FR" w:bidi="fr_FR"/>
+        </w:rPr>
+      </w:r>
+      <w:r>
+        <w:rPr>
           <w:b/>
           <w:lang w:val="fr_FR" w:bidi="fr_FR"/>
         </w:rPr>
@@ -11270,6 +12838,20 @@
       </w:r>
       <w:r>
         <w:rPr>
+          <w:lang w:val="fr_FR" w:bidi="fr_FR"/>
+        </w:rPr>
+        <w:t>בָּא֙ אֶל־עֲרֵמַ֣ת עֶשְׂרִ֔ים וְ⁠הָיְתָ֖ה עֲשָׂרָ֑ה</w:t>
+      </w:r>
+    </w:p>
+    <w:p>
+      <w:pPr/>
+      <w:r>
+        <w:rPr>
+          <w:lang w:val="fr_FR" w:bidi="fr_FR"/>
+        </w:rPr>
+      </w:r>
+      <w:r>
+        <w:rPr>
           <w:b/>
           <w:lang w:val="fr_FR" w:bidi="fr_FR"/>
         </w:rPr>
@@ -11366,6 +12948,20 @@
       </w:r>
       <w:r>
         <w:rPr>
+          <w:lang w:val="fr_FR" w:bidi="fr_FR"/>
+        </w:rPr>
+        <w:t>בָּ֣א אֶל־הַ⁠יֶּ֗קֶב לַ⁠חְשֹׂף֙ חֲמִשִּׁ֣ים פּוּרָ֔ה וְ⁠הָיְתָ֖ה עֶשְׂרִֽים</w:t>
+      </w:r>
+    </w:p>
+    <w:p>
+      <w:pPr/>
+      <w:r>
+        <w:rPr>
+          <w:lang w:val="fr_FR" w:bidi="fr_FR"/>
+        </w:rPr>
+      </w:r>
+      <w:r>
+        <w:rPr>
           <w:b/>
           <w:lang w:val="fr_FR" w:bidi="fr_FR"/>
         </w:rPr>
@@ -11438,6 +13034,20 @@
         <w:rPr>
           <w:lang w:val="fr_FR" w:bidi="fr_FR"/>
         </w:rPr>
+      </w:r>
+    </w:p>
+    <w:p>
+      <w:pPr/>
+      <w:r>
+        <w:rPr>
+          <w:lang w:val="fr_FR" w:bidi="fr_FR"/>
+        </w:rPr>
+      </w:r>
+      <w:r>
+        <w:rPr>
+          <w:lang w:val="fr_FR" w:bidi="fr_FR"/>
+        </w:rPr>
+        <w:t>חֲמִשִּׁ֣ים פּוּרָ֔ה</w:t>
       </w:r>
     </w:p>
     <w:p>
@@ -11539,6 +13149,20 @@
       </w:r>
       <w:r>
         <w:rPr>
+          <w:lang w:val="fr_FR" w:bidi="fr_FR"/>
+        </w:rPr>
+        <w:t>הִכֵּ֨יתִי אֶתְ⁠כֶ֜ם בַּ⁠שִּׁדָּפ֤וֹן וּ⁠בַ⁠יֵּֽרָקוֹן֙ וּ⁠בַ⁠בָּרָ֔ד אֵ֖ת כָּל־מַעֲשֵׂ֣ה יְדֵי⁠כֶ֑ם וְ⁠אֵין־אֶתְ⁠כֶ֥ם אֵלַ֖⁠י נְאֻם־יְהוָֽה</w:t>
+      </w:r>
+    </w:p>
+    <w:p>
+      <w:pPr/>
+      <w:r>
+        <w:rPr>
+          <w:lang w:val="fr_FR" w:bidi="fr_FR"/>
+        </w:rPr>
+      </w:r>
+      <w:r>
+        <w:rPr>
           <w:b/>
           <w:lang w:val="fr_FR" w:bidi="fr_FR"/>
         </w:rPr>
@@ -11622,6 +13246,20 @@
       </w:r>
       <w:r>
         <w:rPr>
+          <w:lang w:val="fr_FR" w:bidi="fr_FR"/>
+        </w:rPr>
+        <w:t>אֵ֖ת כָּל־מַעֲשֵׂ֣ה יְדֵי⁠כֶ֑ם</w:t>
+      </w:r>
+    </w:p>
+    <w:p>
+      <w:pPr/>
+      <w:r>
+        <w:rPr>
+          <w:lang w:val="fr_FR" w:bidi="fr_FR"/>
+        </w:rPr>
+      </w:r>
+      <w:r>
+        <w:rPr>
           <w:b/>
           <w:lang w:val="fr_FR" w:bidi="fr_FR"/>
         </w:rPr>
@@ -11694,6 +13332,20 @@
         <w:rPr>
           <w:lang w:val="fr_FR" w:bidi="fr_FR"/>
         </w:rPr>
+      </w:r>
+    </w:p>
+    <w:p>
+      <w:pPr/>
+      <w:r>
+        <w:rPr>
+          <w:lang w:val="fr_FR" w:bidi="fr_FR"/>
+        </w:rPr>
+      </w:r>
+      <w:r>
+        <w:rPr>
+          <w:lang w:val="fr_FR" w:bidi="fr_FR"/>
+        </w:rPr>
+        <w:t>אֵ֖ת כָּל־מַעֲשֵׂ֣ה יְדֵי⁠כֶ֑ם</w:t>
       </w:r>
     </w:p>
     <w:p>
@@ -11806,6 +13458,20 @@
       </w:r>
       <w:r>
         <w:rPr>
+          <w:lang w:val="fr_FR" w:bidi="fr_FR"/>
+        </w:rPr>
+        <w:t>וְ⁠אֵין־אֶתְ⁠כֶ֥ם אֵלַ֖⁠י</w:t>
+      </w:r>
+    </w:p>
+    <w:p>
+      <w:pPr/>
+      <w:r>
+        <w:rPr>
+          <w:lang w:val="fr_FR" w:bidi="fr_FR"/>
+        </w:rPr>
+      </w:r>
+      <w:r>
+        <w:rPr>
           <w:b/>
           <w:lang w:val="fr_FR" w:bidi="fr_FR"/>
         </w:rPr>
@@ -11878,6 +13544,20 @@
         <w:rPr>
           <w:lang w:val="fr_FR" w:bidi="fr_FR"/>
         </w:rPr>
+      </w:r>
+    </w:p>
+    <w:p>
+      <w:pPr/>
+      <w:r>
+        <w:rPr>
+          <w:lang w:val="fr_FR" w:bidi="fr_FR"/>
+        </w:rPr>
+      </w:r>
+      <w:r>
+        <w:rPr>
+          <w:lang w:val="fr_FR" w:bidi="fr_FR"/>
+        </w:rPr>
+        <w:t>שִׂימוּ &amp; לְבַבְ⁠כֶ֔ם</w:t>
       </w:r>
     </w:p>
     <w:p>
@@ -12004,6 +13684,20 @@
       </w:r>
       <w:r>
         <w:rPr>
+          <w:lang w:val="fr_FR" w:bidi="fr_FR"/>
+        </w:rPr>
+        <w:t>מִן־הַ⁠יּ֥וֹם הַ⁠זֶּ֖ה וָ⁠מָ֑עְלָ⁠ה מִ⁠יּוֹם֩ עֶשְׂרִ֨ים וְ⁠אַרְבָּעָ֜ה לַ⁠תְּשִׁיעִ֗י לְ⁠מִן־הַ⁠יּ֛וֹם אֲשֶׁר־יֻסַּ֥ד הֵֽיכַל־יְהוָ֖ה</w:t>
+      </w:r>
+    </w:p>
+    <w:p>
+      <w:pPr/>
+      <w:r>
+        <w:rPr>
+          <w:lang w:val="fr_FR" w:bidi="fr_FR"/>
+        </w:rPr>
+      </w:r>
+      <w:r>
+        <w:rPr>
           <w:b/>
           <w:lang w:val="fr_FR" w:bidi="fr_FR"/>
         </w:rPr>
@@ -12149,6 +13843,20 @@
       </w:r>
       <w:r>
         <w:rPr>
+          <w:lang w:val="fr_FR" w:bidi="fr_FR"/>
+        </w:rPr>
+        <w:t>מִ⁠יּוֹם֩ עֶשְׂרִ֨ים וְ⁠אַרְבָּעָ֜ה לַ⁠תְּשִׁיעִ֗י</w:t>
+      </w:r>
+    </w:p>
+    <w:p>
+      <w:pPr/>
+      <w:r>
+        <w:rPr>
+          <w:lang w:val="fr_FR" w:bidi="fr_FR"/>
+        </w:rPr>
+      </w:r>
+      <w:r>
+        <w:rPr>
           <w:b/>
           <w:lang w:val="fr_FR" w:bidi="fr_FR"/>
         </w:rPr>
@@ -12221,6 +13929,20 @@
         <w:rPr>
           <w:lang w:val="fr_FR" w:bidi="fr_FR"/>
         </w:rPr>
+      </w:r>
+    </w:p>
+    <w:p>
+      <w:pPr/>
+      <w:r>
+        <w:rPr>
+          <w:lang w:val="fr_FR" w:bidi="fr_FR"/>
+        </w:rPr>
+      </w:r>
+      <w:r>
+        <w:rPr>
+          <w:lang w:val="fr_FR" w:bidi="fr_FR"/>
+        </w:rPr>
+        <w:t>מִ⁠יּוֹם֩ עֶשְׂרִ֨ים וְ⁠אַרְבָּעָ֜ה לַ⁠תְּשִׁיעִ֗י</w:t>
       </w:r>
     </w:p>
     <w:p>
@@ -12333,6 +14055,20 @@
       </w:r>
       <w:r>
         <w:rPr>
+          <w:lang w:val="fr_FR" w:bidi="fr_FR"/>
+        </w:rPr>
+        <w:t>יֻסַּ֥ד הֵֽיכַל־יְהוָ֖ה</w:t>
+      </w:r>
+    </w:p>
+    <w:p>
+      <w:pPr/>
+      <w:r>
+        <w:rPr>
+          <w:lang w:val="fr_FR" w:bidi="fr_FR"/>
+        </w:rPr>
+      </w:r>
+      <w:r>
+        <w:rPr>
           <w:b/>
           <w:lang w:val="fr_FR" w:bidi="fr_FR"/>
         </w:rPr>
@@ -12416,6 +14152,20 @@
       </w:r>
       <w:r>
         <w:rPr>
+          <w:lang w:val="fr_FR" w:bidi="fr_FR"/>
+        </w:rPr>
+        <w:t>הֵֽיכַל־יְהוָ֖ה</w:t>
+      </w:r>
+    </w:p>
+    <w:p>
+      <w:pPr/>
+      <w:r>
+        <w:rPr>
+          <w:lang w:val="fr_FR" w:bidi="fr_FR"/>
+        </w:rPr>
+      </w:r>
+      <w:r>
+        <w:rPr>
           <w:b/>
           <w:lang w:val="fr_FR" w:bidi="fr_FR"/>
         </w:rPr>
@@ -12488,6 +14238,20 @@
         <w:rPr>
           <w:lang w:val="fr_FR" w:bidi="fr_FR"/>
         </w:rPr>
+      </w:r>
+    </w:p>
+    <w:p>
+      <w:pPr/>
+      <w:r>
+        <w:rPr>
+          <w:lang w:val="fr_FR" w:bidi="fr_FR"/>
+        </w:rPr>
+      </w:r>
+      <w:r>
+        <w:rPr>
+          <w:lang w:val="fr_FR" w:bidi="fr_FR"/>
+        </w:rPr>
+        <w:t>שִׂ֥ימוּ לְבַבְ⁠כֶֽם</w:t>
       </w:r>
     </w:p>
     <w:p>
@@ -12600,6 +14364,20 @@
       </w:r>
       <w:r>
         <w:rPr>
+          <w:lang w:val="fr_FR" w:bidi="fr_FR"/>
+        </w:rPr>
+        <w:t>הַ⁠ע֤וֹד הַ⁠זֶּ֨רַע֙ בַּ⁠מְּגוּרָ֔ה</w:t>
+      </w:r>
+    </w:p>
+    <w:p>
+      <w:pPr/>
+      <w:r>
+        <w:rPr>
+          <w:lang w:val="fr_FR" w:bidi="fr_FR"/>
+        </w:rPr>
+      </w:r>
+      <w:r>
+        <w:rPr>
           <w:b/>
           <w:lang w:val="fr_FR" w:bidi="fr_FR"/>
         </w:rPr>
@@ -12683,6 +14461,20 @@
       </w:r>
       <w:r>
         <w:rPr>
+          <w:lang w:val="fr_FR" w:bidi="fr_FR"/>
+        </w:rPr>
+        <w:t>מִן־הַ⁠יּ֥וֹם הַ⁠זֶּ֖ה אֲבָרֵֽךְ</w:t>
+      </w:r>
+    </w:p>
+    <w:p>
+      <w:pPr/>
+      <w:r>
+        <w:rPr>
+          <w:lang w:val="fr_FR" w:bidi="fr_FR"/>
+        </w:rPr>
+      </w:r>
+      <w:r>
+        <w:rPr>
           <w:b/>
           <w:lang w:val="fr_FR" w:bidi="fr_FR"/>
         </w:rPr>
@@ -12766,6 +14558,20 @@
       </w:r>
       <w:r>
         <w:rPr>
+          <w:lang w:val="fr_FR" w:bidi="fr_FR"/>
+        </w:rPr>
+        <w:t>מִן־הַ⁠יּ֥וֹם הַ⁠זֶּ֖ה</w:t>
+      </w:r>
+    </w:p>
+    <w:p>
+      <w:pPr/>
+      <w:r>
+        <w:rPr>
+          <w:lang w:val="fr_FR" w:bidi="fr_FR"/>
+        </w:rPr>
+      </w:r>
+      <w:r>
+        <w:rPr>
           <w:b/>
           <w:lang w:val="fr_FR" w:bidi="fr_FR"/>
         </w:rPr>
@@ -12851,6 +14657,20 @@
         <w:rPr>
           <w:lang w:val="fr_FR" w:bidi="fr_FR"/>
         </w:rPr>
+      </w:r>
+    </w:p>
+    <w:p>
+      <w:pPr/>
+      <w:r>
+        <w:rPr>
+          <w:lang w:val="fr_FR" w:bidi="fr_FR"/>
+        </w:rPr>
+      </w:r>
+      <w:r>
+        <w:rPr>
+          <w:lang w:val="fr_FR" w:bidi="fr_FR"/>
+        </w:rPr>
+        <w:t>וַ⁠יְהִ֨י דְבַר־יְהוָ֤ה ׀ שֵׁנִית֙ אֶל־חַגַּ֔י</w:t>
       </w:r>
     </w:p>
     <w:p>
@@ -12963,6 +14783,20 @@
       </w:r>
       <w:r>
         <w:rPr>
+          <w:lang w:val="fr_FR" w:bidi="fr_FR"/>
+        </w:rPr>
+        <w:t>שֵׁנִית֙</w:t>
+      </w:r>
+    </w:p>
+    <w:p>
+      <w:pPr/>
+      <w:r>
+        <w:rPr>
+          <w:lang w:val="fr_FR" w:bidi="fr_FR"/>
+        </w:rPr>
+      </w:r>
+      <w:r>
+        <w:rPr>
           <w:b/>
           <w:lang w:val="fr_FR" w:bidi="fr_FR"/>
         </w:rPr>
@@ -13046,6 +14880,20 @@
       </w:r>
       <w:r>
         <w:rPr>
+          <w:lang w:val="fr_FR" w:bidi="fr_FR"/>
+        </w:rPr>
+        <w:t>בְּ⁠עֶשְׂרִ֧ים וְ⁠אַרְבָּעָ֛ה לַ⁠חֹ֖דֶשׁ</w:t>
+      </w:r>
+    </w:p>
+    <w:p>
+      <w:pPr/>
+      <w:r>
+        <w:rPr>
+          <w:lang w:val="fr_FR" w:bidi="fr_FR"/>
+        </w:rPr>
+      </w:r>
+      <w:r>
+        <w:rPr>
           <w:b/>
           <w:lang w:val="fr_FR" w:bidi="fr_FR"/>
         </w:rPr>
@@ -13118,6 +14966,20 @@
         <w:rPr>
           <w:lang w:val="fr_FR" w:bidi="fr_FR"/>
         </w:rPr>
+      </w:r>
+    </w:p>
+    <w:p>
+      <w:pPr/>
+      <w:r>
+        <w:rPr>
+          <w:lang w:val="fr_FR" w:bidi="fr_FR"/>
+        </w:rPr>
+      </w:r>
+      <w:r>
+        <w:rPr>
+          <w:lang w:val="fr_FR" w:bidi="fr_FR"/>
+        </w:rPr>
+        <w:t>בְּ⁠עֶשְׂרִ֧ים וְ⁠אַרְבָּעָ֛ה לַ⁠חֹ֖דֶשׁ</w:t>
       </w:r>
     </w:p>
     <w:p>
@@ -13313,6 +15175,20 @@
       </w:r>
       <w:r>
         <w:rPr>
+          <w:lang w:val="fr_FR" w:bidi="fr_FR"/>
+        </w:rPr>
+        <w:t>אֱמֹ֕ר אֶל־זְרֻבָּבֶ֥ל פַּֽחַת־יְהוּדָ֖ה לֵ⁠אמֹ֑ר אֲנִ֣י מַרְעִ֔ישׁ אֶת־הַ⁠שָּׁמַ֖יִם וְ⁠אֶת־הָ⁠אָֽרֶץ</w:t>
+      </w:r>
+    </w:p>
+    <w:p>
+      <w:pPr/>
+      <w:r>
+        <w:rPr>
+          <w:lang w:val="fr_FR" w:bidi="fr_FR"/>
+        </w:rPr>
+      </w:r>
+      <w:r>
+        <w:rPr>
           <w:b/>
           <w:lang w:val="fr_FR" w:bidi="fr_FR"/>
         </w:rPr>
@@ -13385,6 +15261,20 @@
         <w:rPr>
           <w:lang w:val="fr_FR" w:bidi="fr_FR"/>
         </w:rPr>
+      </w:r>
+    </w:p>
+    <w:p>
+      <w:pPr/>
+      <w:r>
+        <w:rPr>
+          <w:lang w:val="fr_FR" w:bidi="fr_FR"/>
+        </w:rPr>
+      </w:r>
+      <w:r>
+        <w:rPr>
+          <w:lang w:val="fr_FR" w:bidi="fr_FR"/>
+        </w:rPr>
+        <w:t>אֲנִ֣י מַרְעִ֔ישׁ אֶת־הַ⁠שָּׁמַ֖יִם וְ⁠אֶת־הָ⁠אָֽרֶץ</w:t>
       </w:r>
     </w:p>
     <w:p>
@@ -13497,6 +15387,20 @@
       </w:r>
       <w:r>
         <w:rPr>
+          <w:lang w:val="fr_FR" w:bidi="fr_FR"/>
+        </w:rPr>
+        <w:t>אֶת־הַ⁠שָּׁמַ֖יִם וְ⁠אֶת־הָ⁠אָֽרֶץ</w:t>
+      </w:r>
+    </w:p>
+    <w:p>
+      <w:pPr/>
+      <w:r>
+        <w:rPr>
+          <w:lang w:val="fr_FR" w:bidi="fr_FR"/>
+        </w:rPr>
+      </w:r>
+      <w:r>
+        <w:rPr>
           <w:b/>
           <w:lang w:val="fr_FR" w:bidi="fr_FR"/>
         </w:rPr>
@@ -13624,6 +15528,20 @@
       </w:r>
       <w:r>
         <w:rPr>
+          <w:lang w:val="fr_FR" w:bidi="fr_FR"/>
+        </w:rPr>
+        <w:t>כִּסֵּ֣א מַמְלָכ֔וֹת</w:t>
+      </w:r>
+    </w:p>
+    <w:p>
+      <w:pPr/>
+      <w:r>
+        <w:rPr>
+          <w:lang w:val="fr_FR" w:bidi="fr_FR"/>
+        </w:rPr>
+      </w:r>
+      <w:r>
+        <w:rPr>
           <w:b/>
           <w:lang w:val="fr_FR" w:bidi="fr_FR"/>
         </w:rPr>
@@ -13733,6 +15651,20 @@
       </w:r>
       <w:r>
         <w:rPr>
+          <w:lang w:val="fr_FR" w:bidi="fr_FR"/>
+        </w:rPr>
+        <w:t>כִּסֵּ֣א מַמְלָכ֔וֹת</w:t>
+      </w:r>
+    </w:p>
+    <w:p>
+      <w:pPr/>
+      <w:r>
+        <w:rPr>
+          <w:lang w:val="fr_FR" w:bidi="fr_FR"/>
+        </w:rPr>
+      </w:r>
+      <w:r>
+        <w:rPr>
           <w:b/>
           <w:lang w:val="fr_FR" w:bidi="fr_FR"/>
         </w:rPr>
@@ -13842,6 +15774,20 @@
       </w:r>
       <w:r>
         <w:rPr>
+          <w:lang w:val="fr_FR" w:bidi="fr_FR"/>
+        </w:rPr>
+        <w:t>וְ⁠הָפַכְתִּ֤י מֶרְכָּבָה֙ וְ⁠רֹ֣כְבֶ֔י⁠הָ וְ⁠יָרְד֤וּ סוּסִים֙ וְ⁠רֹ֣כְבֵי⁠הֶ֔ם</w:t>
+      </w:r>
+    </w:p>
+    <w:p>
+      <w:pPr/>
+      <w:r>
+        <w:rPr>
+          <w:lang w:val="fr_FR" w:bidi="fr_FR"/>
+        </w:rPr>
+      </w:r>
+      <w:r>
+        <w:rPr>
           <w:b/>
           <w:lang w:val="fr_FR" w:bidi="fr_FR"/>
         </w:rPr>
@@ -13925,6 +15871,20 @@
       </w:r>
       <w:r>
         <w:rPr>
+          <w:lang w:val="fr_FR" w:bidi="fr_FR"/>
+        </w:rPr>
+        <w:t>מֶרְכָּבָה֙ וְ⁠רֹ֣כְבֶ֔י⁠הָ</w:t>
+      </w:r>
+    </w:p>
+    <w:p>
+      <w:pPr/>
+      <w:r>
+        <w:rPr>
+          <w:lang w:val="fr_FR" w:bidi="fr_FR"/>
+        </w:rPr>
+      </w:r>
+      <w:r>
+        <w:rPr>
           <w:b/>
           <w:lang w:val="fr_FR" w:bidi="fr_FR"/>
         </w:rPr>
@@ -14023,6 +15983,20 @@
         <w:rPr>
           <w:lang w:val="fr_FR" w:bidi="fr_FR"/>
         </w:rPr>
+      </w:r>
+    </w:p>
+    <w:p>
+      <w:pPr/>
+      <w:r>
+        <w:rPr>
+          <w:lang w:val="fr_FR" w:bidi="fr_FR"/>
+        </w:rPr>
+      </w:r>
+      <w:r>
+        <w:rPr>
+          <w:lang w:val="fr_FR" w:bidi="fr_FR"/>
+        </w:rPr>
+        <w:t>וְ⁠יָרְד֤וּ</w:t>
       </w:r>
     </w:p>
     <w:p>
@@ -14143,6 +16117,20 @@
         <w:rPr>
           <w:lang w:val="fr_FR" w:bidi="fr_FR"/>
         </w:rPr>
+      </w:r>
+    </w:p>
+    <w:p>
+      <w:pPr/>
+      <w:r>
+        <w:rPr>
+          <w:lang w:val="fr_FR" w:bidi="fr_FR"/>
+        </w:rPr>
+      </w:r>
+      <w:r>
+        <w:rPr>
+          <w:lang w:val="fr_FR" w:bidi="fr_FR"/>
+        </w:rPr>
+        <w:t>אִ֖ישׁ בְּ⁠חֶ֥רֶב אָחִֽי⁠ו</w:t>
       </w:r>
     </w:p>
     <w:p>
@@ -14261,6 +16249,20 @@
       </w:r>
       <w:r>
         <w:rPr>
+          <w:lang w:val="fr_FR" w:bidi="fr_FR"/>
+        </w:rPr>
+        <w:t>אִ֖ישׁ בְּ⁠חֶ֥רֶב אָחִֽי⁠ו</w:t>
+      </w:r>
+    </w:p>
+    <w:p>
+      <w:pPr/>
+      <w:r>
+        <w:rPr>
+          <w:lang w:val="fr_FR" w:bidi="fr_FR"/>
+        </w:rPr>
+      </w:r>
+      <w:r>
+        <w:rPr>
           <w:b/>
           <w:lang w:val="fr_FR" w:bidi="fr_FR"/>
         </w:rPr>
@@ -14357,6 +16359,20 @@
       </w:r>
       <w:r>
         <w:rPr>
+          <w:lang w:val="fr_FR" w:bidi="fr_FR"/>
+        </w:rPr>
+        <w:t>אָחִֽי⁠ו</w:t>
+      </w:r>
+    </w:p>
+    <w:p>
+      <w:pPr/>
+      <w:r>
+        <w:rPr>
+          <w:lang w:val="fr_FR" w:bidi="fr_FR"/>
+        </w:rPr>
+      </w:r>
+      <w:r>
+        <w:rPr>
           <w:b/>
           <w:lang w:val="fr_FR" w:bidi="fr_FR"/>
         </w:rPr>
@@ -14453,6 +16469,20 @@
       </w:r>
       <w:r>
         <w:rPr>
+          <w:lang w:val="fr_FR" w:bidi="fr_FR"/>
+        </w:rPr>
+        <w:t>בַּ⁠יּ֣וֹם הַ⁠ה֣וּא נְאֻם־יְהוָ֣ה צְבָא֡וֹת אֶ֠קָּחֲ⁠ךָ זְרֻבָּבֶ֨ל בֶּן־שְׁאַלְתִּיאֵ֤ל עַבְדִּ⁠י֙ נְאֻם־יְהוָ֔ה וְ⁠שַׂמְתִּ֖י⁠ךָ כַּֽ⁠חוֹתָ֑ם כִּֽי־בְ⁠ךָ֣ בָחַ֔רְתִּי נְאֻ֖ם יְהוָ֥ה צְבָאֽוֹת</w:t>
+      </w:r>
+    </w:p>
+    <w:p>
+      <w:pPr/>
+      <w:r>
+        <w:rPr>
+          <w:lang w:val="fr_FR" w:bidi="fr_FR"/>
+        </w:rPr>
+      </w:r>
+      <w:r>
+        <w:rPr>
           <w:b/>
           <w:lang w:val="fr_FR" w:bidi="fr_FR"/>
         </w:rPr>
@@ -14536,6 +16566,20 @@
       </w:r>
       <w:r>
         <w:rPr>
+          <w:lang w:val="fr_FR" w:bidi="fr_FR"/>
+        </w:rPr>
+        <w:t>בַּ⁠יּ֣וֹם הַ⁠ה֣וּא</w:t>
+      </w:r>
+    </w:p>
+    <w:p>
+      <w:pPr/>
+      <w:r>
+        <w:rPr>
+          <w:lang w:val="fr_FR" w:bidi="fr_FR"/>
+        </w:rPr>
+      </w:r>
+      <w:r>
+        <w:rPr>
           <w:b/>
           <w:lang w:val="fr_FR" w:bidi="fr_FR"/>
         </w:rPr>
@@ -14632,6 +16676,20 @@
       </w:r>
       <w:r>
         <w:rPr>
+          <w:lang w:val="fr_FR" w:bidi="fr_FR"/>
+        </w:rPr>
+        <w:t>אֶ֠קָּחֲ⁠ךָ &amp; וְ⁠שַׂמְתִּ֖י⁠ךָ &amp; בְ⁠ךָ֣ בָחַ֔רְתִּי</w:t>
+      </w:r>
+    </w:p>
+    <w:p>
+      <w:pPr/>
+      <w:r>
+        <w:rPr>
+          <w:lang w:val="fr_FR" w:bidi="fr_FR"/>
+        </w:rPr>
+      </w:r>
+      <w:r>
+        <w:rPr>
           <w:b/>
           <w:lang w:val="fr_FR" w:bidi="fr_FR"/>
         </w:rPr>
@@ -14754,6 +16812,20 @@
       </w:r>
       <w:r>
         <w:rPr>
+          <w:lang w:val="fr_FR" w:bidi="fr_FR"/>
+        </w:rPr>
+        <w:t>כַּֽ⁠חוֹתָ֑ם</w:t>
+      </w:r>
+    </w:p>
+    <w:p>
+      <w:pPr/>
+      <w:r>
+        <w:rPr>
+          <w:lang w:val="fr_FR" w:bidi="fr_FR"/>
+        </w:rPr>
+      </w:r>
+      <w:r>
+        <w:rPr>
           <w:b/>
           <w:lang w:val="fr_FR" w:bidi="fr_FR"/>
         </w:rPr>
@@ -14826,6 +16898,20 @@
         <w:rPr>
           <w:lang w:val="fr_FR" w:bidi="fr_FR"/>
         </w:rPr>
+      </w:r>
+    </w:p>
+    <w:p>
+      <w:pPr/>
+      <w:r>
+        <w:rPr>
+          <w:lang w:val="fr_FR" w:bidi="fr_FR"/>
+        </w:rPr>
+      </w:r>
+      <w:r>
+        <w:rPr>
+          <w:lang w:val="fr_FR" w:bidi="fr_FR"/>
+        </w:rPr>
+        <w:t>כַּֽ⁠חוֹתָ֑ם</w:t>
       </w:r>
     </w:p>
     <w:p>

--- a/fra/docx/37.content.docx
+++ b/fra/docx/37.content.docx
@@ -209,7 +209,7 @@
         <w:rPr>
           <w:lang w:val="fr_FR" w:bidi="fr_FR"/>
         </w:rPr>
-        <w:t>בִּ⁠שְׁנַ֤ת שְׁתַּ֨יִם֙ לְ⁠דָרְיָ֣וֶשׁ הַ⁠מֶּ֔לֶךְ</w:t>
+        <w:t>בִּ⁠שְׁנַ֤ת שְׁתַּ֨יִם֙ לְ⁠דָרְיָ֣וֶשׁ הַ⁠מֶּ֔לֶךְ</w:t>
       </w:r>
     </w:p>
     <w:p>
@@ -319,7 +319,7 @@
         <w:rPr>
           <w:lang w:val="fr_FR" w:bidi="fr_FR"/>
         </w:rPr>
-        <w:t>בִּ⁠שְׁנַ֤ת שְׁתַּ֨יִם֙ &amp; בַּ⁠חֹ֨דֶשׁ֙ הַ⁠שִּׁשִּׁ֔י בְּ⁠י֥וֹם אֶחָ֖ד לַ⁠חֹ֑דֶשׁ</w:t>
+        <w:t>בִּ⁠שְׁנַ֤ת שְׁתַּ֨יִם֙ &amp; בַּ⁠חֹ֨דֶשׁ֙ הַ⁠שִּׁשִּׁ֔י בְּ⁠י֥וֹם אֶחָ֖ד לַ⁠חֹ֑דֶשׁ</w:t>
       </w:r>
     </w:p>
     <w:p>
@@ -429,7 +429,7 @@
         <w:rPr>
           <w:lang w:val="fr_FR" w:bidi="fr_FR"/>
         </w:rPr>
-        <w:t>בַּ⁠חֹ֨דֶשׁ֙ הַ⁠שִּׁשִּׁ֔י בְּ⁠י֥וֹם אֶחָ֖ד לַ⁠חֹ֑דֶשׁ</w:t>
+        <w:t>בַּ⁠חֹ֨דֶשׁ֙ הַ⁠שִּׁשִּׁ֔י בְּ⁠י֥וֹם אֶחָ֖ד לַ⁠חֹ֑דֶשׁ</w:t>
       </w:r>
     </w:p>
     <w:p>
@@ -539,7 +539,7 @@
         <w:rPr>
           <w:lang w:val="fr_FR" w:bidi="fr_FR"/>
         </w:rPr>
-        <w:t>הָיָ֨ה דְבַר־יְהוָ֜ה בְּ⁠יַד־חַגַּ֣י הַ⁠נָּבִ֗יא</w:t>
+        <w:t>הָיָ֨ה דְבַר־יְהוָ֜ה בְּ⁠יַד־חַגַּ֣י הַ⁠נָּבִ֗יא</w:t>
       </w:r>
     </w:p>
     <w:p>
@@ -785,7 +785,7 @@
         <w:rPr>
           <w:lang w:val="fr_FR" w:bidi="fr_FR"/>
         </w:rPr>
-        <w:t>כֹּ֥ה אָמַ֛ר יְהוָ֥ה צְבָא֖וֹת לֵ⁠אמֹ֑ר הָ⁠עָ֤ם הַ⁠זֶּה֙ אָֽמְר֔וּ לֹ֥א עֶת־בֹּ֛א עֶת־בֵּ֥ית יְהוָ֖ה לְ⁠הִבָּנֽוֹת</w:t>
+        <w:t>כֹּ֥ה אָמַ֛ר יְהוָ֥ה צְבָא֖וֹת לֵ⁠אמֹ֑ר הָ⁠עָ֤ם הַ⁠זֶּה֙ אָֽמְר֔וּ לֹ֥א עֶת־בֹּ֛א עֶת־בֵּ֥ית יְהוָ֖ה לְ⁠הִבָּנֽוֹת</w:t>
       </w:r>
     </w:p>
     <w:p>
@@ -992,7 +992,7 @@
         <w:rPr>
           <w:lang w:val="fr_FR" w:bidi="fr_FR"/>
         </w:rPr>
-        <w:t>הָ⁠עָ֤ם הַ⁠זֶּה֙</w:t>
+        <w:t>הָ⁠עָ֤ם הַ⁠זֶּה֙</w:t>
       </w:r>
     </w:p>
     <w:p>
@@ -1102,7 +1102,7 @@
         <w:rPr>
           <w:lang w:val="fr_FR" w:bidi="fr_FR"/>
         </w:rPr>
-        <w:t>עֶת־בֵּ֥ית יְהוָ֖ה</w:t>
+        <w:t>עֶת־בֵּ֥ית יְהוָ֖ה</w:t>
       </w:r>
     </w:p>
     <w:p>
@@ -1212,7 +1212,7 @@
         <w:rPr>
           <w:lang w:val="fr_FR" w:bidi="fr_FR"/>
         </w:rPr>
-        <w:t>וַֽ⁠יְהִי֙ דְּבַר־יְהוָ֔ה בְּ⁠יַד־חַגַּ֥י הַ⁠נָּבִ֖יא</w:t>
+        <w:t>וַֽ⁠יְהִי֙ דְּבַר־יְהוָ֔ה בְּ⁠יַד־חַגַּ֥י הַ⁠נָּבִ֖יא</w:t>
       </w:r>
     </w:p>
     <w:p>
@@ -1341,7 +1341,7 @@
         <w:rPr>
           <w:lang w:val="fr_FR" w:bidi="fr_FR"/>
         </w:rPr>
-        <w:t>הַ⁠עֵ֤ת לָ⁠כֶם֙ אַתֶּ֔ם לָ⁠שֶׁ֖בֶת בְּ⁠בָתֵּי⁠כֶ֣ם סְפוּנִ֑ים וְ⁠הַ⁠בַּ֥יִת הַ⁠זֶּ֖ה חָרֵֽב</w:t>
+        <w:t>הַ⁠עֵ֤ת לָ⁠כֶם֙ אַתֶּ֔ם לָ⁠שֶׁ֖בֶת בְּ⁠בָתֵּי⁠כֶ֣ם סְפוּנִ֑ים וְ⁠הַ⁠בַּ֥יִת הַ⁠זֶּ֖ה חָרֵֽב</w:t>
       </w:r>
     </w:p>
     <w:p>
@@ -1438,7 +1438,7 @@
         <w:rPr>
           <w:lang w:val="fr_FR" w:bidi="fr_FR"/>
         </w:rPr>
-        <w:t>לָ⁠כֶם֙ אַתֶּ֔ם &amp; בְּ⁠בָתֵּי⁠כֶ֣ם</w:t>
+        <w:t>לָ⁠כֶם֙ אַתֶּ֔ם &amp; בְּ⁠בָתֵּי⁠כֶ֣ם</w:t>
       </w:r>
     </w:p>
     <w:p>
@@ -1697,7 +1697,7 @@
         <w:rPr>
           <w:lang w:val="fr_FR" w:bidi="fr_FR"/>
         </w:rPr>
-        <w:t>וְ⁠עַתָּ֕ה כֹּ֥ה אָמַ֖ר יְהוָ֣ה צְבָא֑וֹת שִׂ֥ימוּ לְבַבְ⁠כֶ֖ם עַל־דַּרְכֵי⁠כֶֽם</w:t>
+        <w:t>וְ⁠עַתָּ֕ה כֹּ֥ה אָמַ֖ר יְהוָ֣ה צְבָא֑וֹת שִׂ֥ימוּ לְבַבְ⁠כֶ֖ם עַל־דַּרְכֵי⁠כֶֽם</w:t>
       </w:r>
     </w:p>
     <w:p>
@@ -1794,7 +1794,7 @@
         <w:rPr>
           <w:lang w:val="fr_FR" w:bidi="fr_FR"/>
         </w:rPr>
-        <w:t>שִׂ֥ימוּ לְבַבְ⁠כֶ֖ם עַל־דַּרְכֵי⁠כֶֽם</w:t>
+        <w:t>שִׂ֥ימוּ לְבַבְ⁠כֶ֖ם עַל־דַּרְכֵי⁠כֶֽם</w:t>
       </w:r>
     </w:p>
     <w:p>
@@ -2014,7 +2014,7 @@
         <w:rPr>
           <w:lang w:val="fr_FR" w:bidi="fr_FR"/>
         </w:rPr>
-        <w:t>דַּרְכֵי⁠כֶֽם</w:t>
+        <w:t>דַּרְכֵי⁠כֶֽם</w:t>
       </w:r>
     </w:p>
     <w:p>
@@ -2124,7 +2124,7 @@
         <w:rPr>
           <w:lang w:val="fr_FR" w:bidi="fr_FR"/>
         </w:rPr>
-        <w:t>וְ⁠אֵין־לְ⁠שָׂבְעָה֙</w:t>
+        <w:t>וְ⁠אֵין־לְ⁠שָׂבְעָה֙</w:t>
       </w:r>
     </w:p>
     <w:p>
@@ -2234,7 +2234,7 @@
         <w:rPr>
           <w:lang w:val="fr_FR" w:bidi="fr_FR"/>
         </w:rPr>
-        <w:t>וְ⁠אֵין־לְ⁠שָׁכְרָ֔ה</w:t>
+        <w:t>וְ⁠אֵין־לְ⁠שָׁכְרָ֔ה</w:t>
       </w:r>
     </w:p>
     <w:p>
@@ -2440,7 +2440,7 @@
         <w:rPr>
           <w:lang w:val="fr_FR" w:bidi="fr_FR"/>
         </w:rPr>
-        <w:t>וְ⁠הַ֨⁠מִּשְׂתַּכֵּ֔ר מִשְׂתַּכֵּ֖ר אֶל־צְר֥וֹר נָקֽוּב</w:t>
+        <w:t>וְ⁠הַ֨⁠מִּשְׂתַּכֵּ֔ר מִשְׂתַּכֵּ֖ר אֶל־צְר֥וֹר נָקֽוּב</w:t>
       </w:r>
     </w:p>
     <w:p>
@@ -2563,7 +2563,7 @@
         <w:rPr>
           <w:lang w:val="fr_FR" w:bidi="fr_FR"/>
         </w:rPr>
-        <w:t>וְ⁠הַ֨⁠מִּשְׂתַּכֵּ֔ר מִשְׂתַּכֵּ֖ר אֶל־צְר֥וֹר נָקֽוּב</w:t>
+        <w:t>וְ⁠הַ֨⁠מִּשְׂתַּכֵּ֔ר מִשְׂתַּכֵּ֖ר אֶל־צְר֥וֹר נָקֽוּב</w:t>
       </w:r>
     </w:p>
     <w:p>
@@ -2783,7 +2783,7 @@
         <w:rPr>
           <w:lang w:val="fr_FR" w:bidi="fr_FR"/>
         </w:rPr>
-        <w:t>כֹּ֥ה אָמַ֖ר יְהוָ֣ה צְבָא֑וֹת שִׂ֥ימוּ לְבַבְ⁠כֶ֖ם עַל־דַּרְכֵי⁠כֶֽם</w:t>
+        <w:t>כֹּ֥ה אָמַ֖ר יְהוָ֣ה צְבָא֑וֹת שִׂ֥ימוּ לְבַבְ⁠כֶ֖ם עַל־דַּרְכֵי⁠כֶֽם</w:t>
       </w:r>
     </w:p>
     <w:p>
@@ -2887,7 +2887,7 @@
         <w:rPr>
           <w:lang w:val="fr_FR" w:bidi="fr_FR"/>
         </w:rPr>
-        <w:t>שִׂ֥ימוּ לְבַבְ⁠כֶ֖ם עַל־דַּרְכֵי⁠כֶֽם</w:t>
+        <w:t>שִׂ֥ימוּ לְבַבְ⁠כֶ֖ם עַל־דַּרְכֵי⁠כֶֽם</w:t>
       </w:r>
     </w:p>
     <w:p>
@@ -3002,7 +3002,7 @@
         <w:rPr>
           <w:lang w:val="fr_FR" w:bidi="fr_FR"/>
         </w:rPr>
-        <w:t>עֲל֥וּ הָ⁠הָ֛ר וַ⁠הֲבֵאתֶ֥ם עֵ֖ץ וּ⁠בְנ֣וּ הַ⁠בָּ֑יִת וְ⁠אֶרְצֶה־בּ֥⁠וֹ ו⁠אכבד אָמַ֥ר יְהוָֽה</w:t>
+        <w:t>עֲל֥וּ הָ⁠הָ֛ר וַ⁠הֲבֵאתֶ֥ם עֵ֖ץ וּ⁠בְנ֣וּ הַ⁠בָּ֑יִת וְ⁠אֶרְצֶה־בּ֥⁠וֹ ו⁠אכבד אָמַ֥ר יְהוָֽה</w:t>
       </w:r>
     </w:p>
     <w:p>
@@ -3319,7 +3319,7 @@
         <w:rPr>
           <w:lang w:val="fr_FR" w:bidi="fr_FR"/>
         </w:rPr>
-        <w:t>פָּנֹ֤ה אֶל־הַרְבֵּה֙ וְ⁠הִנֵּ֣ה לִ⁠מְעָ֔ט וַ⁠הֲבֵאתֶ֥ם הַ⁠בַּ֖יִת וְ⁠נָפַ֣חְתִּי ב֑⁠וֹ יַ֣עַן מֶ֗ה נְאֻם֙ יְהוָ֣ה צְבָא֔וֹת יַ֗עַן בֵּיתִ⁠י֙ אֲשֶׁר־ה֣וּא חָרֵ֔ב וְ⁠אַתֶּ֥ם רָצִ֖ים אִ֥ישׁ לְ⁠בֵיתֽ⁠וֹ</w:t>
+        <w:t>פָּנֹ֤ה אֶל־הַרְבֵּה֙ וְ⁠הִנֵּ֣ה לִ⁠מְעָ֔ט וַ⁠הֲבֵאתֶ֥ם הַ⁠בַּ֖יִת וְ⁠נָפַ֣חְתִּי ב֑⁠וֹ יַ֣עַן מֶ֗ה נְאֻם֙ יְהוָ֣ה צְבָא֔וֹת יַ֗עַן בֵּיתִ⁠י֙ אֲשֶׁר־ה֣וּא חָרֵ֔ב וְ⁠אַתֶּ֥ם רָצִ֖ים אִ֥ישׁ לְ⁠בֵיתֽ⁠וֹ</w:t>
       </w:r>
     </w:p>
     <w:p>
@@ -3428,7 +3428,7 @@
         <w:rPr>
           <w:lang w:val="fr_FR" w:bidi="fr_FR"/>
         </w:rPr>
-        <w:t>וְ⁠הִנֵּ֣ה</w:t>
+        <w:t>וְ⁠הִנֵּ֣ה</w:t>
       </w:r>
     </w:p>
     <w:p>
@@ -3538,7 +3538,7 @@
         <w:rPr>
           <w:lang w:val="fr_FR" w:bidi="fr_FR"/>
         </w:rPr>
-        <w:t>וְ⁠הִנֵּ֣ה לִ⁠מְעָ֔ט</w:t>
+        <w:t>וְ⁠הִנֵּ֣ה לִ⁠מְעָ֔ט</w:t>
       </w:r>
     </w:p>
     <w:p>
@@ -3635,7 +3635,7 @@
         <w:rPr>
           <w:lang w:val="fr_FR" w:bidi="fr_FR"/>
         </w:rPr>
-        <w:t>וְ⁠נָפַ֣חְתִּי ב֑⁠וֹ</w:t>
+        <w:t>וְ⁠נָפַ֣חְתִּי ב֑⁠וֹ</w:t>
       </w:r>
     </w:p>
     <w:p>
@@ -3732,7 +3732,7 @@
         <w:rPr>
           <w:lang w:val="fr_FR" w:bidi="fr_FR"/>
         </w:rPr>
-        <w:t>יַ֣עַן מֶ֗ה &amp; יַ֗עַן בֵּיתִ⁠י֙</w:t>
+        <w:t>יַ֣עַן מֶ֗ה &amp; יַ֗עַן בֵּיתִ⁠י֙</w:t>
       </w:r>
     </w:p>
     <w:p>
@@ -3952,7 +3952,7 @@
         <w:rPr>
           <w:lang w:val="fr_FR" w:bidi="fr_FR"/>
         </w:rPr>
-        <w:t>וְ⁠אַתֶּ֥ם רָצִ֖ים אִ֥ישׁ לְ⁠בֵיתֽ⁠וֹ</w:t>
+        <w:t>וְ⁠אַתֶּ֥ם רָצִ֖ים אִ֥ישׁ לְ⁠בֵיתֽ⁠וֹ</w:t>
       </w:r>
     </w:p>
     <w:p>
@@ -4062,7 +4062,7 @@
         <w:rPr>
           <w:lang w:val="fr_FR" w:bidi="fr_FR"/>
         </w:rPr>
-        <w:t>וְ⁠אַתֶּ֥ם רָצִ֖ים אִ֥ישׁ לְ⁠בֵיתֽ⁠וֹ</w:t>
+        <w:t>וְ⁠אַתֶּ֥ם רָצִ֖ים אִ֥ישׁ לְ⁠בֵיתֽ⁠וֹ</w:t>
       </w:r>
     </w:p>
     <w:p>
@@ -4185,7 +4185,7 @@
         <w:rPr>
           <w:lang w:val="fr_FR" w:bidi="fr_FR"/>
         </w:rPr>
-        <w:t>כָּלְא֥וּ שָמַ֖יִם מִ⁠טָּ֑ל וְ⁠הָ⁠אָ֖רֶץ כָּלְאָ֥ה יְבוּלָֽ⁠הּ</w:t>
+        <w:t>כָּלְא֥וּ שָמַ֖יִם מִ⁠טָּ֑ל וְ⁠הָ⁠אָ֖רֶץ כָּלְאָ֥ה יְבוּלָֽ⁠הּ</w:t>
       </w:r>
     </w:p>
     <w:p>
@@ -4347,7 +4347,7 @@
         <w:rPr>
           <w:lang w:val="fr_FR" w:bidi="fr_FR"/>
         </w:rPr>
-        <w:t>עֲלֵי⁠כֶ֔ם כָּלְא֥וּ שָמַ֖יִם מִ⁠טָּ֑ל</w:t>
+        <w:t>עֲלֵי⁠כֶ֔ם כָּלְא֥וּ שָמַ֖יִם מִ⁠טָּ֑ל</w:t>
       </w:r>
     </w:p>
     <w:p>
@@ -4484,7 +4484,7 @@
         <w:rPr>
           <w:lang w:val="fr_FR" w:bidi="fr_FR"/>
         </w:rPr>
-        <w:t>עַל־הָ⁠אָ֣רֶץ וְ⁠עַל־הֶ⁠הָרִ֗ים וְ⁠עַל־הַ⁠דָּגָן֙ וְ⁠עַל־הַ⁠תִּיר֣וֹשׁ וְ⁠עַל־הַ⁠יִּצְהָ֔ר וְ⁠עַ֛ל אֲשֶׁ֥ר תּוֹצִ֖יא הָ⁠אֲדָמָ֑ה וְ⁠עַל־הָֽ⁠אָדָם֙ וְ⁠עַל־הַ⁠בְּהֵמָ֔ה וְ⁠עַ֖ל כָּל־יְגִ֥יעַ כַּפָּֽיִם</w:t>
+        <w:t>עַל־הָ⁠אָ֣רֶץ וְ⁠עַל־הֶ⁠הָרִ֗ים וְ⁠עַל־הַ⁠דָּגָן֙ וְ⁠עַל־הַ⁠תִּיר֣וֹשׁ וְ⁠עַל־הַ⁠יִּצְהָ֔ר וְ⁠עַ֛ל אֲשֶׁ֥ר תּוֹצִ֖יא הָ⁠אֲדָמָ֑ה וְ⁠עַל־הָֽ⁠אָדָם֙ וְ⁠עַל־הַ⁠בְּהֵמָ֔ה וְ⁠עַ֖ל כָּל־יְגִ֥יעַ כַּפָּֽיִם</w:t>
       </w:r>
     </w:p>
     <w:p>
@@ -4642,7 +4642,7 @@
         <w:rPr>
           <w:lang w:val="fr_FR" w:bidi="fr_FR"/>
         </w:rPr>
-        <w:t>וָ⁠אֶקְרָ֨א חֹ֜רֶב עַל־הָ⁠אָ֣רֶץ וְ⁠עַל־הֶ⁠הָרִ֗ים וְ⁠עַל־הַ⁠דָּגָן֙ וְ⁠עַל־הַ⁠תִּיר֣וֹשׁ וְ⁠עַל־הַ⁠יִּצְהָ֔ר וְ⁠עַ֛ל אֲשֶׁ֥ר תּוֹצִ֖יא הָ⁠אֲדָמָ֑ה וְ⁠עַל־הָֽ⁠אָדָם֙ וְ⁠עַל־הַ⁠בְּהֵמָ֔ה וְ⁠עַ֖ל כָּל־יְגִ֥יעַ כַּפָּֽיִם</w:t>
+        <w:t>וָ⁠אֶקְרָ֨א חֹ֜רֶב עַל־הָ⁠אָ֣רֶץ וְ⁠עַל־הֶ⁠הָרִ֗ים וְ⁠עַל־הַ⁠דָּגָן֙ וְ⁠עַל־הַ⁠תִּיר֣וֹשׁ וְ⁠עַל־הַ⁠יִּצְהָ֔ר וְ⁠עַ֛ל אֲשֶׁ֥ר תּוֹצִ֖יא הָ⁠אֲדָמָ֑ה וְ⁠עַל־הָֽ⁠אָדָם֙ וְ⁠עַל־הַ⁠בְּהֵמָ֔ה וְ⁠עַ֖ל כָּל־יְגִ֥יעַ כַּפָּֽיִם</w:t>
       </w:r>
     </w:p>
     <w:p>
@@ -4849,7 +4849,7 @@
         <w:rPr>
           <w:lang w:val="fr_FR" w:bidi="fr_FR"/>
         </w:rPr>
-        <w:t>וְ⁠עַל־הַ⁠דָּגָן֙ וְ⁠עַל־הַ⁠תִּיר֣וֹשׁ וְ⁠עַל־הַ⁠יִּצְהָ֔ר</w:t>
+        <w:t>וְ⁠עַל־הַ⁠דָּגָן֙ וְ⁠עַל־הַ⁠תִּיר֣וֹשׁ וְ⁠עַל־הַ⁠יִּצְהָ֔ר</w:t>
       </w:r>
     </w:p>
     <w:p>
@@ -4985,7 +4985,7 @@
         <w:rPr>
           <w:lang w:val="fr_FR" w:bidi="fr_FR"/>
         </w:rPr>
-        <w:t>וְ⁠עַל־הָֽ⁠אָדָם֙ וְ⁠עַל־הַ⁠בְּהֵמָ֔ה</w:t>
+        <w:t>וְ⁠עַל־הָֽ⁠אָדָם֙ וְ⁠עַל־הַ⁠בְּהֵמָ֔ה</w:t>
       </w:r>
     </w:p>
     <w:p>
@@ -5108,7 +5108,7 @@
         <w:rPr>
           <w:lang w:val="fr_FR" w:bidi="fr_FR"/>
         </w:rPr>
-        <w:t>כַּפָּֽיִם</w:t>
+        <w:t>כַּפָּֽיִם</w:t>
       </w:r>
     </w:p>
     <w:p>
@@ -5218,7 +5218,7 @@
         <w:rPr>
           <w:lang w:val="fr_FR" w:bidi="fr_FR"/>
         </w:rPr>
-        <w:t>וַ⁠יִּשְׁמַ֣ע &amp; בְּ⁠קוֹל֙ יְהוָ֣ה אֱלֹֽהֵי⁠הֶ֔ם וְ⁠עַל־דִּבְרֵי֙ חַגַּ֣י הַ⁠נָּבִ֔יא</w:t>
+        <w:t>וַ⁠יִּשְׁמַ֣ע &amp; בְּ⁠קוֹל֙ יְהוָ֣ה אֱלֹֽהֵי⁠הֶ֔ם וְ⁠עַל־דִּבְרֵי֙ חַגַּ֣י הַ⁠נָּבִ֔יא</w:t>
       </w:r>
     </w:p>
     <w:p>
@@ -5347,7 +5347,7 @@
         <w:rPr>
           <w:lang w:val="fr_FR" w:bidi="fr_FR"/>
         </w:rPr>
-        <w:t>וַ⁠יִּשְׁמַ֣ע &amp; בְּ⁠קוֹל֙ יְהוָ֣ה אֱלֹֽהֵי⁠הֶ֔ם וְ⁠עַל־דִּבְרֵי֙ חַגַּ֣י הַ⁠נָּבִ֔יא</w:t>
+        <w:t>וַ⁠יִּשְׁמַ֣ע &amp; בְּ⁠קוֹל֙ יְהוָ֣ה אֱלֹֽהֵי⁠הֶ֔ם וְ⁠עַל־דִּבְרֵי֙ חַגַּ֣י הַ⁠נָּבִ֔יא</w:t>
       </w:r>
     </w:p>
     <w:p>
@@ -5484,7 +5484,7 @@
         <w:rPr>
           <w:lang w:val="fr_FR" w:bidi="fr_FR"/>
         </w:rPr>
-        <w:t>בְּ⁠קוֹל֙ יְהוָ֣ה אֱלֹֽהֵי⁠הֶ֔ם וְ⁠עַל־דִּבְרֵי֙ חַגַּ֣י הַ⁠נָּבִ֔יא</w:t>
+        <w:t>בְּ⁠קוֹל֙ יְהוָ֣ה אֱלֹֽהֵי⁠הֶ֔ם וְ⁠עַל־דִּבְרֵי֙ חַגַּ֣י הַ⁠נָּבִ֔יא</w:t>
       </w:r>
     </w:p>
     <w:p>
@@ -5594,7 +5594,7 @@
         <w:rPr>
           <w:lang w:val="fr_FR" w:bidi="fr_FR"/>
         </w:rPr>
-        <w:t>וַ⁠יִּֽירְא֥וּ הָ⁠עָ֖ם מִ⁠פְּנֵ֥י יְהוָֽה</w:t>
+        <w:t>וַ⁠יִּֽירְא֥וּ הָ⁠עָ֖ם מִ⁠פְּנֵ֥י יְהוָֽה</w:t>
       </w:r>
     </w:p>
     <w:p>
@@ -5704,7 +5704,7 @@
         <w:rPr>
           <w:lang w:val="fr_FR" w:bidi="fr_FR"/>
         </w:rPr>
-        <w:t>אֲנִ֥י אִתְּ⁠כֶ֖ם נְאֻם־יְהוָֽה</w:t>
+        <w:t>אֲנִ֥י אִתְּ⁠כֶ֖ם נְאֻם־יְהוָֽה</w:t>
       </w:r>
     </w:p>
     <w:p>
@@ -5808,7 +5808,7 @@
         <w:rPr>
           <w:lang w:val="fr_FR" w:bidi="fr_FR"/>
         </w:rPr>
-        <w:t>וַ⁠יָּ֣עַר יְהוָ֡ה אֶת־רוּחַ֩ זְרֻבָּבֶ֨ל בֶּן־שַׁלְתִּיאֵ֜ל פַּחַ֣ת יְהוּדָ֗ה וְ⁠אֶת־ר֨וּחַ֙ יְהוֹשֻׁ֤עַ בֶּן־יְהוֹצָדָק֙ הַ⁠כֹּהֵ֣ן הַ⁠גָּד֔וֹל וְֽ⁠אֶת־ר֔וּחַ כֹּ֖ל שְׁאֵרִ֣ית הָ⁠עָ֑ם</w:t>
+        <w:t>וַ⁠יָּ֣עַר יְהוָ֡ה אֶת־רוּחַ֩ זְרֻבָּבֶ֨ל בֶּן־שַׁלְתִּיאֵ֜ל פַּחַ֣ת יְהוּדָ֗ה וְ⁠אֶת־ר֨וּחַ֙ יְהוֹשֻׁ֤עַ בֶּן־יְהוֹצָדָק֙ הַ⁠כֹּהֵ֣ן הַ⁠גָּד֔וֹל וְֽ⁠אֶת־ר֔וּחַ כֹּ֖ל שְׁאֵרִ֣ית הָ⁠עָ֑ם</w:t>
       </w:r>
     </w:p>
     <w:p>
@@ -5918,7 +5918,7 @@
         <w:rPr>
           <w:lang w:val="fr_FR" w:bidi="fr_FR"/>
         </w:rPr>
-        <w:t>וַ⁠יָּ֣עַר יְהוָ֡ה אֶת־רוּחַ֩ זְרֻבָּבֶ֨ל בֶּן־שַׁלְתִּיאֵ֜ל פַּחַ֣ת יְהוּדָ֗ה וְ⁠אֶת־ר֨וּחַ֙ יְהוֹשֻׁ֤עַ בֶּן־יְהוֹצָדָק֙ הַ⁠כֹּהֵ֣ן הַ⁠גָּד֔וֹל וְֽ⁠אֶת־ר֔וּחַ כֹּ֖ל שְׁאֵרִ֣ית הָ⁠עָ֑ם</w:t>
+        <w:t>וַ⁠יָּ֣עַר יְהוָ֡ה אֶת־רוּחַ֩ זְרֻבָּבֶ֨ל בֶּן־שַׁלְתִּיאֵ֜ל פַּחַ֣ת יְהוּדָ֗ה וְ⁠אֶת־ר֨וּחַ֙ יְהוֹשֻׁ֤עַ בֶּן־יְהוֹצָדָק֙ הַ⁠כֹּהֵ֣ן הַ⁠גָּד֔וֹל וְֽ⁠אֶת־ר֔וּחַ כֹּ֖ל שְׁאֵרִ֣ית הָ⁠עָ֑ם</w:t>
       </w:r>
     </w:p>
     <w:p>
@@ -6015,7 +6015,7 @@
         <w:rPr>
           <w:lang w:val="fr_FR" w:bidi="fr_FR"/>
         </w:rPr>
-        <w:t>בְּ⁠י֨וֹם עֶשְׂרִ֧ים וְ⁠אַרְבָּעָ֛ה לַ⁠חֹ֖דֶשׁ בַּ⁠שִּׁשִּׁ֑י</w:t>
+        <w:t>בְּ⁠י֨וֹם עֶשְׂרִ֧ים וְ⁠אַרְבָּעָ֛ה לַ⁠חֹ֖דֶשׁ בַּ⁠שִּׁשִּׁ֑י</w:t>
       </w:r>
     </w:p>
     <w:p>
@@ -6143,7 +6143,7 @@
         <w:rPr>
           <w:lang w:val="fr_FR" w:bidi="fr_FR"/>
         </w:rPr>
-        <w:t>בְּ⁠י֨וֹם עֶשְׂרִ֧ים וְ⁠אַרְבָּעָ֛ה לַ⁠חֹ֖דֶשׁ בַּ⁠שִּׁשִּׁ֑י בִּ⁠שְׁנַ֥ת שְׁתַּ֖יִם</w:t>
+        <w:t>בְּ⁠י֨וֹם עֶשְׂרִ֧ים וְ⁠אַרְבָּעָ֛ה לַ⁠חֹ֖דֶשׁ בַּ⁠שִּׁשִּׁ֑י בִּ⁠שְׁנַ֥ת שְׁתַּ֖יִם</w:t>
       </w:r>
     </w:p>
     <w:p>
@@ -6240,7 +6240,7 @@
         <w:rPr>
           <w:lang w:val="fr_FR" w:bidi="fr_FR"/>
         </w:rPr>
-        <w:t>בַּ⁠שְּׁבִיעִ֕י בְּ⁠עֶשְׂרִ֥ים וְ⁠אֶחָ֖ד לַ⁠חֹ֑דֶשׁ</w:t>
+        <w:t>בַּ⁠שְּׁבִיעִ֕י בְּ⁠עֶשְׂרִ֥ים וְ⁠אֶחָ֖ד לַ⁠חֹ֑דֶשׁ</w:t>
       </w:r>
     </w:p>
     <w:p>
@@ -6337,7 +6337,7 @@
         <w:rPr>
           <w:lang w:val="fr_FR" w:bidi="fr_FR"/>
         </w:rPr>
-        <w:t>בַּ⁠שְּׁבִיעִ֕י בְּ⁠עֶשְׂרִ֥ים וְ⁠אֶחָ֖ד לַ⁠חֹ֑דֶשׁ</w:t>
+        <w:t>בַּ⁠שְּׁבִיעִ֕י בְּ⁠עֶשְׂרִ֥ים וְ⁠אֶחָ֖ד לַ⁠חֹ֑דֶשׁ</w:t>
       </w:r>
     </w:p>
     <w:p>
@@ -6434,7 +6434,7 @@
         <w:rPr>
           <w:lang w:val="fr_FR" w:bidi="fr_FR"/>
         </w:rPr>
-        <w:t>בַּ⁠שְּׁבִיעִ֕י בְּ⁠עֶשְׂרִ֥ים וְ⁠אֶחָ֖ד לַ⁠חֹ֑דֶשׁ</w:t>
+        <w:t>בַּ⁠שְּׁבִיעִ֕י בְּ⁠עֶשְׂרִ֥ים וְ⁠אֶחָ֖ד לַ⁠חֹ֑דֶשׁ</w:t>
       </w:r>
     </w:p>
     <w:p>
@@ -6575,7 +6575,7 @@
         <w:rPr>
           <w:lang w:val="fr_FR" w:bidi="fr_FR"/>
         </w:rPr>
-        <w:t>הָיָה֙ דְּבַר־יְהוָ֔ה בְּ⁠יַד־חַגַּ֥י הַ⁠נָּבִ֖יא</w:t>
+        <w:t>הָיָה֙ דְּבַר־יְהוָ֔ה בְּ⁠יַד־חַגַּ֥י הַ⁠נָּבִ֖יא</w:t>
       </w:r>
     </w:p>
     <w:p>
@@ -6787,7 +6787,7 @@
         <w:rPr>
           <w:lang w:val="fr_FR" w:bidi="fr_FR"/>
         </w:rPr>
-        <w:t>מִ֤י בָ⁠כֶם֙ הַ⁠נִּשְׁאָ֔ר אֲשֶׁ֤ר רָאָה֙ אֶת־הַ⁠בַּ֣יִת הַ⁠זֶּ֔ה בִּ⁠כְבוֹד֖⁠וֹ הָ⁠רִאשׁ֑וֹן וּ⁠מָ֨ה אַתֶּ֜ם רֹאִ֤ים אֹת⁠וֹ֙ עַ֔תָּה הֲ⁠ל֥וֹא כָמֹ֛⁠הוּ כְּ⁠אַ֖יִן בְּ⁠עֵינֵי⁠כֶֽם</w:t>
+        <w:t>מִ֤י בָ⁠כֶם֙ הַ⁠נִּשְׁאָ֔ר אֲשֶׁ֤ר רָאָה֙ אֶת־הַ⁠בַּ֣יִת הַ⁠זֶּ֔ה בִּ⁠כְבוֹד֖⁠וֹ הָ⁠רִאשׁ֑וֹן וּ⁠מָ֨ה אַתֶּ֜ם רֹאִ֤ים אֹת⁠וֹ֙ עַ֔תָּה הֲ⁠ל֥וֹא כָמֹ֛⁠הוּ כְּ⁠אַ֖יִן בְּ⁠עֵינֵי⁠כֶֽם</w:t>
       </w:r>
     </w:p>
     <w:p>
@@ -6884,7 +6884,7 @@
         <w:rPr>
           <w:lang w:val="fr_FR" w:bidi="fr_FR"/>
         </w:rPr>
-        <w:t>מִ֤י בָ⁠כֶם֙ הַ⁠נִּשְׁאָ֔ר אֲשֶׁ֤ר רָאָה֙ אֶת־הַ⁠בַּ֣יִת הַ⁠זֶּ֔ה בִּ⁠כְבוֹד֖⁠וֹ הָ⁠רִאשׁ֑וֹן וּ⁠מָ֨ה אַתֶּ֜ם רֹאִ֤ים אֹת⁠וֹ֙ עַ֔תָּה הֲ⁠ל֥וֹא כָמֹ֛⁠הוּ כְּ⁠אַ֖יִן בְּ⁠עֵינֵי⁠כֶֽם</w:t>
+        <w:t>מִ֤י בָ⁠כֶם֙ הַ⁠נִּשְׁאָ֔ר אֲשֶׁ֤ר רָאָה֙ אֶת־הַ⁠בַּ֣יִת הַ⁠זֶּ֔ה בִּ⁠כְבוֹד֖⁠וֹ הָ⁠רִאשׁ֑וֹן וּ⁠מָ֨ה אַתֶּ֜ם רֹאִ֤ים אֹת⁠וֹ֙ עַ֔תָּה הֲ⁠ל֥וֹא כָמֹ֛⁠הוּ כְּ⁠אַ֖יִן בְּ⁠עֵינֵי⁠כֶֽם</w:t>
       </w:r>
     </w:p>
     <w:p>
@@ -6981,7 +6981,7 @@
         <w:rPr>
           <w:lang w:val="fr_FR" w:bidi="fr_FR"/>
         </w:rPr>
-        <w:t>בָ⁠כֶם֙ הַ⁠נִּשְׁאָ֔ר אֲשֶׁ֤ר רָאָה֙ אֶת־הַ⁠בַּ֣יִת הַ⁠זֶּ֔ה</w:t>
+        <w:t>בָ⁠כֶם֙ הַ⁠נִּשְׁאָ֔ר אֲשֶׁ֤ר רָאָה֙ אֶת־הַ⁠בַּ֣יִת הַ⁠זֶּ֔ה</w:t>
       </w:r>
     </w:p>
     <w:p>
@@ -7084,7 +7084,7 @@
         <w:rPr>
           <w:lang w:val="fr_FR" w:bidi="fr_FR"/>
         </w:rPr>
-        <w:t>אֲשֶׁ֤ר רָאָה֙ אֶת־הַ⁠בַּ֣יִת הַ⁠זֶּ֔ה בִּ⁠כְבוֹד֖⁠וֹ הָ⁠רִאשׁ֑וֹן</w:t>
+        <w:t>אֲשֶׁ֤ר רָאָה֙ אֶת־הַ⁠בַּ֣יִת הַ⁠זֶּ֔ה בִּ⁠כְבוֹד֖⁠וֹ הָ⁠רִאשׁ֑וֹן</w:t>
       </w:r>
     </w:p>
     <w:p>
@@ -7304,7 +7304,7 @@
         <w:rPr>
           <w:lang w:val="fr_FR" w:bidi="fr_FR"/>
         </w:rPr>
-        <w:t>הֲ⁠ל֥וֹא כָמֹ֛⁠הוּ כְּ⁠אַ֖יִן בְּ⁠עֵינֵי⁠כֶֽם</w:t>
+        <w:t>הֲ⁠ל֥וֹא כָמֹ֛⁠הוּ כְּ⁠אַ֖יִן בְּ⁠עֵינֵי⁠כֶֽם</w:t>
       </w:r>
     </w:p>
     <w:p>
@@ -7414,7 +7414,7 @@
         <w:rPr>
           <w:lang w:val="fr_FR" w:bidi="fr_FR"/>
         </w:rPr>
-        <w:t>וְ⁠עַתָּ֣ה חֲזַ֣ק זְרֻבָּבֶ֣ל ׀ נְאֻם־יְהוָ֡ה וַ⁠חֲזַ֣ק יְהוֹשֻׁ֣עַ בֶּן־יְהוֹצָדָק֩ הַ⁠כֹּהֵ֨ן הַ⁠גָּד֜וֹל וַ⁠חֲזַ֨ק כָּל־עַ֥ם הָ⁠אָ֛רֶץ נְאֻם־יְהוָ֖ה וַֽ⁠עֲשׂ֑וּ כִּֽי־אֲנִ֣י אִתְּ⁠כֶ֔ם נְאֻ֖ם יְהוָ֥ה צְבָאֽוֹת</w:t>
+        <w:t>וְ⁠עַתָּ֣ה חֲזַ֣ק זְרֻבָּבֶ֣ל ׀ נְאֻם־יְהוָ֡ה וַ⁠חֲזַ֣ק יְהוֹשֻׁ֣עַ בֶּן־יְהוֹצָדָק֩ הַ⁠כֹּהֵ֨ן הַ⁠גָּד֜וֹל וַ⁠חֲזַ֨ק כָּל־עַ֥ם הָ⁠אָ֛רֶץ נְאֻם־יְהוָ֖ה וַֽ⁠עֲשׂ֑וּ כִּֽי־אֲנִ֣י אִתְּ⁠כֶ֔ם נְאֻ֖ם יְהוָ֥ה צְבָאֽוֹת</w:t>
       </w:r>
     </w:p>
     <w:p>
@@ -7523,7 +7523,7 @@
         <w:rPr>
           <w:lang w:val="fr_FR" w:bidi="fr_FR"/>
         </w:rPr>
-        <w:t>כָּל־עַ֥ם הָ⁠אָ֛רֶץ</w:t>
+        <w:t>כָּל־עַ֥ם הָ⁠אָ֛רֶץ</w:t>
       </w:r>
     </w:p>
     <w:p>
@@ -7656,7 +7656,7 @@
         <w:rPr>
           <w:lang w:val="fr_FR" w:bidi="fr_FR"/>
         </w:rPr>
-        <w:t>אֶֽת־הַ⁠דָּבָ֞ר אֲשֶׁר־כָּרַ֤תִּי אִתְּ⁠כֶם֙ בְּ⁠צֵאתְ⁠כֶ֣ם מִ⁠מִּצְרַ֔יִם וְ⁠רוּחִ֖⁠י עֹמֶ֣דֶת בְּ⁠תוֹכְ⁠כֶ֑ם אַל־תִּירָֽאוּ</w:t>
+        <w:t>אֶֽת־הַ⁠דָּבָ֞ר אֲשֶׁר־כָּרַ֤תִּי אִתְּ⁠כֶם֙ בְּ⁠צֵאתְ⁠כֶ֣ם מִ⁠מִּצְרַ֔יִם וְ⁠רוּחִ֖⁠י עֹמֶ֣דֶת בְּ⁠תוֹכְ⁠כֶ֑ם אַל־תִּירָֽאוּ</w:t>
       </w:r>
     </w:p>
     <w:p>
@@ -7753,7 +7753,7 @@
         <w:rPr>
           <w:lang w:val="fr_FR" w:bidi="fr_FR"/>
         </w:rPr>
-        <w:t>אֶֽת־הַ⁠דָּבָ֞ר אֲשֶׁר־כָּרַ֤תִּי אִתְּ⁠כֶם֙</w:t>
+        <w:t>אֶֽת־הַ⁠דָּבָ֞ר אֲשֶׁר־כָּרַ֤תִּי אִתְּ⁠כֶם֙</w:t>
       </w:r>
     </w:p>
     <w:p>
@@ -7850,7 +7850,7 @@
         <w:rPr>
           <w:lang w:val="fr_FR" w:bidi="fr_FR"/>
         </w:rPr>
-        <w:t>אֶֽת־הַ⁠דָּבָ֞ר אֲשֶׁר־כָּרַ֤תִּי אִתְּ⁠כֶם֙</w:t>
+        <w:t>אֶֽת־הַ⁠דָּבָ֞ר אֲשֶׁר־כָּרַ֤תִּי אִתְּ⁠כֶם֙</w:t>
       </w:r>
     </w:p>
     <w:p>
@@ -7974,7 +7974,7 @@
         <w:rPr>
           <w:lang w:val="fr_FR" w:bidi="fr_FR"/>
         </w:rPr>
-        <w:t>אֶֽת־הַ⁠דָּבָ֞ר אֲשֶׁר־כָּרַ֤תִּי אִתְּ⁠כֶם֙ בְּ⁠צֵאתְ⁠כֶ֣ם מִ⁠מִּצְרַ֔יִם</w:t>
+        <w:t>אֶֽת־הַ⁠דָּבָ֞ר אֲשֶׁר־כָּרַ֤תִּי אִתְּ⁠כֶם֙ בְּ⁠צֵאתְ⁠כֶ֣ם מִ⁠מִּצְרַ֔יִם</w:t>
       </w:r>
     </w:p>
     <w:p>
@@ -8115,7 +8115,7 @@
         <w:rPr>
           <w:lang w:val="fr_FR" w:bidi="fr_FR"/>
         </w:rPr>
-        <w:t>וְ⁠רוּחִ֖⁠י עֹמֶ֣דֶת בְּ⁠תוֹכְ⁠כֶ֑ם</w:t>
+        <w:t>וְ⁠רוּחִ֖⁠י עֹמֶ֣דֶת בְּ⁠תוֹכְ⁠כֶ֑ם</w:t>
       </w:r>
     </w:p>
     <w:p>
@@ -8218,7 +8218,7 @@
         <w:rPr>
           <w:lang w:val="fr_FR" w:bidi="fr_FR"/>
         </w:rPr>
-        <w:t>כִּ֣י כֹ֤ה אָמַר֙ יְהוָ֣ה צְבָא֔וֹת ע֥וֹד אַחַ֖ת מְעַ֣ט הִ֑יא וַ⁠אֲנִ֗י מַרְעִישׁ֙ אֶת־הַ⁠שָּׁמַ֣יִם וְ⁠אֶת־הָ⁠אָ֔רֶץ וְ⁠אֶת־הַ⁠יָּ֖ם וְ⁠אֶת־הֶ⁠חָרָבָֽה</w:t>
+        <w:t>כִּ֣י כֹ֤ה אָמַר֙ יְהוָ֣ה צְבָא֔וֹת ע֥וֹד אַחַ֖ת מְעַ֣ט הִ֑יא וַ⁠אֲנִ֗י מַרְעִישׁ֙ אֶת־הַ⁠שָּׁמַ֣יִם וְ⁠אֶת־הָ⁠אָ֔רֶץ וְ⁠אֶת־הַ⁠יָּ֖ם וְ⁠אֶת־הֶ⁠חָרָבָֽה</w:t>
       </w:r>
     </w:p>
     <w:p>
@@ -8558,7 +8558,7 @@
         <w:rPr>
           <w:lang w:val="fr_FR" w:bidi="fr_FR"/>
         </w:rPr>
-        <w:t>אֶת־הַ⁠שָּׁמַ֣יִם וְ⁠אֶת־הָ⁠אָ֔רֶץ וְ⁠אֶת־הַ⁠יָּ֖ם וְ⁠אֶת־הֶ⁠חָרָבָֽה</w:t>
+        <w:t>אֶת־הַ⁠שָּׁמַ֣יִם וְ⁠אֶת־הָ⁠אָ֔רֶץ וְ⁠אֶת־הַ⁠יָּ֖ם וְ⁠אֶת־הֶ⁠חָרָבָֽה</w:t>
       </w:r>
     </w:p>
     <w:p>
@@ -8707,7 +8707,7 @@
         <w:rPr>
           <w:lang w:val="fr_FR" w:bidi="fr_FR"/>
         </w:rPr>
-        <w:t>וְ⁠הִרְעַשְׁתִּי֙ אֶת־כָּל־הַ⁠גּוֹיִ֔ם וּ⁠בָ֖אוּ חֶמְדַּ֣ת כָּל־הַ⁠גּוֹיִ֑ם וּ⁠מִלֵּאתִ֞י אֶת־הַ⁠בַּ֤יִת הַ⁠זֶּה֙ כָּב֔וֹד אָמַ֖ר יְהוָ֥ה צְבָאֽוֹת</w:t>
+        <w:t>וְ⁠הִרְעַשְׁתִּי֙ אֶת־כָּל־הַ⁠גּוֹיִ֔ם וּ⁠בָ֖אוּ חֶמְדַּ֣ת כָּל־הַ⁠גּוֹיִ֑ם וּ⁠מִלֵּאתִ֞י אֶת־הַ⁠בַּ֤יִת הַ⁠זֶּה֙ כָּב֔וֹד אָמַ֖ר יְהוָ֥ה צְבָאֽוֹת</w:t>
       </w:r>
     </w:p>
     <w:p>
@@ -8816,7 +8816,7 @@
         <w:rPr>
           <w:lang w:val="fr_FR" w:bidi="fr_FR"/>
         </w:rPr>
-        <w:t>וְ⁠הִרְעַשְׁתִּי֙ אֶת־כָּל־הַ⁠גּוֹיִ֔ם</w:t>
+        <w:t>וְ⁠הִרְעַשְׁתִּי֙ אֶת־כָּל־הַ⁠גּוֹיִ֔ם</w:t>
       </w:r>
     </w:p>
     <w:p>
@@ -8939,7 +8939,7 @@
         <w:rPr>
           <w:lang w:val="fr_FR" w:bidi="fr_FR"/>
         </w:rPr>
-        <w:t>וּ⁠מִלֵּאתִ֞י אֶת־הַ⁠בַּ֤יִת הַ⁠זֶּה֙ כָּב֔וֹד</w:t>
+        <w:t>וּ⁠מִלֵּאתִ֞י אֶת־הַ⁠בַּ֤יִת הַ⁠זֶּה֙ כָּב֔וֹד</w:t>
       </w:r>
     </w:p>
     <w:p>
@@ -9088,7 +9088,7 @@
         <w:rPr>
           <w:lang w:val="fr_FR" w:bidi="fr_FR"/>
         </w:rPr>
-        <w:t>לִ֥⁠י הַ⁠כֶּ֖סֶף וְ⁠לִ֣⁠י הַ⁠זָּהָ֑ב נְאֻ֖ם יְהוָ֥ה צְבָאֽוֹת</w:t>
+        <w:t>לִ֥⁠י הַ⁠כֶּ֖סֶף וְ⁠לִ֣⁠י הַ⁠זָּהָ֑ב נְאֻ֖ם יְהוָ֥ה צְבָאֽוֹת</w:t>
       </w:r>
     </w:p>
     <w:p>
@@ -9192,7 +9192,7 @@
         <w:rPr>
           <w:lang w:val="fr_FR" w:bidi="fr_FR"/>
         </w:rPr>
-        <w:t>לִ֥⁠י הַ⁠כֶּ֖סֶף וְ⁠לִ֣⁠י הַ⁠זָּהָ֑ב</w:t>
+        <w:t>לִ֥⁠י הַ⁠כֶּ֖סֶף וְ⁠לִ֣⁠י הַ⁠זָּהָ֑ב</w:t>
       </w:r>
     </w:p>
     <w:p>
@@ -9289,7 +9289,7 @@
         <w:rPr>
           <w:lang w:val="fr_FR" w:bidi="fr_FR"/>
         </w:rPr>
-        <w:t>גָּד֣וֹל יִֽהְיֶ֡ה כְּבוֹד֩ הַ⁠בַּ֨יִת הַ⁠זֶּ֤ה הָ⁠אַֽחֲרוֹן֙ מִן־הָ֣⁠רִאשׁ֔וֹן אָמַ֖ר יְהוָ֣ה צְבָא֑וֹת וּ⁠בַ⁠מָּק֤וֹם הַ⁠זֶּה֙ אֶתֵּ֣ן שָׁל֔וֹם נְאֻ֖ם יְהוָ֥ה צְבָאֽוֹת</w:t>
+        <w:t>גָּד֣וֹל יִֽהְיֶ֡ה כְּבוֹד֩ הַ⁠בַּ֨יִת הַ⁠זֶּ֤ה הָ⁠אַֽחֲרוֹן֙ מִן־הָ֣⁠רִאשׁ֔וֹן אָמַ֖ר יְהוָ֣ה צְבָא֑וֹת וּ⁠בַ⁠מָּק֤וֹם הַ⁠זֶּה֙ אֶתֵּ֣ן שָׁל֔וֹם נְאֻ֖ם יְהוָ֥ה צְבָאֽוֹת</w:t>
       </w:r>
     </w:p>
     <w:p>
@@ -9405,7 +9405,7 @@
         <w:rPr>
           <w:lang w:val="fr_FR" w:bidi="fr_FR"/>
         </w:rPr>
-        <w:t>גָּד֣וֹל יִֽהְיֶ֡ה כְּבוֹד֩ הַ⁠בַּ֨יִת הַ⁠זֶּ֤ה הָ⁠אַֽחֲרוֹן֙ מִן־הָ֣⁠רִאשׁ֔וֹן</w:t>
+        <w:t>גָּד֣וֹל יִֽהְיֶ֡ה כְּבוֹד֩ הַ⁠בַּ֨יִת הַ⁠זֶּ֤ה הָ⁠אַֽחֲרוֹן֙ מִן־הָ֣⁠רִאשׁ֔וֹן</w:t>
       </w:r>
     </w:p>
     <w:p>
@@ -9502,7 +9502,7 @@
         <w:rPr>
           <w:lang w:val="fr_FR" w:bidi="fr_FR"/>
         </w:rPr>
-        <w:t>גָּד֣וֹל יִֽהְיֶ֡ה כְּבוֹד֩ הַ⁠בַּ֨יִת הַ⁠זֶּ֤ה הָ⁠אַֽחֲרוֹן֙ מִן־הָ֣⁠רִאשׁ֔וֹן</w:t>
+        <w:t>גָּד֣וֹל יִֽהְיֶ֡ה כְּבוֹד֩ הַ⁠בַּ֨יִת הַ⁠זֶּ֤ה הָ⁠אַֽחֲרוֹן֙ מִן־הָ֣⁠רִאשׁ֔וֹן</w:t>
       </w:r>
     </w:p>
     <w:p>
@@ -9612,7 +9612,7 @@
         <w:rPr>
           <w:lang w:val="fr_FR" w:bidi="fr_FR"/>
         </w:rPr>
-        <w:t>הַ⁠בַּ֨יִת</w:t>
+        <w:t>הַ⁠בַּ֨יִת</w:t>
       </w:r>
     </w:p>
     <w:p>
@@ -9735,7 +9735,7 @@
         <w:rPr>
           <w:lang w:val="fr_FR" w:bidi="fr_FR"/>
         </w:rPr>
-        <w:t>וּ⁠בַ⁠מָּק֤וֹם הַ⁠זֶּה֙ אֶתֵּ֣ן שָׁל֔וֹם</w:t>
+        <w:t>וּ⁠בַ⁠מָּק֤וֹם הַ⁠זֶּה֙ אֶתֵּ֣ן שָׁל֔וֹם</w:t>
       </w:r>
     </w:p>
     <w:p>
@@ -9858,7 +9858,7 @@
         <w:rPr>
           <w:lang w:val="fr_FR" w:bidi="fr_FR"/>
         </w:rPr>
-        <w:t>בְּ⁠עֶשְׂרִ֤ים וְ⁠אַרְבָּעָה֙ לַ⁠תְּשִׁיעִ֔י</w:t>
+        <w:t>בְּ⁠עֶשְׂרִ֤ים וְ⁠אַרְבָּעָה֙ לַ⁠תְּשִׁיעִ֔י</w:t>
       </w:r>
     </w:p>
     <w:p>
@@ -9955,7 +9955,7 @@
         <w:rPr>
           <w:lang w:val="fr_FR" w:bidi="fr_FR"/>
         </w:rPr>
-        <w:t>בְּ⁠עֶשְׂרִ֤ים וְ⁠אַרְבָּעָה֙ לַ⁠תְּשִׁיעִ֔י בִּ⁠שְׁנַ֥ת שְׁתַּ֖יִם לְ⁠דָרְיָ֑וֶשׁ</w:t>
+        <w:t>בְּ⁠עֶשְׂרִ֤ים וְ⁠אַרְבָּעָה֙ לַ⁠תְּשִׁיעִ֔י בִּ⁠שְׁנַ֥ת שְׁתַּ֖יִם לְ⁠דָרְיָ֑וֶשׁ</w:t>
       </w:r>
     </w:p>
     <w:p>
@@ -10066,7 +10066,7 @@
         <w:rPr>
           <w:lang w:val="fr_FR" w:bidi="fr_FR"/>
         </w:rPr>
-        <w:t>בְּ⁠עֶשְׂרִ֤ים וְ⁠אַרְבָּעָה֙ לַ⁠תְּשִׁיעִ֔י</w:t>
+        <w:t>בְּ⁠עֶשְׂרִ֤ים וְ⁠אַרְבָּעָה֙ לַ⁠תְּשִׁיעִ֔י</w:t>
       </w:r>
     </w:p>
     <w:p>
@@ -10207,7 +10207,7 @@
         <w:rPr>
           <w:lang w:val="fr_FR" w:bidi="fr_FR"/>
         </w:rPr>
-        <w:t>הָיָה֙ דְּבַר־יְהוָ֔ה אֶל־חַגַּ֥י הַ⁠נָּבִ֖יא לֵ⁠אמֹֽר</w:t>
+        <w:t>הָיָה֙ דְּבַר־יְהוָ֔ה אֶל־חַגַּ֥י הַ⁠נָּבִ֖יא לֵ⁠אמֹֽר</w:t>
       </w:r>
     </w:p>
     <w:p>
@@ -10322,7 +10322,7 @@
         <w:rPr>
           <w:lang w:val="fr_FR" w:bidi="fr_FR"/>
         </w:rPr>
-        <w:t>כֹּ֥ה אָמַ֖ר יְהוָ֣ה צְבָא֑וֹת שְׁאַל־נָ֧א אֶת־הַ⁠כֹּהֲנִ֛ים תּוֹרָ֖ה לֵ⁠אמֹֽר</w:t>
+        <w:t>כֹּ֥ה אָמַ֖ר יְהוָ֣ה צְבָא֑וֹת שְׁאַל־נָ֧א אֶת־הַ⁠כֹּהֲנִ֛ים תּוֹרָ֖ה לֵ⁠אמֹֽר</w:t>
       </w:r>
     </w:p>
     <w:p>
@@ -10419,7 +10419,7 @@
         <w:rPr>
           <w:lang w:val="fr_FR" w:bidi="fr_FR"/>
         </w:rPr>
-        <w:t>הֵ֣ן ׀ יִשָּׂא־אִ֨ישׁ בְּשַׂר־קֹ֜דֶשׁ בִּ⁠כְנַ֣ף בִּגְד֗⁠וֹ וְ⁠נָגַ֣ע בִּ֠⁠כְנָפ⁠וֹ אֶל־הַ⁠לֶּ֨חֶם וְ⁠אֶל־הַ⁠נָּזִ֜יד וְ⁠אֶל־הַ⁠יַּ֧יִן וְ⁠אֶל־שֶׁ֛מֶן וְ⁠אֶל־כָּל־מַאֲכָ֖ל הֲ⁠יִקְדָּ֑שׁ</w:t>
+        <w:t>הֵ֣ן ׀ יִשָּׂא־אִ֨ישׁ בְּשַׂר־קֹ֜דֶשׁ בִּ⁠כְנַ֣ף בִּגְד֗⁠וֹ וְ⁠נָגַ֣ע בִּ֠⁠כְנָפ⁠וֹ אֶל־הַ⁠לֶּ֨חֶם וְ⁠אֶל־הַ⁠נָּזִ֜יד וְ⁠אֶל־הַ⁠יַּ֧יִן וְ⁠אֶל־שֶׁ֛מֶן וְ⁠אֶל־כָּל־מַאֲכָ֖ל הֲ⁠יִקְדָּ֑שׁ</w:t>
       </w:r>
     </w:p>
     <w:p>
@@ -10516,7 +10516,7 @@
         <w:rPr>
           <w:lang w:val="fr_FR" w:bidi="fr_FR"/>
         </w:rPr>
-        <w:t>הֵ֣ן ׀ יִשָּׂא־אִ֨ישׁ בְּשַׂר־קֹ֜דֶשׁ בִּ⁠כְנַ֣ף בִּגְד֗⁠וֹ וְ⁠נָגַ֣ע בִּ֠⁠כְנָפ⁠וֹ אֶל־הַ⁠לֶּ֨חֶם וְ⁠אֶל־הַ⁠נָּזִ֜יד וְ⁠אֶל־הַ⁠יַּ֧יִן וְ⁠אֶל־שֶׁ֛מֶן וְ⁠אֶל־כָּל־מַאֲכָ֖ל הֲ⁠יִקְדָּ֑שׁ</w:t>
+        <w:t>הֵ֣ן ׀ יִשָּׂא־אִ֨ישׁ בְּשַׂר־קֹ֜דֶשׁ בִּ⁠כְנַ֣ף בִּגְד֗⁠וֹ וְ⁠נָגַ֣ע בִּ֠⁠כְנָפ⁠וֹ אֶל־הַ⁠לֶּ֨חֶם וְ⁠אֶל־הַ⁠נָּזִ֜יד וְ⁠אֶל־הַ⁠יַּ֧יִן וְ⁠אֶל־שֶׁ֛מֶן וְ⁠אֶל־כָּל־מַאֲכָ֖ל הֲ⁠יִקְדָּ֑שׁ</w:t>
       </w:r>
     </w:p>
     <w:p>
@@ -10613,7 +10613,7 @@
         <w:rPr>
           <w:lang w:val="fr_FR" w:bidi="fr_FR"/>
         </w:rPr>
-        <w:t>בְּשַׂר־קֹ֜דֶשׁ</w:t>
+        <w:t>בְּשַׂר־קֹ֜דֶשׁ</w:t>
       </w:r>
     </w:p>
     <w:p>
@@ -11192,7 +11192,7 @@
         <w:rPr>
           <w:lang w:val="fr_FR" w:bidi="fr_FR"/>
         </w:rPr>
-        <w:t>בְּ⁠כָל־אֵ֖לֶּה הֲ⁠יִטְמָ֑א</w:t>
+        <w:t>בְּ⁠כָל־אֵ֖לֶּה הֲ⁠יִטְמָ֑א</w:t>
       </w:r>
     </w:p>
     <w:p>
@@ -11412,7 +11412,7 @@
         <w:rPr>
           <w:lang w:val="fr_FR" w:bidi="fr_FR"/>
         </w:rPr>
-        <w:t>כֵּ֣ן הָֽ⁠עָם־הַ֠⁠זֶּה וְ⁠כֵן־הַ⁠גּ֨וֹי הַ⁠זֶּ֤ה לְ⁠פָנַ⁠י֙ נְאֻם־יְהוָ֔ה וְ⁠כֵ֖ן כָּל־מַעֲשֵׂ֣ה יְדֵי⁠הֶ֑ם וַ⁠אֲשֶׁ֥ר יַקְרִ֛יבוּ שָׁ֖ם טָמֵ֥א הֽוּא</w:t>
+        <w:t>כֵּ֣ן הָֽ⁠עָם־הַ֠⁠זֶּה וְ⁠כֵן־הַ⁠גּ֨וֹי הַ⁠זֶּ֤ה לְ⁠פָנַ⁠י֙ נְאֻם־יְהוָ֔ה וְ⁠כֵ֖ן כָּל־מַעֲשֵׂ֣ה יְדֵי⁠הֶ֑ם וַ⁠אֲשֶׁ֥ר יַקְרִ֛יבוּ שָׁ֖ם טָמֵ֥א הֽוּא</w:t>
       </w:r>
     </w:p>
     <w:p>
@@ -11509,7 +11509,7 @@
         <w:rPr>
           <w:lang w:val="fr_FR" w:bidi="fr_FR"/>
         </w:rPr>
-        <w:t>כֵּ֣ן הָֽ⁠עָם־הַ֠⁠זֶּה וְ⁠כֵן־הַ⁠גּ֨וֹי הַ⁠זֶּ֤ה</w:t>
+        <w:t>כֵּ֣ן הָֽ⁠עָם־הַ֠⁠זֶּה וְ⁠כֵן־הַ⁠גּ֨וֹי הַ⁠זֶּ֤ה</w:t>
       </w:r>
     </w:p>
     <w:p>
@@ -11619,7 +11619,7 @@
         <w:rPr>
           <w:lang w:val="fr_FR" w:bidi="fr_FR"/>
         </w:rPr>
-        <w:t>כֵּ֣ן הָֽ⁠עָם־הַ֠⁠זֶּה וְ⁠כֵן־הַ⁠גּ֨וֹי הַ⁠זֶּ֤ה</w:t>
+        <w:t>כֵּ֣ן הָֽ⁠עָם־הַ֠⁠זֶּה וְ⁠כֵן־הַ⁠גּ֨וֹי הַ⁠זֶּ֤ה</w:t>
       </w:r>
     </w:p>
     <w:p>
@@ -11949,7 +11949,7 @@
         <w:rPr>
           <w:lang w:val="fr_FR" w:bidi="fr_FR"/>
         </w:rPr>
-        <w:t>וְ⁠כֵ֖ן כָּל־מַעֲשֵׂ֣ה יְדֵי⁠הֶ֑ם</w:t>
+        <w:t>וְ⁠כֵ֖ן כָּל־מַעֲשֵׂ֣ה יְדֵי⁠הֶ֑ם</w:t>
       </w:r>
     </w:p>
     <w:p>
@@ -12072,7 +12072,7 @@
         <w:rPr>
           <w:lang w:val="fr_FR" w:bidi="fr_FR"/>
         </w:rPr>
-        <w:t>וַ⁠אֲשֶׁ֥ר יַקְרִ֛יבוּ שָׁ֖ם טָמֵ֥א הֽוּא</w:t>
+        <w:t>וַ⁠אֲשֶׁ֥ר יַקְרִ֛יבוּ שָׁ֖ם טָמֵ֥א הֽוּא</w:t>
       </w:r>
     </w:p>
     <w:p>
@@ -12200,7 +12200,7 @@
         <w:rPr>
           <w:lang w:val="fr_FR" w:bidi="fr_FR"/>
         </w:rPr>
-        <w:t>שִֽׂימוּ־נָ֣א לְבַבְ⁠כֶ֔ם</w:t>
+        <w:t>שִֽׂימוּ־נָ֣א לְבַבְ⁠כֶ֔ם</w:t>
       </w:r>
     </w:p>
     <w:p>
@@ -12315,7 +12315,7 @@
         <w:rPr>
           <w:lang w:val="fr_FR" w:bidi="fr_FR"/>
         </w:rPr>
-        <w:t>מִן־הַ⁠יּ֥וֹם הַ⁠זֶּ֖ה וָ⁠מָ֑עְלָ⁠ה</w:t>
+        <w:t>מִן־הַ⁠יּ֥וֹם הַ⁠זֶּ֖ה וָ⁠מָ֑עְלָ⁠ה</w:t>
       </w:r>
     </w:p>
     <w:p>
@@ -12425,7 +12425,7 @@
         <w:rPr>
           <w:lang w:val="fr_FR" w:bidi="fr_FR"/>
         </w:rPr>
-        <w:t>מִ⁠טֶּ֧רֶם שֽׂוּם־אֶ֛בֶן אֶל־אֶ֖בֶן בְּ⁠הֵיכַ֥ל יְהוָֽה</w:t>
+        <w:t>מִ⁠טֶּ֧רֶם שֽׂוּם־אֶ֛בֶן אֶל־אֶ֖בֶן בְּ⁠הֵיכַ֥ל יְהוָֽה</w:t>
       </w:r>
     </w:p>
     <w:p>
@@ -12522,7 +12522,7 @@
         <w:rPr>
           <w:lang w:val="fr_FR" w:bidi="fr_FR"/>
         </w:rPr>
-        <w:t>בְּ⁠הֵיכַ֥ל יְהוָֽה</w:t>
+        <w:t>בְּ⁠הֵיכַ֥ל יְהוָֽה</w:t>
       </w:r>
     </w:p>
     <w:p>
@@ -12729,7 +12729,7 @@
         <w:rPr>
           <w:lang w:val="fr_FR" w:bidi="fr_FR"/>
         </w:rPr>
-        <w:t>בָּא֙ אֶל־עֲרֵמַ֣ת עֶשְׂרִ֔ים וְ⁠הָיְתָ֖ה עֲשָׂרָ֑ה</w:t>
+        <w:t>בָּא֙ אֶל־עֲרֵמַ֣ת עֶשְׂרִ֔ים וְ⁠הָיְתָ֖ה עֲשָׂרָ֑ה</w:t>
       </w:r>
     </w:p>
     <w:p>
@@ -12840,7 +12840,7 @@
         <w:rPr>
           <w:lang w:val="fr_FR" w:bidi="fr_FR"/>
         </w:rPr>
-        <w:t>בָּא֙ אֶל־עֲרֵמַ֣ת עֶשְׂרִ֔ים וְ⁠הָיְתָ֖ה עֲשָׂרָ֑ה</w:t>
+        <w:t>בָּא֙ אֶל־עֲרֵמַ֣ת עֶשְׂרִ֔ים וְ⁠הָיְתָ֖ה עֲשָׂרָ֑ה</w:t>
       </w:r>
     </w:p>
     <w:p>
@@ -12950,7 +12950,7 @@
         <w:rPr>
           <w:lang w:val="fr_FR" w:bidi="fr_FR"/>
         </w:rPr>
-        <w:t>בָּ֣א אֶל־הַ⁠יֶּ֗קֶב לַ⁠חְשֹׂף֙ חֲמִשִּׁ֣ים פּוּרָ֔ה וְ⁠הָיְתָ֖ה עֶשְׂרִֽים</w:t>
+        <w:t>בָּ֣א אֶל־הַ⁠יֶּ֗קֶב לַ⁠חְשֹׂף֙ חֲמִשִּׁ֣ים פּוּרָ֔ה וְ⁠הָיְתָ֖ה עֶשְׂרִֽים</w:t>
       </w:r>
     </w:p>
     <w:p>
@@ -13047,7 +13047,7 @@
         <w:rPr>
           <w:lang w:val="fr_FR" w:bidi="fr_FR"/>
         </w:rPr>
-        <w:t>חֲמִשִּׁ֣ים פּוּרָ֔ה</w:t>
+        <w:t>חֲמִשִּׁ֣ים פּוּרָ֔ה</w:t>
       </w:r>
     </w:p>
     <w:p>
@@ -13151,7 +13151,7 @@
         <w:rPr>
           <w:lang w:val="fr_FR" w:bidi="fr_FR"/>
         </w:rPr>
-        <w:t>הִכֵּ֨יתִי אֶתְ⁠כֶ֜ם בַּ⁠שִּׁדָּפ֤וֹן וּ⁠בַ⁠יֵּֽרָקוֹן֙ וּ⁠בַ⁠בָּרָ֔ד אֵ֖ת כָּל־מַעֲשֵׂ֣ה יְדֵי⁠כֶ֑ם וְ⁠אֵין־אֶתְ⁠כֶ֥ם אֵלַ֖⁠י נְאֻם־יְהוָֽה</w:t>
+        <w:t>הִכֵּ֨יתִי אֶתְ⁠כֶ֜ם בַּ⁠שִּׁדָּפ֤וֹן וּ⁠בַ⁠יֵּֽרָקוֹן֙ וּ⁠בַ⁠בָּרָ֔ד אֵ֖ת כָּל־מַעֲשֵׂ֣ה יְדֵי⁠כֶ֑ם וְ⁠אֵין־אֶתְ⁠כֶ֥ם אֵלַ֖⁠י נְאֻם־יְהוָֽה</w:t>
       </w:r>
     </w:p>
     <w:p>
@@ -13248,7 +13248,7 @@
         <w:rPr>
           <w:lang w:val="fr_FR" w:bidi="fr_FR"/>
         </w:rPr>
-        <w:t>אֵ֖ת כָּל־מַעֲשֵׂ֣ה יְדֵי⁠כֶ֑ם</w:t>
+        <w:t>אֵ֖ת כָּל־מַעֲשֵׂ֣ה יְדֵי⁠כֶ֑ם</w:t>
       </w:r>
     </w:p>
     <w:p>
@@ -13345,7 +13345,7 @@
         <w:rPr>
           <w:lang w:val="fr_FR" w:bidi="fr_FR"/>
         </w:rPr>
-        <w:t>אֵ֖ת כָּל־מַעֲשֵׂ֣ה יְדֵי⁠כֶ֑ם</w:t>
+        <w:t>אֵ֖ת כָּל־מַעֲשֵׂ֣ה יְדֵי⁠כֶ֑ם</w:t>
       </w:r>
     </w:p>
     <w:p>
@@ -13557,7 +13557,7 @@
         <w:rPr>
           <w:lang w:val="fr_FR" w:bidi="fr_FR"/>
         </w:rPr>
-        <w:t>שִׂימוּ &amp; לְבַבְ⁠כֶ֔ם</w:t>
+        <w:t>שִׂימוּ &amp; לְבַבְ⁠כֶ֔ם</w:t>
       </w:r>
     </w:p>
     <w:p>
@@ -13686,7 +13686,7 @@
         <w:rPr>
           <w:lang w:val="fr_FR" w:bidi="fr_FR"/>
         </w:rPr>
-        <w:t>מִן־הַ⁠יּ֥וֹם הַ⁠זֶּ֖ה וָ⁠מָ֑עְלָ⁠ה מִ⁠יּוֹם֩ עֶשְׂרִ֨ים וְ⁠אַרְבָּעָ֜ה לַ⁠תְּשִׁיעִ֗י לְ⁠מִן־הַ⁠יּ֛וֹם אֲשֶׁר־יֻסַּ֥ד הֵֽיכַל־יְהוָ֖ה</w:t>
+        <w:t>מִן־הַ⁠יּ֥וֹם הַ⁠זֶּ֖ה וָ⁠מָ֑עְלָ⁠ה מִ⁠יּוֹם֩ עֶשְׂרִ֨ים וְ⁠אַרְבָּעָ֜ה לַ⁠תְּשִׁיעִ֗י לְ⁠מִן־הַ⁠יּ֛וֹם אֲשֶׁר־יֻסַּ֥ד הֵֽיכַל־יְהוָ֖ה</w:t>
       </w:r>
     </w:p>
     <w:p>
@@ -13845,7 +13845,7 @@
         <w:rPr>
           <w:lang w:val="fr_FR" w:bidi="fr_FR"/>
         </w:rPr>
-        <w:t>מִ⁠יּוֹם֩ עֶשְׂרִ֨ים וְ⁠אַרְבָּעָ֜ה לַ⁠תְּשִׁיעִ֗י</w:t>
+        <w:t>מִ⁠יּוֹם֩ עֶשְׂרִ֨ים וְ⁠אַרְבָּעָ֜ה לַ⁠תְּשִׁיעִ֗י</w:t>
       </w:r>
     </w:p>
     <w:p>
@@ -13942,7 +13942,7 @@
         <w:rPr>
           <w:lang w:val="fr_FR" w:bidi="fr_FR"/>
         </w:rPr>
-        <w:t>מִ⁠יּוֹם֩ עֶשְׂרִ֨ים וְ⁠אַרְבָּעָ֜ה לַ⁠תְּשִׁיעִ֗י</w:t>
+        <w:t>מִ⁠יּוֹם֩ עֶשְׂרִ֨ים וְ⁠אַרְבָּעָ֜ה לַ⁠תְּשִׁיעִ֗י</w:t>
       </w:r>
     </w:p>
     <w:p>
@@ -14057,7 +14057,7 @@
         <w:rPr>
           <w:lang w:val="fr_FR" w:bidi="fr_FR"/>
         </w:rPr>
-        <w:t>יֻסַּ֥ד הֵֽיכַל־יְהוָ֖ה</w:t>
+        <w:t>יֻסַּ֥ד הֵֽיכַל־יְהוָ֖ה</w:t>
       </w:r>
     </w:p>
     <w:p>
@@ -14251,7 +14251,7 @@
         <w:rPr>
           <w:lang w:val="fr_FR" w:bidi="fr_FR"/>
         </w:rPr>
-        <w:t>שִׂ֥ימוּ לְבַבְ⁠כֶֽם</w:t>
+        <w:t>שִׂ֥ימוּ לְבַבְ⁠כֶֽם</w:t>
       </w:r>
     </w:p>
     <w:p>
@@ -14366,7 +14366,7 @@
         <w:rPr>
           <w:lang w:val="fr_FR" w:bidi="fr_FR"/>
         </w:rPr>
-        <w:t>הַ⁠ע֤וֹד הַ⁠זֶּ֨רַע֙ בַּ⁠מְּגוּרָ֔ה</w:t>
+        <w:t>הַ⁠ע֤וֹד הַ⁠זֶּ֨רַע֙ בַּ⁠מְּגוּרָ֔ה</w:t>
       </w:r>
     </w:p>
     <w:p>
@@ -14463,7 +14463,7 @@
         <w:rPr>
           <w:lang w:val="fr_FR" w:bidi="fr_FR"/>
         </w:rPr>
-        <w:t>מִן־הַ⁠יּ֥וֹם הַ⁠זֶּ֖ה אֲבָרֵֽךְ</w:t>
+        <w:t>מִן־הַ⁠יּ֥וֹם הַ⁠זֶּ֖ה אֲבָרֵֽךְ</w:t>
       </w:r>
     </w:p>
     <w:p>
@@ -14560,7 +14560,7 @@
         <w:rPr>
           <w:lang w:val="fr_FR" w:bidi="fr_FR"/>
         </w:rPr>
-        <w:t>מִן־הַ⁠יּ֥וֹם הַ⁠זֶּ֖ה</w:t>
+        <w:t>מִן־הַ⁠יּ֥וֹם הַ⁠זֶּ֖ה</w:t>
       </w:r>
     </w:p>
     <w:p>
@@ -14670,7 +14670,7 @@
         <w:rPr>
           <w:lang w:val="fr_FR" w:bidi="fr_FR"/>
         </w:rPr>
-        <w:t>וַ⁠יְהִ֨י דְבַר־יְהוָ֤ה ׀ שֵׁנִית֙ אֶל־חַגַּ֔י</w:t>
+        <w:t>וַ⁠יְהִ֨י דְבַר־יְהוָ֤ה ׀ שֵׁנִית֙ אֶל־חַגַּ֔י</w:t>
       </w:r>
     </w:p>
     <w:p>
@@ -14785,7 +14785,7 @@
         <w:rPr>
           <w:lang w:val="fr_FR" w:bidi="fr_FR"/>
         </w:rPr>
-        <w:t>שֵׁנִית֙</w:t>
+        <w:t>שֵׁנִית֙</w:t>
       </w:r>
     </w:p>
     <w:p>
@@ -14882,7 +14882,7 @@
         <w:rPr>
           <w:lang w:val="fr_FR" w:bidi="fr_FR"/>
         </w:rPr>
-        <w:t>בְּ⁠עֶשְׂרִ֧ים וְ⁠אַרְבָּעָ֛ה לַ⁠חֹ֖דֶשׁ</w:t>
+        <w:t>בְּ⁠עֶשְׂרִ֧ים וְ⁠אַרְבָּעָ֛ה לַ⁠חֹ֖דֶשׁ</w:t>
       </w:r>
     </w:p>
     <w:p>
@@ -14979,7 +14979,7 @@
         <w:rPr>
           <w:lang w:val="fr_FR" w:bidi="fr_FR"/>
         </w:rPr>
-        <w:t>בְּ⁠עֶשְׂרִ֧ים וְ⁠אַרְבָּעָ֛ה לַ⁠חֹ֖דֶשׁ</w:t>
+        <w:t>בְּ⁠עֶשְׂרִ֧ים וְ⁠אַרְבָּעָ֛ה לַ⁠חֹ֖דֶשׁ</w:t>
       </w:r>
     </w:p>
     <w:p>
@@ -15177,7 +15177,7 @@
         <w:rPr>
           <w:lang w:val="fr_FR" w:bidi="fr_FR"/>
         </w:rPr>
-        <w:t>אֱמֹ֕ר אֶל־זְרֻבָּבֶ֥ל פַּֽחַת־יְהוּדָ֖ה לֵ⁠אמֹ֑ר אֲנִ֣י מַרְעִ֔ישׁ אֶת־הַ⁠שָּׁמַ֖יִם וְ⁠אֶת־הָ⁠אָֽרֶץ</w:t>
+        <w:t>אֱמֹ֕ר אֶל־זְרֻבָּבֶ֥ל פַּֽחַת־יְהוּדָ֖ה לֵ⁠אמֹ֑ר אֲנִ֣י מַרְעִ֔ישׁ אֶת־הַ⁠שָּׁמַ֖יִם וְ⁠אֶת־הָ⁠אָֽרֶץ</w:t>
       </w:r>
     </w:p>
     <w:p>
@@ -15274,7 +15274,7 @@
         <w:rPr>
           <w:lang w:val="fr_FR" w:bidi="fr_FR"/>
         </w:rPr>
-        <w:t>אֲנִ֣י מַרְעִ֔ישׁ אֶת־הַ⁠שָּׁמַ֖יִם וְ⁠אֶת־הָ⁠אָֽרֶץ</w:t>
+        <w:t>אֲנִ֣י מַרְעִ֔ישׁ אֶת־הַ⁠שָּׁמַ֖יִם וְ⁠אֶת־הָ⁠אָֽרֶץ</w:t>
       </w:r>
     </w:p>
     <w:p>
@@ -15389,7 +15389,7 @@
         <w:rPr>
           <w:lang w:val="fr_FR" w:bidi="fr_FR"/>
         </w:rPr>
-        <w:t>אֶת־הַ⁠שָּׁמַ֖יִם וְ⁠אֶת־הָ⁠אָֽרֶץ</w:t>
+        <w:t>אֶת־הַ⁠שָּׁמַ֖יִם וְ⁠אֶת־הָ⁠אָֽרֶץ</w:t>
       </w:r>
     </w:p>
     <w:p>
@@ -15530,7 +15530,7 @@
         <w:rPr>
           <w:lang w:val="fr_FR" w:bidi="fr_FR"/>
         </w:rPr>
-        <w:t>כִּסֵּ֣א מַמְלָכ֔וֹת</w:t>
+        <w:t>כִּסֵּ֣א מַמְלָכ֔וֹת</w:t>
       </w:r>
     </w:p>
     <w:p>
@@ -15653,7 +15653,7 @@
         <w:rPr>
           <w:lang w:val="fr_FR" w:bidi="fr_FR"/>
         </w:rPr>
-        <w:t>כִּסֵּ֣א מַמְלָכ֔וֹת</w:t>
+        <w:t>כִּסֵּ֣א מַמְלָכ֔וֹת</w:t>
       </w:r>
     </w:p>
     <w:p>
@@ -15776,7 +15776,7 @@
         <w:rPr>
           <w:lang w:val="fr_FR" w:bidi="fr_FR"/>
         </w:rPr>
-        <w:t>וְ⁠הָפַכְתִּ֤י מֶרְכָּבָה֙ וְ⁠רֹ֣כְבֶ֔י⁠הָ וְ⁠יָרְד֤וּ סוּסִים֙ וְ⁠רֹ֣כְבֵי⁠הֶ֔ם</w:t>
+        <w:t>וְ⁠הָפַכְתִּ֤י מֶרְכָּבָה֙ וְ⁠רֹ֣כְבֶ֔י⁠הָ וְ⁠יָרְד֤וּ סוּסִים֙ וְ⁠רֹ֣כְבֵי⁠הֶ֔ם</w:t>
       </w:r>
     </w:p>
     <w:p>
@@ -15873,7 +15873,7 @@
         <w:rPr>
           <w:lang w:val="fr_FR" w:bidi="fr_FR"/>
         </w:rPr>
-        <w:t>מֶרְכָּבָה֙ וְ⁠רֹ֣כְבֶ֔י⁠הָ</w:t>
+        <w:t>מֶרְכָּבָה֙ וְ⁠רֹ֣כְבֶ֔י⁠הָ</w:t>
       </w:r>
     </w:p>
     <w:p>
@@ -16130,7 +16130,7 @@
         <w:rPr>
           <w:lang w:val="fr_FR" w:bidi="fr_FR"/>
         </w:rPr>
-        <w:t>אִ֖ישׁ בְּ⁠חֶ֥רֶב אָחִֽי⁠ו</w:t>
+        <w:t>אִ֖ישׁ בְּ⁠חֶ֥רֶב אָחִֽי⁠ו</w:t>
       </w:r>
     </w:p>
     <w:p>
@@ -16251,7 +16251,7 @@
         <w:rPr>
           <w:lang w:val="fr_FR" w:bidi="fr_FR"/>
         </w:rPr>
-        <w:t>אִ֖ישׁ בְּ⁠חֶ֥רֶב אָחִֽי⁠ו</w:t>
+        <w:t>אִ֖ישׁ בְּ⁠חֶ֥רֶב אָחִֽי⁠ו</w:t>
       </w:r>
     </w:p>
     <w:p>
@@ -16471,7 +16471,7 @@
         <w:rPr>
           <w:lang w:val="fr_FR" w:bidi="fr_FR"/>
         </w:rPr>
-        <w:t>בַּ⁠יּ֣וֹם הַ⁠ה֣וּא נְאֻם־יְהוָ֣ה צְבָא֡וֹת אֶ֠קָּחֲ⁠ךָ זְרֻבָּבֶ֨ל בֶּן־שְׁאַלְתִּיאֵ֤ל עַבְדִּ⁠י֙ נְאֻם־יְהוָ֔ה וְ⁠שַׂמְתִּ֖י⁠ךָ כַּֽ⁠חוֹתָ֑ם כִּֽי־בְ⁠ךָ֣ בָחַ֔רְתִּי נְאֻ֖ם יְהוָ֥ה צְבָאֽוֹת</w:t>
+        <w:t>בַּ⁠יּ֣וֹם הַ⁠ה֣וּא נְאֻם־יְהוָ֣ה צְבָא֡וֹת אֶ֠קָּחֲ⁠ךָ זְרֻבָּבֶ֨ל בֶּן־שְׁאַלְתִּיאֵ֤ל עַבְדִּ⁠י֙ נְאֻם־יְהוָ֔ה וְ⁠שַׂמְתִּ֖י⁠ךָ כַּֽ⁠חוֹתָ֑ם כִּֽי־בְ⁠ךָ֣ בָחַ֔רְתִּי נְאֻ֖ם יְהוָ֥ה צְבָאֽוֹת</w:t>
       </w:r>
     </w:p>
     <w:p>
@@ -16568,7 +16568,7 @@
         <w:rPr>
           <w:lang w:val="fr_FR" w:bidi="fr_FR"/>
         </w:rPr>
-        <w:t>בַּ⁠יּ֣וֹם הַ⁠ה֣וּא</w:t>
+        <w:t>בַּ⁠יּ֣וֹם הַ⁠ה֣וּא</w:t>
       </w:r>
     </w:p>
     <w:p>
@@ -16678,7 +16678,7 @@
         <w:rPr>
           <w:lang w:val="fr_FR" w:bidi="fr_FR"/>
         </w:rPr>
-        <w:t>אֶ֠קָּחֲ⁠ךָ &amp; וְ⁠שַׂמְתִּ֖י⁠ךָ &amp; בְ⁠ךָ֣ בָחַ֔רְתִּי</w:t>
+        <w:t>אֶ֠קָּחֲ⁠ךָ &amp; וְ⁠שַׂמְתִּ֖י⁠ךָ &amp; בְ⁠ךָ֣ בָחַ֔רְתִּי</w:t>
       </w:r>
     </w:p>
     <w:p>
@@ -16814,7 +16814,7 @@
         <w:rPr>
           <w:lang w:val="fr_FR" w:bidi="fr_FR"/>
         </w:rPr>
-        <w:t>כַּֽ⁠חוֹתָ֑ם</w:t>
+        <w:t>כַּֽ⁠חוֹתָ֑ם</w:t>
       </w:r>
     </w:p>
     <w:p>
@@ -16911,7 +16911,7 @@
         <w:rPr>
           <w:lang w:val="fr_FR" w:bidi="fr_FR"/>
         </w:rPr>
-        <w:t>כַּֽ⁠חוֹתָ֑ם</w:t>
+        <w:t>כַּֽ⁠חוֹתָ֑ם</w:t>
       </w:r>
     </w:p>
     <w:p>

--- a/fra/docx/37.content.docx
+++ b/fra/docx/37.content.docx
@@ -190,6 +190,79 @@
         <w:rPr>
           <w:lang w:val="fr_FR" w:bidi="fr_FR"/>
         </w:rPr>
+        <w:t>Aggée - Chapitre 1 Introduction</w:t>
+      </w:r>
+      <w:r>
+        <w:rPr>
+          <w:lang w:val="fr_FR" w:bidi="fr_FR"/>
+        </w:rPr>
+      </w:r>
+    </w:p>
+    <w:p>
+      <w:pPr>
+        <w:pStyle w:val="Heading3"/>
+      </w:pPr>
+      <w:r>
+        <w:rPr>
+          <w:lang w:val="fr_FR" w:bidi="fr_FR"/>
+        </w:rPr>
+        <w:t>Structure et mise en forme</w:t>
+      </w:r>
+    </w:p>
+    <w:p>
+      <w:pPr/>
+      <w:r>
+        <w:rPr>
+          <w:lang w:val="fr_FR" w:bidi="fr_FR"/>
+        </w:rPr>
+      </w:r>
+      <w:r>
+        <w:rPr>
+          <w:lang w:val="fr_FR" w:bidi="fr_FR"/>
+        </w:rPr>
+        <w:t>Ce chapitre contient le premier oracle qu'Aggée a délivré de la part de l'Éternel aux Judéens revenus d'exil.</w:t>
+      </w:r>
+    </w:p>
+    <w:p>
+      <w:pPr/>
+      <w:r>
+        <w:rPr>
+          <w:lang w:val="fr_FR" w:bidi="fr_FR"/>
+        </w:rPr>
+      </w:r>
+      <w:r>
+        <w:rPr>
+          <w:lang w:val="fr_FR" w:bidi="fr_FR"/>
+        </w:rPr>
+        <w:t>Certaines traductions placent chaque ligne de poésie plus à droite que le reste du texte pour en faciliter la lecture. C'est ce que fait l'ULT pour les versets 4, 6 et 8 à 11.</w:t>
+      </w:r>
+      <w:r>
+        <w:rPr>
+          <w:lang w:val="fr_FR" w:bidi="fr_FR"/>
+        </w:rPr>
+      </w:r>
+      <w:r>
+        <w:rPr>
+          <w:lang w:val="fr_FR" w:bidi="fr_FR"/>
+        </w:rPr>
+      </w:r>
+    </w:p>
+    <w:p>
+      <w:pPr/>
+      <w:r>
+        <w:rPr>
+          <w:lang w:val="fr_FR" w:bidi="fr_FR"/>
+        </w:rPr>
+      </w:r>
+    </w:p>
+    <w:p>
+      <w:pPr>
+        <w:pStyle w:val="Heading2"/>
+      </w:pPr>
+      <w:r>
+        <w:rPr>
+          <w:lang w:val="fr_FR" w:bidi="fr_FR"/>
+        </w:rPr>
         <w:t>Aggée 1.1 (#1)</w:t>
       </w:r>
       <w:r>
@@ -6221,6 +6294,115 @@
         <w:rPr>
           <w:lang w:val="fr_FR" w:bidi="fr_FR"/>
         </w:rPr>
+        <w:t>Aggée - Chapitre 2 Introduction</w:t>
+      </w:r>
+      <w:r>
+        <w:rPr>
+          <w:lang w:val="fr_FR" w:bidi="fr_FR"/>
+        </w:rPr>
+      </w:r>
+    </w:p>
+    <w:p>
+      <w:pPr>
+        <w:pStyle w:val="Heading3"/>
+      </w:pPr>
+      <w:r>
+        <w:rPr>
+          <w:lang w:val="fr_FR" w:bidi="fr_FR"/>
+        </w:rPr>
+        <w:t>Structure et mise et forme</w:t>
+      </w:r>
+    </w:p>
+    <w:p>
+      <w:pPr/>
+      <w:r>
+        <w:rPr>
+          <w:lang w:val="fr_FR" w:bidi="fr_FR"/>
+        </w:rPr>
+      </w:r>
+      <w:r>
+        <w:rPr>
+          <w:lang w:val="fr_FR" w:bidi="fr_FR"/>
+        </w:rPr>
+        <w:t>Ce chapitre contient le deuxième oracle (2.1–9), le troisième oracle (2.10–19) et le quatrième oracle (2.20–23) qu'Aggée a délivrés de la part de l'Éternel aux Judéens revenus de l'exil.</w:t>
+      </w:r>
+    </w:p>
+    <w:p>
+      <w:pPr/>
+      <w:r>
+        <w:rPr>
+          <w:lang w:val="fr_FR" w:bidi="fr_FR"/>
+        </w:rPr>
+      </w:r>
+      <w:r>
+        <w:rPr>
+          <w:lang w:val="fr_FR" w:bidi="fr_FR"/>
+        </w:rPr>
+        <w:t>Certaines traductions placent chaque ligne de poésie plus à droite que le reste du texte pour en faciliter la lecture. L'ULT applique cette mise en forme à la poésie dans les versets 6–7 et 21–22.</w:t>
+      </w:r>
+    </w:p>
+    <w:p>
+      <w:pPr>
+        <w:pStyle w:val="Heading3"/>
+      </w:pPr>
+      <w:r>
+        <w:rPr>
+          <w:lang w:val="fr_FR" w:bidi="fr_FR"/>
+        </w:rPr>
+        <w:t>Problèmes de traduction dans ce chapitre</w:t>
+      </w:r>
+    </w:p>
+    <w:p>
+      <w:pPr>
+        <w:pStyle w:val="Heading4"/>
+      </w:pPr>
+      <w:r>
+        <w:rPr>
+          <w:lang w:val="fr_FR" w:bidi="fr_FR"/>
+        </w:rPr>
+        <w:t>L'exemple de l'impureté (versets 12–14)</w:t>
+      </w:r>
+    </w:p>
+    <w:p>
+      <w:pPr/>
+      <w:r>
+        <w:rPr>
+          <w:lang w:val="fr_FR" w:bidi="fr_FR"/>
+        </w:rPr>
+      </w:r>
+      <w:r>
+        <w:rPr>
+          <w:lang w:val="fr_FR" w:bidi="fr_FR"/>
+        </w:rPr>
+        <w:t>Dans le troisième oracle, l'Éternel fait parler Aggée avec les prêtres devant le peuple afin de l'instruire à l'aide d'un exemple. Aggée fait confirmer par les prêtres qu'une personne en état de sainteté ne transmet pas cet état saint aux aliments qu'elle touche. Aggée fait ensuite confirmer par les prêtres qu'une personne en état d'impureté transmet cet état impur aux aliments qu'elle touche. Aggée dit alors au peuple que Yahvé les considère comme impurs, c'est-à-dire qu'ils ne sont pas dans un état approprié pour participer au culte, car ils ne lui ont pas obéi et n'ont pas reconstruit le temple. Ils ont transmis cet état impur aux aliments qu'ils ont offerts en sacrifice, et ces sacrifices ne sont donc pas acceptables pour l'Éternel. En termes clairs, le message de cet exemple est que les sacrifices que le peuple offre sur l'autel ne compensent pas leur désobéissance à reconstruire le temple. Au contraire, leur désobéissance à reconstruire le temple rend leurs sacrifices inacceptables. Les notes concernant les versets 11–14 proposent des moyens d'indiquer ce sens dans votre traduction.</w:t>
+      </w:r>
+      <w:r>
+        <w:rPr>
+          <w:lang w:val="fr_FR" w:bidi="fr_FR"/>
+        </w:rPr>
+      </w:r>
+      <w:r>
+        <w:rPr>
+          <w:lang w:val="fr_FR" w:bidi="fr_FR"/>
+        </w:rPr>
+      </w:r>
+    </w:p>
+    <w:p>
+      <w:pPr/>
+      <w:r>
+        <w:rPr>
+          <w:lang w:val="fr_FR" w:bidi="fr_FR"/>
+        </w:rPr>
+      </w:r>
+    </w:p>
+    <w:p>
+      <w:pPr>
+        <w:pStyle w:val="Heading2"/>
+      </w:pPr>
+      <w:r>
+        <w:rPr>
+          <w:lang w:val="fr_FR" w:bidi="fr_FR"/>
+        </w:rPr>
         <w:t>Aggée 2.1 (#1)</w:t>
       </w:r>
       <w:r>
@@ -16974,188 +17156,6 @@
           <w:lang w:val="fr_FR" w:bidi="fr_FR"/>
         </w:rPr>
         <w:t>Comparaison</w:t>
-      </w:r>
-      <w:r>
-        <w:rPr>
-          <w:lang w:val="fr_FR" w:bidi="fr_FR"/>
-        </w:rPr>
-      </w:r>
-      <w:r>
-        <w:rPr>
-          <w:lang w:val="fr_FR" w:bidi="fr_FR"/>
-        </w:rPr>
-      </w:r>
-    </w:p>
-    <w:p>
-      <w:pPr/>
-      <w:r>
-        <w:rPr>
-          <w:lang w:val="fr_FR" w:bidi="fr_FR"/>
-        </w:rPr>
-      </w:r>
-    </w:p>
-    <w:p>
-      <w:pPr>
-        <w:pStyle w:val="Heading2"/>
-      </w:pPr>
-      <w:r>
-        <w:rPr>
-          <w:lang w:val="fr_FR" w:bidi="fr_FR"/>
-        </w:rPr>
-        <w:t>Aggée - Chapitre 1 Introduction</w:t>
-      </w:r>
-      <w:r>
-        <w:rPr>
-          <w:lang w:val="fr_FR" w:bidi="fr_FR"/>
-        </w:rPr>
-      </w:r>
-    </w:p>
-    <w:p>
-      <w:pPr>
-        <w:pStyle w:val="Heading3"/>
-      </w:pPr>
-      <w:r>
-        <w:rPr>
-          <w:lang w:val="fr_FR" w:bidi="fr_FR"/>
-        </w:rPr>
-        <w:t>Structure et mise en forme</w:t>
-      </w:r>
-    </w:p>
-    <w:p>
-      <w:pPr/>
-      <w:r>
-        <w:rPr>
-          <w:lang w:val="fr_FR" w:bidi="fr_FR"/>
-        </w:rPr>
-      </w:r>
-      <w:r>
-        <w:rPr>
-          <w:lang w:val="fr_FR" w:bidi="fr_FR"/>
-        </w:rPr>
-        <w:t>Ce chapitre contient le premier oracle qu'Aggée a délivré de la part de l'Éternel aux Judéens revenus d'exil.</w:t>
-      </w:r>
-    </w:p>
-    <w:p>
-      <w:pPr/>
-      <w:r>
-        <w:rPr>
-          <w:lang w:val="fr_FR" w:bidi="fr_FR"/>
-        </w:rPr>
-      </w:r>
-      <w:r>
-        <w:rPr>
-          <w:lang w:val="fr_FR" w:bidi="fr_FR"/>
-        </w:rPr>
-        <w:t>Certaines traductions placent chaque ligne de poésie plus à droite que le reste du texte pour en faciliter la lecture. C'est ce que fait l'ULT pour les versets 4, 6 et 8 à 11.</w:t>
-      </w:r>
-      <w:r>
-        <w:rPr>
-          <w:lang w:val="fr_FR" w:bidi="fr_FR"/>
-        </w:rPr>
-      </w:r>
-      <w:r>
-        <w:rPr>
-          <w:lang w:val="fr_FR" w:bidi="fr_FR"/>
-        </w:rPr>
-      </w:r>
-    </w:p>
-    <w:p>
-      <w:pPr/>
-      <w:r>
-        <w:rPr>
-          <w:lang w:val="fr_FR" w:bidi="fr_FR"/>
-        </w:rPr>
-      </w:r>
-    </w:p>
-    <w:p>
-      <w:pPr>
-        <w:pStyle w:val="Heading2"/>
-      </w:pPr>
-      <w:r>
-        <w:rPr>
-          <w:lang w:val="fr_FR" w:bidi="fr_FR"/>
-        </w:rPr>
-        <w:t>Aggée - Chapitre 2 Introduction</w:t>
-      </w:r>
-      <w:r>
-        <w:rPr>
-          <w:lang w:val="fr_FR" w:bidi="fr_FR"/>
-        </w:rPr>
-      </w:r>
-    </w:p>
-    <w:p>
-      <w:pPr>
-        <w:pStyle w:val="Heading3"/>
-      </w:pPr>
-      <w:r>
-        <w:rPr>
-          <w:lang w:val="fr_FR" w:bidi="fr_FR"/>
-        </w:rPr>
-        <w:t>Structure et mise et forme</w:t>
-      </w:r>
-    </w:p>
-    <w:p>
-      <w:pPr/>
-      <w:r>
-        <w:rPr>
-          <w:lang w:val="fr_FR" w:bidi="fr_FR"/>
-        </w:rPr>
-      </w:r>
-      <w:r>
-        <w:rPr>
-          <w:lang w:val="fr_FR" w:bidi="fr_FR"/>
-        </w:rPr>
-        <w:t>Ce chapitre contient le deuxième oracle (2.1–9), le troisième oracle (2.10–19) et le quatrième oracle (2.20–23) qu'Aggée a délivrés de la part de l'Éternel aux Judéens revenus de l'exil.</w:t>
-      </w:r>
-    </w:p>
-    <w:p>
-      <w:pPr/>
-      <w:r>
-        <w:rPr>
-          <w:lang w:val="fr_FR" w:bidi="fr_FR"/>
-        </w:rPr>
-      </w:r>
-      <w:r>
-        <w:rPr>
-          <w:lang w:val="fr_FR" w:bidi="fr_FR"/>
-        </w:rPr>
-        <w:t>Certaines traductions placent chaque ligne de poésie plus à droite que le reste du texte pour en faciliter la lecture. L'ULT applique cette mise en forme à la poésie dans les versets 6–7 et 21–22.</w:t>
-      </w:r>
-    </w:p>
-    <w:p>
-      <w:pPr>
-        <w:pStyle w:val="Heading3"/>
-      </w:pPr>
-      <w:r>
-        <w:rPr>
-          <w:lang w:val="fr_FR" w:bidi="fr_FR"/>
-        </w:rPr>
-        <w:t>Problèmes de traduction dans ce chapitre</w:t>
-      </w:r>
-    </w:p>
-    <w:p>
-      <w:pPr>
-        <w:pStyle w:val="Heading4"/>
-      </w:pPr>
-      <w:r>
-        <w:rPr>
-          <w:lang w:val="fr_FR" w:bidi="fr_FR"/>
-        </w:rPr>
-        <w:t>L'exemple de l'impureté (versets 12–14)</w:t>
-      </w:r>
-    </w:p>
-    <w:p>
-      <w:pPr/>
-      <w:r>
-        <w:rPr>
-          <w:lang w:val="fr_FR" w:bidi="fr_FR"/>
-        </w:rPr>
-      </w:r>
-      <w:r>
-        <w:rPr>
-          <w:lang w:val="fr_FR" w:bidi="fr_FR"/>
-        </w:rPr>
-        <w:t>Dans le troisième oracle, l'Éternel fait parler Aggée avec les prêtres devant le peuple afin de l'instruire à l'aide d'un exemple. Aggée fait confirmer par les prêtres qu'une personne en état de sainteté ne transmet pas cet état saint aux aliments qu'elle touche. Aggée fait ensuite confirmer par les prêtres qu'une personne en état d'impureté transmet cet état impur aux aliments qu'elle touche. Aggée dit alors au peuple que Yahvé les considère comme impurs, c'est-à-dire qu'ils ne sont pas dans un état approprié pour participer au culte, car ils ne lui ont pas obéi et n'ont pas reconstruit le temple. Ils ont transmis cet état impur aux aliments qu'ils ont offerts en sacrifice, et ces sacrifices ne sont donc pas acceptables pour l'Éternel. En termes clairs, le message de cet exemple est que les sacrifices que le peuple offre sur l'autel ne compensent pas leur désobéissance à reconstruire le temple. Au contraire, leur désobéissance à reconstruire le temple rend leurs sacrifices inacceptables. Les notes concernant les versets 11–14 proposent des moyens d'indiquer ce sens dans votre traduction.</w:t>
       </w:r>
       <w:r>
         <w:rPr>

--- a/fra/docx/37.content.docx
+++ b/fra/docx/37.content.docx
@@ -390,20 +390,6 @@
       </w:r>
       <w:r>
         <w:rPr>
-          <w:lang w:val="fr_FR" w:bidi="fr_FR"/>
-        </w:rPr>
-        <w:t>בִּ⁠שְׁנַ֤ת שְׁתַּ֨יִם֙ &amp; בַּ⁠חֹ֨דֶשׁ֙ הַ⁠שִּׁשִּׁ֔י בְּ⁠י֥וֹם אֶחָ֖ד לַ⁠חֹ֑דֶשׁ</w:t>
-      </w:r>
-    </w:p>
-    <w:p>
-      <w:pPr/>
-      <w:r>
-        <w:rPr>
-          <w:lang w:val="fr_FR" w:bidi="fr_FR"/>
-        </w:rPr>
-      </w:r>
-      <w:r>
-        <w:rPr>
           <w:b/>
           <w:lang w:val="fr_FR" w:bidi="fr_FR"/>
         </w:rPr>
@@ -500,20 +486,6 @@
       </w:r>
       <w:r>
         <w:rPr>
-          <w:lang w:val="fr_FR" w:bidi="fr_FR"/>
-        </w:rPr>
-        <w:t>בַּ⁠חֹ֨דֶשׁ֙ הַ⁠שִּׁשִּׁ֔י בְּ⁠י֥וֹם אֶחָ֖ד לַ⁠חֹ֑דֶשׁ</w:t>
-      </w:r>
-    </w:p>
-    <w:p>
-      <w:pPr/>
-      <w:r>
-        <w:rPr>
-          <w:lang w:val="fr_FR" w:bidi="fr_FR"/>
-        </w:rPr>
-      </w:r>
-      <w:r>
-        <w:rPr>
           <w:b/>
           <w:lang w:val="fr_FR" w:bidi="fr_FR"/>
         </w:rPr>
@@ -610,20 +582,6 @@
       </w:r>
       <w:r>
         <w:rPr>
-          <w:lang w:val="fr_FR" w:bidi="fr_FR"/>
-        </w:rPr>
-        <w:t>הָיָ֨ה דְבַר־יְהוָ֜ה בְּ⁠יַד־חַגַּ֣י הַ⁠נָּבִ֗יא</w:t>
-      </w:r>
-    </w:p>
-    <w:p>
-      <w:pPr/>
-      <w:r>
-        <w:rPr>
-          <w:lang w:val="fr_FR" w:bidi="fr_FR"/>
-        </w:rPr>
-      </w:r>
-      <w:r>
-        <w:rPr>
           <w:b/>
           <w:lang w:val="fr_FR" w:bidi="fr_FR"/>
         </w:rPr>
@@ -856,20 +814,6 @@
       </w:r>
       <w:r>
         <w:rPr>
-          <w:lang w:val="fr_FR" w:bidi="fr_FR"/>
-        </w:rPr>
-        <w:t>כֹּ֥ה אָמַ֛ר יְהוָ֥ה צְבָא֖וֹת לֵ⁠אמֹ֑ר הָ⁠עָ֤ם הַ⁠זֶּה֙ אָֽמְר֔וּ לֹ֥א עֶת־בֹּ֛א עֶת־בֵּ֥ית יְהוָ֖ה לְ⁠הִבָּנֽוֹת</w:t>
-      </w:r>
-    </w:p>
-    <w:p>
-      <w:pPr/>
-      <w:r>
-        <w:rPr>
-          <w:lang w:val="fr_FR" w:bidi="fr_FR"/>
-        </w:rPr>
-      </w:r>
-      <w:r>
-        <w:rPr>
           <w:b/>
           <w:lang w:val="fr_FR" w:bidi="fr_FR"/>
         </w:rPr>
@@ -1272,20 +1216,6 @@
         <w:rPr>
           <w:lang w:val="fr_FR" w:bidi="fr_FR"/>
         </w:rPr>
-      </w:r>
-    </w:p>
-    <w:p>
-      <w:pPr/>
-      <w:r>
-        <w:rPr>
-          <w:lang w:val="fr_FR" w:bidi="fr_FR"/>
-        </w:rPr>
-      </w:r>
-      <w:r>
-        <w:rPr>
-          <w:lang w:val="fr_FR" w:bidi="fr_FR"/>
-        </w:rPr>
-        <w:t>וַֽ⁠יְהִי֙ דְּבַר־יְהוָ֔ה בְּ⁠יַד־חַגַּ֥י הַ⁠נָּבִ֖יא</w:t>
       </w:r>
     </w:p>
     <w:p>
@@ -1412,20 +1342,6 @@
       </w:r>
       <w:r>
         <w:rPr>
-          <w:lang w:val="fr_FR" w:bidi="fr_FR"/>
-        </w:rPr>
-        <w:t>הַ⁠עֵ֤ת לָ⁠כֶם֙ אַתֶּ֔ם לָ⁠שֶׁ֖בֶת בְּ⁠בָתֵּי⁠כֶ֣ם סְפוּנִ֑ים וְ⁠הַ⁠בַּ֥יִת הַ⁠זֶּ֖ה חָרֵֽב</w:t>
-      </w:r>
-    </w:p>
-    <w:p>
-      <w:pPr/>
-      <w:r>
-        <w:rPr>
-          <w:lang w:val="fr_FR" w:bidi="fr_FR"/>
-        </w:rPr>
-      </w:r>
-      <w:r>
-        <w:rPr>
           <w:b/>
           <w:lang w:val="fr_FR" w:bidi="fr_FR"/>
         </w:rPr>
@@ -1768,20 +1684,6 @@
       </w:r>
       <w:r>
         <w:rPr>
-          <w:lang w:val="fr_FR" w:bidi="fr_FR"/>
-        </w:rPr>
-        <w:t>וְ⁠עַתָּ֕ה כֹּ֥ה אָמַ֖ר יְהוָ֣ה צְבָא֑וֹת שִׂ֥ימוּ לְבַבְ⁠כֶ֖ם עַל־דַּרְכֵי⁠כֶֽם</w:t>
-      </w:r>
-    </w:p>
-    <w:p>
-      <w:pPr/>
-      <w:r>
-        <w:rPr>
-          <w:lang w:val="fr_FR" w:bidi="fr_FR"/>
-        </w:rPr>
-      </w:r>
-      <w:r>
-        <w:rPr>
           <w:b/>
           <w:lang w:val="fr_FR" w:bidi="fr_FR"/>
         </w:rPr>
@@ -2414,20 +2316,6 @@
       </w:r>
       <w:r>
         <w:rPr>
-          <w:lang w:val="fr_FR" w:bidi="fr_FR"/>
-        </w:rPr>
-        <w:t>לָב֖וֹשׁ וְ⁠אֵין־לְ⁠חֹ֣ם ל֑⁠וֹ</w:t>
-      </w:r>
-    </w:p>
-    <w:p>
-      <w:pPr/>
-      <w:r>
-        <w:rPr>
-          <w:lang w:val="fr_FR" w:bidi="fr_FR"/>
-        </w:rPr>
-      </w:r>
-      <w:r>
-        <w:rPr>
           <w:b/>
           <w:lang w:val="fr_FR" w:bidi="fr_FR"/>
         </w:rPr>
@@ -2511,6 +2399,115 @@
       </w:r>
       <w:r>
         <w:rPr>
+          <w:b/>
+          <w:lang w:val="fr_FR" w:bidi="fr_FR"/>
+        </w:rPr>
+        <w:t xml:space="preserve">« </w:t>
+      </w:r>
+      <w:r>
+        <w:rPr>
+          <w:b/>
+          <w:lang w:val="fr_FR" w:bidi="fr_FR"/>
+        </w:rPr>
+        <w:t xml:space="preserve">Le salaire de celui qui est à gages tombe dans un sac percé </w:t>
+      </w:r>
+      <w:r>
+        <w:rPr>
+          <w:b/>
+          <w:lang w:val="fr_FR" w:bidi="fr_FR"/>
+        </w:rPr>
+        <w:t>»</w:t>
+      </w:r>
+    </w:p>
+    <w:p>
+      <w:pPr/>
+      <w:r>
+        <w:rPr>
+          <w:lang w:val="fr_FR" w:bidi="fr_FR"/>
+        </w:rPr>
+      </w:r>
+      <w:r>
+        <w:rPr>
+          <w:lang w:val="fr_FR" w:bidi="fr_FR"/>
+        </w:rPr>
+        <w:t xml:space="preserve">Le texte hébreu dit littéralement : « </w:t>
+      </w:r>
+      <w:r>
+        <w:rPr>
+          <w:lang w:val="fr_FR" w:bidi="fr_FR"/>
+        </w:rPr>
+        <w:t>Et le salarié gagne son salaire dans un sac percé ». Dans cette formulation, l</w:t>
+      </w:r>
+      <w:r>
+        <w:rPr>
+          <w:lang w:val="fr_FR" w:bidi="fr_FR"/>
+        </w:rPr>
+        <w:t>'Éternel omet certains des mots dont une phrase aurait besoin dans de nombreuses langues pour être complète. Vous pouvez ajouter ces mots en les choisissant à partir du contexte si cela est plus clair dans votre langue. Traduction alternative : « Et le salarié gagne son salaire, seulement pour le mettre dans un sac percé ».</w:t>
+      </w:r>
+    </w:p>
+    <w:p>
+      <w:pPr/>
+      <w:r>
+        <w:rPr>
+          <w:lang w:val="fr_FR" w:bidi="fr_FR"/>
+        </w:rPr>
+      </w:r>
+      <w:r>
+        <w:rPr>
+          <w:lang w:val="fr_FR" w:bidi="fr_FR"/>
+        </w:rPr>
+        <w:t xml:space="preserve">Voir : </w:t>
+      </w:r>
+      <w:r>
+        <w:rPr>
+          <w:lang w:val="fr_FR" w:bidi="fr_FR"/>
+        </w:rPr>
+        <w:t>Ellipse</w:t>
+      </w:r>
+      <w:r>
+        <w:rPr>
+          <w:lang w:val="fr_FR" w:bidi="fr_FR"/>
+        </w:rPr>
+      </w:r>
+      <w:r>
+        <w:rPr>
+          <w:lang w:val="fr_FR" w:bidi="fr_FR"/>
+        </w:rPr>
+      </w:r>
+    </w:p>
+    <w:p>
+      <w:pPr/>
+      <w:r>
+        <w:rPr>
+          <w:lang w:val="fr_FR" w:bidi="fr_FR"/>
+        </w:rPr>
+      </w:r>
+    </w:p>
+    <w:p>
+      <w:pPr>
+        <w:pStyle w:val="Heading2"/>
+      </w:pPr>
+      <w:r>
+        <w:rPr>
+          <w:lang w:val="fr_FR" w:bidi="fr_FR"/>
+        </w:rPr>
+        <w:t>Aggée 1.6 (#5)</w:t>
+      </w:r>
+      <w:r>
+        <w:rPr>
+          <w:lang w:val="fr_FR" w:bidi="fr_FR"/>
+        </w:rPr>
+      </w:r>
+    </w:p>
+    <w:p>
+      <w:pPr/>
+      <w:r>
+        <w:rPr>
+          <w:lang w:val="fr_FR" w:bidi="fr_FR"/>
+        </w:rPr>
+      </w:r>
+      <w:r>
+        <w:rPr>
           <w:lang w:val="fr_FR" w:bidi="fr_FR"/>
         </w:rPr>
         <w:t>וְ⁠הַ֨⁠מִּשְׂתַּכֵּ֔ר מִשְׂתַּכֵּ֖ר אֶל־צְר֥וֹר נָקֽוּב</w:t>
@@ -2528,6 +2525,212 @@
           <w:b/>
           <w:lang w:val="fr_FR" w:bidi="fr_FR"/>
         </w:rPr>
+        <w:t>« Le salaire de celui qui est à gages tombe dans un sac percé »</w:t>
+      </w:r>
+    </w:p>
+    <w:p>
+      <w:pPr/>
+      <w:r>
+        <w:rPr>
+          <w:lang w:val="fr_FR" w:bidi="fr_FR"/>
+        </w:rPr>
+      </w:r>
+      <w:r>
+        <w:rPr>
+          <w:lang w:val="fr_FR" w:bidi="fr_FR"/>
+        </w:rPr>
+        <w:t xml:space="preserve">Yahweh parle comme si les personnes de retour d'exil mettaient littéralement leurs </w:t>
+      </w:r>
+      <w:r>
+        <w:rPr>
+          <w:b/>
+          <w:lang w:val="fr_FR" w:bidi="fr_FR"/>
+        </w:rPr>
+        <w:t>salaires</w:t>
+      </w:r>
+      <w:r>
+        <w:rPr>
+          <w:lang w:val="fr_FR" w:bidi="fr_FR"/>
+        </w:rPr>
+        <w:t xml:space="preserve"> dans un </w:t>
+      </w:r>
+      <w:r>
+        <w:rPr>
+          <w:b/>
+          <w:lang w:val="fr_FR" w:bidi="fr_FR"/>
+        </w:rPr>
+        <w:t>sac percé</w:t>
+      </w:r>
+      <w:r>
+        <w:rPr>
+          <w:lang w:val="fr_FR" w:bidi="fr_FR"/>
+        </w:rPr>
+        <w:t>. L'image suggère que lorsqu'ils ont des dépenses, ils n'ont pas d'argent disponible pour les couvrir. Si cela est plus clair dans votre langue, vous pouvez exprimer le sens simplement. Traduction alternative : « Et l'argent que vous gagnez semble disparaître rapidement »</w:t>
+      </w:r>
+    </w:p>
+    <w:p>
+      <w:pPr/>
+      <w:r>
+        <w:rPr>
+          <w:lang w:val="fr_FR" w:bidi="fr_FR"/>
+        </w:rPr>
+      </w:r>
+      <w:r>
+        <w:rPr>
+          <w:lang w:val="fr_FR" w:bidi="fr_FR"/>
+        </w:rPr>
+        <w:t xml:space="preserve">Voir : </w:t>
+      </w:r>
+      <w:r>
+        <w:rPr>
+          <w:lang w:val="fr_FR" w:bidi="fr_FR"/>
+        </w:rPr>
+        <w:t>Métaphore</w:t>
+      </w:r>
+      <w:r>
+        <w:rPr>
+          <w:lang w:val="fr_FR" w:bidi="fr_FR"/>
+        </w:rPr>
+      </w:r>
+      <w:r>
+        <w:rPr>
+          <w:lang w:val="fr_FR" w:bidi="fr_FR"/>
+        </w:rPr>
+      </w:r>
+    </w:p>
+    <w:p>
+      <w:pPr/>
+      <w:r>
+        <w:rPr>
+          <w:lang w:val="fr_FR" w:bidi="fr_FR"/>
+        </w:rPr>
+      </w:r>
+    </w:p>
+    <w:p>
+      <w:pPr>
+        <w:pStyle w:val="Heading2"/>
+      </w:pPr>
+      <w:r>
+        <w:rPr>
+          <w:lang w:val="fr_FR" w:bidi="fr_FR"/>
+        </w:rPr>
+        <w:t>Aggée 1.6 (#6)</w:t>
+      </w:r>
+      <w:r>
+        <w:rPr>
+          <w:lang w:val="fr_FR" w:bidi="fr_FR"/>
+        </w:rPr>
+      </w:r>
+    </w:p>
+    <w:p>
+      <w:pPr/>
+      <w:r>
+        <w:rPr>
+          <w:lang w:val="fr_FR" w:bidi="fr_FR"/>
+        </w:rPr>
+      </w:r>
+      <w:r>
+        <w:rPr>
+          <w:lang w:val="fr_FR" w:bidi="fr_FR"/>
+        </w:rPr>
+        <w:t>צְר֥וֹר נָקֽוּב</w:t>
+      </w:r>
+    </w:p>
+    <w:p>
+      <w:pPr/>
+      <w:r>
+        <w:rPr>
+          <w:lang w:val="fr_FR" w:bidi="fr_FR"/>
+        </w:rPr>
+      </w:r>
+      <w:r>
+        <w:rPr>
+          <w:b/>
+          <w:lang w:val="fr_FR" w:bidi="fr_FR"/>
+        </w:rPr>
+        <w:t>« un sac percé »</w:t>
+      </w:r>
+    </w:p>
+    <w:p>
+      <w:pPr/>
+      <w:r>
+        <w:rPr>
+          <w:lang w:val="fr_FR" w:bidi="fr_FR"/>
+        </w:rPr>
+      </w:r>
+      <w:r>
+        <w:rPr>
+          <w:lang w:val="fr_FR" w:bidi="fr_FR"/>
+        </w:rPr>
+        <w:t>Si votre langue n'utilise pas cette forme passive, vous pouvez exprimer l'idée par une forme active ou d'une autre manière naturelle dans votre langue. Traduction alternative : « un sac que quelqu'un a percé » ou « un sac qui a un trou ».</w:t>
+      </w:r>
+    </w:p>
+    <w:p>
+      <w:pPr/>
+      <w:r>
+        <w:rPr>
+          <w:lang w:val="fr_FR" w:bidi="fr_FR"/>
+        </w:rPr>
+      </w:r>
+      <w:r>
+        <w:rPr>
+          <w:lang w:val="fr_FR" w:bidi="fr_FR"/>
+        </w:rPr>
+        <w:t xml:space="preserve">Voir : </w:t>
+      </w:r>
+      <w:r>
+        <w:rPr>
+          <w:lang w:val="fr_FR" w:bidi="fr_FR"/>
+        </w:rPr>
+        <w:t>L'actif et le passif</w:t>
+      </w:r>
+      <w:r>
+        <w:rPr>
+          <w:lang w:val="fr_FR" w:bidi="fr_FR"/>
+        </w:rPr>
+      </w:r>
+      <w:r>
+        <w:rPr>
+          <w:lang w:val="fr_FR" w:bidi="fr_FR"/>
+        </w:rPr>
+      </w:r>
+    </w:p>
+    <w:p>
+      <w:pPr/>
+      <w:r>
+        <w:rPr>
+          <w:lang w:val="fr_FR" w:bidi="fr_FR"/>
+        </w:rPr>
+      </w:r>
+    </w:p>
+    <w:p>
+      <w:pPr>
+        <w:pStyle w:val="Heading2"/>
+      </w:pPr>
+      <w:r>
+        <w:rPr>
+          <w:lang w:val="fr_FR" w:bidi="fr_FR"/>
+        </w:rPr>
+        <w:t>Aggée 1.7 (#1)</w:t>
+      </w:r>
+      <w:r>
+        <w:rPr>
+          <w:lang w:val="fr_FR" w:bidi="fr_FR"/>
+        </w:rPr>
+      </w:r>
+    </w:p>
+    <w:p>
+      <w:pPr/>
+      <w:r>
+        <w:rPr>
+          <w:lang w:val="fr_FR" w:bidi="fr_FR"/>
+        </w:rPr>
+      </w:r>
+      <w:r>
+        <w:rPr>
+          <w:b/>
+          <w:lang w:val="fr_FR" w:bidi="fr_FR"/>
+        </w:rPr>
         <w:t xml:space="preserve">« </w:t>
       </w:r>
       <w:r>
@@ -2535,40 +2738,21 @@
           <w:b/>
           <w:lang w:val="fr_FR" w:bidi="fr_FR"/>
         </w:rPr>
-        <w:t xml:space="preserve">Le salaire de celui qui est à gages tombe dans un sac percé </w:t>
-      </w:r>
-      <w:r>
-        <w:rPr>
-          <w:b/>
-          <w:lang w:val="fr_FR" w:bidi="fr_FR"/>
-        </w:rPr>
-        <w:t>»</w:t>
-      </w:r>
-    </w:p>
-    <w:p>
-      <w:pPr/>
-      <w:r>
-        <w:rPr>
-          <w:lang w:val="fr_FR" w:bidi="fr_FR"/>
-        </w:rPr>
-      </w:r>
-      <w:r>
-        <w:rPr>
-          <w:lang w:val="fr_FR" w:bidi="fr_FR"/>
-        </w:rPr>
-        <w:t xml:space="preserve">Le texte hébreu dit littéralement : « </w:t>
-      </w:r>
-      <w:r>
-        <w:rPr>
-          <w:lang w:val="fr_FR" w:bidi="fr_FR"/>
-        </w:rPr>
-        <w:t>Et le salarié gagne son salaire dans un sac percé ». Dans cette formulation, l</w:t>
-      </w:r>
-      <w:r>
-        <w:rPr>
-          <w:lang w:val="fr_FR" w:bidi="fr_FR"/>
-        </w:rPr>
-        <w:t>'Éternel omet certains des mots dont une phrase aurait besoin dans de nombreuses langues pour être complète. Vous pouvez ajouter ces mots en les choisissant à partir du contexte si cela est plus clair dans votre langue. Traduction alternative : « Et le salarié gagne son salaire, seulement pour le mettre dans un sac percé ».</w:t>
+        <w:t>Ainsi parle l’Éternel des armées: Considérez attentivement vos voies! »</w:t>
+      </w:r>
+    </w:p>
+    <w:p>
+      <w:pPr/>
+      <w:r>
+        <w:rPr>
+          <w:lang w:val="fr_FR" w:bidi="fr_FR"/>
+        </w:rPr>
+      </w:r>
+      <w:r>
+        <w:rPr>
+          <w:lang w:val="fr_FR" w:bidi="fr_FR"/>
+        </w:rPr>
+        <w:t>Si cela est plus clair dans votre langue, vous pouvez traduire cela afin qu'il n'y ait pas de citation dans la citation. Traduction alternative : « L'Éternel des Armées vous dit de considérer attentivement vos voies »</w:t>
       </w:r>
     </w:p>
     <w:p>
@@ -2588,7 +2772,7 @@
         <w:rPr>
           <w:lang w:val="fr_FR" w:bidi="fr_FR"/>
         </w:rPr>
-        <w:t>Ellipse</w:t>
+        <w:t>Citations à l’intérieur des citations</w:t>
       </w:r>
       <w:r>
         <w:rPr>
@@ -2617,350 +2801,12 @@
         <w:rPr>
           <w:lang w:val="fr_FR" w:bidi="fr_FR"/>
         </w:rPr>
-        <w:t>Aggée 1.6 (#5)</w:t>
-      </w:r>
-      <w:r>
-        <w:rPr>
-          <w:lang w:val="fr_FR" w:bidi="fr_FR"/>
-        </w:rPr>
-      </w:r>
-    </w:p>
-    <w:p>
-      <w:pPr/>
-      <w:r>
-        <w:rPr>
-          <w:lang w:val="fr_FR" w:bidi="fr_FR"/>
-        </w:rPr>
-      </w:r>
-      <w:r>
-        <w:rPr>
-          <w:lang w:val="fr_FR" w:bidi="fr_FR"/>
-        </w:rPr>
-        <w:t>וְ⁠הַ֨⁠מִּשְׂתַּכֵּ֔ר מִשְׂתַּכֵּ֖ר אֶל־צְר֥וֹר נָקֽוּב</w:t>
-      </w:r>
-    </w:p>
-    <w:p>
-      <w:pPr/>
-      <w:r>
-        <w:rPr>
-          <w:lang w:val="fr_FR" w:bidi="fr_FR"/>
-        </w:rPr>
-      </w:r>
-      <w:r>
-        <w:rPr>
-          <w:b/>
-          <w:lang w:val="fr_FR" w:bidi="fr_FR"/>
-        </w:rPr>
-        <w:t>« Le salaire de celui qui est à gages tombe dans un sac percé »</w:t>
-      </w:r>
-    </w:p>
-    <w:p>
-      <w:pPr/>
-      <w:r>
-        <w:rPr>
-          <w:lang w:val="fr_FR" w:bidi="fr_FR"/>
-        </w:rPr>
-      </w:r>
-      <w:r>
-        <w:rPr>
-          <w:lang w:val="fr_FR" w:bidi="fr_FR"/>
-        </w:rPr>
-        <w:t xml:space="preserve">Yahweh parle comme si les personnes de retour d'exil mettaient littéralement leurs </w:t>
-      </w:r>
-      <w:r>
-        <w:rPr>
-          <w:b/>
-          <w:lang w:val="fr_FR" w:bidi="fr_FR"/>
-        </w:rPr>
-        <w:t>salaires</w:t>
-      </w:r>
-      <w:r>
-        <w:rPr>
-          <w:lang w:val="fr_FR" w:bidi="fr_FR"/>
-        </w:rPr>
-        <w:t xml:space="preserve"> dans un </w:t>
-      </w:r>
-      <w:r>
-        <w:rPr>
-          <w:b/>
-          <w:lang w:val="fr_FR" w:bidi="fr_FR"/>
-        </w:rPr>
-        <w:t>sac percé</w:t>
-      </w:r>
-      <w:r>
-        <w:rPr>
-          <w:lang w:val="fr_FR" w:bidi="fr_FR"/>
-        </w:rPr>
-        <w:t>. L'image suggère que lorsqu'ils ont des dépenses, ils n'ont pas d'argent disponible pour les couvrir. Si cela est plus clair dans votre langue, vous pouvez exprimer le sens simplement. Traduction alternative : « Et l'argent que vous gagnez semble disparaître rapidement »</w:t>
-      </w:r>
-    </w:p>
-    <w:p>
-      <w:pPr/>
-      <w:r>
-        <w:rPr>
-          <w:lang w:val="fr_FR" w:bidi="fr_FR"/>
-        </w:rPr>
-      </w:r>
-      <w:r>
-        <w:rPr>
-          <w:lang w:val="fr_FR" w:bidi="fr_FR"/>
-        </w:rPr>
-        <w:t xml:space="preserve">Voir : </w:t>
-      </w:r>
-      <w:r>
-        <w:rPr>
-          <w:lang w:val="fr_FR" w:bidi="fr_FR"/>
-        </w:rPr>
-        <w:t>Métaphore</w:t>
-      </w:r>
-      <w:r>
-        <w:rPr>
-          <w:lang w:val="fr_FR" w:bidi="fr_FR"/>
-        </w:rPr>
-      </w:r>
-      <w:r>
-        <w:rPr>
-          <w:lang w:val="fr_FR" w:bidi="fr_FR"/>
-        </w:rPr>
-      </w:r>
-    </w:p>
-    <w:p>
-      <w:pPr/>
-      <w:r>
-        <w:rPr>
-          <w:lang w:val="fr_FR" w:bidi="fr_FR"/>
-        </w:rPr>
-      </w:r>
-    </w:p>
-    <w:p>
-      <w:pPr>
-        <w:pStyle w:val="Heading2"/>
-      </w:pPr>
-      <w:r>
-        <w:rPr>
-          <w:lang w:val="fr_FR" w:bidi="fr_FR"/>
-        </w:rPr>
-        <w:t>Aggée 1.6 (#6)</w:t>
-      </w:r>
-      <w:r>
-        <w:rPr>
-          <w:lang w:val="fr_FR" w:bidi="fr_FR"/>
-        </w:rPr>
-      </w:r>
-    </w:p>
-    <w:p>
-      <w:pPr/>
-      <w:r>
-        <w:rPr>
-          <w:lang w:val="fr_FR" w:bidi="fr_FR"/>
-        </w:rPr>
-      </w:r>
-      <w:r>
-        <w:rPr>
-          <w:lang w:val="fr_FR" w:bidi="fr_FR"/>
-        </w:rPr>
-        <w:t>צְר֥וֹר נָקֽוּב</w:t>
-      </w:r>
-    </w:p>
-    <w:p>
-      <w:pPr/>
-      <w:r>
-        <w:rPr>
-          <w:lang w:val="fr_FR" w:bidi="fr_FR"/>
-        </w:rPr>
-      </w:r>
-      <w:r>
-        <w:rPr>
-          <w:b/>
-          <w:lang w:val="fr_FR" w:bidi="fr_FR"/>
-        </w:rPr>
-        <w:t>« un sac percé »</w:t>
-      </w:r>
-    </w:p>
-    <w:p>
-      <w:pPr/>
-      <w:r>
-        <w:rPr>
-          <w:lang w:val="fr_FR" w:bidi="fr_FR"/>
-        </w:rPr>
-      </w:r>
-      <w:r>
-        <w:rPr>
-          <w:lang w:val="fr_FR" w:bidi="fr_FR"/>
-        </w:rPr>
-        <w:t>Si votre langue n'utilise pas cette forme passive, vous pouvez exprimer l'idée par une forme active ou d'une autre manière naturelle dans votre langue. Traduction alternative : « un sac que quelqu'un a percé » ou « un sac qui a un trou ».</w:t>
-      </w:r>
-    </w:p>
-    <w:p>
-      <w:pPr/>
-      <w:r>
-        <w:rPr>
-          <w:lang w:val="fr_FR" w:bidi="fr_FR"/>
-        </w:rPr>
-      </w:r>
-      <w:r>
-        <w:rPr>
-          <w:lang w:val="fr_FR" w:bidi="fr_FR"/>
-        </w:rPr>
-        <w:t xml:space="preserve">Voir : </w:t>
-      </w:r>
-      <w:r>
-        <w:rPr>
-          <w:lang w:val="fr_FR" w:bidi="fr_FR"/>
-        </w:rPr>
-        <w:t>L'actif et le passif</w:t>
-      </w:r>
-      <w:r>
-        <w:rPr>
-          <w:lang w:val="fr_FR" w:bidi="fr_FR"/>
-        </w:rPr>
-      </w:r>
-      <w:r>
-        <w:rPr>
-          <w:lang w:val="fr_FR" w:bidi="fr_FR"/>
-        </w:rPr>
-      </w:r>
-    </w:p>
-    <w:p>
-      <w:pPr/>
-      <w:r>
-        <w:rPr>
-          <w:lang w:val="fr_FR" w:bidi="fr_FR"/>
-        </w:rPr>
-      </w:r>
-    </w:p>
-    <w:p>
-      <w:pPr>
-        <w:pStyle w:val="Heading2"/>
-      </w:pPr>
-      <w:r>
-        <w:rPr>
-          <w:lang w:val="fr_FR" w:bidi="fr_FR"/>
-        </w:rPr>
-        <w:t>Aggée 1.7 (#1)</w:t>
-      </w:r>
-      <w:r>
-        <w:rPr>
-          <w:lang w:val="fr_FR" w:bidi="fr_FR"/>
-        </w:rPr>
-      </w:r>
-    </w:p>
-    <w:p>
-      <w:pPr/>
-      <w:r>
-        <w:rPr>
-          <w:lang w:val="fr_FR" w:bidi="fr_FR"/>
-        </w:rPr>
-      </w:r>
-      <w:r>
-        <w:rPr>
-          <w:lang w:val="fr_FR" w:bidi="fr_FR"/>
-        </w:rPr>
-        <w:t>כֹּ֥ה אָמַ֖ר יְהוָ֣ה צְבָא֑וֹת שִׂ֥ימוּ לְבַבְ⁠כֶ֖ם עַל־דַּרְכֵי⁠כֶֽם</w:t>
-      </w:r>
-    </w:p>
-    <w:p>
-      <w:pPr/>
-      <w:r>
-        <w:rPr>
-          <w:lang w:val="fr_FR" w:bidi="fr_FR"/>
-        </w:rPr>
-      </w:r>
-      <w:r>
-        <w:rPr>
-          <w:b/>
-          <w:lang w:val="fr_FR" w:bidi="fr_FR"/>
-        </w:rPr>
-        <w:t xml:space="preserve">« </w:t>
-      </w:r>
-      <w:r>
-        <w:rPr>
-          <w:b/>
-          <w:lang w:val="fr_FR" w:bidi="fr_FR"/>
-        </w:rPr>
-        <w:t>Ainsi parle l’Éternel des armées: Considérez attentivement vos voies! »</w:t>
-      </w:r>
-    </w:p>
-    <w:p>
-      <w:pPr/>
-      <w:r>
-        <w:rPr>
-          <w:lang w:val="fr_FR" w:bidi="fr_FR"/>
-        </w:rPr>
-      </w:r>
-      <w:r>
-        <w:rPr>
-          <w:lang w:val="fr_FR" w:bidi="fr_FR"/>
-        </w:rPr>
-        <w:t>Si cela est plus clair dans votre langue, vous pouvez traduire cela afin qu'il n'y ait pas de citation dans la citation. Traduction alternative : « L'Éternel des Armées vous dit de considérer attentivement vos voies »</w:t>
-      </w:r>
-    </w:p>
-    <w:p>
-      <w:pPr/>
-      <w:r>
-        <w:rPr>
-          <w:lang w:val="fr_FR" w:bidi="fr_FR"/>
-        </w:rPr>
-      </w:r>
-      <w:r>
-        <w:rPr>
-          <w:lang w:val="fr_FR" w:bidi="fr_FR"/>
-        </w:rPr>
-        <w:t xml:space="preserve">Voir : </w:t>
-      </w:r>
-      <w:r>
-        <w:rPr>
-          <w:lang w:val="fr_FR" w:bidi="fr_FR"/>
-        </w:rPr>
-        <w:t>Citations à l’intérieur des citations</w:t>
-      </w:r>
-      <w:r>
-        <w:rPr>
-          <w:lang w:val="fr_FR" w:bidi="fr_FR"/>
-        </w:rPr>
-      </w:r>
-      <w:r>
-        <w:rPr>
-          <w:lang w:val="fr_FR" w:bidi="fr_FR"/>
-        </w:rPr>
-      </w:r>
-    </w:p>
-    <w:p>
-      <w:pPr/>
-      <w:r>
-        <w:rPr>
-          <w:lang w:val="fr_FR" w:bidi="fr_FR"/>
-        </w:rPr>
-      </w:r>
-    </w:p>
-    <w:p>
-      <w:pPr>
-        <w:pStyle w:val="Heading2"/>
-      </w:pPr>
-      <w:r>
-        <w:rPr>
-          <w:lang w:val="fr_FR" w:bidi="fr_FR"/>
-        </w:rPr>
         <w:t>Aggée 1.7 (#2)</w:t>
       </w:r>
       <w:r>
         <w:rPr>
           <w:lang w:val="fr_FR" w:bidi="fr_FR"/>
         </w:rPr>
-      </w:r>
-    </w:p>
-    <w:p>
-      <w:pPr/>
-      <w:r>
-        <w:rPr>
-          <w:lang w:val="fr_FR" w:bidi="fr_FR"/>
-        </w:rPr>
-      </w:r>
-      <w:r>
-        <w:rPr>
-          <w:lang w:val="fr_FR" w:bidi="fr_FR"/>
-        </w:rPr>
-        <w:t>שִׂ֥ימוּ לְבַבְ⁠כֶ֖ם עַל־דַּרְכֵי⁠כֶֽם</w:t>
       </w:r>
     </w:p>
     <w:p>
@@ -3073,20 +2919,6 @@
       </w:r>
       <w:r>
         <w:rPr>
-          <w:lang w:val="fr_FR" w:bidi="fr_FR"/>
-        </w:rPr>
-        <w:t>עֲל֥וּ הָ⁠הָ֛ר וַ⁠הֲבֵאתֶ֥ם עֵ֖ץ וּ⁠בְנ֣וּ הַ⁠בָּ֑יִת וְ⁠אֶרְצֶה־בּ֥⁠וֹ ו⁠אכבד אָמַ֥ר יְהוָֽה</w:t>
-      </w:r>
-    </w:p>
-    <w:p>
-      <w:pPr/>
-      <w:r>
-        <w:rPr>
-          <w:lang w:val="fr_FR" w:bidi="fr_FR"/>
-        </w:rPr>
-      </w:r>
-      <w:r>
-        <w:rPr>
           <w:b/>
           <w:lang w:val="fr_FR" w:bidi="fr_FR"/>
         </w:rPr>
@@ -3390,20 +3222,6 @@
       </w:r>
       <w:r>
         <w:rPr>
-          <w:lang w:val="fr_FR" w:bidi="fr_FR"/>
-        </w:rPr>
-        <w:t>פָּנֹ֤ה אֶל־הַרְבֵּה֙ וְ⁠הִנֵּ֣ה לִ⁠מְעָ֔ט וַ⁠הֲבֵאתֶ֥ם הַ⁠בַּ֖יִת וְ⁠נָפַ֣חְתִּי ב֑⁠וֹ יַ֣עַן מֶ֗ה נְאֻם֙ יְהוָ֣ה צְבָא֔וֹת יַ֗עַן בֵּיתִ⁠י֙ אֲשֶׁר־ה֣וּא חָרֵ֔ב וְ⁠אַתֶּ֥ם רָצִ֖ים אִ֥ישׁ לְ⁠בֵיתֽ⁠וֹ</w:t>
-      </w:r>
-    </w:p>
-    <w:p>
-      <w:pPr/>
-      <w:r>
-        <w:rPr>
-          <w:lang w:val="fr_FR" w:bidi="fr_FR"/>
-        </w:rPr>
-      </w:r>
-      <w:r>
-        <w:rPr>
           <w:b/>
           <w:lang w:val="fr_FR" w:bidi="fr_FR"/>
         </w:rPr>
@@ -4256,20 +4074,6 @@
       </w:r>
       <w:r>
         <w:rPr>
-          <w:lang w:val="fr_FR" w:bidi="fr_FR"/>
-        </w:rPr>
-        <w:t>כָּלְא֥וּ שָמַ֖יִם מִ⁠טָּ֑ל וְ⁠הָ⁠אָ֖רֶץ כָּלְאָ֥ה יְבוּלָֽ⁠הּ</w:t>
-      </w:r>
-    </w:p>
-    <w:p>
-      <w:pPr/>
-      <w:r>
-        <w:rPr>
-          <w:lang w:val="fr_FR" w:bidi="fr_FR"/>
-        </w:rPr>
-      </w:r>
-      <w:r>
-        <w:rPr>
           <w:b/>
           <w:lang w:val="fr_FR" w:bidi="fr_FR"/>
         </w:rPr>
@@ -4544,20 +4348,6 @@
         <w:rPr>
           <w:lang w:val="fr_FR" w:bidi="fr_FR"/>
         </w:rPr>
-      </w:r>
-    </w:p>
-    <w:p>
-      <w:pPr/>
-      <w:r>
-        <w:rPr>
-          <w:lang w:val="fr_FR" w:bidi="fr_FR"/>
-        </w:rPr>
-      </w:r>
-      <w:r>
-        <w:rPr>
-          <w:lang w:val="fr_FR" w:bidi="fr_FR"/>
-        </w:rPr>
-        <w:t>עַל־הָ⁠אָ֣רֶץ וְ⁠עַל־הֶ⁠הָרִ֗ים וְ⁠עַל־הַ⁠דָּגָן֙ וְ⁠עַל־הַ⁠תִּיר֣וֹשׁ וְ⁠עַל־הַ⁠יִּצְהָ֔ר וְ⁠עַ֛ל אֲשֶׁ֥ר תּוֹצִ֖יא הָ⁠אֲדָמָ֑ה וְ⁠עַל־הָֽ⁠אָדָם֙ וְ⁠עַל־הַ⁠בְּהֵמָ֔ה וְ⁠עַ֖ל כָּל־יְגִ֥יעַ כַּפָּֽיִם</w:t>
       </w:r>
     </w:p>
     <w:p>
@@ -4713,20 +4503,6 @@
       </w:r>
       <w:r>
         <w:rPr>
-          <w:lang w:val="fr_FR" w:bidi="fr_FR"/>
-        </w:rPr>
-        <w:t>וָ⁠אֶקְרָ֨א חֹ֜רֶב עַל־הָ⁠אָ֣רֶץ וְ⁠עַל־הֶ⁠הָרִ֗ים וְ⁠עַל־הַ⁠דָּגָן֙ וְ⁠עַל־הַ⁠תִּיר֣וֹשׁ וְ⁠עַל־הַ⁠יִּצְהָ֔ר וְ⁠עַ֛ל אֲשֶׁ֥ר תּוֹצִ֖יא הָ⁠אֲדָמָ֑ה וְ⁠עַל־הָֽ⁠אָדָם֙ וְ⁠עַל־הַ⁠בְּהֵמָ֔ה וְ⁠עַ֖ל כָּל־יְגִ֥יעַ כַּפָּֽיִם</w:t>
-      </w:r>
-    </w:p>
-    <w:p>
-      <w:pPr/>
-      <w:r>
-        <w:rPr>
-          <w:lang w:val="fr_FR" w:bidi="fr_FR"/>
-        </w:rPr>
-      </w:r>
-      <w:r>
-        <w:rPr>
           <w:b/>
           <w:lang w:val="fr_FR" w:bidi="fr_FR"/>
         </w:rPr>
@@ -4920,20 +4696,6 @@
       </w:r>
       <w:r>
         <w:rPr>
-          <w:lang w:val="fr_FR" w:bidi="fr_FR"/>
-        </w:rPr>
-        <w:t>וְ⁠עַל־הַ⁠דָּגָן֙ וְ⁠עַל־הַ⁠תִּיר֣וֹשׁ וְ⁠עַל־הַ⁠יִּצְהָ֔ר</w:t>
-      </w:r>
-    </w:p>
-    <w:p>
-      <w:pPr/>
-      <w:r>
-        <w:rPr>
-          <w:lang w:val="fr_FR" w:bidi="fr_FR"/>
-        </w:rPr>
-      </w:r>
-      <w:r>
-        <w:rPr>
           <w:b/>
           <w:lang w:val="fr_FR" w:bidi="fr_FR"/>
         </w:rPr>
@@ -5418,20 +5180,6 @@
       </w:r>
       <w:r>
         <w:rPr>
-          <w:lang w:val="fr_FR" w:bidi="fr_FR"/>
-        </w:rPr>
-        <w:t>וַ⁠יִּשְׁמַ֣ע &amp; בְּ⁠קוֹל֙ יְהוָ֣ה אֱלֹֽהֵי⁠הֶ֔ם וְ⁠עַל־דִּבְרֵי֙ חַגַּ֣י הַ⁠נָּבִ֔יא</w:t>
-      </w:r>
-    </w:p>
-    <w:p>
-      <w:pPr/>
-      <w:r>
-        <w:rPr>
-          <w:lang w:val="fr_FR" w:bidi="fr_FR"/>
-        </w:rPr>
-      </w:r>
-      <w:r>
-        <w:rPr>
           <w:b/>
           <w:lang w:val="fr_FR" w:bidi="fr_FR"/>
         </w:rPr>
@@ -5555,20 +5303,6 @@
       </w:r>
       <w:r>
         <w:rPr>
-          <w:lang w:val="fr_FR" w:bidi="fr_FR"/>
-        </w:rPr>
-        <w:t>בְּ⁠קוֹל֙ יְהוָ֣ה אֱלֹֽהֵי⁠הֶ֔ם וְ⁠עַל־דִּבְרֵי֙ חַגַּ֣י הַ⁠נָּבִ֔יא</w:t>
-      </w:r>
-    </w:p>
-    <w:p>
-      <w:pPr/>
-      <w:r>
-        <w:rPr>
-          <w:lang w:val="fr_FR" w:bidi="fr_FR"/>
-        </w:rPr>
-      </w:r>
-      <w:r>
-        <w:rPr>
           <w:b/>
           <w:lang w:val="fr_FR" w:bidi="fr_FR"/>
         </w:rPr>
@@ -5665,20 +5399,6 @@
       </w:r>
       <w:r>
         <w:rPr>
-          <w:lang w:val="fr_FR" w:bidi="fr_FR"/>
-        </w:rPr>
-        <w:t>וַ⁠יִּֽירְא֥וּ הָ⁠עָ֖ם מִ⁠פְּנֵ֥י יְהוָֽה</w:t>
-      </w:r>
-    </w:p>
-    <w:p>
-      <w:pPr/>
-      <w:r>
-        <w:rPr>
-          <w:lang w:val="fr_FR" w:bidi="fr_FR"/>
-        </w:rPr>
-      </w:r>
-      <w:r>
-        <w:rPr>
           <w:b/>
           <w:lang w:val="fr_FR" w:bidi="fr_FR"/>
         </w:rPr>
@@ -5775,20 +5495,6 @@
       </w:r>
       <w:r>
         <w:rPr>
-          <w:lang w:val="fr_FR" w:bidi="fr_FR"/>
-        </w:rPr>
-        <w:t>אֲנִ֥י אִתְּ⁠כֶ֖ם נְאֻם־יְהוָֽה</w:t>
-      </w:r>
-    </w:p>
-    <w:p>
-      <w:pPr/>
-      <w:r>
-        <w:rPr>
-          <w:lang w:val="fr_FR" w:bidi="fr_FR"/>
-        </w:rPr>
-      </w:r>
-      <w:r>
-        <w:rPr>
           <w:b/>
           <w:lang w:val="fr_FR" w:bidi="fr_FR"/>
         </w:rPr>
@@ -5879,20 +5585,6 @@
       </w:r>
       <w:r>
         <w:rPr>
-          <w:lang w:val="fr_FR" w:bidi="fr_FR"/>
-        </w:rPr>
-        <w:t>וַ⁠יָּ֣עַר יְהוָ֡ה אֶת־רוּחַ֩ זְרֻבָּבֶ֨ל בֶּן־שַׁלְתִּיאֵ֜ל פַּחַ֣ת יְהוּדָ֗ה וְ⁠אֶת־ר֨וּחַ֙ יְהוֹשֻׁ֤עַ בֶּן־יְהוֹצָדָק֙ הַ⁠כֹּהֵ֣ן הַ⁠גָּד֔וֹל וְֽ⁠אֶת־ר֔וּחַ כֹּ֖ל שְׁאֵרִ֣ית הָ⁠עָ֑ם</w:t>
-      </w:r>
-    </w:p>
-    <w:p>
-      <w:pPr/>
-      <w:r>
-        <w:rPr>
-          <w:lang w:val="fr_FR" w:bidi="fr_FR"/>
-        </w:rPr>
-      </w:r>
-      <w:r>
-        <w:rPr>
           <w:b/>
           <w:lang w:val="fr_FR" w:bidi="fr_FR"/>
         </w:rPr>
@@ -5989,20 +5681,6 @@
       </w:r>
       <w:r>
         <w:rPr>
-          <w:lang w:val="fr_FR" w:bidi="fr_FR"/>
-        </w:rPr>
-        <w:t>וַ⁠יָּ֣עַר יְהוָ֡ה אֶת־רוּחַ֩ זְרֻבָּבֶ֨ל בֶּן־שַׁלְתִּיאֵ֜ל פַּחַ֣ת יְהוּדָ֗ה וְ⁠אֶת־ר֨וּחַ֙ יְהוֹשֻׁ֤עַ בֶּן־יְהוֹצָדָק֙ הַ⁠כֹּהֵ֣ן הַ⁠גָּד֔וֹל וְֽ⁠אֶת־ר֔וּחַ כֹּ֖ל שְׁאֵרִ֣ית הָ⁠עָ֑ם</w:t>
-      </w:r>
-    </w:p>
-    <w:p>
-      <w:pPr/>
-      <w:r>
-        <w:rPr>
-          <w:lang w:val="fr_FR" w:bidi="fr_FR"/>
-        </w:rPr>
-      </w:r>
-      <w:r>
-        <w:rPr>
           <w:b/>
           <w:lang w:val="fr_FR" w:bidi="fr_FR"/>
         </w:rPr>
@@ -6075,20 +5753,6 @@
         <w:rPr>
           <w:lang w:val="fr_FR" w:bidi="fr_FR"/>
         </w:rPr>
-      </w:r>
-    </w:p>
-    <w:p>
-      <w:pPr/>
-      <w:r>
-        <w:rPr>
-          <w:lang w:val="fr_FR" w:bidi="fr_FR"/>
-        </w:rPr>
-      </w:r>
-      <w:r>
-        <w:rPr>
-          <w:lang w:val="fr_FR" w:bidi="fr_FR"/>
-        </w:rPr>
-        <w:t>בְּ⁠י֨וֹם עֶשְׂרִ֧ים וְ⁠אַרְבָּעָ֛ה לַ⁠חֹ֖דֶשׁ בַּ⁠שִּׁשִּׁ֑י</w:t>
       </w:r>
     </w:p>
     <w:p>
@@ -6214,20 +5878,6 @@
       </w:r>
       <w:r>
         <w:rPr>
-          <w:lang w:val="fr_FR" w:bidi="fr_FR"/>
-        </w:rPr>
-        <w:t>בְּ⁠י֨וֹם עֶשְׂרִ֧ים וְ⁠אַרְבָּעָ֛ה לַ⁠חֹ֖דֶשׁ בַּ⁠שִּׁשִּׁ֑י בִּ⁠שְׁנַ֥ת שְׁתַּ֖יִם</w:t>
-      </w:r>
-    </w:p>
-    <w:p>
-      <w:pPr/>
-      <w:r>
-        <w:rPr>
-          <w:lang w:val="fr_FR" w:bidi="fr_FR"/>
-        </w:rPr>
-      </w:r>
-      <w:r>
-        <w:rPr>
           <w:b/>
           <w:lang w:val="fr_FR" w:bidi="fr_FR"/>
         </w:rPr>
@@ -6420,20 +6070,6 @@
       </w:r>
       <w:r>
         <w:rPr>
-          <w:lang w:val="fr_FR" w:bidi="fr_FR"/>
-        </w:rPr>
-        <w:t>בַּ⁠שְּׁבִיעִ֕י בְּ⁠עֶשְׂרִ֥ים וְ⁠אֶחָ֖ד לַ⁠חֹ֑דֶשׁ</w:t>
-      </w:r>
-    </w:p>
-    <w:p>
-      <w:pPr/>
-      <w:r>
-        <w:rPr>
-          <w:lang w:val="fr_FR" w:bidi="fr_FR"/>
-        </w:rPr>
-      </w:r>
-      <w:r>
-        <w:rPr>
           <w:b/>
           <w:lang w:val="fr_FR" w:bidi="fr_FR"/>
         </w:rPr>
@@ -6517,20 +6153,6 @@
       </w:r>
       <w:r>
         <w:rPr>
-          <w:lang w:val="fr_FR" w:bidi="fr_FR"/>
-        </w:rPr>
-        <w:t>בַּ⁠שְּׁבִיעִ֕י בְּ⁠עֶשְׂרִ֥ים וְ⁠אֶחָ֖ד לַ⁠חֹ֑דֶשׁ</w:t>
-      </w:r>
-    </w:p>
-    <w:p>
-      <w:pPr/>
-      <w:r>
-        <w:rPr>
-          <w:lang w:val="fr_FR" w:bidi="fr_FR"/>
-        </w:rPr>
-      </w:r>
-      <w:r>
-        <w:rPr>
           <w:b/>
           <w:lang w:val="fr_FR" w:bidi="fr_FR"/>
         </w:rPr>
@@ -6603,20 +6225,6 @@
         <w:rPr>
           <w:lang w:val="fr_FR" w:bidi="fr_FR"/>
         </w:rPr>
-      </w:r>
-    </w:p>
-    <w:p>
-      <w:pPr/>
-      <w:r>
-        <w:rPr>
-          <w:lang w:val="fr_FR" w:bidi="fr_FR"/>
-        </w:rPr>
-      </w:r>
-      <w:r>
-        <w:rPr>
-          <w:lang w:val="fr_FR" w:bidi="fr_FR"/>
-        </w:rPr>
-        <w:t>בַּ⁠שְּׁבִיעִ֕י בְּ⁠עֶשְׂרִ֥ים וְ⁠אֶחָ֖ד לַ⁠חֹ֑דֶשׁ</w:t>
       </w:r>
     </w:p>
     <w:p>
@@ -6755,20 +6363,6 @@
       </w:r>
       <w:r>
         <w:rPr>
-          <w:lang w:val="fr_FR" w:bidi="fr_FR"/>
-        </w:rPr>
-        <w:t>הָיָה֙ דְּבַר־יְהוָ֔ה בְּ⁠יַד־חַגַּ֥י הַ⁠נָּבִ֖יא</w:t>
-      </w:r>
-    </w:p>
-    <w:p>
-      <w:pPr/>
-      <w:r>
-        <w:rPr>
-          <w:lang w:val="fr_FR" w:bidi="fr_FR"/>
-        </w:rPr>
-      </w:r>
-      <w:r>
-        <w:rPr>
           <w:b/>
           <w:lang w:val="fr_FR" w:bidi="fr_FR"/>
         </w:rPr>
@@ -6967,20 +6561,6 @@
       </w:r>
       <w:r>
         <w:rPr>
-          <w:lang w:val="fr_FR" w:bidi="fr_FR"/>
-        </w:rPr>
-        <w:t>מִ֤י בָ⁠כֶם֙ הַ⁠נִּשְׁאָ֔ר אֲשֶׁ֤ר רָאָה֙ אֶת־הַ⁠בַּ֣יִת הַ⁠זֶּ֔ה בִּ⁠כְבוֹד֖⁠וֹ הָ⁠רִאשׁ֑וֹן וּ⁠מָ֨ה אַתֶּ֜ם רֹאִ֤ים אֹת⁠וֹ֙ עַ֔תָּה הֲ⁠ל֥וֹא כָמֹ֛⁠הוּ כְּ⁠אַ֖יִן בְּ⁠עֵינֵי⁠כֶֽם</w:t>
-      </w:r>
-    </w:p>
-    <w:p>
-      <w:pPr/>
-      <w:r>
-        <w:rPr>
-          <w:lang w:val="fr_FR" w:bidi="fr_FR"/>
-        </w:rPr>
-      </w:r>
-      <w:r>
-        <w:rPr>
           <w:b/>
           <w:lang w:val="fr_FR" w:bidi="fr_FR"/>
         </w:rPr>
@@ -7064,20 +6644,6 @@
       </w:r>
       <w:r>
         <w:rPr>
-          <w:lang w:val="fr_FR" w:bidi="fr_FR"/>
-        </w:rPr>
-        <w:t>מִ֤י בָ⁠כֶם֙ הַ⁠נִּשְׁאָ֔ר אֲשֶׁ֤ר רָאָה֙ אֶת־הַ⁠בַּ֣יִת הַ⁠זֶּ֔ה בִּ⁠כְבוֹד֖⁠וֹ הָ⁠רִאשׁ֑וֹן וּ⁠מָ֨ה אַתֶּ֜ם רֹאִ֤ים אֹת⁠וֹ֙ עַ֔תָּה הֲ⁠ל֥וֹא כָמֹ֛⁠הוּ כְּ⁠אַ֖יִן בְּ⁠עֵינֵי⁠כֶֽם</w:t>
-      </w:r>
-    </w:p>
-    <w:p>
-      <w:pPr/>
-      <w:r>
-        <w:rPr>
-          <w:lang w:val="fr_FR" w:bidi="fr_FR"/>
-        </w:rPr>
-      </w:r>
-      <w:r>
-        <w:rPr>
           <w:b/>
           <w:lang w:val="fr_FR" w:bidi="fr_FR"/>
         </w:rPr>
@@ -7161,20 +6727,6 @@
       </w:r>
       <w:r>
         <w:rPr>
-          <w:lang w:val="fr_FR" w:bidi="fr_FR"/>
-        </w:rPr>
-        <w:t>בָ⁠כֶם֙ הַ⁠נִּשְׁאָ֔ר אֲשֶׁ֤ר רָאָה֙ אֶת־הַ⁠בַּ֣יִת הַ⁠זֶּ֔ה</w:t>
-      </w:r>
-    </w:p>
-    <w:p>
-      <w:pPr/>
-      <w:r>
-        <w:rPr>
-          <w:lang w:val="fr_FR" w:bidi="fr_FR"/>
-        </w:rPr>
-      </w:r>
-      <w:r>
-        <w:rPr>
           <w:b/>
           <w:lang w:val="fr_FR" w:bidi="fr_FR"/>
         </w:rPr>
@@ -7264,20 +6816,6 @@
       </w:r>
       <w:r>
         <w:rPr>
-          <w:lang w:val="fr_FR" w:bidi="fr_FR"/>
-        </w:rPr>
-        <w:t>אֲשֶׁ֤ר רָאָה֙ אֶת־הַ⁠בַּ֣יִת הַ⁠זֶּ֔ה בִּ⁠כְבוֹד֖⁠וֹ הָ⁠רִאשׁ֑וֹן</w:t>
-      </w:r>
-    </w:p>
-    <w:p>
-      <w:pPr/>
-      <w:r>
-        <w:rPr>
-          <w:lang w:val="fr_FR" w:bidi="fr_FR"/>
-        </w:rPr>
-      </w:r>
-      <w:r>
-        <w:rPr>
           <w:b/>
           <w:lang w:val="fr_FR" w:bidi="fr_FR"/>
         </w:rPr>
@@ -7484,20 +7022,6 @@
       </w:r>
       <w:r>
         <w:rPr>
-          <w:lang w:val="fr_FR" w:bidi="fr_FR"/>
-        </w:rPr>
-        <w:t>הֲ⁠ל֥וֹא כָמֹ֛⁠הוּ כְּ⁠אַ֖יִן בְּ⁠עֵינֵי⁠כֶֽם</w:t>
-      </w:r>
-    </w:p>
-    <w:p>
-      <w:pPr/>
-      <w:r>
-        <w:rPr>
-          <w:lang w:val="fr_FR" w:bidi="fr_FR"/>
-        </w:rPr>
-      </w:r>
-      <w:r>
-        <w:rPr>
           <w:b/>
           <w:lang w:val="fr_FR" w:bidi="fr_FR"/>
         </w:rPr>
@@ -7583,20 +7107,6 @@
         <w:rPr>
           <w:lang w:val="fr_FR" w:bidi="fr_FR"/>
         </w:rPr>
-      </w:r>
-    </w:p>
-    <w:p>
-      <w:pPr/>
-      <w:r>
-        <w:rPr>
-          <w:lang w:val="fr_FR" w:bidi="fr_FR"/>
-        </w:rPr>
-      </w:r>
-      <w:r>
-        <w:rPr>
-          <w:lang w:val="fr_FR" w:bidi="fr_FR"/>
-        </w:rPr>
-        <w:t>וְ⁠עַתָּ֣ה חֲזַ֣ק זְרֻבָּבֶ֣ל ׀ נְאֻם־יְהוָ֡ה וַ⁠חֲזַ֣ק יְהוֹשֻׁ֣עַ בֶּן־יְהוֹצָדָק֩ הַ⁠כֹּהֵ֨ן הַ⁠גָּד֜וֹל וַ⁠חֲזַ֨ק כָּל־עַ֥ם הָ⁠אָ֛רֶץ נְאֻם־יְהוָ֖ה וַֽ⁠עֲשׂ֑וּ כִּֽי־אֲנִ֣י אִתְּ⁠כֶ֔ם נְאֻ֖ם יְהוָ֥ה צְבָאֽוֹת</w:t>
       </w:r>
     </w:p>
     <w:p>
@@ -7836,20 +7346,6 @@
       </w:r>
       <w:r>
         <w:rPr>
-          <w:lang w:val="fr_FR" w:bidi="fr_FR"/>
-        </w:rPr>
-        <w:t>אֶֽת־הַ⁠דָּבָ֞ר אֲשֶׁר־כָּרַ֤תִּי אִתְּ⁠כֶם֙ בְּ⁠צֵאתְ⁠כֶ֣ם מִ⁠מִּצְרַ֔יִם וְ⁠רוּחִ֖⁠י עֹמֶ֣דֶת בְּ⁠תוֹכְ⁠כֶ֑ם אַל־תִּירָֽאוּ</w:t>
-      </w:r>
-    </w:p>
-    <w:p>
-      <w:pPr/>
-      <w:r>
-        <w:rPr>
-          <w:lang w:val="fr_FR" w:bidi="fr_FR"/>
-        </w:rPr>
-      </w:r>
-      <w:r>
-        <w:rPr>
           <w:b/>
           <w:lang w:val="fr_FR" w:bidi="fr_FR"/>
         </w:rPr>
@@ -8398,20 +7894,6 @@
       </w:r>
       <w:r>
         <w:rPr>
-          <w:lang w:val="fr_FR" w:bidi="fr_FR"/>
-        </w:rPr>
-        <w:t>כִּ֣י כֹ֤ה אָמַר֙ יְהוָ֣ה צְבָא֔וֹת ע֥וֹד אַחַ֖ת מְעַ֣ט הִ֑יא וַ⁠אֲנִ֗י מַרְעִישׁ֙ אֶת־הַ⁠שָּׁמַ֣יִם וְ⁠אֶת־הָ⁠אָ֔רֶץ וְ⁠אֶת־הַ⁠יָּ֖ם וְ⁠אֶת־הֶ⁠חָרָבָֽה</w:t>
-      </w:r>
-    </w:p>
-    <w:p>
-      <w:pPr/>
-      <w:r>
-        <w:rPr>
-          <w:lang w:val="fr_FR" w:bidi="fr_FR"/>
-        </w:rPr>
-      </w:r>
-      <w:r>
-        <w:rPr>
           <w:b/>
           <w:lang w:val="fr_FR" w:bidi="fr_FR"/>
         </w:rPr>
@@ -8887,20 +8369,6 @@
       </w:r>
       <w:r>
         <w:rPr>
-          <w:lang w:val="fr_FR" w:bidi="fr_FR"/>
-        </w:rPr>
-        <w:t>וְ⁠הִרְעַשְׁתִּי֙ אֶת־כָּל־הַ⁠גּוֹיִ֔ם וּ⁠בָ֖אוּ חֶמְדַּ֣ת כָּל־הַ⁠גּוֹיִ֑ם וּ⁠מִלֵּאתִ֞י אֶת־הַ⁠בַּ֤יִת הַ⁠זֶּה֙ כָּב֔וֹד אָמַ֖ר יְהוָ֥ה צְבָאֽוֹת</w:t>
-      </w:r>
-    </w:p>
-    <w:p>
-      <w:pPr/>
-      <w:r>
-        <w:rPr>
-          <w:lang w:val="fr_FR" w:bidi="fr_FR"/>
-        </w:rPr>
-      </w:r>
-      <w:r>
-        <w:rPr>
           <w:b/>
           <w:lang w:val="fr_FR" w:bidi="fr_FR"/>
         </w:rPr>
@@ -9268,20 +8736,6 @@
       </w:r>
       <w:r>
         <w:rPr>
-          <w:lang w:val="fr_FR" w:bidi="fr_FR"/>
-        </w:rPr>
-        <w:t>לִ֥⁠י הַ⁠כֶּ֖סֶף וְ⁠לִ֣⁠י הַ⁠זָּהָ֑ב נְאֻ֖ם יְהוָ֥ה צְבָאֽוֹת</w:t>
-      </w:r>
-    </w:p>
-    <w:p>
-      <w:pPr/>
-      <w:r>
-        <w:rPr>
-          <w:lang w:val="fr_FR" w:bidi="fr_FR"/>
-        </w:rPr>
-      </w:r>
-      <w:r>
-        <w:rPr>
           <w:b/>
           <w:lang w:val="fr_FR" w:bidi="fr_FR"/>
         </w:rPr>
@@ -9469,20 +8923,6 @@
       </w:r>
       <w:r>
         <w:rPr>
-          <w:lang w:val="fr_FR" w:bidi="fr_FR"/>
-        </w:rPr>
-        <w:t>גָּד֣וֹל יִֽהְיֶ֡ה כְּבוֹד֩ הַ⁠בַּ֨יִת הַ⁠זֶּ֤ה הָ⁠אַֽחֲרוֹן֙ מִן־הָ֣⁠רִאשׁ֔וֹן אָמַ֖ר יְהוָ֣ה צְבָא֑וֹת וּ⁠בַ⁠מָּק֤וֹם הַ⁠זֶּה֙ אֶתֵּ֣ן שָׁל֔וֹם נְאֻ֖ם יְהוָ֥ה צְבָאֽוֹת</w:t>
-      </w:r>
-    </w:p>
-    <w:p>
-      <w:pPr/>
-      <w:r>
-        <w:rPr>
-          <w:lang w:val="fr_FR" w:bidi="fr_FR"/>
-        </w:rPr>
-      </w:r>
-      <w:r>
-        <w:rPr>
           <w:b/>
           <w:lang w:val="fr_FR" w:bidi="fr_FR"/>
         </w:rPr>
@@ -9682,20 +9122,6 @@
       </w:r>
       <w:r>
         <w:rPr>
-          <w:lang w:val="fr_FR" w:bidi="fr_FR"/>
-        </w:rPr>
-        <w:t>גָּד֣וֹל יִֽהְיֶ֡ה כְּבוֹד֩ הַ⁠בַּ֨יִת הַ⁠זֶּ֤ה הָ⁠אַֽחֲרוֹן֙ מִן־הָ֣⁠רִאשׁ֔וֹן</w:t>
-      </w:r>
-    </w:p>
-    <w:p>
-      <w:pPr/>
-      <w:r>
-        <w:rPr>
-          <w:lang w:val="fr_FR" w:bidi="fr_FR"/>
-        </w:rPr>
-      </w:r>
-      <w:r>
-        <w:rPr>
           <w:b/>
           <w:lang w:val="fr_FR" w:bidi="fr_FR"/>
         </w:rPr>
@@ -10135,20 +9561,6 @@
       </w:r>
       <w:r>
         <w:rPr>
-          <w:lang w:val="fr_FR" w:bidi="fr_FR"/>
-        </w:rPr>
-        <w:t>בְּ⁠עֶשְׂרִ֤ים וְ⁠אַרְבָּעָה֙ לַ⁠תְּשִׁיעִ֔י בִּ⁠שְׁנַ֥ת שְׁתַּ֖יִם לְ⁠דָרְיָ֑וֶשׁ</w:t>
-      </w:r>
-    </w:p>
-    <w:p>
-      <w:pPr/>
-      <w:r>
-        <w:rPr>
-          <w:lang w:val="fr_FR" w:bidi="fr_FR"/>
-        </w:rPr>
-      </w:r>
-      <w:r>
-        <w:rPr>
           <w:b/>
           <w:lang w:val="fr_FR" w:bidi="fr_FR"/>
         </w:rPr>
@@ -10235,20 +9647,6 @@
         <w:rPr>
           <w:lang w:val="fr_FR" w:bidi="fr_FR"/>
         </w:rPr>
-      </w:r>
-    </w:p>
-    <w:p>
-      <w:pPr/>
-      <w:r>
-        <w:rPr>
-          <w:lang w:val="fr_FR" w:bidi="fr_FR"/>
-        </w:rPr>
-      </w:r>
-      <w:r>
-        <w:rPr>
-          <w:lang w:val="fr_FR" w:bidi="fr_FR"/>
-        </w:rPr>
-        <w:t>בְּ⁠עֶשְׂרִ֤ים וְ⁠אַרְבָּעָה֙ לַ⁠תְּשִׁיעִ֔י</w:t>
       </w:r>
     </w:p>
     <w:p>
@@ -10387,20 +9785,6 @@
       </w:r>
       <w:r>
         <w:rPr>
-          <w:lang w:val="fr_FR" w:bidi="fr_FR"/>
-        </w:rPr>
-        <w:t>הָיָה֙ דְּבַר־יְהוָ֔ה אֶל־חַגַּ֥י הַ⁠נָּבִ֖יא לֵ⁠אמֹֽר</w:t>
-      </w:r>
-    </w:p>
-    <w:p>
-      <w:pPr/>
-      <w:r>
-        <w:rPr>
-          <w:lang w:val="fr_FR" w:bidi="fr_FR"/>
-        </w:rPr>
-      </w:r>
-      <w:r>
-        <w:rPr>
           <w:b/>
           <w:lang w:val="fr_FR" w:bidi="fr_FR"/>
         </w:rPr>
@@ -10502,20 +9886,6 @@
       </w:r>
       <w:r>
         <w:rPr>
-          <w:lang w:val="fr_FR" w:bidi="fr_FR"/>
-        </w:rPr>
-        <w:t>כֹּ֥ה אָמַ֖ר יְהוָ֣ה צְבָא֑וֹת שְׁאַל־נָ֧א אֶת־הַ⁠כֹּהֲנִ֛ים תּוֹרָ֖ה לֵ⁠אמֹֽר</w:t>
-      </w:r>
-    </w:p>
-    <w:p>
-      <w:pPr/>
-      <w:r>
-        <w:rPr>
-          <w:lang w:val="fr_FR" w:bidi="fr_FR"/>
-        </w:rPr>
-      </w:r>
-      <w:r>
-        <w:rPr>
           <w:b/>
           <w:lang w:val="fr_FR" w:bidi="fr_FR"/>
         </w:rPr>
@@ -10599,20 +9969,6 @@
       </w:r>
       <w:r>
         <w:rPr>
-          <w:lang w:val="fr_FR" w:bidi="fr_FR"/>
-        </w:rPr>
-        <w:t>הֵ֣ן ׀ יִשָּׂא־אִ֨ישׁ בְּשַׂר־קֹ֜דֶשׁ בִּ⁠כְנַ֣ף בִּגְד֗⁠וֹ וְ⁠נָגַ֣ע בִּ֠⁠כְנָפ⁠וֹ אֶל־הַ⁠לֶּ֨חֶם וְ⁠אֶל־הַ⁠נָּזִ֜יד וְ⁠אֶל־הַ⁠יַּ֧יִן וְ⁠אֶל־שֶׁ֛מֶן וְ⁠אֶל־כָּל־מַאֲכָ֖ל הֲ⁠יִקְדָּ֑שׁ</w:t>
-      </w:r>
-    </w:p>
-    <w:p>
-      <w:pPr/>
-      <w:r>
-        <w:rPr>
-          <w:lang w:val="fr_FR" w:bidi="fr_FR"/>
-        </w:rPr>
-      </w:r>
-      <w:r>
-        <w:rPr>
           <w:b/>
           <w:lang w:val="fr_FR" w:bidi="fr_FR"/>
         </w:rPr>
@@ -10685,20 +10041,6 @@
         <w:rPr>
           <w:lang w:val="fr_FR" w:bidi="fr_FR"/>
         </w:rPr>
-      </w:r>
-    </w:p>
-    <w:p>
-      <w:pPr/>
-      <w:r>
-        <w:rPr>
-          <w:lang w:val="fr_FR" w:bidi="fr_FR"/>
-        </w:rPr>
-      </w:r>
-      <w:r>
-        <w:rPr>
-          <w:lang w:val="fr_FR" w:bidi="fr_FR"/>
-        </w:rPr>
-        <w:t>הֵ֣ן ׀ יִשָּׂא־אִ֨ישׁ בְּשַׂר־קֹ֜דֶשׁ בִּ⁠כְנַ֣ף בִּגְד֗⁠וֹ וְ⁠נָגַ֣ע בִּ֠⁠כְנָפ⁠וֹ אֶל־הַ⁠לֶּ֨חֶם וְ⁠אֶל־הַ⁠נָּזִ֜יד וְ⁠אֶל־הַ⁠יַּ֧יִן וְ⁠אֶל־שֶׁ֛מֶן וְ⁠אֶל־כָּל־מַאֲכָ֖ל הֲ⁠יִקְדָּ֑שׁ</w:t>
       </w:r>
     </w:p>
     <w:p>
@@ -11592,20 +10934,6 @@
       </w:r>
       <w:r>
         <w:rPr>
-          <w:lang w:val="fr_FR" w:bidi="fr_FR"/>
-        </w:rPr>
-        <w:t>כֵּ֣ן הָֽ⁠עָם־הַ֠⁠זֶּה וְ⁠כֵן־הַ⁠גּ֨וֹי הַ⁠זֶּ֤ה לְ⁠פָנַ⁠י֙ נְאֻם־יְהוָ֔ה וְ⁠כֵ֖ן כָּל־מַעֲשֵׂ֣ה יְדֵי⁠הֶ֑ם וַ⁠אֲשֶׁ֥ר יַקְרִ֛יבוּ שָׁ֖ם טָמֵ֥א הֽוּא</w:t>
-      </w:r>
-    </w:p>
-    <w:p>
-      <w:pPr/>
-      <w:r>
-        <w:rPr>
-          <w:lang w:val="fr_FR" w:bidi="fr_FR"/>
-        </w:rPr>
-      </w:r>
-      <w:r>
-        <w:rPr>
           <w:b/>
           <w:lang w:val="fr_FR" w:bidi="fr_FR"/>
         </w:rPr>
@@ -11678,20 +11006,6 @@
         <w:rPr>
           <w:lang w:val="fr_FR" w:bidi="fr_FR"/>
         </w:rPr>
-      </w:r>
-    </w:p>
-    <w:p>
-      <w:pPr/>
-      <w:r>
-        <w:rPr>
-          <w:lang w:val="fr_FR" w:bidi="fr_FR"/>
-        </w:rPr>
-      </w:r>
-      <w:r>
-        <w:rPr>
-          <w:lang w:val="fr_FR" w:bidi="fr_FR"/>
-        </w:rPr>
-        <w:t>כֵּ֣ן הָֽ⁠עָם־הַ֠⁠זֶּה וְ⁠כֵן־הַ⁠גּ֨וֹי הַ⁠זֶּ֤ה</w:t>
       </w:r>
     </w:p>
     <w:p>
@@ -12380,20 +11694,6 @@
       </w:r>
       <w:r>
         <w:rPr>
-          <w:lang w:val="fr_FR" w:bidi="fr_FR"/>
-        </w:rPr>
-        <w:t>שִֽׂימוּ־נָ֣א לְבַבְ⁠כֶ֔ם</w:t>
-      </w:r>
-    </w:p>
-    <w:p>
-      <w:pPr/>
-      <w:r>
-        <w:rPr>
-          <w:lang w:val="fr_FR" w:bidi="fr_FR"/>
-        </w:rPr>
-      </w:r>
-      <w:r>
-        <w:rPr>
           <w:b/>
           <w:lang w:val="fr_FR" w:bidi="fr_FR"/>
         </w:rPr>
@@ -12605,20 +11905,6 @@
       </w:r>
       <w:r>
         <w:rPr>
-          <w:lang w:val="fr_FR" w:bidi="fr_FR"/>
-        </w:rPr>
-        <w:t>מִ⁠טֶּ֧רֶם שֽׂוּם־אֶ֛בֶן אֶל־אֶ֖בֶן בְּ⁠הֵיכַ֥ל יְהוָֽה</w:t>
-      </w:r>
-    </w:p>
-    <w:p>
-      <w:pPr/>
-      <w:r>
-        <w:rPr>
-          <w:lang w:val="fr_FR" w:bidi="fr_FR"/>
-        </w:rPr>
-      </w:r>
-      <w:r>
-        <w:rPr>
           <w:b/>
           <w:lang w:val="fr_FR" w:bidi="fr_FR"/>
         </w:rPr>
@@ -13119,20 +12405,6 @@
         <w:rPr>
           <w:lang w:val="fr_FR" w:bidi="fr_FR"/>
         </w:rPr>
-      </w:r>
-    </w:p>
-    <w:p>
-      <w:pPr/>
-      <w:r>
-        <w:rPr>
-          <w:lang w:val="fr_FR" w:bidi="fr_FR"/>
-        </w:rPr>
-      </w:r>
-      <w:r>
-        <w:rPr>
-          <w:lang w:val="fr_FR" w:bidi="fr_FR"/>
-        </w:rPr>
-        <w:t>בָּ֣א אֶל־הַ⁠יֶּ֗קֶב לַ⁠חְשֹׂף֙ חֲמִשִּׁ֣ים פּוּרָ֔ה וְ⁠הָיְתָ֖ה עֶשְׂרִֽים</w:t>
       </w:r>
     </w:p>
     <w:p>
@@ -13331,20 +12603,6 @@
       </w:r>
       <w:r>
         <w:rPr>
-          <w:lang w:val="fr_FR" w:bidi="fr_FR"/>
-        </w:rPr>
-        <w:t>הִכֵּ֨יתִי אֶתְ⁠כֶ֜ם בַּ⁠שִּׁדָּפ֤וֹן וּ⁠בַ⁠יֵּֽרָקוֹן֙ וּ⁠בַ⁠בָּרָ֔ד אֵ֖ת כָּל־מַעֲשֵׂ֣ה יְדֵי⁠כֶ֑ם וְ⁠אֵין־אֶתְ⁠כֶ֥ם אֵלַ֖⁠י נְאֻם־יְהוָֽה</w:t>
-      </w:r>
-    </w:p>
-    <w:p>
-      <w:pPr/>
-      <w:r>
-        <w:rPr>
-          <w:lang w:val="fr_FR" w:bidi="fr_FR"/>
-        </w:rPr>
-      </w:r>
-      <w:r>
-        <w:rPr>
           <w:b/>
           <w:lang w:val="fr_FR" w:bidi="fr_FR"/>
         </w:rPr>
@@ -13514,20 +12772,6 @@
         <w:rPr>
           <w:lang w:val="fr_FR" w:bidi="fr_FR"/>
         </w:rPr>
-      </w:r>
-    </w:p>
-    <w:p>
-      <w:pPr/>
-      <w:r>
-        <w:rPr>
-          <w:lang w:val="fr_FR" w:bidi="fr_FR"/>
-        </w:rPr>
-      </w:r>
-      <w:r>
-        <w:rPr>
-          <w:lang w:val="fr_FR" w:bidi="fr_FR"/>
-        </w:rPr>
-        <w:t>אֵ֖ת כָּל־מַעֲשֵׂ֣ה יְדֵי⁠כֶ֑ם</w:t>
       </w:r>
     </w:p>
     <w:p>
@@ -13866,20 +13110,6 @@
       </w:r>
       <w:r>
         <w:rPr>
-          <w:lang w:val="fr_FR" w:bidi="fr_FR"/>
-        </w:rPr>
-        <w:t>מִן־הַ⁠יּ֥וֹם הַ⁠זֶּ֖ה וָ⁠מָ֑עְלָ⁠ה מִ⁠יּוֹם֩ עֶשְׂרִ֨ים וְ⁠אַרְבָּעָ֜ה לַ⁠תְּשִׁיעִ֗י לְ⁠מִן־הַ⁠יּ֛וֹם אֲשֶׁר־יֻסַּ֥ד הֵֽיכַל־יְהוָ֖ה</w:t>
-      </w:r>
-    </w:p>
-    <w:p>
-      <w:pPr/>
-      <w:r>
-        <w:rPr>
-          <w:lang w:val="fr_FR" w:bidi="fr_FR"/>
-        </w:rPr>
-      </w:r>
-      <w:r>
-        <w:rPr>
           <w:b/>
           <w:lang w:val="fr_FR" w:bidi="fr_FR"/>
         </w:rPr>
@@ -14122,20 +13352,6 @@
       </w:r>
       <w:r>
         <w:rPr>
-          <w:lang w:val="fr_FR" w:bidi="fr_FR"/>
-        </w:rPr>
-        <w:t>מִ⁠יּוֹם֩ עֶשְׂרִ֨ים וְ⁠אַרְבָּעָ֜ה לַ⁠תְּשִׁיעִ֗י</w:t>
-      </w:r>
-    </w:p>
-    <w:p>
-      <w:pPr/>
-      <w:r>
-        <w:rPr>
-          <w:lang w:val="fr_FR" w:bidi="fr_FR"/>
-        </w:rPr>
-      </w:r>
-      <w:r>
-        <w:rPr>
           <w:b/>
           <w:lang w:val="fr_FR" w:bidi="fr_FR"/>
         </w:rPr>
@@ -14431,20 +13647,6 @@
       </w:r>
       <w:r>
         <w:rPr>
-          <w:lang w:val="fr_FR" w:bidi="fr_FR"/>
-        </w:rPr>
-        <w:t>שִׂ֥ימוּ לְבַבְ⁠כֶֽם</w:t>
-      </w:r>
-    </w:p>
-    <w:p>
-      <w:pPr/>
-      <w:r>
-        <w:rPr>
-          <w:lang w:val="fr_FR" w:bidi="fr_FR"/>
-        </w:rPr>
-      </w:r>
-      <w:r>
-        <w:rPr>
           <w:b/>
           <w:lang w:val="fr_FR" w:bidi="fr_FR"/>
         </w:rPr>
@@ -14850,20 +14052,6 @@
       </w:r>
       <w:r>
         <w:rPr>
-          <w:lang w:val="fr_FR" w:bidi="fr_FR"/>
-        </w:rPr>
-        <w:t>וַ⁠יְהִ֨י דְבַר־יְהוָ֤ה ׀ שֵׁנִית֙ אֶל־חַגַּ֔י</w:t>
-      </w:r>
-    </w:p>
-    <w:p>
-      <w:pPr/>
-      <w:r>
-        <w:rPr>
-          <w:lang w:val="fr_FR" w:bidi="fr_FR"/>
-        </w:rPr>
-      </w:r>
-      <w:r>
-        <w:rPr>
           <w:b/>
           <w:lang w:val="fr_FR" w:bidi="fr_FR"/>
         </w:rPr>
@@ -15159,20 +14347,6 @@
       </w:r>
       <w:r>
         <w:rPr>
-          <w:lang w:val="fr_FR" w:bidi="fr_FR"/>
-        </w:rPr>
-        <w:t>בְּ⁠עֶשְׂרִ֧ים וְ⁠אַרְבָּעָ֛ה לַ⁠חֹ֖דֶשׁ</w:t>
-      </w:r>
-    </w:p>
-    <w:p>
-      <w:pPr/>
-      <w:r>
-        <w:rPr>
-          <w:lang w:val="fr_FR" w:bidi="fr_FR"/>
-        </w:rPr>
-      </w:r>
-      <w:r>
-        <w:rPr>
           <w:b/>
           <w:lang w:val="fr_FR" w:bidi="fr_FR"/>
         </w:rPr>
@@ -15357,20 +14531,6 @@
       </w:r>
       <w:r>
         <w:rPr>
-          <w:lang w:val="fr_FR" w:bidi="fr_FR"/>
-        </w:rPr>
-        <w:t>אֱמֹ֕ר אֶל־זְרֻבָּבֶ֥ל פַּֽחַת־יְהוּדָ֖ה לֵ⁠אמֹ֑ר אֲנִ֣י מַרְעִ֔ישׁ אֶת־הַ⁠שָּׁמַ֖יִם וְ⁠אֶת־הָ⁠אָֽרֶץ</w:t>
-      </w:r>
-    </w:p>
-    <w:p>
-      <w:pPr/>
-      <w:r>
-        <w:rPr>
-          <w:lang w:val="fr_FR" w:bidi="fr_FR"/>
-        </w:rPr>
-      </w:r>
-      <w:r>
-        <w:rPr>
           <w:b/>
           <w:lang w:val="fr_FR" w:bidi="fr_FR"/>
         </w:rPr>
@@ -15443,20 +14603,6 @@
         <w:rPr>
           <w:lang w:val="fr_FR" w:bidi="fr_FR"/>
         </w:rPr>
-      </w:r>
-    </w:p>
-    <w:p>
-      <w:pPr/>
-      <w:r>
-        <w:rPr>
-          <w:lang w:val="fr_FR" w:bidi="fr_FR"/>
-        </w:rPr>
-      </w:r>
-      <w:r>
-        <w:rPr>
-          <w:lang w:val="fr_FR" w:bidi="fr_FR"/>
-        </w:rPr>
-        <w:t>אֲנִ֣י מַרְעִ֔ישׁ אֶת־הַ⁠שָּׁמַ֖יִם וְ⁠אֶת־הָ⁠אָֽרֶץ</w:t>
       </w:r>
     </w:p>
     <w:p>
@@ -15956,20 +15102,6 @@
       </w:r>
       <w:r>
         <w:rPr>
-          <w:lang w:val="fr_FR" w:bidi="fr_FR"/>
-        </w:rPr>
-        <w:t>וְ⁠הָפַכְתִּ֤י מֶרְכָּבָה֙ וְ⁠רֹ֣כְבֶ֔י⁠הָ וְ⁠יָרְד֤וּ סוּסִים֙ וְ⁠רֹ֣כְבֵי⁠הֶ֔ם</w:t>
-      </w:r>
-    </w:p>
-    <w:p>
-      <w:pPr/>
-      <w:r>
-        <w:rPr>
-          <w:lang w:val="fr_FR" w:bidi="fr_FR"/>
-        </w:rPr>
-      </w:r>
-      <w:r>
-        <w:rPr>
           <w:b/>
           <w:lang w:val="fr_FR" w:bidi="fr_FR"/>
         </w:rPr>
@@ -16299,20 +15431,6 @@
         <w:rPr>
           <w:lang w:val="fr_FR" w:bidi="fr_FR"/>
         </w:rPr>
-      </w:r>
-    </w:p>
-    <w:p>
-      <w:pPr/>
-      <w:r>
-        <w:rPr>
-          <w:lang w:val="fr_FR" w:bidi="fr_FR"/>
-        </w:rPr>
-      </w:r>
-      <w:r>
-        <w:rPr>
-          <w:lang w:val="fr_FR" w:bidi="fr_FR"/>
-        </w:rPr>
-        <w:t>אִ֖ישׁ בְּ⁠חֶ֥רֶב אָחִֽי⁠ו</w:t>
       </w:r>
     </w:p>
     <w:p>
@@ -16651,20 +15769,6 @@
       </w:r>
       <w:r>
         <w:rPr>
-          <w:lang w:val="fr_FR" w:bidi="fr_FR"/>
-        </w:rPr>
-        <w:t>בַּ⁠יּ֣וֹם הַ⁠ה֣וּא נְאֻם־יְהוָ֣ה צְבָא֡וֹת אֶ֠קָּחֲ⁠ךָ זְרֻבָּבֶ֨ל בֶּן־שְׁאַלְתִּיאֵ֤ל עַבְדִּ⁠י֙ נְאֻם־יְהוָ֔ה וְ⁠שַׂמְתִּ֖י⁠ךָ כַּֽ⁠חוֹתָ֑ם כִּֽי־בְ⁠ךָ֣ בָחַ֔רְתִּי נְאֻ֖ם יְהוָ֥ה צְבָאֽוֹת</w:t>
-      </w:r>
-    </w:p>
-    <w:p>
-      <w:pPr/>
-      <w:r>
-        <w:rPr>
-          <w:lang w:val="fr_FR" w:bidi="fr_FR"/>
-        </w:rPr>
-      </w:r>
-      <w:r>
-        <w:rPr>
           <w:b/>
           <w:lang w:val="fr_FR" w:bidi="fr_FR"/>
         </w:rPr>
@@ -16847,20 +15951,6 @@
         <w:rPr>
           <w:lang w:val="fr_FR" w:bidi="fr_FR"/>
         </w:rPr>
-      </w:r>
-    </w:p>
-    <w:p>
-      <w:pPr/>
-      <w:r>
-        <w:rPr>
-          <w:lang w:val="fr_FR" w:bidi="fr_FR"/>
-        </w:rPr>
-      </w:r>
-      <w:r>
-        <w:rPr>
-          <w:lang w:val="fr_FR" w:bidi="fr_FR"/>
-        </w:rPr>
-        <w:t>אֶ֠קָּחֲ⁠ךָ &amp; וְ⁠שַׂמְתִּ֖י⁠ךָ &amp; בְ⁠ךָ֣ בָחַ֔רְתִּי</w:t>
       </w:r>
     </w:p>
     <w:p>

--- a/fra/docx/37.content.docx
+++ b/fra/docx/37.content.docx
@@ -390,6 +390,20 @@
       </w:r>
       <w:r>
         <w:rPr>
+          <w:lang w:val="fr_FR" w:bidi="fr_FR"/>
+        </w:rPr>
+        <w:t>בִּ⁠שְׁנַ֤ת שְׁתַּ֨יִם֙ &amp; בַּ⁠חֹ֨דֶשׁ֙ הַ⁠שִּׁשִּׁ֔י בְּ⁠י֥וֹם אֶחָ֖ד לַ⁠חֹ֑דֶשׁ</w:t>
+      </w:r>
+    </w:p>
+    <w:p>
+      <w:pPr/>
+      <w:r>
+        <w:rPr>
+          <w:lang w:val="fr_FR" w:bidi="fr_FR"/>
+        </w:rPr>
+      </w:r>
+      <w:r>
+        <w:rPr>
           <w:b/>
           <w:lang w:val="fr_FR" w:bidi="fr_FR"/>
         </w:rPr>
@@ -486,6 +500,20 @@
       </w:r>
       <w:r>
         <w:rPr>
+          <w:lang w:val="fr_FR" w:bidi="fr_FR"/>
+        </w:rPr>
+        <w:t>בַּ⁠חֹ֨דֶשׁ֙ הַ⁠שִּׁשִּׁ֔י בְּ⁠י֥וֹם אֶחָ֖ד לַ⁠חֹ֑דֶשׁ</w:t>
+      </w:r>
+    </w:p>
+    <w:p>
+      <w:pPr/>
+      <w:r>
+        <w:rPr>
+          <w:lang w:val="fr_FR" w:bidi="fr_FR"/>
+        </w:rPr>
+      </w:r>
+      <w:r>
+        <w:rPr>
           <w:b/>
           <w:lang w:val="fr_FR" w:bidi="fr_FR"/>
         </w:rPr>
@@ -582,6 +610,20 @@
       </w:r>
       <w:r>
         <w:rPr>
+          <w:lang w:val="fr_FR" w:bidi="fr_FR"/>
+        </w:rPr>
+        <w:t>הָיָ֨ה דְבַר־יְהוָ֜ה בְּ⁠יַד־חַגַּ֣י הַ⁠נָּבִ֗יא</w:t>
+      </w:r>
+    </w:p>
+    <w:p>
+      <w:pPr/>
+      <w:r>
+        <w:rPr>
+          <w:lang w:val="fr_FR" w:bidi="fr_FR"/>
+        </w:rPr>
+      </w:r>
+      <w:r>
+        <w:rPr>
           <w:b/>
           <w:lang w:val="fr_FR" w:bidi="fr_FR"/>
         </w:rPr>
@@ -814,6 +856,20 @@
       </w:r>
       <w:r>
         <w:rPr>
+          <w:lang w:val="fr_FR" w:bidi="fr_FR"/>
+        </w:rPr>
+        <w:t>כֹּ֥ה אָמַ֛ר יְהוָ֥ה צְבָא֖וֹת לֵ⁠אמֹ֑ר הָ⁠עָ֤ם הַ⁠זֶּה֙ אָֽמְר֔וּ לֹ֥א עֶת־בֹּ֛א עֶת־בֵּ֥ית יְהוָ֖ה לְ⁠הִבָּנֽוֹת</w:t>
+      </w:r>
+    </w:p>
+    <w:p>
+      <w:pPr/>
+      <w:r>
+        <w:rPr>
+          <w:lang w:val="fr_FR" w:bidi="fr_FR"/>
+        </w:rPr>
+      </w:r>
+      <w:r>
+        <w:rPr>
           <w:b/>
           <w:lang w:val="fr_FR" w:bidi="fr_FR"/>
         </w:rPr>
@@ -1216,6 +1272,20 @@
         <w:rPr>
           <w:lang w:val="fr_FR" w:bidi="fr_FR"/>
         </w:rPr>
+      </w:r>
+    </w:p>
+    <w:p>
+      <w:pPr/>
+      <w:r>
+        <w:rPr>
+          <w:lang w:val="fr_FR" w:bidi="fr_FR"/>
+        </w:rPr>
+      </w:r>
+      <w:r>
+        <w:rPr>
+          <w:lang w:val="fr_FR" w:bidi="fr_FR"/>
+        </w:rPr>
+        <w:t>וַֽ⁠יְהִי֙ דְּבַר־יְהוָ֔ה בְּ⁠יַד־חַגַּ֥י הַ⁠נָּבִ֖יא</w:t>
       </w:r>
     </w:p>
     <w:p>
@@ -1342,6 +1412,20 @@
       </w:r>
       <w:r>
         <w:rPr>
+          <w:lang w:val="fr_FR" w:bidi="fr_FR"/>
+        </w:rPr>
+        <w:t>הַ⁠עֵ֤ת לָ⁠כֶם֙ אַתֶּ֔ם לָ⁠שֶׁ֖בֶת בְּ⁠בָתֵּי⁠כֶ֣ם סְפוּנִ֑ים וְ⁠הַ⁠בַּ֥יִת הַ⁠זֶּ֖ה חָרֵֽב</w:t>
+      </w:r>
+    </w:p>
+    <w:p>
+      <w:pPr/>
+      <w:r>
+        <w:rPr>
+          <w:lang w:val="fr_FR" w:bidi="fr_FR"/>
+        </w:rPr>
+      </w:r>
+      <w:r>
+        <w:rPr>
           <w:b/>
           <w:lang w:val="fr_FR" w:bidi="fr_FR"/>
         </w:rPr>
@@ -1684,6 +1768,20 @@
       </w:r>
       <w:r>
         <w:rPr>
+          <w:lang w:val="fr_FR" w:bidi="fr_FR"/>
+        </w:rPr>
+        <w:t>וְ⁠עַתָּ֕ה כֹּ֥ה אָמַ֖ר יְהוָ֣ה צְבָא֑וֹת שִׂ֥ימוּ לְבַבְ⁠כֶ֖ם עַל־דַּרְכֵי⁠כֶֽם</w:t>
+      </w:r>
+    </w:p>
+    <w:p>
+      <w:pPr/>
+      <w:r>
+        <w:rPr>
+          <w:lang w:val="fr_FR" w:bidi="fr_FR"/>
+        </w:rPr>
+      </w:r>
+      <w:r>
+        <w:rPr>
           <w:b/>
           <w:lang w:val="fr_FR" w:bidi="fr_FR"/>
         </w:rPr>
@@ -2316,6 +2414,20 @@
       </w:r>
       <w:r>
         <w:rPr>
+          <w:lang w:val="fr_FR" w:bidi="fr_FR"/>
+        </w:rPr>
+        <w:t>לָב֖וֹשׁ וְ⁠אֵין־לְ⁠חֹ֣ם ל֑⁠וֹ</w:t>
+      </w:r>
+    </w:p>
+    <w:p>
+      <w:pPr/>
+      <w:r>
+        <w:rPr>
+          <w:lang w:val="fr_FR" w:bidi="fr_FR"/>
+        </w:rPr>
+      </w:r>
+      <w:r>
+        <w:rPr>
           <w:b/>
           <w:lang w:val="fr_FR" w:bidi="fr_FR"/>
         </w:rPr>
@@ -2399,6 +2511,20 @@
       </w:r>
       <w:r>
         <w:rPr>
+          <w:lang w:val="fr_FR" w:bidi="fr_FR"/>
+        </w:rPr>
+        <w:t>וְ⁠הַ֨⁠מִּשְׂתַּכֵּ֔ר מִשְׂתַּכֵּ֖ר אֶל־צְר֥וֹר נָקֽוּב</w:t>
+      </w:r>
+    </w:p>
+    <w:p>
+      <w:pPr/>
+      <w:r>
+        <w:rPr>
+          <w:lang w:val="fr_FR" w:bidi="fr_FR"/>
+        </w:rPr>
+      </w:r>
+      <w:r>
+        <w:rPr>
           <w:b/>
           <w:lang w:val="fr_FR" w:bidi="fr_FR"/>
         </w:rPr>
@@ -2728,6 +2854,20 @@
       </w:r>
       <w:r>
         <w:rPr>
+          <w:lang w:val="fr_FR" w:bidi="fr_FR"/>
+        </w:rPr>
+        <w:t>כֹּ֥ה אָמַ֖ר יְהוָ֣ה צְבָא֑וֹת שִׂ֥ימוּ לְבַבְ⁠כֶ֖ם עַל־דַּרְכֵי⁠כֶֽם</w:t>
+      </w:r>
+    </w:p>
+    <w:p>
+      <w:pPr/>
+      <w:r>
+        <w:rPr>
+          <w:lang w:val="fr_FR" w:bidi="fr_FR"/>
+        </w:rPr>
+      </w:r>
+      <w:r>
+        <w:rPr>
           <w:b/>
           <w:lang w:val="fr_FR" w:bidi="fr_FR"/>
         </w:rPr>
@@ -2807,6 +2947,20 @@
         <w:rPr>
           <w:lang w:val="fr_FR" w:bidi="fr_FR"/>
         </w:rPr>
+      </w:r>
+    </w:p>
+    <w:p>
+      <w:pPr/>
+      <w:r>
+        <w:rPr>
+          <w:lang w:val="fr_FR" w:bidi="fr_FR"/>
+        </w:rPr>
+      </w:r>
+      <w:r>
+        <w:rPr>
+          <w:lang w:val="fr_FR" w:bidi="fr_FR"/>
+        </w:rPr>
+        <w:t>שִׂ֥ימוּ לְבַבְ⁠כֶ֖ם עַל־דַּרְכֵי⁠כֶֽם</w:t>
       </w:r>
     </w:p>
     <w:p>
@@ -2919,6 +3073,20 @@
       </w:r>
       <w:r>
         <w:rPr>
+          <w:lang w:val="fr_FR" w:bidi="fr_FR"/>
+        </w:rPr>
+        <w:t>עֲל֥וּ הָ⁠הָ֛ר וַ⁠הֲבֵאתֶ֥ם עֵ֖ץ וּ⁠בְנ֣וּ הַ⁠בָּ֑יִת וְ⁠אֶרְצֶה־בּ֥⁠וֹ ו⁠אכבד אָמַ֥ר יְהוָֽה</w:t>
+      </w:r>
+    </w:p>
+    <w:p>
+      <w:pPr/>
+      <w:r>
+        <w:rPr>
+          <w:lang w:val="fr_FR" w:bidi="fr_FR"/>
+        </w:rPr>
+      </w:r>
+      <w:r>
+        <w:rPr>
           <w:b/>
           <w:lang w:val="fr_FR" w:bidi="fr_FR"/>
         </w:rPr>
@@ -3222,6 +3390,20 @@
       </w:r>
       <w:r>
         <w:rPr>
+          <w:lang w:val="fr_FR" w:bidi="fr_FR"/>
+        </w:rPr>
+        <w:t>פָּנֹ֤ה אֶל־הַרְבֵּה֙ וְ⁠הִנֵּ֣ה לִ⁠מְעָ֔ט וַ⁠הֲבֵאתֶ֥ם הַ⁠בַּ֖יִת וְ⁠נָפַ֣חְתִּי ב֑⁠וֹ יַ֣עַן מֶ֗ה נְאֻם֙ יְהוָ֣ה צְבָא֔וֹת יַ֗עַן בֵּיתִ⁠י֙ אֲשֶׁר־ה֣וּא חָרֵ֔ב וְ⁠אַתֶּ֥ם רָצִ֖ים אִ֥ישׁ לְ⁠בֵיתֽ⁠וֹ</w:t>
+      </w:r>
+    </w:p>
+    <w:p>
+      <w:pPr/>
+      <w:r>
+        <w:rPr>
+          <w:lang w:val="fr_FR" w:bidi="fr_FR"/>
+        </w:rPr>
+      </w:r>
+      <w:r>
+        <w:rPr>
           <w:b/>
           <w:lang w:val="fr_FR" w:bidi="fr_FR"/>
         </w:rPr>
@@ -4074,6 +4256,20 @@
       </w:r>
       <w:r>
         <w:rPr>
+          <w:lang w:val="fr_FR" w:bidi="fr_FR"/>
+        </w:rPr>
+        <w:t>כָּלְא֥וּ שָמַ֖יִם מִ⁠טָּ֑ל וְ⁠הָ⁠אָ֖רֶץ כָּלְאָ֥ה יְבוּלָֽ⁠הּ</w:t>
+      </w:r>
+    </w:p>
+    <w:p>
+      <w:pPr/>
+      <w:r>
+        <w:rPr>
+          <w:lang w:val="fr_FR" w:bidi="fr_FR"/>
+        </w:rPr>
+      </w:r>
+      <w:r>
+        <w:rPr>
           <w:b/>
           <w:lang w:val="fr_FR" w:bidi="fr_FR"/>
         </w:rPr>
@@ -4348,6 +4544,20 @@
         <w:rPr>
           <w:lang w:val="fr_FR" w:bidi="fr_FR"/>
         </w:rPr>
+      </w:r>
+    </w:p>
+    <w:p>
+      <w:pPr/>
+      <w:r>
+        <w:rPr>
+          <w:lang w:val="fr_FR" w:bidi="fr_FR"/>
+        </w:rPr>
+      </w:r>
+      <w:r>
+        <w:rPr>
+          <w:lang w:val="fr_FR" w:bidi="fr_FR"/>
+        </w:rPr>
+        <w:t>עַל־הָ⁠אָ֣רֶץ וְ⁠עַל־הֶ⁠הָרִ֗ים וְ⁠עַל־הַ⁠דָּגָן֙ וְ⁠עַל־הַ⁠תִּיר֣וֹשׁ וְ⁠עַל־הַ⁠יִּצְהָ֔ר וְ⁠עַ֛ל אֲשֶׁ֥ר תּוֹצִ֖יא הָ⁠אֲדָמָ֑ה וְ⁠עַל־הָֽ⁠אָדָם֙ וְ⁠עַל־הַ⁠בְּהֵמָ֔ה וְ⁠עַ֖ל כָּל־יְגִ֥יעַ כַּפָּֽיִם</w:t>
       </w:r>
     </w:p>
     <w:p>
@@ -4503,6 +4713,20 @@
       </w:r>
       <w:r>
         <w:rPr>
+          <w:lang w:val="fr_FR" w:bidi="fr_FR"/>
+        </w:rPr>
+        <w:t>וָ⁠אֶקְרָ֨א חֹ֜רֶב עַל־הָ⁠אָ֣רֶץ וְ⁠עַל־הֶ⁠הָרִ֗ים וְ⁠עַל־הַ⁠דָּגָן֙ וְ⁠עַל־הַ⁠תִּיר֣וֹשׁ וְ⁠עַל־הַ⁠יִּצְהָ֔ר וְ⁠עַ֛ל אֲשֶׁ֥ר תּוֹצִ֖יא הָ⁠אֲדָמָ֑ה וְ⁠עַל־הָֽ⁠אָדָם֙ וְ⁠עַל־הַ⁠בְּהֵמָ֔ה וְ⁠עַ֖ל כָּל־יְגִ֥יעַ כַּפָּֽיִם</w:t>
+      </w:r>
+    </w:p>
+    <w:p>
+      <w:pPr/>
+      <w:r>
+        <w:rPr>
+          <w:lang w:val="fr_FR" w:bidi="fr_FR"/>
+        </w:rPr>
+      </w:r>
+      <w:r>
+        <w:rPr>
           <w:b/>
           <w:lang w:val="fr_FR" w:bidi="fr_FR"/>
         </w:rPr>
@@ -4696,6 +4920,20 @@
       </w:r>
       <w:r>
         <w:rPr>
+          <w:lang w:val="fr_FR" w:bidi="fr_FR"/>
+        </w:rPr>
+        <w:t>וְ⁠עַל־הַ⁠דָּגָן֙ וְ⁠עַל־הַ⁠תִּיר֣וֹשׁ וְ⁠עַל־הַ⁠יִּצְהָ֔ר</w:t>
+      </w:r>
+    </w:p>
+    <w:p>
+      <w:pPr/>
+      <w:r>
+        <w:rPr>
+          <w:lang w:val="fr_FR" w:bidi="fr_FR"/>
+        </w:rPr>
+      </w:r>
+      <w:r>
+        <w:rPr>
           <w:b/>
           <w:lang w:val="fr_FR" w:bidi="fr_FR"/>
         </w:rPr>
@@ -5180,6 +5418,20 @@
       </w:r>
       <w:r>
         <w:rPr>
+          <w:lang w:val="fr_FR" w:bidi="fr_FR"/>
+        </w:rPr>
+        <w:t>וַ⁠יִּשְׁמַ֣ע &amp; בְּ⁠קוֹל֙ יְהוָ֣ה אֱלֹֽהֵי⁠הֶ֔ם וְ⁠עַל־דִּבְרֵי֙ חַגַּ֣י הַ⁠נָּבִ֔יא</w:t>
+      </w:r>
+    </w:p>
+    <w:p>
+      <w:pPr/>
+      <w:r>
+        <w:rPr>
+          <w:lang w:val="fr_FR" w:bidi="fr_FR"/>
+        </w:rPr>
+      </w:r>
+      <w:r>
+        <w:rPr>
           <w:b/>
           <w:lang w:val="fr_FR" w:bidi="fr_FR"/>
         </w:rPr>
@@ -5303,6 +5555,20 @@
       </w:r>
       <w:r>
         <w:rPr>
+          <w:lang w:val="fr_FR" w:bidi="fr_FR"/>
+        </w:rPr>
+        <w:t>בְּ⁠קוֹל֙ יְהוָ֣ה אֱלֹֽהֵי⁠הֶ֔ם וְ⁠עַל־דִּבְרֵי֙ חַגַּ֣י הַ⁠נָּבִ֔יא</w:t>
+      </w:r>
+    </w:p>
+    <w:p>
+      <w:pPr/>
+      <w:r>
+        <w:rPr>
+          <w:lang w:val="fr_FR" w:bidi="fr_FR"/>
+        </w:rPr>
+      </w:r>
+      <w:r>
+        <w:rPr>
           <w:b/>
           <w:lang w:val="fr_FR" w:bidi="fr_FR"/>
         </w:rPr>
@@ -5399,6 +5665,20 @@
       </w:r>
       <w:r>
         <w:rPr>
+          <w:lang w:val="fr_FR" w:bidi="fr_FR"/>
+        </w:rPr>
+        <w:t>וַ⁠יִּֽירְא֥וּ הָ⁠עָ֖ם מִ⁠פְּנֵ֥י יְהוָֽה</w:t>
+      </w:r>
+    </w:p>
+    <w:p>
+      <w:pPr/>
+      <w:r>
+        <w:rPr>
+          <w:lang w:val="fr_FR" w:bidi="fr_FR"/>
+        </w:rPr>
+      </w:r>
+      <w:r>
+        <w:rPr>
           <w:b/>
           <w:lang w:val="fr_FR" w:bidi="fr_FR"/>
         </w:rPr>
@@ -5495,6 +5775,20 @@
       </w:r>
       <w:r>
         <w:rPr>
+          <w:lang w:val="fr_FR" w:bidi="fr_FR"/>
+        </w:rPr>
+        <w:t>אֲנִ֥י אִתְּ⁠כֶ֖ם נְאֻם־יְהוָֽה</w:t>
+      </w:r>
+    </w:p>
+    <w:p>
+      <w:pPr/>
+      <w:r>
+        <w:rPr>
+          <w:lang w:val="fr_FR" w:bidi="fr_FR"/>
+        </w:rPr>
+      </w:r>
+      <w:r>
+        <w:rPr>
           <w:b/>
           <w:lang w:val="fr_FR" w:bidi="fr_FR"/>
         </w:rPr>
@@ -5585,6 +5879,20 @@
       </w:r>
       <w:r>
         <w:rPr>
+          <w:lang w:val="fr_FR" w:bidi="fr_FR"/>
+        </w:rPr>
+        <w:t>וַ⁠יָּ֣עַר יְהוָ֡ה אֶת־רוּחַ֩ זְרֻבָּבֶ֨ל בֶּן־שַׁלְתִּיאֵ֜ל פַּחַ֣ת יְהוּדָ֗ה וְ⁠אֶת־ר֨וּחַ֙ יְהוֹשֻׁ֤עַ בֶּן־יְהוֹצָדָק֙ הַ⁠כֹּהֵ֣ן הַ⁠גָּד֔וֹל וְֽ⁠אֶת־ר֔וּחַ כֹּ֖ל שְׁאֵרִ֣ית הָ⁠עָ֑ם</w:t>
+      </w:r>
+    </w:p>
+    <w:p>
+      <w:pPr/>
+      <w:r>
+        <w:rPr>
+          <w:lang w:val="fr_FR" w:bidi="fr_FR"/>
+        </w:rPr>
+      </w:r>
+      <w:r>
+        <w:rPr>
           <w:b/>
           <w:lang w:val="fr_FR" w:bidi="fr_FR"/>
         </w:rPr>
@@ -5681,6 +5989,20 @@
       </w:r>
       <w:r>
         <w:rPr>
+          <w:lang w:val="fr_FR" w:bidi="fr_FR"/>
+        </w:rPr>
+        <w:t>וַ⁠יָּ֣עַר יְהוָ֡ה אֶת־רוּחַ֩ זְרֻבָּבֶ֨ל בֶּן־שַׁלְתִּיאֵ֜ל פַּחַ֣ת יְהוּדָ֗ה וְ⁠אֶת־ר֨וּחַ֙ יְהוֹשֻׁ֤עַ בֶּן־יְהוֹצָדָק֙ הַ⁠כֹּהֵ֣ן הַ⁠גָּד֔וֹל וְֽ⁠אֶת־ר֔וּחַ כֹּ֖ל שְׁאֵרִ֣ית הָ⁠עָ֑ם</w:t>
+      </w:r>
+    </w:p>
+    <w:p>
+      <w:pPr/>
+      <w:r>
+        <w:rPr>
+          <w:lang w:val="fr_FR" w:bidi="fr_FR"/>
+        </w:rPr>
+      </w:r>
+      <w:r>
+        <w:rPr>
           <w:b/>
           <w:lang w:val="fr_FR" w:bidi="fr_FR"/>
         </w:rPr>
@@ -5753,6 +6075,20 @@
         <w:rPr>
           <w:lang w:val="fr_FR" w:bidi="fr_FR"/>
         </w:rPr>
+      </w:r>
+    </w:p>
+    <w:p>
+      <w:pPr/>
+      <w:r>
+        <w:rPr>
+          <w:lang w:val="fr_FR" w:bidi="fr_FR"/>
+        </w:rPr>
+      </w:r>
+      <w:r>
+        <w:rPr>
+          <w:lang w:val="fr_FR" w:bidi="fr_FR"/>
+        </w:rPr>
+        <w:t>בְּ⁠י֨וֹם עֶשְׂרִ֧ים וְ⁠אַרְבָּעָ֛ה לַ⁠חֹ֖דֶשׁ בַּ⁠שִּׁשִּׁ֑י</w:t>
       </w:r>
     </w:p>
     <w:p>
@@ -5878,6 +6214,20 @@
       </w:r>
       <w:r>
         <w:rPr>
+          <w:lang w:val="fr_FR" w:bidi="fr_FR"/>
+        </w:rPr>
+        <w:t>בְּ⁠י֨וֹם עֶשְׂרִ֧ים וְ⁠אַרְבָּעָ֛ה לַ⁠חֹ֖דֶשׁ בַּ⁠שִּׁשִּׁ֑י בִּ⁠שְׁנַ֥ת שְׁתַּ֖יִם</w:t>
+      </w:r>
+    </w:p>
+    <w:p>
+      <w:pPr/>
+      <w:r>
+        <w:rPr>
+          <w:lang w:val="fr_FR" w:bidi="fr_FR"/>
+        </w:rPr>
+      </w:r>
+      <w:r>
+        <w:rPr>
           <w:b/>
           <w:lang w:val="fr_FR" w:bidi="fr_FR"/>
         </w:rPr>
@@ -6070,6 +6420,20 @@
       </w:r>
       <w:r>
         <w:rPr>
+          <w:lang w:val="fr_FR" w:bidi="fr_FR"/>
+        </w:rPr>
+        <w:t>בַּ⁠שְּׁבִיעִ֕י בְּ⁠עֶשְׂרִ֥ים וְ⁠אֶחָ֖ד לַ⁠חֹ֑דֶשׁ</w:t>
+      </w:r>
+    </w:p>
+    <w:p>
+      <w:pPr/>
+      <w:r>
+        <w:rPr>
+          <w:lang w:val="fr_FR" w:bidi="fr_FR"/>
+        </w:rPr>
+      </w:r>
+      <w:r>
+        <w:rPr>
           <w:b/>
           <w:lang w:val="fr_FR" w:bidi="fr_FR"/>
         </w:rPr>
@@ -6153,6 +6517,20 @@
       </w:r>
       <w:r>
         <w:rPr>
+          <w:lang w:val="fr_FR" w:bidi="fr_FR"/>
+        </w:rPr>
+        <w:t>בַּ⁠שְּׁבִיעִ֕י בְּ⁠עֶשְׂרִ֥ים וְ⁠אֶחָ֖ד לַ⁠חֹ֑דֶשׁ</w:t>
+      </w:r>
+    </w:p>
+    <w:p>
+      <w:pPr/>
+      <w:r>
+        <w:rPr>
+          <w:lang w:val="fr_FR" w:bidi="fr_FR"/>
+        </w:rPr>
+      </w:r>
+      <w:r>
+        <w:rPr>
           <w:b/>
           <w:lang w:val="fr_FR" w:bidi="fr_FR"/>
         </w:rPr>
@@ -6225,6 +6603,20 @@
         <w:rPr>
           <w:lang w:val="fr_FR" w:bidi="fr_FR"/>
         </w:rPr>
+      </w:r>
+    </w:p>
+    <w:p>
+      <w:pPr/>
+      <w:r>
+        <w:rPr>
+          <w:lang w:val="fr_FR" w:bidi="fr_FR"/>
+        </w:rPr>
+      </w:r>
+      <w:r>
+        <w:rPr>
+          <w:lang w:val="fr_FR" w:bidi="fr_FR"/>
+        </w:rPr>
+        <w:t>בַּ⁠שְּׁבִיעִ֕י בְּ⁠עֶשְׂרִ֥ים וְ⁠אֶחָ֖ד לַ⁠חֹ֑דֶשׁ</w:t>
       </w:r>
     </w:p>
     <w:p>
@@ -6363,6 +6755,20 @@
       </w:r>
       <w:r>
         <w:rPr>
+          <w:lang w:val="fr_FR" w:bidi="fr_FR"/>
+        </w:rPr>
+        <w:t>הָיָה֙ דְּבַר־יְהוָ֔ה בְּ⁠יַד־חַגַּ֥י הַ⁠נָּבִ֖יא</w:t>
+      </w:r>
+    </w:p>
+    <w:p>
+      <w:pPr/>
+      <w:r>
+        <w:rPr>
+          <w:lang w:val="fr_FR" w:bidi="fr_FR"/>
+        </w:rPr>
+      </w:r>
+      <w:r>
+        <w:rPr>
           <w:b/>
           <w:lang w:val="fr_FR" w:bidi="fr_FR"/>
         </w:rPr>
@@ -6561,6 +6967,20 @@
       </w:r>
       <w:r>
         <w:rPr>
+          <w:lang w:val="fr_FR" w:bidi="fr_FR"/>
+        </w:rPr>
+        <w:t>מִ֤י בָ⁠כֶם֙ הַ⁠נִּשְׁאָ֔ר אֲשֶׁ֤ר רָאָה֙ אֶת־הַ⁠בַּ֣יִת הַ⁠זֶּ֔ה בִּ⁠כְבוֹד֖⁠וֹ הָ⁠רִאשׁ֑וֹן וּ⁠מָ֨ה אַתֶּ֜ם רֹאִ֤ים אֹת⁠וֹ֙ עַ֔תָּה הֲ⁠ל֥וֹא כָמֹ֛⁠הוּ כְּ⁠אַ֖יִן בְּ⁠עֵינֵי⁠כֶֽם</w:t>
+      </w:r>
+    </w:p>
+    <w:p>
+      <w:pPr/>
+      <w:r>
+        <w:rPr>
+          <w:lang w:val="fr_FR" w:bidi="fr_FR"/>
+        </w:rPr>
+      </w:r>
+      <w:r>
+        <w:rPr>
           <w:b/>
           <w:lang w:val="fr_FR" w:bidi="fr_FR"/>
         </w:rPr>
@@ -6644,6 +7064,20 @@
       </w:r>
       <w:r>
         <w:rPr>
+          <w:lang w:val="fr_FR" w:bidi="fr_FR"/>
+        </w:rPr>
+        <w:t>מִ֤י בָ⁠כֶם֙ הַ⁠נִּשְׁאָ֔ר אֲשֶׁ֤ר רָאָה֙ אֶת־הַ⁠בַּ֣יִת הַ⁠זֶּ֔ה בִּ⁠כְבוֹד֖⁠וֹ הָ⁠רִאשׁ֑וֹן וּ⁠מָ֨ה אַתֶּ֜ם רֹאִ֤ים אֹת⁠וֹ֙ עַ֔תָּה הֲ⁠ל֥וֹא כָמֹ֛⁠הוּ כְּ⁠אַ֖יִן בְּ⁠עֵינֵי⁠כֶֽם</w:t>
+      </w:r>
+    </w:p>
+    <w:p>
+      <w:pPr/>
+      <w:r>
+        <w:rPr>
+          <w:lang w:val="fr_FR" w:bidi="fr_FR"/>
+        </w:rPr>
+      </w:r>
+      <w:r>
+        <w:rPr>
           <w:b/>
           <w:lang w:val="fr_FR" w:bidi="fr_FR"/>
         </w:rPr>
@@ -6727,6 +7161,20 @@
       </w:r>
       <w:r>
         <w:rPr>
+          <w:lang w:val="fr_FR" w:bidi="fr_FR"/>
+        </w:rPr>
+        <w:t>בָ⁠כֶם֙ הַ⁠נִּשְׁאָ֔ר אֲשֶׁ֤ר רָאָה֙ אֶת־הַ⁠בַּ֣יִת הַ⁠זֶּ֔ה</w:t>
+      </w:r>
+    </w:p>
+    <w:p>
+      <w:pPr/>
+      <w:r>
+        <w:rPr>
+          <w:lang w:val="fr_FR" w:bidi="fr_FR"/>
+        </w:rPr>
+      </w:r>
+      <w:r>
+        <w:rPr>
           <w:b/>
           <w:lang w:val="fr_FR" w:bidi="fr_FR"/>
         </w:rPr>
@@ -6816,6 +7264,20 @@
       </w:r>
       <w:r>
         <w:rPr>
+          <w:lang w:val="fr_FR" w:bidi="fr_FR"/>
+        </w:rPr>
+        <w:t>אֲשֶׁ֤ר רָאָה֙ אֶת־הַ⁠בַּ֣יִת הַ⁠זֶּ֔ה בִּ⁠כְבוֹד֖⁠וֹ הָ⁠רִאשׁ֑וֹן</w:t>
+      </w:r>
+    </w:p>
+    <w:p>
+      <w:pPr/>
+      <w:r>
+        <w:rPr>
+          <w:lang w:val="fr_FR" w:bidi="fr_FR"/>
+        </w:rPr>
+      </w:r>
+      <w:r>
+        <w:rPr>
           <w:b/>
           <w:lang w:val="fr_FR" w:bidi="fr_FR"/>
         </w:rPr>
@@ -7022,6 +7484,20 @@
       </w:r>
       <w:r>
         <w:rPr>
+          <w:lang w:val="fr_FR" w:bidi="fr_FR"/>
+        </w:rPr>
+        <w:t>הֲ⁠ל֥וֹא כָמֹ֛⁠הוּ כְּ⁠אַ֖יִן בְּ⁠עֵינֵי⁠כֶֽם</w:t>
+      </w:r>
+    </w:p>
+    <w:p>
+      <w:pPr/>
+      <w:r>
+        <w:rPr>
+          <w:lang w:val="fr_FR" w:bidi="fr_FR"/>
+        </w:rPr>
+      </w:r>
+      <w:r>
+        <w:rPr>
           <w:b/>
           <w:lang w:val="fr_FR" w:bidi="fr_FR"/>
         </w:rPr>
@@ -7107,6 +7583,20 @@
         <w:rPr>
           <w:lang w:val="fr_FR" w:bidi="fr_FR"/>
         </w:rPr>
+      </w:r>
+    </w:p>
+    <w:p>
+      <w:pPr/>
+      <w:r>
+        <w:rPr>
+          <w:lang w:val="fr_FR" w:bidi="fr_FR"/>
+        </w:rPr>
+      </w:r>
+      <w:r>
+        <w:rPr>
+          <w:lang w:val="fr_FR" w:bidi="fr_FR"/>
+        </w:rPr>
+        <w:t>וְ⁠עַתָּ֣ה חֲזַ֣ק זְרֻבָּבֶ֣ל ׀ נְאֻם־יְהוָ֡ה וַ⁠חֲזַ֣ק יְהוֹשֻׁ֣עַ בֶּן־יְהוֹצָדָק֩ הַ⁠כֹּהֵ֨ן הַ⁠גָּד֜וֹל וַ⁠חֲזַ֨ק כָּל־עַ֥ם הָ⁠אָ֛רֶץ נְאֻם־יְהוָ֖ה וַֽ⁠עֲשׂ֑וּ כִּֽי־אֲנִ֣י אִתְּ⁠כֶ֔ם נְאֻ֖ם יְהוָ֥ה צְבָאֽוֹת</w:t>
       </w:r>
     </w:p>
     <w:p>
@@ -7346,6 +7836,20 @@
       </w:r>
       <w:r>
         <w:rPr>
+          <w:lang w:val="fr_FR" w:bidi="fr_FR"/>
+        </w:rPr>
+        <w:t>אֶֽת־הַ⁠דָּבָ֞ר אֲשֶׁר־כָּרַ֤תִּי אִתְּ⁠כֶם֙ בְּ⁠צֵאתְ⁠כֶ֣ם מִ⁠מִּצְרַ֔יִם וְ⁠רוּחִ֖⁠י עֹמֶ֣דֶת בְּ⁠תוֹכְ⁠כֶ֑ם אַל־תִּירָֽאוּ</w:t>
+      </w:r>
+    </w:p>
+    <w:p>
+      <w:pPr/>
+      <w:r>
+        <w:rPr>
+          <w:lang w:val="fr_FR" w:bidi="fr_FR"/>
+        </w:rPr>
+      </w:r>
+      <w:r>
+        <w:rPr>
           <w:b/>
           <w:lang w:val="fr_FR" w:bidi="fr_FR"/>
         </w:rPr>
@@ -7894,6 +8398,20 @@
       </w:r>
       <w:r>
         <w:rPr>
+          <w:lang w:val="fr_FR" w:bidi="fr_FR"/>
+        </w:rPr>
+        <w:t>כִּ֣י כֹ֤ה אָמַר֙ יְהוָ֣ה צְבָא֔וֹת ע֥וֹד אַחַ֖ת מְעַ֣ט הִ֑יא וַ⁠אֲנִ֗י מַרְעִישׁ֙ אֶת־הַ⁠שָּׁמַ֣יִם וְ⁠אֶת־הָ⁠אָ֔רֶץ וְ⁠אֶת־הַ⁠יָּ֖ם וְ⁠אֶת־הֶ⁠חָרָבָֽה</w:t>
+      </w:r>
+    </w:p>
+    <w:p>
+      <w:pPr/>
+      <w:r>
+        <w:rPr>
+          <w:lang w:val="fr_FR" w:bidi="fr_FR"/>
+        </w:rPr>
+      </w:r>
+      <w:r>
+        <w:rPr>
           <w:b/>
           <w:lang w:val="fr_FR" w:bidi="fr_FR"/>
         </w:rPr>
@@ -8369,6 +8887,20 @@
       </w:r>
       <w:r>
         <w:rPr>
+          <w:lang w:val="fr_FR" w:bidi="fr_FR"/>
+        </w:rPr>
+        <w:t>וְ⁠הִרְעַשְׁתִּי֙ אֶת־כָּל־הַ⁠גּוֹיִ֔ם וּ⁠בָ֖אוּ חֶמְדַּ֣ת כָּל־הַ⁠גּוֹיִ֑ם וּ⁠מִלֵּאתִ֞י אֶת־הַ⁠בַּ֤יִת הַ⁠זֶּה֙ כָּב֔וֹד אָמַ֖ר יְהוָ֥ה צְבָאֽוֹת</w:t>
+      </w:r>
+    </w:p>
+    <w:p>
+      <w:pPr/>
+      <w:r>
+        <w:rPr>
+          <w:lang w:val="fr_FR" w:bidi="fr_FR"/>
+        </w:rPr>
+      </w:r>
+      <w:r>
+        <w:rPr>
           <w:b/>
           <w:lang w:val="fr_FR" w:bidi="fr_FR"/>
         </w:rPr>
@@ -8736,6 +9268,20 @@
       </w:r>
       <w:r>
         <w:rPr>
+          <w:lang w:val="fr_FR" w:bidi="fr_FR"/>
+        </w:rPr>
+        <w:t>לִ֥⁠י הַ⁠כֶּ֖סֶף וְ⁠לִ֣⁠י הַ⁠זָּהָ֑ב נְאֻ֖ם יְהוָ֥ה צְבָאֽוֹת</w:t>
+      </w:r>
+    </w:p>
+    <w:p>
+      <w:pPr/>
+      <w:r>
+        <w:rPr>
+          <w:lang w:val="fr_FR" w:bidi="fr_FR"/>
+        </w:rPr>
+      </w:r>
+      <w:r>
+        <w:rPr>
           <w:b/>
           <w:lang w:val="fr_FR" w:bidi="fr_FR"/>
         </w:rPr>
@@ -8923,6 +9469,20 @@
       </w:r>
       <w:r>
         <w:rPr>
+          <w:lang w:val="fr_FR" w:bidi="fr_FR"/>
+        </w:rPr>
+        <w:t>גָּד֣וֹל יִֽהְיֶ֡ה כְּבוֹד֩ הַ⁠בַּ֨יִת הַ⁠זֶּ֤ה הָ⁠אַֽחֲרוֹן֙ מִן־הָ֣⁠רִאשׁ֔וֹן אָמַ֖ר יְהוָ֣ה צְבָא֑וֹת וּ⁠בַ⁠מָּק֤וֹם הַ⁠זֶּה֙ אֶתֵּ֣ן שָׁל֔וֹם נְאֻ֖ם יְהוָ֥ה צְבָאֽוֹת</w:t>
+      </w:r>
+    </w:p>
+    <w:p>
+      <w:pPr/>
+      <w:r>
+        <w:rPr>
+          <w:lang w:val="fr_FR" w:bidi="fr_FR"/>
+        </w:rPr>
+      </w:r>
+      <w:r>
+        <w:rPr>
           <w:b/>
           <w:lang w:val="fr_FR" w:bidi="fr_FR"/>
         </w:rPr>
@@ -9122,6 +9682,20 @@
       </w:r>
       <w:r>
         <w:rPr>
+          <w:lang w:val="fr_FR" w:bidi="fr_FR"/>
+        </w:rPr>
+        <w:t>גָּד֣וֹל יִֽהְיֶ֡ה כְּבוֹד֩ הַ⁠בַּ֨יִת הַ⁠זֶּ֤ה הָ⁠אַֽחֲרוֹן֙ מִן־הָ֣⁠רִאשׁ֔וֹן</w:t>
+      </w:r>
+    </w:p>
+    <w:p>
+      <w:pPr/>
+      <w:r>
+        <w:rPr>
+          <w:lang w:val="fr_FR" w:bidi="fr_FR"/>
+        </w:rPr>
+      </w:r>
+      <w:r>
+        <w:rPr>
           <w:b/>
           <w:lang w:val="fr_FR" w:bidi="fr_FR"/>
         </w:rPr>
@@ -9561,6 +10135,20 @@
       </w:r>
       <w:r>
         <w:rPr>
+          <w:lang w:val="fr_FR" w:bidi="fr_FR"/>
+        </w:rPr>
+        <w:t>בְּ⁠עֶשְׂרִ֤ים וְ⁠אַרְבָּעָה֙ לַ⁠תְּשִׁיעִ֔י בִּ⁠שְׁנַ֥ת שְׁתַּ֖יִם לְ⁠דָרְיָ֑וֶשׁ</w:t>
+      </w:r>
+    </w:p>
+    <w:p>
+      <w:pPr/>
+      <w:r>
+        <w:rPr>
+          <w:lang w:val="fr_FR" w:bidi="fr_FR"/>
+        </w:rPr>
+      </w:r>
+      <w:r>
+        <w:rPr>
           <w:b/>
           <w:lang w:val="fr_FR" w:bidi="fr_FR"/>
         </w:rPr>
@@ -9647,6 +10235,20 @@
         <w:rPr>
           <w:lang w:val="fr_FR" w:bidi="fr_FR"/>
         </w:rPr>
+      </w:r>
+    </w:p>
+    <w:p>
+      <w:pPr/>
+      <w:r>
+        <w:rPr>
+          <w:lang w:val="fr_FR" w:bidi="fr_FR"/>
+        </w:rPr>
+      </w:r>
+      <w:r>
+        <w:rPr>
+          <w:lang w:val="fr_FR" w:bidi="fr_FR"/>
+        </w:rPr>
+        <w:t>בְּ⁠עֶשְׂרִ֤ים וְ⁠אַרְבָּעָה֙ לַ⁠תְּשִׁיעִ֔י</w:t>
       </w:r>
     </w:p>
     <w:p>
@@ -9785,6 +10387,20 @@
       </w:r>
       <w:r>
         <w:rPr>
+          <w:lang w:val="fr_FR" w:bidi="fr_FR"/>
+        </w:rPr>
+        <w:t>הָיָה֙ דְּבַר־יְהוָ֔ה אֶל־חַגַּ֥י הַ⁠נָּבִ֖יא לֵ⁠אמֹֽר</w:t>
+      </w:r>
+    </w:p>
+    <w:p>
+      <w:pPr/>
+      <w:r>
+        <w:rPr>
+          <w:lang w:val="fr_FR" w:bidi="fr_FR"/>
+        </w:rPr>
+      </w:r>
+      <w:r>
+        <w:rPr>
           <w:b/>
           <w:lang w:val="fr_FR" w:bidi="fr_FR"/>
         </w:rPr>
@@ -9886,6 +10502,20 @@
       </w:r>
       <w:r>
         <w:rPr>
+          <w:lang w:val="fr_FR" w:bidi="fr_FR"/>
+        </w:rPr>
+        <w:t>כֹּ֥ה אָמַ֖ר יְהוָ֣ה צְבָא֑וֹת שְׁאַל־נָ֧א אֶת־הַ⁠כֹּהֲנִ֛ים תּוֹרָ֖ה לֵ⁠אמֹֽר</w:t>
+      </w:r>
+    </w:p>
+    <w:p>
+      <w:pPr/>
+      <w:r>
+        <w:rPr>
+          <w:lang w:val="fr_FR" w:bidi="fr_FR"/>
+        </w:rPr>
+      </w:r>
+      <w:r>
+        <w:rPr>
           <w:b/>
           <w:lang w:val="fr_FR" w:bidi="fr_FR"/>
         </w:rPr>
@@ -9969,6 +10599,20 @@
       </w:r>
       <w:r>
         <w:rPr>
+          <w:lang w:val="fr_FR" w:bidi="fr_FR"/>
+        </w:rPr>
+        <w:t>הֵ֣ן ׀ יִשָּׂא־אִ֨ישׁ בְּשַׂר־קֹ֜דֶשׁ בִּ⁠כְנַ֣ף בִּגְד֗⁠וֹ וְ⁠נָגַ֣ע בִּ֠⁠כְנָפ⁠וֹ אֶל־הַ⁠לֶּ֨חֶם וְ⁠אֶל־הַ⁠נָּזִ֜יד וְ⁠אֶל־הַ⁠יַּ֧יִן וְ⁠אֶל־שֶׁ֛מֶן וְ⁠אֶל־כָּל־מַאֲכָ֖ל הֲ⁠יִקְדָּ֑שׁ</w:t>
+      </w:r>
+    </w:p>
+    <w:p>
+      <w:pPr/>
+      <w:r>
+        <w:rPr>
+          <w:lang w:val="fr_FR" w:bidi="fr_FR"/>
+        </w:rPr>
+      </w:r>
+      <w:r>
+        <w:rPr>
           <w:b/>
           <w:lang w:val="fr_FR" w:bidi="fr_FR"/>
         </w:rPr>
@@ -10041,6 +10685,20 @@
         <w:rPr>
           <w:lang w:val="fr_FR" w:bidi="fr_FR"/>
         </w:rPr>
+      </w:r>
+    </w:p>
+    <w:p>
+      <w:pPr/>
+      <w:r>
+        <w:rPr>
+          <w:lang w:val="fr_FR" w:bidi="fr_FR"/>
+        </w:rPr>
+      </w:r>
+      <w:r>
+        <w:rPr>
+          <w:lang w:val="fr_FR" w:bidi="fr_FR"/>
+        </w:rPr>
+        <w:t>הֵ֣ן ׀ יִשָּׂא־אִ֨ישׁ בְּשַׂר־קֹ֜דֶשׁ בִּ⁠כְנַ֣ף בִּגְד֗⁠וֹ וְ⁠נָגַ֣ע בִּ֠⁠כְנָפ⁠וֹ אֶל־הַ⁠לֶּ֨חֶם וְ⁠אֶל־הַ⁠נָּזִ֜יד וְ⁠אֶל־הַ⁠יַּ֧יִן וְ⁠אֶל־שֶׁ֛מֶן וְ⁠אֶל־כָּל־מַאֲכָ֖ל הֲ⁠יִקְדָּ֑שׁ</w:t>
       </w:r>
     </w:p>
     <w:p>
@@ -10934,6 +11592,20 @@
       </w:r>
       <w:r>
         <w:rPr>
+          <w:lang w:val="fr_FR" w:bidi="fr_FR"/>
+        </w:rPr>
+        <w:t>כֵּ֣ן הָֽ⁠עָם־הַ֠⁠זֶּה וְ⁠כֵן־הַ⁠גּ֨וֹי הַ⁠זֶּ֤ה לְ⁠פָנַ⁠י֙ נְאֻם־יְהוָ֔ה וְ⁠כֵ֖ן כָּל־מַעֲשֵׂ֣ה יְדֵי⁠הֶ֑ם וַ⁠אֲשֶׁ֥ר יַקְרִ֛יבוּ שָׁ֖ם טָמֵ֥א הֽוּא</w:t>
+      </w:r>
+    </w:p>
+    <w:p>
+      <w:pPr/>
+      <w:r>
+        <w:rPr>
+          <w:lang w:val="fr_FR" w:bidi="fr_FR"/>
+        </w:rPr>
+      </w:r>
+      <w:r>
+        <w:rPr>
           <w:b/>
           <w:lang w:val="fr_FR" w:bidi="fr_FR"/>
         </w:rPr>
@@ -11006,6 +11678,20 @@
         <w:rPr>
           <w:lang w:val="fr_FR" w:bidi="fr_FR"/>
         </w:rPr>
+      </w:r>
+    </w:p>
+    <w:p>
+      <w:pPr/>
+      <w:r>
+        <w:rPr>
+          <w:lang w:val="fr_FR" w:bidi="fr_FR"/>
+        </w:rPr>
+      </w:r>
+      <w:r>
+        <w:rPr>
+          <w:lang w:val="fr_FR" w:bidi="fr_FR"/>
+        </w:rPr>
+        <w:t>כֵּ֣ן הָֽ⁠עָם־הַ֠⁠זֶּה וְ⁠כֵן־הַ⁠גּ֨וֹי הַ⁠זֶּ֤ה</w:t>
       </w:r>
     </w:p>
     <w:p>
@@ -11694,6 +12380,20 @@
       </w:r>
       <w:r>
         <w:rPr>
+          <w:lang w:val="fr_FR" w:bidi="fr_FR"/>
+        </w:rPr>
+        <w:t>שִֽׂימוּ־נָ֣א לְבַבְ⁠כֶ֔ם</w:t>
+      </w:r>
+    </w:p>
+    <w:p>
+      <w:pPr/>
+      <w:r>
+        <w:rPr>
+          <w:lang w:val="fr_FR" w:bidi="fr_FR"/>
+        </w:rPr>
+      </w:r>
+      <w:r>
+        <w:rPr>
           <w:b/>
           <w:lang w:val="fr_FR" w:bidi="fr_FR"/>
         </w:rPr>
@@ -11905,6 +12605,20 @@
       </w:r>
       <w:r>
         <w:rPr>
+          <w:lang w:val="fr_FR" w:bidi="fr_FR"/>
+        </w:rPr>
+        <w:t>מִ⁠טֶּ֧רֶם שֽׂוּם־אֶ֛בֶן אֶל־אֶ֖בֶן בְּ⁠הֵיכַ֥ל יְהוָֽה</w:t>
+      </w:r>
+    </w:p>
+    <w:p>
+      <w:pPr/>
+      <w:r>
+        <w:rPr>
+          <w:lang w:val="fr_FR" w:bidi="fr_FR"/>
+        </w:rPr>
+      </w:r>
+      <w:r>
+        <w:rPr>
           <w:b/>
           <w:lang w:val="fr_FR" w:bidi="fr_FR"/>
         </w:rPr>
@@ -12405,6 +13119,20 @@
         <w:rPr>
           <w:lang w:val="fr_FR" w:bidi="fr_FR"/>
         </w:rPr>
+      </w:r>
+    </w:p>
+    <w:p>
+      <w:pPr/>
+      <w:r>
+        <w:rPr>
+          <w:lang w:val="fr_FR" w:bidi="fr_FR"/>
+        </w:rPr>
+      </w:r>
+      <w:r>
+        <w:rPr>
+          <w:lang w:val="fr_FR" w:bidi="fr_FR"/>
+        </w:rPr>
+        <w:t>בָּ֣א אֶל־הַ⁠יֶּ֗קֶב לַ⁠חְשֹׂף֙ חֲמִשִּׁ֣ים פּוּרָ֔ה וְ⁠הָיְתָ֖ה עֶשְׂרִֽים</w:t>
       </w:r>
     </w:p>
     <w:p>
@@ -12603,6 +13331,20 @@
       </w:r>
       <w:r>
         <w:rPr>
+          <w:lang w:val="fr_FR" w:bidi="fr_FR"/>
+        </w:rPr>
+        <w:t>הִכֵּ֨יתִי אֶתְ⁠כֶ֜ם בַּ⁠שִּׁדָּפ֤וֹן וּ⁠בַ⁠יֵּֽרָקוֹן֙ וּ⁠בַ⁠בָּרָ֔ד אֵ֖ת כָּל־מַעֲשֵׂ֣ה יְדֵי⁠כֶ֑ם וְ⁠אֵין־אֶתְ⁠כֶ֥ם אֵלַ֖⁠י נְאֻם־יְהוָֽה</w:t>
+      </w:r>
+    </w:p>
+    <w:p>
+      <w:pPr/>
+      <w:r>
+        <w:rPr>
+          <w:lang w:val="fr_FR" w:bidi="fr_FR"/>
+        </w:rPr>
+      </w:r>
+      <w:r>
+        <w:rPr>
           <w:b/>
           <w:lang w:val="fr_FR" w:bidi="fr_FR"/>
         </w:rPr>
@@ -12772,6 +13514,20 @@
         <w:rPr>
           <w:lang w:val="fr_FR" w:bidi="fr_FR"/>
         </w:rPr>
+      </w:r>
+    </w:p>
+    <w:p>
+      <w:pPr/>
+      <w:r>
+        <w:rPr>
+          <w:lang w:val="fr_FR" w:bidi="fr_FR"/>
+        </w:rPr>
+      </w:r>
+      <w:r>
+        <w:rPr>
+          <w:lang w:val="fr_FR" w:bidi="fr_FR"/>
+        </w:rPr>
+        <w:t>אֵ֖ת כָּל־מַעֲשֵׂ֣ה יְדֵי⁠כֶ֑ם</w:t>
       </w:r>
     </w:p>
     <w:p>
@@ -13110,6 +13866,20 @@
       </w:r>
       <w:r>
         <w:rPr>
+          <w:lang w:val="fr_FR" w:bidi="fr_FR"/>
+        </w:rPr>
+        <w:t>מִן־הַ⁠יּ֥וֹם הַ⁠זֶּ֖ה וָ⁠מָ֑עְלָ⁠ה מִ⁠יּוֹם֩ עֶשְׂרִ֨ים וְ⁠אַרְבָּעָ֜ה לַ⁠תְּשִׁיעִ֗י לְ⁠מִן־הַ⁠יּ֛וֹם אֲשֶׁר־יֻסַּ֥ד הֵֽיכַל־יְהוָ֖ה</w:t>
+      </w:r>
+    </w:p>
+    <w:p>
+      <w:pPr/>
+      <w:r>
+        <w:rPr>
+          <w:lang w:val="fr_FR" w:bidi="fr_FR"/>
+        </w:rPr>
+      </w:r>
+      <w:r>
+        <w:rPr>
           <w:b/>
           <w:lang w:val="fr_FR" w:bidi="fr_FR"/>
         </w:rPr>
@@ -13352,6 +14122,20 @@
       </w:r>
       <w:r>
         <w:rPr>
+          <w:lang w:val="fr_FR" w:bidi="fr_FR"/>
+        </w:rPr>
+        <w:t>מִ⁠יּוֹם֩ עֶשְׂרִ֨ים וְ⁠אַרְבָּעָ֜ה לַ⁠תְּשִׁיעִ֗י</w:t>
+      </w:r>
+    </w:p>
+    <w:p>
+      <w:pPr/>
+      <w:r>
+        <w:rPr>
+          <w:lang w:val="fr_FR" w:bidi="fr_FR"/>
+        </w:rPr>
+      </w:r>
+      <w:r>
+        <w:rPr>
           <w:b/>
           <w:lang w:val="fr_FR" w:bidi="fr_FR"/>
         </w:rPr>
@@ -13647,6 +14431,20 @@
       </w:r>
       <w:r>
         <w:rPr>
+          <w:lang w:val="fr_FR" w:bidi="fr_FR"/>
+        </w:rPr>
+        <w:t>שִׂ֥ימוּ לְבַבְ⁠כֶֽם</w:t>
+      </w:r>
+    </w:p>
+    <w:p>
+      <w:pPr/>
+      <w:r>
+        <w:rPr>
+          <w:lang w:val="fr_FR" w:bidi="fr_FR"/>
+        </w:rPr>
+      </w:r>
+      <w:r>
+        <w:rPr>
           <w:b/>
           <w:lang w:val="fr_FR" w:bidi="fr_FR"/>
         </w:rPr>
@@ -14052,6 +14850,20 @@
       </w:r>
       <w:r>
         <w:rPr>
+          <w:lang w:val="fr_FR" w:bidi="fr_FR"/>
+        </w:rPr>
+        <w:t>וַ⁠יְהִ֨י דְבַר־יְהוָ֤ה ׀ שֵׁנִית֙ אֶל־חַגַּ֔י</w:t>
+      </w:r>
+    </w:p>
+    <w:p>
+      <w:pPr/>
+      <w:r>
+        <w:rPr>
+          <w:lang w:val="fr_FR" w:bidi="fr_FR"/>
+        </w:rPr>
+      </w:r>
+      <w:r>
+        <w:rPr>
           <w:b/>
           <w:lang w:val="fr_FR" w:bidi="fr_FR"/>
         </w:rPr>
@@ -14347,6 +15159,20 @@
       </w:r>
       <w:r>
         <w:rPr>
+          <w:lang w:val="fr_FR" w:bidi="fr_FR"/>
+        </w:rPr>
+        <w:t>בְּ⁠עֶשְׂרִ֧ים וְ⁠אַרְבָּעָ֛ה לַ⁠חֹ֖דֶשׁ</w:t>
+      </w:r>
+    </w:p>
+    <w:p>
+      <w:pPr/>
+      <w:r>
+        <w:rPr>
+          <w:lang w:val="fr_FR" w:bidi="fr_FR"/>
+        </w:rPr>
+      </w:r>
+      <w:r>
+        <w:rPr>
           <w:b/>
           <w:lang w:val="fr_FR" w:bidi="fr_FR"/>
         </w:rPr>
@@ -14419,6 +15245,20 @@
         <w:rPr>
           <w:lang w:val="fr_FR" w:bidi="fr_FR"/>
         </w:rPr>
+      </w:r>
+    </w:p>
+    <w:p>
+      <w:pPr/>
+      <w:r>
+        <w:rPr>
+          <w:lang w:val="fr_FR" w:bidi="fr_FR"/>
+        </w:rPr>
+      </w:r>
+      <w:r>
+        <w:rPr>
+          <w:lang w:val="fr_FR" w:bidi="fr_FR"/>
+        </w:rPr>
+        <w:t>בְּ⁠עֶשְׂרִ֧ים וְ⁠אַרְבָּעָ֛ה לַ⁠חֹ֖דֶשׁ</w:t>
       </w:r>
     </w:p>
     <w:p>
@@ -14531,6 +15371,20 @@
       </w:r>
       <w:r>
         <w:rPr>
+          <w:lang w:val="fr_FR" w:bidi="fr_FR"/>
+        </w:rPr>
+        <w:t>אֱמֹ֕ר אֶל־זְרֻבָּבֶ֥ל פַּֽחַת־יְהוּדָ֖ה לֵ⁠אמֹ֑ר אֲנִ֣י מַרְעִ֔ישׁ אֶת־הַ⁠שָּׁמַ֖יִם וְ⁠אֶת־הָ⁠אָֽרֶץ</w:t>
+      </w:r>
+    </w:p>
+    <w:p>
+      <w:pPr/>
+      <w:r>
+        <w:rPr>
+          <w:lang w:val="fr_FR" w:bidi="fr_FR"/>
+        </w:rPr>
+      </w:r>
+      <w:r>
+        <w:rPr>
           <w:b/>
           <w:lang w:val="fr_FR" w:bidi="fr_FR"/>
         </w:rPr>
@@ -14603,6 +15457,20 @@
         <w:rPr>
           <w:lang w:val="fr_FR" w:bidi="fr_FR"/>
         </w:rPr>
+      </w:r>
+    </w:p>
+    <w:p>
+      <w:pPr/>
+      <w:r>
+        <w:rPr>
+          <w:lang w:val="fr_FR" w:bidi="fr_FR"/>
+        </w:rPr>
+      </w:r>
+      <w:r>
+        <w:rPr>
+          <w:lang w:val="fr_FR" w:bidi="fr_FR"/>
+        </w:rPr>
+        <w:t>אֲנִ֣י מַרְעִ֔ישׁ אֶת־הַ⁠שָּׁמַ֖יִם וְ⁠אֶת־הָ⁠אָֽרֶץ</w:t>
       </w:r>
     </w:p>
     <w:p>
@@ -15102,6 +15970,20 @@
       </w:r>
       <w:r>
         <w:rPr>
+          <w:lang w:val="fr_FR" w:bidi="fr_FR"/>
+        </w:rPr>
+        <w:t>וְ⁠הָפַכְתִּ֤י מֶרְכָּבָה֙ וְ⁠רֹ֣כְבֶ֔י⁠הָ וְ⁠יָרְד֤וּ סוּסִים֙ וְ⁠רֹ֣כְבֵי⁠הֶ֔ם</w:t>
+      </w:r>
+    </w:p>
+    <w:p>
+      <w:pPr/>
+      <w:r>
+        <w:rPr>
+          <w:lang w:val="fr_FR" w:bidi="fr_FR"/>
+        </w:rPr>
+      </w:r>
+      <w:r>
+        <w:rPr>
           <w:b/>
           <w:lang w:val="fr_FR" w:bidi="fr_FR"/>
         </w:rPr>
@@ -15431,6 +16313,20 @@
         <w:rPr>
           <w:lang w:val="fr_FR" w:bidi="fr_FR"/>
         </w:rPr>
+      </w:r>
+    </w:p>
+    <w:p>
+      <w:pPr/>
+      <w:r>
+        <w:rPr>
+          <w:lang w:val="fr_FR" w:bidi="fr_FR"/>
+        </w:rPr>
+      </w:r>
+      <w:r>
+        <w:rPr>
+          <w:lang w:val="fr_FR" w:bidi="fr_FR"/>
+        </w:rPr>
+        <w:t>אִ֖ישׁ בְּ⁠חֶ֥רֶב אָחִֽי⁠ו</w:t>
       </w:r>
     </w:p>
     <w:p>
@@ -15769,6 +16665,20 @@
       </w:r>
       <w:r>
         <w:rPr>
+          <w:lang w:val="fr_FR" w:bidi="fr_FR"/>
+        </w:rPr>
+        <w:t>בַּ⁠יּ֣וֹם הַ⁠ה֣וּא נְאֻם־יְהוָ֣ה צְבָא֡וֹת אֶ֠קָּחֲ⁠ךָ זְרֻבָּבֶ֨ל בֶּן־שְׁאַלְתִּיאֵ֤ל עַבְדִּ⁠י֙ נְאֻם־יְהוָ֔ה וְ⁠שַׂמְתִּ֖י⁠ךָ כַּֽ⁠חוֹתָ֑ם כִּֽי־בְ⁠ךָ֣ בָחַ֔רְתִּי נְאֻ֖ם יְהוָ֥ה צְבָאֽוֹת</w:t>
+      </w:r>
+    </w:p>
+    <w:p>
+      <w:pPr/>
+      <w:r>
+        <w:rPr>
+          <w:lang w:val="fr_FR" w:bidi="fr_FR"/>
+        </w:rPr>
+      </w:r>
+      <w:r>
+        <w:rPr>
           <w:b/>
           <w:lang w:val="fr_FR" w:bidi="fr_FR"/>
         </w:rPr>
@@ -15951,6 +16861,20 @@
         <w:rPr>
           <w:lang w:val="fr_FR" w:bidi="fr_FR"/>
         </w:rPr>
+      </w:r>
+    </w:p>
+    <w:p>
+      <w:pPr/>
+      <w:r>
+        <w:rPr>
+          <w:lang w:val="fr_FR" w:bidi="fr_FR"/>
+        </w:rPr>
+      </w:r>
+      <w:r>
+        <w:rPr>
+          <w:lang w:val="fr_FR" w:bidi="fr_FR"/>
+        </w:rPr>
+        <w:t>אֶ֠קָּחֲ⁠ךָ &amp; וְ⁠שַׂמְתִּ֖י⁠ךָ &amp; בְ⁠ךָ֣ בָחַ֔רְתִּי</w:t>
       </w:r>
     </w:p>
     <w:p>
